--- a/Contribution/Individual Contribution Statement.docx
+++ b/Contribution/Individual Contribution Statement.docx
@@ -59,16 +59,16 @@
     </w:p>
     <w:tbl>
       <w:tblPr>
-        <w:tblStyle w:val="TableGrid"/>
+        <w:tblStyle w:val="ae"/>
         <w:tblW w:w="10060" w:type="dxa"/>
         <w:tblLook w:val="04A0" w:firstRow="1" w:lastRow="0" w:firstColumn="1" w:lastColumn="0" w:noHBand="0" w:noVBand="1"/>
       </w:tblPr>
       <w:tblGrid>
-        <w:gridCol w:w="1838"/>
-        <w:gridCol w:w="1606"/>
-        <w:gridCol w:w="1607"/>
-        <w:gridCol w:w="1607"/>
-        <w:gridCol w:w="3402"/>
+        <w:gridCol w:w="1891"/>
+        <w:gridCol w:w="1598"/>
+        <w:gridCol w:w="1597"/>
+        <w:gridCol w:w="1596"/>
+        <w:gridCol w:w="3378"/>
       </w:tblGrid>
       <w:tr>
         <w:trPr>
@@ -221,7 +221,7 @@
           </w:tcPr>
           <w:p>
             <w:pPr>
-              <w:pStyle w:val="ListParagraph"/>
+              <w:pStyle w:val="a9"/>
               <w:numPr>
                 <w:ilvl w:val="0"/>
                 <w:numId w:val="1"/>
@@ -230,12 +230,27 @@
                 <w:rFonts w:ascii="Times New Roman" w:hAnsi="Times New Roman" w:cs="Times New Roman"/>
               </w:rPr>
             </w:pPr>
+            <w:bookmarkStart w:id="0" w:name="_Hlk225615480"/>
+            <w:proofErr w:type="gramStart"/>
             <w:r>
               <w:rPr>
                 <w:rFonts w:ascii="Times New Roman" w:hAnsi="Times New Roman" w:cs="Times New Roman"/>
               </w:rPr>
               <w:t>DQR</w:t>
             </w:r>
+            <w:r>
+              <w:rPr>
+                <w:rFonts w:ascii="Times New Roman" w:hAnsi="Times New Roman" w:cs="Times New Roman" w:hint="eastAsia"/>
+              </w:rPr>
+              <w:t>(</w:t>
+            </w:r>
+            <w:proofErr w:type="gramEnd"/>
+            <w:r>
+              <w:rPr>
+                <w:rFonts w:ascii="Times New Roman" w:hAnsi="Times New Roman" w:cs="Times New Roman" w:hint="eastAsia"/>
+              </w:rPr>
+              <w:t>25/100)</w:t>
+            </w:r>
           </w:p>
         </w:tc>
         <w:tc>
@@ -250,6 +265,12 @@
                 <w:rFonts w:ascii="Times New Roman" w:hAnsi="Times New Roman" w:cs="Times New Roman"/>
               </w:rPr>
             </w:pPr>
+            <w:r>
+              <w:rPr>
+                <w:rFonts w:ascii="Times New Roman" w:hAnsi="Times New Roman" w:cs="Times New Roman" w:hint="eastAsia"/>
+              </w:rPr>
+              <w:t>40%</w:t>
+            </w:r>
           </w:p>
         </w:tc>
         <w:tc>
@@ -261,9 +282,15 @@
             <w:pPr>
               <w:jc w:val="center"/>
               <w:rPr>
-                <w:rFonts w:ascii="Times New Roman" w:hAnsi="Times New Roman" w:cs="Times New Roman"/>
-              </w:rPr>
-            </w:pPr>
+                <w:rFonts w:ascii="Times New Roman" w:hAnsi="Times New Roman" w:cs="Times New Roman" w:hint="eastAsia"/>
+              </w:rPr>
+            </w:pPr>
+            <w:r>
+              <w:rPr>
+                <w:rFonts w:ascii="Times New Roman" w:hAnsi="Times New Roman" w:cs="Times New Roman" w:hint="eastAsia"/>
+              </w:rPr>
+              <w:t>10%</w:t>
+            </w:r>
           </w:p>
         </w:tc>
         <w:tc>
@@ -280,9 +307,15 @@
             </w:pPr>
             <w:r>
               <w:rPr>
-                <w:rFonts w:ascii="Times New Roman" w:hAnsi="Times New Roman" w:cs="Times New Roman"/>
-              </w:rPr>
-              <w:t>30%</w:t>
+                <w:rFonts w:ascii="Times New Roman" w:hAnsi="Times New Roman" w:cs="Times New Roman" w:hint="eastAsia"/>
+              </w:rPr>
+              <w:t>5</w:t>
+            </w:r>
+            <w:r>
+              <w:rPr>
+                <w:rFonts w:ascii="Times New Roman" w:hAnsi="Times New Roman" w:cs="Times New Roman"/>
+              </w:rPr>
+              <w:t>0%</w:t>
             </w:r>
           </w:p>
         </w:tc>
@@ -294,7 +327,7 @@
           <w:p>
             <w:pPr>
               <w:rPr>
-                <w:rFonts w:ascii="Times New Roman" w:hAnsi="Times New Roman" w:cs="Times New Roman"/>
+                <w:rFonts w:ascii="Times New Roman" w:hAnsi="Times New Roman" w:cs="Times New Roman" w:hint="eastAsia"/>
               </w:rPr>
             </w:pPr>
             <w:proofErr w:type="spellStart"/>
@@ -302,20 +335,26 @@
               <w:rPr>
                 <w:rFonts w:ascii="Times New Roman" w:hAnsi="Times New Roman" w:cs="Times New Roman"/>
               </w:rPr>
-              <w:t>Haixiao</w:t>
+              <w:t>Haixiao:</w:t>
+            </w:r>
+            <w:r>
+              <w:rPr>
+                <w:rFonts w:ascii="Times New Roman" w:hAnsi="Times New Roman" w:cs="Times New Roman" w:hint="eastAsia"/>
+              </w:rPr>
+              <w:t>data</w:t>
             </w:r>
             <w:proofErr w:type="spellEnd"/>
             <w:r>
               <w:rPr>
-                <w:rFonts w:ascii="Times New Roman" w:hAnsi="Times New Roman" w:cs="Times New Roman"/>
-              </w:rPr>
-              <w:t>:</w:t>
-            </w:r>
-          </w:p>
-          <w:p>
-            <w:pPr>
-              <w:rPr>
-                <w:rFonts w:ascii="Times New Roman" w:hAnsi="Times New Roman" w:cs="Times New Roman"/>
+                <w:rFonts w:ascii="Times New Roman" w:hAnsi="Times New Roman" w:cs="Times New Roman" w:hint="eastAsia"/>
+              </w:rPr>
+              <w:t xml:space="preserve"> understanding code and markdowns</w:t>
+            </w:r>
+          </w:p>
+          <w:p>
+            <w:pPr>
+              <w:rPr>
+                <w:rFonts w:ascii="Times New Roman" w:hAnsi="Times New Roman" w:cs="Times New Roman" w:hint="eastAsia"/>
               </w:rPr>
             </w:pPr>
             <w:r>
@@ -351,7 +390,7 @@
           </w:tcPr>
           <w:p>
             <w:pPr>
-              <w:pStyle w:val="ListParagraph"/>
+              <w:pStyle w:val="a9"/>
               <w:numPr>
                 <w:ilvl w:val="0"/>
                 <w:numId w:val="1"/>
@@ -360,12 +399,26 @@
                 <w:rFonts w:ascii="Times New Roman" w:hAnsi="Times New Roman" w:cs="Times New Roman"/>
               </w:rPr>
             </w:pPr>
+            <w:proofErr w:type="gramStart"/>
             <w:r>
               <w:rPr>
                 <w:rFonts w:ascii="Times New Roman" w:hAnsi="Times New Roman" w:cs="Times New Roman"/>
               </w:rPr>
               <w:t>DQP</w:t>
             </w:r>
+            <w:r>
+              <w:rPr>
+                <w:rFonts w:ascii="Times New Roman" w:hAnsi="Times New Roman" w:cs="Times New Roman" w:hint="eastAsia"/>
+              </w:rPr>
+              <w:t>(</w:t>
+            </w:r>
+            <w:proofErr w:type="gramEnd"/>
+            <w:r>
+              <w:rPr>
+                <w:rFonts w:ascii="Times New Roman" w:hAnsi="Times New Roman" w:cs="Times New Roman" w:hint="eastAsia"/>
+              </w:rPr>
+              <w:t>15/100)</w:t>
+            </w:r>
           </w:p>
         </w:tc>
         <w:tc>
@@ -377,9 +430,15 @@
             <w:pPr>
               <w:jc w:val="center"/>
               <w:rPr>
-                <w:rFonts w:ascii="Times New Roman" w:hAnsi="Times New Roman" w:cs="Times New Roman"/>
-              </w:rPr>
-            </w:pPr>
+                <w:rFonts w:ascii="Times New Roman" w:hAnsi="Times New Roman" w:cs="Times New Roman" w:hint="eastAsia"/>
+              </w:rPr>
+            </w:pPr>
+            <w:r>
+              <w:rPr>
+                <w:rFonts w:ascii="Times New Roman" w:hAnsi="Times New Roman" w:cs="Times New Roman" w:hint="eastAsia"/>
+              </w:rPr>
+              <w:t>10%</w:t>
+            </w:r>
           </w:p>
         </w:tc>
         <w:tc>
@@ -394,6 +453,12 @@
                 <w:rFonts w:ascii="Times New Roman" w:hAnsi="Times New Roman" w:cs="Times New Roman"/>
               </w:rPr>
             </w:pPr>
+            <w:r>
+              <w:rPr>
+                <w:rFonts w:ascii="Times New Roman" w:hAnsi="Times New Roman" w:cs="Times New Roman" w:hint="eastAsia"/>
+              </w:rPr>
+              <w:t>40%</w:t>
+            </w:r>
           </w:p>
         </w:tc>
         <w:tc>
@@ -410,9 +475,15 @@
             </w:pPr>
             <w:r>
               <w:rPr>
-                <w:rFonts w:ascii="Times New Roman" w:hAnsi="Times New Roman" w:cs="Times New Roman"/>
-              </w:rPr>
-              <w:t>30%</w:t>
+                <w:rFonts w:ascii="Times New Roman" w:hAnsi="Times New Roman" w:cs="Times New Roman" w:hint="eastAsia"/>
+              </w:rPr>
+              <w:t>5</w:t>
+            </w:r>
+            <w:r>
+              <w:rPr>
+                <w:rFonts w:ascii="Times New Roman" w:hAnsi="Times New Roman" w:cs="Times New Roman"/>
+              </w:rPr>
+              <w:t>0%</w:t>
             </w:r>
           </w:p>
         </w:tc>
@@ -441,6 +512,20 @@
               </w:rPr>
               <w:t>:</w:t>
             </w:r>
+            <w:bookmarkStart w:id="1" w:name="OLE_LINK3"/>
+            <w:r>
+              <w:rPr>
+                <w:rFonts w:ascii="Times New Roman" w:hAnsi="Times New Roman" w:cs="Times New Roman" w:hint="eastAsia"/>
+              </w:rPr>
+              <w:t xml:space="preserve"> </w:t>
+            </w:r>
+            <w:r>
+              <w:rPr>
+                <w:rFonts w:ascii="Times New Roman" w:hAnsi="Times New Roman" w:cs="Times New Roman" w:hint="eastAsia"/>
+              </w:rPr>
+              <w:t>group discussion</w:t>
+            </w:r>
+            <w:bookmarkEnd w:id="1"/>
           </w:p>
           <w:p>
             <w:pPr>
@@ -481,7 +566,7 @@
           </w:tcPr>
           <w:p>
             <w:pPr>
-              <w:pStyle w:val="ListParagraph"/>
+              <w:pStyle w:val="a9"/>
               <w:numPr>
                 <w:ilvl w:val="0"/>
                 <w:numId w:val="1"/>
@@ -496,6 +581,18 @@
               </w:rPr>
               <w:t>Feature pairs</w:t>
             </w:r>
+            <w:r>
+              <w:rPr>
+                <w:rFonts w:ascii="Times New Roman" w:hAnsi="Times New Roman" w:cs="Times New Roman"/>
+              </w:rPr>
+              <w:br/>
+            </w:r>
+            <w:r>
+              <w:rPr>
+                <w:rFonts w:ascii="Times New Roman" w:hAnsi="Times New Roman" w:cs="Times New Roman" w:hint="eastAsia"/>
+              </w:rPr>
+              <w:t>(15/100)</w:t>
+            </w:r>
           </w:p>
         </w:tc>
         <w:tc>
@@ -507,9 +604,15 @@
             <w:pPr>
               <w:jc w:val="center"/>
               <w:rPr>
-                <w:rFonts w:ascii="Times New Roman" w:hAnsi="Times New Roman" w:cs="Times New Roman"/>
-              </w:rPr>
-            </w:pPr>
+                <w:rFonts w:ascii="Times New Roman" w:hAnsi="Times New Roman" w:cs="Times New Roman" w:hint="eastAsia"/>
+              </w:rPr>
+            </w:pPr>
+            <w:r>
+              <w:rPr>
+                <w:rFonts w:ascii="Times New Roman" w:hAnsi="Times New Roman" w:cs="Times New Roman" w:hint="eastAsia"/>
+              </w:rPr>
+              <w:t>80%</w:t>
+            </w:r>
           </w:p>
         </w:tc>
         <w:tc>
@@ -521,9 +624,15 @@
             <w:pPr>
               <w:jc w:val="center"/>
               <w:rPr>
-                <w:rFonts w:ascii="Times New Roman" w:hAnsi="Times New Roman" w:cs="Times New Roman"/>
-              </w:rPr>
-            </w:pPr>
+                <w:rFonts w:ascii="Times New Roman" w:hAnsi="Times New Roman" w:cs="Times New Roman" w:hint="eastAsia"/>
+              </w:rPr>
+            </w:pPr>
+            <w:r>
+              <w:rPr>
+                <w:rFonts w:ascii="Times New Roman" w:hAnsi="Times New Roman" w:cs="Times New Roman" w:hint="eastAsia"/>
+              </w:rPr>
+              <w:t>10%</w:t>
+            </w:r>
           </w:p>
         </w:tc>
         <w:tc>
@@ -535,9 +644,15 @@
             <w:pPr>
               <w:jc w:val="center"/>
               <w:rPr>
-                <w:rFonts w:ascii="Times New Roman" w:hAnsi="Times New Roman" w:cs="Times New Roman"/>
-              </w:rPr>
-            </w:pPr>
+                <w:rFonts w:ascii="Times New Roman" w:hAnsi="Times New Roman" w:cs="Times New Roman" w:hint="eastAsia"/>
+              </w:rPr>
+            </w:pPr>
+            <w:r>
+              <w:rPr>
+                <w:rFonts w:ascii="Times New Roman" w:hAnsi="Times New Roman" w:cs="Times New Roman" w:hint="eastAsia"/>
+              </w:rPr>
+              <w:t>10%</w:t>
+            </w:r>
           </w:p>
         </w:tc>
         <w:tc>
@@ -548,7 +663,7 @@
           <w:p>
             <w:pPr>
               <w:rPr>
-                <w:rFonts w:ascii="Times New Roman" w:hAnsi="Times New Roman" w:cs="Times New Roman"/>
+                <w:rFonts w:ascii="Times New Roman" w:hAnsi="Times New Roman" w:cs="Times New Roman" w:hint="eastAsia"/>
               </w:rPr>
             </w:pPr>
             <w:proofErr w:type="spellStart"/>
@@ -564,6 +679,12 @@
                 <w:rFonts w:ascii="Times New Roman" w:hAnsi="Times New Roman" w:cs="Times New Roman"/>
               </w:rPr>
               <w:t>:</w:t>
+            </w:r>
+            <w:r>
+              <w:rPr>
+                <w:rFonts w:ascii="Times New Roman" w:hAnsi="Times New Roman" w:cs="Times New Roman" w:hint="eastAsia"/>
+              </w:rPr>
+              <w:t xml:space="preserve"> feature pairs code and markdowns</w:t>
             </w:r>
           </w:p>
           <w:p>
@@ -605,7 +726,7 @@
           </w:tcPr>
           <w:p>
             <w:pPr>
-              <w:pStyle w:val="ListParagraph"/>
+              <w:pStyle w:val="a9"/>
               <w:numPr>
                 <w:ilvl w:val="0"/>
                 <w:numId w:val="1"/>
@@ -620,6 +741,18 @@
               </w:rPr>
               <w:t>New features</w:t>
             </w:r>
+            <w:r>
+              <w:rPr>
+                <w:rFonts w:ascii="Times New Roman" w:hAnsi="Times New Roman" w:cs="Times New Roman"/>
+              </w:rPr>
+              <w:br/>
+            </w:r>
+            <w:r>
+              <w:rPr>
+                <w:rFonts w:ascii="Times New Roman" w:hAnsi="Times New Roman" w:cs="Times New Roman" w:hint="eastAsia"/>
+              </w:rPr>
+              <w:t>(15/100)</w:t>
+            </w:r>
           </w:p>
         </w:tc>
         <w:tc>
@@ -631,9 +764,15 @@
             <w:pPr>
               <w:jc w:val="center"/>
               <w:rPr>
-                <w:rFonts w:ascii="Times New Roman" w:hAnsi="Times New Roman" w:cs="Times New Roman"/>
-              </w:rPr>
-            </w:pPr>
+                <w:rFonts w:ascii="Times New Roman" w:hAnsi="Times New Roman" w:cs="Times New Roman" w:hint="eastAsia"/>
+              </w:rPr>
+            </w:pPr>
+            <w:r>
+              <w:rPr>
+                <w:rFonts w:ascii="Times New Roman" w:hAnsi="Times New Roman" w:cs="Times New Roman" w:hint="eastAsia"/>
+              </w:rPr>
+              <w:t>10%</w:t>
+            </w:r>
           </w:p>
         </w:tc>
         <w:tc>
@@ -645,9 +784,15 @@
             <w:pPr>
               <w:jc w:val="center"/>
               <w:rPr>
-                <w:rFonts w:ascii="Times New Roman" w:hAnsi="Times New Roman" w:cs="Times New Roman"/>
-              </w:rPr>
-            </w:pPr>
+                <w:rFonts w:ascii="Times New Roman" w:hAnsi="Times New Roman" w:cs="Times New Roman" w:hint="eastAsia"/>
+              </w:rPr>
+            </w:pPr>
+            <w:r>
+              <w:rPr>
+                <w:rFonts w:ascii="Times New Roman" w:hAnsi="Times New Roman" w:cs="Times New Roman" w:hint="eastAsia"/>
+              </w:rPr>
+              <w:t>80%</w:t>
+            </w:r>
           </w:p>
         </w:tc>
         <w:tc>
@@ -659,9 +804,15 @@
             <w:pPr>
               <w:jc w:val="center"/>
               <w:rPr>
-                <w:rFonts w:ascii="Times New Roman" w:hAnsi="Times New Roman" w:cs="Times New Roman"/>
-              </w:rPr>
-            </w:pPr>
+                <w:rFonts w:ascii="Times New Roman" w:hAnsi="Times New Roman" w:cs="Times New Roman" w:hint="eastAsia"/>
+              </w:rPr>
+            </w:pPr>
+            <w:r>
+              <w:rPr>
+                <w:rFonts w:ascii="Times New Roman" w:hAnsi="Times New Roman" w:cs="Times New Roman" w:hint="eastAsia"/>
+              </w:rPr>
+              <w:t>10%</w:t>
+            </w:r>
           </w:p>
         </w:tc>
         <w:tc>
@@ -688,6 +839,18 @@
                 <w:rFonts w:ascii="Times New Roman" w:hAnsi="Times New Roman" w:cs="Times New Roman"/>
               </w:rPr>
               <w:t>:</w:t>
+            </w:r>
+            <w:r>
+              <w:rPr>
+                <w:rFonts w:ascii="Times New Roman" w:hAnsi="Times New Roman" w:cs="Times New Roman" w:hint="eastAsia"/>
+              </w:rPr>
+              <w:t xml:space="preserve"> </w:t>
+            </w:r>
+            <w:r>
+              <w:rPr>
+                <w:rFonts w:ascii="Times New Roman" w:hAnsi="Times New Roman" w:cs="Times New Roman" w:hint="eastAsia"/>
+              </w:rPr>
+              <w:t>group discussion</w:t>
             </w:r>
           </w:p>
           <w:p>
@@ -729,7 +892,7 @@
           </w:tcPr>
           <w:p>
             <w:pPr>
-              <w:pStyle w:val="ListParagraph"/>
+              <w:pStyle w:val="a9"/>
               <w:numPr>
                 <w:ilvl w:val="0"/>
                 <w:numId w:val="1"/>
@@ -744,6 +907,18 @@
               </w:rPr>
               <w:t>Models</w:t>
             </w:r>
+            <w:r>
+              <w:rPr>
+                <w:rFonts w:ascii="Times New Roman" w:hAnsi="Times New Roman" w:cs="Times New Roman"/>
+              </w:rPr>
+              <w:br/>
+            </w:r>
+            <w:r>
+              <w:rPr>
+                <w:rFonts w:ascii="Times New Roman" w:hAnsi="Times New Roman" w:cs="Times New Roman" w:hint="eastAsia"/>
+              </w:rPr>
+              <w:t>(30/100)</w:t>
+            </w:r>
           </w:p>
         </w:tc>
         <w:tc>
@@ -758,6 +933,12 @@
                 <w:rFonts w:ascii="Times New Roman" w:hAnsi="Times New Roman" w:cs="Times New Roman"/>
               </w:rPr>
             </w:pPr>
+            <w:r>
+              <w:rPr>
+                <w:rFonts w:ascii="Times New Roman" w:hAnsi="Times New Roman" w:cs="Times New Roman" w:hint="eastAsia"/>
+              </w:rPr>
+              <w:t>35%</w:t>
+            </w:r>
           </w:p>
         </w:tc>
         <w:tc>
@@ -769,9 +950,15 @@
             <w:pPr>
               <w:jc w:val="center"/>
               <w:rPr>
-                <w:rFonts w:ascii="Times New Roman" w:hAnsi="Times New Roman" w:cs="Times New Roman"/>
-              </w:rPr>
-            </w:pPr>
+                <w:rFonts w:ascii="Times New Roman" w:hAnsi="Times New Roman" w:cs="Times New Roman" w:hint="eastAsia"/>
+              </w:rPr>
+            </w:pPr>
+            <w:r>
+              <w:rPr>
+                <w:rFonts w:ascii="Times New Roman" w:hAnsi="Times New Roman" w:cs="Times New Roman" w:hint="eastAsia"/>
+              </w:rPr>
+              <w:t>35%</w:t>
+            </w:r>
           </w:p>
         </w:tc>
         <w:tc>
@@ -802,7 +989,7 @@
           <w:p>
             <w:pPr>
               <w:rPr>
-                <w:rFonts w:ascii="Times New Roman" w:hAnsi="Times New Roman" w:cs="Times New Roman"/>
+                <w:rFonts w:ascii="Times New Roman" w:hAnsi="Times New Roman" w:cs="Times New Roman" w:hint="eastAsia"/>
               </w:rPr>
             </w:pPr>
             <w:proofErr w:type="spellStart"/>
@@ -819,6 +1006,40 @@
               </w:rPr>
               <w:t>:</w:t>
             </w:r>
+            <w:r>
+              <w:rPr>
+                <w:rFonts w:ascii="Times New Roman" w:hAnsi="Times New Roman" w:cs="Times New Roman" w:hint="eastAsia"/>
+              </w:rPr>
+              <w:t xml:space="preserve"> train-validation date </w:t>
+            </w:r>
+            <w:proofErr w:type="gramStart"/>
+            <w:r>
+              <w:rPr>
+                <w:rFonts w:ascii="Times New Roman" w:hAnsi="Times New Roman" w:cs="Times New Roman" w:hint="eastAsia"/>
+              </w:rPr>
+              <w:t>split ,</w:t>
+            </w:r>
+            <w:proofErr w:type="gramEnd"/>
+            <w:r>
+              <w:rPr>
+                <w:rFonts w:ascii="Times New Roman" w:hAnsi="Times New Roman" w:cs="Times New Roman" w:hint="eastAsia"/>
+              </w:rPr>
+              <w:t xml:space="preserve"> </w:t>
+            </w:r>
+            <w:proofErr w:type="spellStart"/>
+            <w:r>
+              <w:rPr>
+                <w:rFonts w:ascii="Times New Roman" w:hAnsi="Times New Roman" w:cs="Times New Roman" w:hint="eastAsia"/>
+              </w:rPr>
+              <w:t>RidgeCV</w:t>
+            </w:r>
+            <w:proofErr w:type="spellEnd"/>
+            <w:r>
+              <w:rPr>
+                <w:rFonts w:ascii="Times New Roman" w:hAnsi="Times New Roman" w:cs="Times New Roman" w:hint="eastAsia"/>
+              </w:rPr>
+              <w:t xml:space="preserve"> and test data processing.</w:t>
+            </w:r>
           </w:p>
           <w:p>
             <w:pPr>
@@ -843,17 +1064,12 @@
               <w:rPr>
                 <w:rFonts w:ascii="Times New Roman" w:hAnsi="Times New Roman" w:cs="Times New Roman"/>
               </w:rPr>
-              <w:t>Yian:</w:t>
-            </w:r>
-            <w:r>
-              <w:rPr>
-                <w:rFonts w:ascii="Times New Roman" w:hAnsi="Times New Roman" w:cs="Times New Roman"/>
-              </w:rPr>
-              <w:t xml:space="preserve"> Linear regression, Lasso</w:t>
+              <w:t>Yian: Linear regression, Lasso</w:t>
             </w:r>
           </w:p>
         </w:tc>
       </w:tr>
+      <w:bookmarkEnd w:id="0"/>
       <w:tr>
         <w:trPr>
           <w:trHeight w:val="641"/>
@@ -890,27 +1106,19 @@
             <w:pPr>
               <w:jc w:val="center"/>
               <w:rPr>
-                <w:rFonts w:ascii="Times New Roman" w:hAnsi="Times New Roman" w:cs="Times New Roman"/>
+                <w:rFonts w:ascii="Times New Roman" w:hAnsi="Times New Roman" w:cs="Times New Roman" w:hint="eastAsia"/>
                 <w:b/>
                 <w:bCs/>
               </w:rPr>
             </w:pPr>
-          </w:p>
-        </w:tc>
-        <w:tc>
-          <w:tcPr>
-            <w:tcW w:w="1607" w:type="dxa"/>
-            <w:vAlign w:val="center"/>
-          </w:tcPr>
-          <w:p>
-            <w:pPr>
-              <w:jc w:val="center"/>
-              <w:rPr>
-                <w:rFonts w:ascii="Times New Roman" w:hAnsi="Times New Roman" w:cs="Times New Roman"/>
+            <w:r>
+              <w:rPr>
+                <w:rFonts w:ascii="Times New Roman" w:hAnsi="Times New Roman" w:cs="Times New Roman" w:hint="eastAsia"/>
                 <w:b/>
                 <w:bCs/>
               </w:rPr>
-            </w:pPr>
+              <w:t>35.5%</w:t>
+            </w:r>
           </w:p>
         </w:tc>
         <w:tc>
@@ -922,11 +1130,43 @@
             <w:pPr>
               <w:jc w:val="center"/>
               <w:rPr>
-                <w:rFonts w:ascii="Times New Roman" w:hAnsi="Times New Roman" w:cs="Times New Roman"/>
+                <w:rFonts w:ascii="Times New Roman" w:hAnsi="Times New Roman" w:cs="Times New Roman" w:hint="eastAsia"/>
                 <w:b/>
                 <w:bCs/>
               </w:rPr>
             </w:pPr>
+            <w:r>
+              <w:rPr>
+                <w:rFonts w:ascii="Times New Roman" w:hAnsi="Times New Roman" w:cs="Times New Roman" w:hint="eastAsia"/>
+                <w:b/>
+                <w:bCs/>
+              </w:rPr>
+              <w:t>32.5%</w:t>
+            </w:r>
+          </w:p>
+        </w:tc>
+        <w:tc>
+          <w:tcPr>
+            <w:tcW w:w="1607" w:type="dxa"/>
+            <w:vAlign w:val="center"/>
+          </w:tcPr>
+          <w:p>
+            <w:pPr>
+              <w:jc w:val="center"/>
+              <w:rPr>
+                <w:rFonts w:ascii="Times New Roman" w:hAnsi="Times New Roman" w:cs="Times New Roman" w:hint="eastAsia"/>
+                <w:b/>
+                <w:bCs/>
+              </w:rPr>
+            </w:pPr>
+            <w:r>
+              <w:rPr>
+                <w:rFonts w:ascii="Times New Roman" w:hAnsi="Times New Roman" w:cs="Times New Roman" w:hint="eastAsia"/>
+                <w:b/>
+                <w:bCs/>
+              </w:rPr>
+              <w:t>32%</w:t>
+            </w:r>
           </w:p>
         </w:tc>
         <w:tc>
@@ -1017,7 +1257,7 @@
     </w:p>
     <w:tbl>
       <w:tblPr>
-        <w:tblStyle w:val="TableGrid"/>
+        <w:tblStyle w:val="ae"/>
         <w:tblW w:w="10049" w:type="dxa"/>
         <w:tblLook w:val="04A0" w:firstRow="1" w:lastRow="0" w:firstColumn="1" w:lastColumn="0" w:noHBand="0" w:noVBand="1"/>
       </w:tblPr>
@@ -1039,7 +1279,7 @@
           <w:p>
             <w:pPr>
               <w:rPr>
-                <w:rFonts w:ascii="Times New Roman" w:hAnsi="Times New Roman" w:cs="Times New Roman" w:hint="eastAsia"/>
+                <w:rFonts w:ascii="Times New Roman" w:hAnsi="Times New Roman" w:cs="Times New Roman"/>
                 <w:b/>
                 <w:bCs/>
                 <w:lang w:val="en-US"/>
@@ -1091,7 +1331,7 @@
             <w:pPr>
               <w:jc w:val="center"/>
               <w:rPr>
-                <w:rFonts w:ascii="Times New Roman" w:hAnsi="Times New Roman" w:cs="Times New Roman" w:hint="eastAsia"/>
+                <w:rFonts w:ascii="Times New Roman" w:hAnsi="Times New Roman" w:cs="Times New Roman"/>
                 <w:b/>
                 <w:bCs/>
                 <w:lang w:val="en-US"/>
@@ -1118,7 +1358,7 @@
             <w:pPr>
               <w:jc w:val="center"/>
               <w:rPr>
-                <w:rFonts w:ascii="Times New Roman" w:hAnsi="Times New Roman" w:cs="Times New Roman" w:hint="eastAsia"/>
+                <w:rFonts w:ascii="Times New Roman" w:hAnsi="Times New Roman" w:cs="Times New Roman"/>
                 <w:b/>
                 <w:bCs/>
                 <w:lang w:val="en-US"/>
@@ -1145,7 +1385,7 @@
             <w:pPr>
               <w:jc w:val="center"/>
               <w:rPr>
-                <w:rFonts w:ascii="Times New Roman" w:hAnsi="Times New Roman" w:cs="Times New Roman" w:hint="eastAsia"/>
+                <w:rFonts w:ascii="Times New Roman" w:hAnsi="Times New Roman" w:cs="Times New Roman"/>
                 <w:b/>
                 <w:bCs/>
                 <w:lang w:val="en-US"/>
@@ -1183,7 +1423,7 @@
           </w:tcPr>
           <w:p>
             <w:pPr>
-              <w:pStyle w:val="ListParagraph"/>
+              <w:pStyle w:val="a9"/>
               <w:numPr>
                 <w:ilvl w:val="0"/>
                 <w:numId w:val="2"/>
@@ -1208,10 +1448,34 @@
           <w:p>
             <w:pPr>
               <w:rPr>
-                <w:rFonts w:ascii="Times New Roman" w:hAnsi="Times New Roman" w:cs="Times New Roman" w:hint="eastAsia"/>
-                <w:lang w:val="en-US"/>
-              </w:rPr>
-            </w:pPr>
+                <w:rFonts w:ascii="Times New Roman" w:hAnsi="Times New Roman" w:cs="Times New Roman"/>
+                <w:lang w:val="en-US"/>
+              </w:rPr>
+            </w:pPr>
+            <w:r>
+              <w:rPr>
+                <w:rFonts w:ascii="Times New Roman" w:hAnsi="Times New Roman" w:cs="Times New Roman"/>
+              </w:rPr>
+              <w:t>I</w:t>
+            </w:r>
+            <w:r>
+              <w:rPr>
+                <w:rFonts w:ascii="Times New Roman" w:hAnsi="Times New Roman" w:cs="Times New Roman" w:hint="eastAsia"/>
+              </w:rPr>
+              <w:t xml:space="preserve">mplement </w:t>
+            </w:r>
+            <w:r>
+              <w:rPr>
+                <w:rFonts w:ascii="Times New Roman" w:hAnsi="Times New Roman" w:cs="Times New Roman" w:hint="eastAsia"/>
+              </w:rPr>
+              <w:t xml:space="preserve">data understanding code and </w:t>
+            </w:r>
+            <w:r>
+              <w:rPr>
+                <w:rFonts w:ascii="Times New Roman" w:hAnsi="Times New Roman" w:cs="Times New Roman"/>
+              </w:rPr>
+              <w:t>explanation</w:t>
+            </w:r>
           </w:p>
         </w:tc>
         <w:tc>
@@ -1227,6 +1491,13 @@
                 <w:lang w:val="en-US"/>
               </w:rPr>
             </w:pPr>
+            <w:r>
+              <w:rPr>
+                <w:rFonts w:ascii="Times New Roman" w:hAnsi="Times New Roman" w:cs="Times New Roman" w:hint="eastAsia"/>
+                <w:lang w:val="en-US"/>
+              </w:rPr>
+              <w:t>3</w:t>
+            </w:r>
           </w:p>
         </w:tc>
       </w:tr>
@@ -1241,7 +1512,7 @@
           </w:tcPr>
           <w:p>
             <w:pPr>
-              <w:pStyle w:val="ListParagraph"/>
+              <w:pStyle w:val="a9"/>
               <w:numPr>
                 <w:ilvl w:val="0"/>
                 <w:numId w:val="2"/>
@@ -1270,6 +1541,22 @@
                 <w:lang w:val="en-US"/>
               </w:rPr>
             </w:pPr>
+            <w:bookmarkStart w:id="2" w:name="OLE_LINK7"/>
+            <w:r>
+              <w:rPr>
+                <w:rFonts w:ascii="Times New Roman" w:hAnsi="Times New Roman" w:cs="Times New Roman" w:hint="eastAsia"/>
+                <w:lang w:val="en-US"/>
+              </w:rPr>
+              <w:t>Discuss with group members about</w:t>
+            </w:r>
+            <w:bookmarkEnd w:id="2"/>
+            <w:r>
+              <w:rPr>
+                <w:rFonts w:ascii="Times New Roman" w:hAnsi="Times New Roman" w:cs="Times New Roman" w:hint="eastAsia"/>
+                <w:lang w:val="en-US"/>
+              </w:rPr>
+              <w:t xml:space="preserve"> the strategy for DQP</w:t>
+            </w:r>
           </w:p>
         </w:tc>
         <w:tc>
@@ -1285,6 +1572,13 @@
                 <w:lang w:val="en-US"/>
               </w:rPr>
             </w:pPr>
+            <w:r>
+              <w:rPr>
+                <w:rFonts w:ascii="Times New Roman" w:hAnsi="Times New Roman" w:cs="Times New Roman" w:hint="eastAsia"/>
+                <w:lang w:val="en-US"/>
+              </w:rPr>
+              <w:t>0.5</w:t>
+            </w:r>
           </w:p>
         </w:tc>
       </w:tr>
@@ -1299,7 +1593,7 @@
           </w:tcPr>
           <w:p>
             <w:pPr>
-              <w:pStyle w:val="ListParagraph"/>
+              <w:pStyle w:val="a9"/>
               <w:numPr>
                 <w:ilvl w:val="0"/>
                 <w:numId w:val="2"/>
@@ -1324,10 +1618,42 @@
           <w:p>
             <w:pPr>
               <w:rPr>
-                <w:rFonts w:ascii="Times New Roman" w:hAnsi="Times New Roman" w:cs="Times New Roman" w:hint="eastAsia"/>
-                <w:lang w:val="en-US"/>
-              </w:rPr>
-            </w:pPr>
+                <w:rFonts w:ascii="Times New Roman" w:hAnsi="Times New Roman" w:cs="Times New Roman"/>
+                <w:lang w:val="en-US"/>
+              </w:rPr>
+            </w:pPr>
+            <w:r>
+              <w:rPr>
+                <w:rFonts w:ascii="Times New Roman" w:hAnsi="Times New Roman" w:cs="Times New Roman"/>
+              </w:rPr>
+              <w:t>I</w:t>
+            </w:r>
+            <w:r>
+              <w:rPr>
+                <w:rFonts w:ascii="Times New Roman" w:hAnsi="Times New Roman" w:cs="Times New Roman" w:hint="eastAsia"/>
+              </w:rPr>
+              <w:t>mplement feature pair</w:t>
+            </w:r>
+            <w:r>
+              <w:rPr>
+                <w:rFonts w:ascii="Times New Roman" w:hAnsi="Times New Roman" w:cs="Times New Roman" w:hint="eastAsia"/>
+              </w:rPr>
+              <w:t>ing</w:t>
+            </w:r>
+            <w:r>
+              <w:rPr>
+                <w:rFonts w:ascii="Times New Roman" w:hAnsi="Times New Roman" w:cs="Times New Roman" w:hint="eastAsia"/>
+              </w:rPr>
+              <w:t xml:space="preserve"> code and </w:t>
+            </w:r>
+            <w:bookmarkStart w:id="3" w:name="OLE_LINK5"/>
+            <w:r>
+              <w:rPr>
+                <w:rFonts w:ascii="Times New Roman" w:hAnsi="Times New Roman" w:cs="Times New Roman"/>
+              </w:rPr>
+              <w:t>explanation</w:t>
+            </w:r>
+            <w:bookmarkEnd w:id="3"/>
           </w:p>
         </w:tc>
         <w:tc>
@@ -1339,10 +1665,17 @@
             <w:pPr>
               <w:jc w:val="center"/>
               <w:rPr>
-                <w:rFonts w:ascii="Times New Roman" w:hAnsi="Times New Roman" w:cs="Times New Roman" w:hint="eastAsia"/>
-                <w:lang w:val="en-US"/>
-              </w:rPr>
-            </w:pPr>
+                <w:rFonts w:ascii="Times New Roman" w:hAnsi="Times New Roman" w:cs="Times New Roman"/>
+                <w:lang w:val="en-US"/>
+              </w:rPr>
+            </w:pPr>
+            <w:r>
+              <w:rPr>
+                <w:rFonts w:ascii="Times New Roman" w:hAnsi="Times New Roman" w:cs="Times New Roman" w:hint="eastAsia"/>
+                <w:lang w:val="en-US"/>
+              </w:rPr>
+              <w:t>3</w:t>
+            </w:r>
           </w:p>
         </w:tc>
       </w:tr>
@@ -1357,7 +1690,7 @@
           </w:tcPr>
           <w:p>
             <w:pPr>
-              <w:pStyle w:val="ListParagraph"/>
+              <w:pStyle w:val="a9"/>
               <w:numPr>
                 <w:ilvl w:val="0"/>
                 <w:numId w:val="2"/>
@@ -1382,10 +1715,17 @@
           <w:p>
             <w:pPr>
               <w:rPr>
-                <w:rFonts w:ascii="Times New Roman" w:hAnsi="Times New Roman" w:cs="Times New Roman" w:hint="eastAsia"/>
-                <w:lang w:val="en-US"/>
-              </w:rPr>
-            </w:pPr>
+                <w:rFonts w:ascii="Times New Roman" w:hAnsi="Times New Roman" w:cs="Times New Roman"/>
+                <w:lang w:val="en-US"/>
+              </w:rPr>
+            </w:pPr>
+            <w:r>
+              <w:rPr>
+                <w:rFonts w:ascii="Times New Roman" w:hAnsi="Times New Roman" w:cs="Times New Roman" w:hint="eastAsia"/>
+                <w:lang w:val="en-US"/>
+              </w:rPr>
+              <w:t>Discuss with group members about DQP</w:t>
+            </w:r>
           </w:p>
         </w:tc>
         <w:tc>
@@ -1401,6 +1741,13 @@
                 <w:lang w:val="en-US"/>
               </w:rPr>
             </w:pPr>
+            <w:r>
+              <w:rPr>
+                <w:rFonts w:ascii="Times New Roman" w:hAnsi="Times New Roman" w:cs="Times New Roman" w:hint="eastAsia"/>
+                <w:lang w:val="en-US"/>
+              </w:rPr>
+              <w:t>0.5</w:t>
+            </w:r>
           </w:p>
         </w:tc>
       </w:tr>
@@ -1411,11 +1758,12 @@
         <w:tc>
           <w:tcPr>
             <w:tcW w:w="2122" w:type="dxa"/>
-            <w:vAlign w:val="center"/>
-          </w:tcPr>
-          <w:p>
-            <w:pPr>
-              <w:pStyle w:val="ListParagraph"/>
+            <w:vMerge w:val="restart"/>
+            <w:vAlign w:val="center"/>
+          </w:tcPr>
+          <w:p>
+            <w:pPr>
+              <w:pStyle w:val="a9"/>
               <w:numPr>
                 <w:ilvl w:val="0"/>
                 <w:numId w:val="2"/>
@@ -1444,6 +1792,20 @@
                 <w:lang w:val="en-US"/>
               </w:rPr>
             </w:pPr>
+            <w:r>
+              <w:rPr>
+                <w:rFonts w:ascii="Times New Roman" w:hAnsi="Times New Roman" w:cs="Times New Roman"/>
+                <w:lang w:val="en-US"/>
+              </w:rPr>
+              <w:t>I</w:t>
+            </w:r>
+            <w:r>
+              <w:rPr>
+                <w:rFonts w:ascii="Times New Roman" w:hAnsi="Times New Roman" w:cs="Times New Roman" w:hint="eastAsia"/>
+                <w:lang w:val="en-US"/>
+              </w:rPr>
+              <w:t>mplement train-validation data split</w:t>
+            </w:r>
           </w:p>
         </w:tc>
         <w:tc>
@@ -1455,10 +1817,333 @@
             <w:pPr>
               <w:jc w:val="center"/>
               <w:rPr>
-                <w:rFonts w:ascii="Times New Roman" w:hAnsi="Times New Roman" w:cs="Times New Roman" w:hint="eastAsia"/>
-                <w:lang w:val="en-US"/>
-              </w:rPr>
-            </w:pPr>
+                <w:rFonts w:ascii="Times New Roman" w:hAnsi="Times New Roman" w:cs="Times New Roman"/>
+                <w:lang w:val="en-US"/>
+              </w:rPr>
+            </w:pPr>
+            <w:r>
+              <w:rPr>
+                <w:rFonts w:ascii="Times New Roman" w:hAnsi="Times New Roman" w:cs="Times New Roman" w:hint="eastAsia"/>
+                <w:lang w:val="en-US"/>
+              </w:rPr>
+              <w:t>1</w:t>
+            </w:r>
+          </w:p>
+        </w:tc>
+      </w:tr>
+      <w:tr>
+        <w:trPr>
+          <w:trHeight w:val="309"/>
+        </w:trPr>
+        <w:tc>
+          <w:tcPr>
+            <w:tcW w:w="2122" w:type="dxa"/>
+            <w:vMerge/>
+            <w:vAlign w:val="center"/>
+          </w:tcPr>
+          <w:p>
+            <w:pPr>
+              <w:pStyle w:val="a9"/>
+              <w:numPr>
+                <w:ilvl w:val="0"/>
+                <w:numId w:val="2"/>
+              </w:numPr>
+              <w:rPr>
+                <w:rFonts w:ascii="Times New Roman" w:hAnsi="Times New Roman" w:cs="Times New Roman"/>
+              </w:rPr>
+            </w:pPr>
+          </w:p>
+        </w:tc>
+        <w:tc>
+          <w:tcPr>
+            <w:tcW w:w="6237" w:type="dxa"/>
+            <w:vAlign w:val="center"/>
+          </w:tcPr>
+          <w:p>
+            <w:pPr>
+              <w:rPr>
+                <w:rFonts w:ascii="Times New Roman" w:hAnsi="Times New Roman" w:cs="Times New Roman" w:hint="eastAsia"/>
+                <w:lang w:val="en-US"/>
+              </w:rPr>
+            </w:pPr>
+            <w:r>
+              <w:rPr>
+                <w:rFonts w:ascii="Times New Roman" w:hAnsi="Times New Roman" w:cs="Times New Roman"/>
+                <w:lang w:val="en-US"/>
+              </w:rPr>
+              <w:t>I</w:t>
+            </w:r>
+            <w:r>
+              <w:rPr>
+                <w:rFonts w:ascii="Times New Roman" w:hAnsi="Times New Roman" w:cs="Times New Roman" w:hint="eastAsia"/>
+                <w:lang w:val="en-US"/>
+              </w:rPr>
+              <w:t xml:space="preserve">mplement </w:t>
+            </w:r>
+            <w:bookmarkStart w:id="4" w:name="OLE_LINK6"/>
+            <w:proofErr w:type="spellStart"/>
+            <w:r>
+              <w:rPr>
+                <w:rFonts w:ascii="Times New Roman" w:hAnsi="Times New Roman" w:cs="Times New Roman" w:hint="eastAsia"/>
+                <w:lang w:val="en-US"/>
+              </w:rPr>
+              <w:t>RidgeCV</w:t>
+            </w:r>
+            <w:bookmarkEnd w:id="4"/>
+            <w:proofErr w:type="spellEnd"/>
+            <w:r>
+              <w:rPr>
+                <w:rFonts w:ascii="Times New Roman" w:hAnsi="Times New Roman" w:cs="Times New Roman" w:hint="eastAsia"/>
+                <w:lang w:val="en-US"/>
+              </w:rPr>
+              <w:t xml:space="preserve"> model</w:t>
+            </w:r>
+          </w:p>
+        </w:tc>
+        <w:tc>
+          <w:tcPr>
+            <w:tcW w:w="1690" w:type="dxa"/>
+            <w:vAlign w:val="center"/>
+          </w:tcPr>
+          <w:p>
+            <w:pPr>
+              <w:jc w:val="center"/>
+              <w:rPr>
+                <w:rFonts w:ascii="Times New Roman" w:hAnsi="Times New Roman" w:cs="Times New Roman"/>
+                <w:lang w:val="en-US"/>
+              </w:rPr>
+            </w:pPr>
+            <w:r>
+              <w:rPr>
+                <w:rFonts w:ascii="Times New Roman" w:hAnsi="Times New Roman" w:cs="Times New Roman" w:hint="eastAsia"/>
+                <w:lang w:val="en-US"/>
+              </w:rPr>
+              <w:t>2</w:t>
+            </w:r>
+          </w:p>
+        </w:tc>
+      </w:tr>
+      <w:tr>
+        <w:trPr>
+          <w:trHeight w:val="309"/>
+        </w:trPr>
+        <w:tc>
+          <w:tcPr>
+            <w:tcW w:w="2122" w:type="dxa"/>
+            <w:vMerge/>
+            <w:vAlign w:val="center"/>
+          </w:tcPr>
+          <w:p>
+            <w:pPr>
+              <w:pStyle w:val="a9"/>
+              <w:numPr>
+                <w:ilvl w:val="0"/>
+                <w:numId w:val="2"/>
+              </w:numPr>
+              <w:rPr>
+                <w:rFonts w:ascii="Times New Roman" w:hAnsi="Times New Roman" w:cs="Times New Roman"/>
+              </w:rPr>
+            </w:pPr>
+          </w:p>
+        </w:tc>
+        <w:tc>
+          <w:tcPr>
+            <w:tcW w:w="6237" w:type="dxa"/>
+            <w:vAlign w:val="center"/>
+          </w:tcPr>
+          <w:p>
+            <w:pPr>
+              <w:rPr>
+                <w:rFonts w:ascii="Times New Roman" w:hAnsi="Times New Roman" w:cs="Times New Roman"/>
+                <w:lang w:val="en-US"/>
+              </w:rPr>
+            </w:pPr>
+            <w:r>
+              <w:rPr>
+                <w:rFonts w:ascii="Times New Roman" w:hAnsi="Times New Roman" w:cs="Times New Roman"/>
+                <w:lang w:val="en-US"/>
+              </w:rPr>
+              <w:t>Analyze model performance (</w:t>
+            </w:r>
+            <w:proofErr w:type="spellStart"/>
+            <w:r>
+              <w:rPr>
+                <w:rFonts w:ascii="Times New Roman" w:hAnsi="Times New Roman" w:cs="Times New Roman" w:hint="eastAsia"/>
+                <w:lang w:val="en-US"/>
+              </w:rPr>
+              <w:t>RidgeCV</w:t>
+            </w:r>
+            <w:proofErr w:type="spellEnd"/>
+            <w:r>
+              <w:rPr>
+                <w:rFonts w:ascii="Times New Roman" w:hAnsi="Times New Roman" w:cs="Times New Roman"/>
+                <w:lang w:val="en-US"/>
+              </w:rPr>
+              <w:t>)</w:t>
+            </w:r>
+          </w:p>
+        </w:tc>
+        <w:tc>
+          <w:tcPr>
+            <w:tcW w:w="1690" w:type="dxa"/>
+            <w:vAlign w:val="center"/>
+          </w:tcPr>
+          <w:p>
+            <w:pPr>
+              <w:jc w:val="center"/>
+              <w:rPr>
+                <w:rFonts w:ascii="Times New Roman" w:hAnsi="Times New Roman" w:cs="Times New Roman"/>
+                <w:lang w:val="en-US"/>
+              </w:rPr>
+            </w:pPr>
+            <w:r>
+              <w:rPr>
+                <w:rFonts w:ascii="Times New Roman" w:hAnsi="Times New Roman" w:cs="Times New Roman" w:hint="eastAsia"/>
+                <w:lang w:val="en-US"/>
+              </w:rPr>
+              <w:t>1</w:t>
+            </w:r>
+          </w:p>
+        </w:tc>
+      </w:tr>
+      <w:tr>
+        <w:trPr>
+          <w:trHeight w:val="309"/>
+        </w:trPr>
+        <w:tc>
+          <w:tcPr>
+            <w:tcW w:w="2122" w:type="dxa"/>
+            <w:vMerge/>
+            <w:vAlign w:val="center"/>
+          </w:tcPr>
+          <w:p>
+            <w:pPr>
+              <w:pStyle w:val="a9"/>
+              <w:numPr>
+                <w:ilvl w:val="0"/>
+                <w:numId w:val="2"/>
+              </w:numPr>
+              <w:rPr>
+                <w:rFonts w:ascii="Times New Roman" w:hAnsi="Times New Roman" w:cs="Times New Roman"/>
+              </w:rPr>
+            </w:pPr>
+          </w:p>
+        </w:tc>
+        <w:tc>
+          <w:tcPr>
+            <w:tcW w:w="6237" w:type="dxa"/>
+            <w:vAlign w:val="center"/>
+          </w:tcPr>
+          <w:p>
+            <w:pPr>
+              <w:rPr>
+                <w:rFonts w:ascii="Times New Roman" w:hAnsi="Times New Roman" w:cs="Times New Roman" w:hint="eastAsia"/>
+                <w:lang w:val="en-US"/>
+              </w:rPr>
+            </w:pPr>
+            <w:r>
+              <w:rPr>
+                <w:rFonts w:ascii="Times New Roman" w:hAnsi="Times New Roman" w:cs="Times New Roman" w:hint="eastAsia"/>
+                <w:lang w:val="en-US"/>
+              </w:rPr>
+              <w:t xml:space="preserve">Processing test data set with the feature engineering steps </w:t>
+            </w:r>
+          </w:p>
+        </w:tc>
+        <w:tc>
+          <w:tcPr>
+            <w:tcW w:w="1690" w:type="dxa"/>
+            <w:vAlign w:val="center"/>
+          </w:tcPr>
+          <w:p>
+            <w:pPr>
+              <w:jc w:val="center"/>
+              <w:rPr>
+                <w:rFonts w:ascii="Times New Roman" w:hAnsi="Times New Roman" w:cs="Times New Roman"/>
+                <w:lang w:val="en-US"/>
+              </w:rPr>
+            </w:pPr>
+            <w:r>
+              <w:rPr>
+                <w:rFonts w:ascii="Times New Roman" w:hAnsi="Times New Roman" w:cs="Times New Roman" w:hint="eastAsia"/>
+                <w:lang w:val="en-US"/>
+              </w:rPr>
+              <w:t>2</w:t>
+            </w:r>
+          </w:p>
+        </w:tc>
+      </w:tr>
+      <w:tr>
+        <w:trPr>
+          <w:trHeight w:val="309"/>
+        </w:trPr>
+        <w:tc>
+          <w:tcPr>
+            <w:tcW w:w="2122" w:type="dxa"/>
+            <w:vMerge/>
+            <w:vAlign w:val="center"/>
+          </w:tcPr>
+          <w:p>
+            <w:pPr>
+              <w:pStyle w:val="a9"/>
+              <w:numPr>
+                <w:ilvl w:val="0"/>
+                <w:numId w:val="2"/>
+              </w:numPr>
+              <w:rPr>
+                <w:rFonts w:ascii="Times New Roman" w:hAnsi="Times New Roman" w:cs="Times New Roman"/>
+              </w:rPr>
+            </w:pPr>
+          </w:p>
+        </w:tc>
+        <w:tc>
+          <w:tcPr>
+            <w:tcW w:w="6237" w:type="dxa"/>
+            <w:vAlign w:val="center"/>
+          </w:tcPr>
+          <w:p>
+            <w:pPr>
+              <w:rPr>
+                <w:rFonts w:ascii="Times New Roman" w:hAnsi="Times New Roman" w:cs="Times New Roman" w:hint="eastAsia"/>
+                <w:lang w:val="en-US"/>
+              </w:rPr>
+            </w:pPr>
+            <w:r>
+              <w:rPr>
+                <w:rFonts w:ascii="Times New Roman" w:hAnsi="Times New Roman" w:cs="Times New Roman" w:hint="eastAsia"/>
+                <w:lang w:val="en-US"/>
+              </w:rPr>
+              <w:t xml:space="preserve">Implement the evaluation with clamped </w:t>
+            </w:r>
+            <w:r>
+              <w:rPr>
+                <w:rFonts w:ascii="Times New Roman" w:hAnsi="Times New Roman" w:cs="Times New Roman" w:hint="eastAsia"/>
+                <w:lang w:val="en-US"/>
+              </w:rPr>
+              <w:t>test date set</w:t>
+            </w:r>
+          </w:p>
+        </w:tc>
+        <w:tc>
+          <w:tcPr>
+            <w:tcW w:w="1690" w:type="dxa"/>
+            <w:vAlign w:val="center"/>
+          </w:tcPr>
+          <w:p>
+            <w:pPr>
+              <w:jc w:val="center"/>
+              <w:rPr>
+                <w:rFonts w:ascii="Times New Roman" w:hAnsi="Times New Roman" w:cs="Times New Roman" w:hint="eastAsia"/>
+                <w:lang w:val="en-US"/>
+              </w:rPr>
+            </w:pPr>
+            <w:r>
+              <w:rPr>
+                <w:rFonts w:ascii="Times New Roman" w:hAnsi="Times New Roman" w:cs="Times New Roman" w:hint="eastAsia"/>
+                <w:lang w:val="en-US"/>
+              </w:rPr>
+              <w:t>1</w:t>
+            </w:r>
           </w:p>
         </w:tc>
       </w:tr>
@@ -1479,73 +2164,9 @@
         </w:rPr>
       </w:pPr>
     </w:p>
-    <w:p>
-      <w:pPr>
-        <w:rPr>
-          <w:rFonts w:ascii="Times New Roman" w:hAnsi="Times New Roman" w:cs="Times New Roman"/>
-          <w:lang w:val="en-US"/>
-        </w:rPr>
-      </w:pPr>
-    </w:p>
-    <w:p>
-      <w:pPr>
-        <w:rPr>
-          <w:rFonts w:ascii="Times New Roman" w:hAnsi="Times New Roman" w:cs="Times New Roman"/>
-          <w:lang w:val="en-US"/>
-        </w:rPr>
-      </w:pPr>
-    </w:p>
-    <w:p>
-      <w:pPr>
-        <w:rPr>
-          <w:rFonts w:ascii="Times New Roman" w:hAnsi="Times New Roman" w:cs="Times New Roman"/>
-          <w:lang w:val="en-US"/>
-        </w:rPr>
-      </w:pPr>
-    </w:p>
-    <w:p>
-      <w:pPr>
-        <w:rPr>
-          <w:rFonts w:ascii="Times New Roman" w:hAnsi="Times New Roman" w:cs="Times New Roman"/>
-          <w:lang w:val="en-US"/>
-        </w:rPr>
-      </w:pPr>
-    </w:p>
-    <w:p>
-      <w:pPr>
-        <w:rPr>
-          <w:rFonts w:ascii="Times New Roman" w:hAnsi="Times New Roman" w:cs="Times New Roman"/>
-          <w:lang w:val="en-US"/>
-        </w:rPr>
-      </w:pPr>
-    </w:p>
-    <w:p>
-      <w:pPr>
-        <w:rPr>
-          <w:rFonts w:ascii="Times New Roman" w:hAnsi="Times New Roman" w:cs="Times New Roman"/>
-          <w:lang w:val="en-US"/>
-        </w:rPr>
-      </w:pPr>
-    </w:p>
-    <w:p>
-      <w:pPr>
-        <w:rPr>
-          <w:rFonts w:ascii="Times New Roman" w:hAnsi="Times New Roman" w:cs="Times New Roman"/>
-          <w:lang w:val="en-US"/>
-        </w:rPr>
-      </w:pPr>
-    </w:p>
-    <w:p>
-      <w:pPr>
-        <w:rPr>
-          <w:rFonts w:ascii="Times New Roman" w:hAnsi="Times New Roman" w:cs="Times New Roman"/>
-          <w:lang w:val="en-US"/>
-        </w:rPr>
-      </w:pPr>
-    </w:p>
     <w:tbl>
       <w:tblPr>
-        <w:tblStyle w:val="TableGrid"/>
+        <w:tblStyle w:val="ae"/>
         <w:tblW w:w="10049" w:type="dxa"/>
         <w:tblLook w:val="04A0" w:firstRow="1" w:lastRow="0" w:firstColumn="1" w:lastColumn="0" w:noHBand="0" w:noVBand="1"/>
       </w:tblPr>
@@ -1567,7 +2188,7 @@
           <w:p>
             <w:pPr>
               <w:rPr>
-                <w:rFonts w:ascii="Times New Roman" w:hAnsi="Times New Roman" w:cs="Times New Roman" w:hint="eastAsia"/>
+                <w:rFonts w:ascii="Times New Roman" w:hAnsi="Times New Roman" w:cs="Times New Roman"/>
                 <w:b/>
                 <w:bCs/>
                 <w:lang w:val="en-US"/>
@@ -1608,7 +2229,7 @@
             <w:pPr>
               <w:jc w:val="center"/>
               <w:rPr>
-                <w:rFonts w:ascii="Times New Roman" w:hAnsi="Times New Roman" w:cs="Times New Roman" w:hint="eastAsia"/>
+                <w:rFonts w:ascii="Times New Roman" w:hAnsi="Times New Roman" w:cs="Times New Roman"/>
                 <w:b/>
                 <w:bCs/>
                 <w:lang w:val="en-US"/>
@@ -1635,7 +2256,7 @@
             <w:pPr>
               <w:jc w:val="center"/>
               <w:rPr>
-                <w:rFonts w:ascii="Times New Roman" w:hAnsi="Times New Roman" w:cs="Times New Roman" w:hint="eastAsia"/>
+                <w:rFonts w:ascii="Times New Roman" w:hAnsi="Times New Roman" w:cs="Times New Roman"/>
                 <w:b/>
                 <w:bCs/>
                 <w:lang w:val="en-US"/>
@@ -1662,7 +2283,7 @@
             <w:pPr>
               <w:jc w:val="center"/>
               <w:rPr>
-                <w:rFonts w:ascii="Times New Roman" w:hAnsi="Times New Roman" w:cs="Times New Roman" w:hint="eastAsia"/>
+                <w:rFonts w:ascii="Times New Roman" w:hAnsi="Times New Roman" w:cs="Times New Roman"/>
                 <w:b/>
                 <w:bCs/>
                 <w:lang w:val="en-US"/>
@@ -1700,7 +2321,7 @@
           </w:tcPr>
           <w:p>
             <w:pPr>
-              <w:pStyle w:val="ListParagraph"/>
+              <w:pStyle w:val="a9"/>
               <w:numPr>
                 <w:ilvl w:val="0"/>
                 <w:numId w:val="3"/>
@@ -1726,7 +2347,7 @@
             <w:pPr>
               <w:jc w:val="center"/>
               <w:rPr>
-                <w:rFonts w:ascii="Times New Roman" w:hAnsi="Times New Roman" w:cs="Times New Roman" w:hint="eastAsia"/>
+                <w:rFonts w:ascii="Times New Roman" w:hAnsi="Times New Roman" w:cs="Times New Roman"/>
                 <w:lang w:val="en-US"/>
               </w:rPr>
             </w:pPr>
@@ -1741,7 +2362,7 @@
             <w:pPr>
               <w:jc w:val="center"/>
               <w:rPr>
-                <w:rFonts w:ascii="Times New Roman" w:hAnsi="Times New Roman" w:cs="Times New Roman" w:hint="eastAsia"/>
+                <w:rFonts w:ascii="Times New Roman" w:hAnsi="Times New Roman" w:cs="Times New Roman"/>
                 <w:lang w:val="en-US"/>
               </w:rPr>
             </w:pPr>
@@ -1759,7 +2380,7 @@
           </w:tcPr>
           <w:p>
             <w:pPr>
-              <w:pStyle w:val="ListParagraph"/>
+              <w:pStyle w:val="a9"/>
               <w:numPr>
                 <w:ilvl w:val="0"/>
                 <w:numId w:val="3"/>
@@ -1785,7 +2406,7 @@
             <w:pPr>
               <w:jc w:val="center"/>
               <w:rPr>
-                <w:rFonts w:ascii="Times New Roman" w:hAnsi="Times New Roman" w:cs="Times New Roman" w:hint="eastAsia"/>
+                <w:rFonts w:ascii="Times New Roman" w:hAnsi="Times New Roman" w:cs="Times New Roman"/>
                 <w:lang w:val="en-US"/>
               </w:rPr>
             </w:pPr>
@@ -1800,7 +2421,7 @@
             <w:pPr>
               <w:jc w:val="center"/>
               <w:rPr>
-                <w:rFonts w:ascii="Times New Roman" w:hAnsi="Times New Roman" w:cs="Times New Roman" w:hint="eastAsia"/>
+                <w:rFonts w:ascii="Times New Roman" w:hAnsi="Times New Roman" w:cs="Times New Roman"/>
                 <w:lang w:val="en-US"/>
               </w:rPr>
             </w:pPr>
@@ -1818,7 +2439,7 @@
           </w:tcPr>
           <w:p>
             <w:pPr>
-              <w:pStyle w:val="ListParagraph"/>
+              <w:pStyle w:val="a9"/>
               <w:numPr>
                 <w:ilvl w:val="0"/>
                 <w:numId w:val="3"/>
@@ -1844,7 +2465,7 @@
             <w:pPr>
               <w:jc w:val="center"/>
               <w:rPr>
-                <w:rFonts w:ascii="Times New Roman" w:hAnsi="Times New Roman" w:cs="Times New Roman" w:hint="eastAsia"/>
+                <w:rFonts w:ascii="Times New Roman" w:hAnsi="Times New Roman" w:cs="Times New Roman"/>
                 <w:lang w:val="en-US"/>
               </w:rPr>
             </w:pPr>
@@ -1859,7 +2480,7 @@
             <w:pPr>
               <w:jc w:val="center"/>
               <w:rPr>
-                <w:rFonts w:ascii="Times New Roman" w:hAnsi="Times New Roman" w:cs="Times New Roman" w:hint="eastAsia"/>
+                <w:rFonts w:ascii="Times New Roman" w:hAnsi="Times New Roman" w:cs="Times New Roman"/>
                 <w:lang w:val="en-US"/>
               </w:rPr>
             </w:pPr>
@@ -1877,7 +2498,7 @@
           </w:tcPr>
           <w:p>
             <w:pPr>
-              <w:pStyle w:val="ListParagraph"/>
+              <w:pStyle w:val="a9"/>
               <w:numPr>
                 <w:ilvl w:val="0"/>
                 <w:numId w:val="3"/>
@@ -1903,7 +2524,7 @@
             <w:pPr>
               <w:jc w:val="center"/>
               <w:rPr>
-                <w:rFonts w:ascii="Times New Roman" w:hAnsi="Times New Roman" w:cs="Times New Roman" w:hint="eastAsia"/>
+                <w:rFonts w:ascii="Times New Roman" w:hAnsi="Times New Roman" w:cs="Times New Roman"/>
                 <w:lang w:val="en-US"/>
               </w:rPr>
             </w:pPr>
@@ -1918,7 +2539,7 @@
             <w:pPr>
               <w:jc w:val="center"/>
               <w:rPr>
-                <w:rFonts w:ascii="Times New Roman" w:hAnsi="Times New Roman" w:cs="Times New Roman" w:hint="eastAsia"/>
+                <w:rFonts w:ascii="Times New Roman" w:hAnsi="Times New Roman" w:cs="Times New Roman"/>
                 <w:lang w:val="en-US"/>
               </w:rPr>
             </w:pPr>
@@ -1936,7 +2557,7 @@
           </w:tcPr>
           <w:p>
             <w:pPr>
-              <w:pStyle w:val="ListParagraph"/>
+              <w:pStyle w:val="a9"/>
               <w:numPr>
                 <w:ilvl w:val="0"/>
                 <w:numId w:val="3"/>
@@ -1962,7 +2583,7 @@
             <w:pPr>
               <w:jc w:val="center"/>
               <w:rPr>
-                <w:rFonts w:ascii="Times New Roman" w:hAnsi="Times New Roman" w:cs="Times New Roman" w:hint="eastAsia"/>
+                <w:rFonts w:ascii="Times New Roman" w:hAnsi="Times New Roman" w:cs="Times New Roman"/>
                 <w:lang w:val="en-US"/>
               </w:rPr>
             </w:pPr>
@@ -1977,7 +2598,7 @@
             <w:pPr>
               <w:jc w:val="center"/>
               <w:rPr>
-                <w:rFonts w:ascii="Times New Roman" w:hAnsi="Times New Roman" w:cs="Times New Roman" w:hint="eastAsia"/>
+                <w:rFonts w:ascii="Times New Roman" w:hAnsi="Times New Roman" w:cs="Times New Roman"/>
                 <w:lang w:val="en-US"/>
               </w:rPr>
             </w:pPr>
@@ -2011,7 +2632,7 @@
     </w:p>
     <w:tbl>
       <w:tblPr>
-        <w:tblStyle w:val="TableGrid"/>
+        <w:tblStyle w:val="ae"/>
         <w:tblW w:w="10049" w:type="dxa"/>
         <w:tblLook w:val="04A0" w:firstRow="1" w:lastRow="0" w:firstColumn="1" w:lastColumn="0" w:noHBand="0" w:noVBand="1"/>
       </w:tblPr>
@@ -2033,7 +2654,7 @@
           <w:p>
             <w:pPr>
               <w:rPr>
-                <w:rFonts w:ascii="Times New Roman" w:hAnsi="Times New Roman" w:cs="Times New Roman" w:hint="eastAsia"/>
+                <w:rFonts w:ascii="Times New Roman" w:hAnsi="Times New Roman" w:cs="Times New Roman"/>
                 <w:b/>
                 <w:bCs/>
                 <w:lang w:val="en-US"/>
@@ -2074,7 +2695,7 @@
             <w:pPr>
               <w:jc w:val="center"/>
               <w:rPr>
-                <w:rFonts w:ascii="Times New Roman" w:hAnsi="Times New Roman" w:cs="Times New Roman" w:hint="eastAsia"/>
+                <w:rFonts w:ascii="Times New Roman" w:hAnsi="Times New Roman" w:cs="Times New Roman"/>
                 <w:b/>
                 <w:bCs/>
                 <w:lang w:val="en-US"/>
@@ -2101,7 +2722,7 @@
             <w:pPr>
               <w:jc w:val="center"/>
               <w:rPr>
-                <w:rFonts w:ascii="Times New Roman" w:hAnsi="Times New Roman" w:cs="Times New Roman" w:hint="eastAsia"/>
+                <w:rFonts w:ascii="Times New Roman" w:hAnsi="Times New Roman" w:cs="Times New Roman"/>
                 <w:b/>
                 <w:bCs/>
                 <w:lang w:val="en-US"/>
@@ -2128,7 +2749,7 @@
             <w:pPr>
               <w:jc w:val="center"/>
               <w:rPr>
-                <w:rFonts w:ascii="Times New Roman" w:hAnsi="Times New Roman" w:cs="Times New Roman" w:hint="eastAsia"/>
+                <w:rFonts w:ascii="Times New Roman" w:hAnsi="Times New Roman" w:cs="Times New Roman"/>
                 <w:b/>
                 <w:bCs/>
                 <w:lang w:val="en-US"/>
@@ -2167,7 +2788,7 @@
           </w:tcPr>
           <w:p>
             <w:pPr>
-              <w:pStyle w:val="ListParagraph"/>
+              <w:pStyle w:val="a9"/>
               <w:numPr>
                 <w:ilvl w:val="0"/>
                 <w:numId w:val="4"/>
@@ -2192,7 +2813,7 @@
           <w:p>
             <w:pPr>
               <w:rPr>
-                <w:rFonts w:ascii="Times New Roman" w:hAnsi="Times New Roman" w:cs="Times New Roman" w:hint="eastAsia"/>
+                <w:rFonts w:ascii="Times New Roman" w:hAnsi="Times New Roman" w:cs="Times New Roman"/>
                 <w:lang w:val="en-US"/>
               </w:rPr>
             </w:pPr>
@@ -2214,7 +2835,7 @@
             <w:pPr>
               <w:jc w:val="center"/>
               <w:rPr>
-                <w:rFonts w:ascii="Times New Roman" w:hAnsi="Times New Roman" w:cs="Times New Roman" w:hint="eastAsia"/>
+                <w:rFonts w:ascii="Times New Roman" w:hAnsi="Times New Roman" w:cs="Times New Roman"/>
                 <w:lang w:val="en-US"/>
               </w:rPr>
             </w:pPr>
@@ -2240,7 +2861,7 @@
           </w:tcPr>
           <w:p>
             <w:pPr>
-              <w:pStyle w:val="ListParagraph"/>
+              <w:pStyle w:val="a9"/>
               <w:ind w:left="340"/>
               <w:rPr>
                 <w:rFonts w:ascii="Times New Roman" w:hAnsi="Times New Roman" w:cs="Times New Roman"/>
@@ -2256,7 +2877,7 @@
           <w:p>
             <w:pPr>
               <w:rPr>
-                <w:rFonts w:ascii="Times New Roman" w:hAnsi="Times New Roman" w:cs="Times New Roman" w:hint="eastAsia"/>
+                <w:rFonts w:ascii="Times New Roman" w:hAnsi="Times New Roman" w:cs="Times New Roman"/>
                 <w:lang w:val="en-US"/>
               </w:rPr>
             </w:pPr>
@@ -2278,7 +2899,7 @@
             <w:pPr>
               <w:jc w:val="center"/>
               <w:rPr>
-                <w:rFonts w:ascii="Times New Roman" w:hAnsi="Times New Roman" w:cs="Times New Roman" w:hint="eastAsia"/>
+                <w:rFonts w:ascii="Times New Roman" w:hAnsi="Times New Roman" w:cs="Times New Roman"/>
                 <w:lang w:val="en-US"/>
               </w:rPr>
             </w:pPr>
@@ -2304,7 +2925,7 @@
           </w:tcPr>
           <w:p>
             <w:pPr>
-              <w:pStyle w:val="ListParagraph"/>
+              <w:pStyle w:val="a9"/>
               <w:numPr>
                 <w:ilvl w:val="0"/>
                 <w:numId w:val="4"/>
@@ -2329,7 +2950,7 @@
           <w:p>
             <w:pPr>
               <w:rPr>
-                <w:rFonts w:ascii="Times New Roman" w:hAnsi="Times New Roman" w:cs="Times New Roman" w:hint="eastAsia"/>
+                <w:rFonts w:ascii="Times New Roman" w:hAnsi="Times New Roman" w:cs="Times New Roman"/>
                 <w:lang w:val="en-US"/>
               </w:rPr>
             </w:pPr>
@@ -2351,7 +2972,7 @@
             <w:pPr>
               <w:jc w:val="center"/>
               <w:rPr>
-                <w:rFonts w:ascii="Times New Roman" w:hAnsi="Times New Roman" w:cs="Times New Roman" w:hint="eastAsia"/>
+                <w:rFonts w:ascii="Times New Roman" w:hAnsi="Times New Roman" w:cs="Times New Roman"/>
                 <w:lang w:val="en-US"/>
               </w:rPr>
             </w:pPr>
@@ -2377,7 +2998,7 @@
           </w:tcPr>
           <w:p>
             <w:pPr>
-              <w:pStyle w:val="ListParagraph"/>
+              <w:pStyle w:val="a9"/>
               <w:ind w:left="340"/>
               <w:rPr>
                 <w:rFonts w:ascii="Times New Roman" w:hAnsi="Times New Roman" w:cs="Times New Roman"/>
@@ -2393,7 +3014,7 @@
           <w:p>
             <w:pPr>
               <w:rPr>
-                <w:rFonts w:ascii="Times New Roman" w:hAnsi="Times New Roman" w:cs="Times New Roman" w:hint="eastAsia"/>
+                <w:rFonts w:ascii="Times New Roman" w:hAnsi="Times New Roman" w:cs="Times New Roman"/>
                 <w:lang w:val="en-US"/>
               </w:rPr>
             </w:pPr>
@@ -2415,7 +3036,7 @@
             <w:pPr>
               <w:jc w:val="center"/>
               <w:rPr>
-                <w:rFonts w:ascii="Times New Roman" w:hAnsi="Times New Roman" w:cs="Times New Roman" w:hint="eastAsia"/>
+                <w:rFonts w:ascii="Times New Roman" w:hAnsi="Times New Roman" w:cs="Times New Roman"/>
                 <w:lang w:val="en-US"/>
               </w:rPr>
             </w:pPr>
@@ -2440,7 +3061,7 @@
           </w:tcPr>
           <w:p>
             <w:pPr>
-              <w:pStyle w:val="ListParagraph"/>
+              <w:pStyle w:val="a9"/>
               <w:numPr>
                 <w:ilvl w:val="0"/>
                 <w:numId w:val="4"/>
@@ -2469,6 +3090,20 @@
                 <w:lang w:val="en-US"/>
               </w:rPr>
             </w:pPr>
+            <w:r>
+              <w:rPr>
+                <w:rFonts w:ascii="Times New Roman" w:hAnsi="Times New Roman" w:cs="Times New Roman" w:hint="eastAsia"/>
+                <w:lang w:val="en-US"/>
+              </w:rPr>
+              <w:t>Discuss with group members about</w:t>
+            </w:r>
+            <w:r>
+              <w:rPr>
+                <w:rFonts w:ascii="Times New Roman" w:hAnsi="Times New Roman" w:cs="Times New Roman" w:hint="eastAsia"/>
+                <w:lang w:val="en-US"/>
+              </w:rPr>
+              <w:t xml:space="preserve"> feature pairing result</w:t>
+            </w:r>
           </w:p>
         </w:tc>
         <w:tc>
@@ -2484,6 +3119,13 @@
                 <w:lang w:val="en-US"/>
               </w:rPr>
             </w:pPr>
+            <w:r>
+              <w:rPr>
+                <w:rFonts w:ascii="Times New Roman" w:hAnsi="Times New Roman" w:cs="Times New Roman" w:hint="eastAsia"/>
+                <w:lang w:val="en-US"/>
+              </w:rPr>
+              <w:t>0.5</w:t>
+            </w:r>
           </w:p>
         </w:tc>
       </w:tr>
@@ -2498,7 +3140,7 @@
           </w:tcPr>
           <w:p>
             <w:pPr>
-              <w:pStyle w:val="ListParagraph"/>
+              <w:pStyle w:val="a9"/>
               <w:numPr>
                 <w:ilvl w:val="0"/>
                 <w:numId w:val="4"/>
@@ -2527,6 +3169,20 @@
                 <w:lang w:val="en-US"/>
               </w:rPr>
             </w:pPr>
+            <w:r>
+              <w:rPr>
+                <w:rFonts w:ascii="Times New Roman" w:hAnsi="Times New Roman" w:cs="Times New Roman" w:hint="eastAsia"/>
+                <w:lang w:val="en-US"/>
+              </w:rPr>
+              <w:t>Discuss with group members about</w:t>
+            </w:r>
+            <w:r>
+              <w:rPr>
+                <w:rFonts w:ascii="Times New Roman" w:hAnsi="Times New Roman" w:cs="Times New Roman" w:hint="eastAsia"/>
+                <w:lang w:val="en-US"/>
+              </w:rPr>
+              <w:t xml:space="preserve"> new features</w:t>
+            </w:r>
           </w:p>
         </w:tc>
         <w:tc>
@@ -2542,6 +3198,13 @@
                 <w:lang w:val="en-US"/>
               </w:rPr>
             </w:pPr>
+            <w:r>
+              <w:rPr>
+                <w:rFonts w:ascii="Times New Roman" w:hAnsi="Times New Roman" w:cs="Times New Roman" w:hint="eastAsia"/>
+                <w:lang w:val="en-US"/>
+              </w:rPr>
+              <w:t>0.5</w:t>
+            </w:r>
           </w:p>
         </w:tc>
       </w:tr>
@@ -2557,7 +3220,7 @@
           </w:tcPr>
           <w:p>
             <w:pPr>
-              <w:pStyle w:val="ListParagraph"/>
+              <w:pStyle w:val="a9"/>
               <w:numPr>
                 <w:ilvl w:val="0"/>
                 <w:numId w:val="4"/>
@@ -2582,7 +3245,7 @@
           <w:p>
             <w:pPr>
               <w:rPr>
-                <w:rFonts w:ascii="Times New Roman" w:hAnsi="Times New Roman" w:cs="Times New Roman" w:hint="eastAsia"/>
+                <w:rFonts w:ascii="Times New Roman" w:hAnsi="Times New Roman" w:cs="Times New Roman"/>
                 <w:lang w:val="en-US"/>
               </w:rPr>
             </w:pPr>
@@ -2618,7 +3281,7 @@
             <w:pPr>
               <w:jc w:val="center"/>
               <w:rPr>
-                <w:rFonts w:ascii="Times New Roman" w:hAnsi="Times New Roman" w:cs="Times New Roman" w:hint="eastAsia"/>
+                <w:rFonts w:ascii="Times New Roman" w:hAnsi="Times New Roman" w:cs="Times New Roman"/>
                 <w:lang w:val="en-US"/>
               </w:rPr>
             </w:pPr>
@@ -2644,7 +3307,7 @@
           </w:tcPr>
           <w:p>
             <w:pPr>
-              <w:pStyle w:val="ListParagraph"/>
+              <w:pStyle w:val="a9"/>
               <w:numPr>
                 <w:ilvl w:val="0"/>
                 <w:numId w:val="4"/>
@@ -2663,7 +3326,7 @@
           <w:p>
             <w:pPr>
               <w:rPr>
-                <w:rFonts w:ascii="Times New Roman" w:hAnsi="Times New Roman" w:cs="Times New Roman" w:hint="eastAsia"/>
+                <w:rFonts w:ascii="Times New Roman" w:hAnsi="Times New Roman" w:cs="Times New Roman"/>
                 <w:lang w:val="en-US"/>
               </w:rPr>
             </w:pPr>
@@ -2699,7 +3362,7 @@
             <w:pPr>
               <w:jc w:val="center"/>
               <w:rPr>
-                <w:rFonts w:ascii="Times New Roman" w:hAnsi="Times New Roman" w:cs="Times New Roman" w:hint="eastAsia"/>
+                <w:rFonts w:ascii="Times New Roman" w:hAnsi="Times New Roman" w:cs="Times New Roman"/>
                 <w:lang w:val="en-US"/>
               </w:rPr>
             </w:pPr>
@@ -2725,7 +3388,7 @@
           </w:tcPr>
           <w:p>
             <w:pPr>
-              <w:pStyle w:val="ListParagraph"/>
+              <w:pStyle w:val="a9"/>
               <w:ind w:left="340"/>
               <w:rPr>
                 <w:rFonts w:ascii="Times New Roman" w:hAnsi="Times New Roman" w:cs="Times New Roman"/>
@@ -2741,30 +3404,16 @@
           <w:p>
             <w:pPr>
               <w:rPr>
-                <w:rFonts w:ascii="Times New Roman" w:hAnsi="Times New Roman" w:cs="Times New Roman" w:hint="eastAsia"/>
-                <w:lang w:val="en-US"/>
-              </w:rPr>
-            </w:pPr>
-            <w:r>
-              <w:rPr>
-                <w:rFonts w:ascii="Times New Roman" w:hAnsi="Times New Roman" w:cs="Times New Roman"/>
-                <w:lang w:val="en-US"/>
-              </w:rPr>
-              <w:t xml:space="preserve">Design and implement the </w:t>
-            </w:r>
-            <w:r>
-              <w:rPr>
-                <w:rFonts w:ascii="Times New Roman" w:hAnsi="Times New Roman" w:cs="Times New Roman"/>
-                <w:lang w:val="en-US"/>
-              </w:rPr>
-              <w:t>Lasso</w:t>
-            </w:r>
-            <w:r>
-              <w:rPr>
-                <w:rFonts w:ascii="Times New Roman" w:hAnsi="Times New Roman" w:cs="Times New Roman"/>
-                <w:lang w:val="en-US"/>
-              </w:rPr>
-              <w:t xml:space="preserve"> model</w:t>
+                <w:rFonts w:ascii="Times New Roman" w:hAnsi="Times New Roman" w:cs="Times New Roman"/>
+                <w:lang w:val="en-US"/>
+              </w:rPr>
+            </w:pPr>
+            <w:r>
+              <w:rPr>
+                <w:rFonts w:ascii="Times New Roman" w:hAnsi="Times New Roman" w:cs="Times New Roman"/>
+                <w:lang w:val="en-US"/>
+              </w:rPr>
+              <w:t>Design and implement the Lasso model</w:t>
             </w:r>
           </w:p>
         </w:tc>
@@ -2777,7 +3426,7 @@
             <w:pPr>
               <w:jc w:val="center"/>
               <w:rPr>
-                <w:rFonts w:ascii="Times New Roman" w:hAnsi="Times New Roman" w:cs="Times New Roman" w:hint="eastAsia"/>
+                <w:rFonts w:ascii="Times New Roman" w:hAnsi="Times New Roman" w:cs="Times New Roman"/>
                 <w:lang w:val="en-US"/>
               </w:rPr>
             </w:pPr>
@@ -2803,7 +3452,7 @@
           </w:tcPr>
           <w:p>
             <w:pPr>
-              <w:pStyle w:val="ListParagraph"/>
+              <w:pStyle w:val="a9"/>
               <w:ind w:left="340"/>
               <w:rPr>
                 <w:rFonts w:ascii="Times New Roman" w:hAnsi="Times New Roman" w:cs="Times New Roman"/>
@@ -2819,30 +3468,16 @@
           <w:p>
             <w:pPr>
               <w:rPr>
-                <w:rFonts w:ascii="Times New Roman" w:hAnsi="Times New Roman" w:cs="Times New Roman" w:hint="eastAsia"/>
-                <w:lang w:val="en-US"/>
-              </w:rPr>
-            </w:pPr>
-            <w:r>
-              <w:rPr>
-                <w:rFonts w:ascii="Times New Roman" w:hAnsi="Times New Roman" w:cs="Times New Roman"/>
-                <w:lang w:val="en-US"/>
-              </w:rPr>
-              <w:t>Analyze model performance (</w:t>
-            </w:r>
-            <w:r>
-              <w:rPr>
-                <w:rFonts w:ascii="Times New Roman" w:hAnsi="Times New Roman" w:cs="Times New Roman"/>
-                <w:lang w:val="en-US"/>
-              </w:rPr>
-              <w:t>Lasso</w:t>
-            </w:r>
-            <w:r>
-              <w:rPr>
-                <w:rFonts w:ascii="Times New Roman" w:hAnsi="Times New Roman" w:cs="Times New Roman"/>
-                <w:lang w:val="en-US"/>
-              </w:rPr>
-              <w:t>)</w:t>
+                <w:rFonts w:ascii="Times New Roman" w:hAnsi="Times New Roman" w:cs="Times New Roman"/>
+                <w:lang w:val="en-US"/>
+              </w:rPr>
+            </w:pPr>
+            <w:r>
+              <w:rPr>
+                <w:rFonts w:ascii="Times New Roman" w:hAnsi="Times New Roman" w:cs="Times New Roman"/>
+                <w:lang w:val="en-US"/>
+              </w:rPr>
+              <w:t>Analyze model performance (Lasso)</w:t>
             </w:r>
           </w:p>
         </w:tc>
@@ -2855,7 +3490,7 @@
             <w:pPr>
               <w:jc w:val="center"/>
               <w:rPr>
-                <w:rFonts w:ascii="Times New Roman" w:hAnsi="Times New Roman" w:cs="Times New Roman" w:hint="eastAsia"/>
+                <w:rFonts w:ascii="Times New Roman" w:hAnsi="Times New Roman" w:cs="Times New Roman"/>
                 <w:lang w:val="en-US"/>
               </w:rPr>
             </w:pPr>
@@ -3033,7 +3668,7 @@
     <w:p>
       <w:pPr>
         <w:rPr>
-          <w:rFonts w:ascii="Times New Roman" w:hAnsi="Times New Roman" w:cs="Times New Roman" w:hint="eastAsia"/>
+          <w:rFonts w:ascii="Times New Roman" w:hAnsi="Times New Roman" w:cs="Times New Roman"/>
           <w:lang w:val="en-US"/>
         </w:rPr>
       </w:pPr>
@@ -3430,7 +4065,7 @@
         <w:kern w:val="2"/>
         <w:sz w:val="24"/>
         <w:szCs w:val="24"/>
-        <w:lang w:val="en-CN" w:eastAsia="zh-CN" w:bidi="ar-SA"/>
+        <w:lang w:eastAsia="zh-CN" w:bidi="ar-SA"/>
         <w14:ligatures w14:val="standardContextual"/>
       </w:rPr>
     </w:rPrDefault>
@@ -3814,18 +4449,18 @@
     <w:lsdException w:name="Unresolved Mention" w:semiHidden="1" w:unhideWhenUsed="1"/>
     <w:lsdException w:name="Smart Link" w:semiHidden="1" w:unhideWhenUsed="1"/>
   </w:latentStyles>
-  <w:style w:type="paragraph" w:default="1" w:styleId="Normal">
+  <w:style w:type="paragraph" w:default="1" w:styleId="a">
     <w:name w:val="Normal"/>
     <w:qFormat/>
     <w:rPr>
       <w:lang w:val="en-GB"/>
     </w:rPr>
   </w:style>
-  <w:style w:type="paragraph" w:styleId="Heading1">
+  <w:style w:type="paragraph" w:styleId="1">
     <w:name w:val="heading 1"/>
-    <w:basedOn w:val="Normal"/>
-    <w:next w:val="Normal"/>
-    <w:link w:val="Heading1Char"/>
+    <w:basedOn w:val="a"/>
+    <w:next w:val="a"/>
+    <w:link w:val="10"/>
     <w:uiPriority w:val="9"/>
     <w:qFormat/>
     <w:rsid w:val="009E35E6"/>
@@ -3842,11 +4477,11 @@
       <w:szCs w:val="40"/>
     </w:rPr>
   </w:style>
-  <w:style w:type="paragraph" w:styleId="Heading2">
+  <w:style w:type="paragraph" w:styleId="2">
     <w:name w:val="heading 2"/>
-    <w:basedOn w:val="Normal"/>
-    <w:next w:val="Normal"/>
-    <w:link w:val="Heading2Char"/>
+    <w:basedOn w:val="a"/>
+    <w:next w:val="a"/>
+    <w:link w:val="20"/>
     <w:uiPriority w:val="9"/>
     <w:semiHidden/>
     <w:unhideWhenUsed/>
@@ -3865,11 +4500,11 @@
       <w:szCs w:val="32"/>
     </w:rPr>
   </w:style>
-  <w:style w:type="paragraph" w:styleId="Heading3">
+  <w:style w:type="paragraph" w:styleId="3">
     <w:name w:val="heading 3"/>
-    <w:basedOn w:val="Normal"/>
-    <w:next w:val="Normal"/>
-    <w:link w:val="Heading3Char"/>
+    <w:basedOn w:val="a"/>
+    <w:next w:val="a"/>
+    <w:link w:val="30"/>
     <w:uiPriority w:val="9"/>
     <w:semiHidden/>
     <w:unhideWhenUsed/>
@@ -3888,11 +4523,11 @@
       <w:szCs w:val="28"/>
     </w:rPr>
   </w:style>
-  <w:style w:type="paragraph" w:styleId="Heading4">
+  <w:style w:type="paragraph" w:styleId="4">
     <w:name w:val="heading 4"/>
-    <w:basedOn w:val="Normal"/>
-    <w:next w:val="Normal"/>
-    <w:link w:val="Heading4Char"/>
+    <w:basedOn w:val="a"/>
+    <w:next w:val="a"/>
+    <w:link w:val="40"/>
     <w:uiPriority w:val="9"/>
     <w:semiHidden/>
     <w:unhideWhenUsed/>
@@ -3911,11 +4546,11 @@
       <w:color w:val="2F5496" w:themeColor="accent1" w:themeShade="BF"/>
     </w:rPr>
   </w:style>
-  <w:style w:type="paragraph" w:styleId="Heading5">
+  <w:style w:type="paragraph" w:styleId="5">
     <w:name w:val="heading 5"/>
-    <w:basedOn w:val="Normal"/>
-    <w:next w:val="Normal"/>
-    <w:link w:val="Heading5Char"/>
+    <w:basedOn w:val="a"/>
+    <w:next w:val="a"/>
+    <w:link w:val="50"/>
     <w:uiPriority w:val="9"/>
     <w:semiHidden/>
     <w:unhideWhenUsed/>
@@ -3932,11 +4567,11 @@
       <w:color w:val="2F5496" w:themeColor="accent1" w:themeShade="BF"/>
     </w:rPr>
   </w:style>
-  <w:style w:type="paragraph" w:styleId="Heading6">
+  <w:style w:type="paragraph" w:styleId="6">
     <w:name w:val="heading 6"/>
-    <w:basedOn w:val="Normal"/>
-    <w:next w:val="Normal"/>
-    <w:link w:val="Heading6Char"/>
+    <w:basedOn w:val="a"/>
+    <w:next w:val="a"/>
+    <w:link w:val="60"/>
     <w:uiPriority w:val="9"/>
     <w:semiHidden/>
     <w:unhideWhenUsed/>
@@ -3955,11 +4590,11 @@
       <w:color w:val="595959" w:themeColor="text1" w:themeTint="A6"/>
     </w:rPr>
   </w:style>
-  <w:style w:type="paragraph" w:styleId="Heading7">
+  <w:style w:type="paragraph" w:styleId="7">
     <w:name w:val="heading 7"/>
-    <w:basedOn w:val="Normal"/>
-    <w:next w:val="Normal"/>
-    <w:link w:val="Heading7Char"/>
+    <w:basedOn w:val="a"/>
+    <w:next w:val="a"/>
+    <w:link w:val="70"/>
     <w:uiPriority w:val="9"/>
     <w:semiHidden/>
     <w:unhideWhenUsed/>
@@ -3976,11 +4611,11 @@
       <w:color w:val="595959" w:themeColor="text1" w:themeTint="A6"/>
     </w:rPr>
   </w:style>
-  <w:style w:type="paragraph" w:styleId="Heading8">
+  <w:style w:type="paragraph" w:styleId="8">
     <w:name w:val="heading 8"/>
-    <w:basedOn w:val="Normal"/>
-    <w:next w:val="Normal"/>
-    <w:link w:val="Heading8Char"/>
+    <w:basedOn w:val="a"/>
+    <w:next w:val="a"/>
+    <w:link w:val="80"/>
     <w:uiPriority w:val="9"/>
     <w:semiHidden/>
     <w:unhideWhenUsed/>
@@ -3998,11 +4633,11 @@
       <w:color w:val="272727" w:themeColor="text1" w:themeTint="D8"/>
     </w:rPr>
   </w:style>
-  <w:style w:type="paragraph" w:styleId="Heading9">
+  <w:style w:type="paragraph" w:styleId="9">
     <w:name w:val="heading 9"/>
-    <w:basedOn w:val="Normal"/>
-    <w:next w:val="Normal"/>
-    <w:link w:val="Heading9Char"/>
+    <w:basedOn w:val="a"/>
+    <w:next w:val="a"/>
+    <w:link w:val="90"/>
     <w:uiPriority w:val="9"/>
     <w:semiHidden/>
     <w:unhideWhenUsed/>
@@ -4018,13 +4653,12 @@
       <w:color w:val="272727" w:themeColor="text1" w:themeTint="D8"/>
     </w:rPr>
   </w:style>
-  <w:style w:type="character" w:default="1" w:styleId="DefaultParagraphFont">
+  <w:style w:type="character" w:default="1" w:styleId="a0">
     <w:name w:val="Default Paragraph Font"/>
     <w:uiPriority w:val="1"/>
-    <w:semiHidden/>
     <w:unhideWhenUsed/>
   </w:style>
-  <w:style w:type="table" w:default="1" w:styleId="TableNormal">
+  <w:style w:type="table" w:default="1" w:styleId="a1">
     <w:name w:val="Normal Table"/>
     <w:uiPriority w:val="99"/>
     <w:semiHidden/>
@@ -4039,16 +4673,16 @@
       </w:tblCellMar>
     </w:tblPr>
   </w:style>
-  <w:style w:type="numbering" w:default="1" w:styleId="NoList">
+  <w:style w:type="numbering" w:default="1" w:styleId="a2">
     <w:name w:val="No List"/>
     <w:uiPriority w:val="99"/>
     <w:semiHidden/>
     <w:unhideWhenUsed/>
   </w:style>
-  <w:style w:type="character" w:customStyle="1" w:styleId="Heading1Char">
-    <w:name w:val="Heading 1 Char"/>
-    <w:basedOn w:val="DefaultParagraphFont"/>
-    <w:link w:val="Heading1"/>
+  <w:style w:type="character" w:customStyle="1" w:styleId="10">
+    <w:name w:val="标题 1 字符"/>
+    <w:basedOn w:val="a0"/>
+    <w:link w:val="1"/>
     <w:uiPriority w:val="9"/>
     <w:rsid w:val="009E35E6"/>
     <w:rPr>
@@ -4059,10 +4693,10 @@
       <w:lang w:val="en-GB"/>
     </w:rPr>
   </w:style>
-  <w:style w:type="character" w:customStyle="1" w:styleId="Heading2Char">
-    <w:name w:val="Heading 2 Char"/>
-    <w:basedOn w:val="DefaultParagraphFont"/>
-    <w:link w:val="Heading2"/>
+  <w:style w:type="character" w:customStyle="1" w:styleId="20">
+    <w:name w:val="标题 2 字符"/>
+    <w:basedOn w:val="a0"/>
+    <w:link w:val="2"/>
     <w:uiPriority w:val="9"/>
     <w:semiHidden/>
     <w:rsid w:val="009E35E6"/>
@@ -4074,10 +4708,10 @@
       <w:lang w:val="en-GB"/>
     </w:rPr>
   </w:style>
-  <w:style w:type="character" w:customStyle="1" w:styleId="Heading3Char">
-    <w:name w:val="Heading 3 Char"/>
-    <w:basedOn w:val="DefaultParagraphFont"/>
-    <w:link w:val="Heading3"/>
+  <w:style w:type="character" w:customStyle="1" w:styleId="30">
+    <w:name w:val="标题 3 字符"/>
+    <w:basedOn w:val="a0"/>
+    <w:link w:val="3"/>
     <w:uiPriority w:val="9"/>
     <w:semiHidden/>
     <w:rsid w:val="009E35E6"/>
@@ -4089,10 +4723,10 @@
       <w:lang w:val="en-GB"/>
     </w:rPr>
   </w:style>
-  <w:style w:type="character" w:customStyle="1" w:styleId="Heading4Char">
-    <w:name w:val="Heading 4 Char"/>
-    <w:basedOn w:val="DefaultParagraphFont"/>
-    <w:link w:val="Heading4"/>
+  <w:style w:type="character" w:customStyle="1" w:styleId="40">
+    <w:name w:val="标题 4 字符"/>
+    <w:basedOn w:val="a0"/>
+    <w:link w:val="4"/>
     <w:uiPriority w:val="9"/>
     <w:semiHidden/>
     <w:rsid w:val="009E35E6"/>
@@ -4104,10 +4738,10 @@
       <w:lang w:val="en-GB"/>
     </w:rPr>
   </w:style>
-  <w:style w:type="character" w:customStyle="1" w:styleId="Heading5Char">
-    <w:name w:val="Heading 5 Char"/>
-    <w:basedOn w:val="DefaultParagraphFont"/>
-    <w:link w:val="Heading5"/>
+  <w:style w:type="character" w:customStyle="1" w:styleId="50">
+    <w:name w:val="标题 5 字符"/>
+    <w:basedOn w:val="a0"/>
+    <w:link w:val="5"/>
     <w:uiPriority w:val="9"/>
     <w:semiHidden/>
     <w:rsid w:val="009E35E6"/>
@@ -4117,10 +4751,10 @@
       <w:lang w:val="en-GB"/>
     </w:rPr>
   </w:style>
-  <w:style w:type="character" w:customStyle="1" w:styleId="Heading6Char">
-    <w:name w:val="Heading 6 Char"/>
-    <w:basedOn w:val="DefaultParagraphFont"/>
-    <w:link w:val="Heading6"/>
+  <w:style w:type="character" w:customStyle="1" w:styleId="60">
+    <w:name w:val="标题 6 字符"/>
+    <w:basedOn w:val="a0"/>
+    <w:link w:val="6"/>
     <w:uiPriority w:val="9"/>
     <w:semiHidden/>
     <w:rsid w:val="009E35E6"/>
@@ -4132,10 +4766,10 @@
       <w:lang w:val="en-GB"/>
     </w:rPr>
   </w:style>
-  <w:style w:type="character" w:customStyle="1" w:styleId="Heading7Char">
-    <w:name w:val="Heading 7 Char"/>
-    <w:basedOn w:val="DefaultParagraphFont"/>
-    <w:link w:val="Heading7"/>
+  <w:style w:type="character" w:customStyle="1" w:styleId="70">
+    <w:name w:val="标题 7 字符"/>
+    <w:basedOn w:val="a0"/>
+    <w:link w:val="7"/>
     <w:uiPriority w:val="9"/>
     <w:semiHidden/>
     <w:rsid w:val="009E35E6"/>
@@ -4145,10 +4779,10 @@
       <w:lang w:val="en-GB"/>
     </w:rPr>
   </w:style>
-  <w:style w:type="character" w:customStyle="1" w:styleId="Heading8Char">
-    <w:name w:val="Heading 8 Char"/>
-    <w:basedOn w:val="DefaultParagraphFont"/>
-    <w:link w:val="Heading8"/>
+  <w:style w:type="character" w:customStyle="1" w:styleId="80">
+    <w:name w:val="标题 8 字符"/>
+    <w:basedOn w:val="a0"/>
+    <w:link w:val="8"/>
     <w:uiPriority w:val="9"/>
     <w:semiHidden/>
     <w:rsid w:val="009E35E6"/>
@@ -4160,10 +4794,10 @@
       <w:lang w:val="en-GB"/>
     </w:rPr>
   </w:style>
-  <w:style w:type="character" w:customStyle="1" w:styleId="Heading9Char">
-    <w:name w:val="Heading 9 Char"/>
-    <w:basedOn w:val="DefaultParagraphFont"/>
-    <w:link w:val="Heading9"/>
+  <w:style w:type="character" w:customStyle="1" w:styleId="90">
+    <w:name w:val="标题 9 字符"/>
+    <w:basedOn w:val="a0"/>
+    <w:link w:val="9"/>
     <w:uiPriority w:val="9"/>
     <w:semiHidden/>
     <w:rsid w:val="009E35E6"/>
@@ -4173,11 +4807,11 @@
       <w:lang w:val="en-GB"/>
     </w:rPr>
   </w:style>
-  <w:style w:type="paragraph" w:styleId="Title">
+  <w:style w:type="paragraph" w:styleId="a3">
     <w:name w:val="Title"/>
-    <w:basedOn w:val="Normal"/>
-    <w:next w:val="Normal"/>
-    <w:link w:val="TitleChar"/>
+    <w:basedOn w:val="a"/>
+    <w:next w:val="a"/>
+    <w:link w:val="a4"/>
     <w:uiPriority w:val="10"/>
     <w:qFormat/>
     <w:rsid w:val="009E35E6"/>
@@ -4193,10 +4827,10 @@
       <w:szCs w:val="56"/>
     </w:rPr>
   </w:style>
-  <w:style w:type="character" w:customStyle="1" w:styleId="TitleChar">
-    <w:name w:val="Title Char"/>
-    <w:basedOn w:val="DefaultParagraphFont"/>
-    <w:link w:val="Title"/>
+  <w:style w:type="character" w:customStyle="1" w:styleId="a4">
+    <w:name w:val="标题 字符"/>
+    <w:basedOn w:val="a0"/>
+    <w:link w:val="a3"/>
     <w:uiPriority w:val="10"/>
     <w:rsid w:val="009E35E6"/>
     <w:rPr>
@@ -4208,11 +4842,11 @@
       <w:lang w:val="en-GB"/>
     </w:rPr>
   </w:style>
-  <w:style w:type="paragraph" w:styleId="Subtitle">
+  <w:style w:type="paragraph" w:styleId="a5">
     <w:name w:val="Subtitle"/>
-    <w:basedOn w:val="Normal"/>
-    <w:next w:val="Normal"/>
-    <w:link w:val="SubtitleChar"/>
+    <w:basedOn w:val="a"/>
+    <w:next w:val="a"/>
+    <w:link w:val="a6"/>
     <w:uiPriority w:val="11"/>
     <w:qFormat/>
     <w:rsid w:val="009E35E6"/>
@@ -4230,10 +4864,10 @@
       <w:szCs w:val="28"/>
     </w:rPr>
   </w:style>
-  <w:style w:type="character" w:customStyle="1" w:styleId="SubtitleChar">
-    <w:name w:val="Subtitle Char"/>
-    <w:basedOn w:val="DefaultParagraphFont"/>
-    <w:link w:val="Subtitle"/>
+  <w:style w:type="character" w:customStyle="1" w:styleId="a6">
+    <w:name w:val="副标题 字符"/>
+    <w:basedOn w:val="a0"/>
+    <w:link w:val="a5"/>
     <w:uiPriority w:val="11"/>
     <w:rsid w:val="009E35E6"/>
     <w:rPr>
@@ -4245,11 +4879,11 @@
       <w:lang w:val="en-GB"/>
     </w:rPr>
   </w:style>
-  <w:style w:type="paragraph" w:styleId="Quote">
+  <w:style w:type="paragraph" w:styleId="a7">
     <w:name w:val="Quote"/>
-    <w:basedOn w:val="Normal"/>
-    <w:next w:val="Normal"/>
-    <w:link w:val="QuoteChar"/>
+    <w:basedOn w:val="a"/>
+    <w:next w:val="a"/>
+    <w:link w:val="a8"/>
     <w:uiPriority w:val="29"/>
     <w:qFormat/>
     <w:rsid w:val="009E35E6"/>
@@ -4263,10 +4897,10 @@
       <w:color w:val="404040" w:themeColor="text1" w:themeTint="BF"/>
     </w:rPr>
   </w:style>
-  <w:style w:type="character" w:customStyle="1" w:styleId="QuoteChar">
-    <w:name w:val="Quote Char"/>
-    <w:basedOn w:val="DefaultParagraphFont"/>
-    <w:link w:val="Quote"/>
+  <w:style w:type="character" w:customStyle="1" w:styleId="a8">
+    <w:name w:val="引用 字符"/>
+    <w:basedOn w:val="a0"/>
+    <w:link w:val="a7"/>
     <w:uiPriority w:val="29"/>
     <w:rsid w:val="009E35E6"/>
     <w:rPr>
@@ -4276,9 +4910,9 @@
       <w:lang w:val="en-GB"/>
     </w:rPr>
   </w:style>
-  <w:style w:type="paragraph" w:styleId="ListParagraph">
+  <w:style w:type="paragraph" w:styleId="a9">
     <w:name w:val="List Paragraph"/>
-    <w:basedOn w:val="Normal"/>
+    <w:basedOn w:val="a"/>
     <w:uiPriority w:val="34"/>
     <w:qFormat/>
     <w:rsid w:val="009E35E6"/>
@@ -4287,9 +4921,9 @@
       <w:contextualSpacing/>
     </w:pPr>
   </w:style>
-  <w:style w:type="character" w:styleId="IntenseEmphasis">
+  <w:style w:type="character" w:styleId="aa">
     <w:name w:val="Intense Emphasis"/>
-    <w:basedOn w:val="DefaultParagraphFont"/>
+    <w:basedOn w:val="a0"/>
     <w:uiPriority w:val="21"/>
     <w:qFormat/>
     <w:rsid w:val="009E35E6"/>
@@ -4299,11 +4933,11 @@
       <w:color w:val="2F5496" w:themeColor="accent1" w:themeShade="BF"/>
     </w:rPr>
   </w:style>
-  <w:style w:type="paragraph" w:styleId="IntenseQuote">
+  <w:style w:type="paragraph" w:styleId="ab">
     <w:name w:val="Intense Quote"/>
-    <w:basedOn w:val="Normal"/>
-    <w:next w:val="Normal"/>
-    <w:link w:val="IntenseQuoteChar"/>
+    <w:basedOn w:val="a"/>
+    <w:next w:val="a"/>
+    <w:link w:val="ac"/>
     <w:uiPriority w:val="30"/>
     <w:qFormat/>
     <w:rsid w:val="009E35E6"/>
@@ -4322,10 +4956,10 @@
       <w:color w:val="2F5496" w:themeColor="accent1" w:themeShade="BF"/>
     </w:rPr>
   </w:style>
-  <w:style w:type="character" w:customStyle="1" w:styleId="IntenseQuoteChar">
-    <w:name w:val="Intense Quote Char"/>
-    <w:basedOn w:val="DefaultParagraphFont"/>
-    <w:link w:val="IntenseQuote"/>
+  <w:style w:type="character" w:customStyle="1" w:styleId="ac">
+    <w:name w:val="明显引用 字符"/>
+    <w:basedOn w:val="a0"/>
+    <w:link w:val="ab"/>
     <w:uiPriority w:val="30"/>
     <w:rsid w:val="009E35E6"/>
     <w:rPr>
@@ -4335,9 +4969,9 @@
       <w:lang w:val="en-GB"/>
     </w:rPr>
   </w:style>
-  <w:style w:type="character" w:styleId="IntenseReference">
+  <w:style w:type="character" w:styleId="ad">
     <w:name w:val="Intense Reference"/>
-    <w:basedOn w:val="DefaultParagraphFont"/>
+    <w:basedOn w:val="a0"/>
     <w:uiPriority w:val="32"/>
     <w:qFormat/>
     <w:rsid w:val="009E35E6"/>
@@ -4349,9 +4983,9 @@
       <w:spacing w:val="5"/>
     </w:rPr>
   </w:style>
-  <w:style w:type="table" w:styleId="TableGrid">
+  <w:style w:type="table" w:styleId="ae">
     <w:name w:val="Table Grid"/>
-    <w:basedOn w:val="TableNormal"/>
+    <w:basedOn w:val="a1"/>
     <w:uiPriority w:val="39"/>
     <w:rsid w:val="00055995"/>
     <w:tblPr>

--- a/Contribution/Individual Contribution Statement.docx
+++ b/Contribution/Individual Contribution Statement.docx
@@ -1,6 +1,6 @@
 
 <file path=word/document.xml><?xml version="1.0" encoding="utf-8"?>
-<w:document xmlns:wpc="http://schemas.microsoft.com/office/word/2010/wordprocessingCanvas" xmlns:cx="http://schemas.microsoft.com/office/drawing/2014/chartex" xmlns:cx1="http://schemas.microsoft.com/office/drawing/2015/9/8/chartex" xmlns:cx2="http://schemas.microsoft.com/office/drawing/2015/10/21/chartex" xmlns:cx3="http://schemas.microsoft.com/office/drawing/2016/5/9/chartex" xmlns:cx4="http://schemas.microsoft.com/office/drawing/2016/5/10/chartex" xmlns:cx5="http://schemas.microsoft.com/office/drawing/2016/5/11/chartex" xmlns:cx6="http://schemas.microsoft.com/office/drawing/2016/5/12/chartex" xmlns:cx7="http://schemas.microsoft.com/office/drawing/2016/5/13/chartex" xmlns:cx8="http://schemas.microsoft.com/office/drawing/2016/5/14/chartex" xmlns:mc="http://schemas.openxmlformats.org/markup-compatibility/2006" xmlns:aink="http://schemas.microsoft.com/office/drawing/2016/ink" xmlns:am3d="http://schemas.microsoft.com/office/drawing/2017/model3d" xmlns:o="urn:schemas-microsoft-com:office:office" xmlns:oel="http://schemas.microsoft.com/office/2019/extlst" xmlns:r="http://schemas.openxmlformats.org/officeDocument/2006/relationships" xmlns:m="http://schemas.openxmlformats.org/officeDocument/2006/math" xmlns:v="urn:schemas-microsoft-com:vml" xmlns:wp14="http://schemas.microsoft.com/office/word/2010/wordprocessingDrawing" xmlns:wp="http://schemas.openxmlformats.org/drawingml/2006/wordprocessingDrawing" xmlns:w10="urn:schemas-microsoft-com:office:word" xmlns:w="http://schemas.openxmlformats.org/wordprocessingml/2006/main" xmlns:w14="http://schemas.microsoft.com/office/word/2010/wordml" xmlns:w15="http://schemas.microsoft.com/office/word/2012/wordml" xmlns:w16cex="http://schemas.microsoft.com/office/word/2018/wordml/cex" xmlns:w16cid="http://schemas.microsoft.com/office/word/2016/wordml/cid" xmlns:w16="http://schemas.microsoft.com/office/word/2018/wordml" xmlns:w16du="http://schemas.microsoft.com/office/word/2023/wordml/word16du" xmlns:w16sdtdh="http://schemas.microsoft.com/office/word/2020/wordml/sdtdatahash" xmlns:w16sdtfl="http://schemas.microsoft.com/office/word/2024/wordml/sdtformatlock" xmlns:w16se="http://schemas.microsoft.com/office/word/2015/wordml/symex" xmlns:wpg="http://schemas.microsoft.com/office/word/2010/wordprocessingGroup" xmlns:wpi="http://schemas.microsoft.com/office/word/2010/wordprocessingInk" xmlns:wne="http://schemas.microsoft.com/office/word/2006/wordml" xmlns:wps="http://schemas.microsoft.com/office/word/2010/wordprocessingShape" mc:Ignorable="w14 w15 w16se w16cid w16 w16cex w16sdtdh w16sdtfl w16du wp14">
+<w:document xmlns:wpc="http://schemas.microsoft.com/office/word/2010/wordprocessingCanvas" xmlns:mc="http://schemas.openxmlformats.org/markup-compatibility/2006" xmlns:o="urn:schemas-microsoft-com:office:office" xmlns:r="http://schemas.openxmlformats.org/officeDocument/2006/relationships" xmlns:m="http://schemas.openxmlformats.org/officeDocument/2006/math" xmlns:v="urn:schemas-microsoft-com:vml" xmlns:wp14="http://schemas.microsoft.com/office/word/2010/wordprocessingDrawing" xmlns:wp="http://schemas.openxmlformats.org/drawingml/2006/wordprocessingDrawing" xmlns:w="http://schemas.openxmlformats.org/wordprocessingml/2006/main" xmlns:w14="http://schemas.microsoft.com/office/word/2010/wordml" xmlns:w10="urn:schemas-microsoft-com:office:word" xmlns:w15="http://schemas.microsoft.com/office/word/2012/wordml" xmlns:wpg="http://schemas.microsoft.com/office/word/2010/wordprocessingGroup" xmlns:wpi="http://schemas.microsoft.com/office/word/2010/wordprocessingInk" xmlns:wne="http://schemas.microsoft.com/office/word/2006/wordml" xmlns:wps="http://schemas.microsoft.com/office/word/2010/wordprocessingShape" xmlns:wpsCustomData="http://www.wps.cn/officeDocument/2013/wpsCustomData" mc:Ignorable="w14 w15 wp14">
   <w:body>
     <w:p>
       <w:pPr>
@@ -59,20 +59,35 @@
     </w:p>
     <w:tbl>
       <w:tblPr>
-        <w:tblStyle w:val="ae"/>
+        <w:tblStyle w:val="15"/>
         <w:tblW w:w="10060" w:type="dxa"/>
-        <w:tblLook w:val="04A0" w:firstRow="1" w:lastRow="0" w:firstColumn="1" w:lastColumn="0" w:noHBand="0" w:noVBand="1"/>
+        <w:tblInd w:w="0" w:type="dxa"/>
+        <w:tblBorders>
+          <w:top w:val="single" w:color="auto" w:sz="4" w:space="0"/>
+          <w:left w:val="single" w:color="auto" w:sz="4" w:space="0"/>
+          <w:bottom w:val="single" w:color="auto" w:sz="4" w:space="0"/>
+          <w:right w:val="single" w:color="auto" w:sz="4" w:space="0"/>
+          <w:insideH w:val="single" w:color="auto" w:sz="4" w:space="0"/>
+          <w:insideV w:val="single" w:color="auto" w:sz="4" w:space="0"/>
+        </w:tblBorders>
+        <w:tblLayout w:type="autofit"/>
+        <w:tblCellMar>
+          <w:top w:w="0" w:type="dxa"/>
+          <w:left w:w="108" w:type="dxa"/>
+          <w:bottom w:w="0" w:type="dxa"/>
+          <w:right w:w="108" w:type="dxa"/>
+        </w:tblCellMar>
       </w:tblPr>
       <w:tblGrid>
-        <w:gridCol w:w="1891"/>
+        <w:gridCol w:w="1890"/>
         <w:gridCol w:w="1598"/>
         <w:gridCol w:w="1597"/>
         <w:gridCol w:w="1596"/>
-        <w:gridCol w:w="3378"/>
+        <w:gridCol w:w="3379"/>
       </w:tblGrid>
       <w:tr>
         <w:trPr>
-          <w:trHeight w:val="549"/>
+          <w:trHeight w:val="549" w:hRule="atLeast"/>
         </w:trPr>
         <w:tc>
           <w:tcPr>
@@ -114,23 +129,13 @@
                 <w:bCs/>
               </w:rPr>
             </w:pPr>
-            <w:proofErr w:type="spellStart"/>
             <w:r>
               <w:rPr>
                 <w:rFonts w:ascii="Times New Roman" w:hAnsi="Times New Roman" w:cs="Times New Roman"/>
                 <w:b/>
                 <w:bCs/>
               </w:rPr>
-              <w:t>Haixiao</w:t>
-            </w:r>
-            <w:proofErr w:type="spellEnd"/>
-            <w:r>
-              <w:rPr>
-                <w:rFonts w:ascii="Times New Roman" w:hAnsi="Times New Roman" w:cs="Times New Roman"/>
-                <w:b/>
-                <w:bCs/>
-              </w:rPr>
-              <w:t xml:space="preserve"> Yang</w:t>
+              <w:t>Haixiao Yang</w:t>
             </w:r>
           </w:p>
         </w:tc>
@@ -212,7 +217,7 @@
       </w:tr>
       <w:tr>
         <w:trPr>
-          <w:trHeight w:val="641"/>
+          <w:trHeight w:val="641" w:hRule="atLeast"/>
         </w:trPr>
         <w:tc>
           <w:tcPr>
@@ -221,7 +226,7 @@
           </w:tcPr>
           <w:p>
             <w:pPr>
-              <w:pStyle w:val="a9"/>
+              <w:pStyle w:val="30"/>
               <w:numPr>
                 <w:ilvl w:val="0"/>
                 <w:numId w:val="1"/>
@@ -231,7 +236,6 @@
               </w:rPr>
             </w:pPr>
             <w:bookmarkStart w:id="0" w:name="_Hlk225615480"/>
-            <w:proofErr w:type="gramStart"/>
             <w:r>
               <w:rPr>
                 <w:rFonts w:ascii="Times New Roman" w:hAnsi="Times New Roman" w:cs="Times New Roman"/>
@@ -240,16 +244,9 @@
             </w:r>
             <w:r>
               <w:rPr>
-                <w:rFonts w:ascii="Times New Roman" w:hAnsi="Times New Roman" w:cs="Times New Roman" w:hint="eastAsia"/>
-              </w:rPr>
-              <w:t>(</w:t>
-            </w:r>
-            <w:proofErr w:type="gramEnd"/>
-            <w:r>
-              <w:rPr>
-                <w:rFonts w:ascii="Times New Roman" w:hAnsi="Times New Roman" w:cs="Times New Roman" w:hint="eastAsia"/>
-              </w:rPr>
-              <w:t>25/100)</w:t>
+                <w:rFonts w:hint="eastAsia" w:ascii="Times New Roman" w:hAnsi="Times New Roman" w:cs="Times New Roman"/>
+              </w:rPr>
+              <w:t>(25/100)</w:t>
             </w:r>
           </w:p>
         </w:tc>
@@ -267,7 +264,7 @@
             </w:pPr>
             <w:r>
               <w:rPr>
-                <w:rFonts w:ascii="Times New Roman" w:hAnsi="Times New Roman" w:cs="Times New Roman" w:hint="eastAsia"/>
+                <w:rFonts w:hint="eastAsia" w:ascii="Times New Roman" w:hAnsi="Times New Roman" w:cs="Times New Roman"/>
               </w:rPr>
               <w:t>40%</w:t>
             </w:r>
@@ -282,12 +279,12 @@
             <w:pPr>
               <w:jc w:val="center"/>
               <w:rPr>
-                <w:rFonts w:ascii="Times New Roman" w:hAnsi="Times New Roman" w:cs="Times New Roman" w:hint="eastAsia"/>
-              </w:rPr>
-            </w:pPr>
-            <w:r>
-              <w:rPr>
-                <w:rFonts w:ascii="Times New Roman" w:hAnsi="Times New Roman" w:cs="Times New Roman" w:hint="eastAsia"/>
+                <w:rFonts w:hint="eastAsia" w:ascii="Times New Roman" w:hAnsi="Times New Roman" w:cs="Times New Roman"/>
+              </w:rPr>
+            </w:pPr>
+            <w:r>
+              <w:rPr>
+                <w:rFonts w:hint="eastAsia" w:ascii="Times New Roman" w:hAnsi="Times New Roman" w:cs="Times New Roman"/>
               </w:rPr>
               <w:t>10%</w:t>
             </w:r>
@@ -307,7 +304,7 @@
             </w:pPr>
             <w:r>
               <w:rPr>
-                <w:rFonts w:ascii="Times New Roman" w:hAnsi="Times New Roman" w:cs="Times New Roman" w:hint="eastAsia"/>
+                <w:rFonts w:hint="eastAsia" w:ascii="Times New Roman" w:hAnsi="Times New Roman" w:cs="Times New Roman"/>
               </w:rPr>
               <w:t>5</w:t>
             </w:r>
@@ -327,10 +324,9 @@
           <w:p>
             <w:pPr>
               <w:rPr>
-                <w:rFonts w:ascii="Times New Roman" w:hAnsi="Times New Roman" w:cs="Times New Roman" w:hint="eastAsia"/>
-              </w:rPr>
-            </w:pPr>
-            <w:proofErr w:type="spellStart"/>
+                <w:rFonts w:hint="eastAsia" w:ascii="Times New Roman" w:hAnsi="Times New Roman" w:cs="Times New Roman"/>
+              </w:rPr>
+            </w:pPr>
             <w:r>
               <w:rPr>
                 <w:rFonts w:ascii="Times New Roman" w:hAnsi="Times New Roman" w:cs="Times New Roman"/>
@@ -339,22 +335,16 @@
             </w:r>
             <w:r>
               <w:rPr>
-                <w:rFonts w:ascii="Times New Roman" w:hAnsi="Times New Roman" w:cs="Times New Roman" w:hint="eastAsia"/>
-              </w:rPr>
-              <w:t>data</w:t>
-            </w:r>
-            <w:proofErr w:type="spellEnd"/>
-            <w:r>
-              <w:rPr>
-                <w:rFonts w:ascii="Times New Roman" w:hAnsi="Times New Roman" w:cs="Times New Roman" w:hint="eastAsia"/>
-              </w:rPr>
-              <w:t xml:space="preserve"> understanding code and markdowns</w:t>
-            </w:r>
-          </w:p>
-          <w:p>
-            <w:pPr>
-              <w:rPr>
-                <w:rFonts w:ascii="Times New Roman" w:hAnsi="Times New Roman" w:cs="Times New Roman" w:hint="eastAsia"/>
+                <w:rFonts w:hint="eastAsia" w:ascii="Times New Roman" w:hAnsi="Times New Roman" w:cs="Times New Roman"/>
+              </w:rPr>
+              <w:t>data understanding code and markdowns</w:t>
+            </w:r>
+          </w:p>
+          <w:p>
+            <w:pPr>
+              <w:rPr>
+                <w:rFonts w:hint="default" w:ascii="Times New Roman" w:hAnsi="Times New Roman" w:cs="Times New Roman" w:eastAsiaTheme="minorEastAsia"/>
+                <w:lang w:val="en-US" w:eastAsia="zh-CN"/>
               </w:rPr>
             </w:pPr>
             <w:r>
@@ -362,6 +352,12 @@
                 <w:rFonts w:ascii="Times New Roman" w:hAnsi="Times New Roman" w:cs="Times New Roman"/>
               </w:rPr>
               <w:t xml:space="preserve">Xiaoli: </w:t>
+            </w:r>
+            <w:r>
+              <w:rPr>
+                <w:rFonts w:hint="eastAsia" w:ascii="Times New Roman" w:hAnsi="Times New Roman" w:cs="Times New Roman"/>
+              </w:rPr>
+              <w:t>group discussion</w:t>
             </w:r>
           </w:p>
           <w:p>
@@ -381,7 +377,7 @@
       </w:tr>
       <w:tr>
         <w:trPr>
-          <w:trHeight w:val="641"/>
+          <w:trHeight w:val="641" w:hRule="atLeast"/>
         </w:trPr>
         <w:tc>
           <w:tcPr>
@@ -390,7 +386,7 @@
           </w:tcPr>
           <w:p>
             <w:pPr>
-              <w:pStyle w:val="a9"/>
+              <w:pStyle w:val="30"/>
               <w:numPr>
                 <w:ilvl w:val="0"/>
                 <w:numId w:val="1"/>
@@ -399,7 +395,6 @@
                 <w:rFonts w:ascii="Times New Roman" w:hAnsi="Times New Roman" w:cs="Times New Roman"/>
               </w:rPr>
             </w:pPr>
-            <w:proofErr w:type="gramStart"/>
             <w:r>
               <w:rPr>
                 <w:rFonts w:ascii="Times New Roman" w:hAnsi="Times New Roman" w:cs="Times New Roman"/>
@@ -408,16 +403,9 @@
             </w:r>
             <w:r>
               <w:rPr>
-                <w:rFonts w:ascii="Times New Roman" w:hAnsi="Times New Roman" w:cs="Times New Roman" w:hint="eastAsia"/>
-              </w:rPr>
-              <w:t>(</w:t>
-            </w:r>
-            <w:proofErr w:type="gramEnd"/>
-            <w:r>
-              <w:rPr>
-                <w:rFonts w:ascii="Times New Roman" w:hAnsi="Times New Roman" w:cs="Times New Roman" w:hint="eastAsia"/>
-              </w:rPr>
-              <w:t>15/100)</w:t>
+                <w:rFonts w:hint="eastAsia" w:ascii="Times New Roman" w:hAnsi="Times New Roman" w:cs="Times New Roman"/>
+              </w:rPr>
+              <w:t>(15/100)</w:t>
             </w:r>
           </w:p>
         </w:tc>
@@ -430,12 +418,12 @@
             <w:pPr>
               <w:jc w:val="center"/>
               <w:rPr>
-                <w:rFonts w:ascii="Times New Roman" w:hAnsi="Times New Roman" w:cs="Times New Roman" w:hint="eastAsia"/>
-              </w:rPr>
-            </w:pPr>
-            <w:r>
-              <w:rPr>
-                <w:rFonts w:ascii="Times New Roman" w:hAnsi="Times New Roman" w:cs="Times New Roman" w:hint="eastAsia"/>
+                <w:rFonts w:hint="eastAsia" w:ascii="Times New Roman" w:hAnsi="Times New Roman" w:cs="Times New Roman"/>
+              </w:rPr>
+            </w:pPr>
+            <w:r>
+              <w:rPr>
+                <w:rFonts w:hint="eastAsia" w:ascii="Times New Roman" w:hAnsi="Times New Roman" w:cs="Times New Roman"/>
               </w:rPr>
               <w:t>10%</w:t>
             </w:r>
@@ -455,7 +443,7 @@
             </w:pPr>
             <w:r>
               <w:rPr>
-                <w:rFonts w:ascii="Times New Roman" w:hAnsi="Times New Roman" w:cs="Times New Roman" w:hint="eastAsia"/>
+                <w:rFonts w:hint="eastAsia" w:ascii="Times New Roman" w:hAnsi="Times New Roman" w:cs="Times New Roman"/>
               </w:rPr>
               <w:t>40%</w:t>
             </w:r>
@@ -475,7 +463,7 @@
             </w:pPr>
             <w:r>
               <w:rPr>
-                <w:rFonts w:ascii="Times New Roman" w:hAnsi="Times New Roman" w:cs="Times New Roman" w:hint="eastAsia"/>
+                <w:rFonts w:hint="eastAsia" w:ascii="Times New Roman" w:hAnsi="Times New Roman" w:cs="Times New Roman"/>
               </w:rPr>
               <w:t>5</w:t>
             </w:r>
@@ -498,39 +486,26 @@
                 <w:rFonts w:ascii="Times New Roman" w:hAnsi="Times New Roman" w:cs="Times New Roman"/>
               </w:rPr>
             </w:pPr>
-            <w:proofErr w:type="spellStart"/>
-            <w:r>
-              <w:rPr>
-                <w:rFonts w:ascii="Times New Roman" w:hAnsi="Times New Roman" w:cs="Times New Roman"/>
-              </w:rPr>
-              <w:t>Haixiao</w:t>
-            </w:r>
-            <w:proofErr w:type="spellEnd"/>
-            <w:r>
-              <w:rPr>
-                <w:rFonts w:ascii="Times New Roman" w:hAnsi="Times New Roman" w:cs="Times New Roman"/>
-              </w:rPr>
-              <w:t>:</w:t>
+            <w:r>
+              <w:rPr>
+                <w:rFonts w:ascii="Times New Roman" w:hAnsi="Times New Roman" w:cs="Times New Roman"/>
+              </w:rPr>
+              <w:t>Haixiao:</w:t>
             </w:r>
             <w:bookmarkStart w:id="1" w:name="OLE_LINK3"/>
             <w:r>
               <w:rPr>
-                <w:rFonts w:ascii="Times New Roman" w:hAnsi="Times New Roman" w:cs="Times New Roman" w:hint="eastAsia"/>
-              </w:rPr>
-              <w:t xml:space="preserve"> </w:t>
-            </w:r>
-            <w:r>
-              <w:rPr>
-                <w:rFonts w:ascii="Times New Roman" w:hAnsi="Times New Roman" w:cs="Times New Roman" w:hint="eastAsia"/>
-              </w:rPr>
-              <w:t>group discussion</w:t>
+                <w:rFonts w:hint="eastAsia" w:ascii="Times New Roman" w:hAnsi="Times New Roman" w:cs="Times New Roman"/>
+              </w:rPr>
+              <w:t xml:space="preserve"> group discussion</w:t>
             </w:r>
             <w:bookmarkEnd w:id="1"/>
           </w:p>
           <w:p>
             <w:pPr>
               <w:rPr>
-                <w:rFonts w:ascii="Times New Roman" w:hAnsi="Times New Roman" w:cs="Times New Roman"/>
+                <w:rFonts w:hint="default" w:ascii="Times New Roman" w:hAnsi="Times New Roman" w:cs="Times New Roman" w:eastAsiaTheme="minorEastAsia"/>
+                <w:lang w:val="en-US" w:eastAsia="zh-CN"/>
               </w:rPr>
             </w:pPr>
             <w:r>
@@ -538,6 +513,13 @@
                 <w:rFonts w:ascii="Times New Roman" w:hAnsi="Times New Roman" w:cs="Times New Roman"/>
               </w:rPr>
               <w:t xml:space="preserve">Xiaoli: </w:t>
+            </w:r>
+            <w:r>
+              <w:rPr>
+                <w:rFonts w:hint="eastAsia" w:ascii="Times New Roman" w:hAnsi="Times New Roman" w:cs="Times New Roman"/>
+                <w:lang w:val="en-US" w:eastAsia="zh-CN"/>
+              </w:rPr>
+              <w:t>data cleaning code and markdowns</w:t>
             </w:r>
           </w:p>
           <w:p>
@@ -557,7 +539,7 @@
       </w:tr>
       <w:tr>
         <w:trPr>
-          <w:trHeight w:val="641"/>
+          <w:trHeight w:val="641" w:hRule="atLeast"/>
         </w:trPr>
         <w:tc>
           <w:tcPr>
@@ -566,7 +548,7 @@
           </w:tcPr>
           <w:p>
             <w:pPr>
-              <w:pStyle w:val="a9"/>
+              <w:pStyle w:val="30"/>
               <w:numPr>
                 <w:ilvl w:val="0"/>
                 <w:numId w:val="1"/>
@@ -585,11 +567,11 @@
               <w:rPr>
                 <w:rFonts w:ascii="Times New Roman" w:hAnsi="Times New Roman" w:cs="Times New Roman"/>
               </w:rPr>
-              <w:br/>
-            </w:r>
-            <w:r>
-              <w:rPr>
-                <w:rFonts w:ascii="Times New Roman" w:hAnsi="Times New Roman" w:cs="Times New Roman" w:hint="eastAsia"/>
+              <w:br w:type="textWrapping"/>
+            </w:r>
+            <w:r>
+              <w:rPr>
+                <w:rFonts w:hint="eastAsia" w:ascii="Times New Roman" w:hAnsi="Times New Roman" w:cs="Times New Roman"/>
               </w:rPr>
               <w:t>(15/100)</w:t>
             </w:r>
@@ -604,12 +586,12 @@
             <w:pPr>
               <w:jc w:val="center"/>
               <w:rPr>
-                <w:rFonts w:ascii="Times New Roman" w:hAnsi="Times New Roman" w:cs="Times New Roman" w:hint="eastAsia"/>
-              </w:rPr>
-            </w:pPr>
-            <w:r>
-              <w:rPr>
-                <w:rFonts w:ascii="Times New Roman" w:hAnsi="Times New Roman" w:cs="Times New Roman" w:hint="eastAsia"/>
+                <w:rFonts w:hint="eastAsia" w:ascii="Times New Roman" w:hAnsi="Times New Roman" w:cs="Times New Roman"/>
+              </w:rPr>
+            </w:pPr>
+            <w:r>
+              <w:rPr>
+                <w:rFonts w:hint="eastAsia" w:ascii="Times New Roman" w:hAnsi="Times New Roman" w:cs="Times New Roman"/>
               </w:rPr>
               <w:t>80%</w:t>
             </w:r>
@@ -624,12 +606,12 @@
             <w:pPr>
               <w:jc w:val="center"/>
               <w:rPr>
-                <w:rFonts w:ascii="Times New Roman" w:hAnsi="Times New Roman" w:cs="Times New Roman" w:hint="eastAsia"/>
-              </w:rPr>
-            </w:pPr>
-            <w:r>
-              <w:rPr>
-                <w:rFonts w:ascii="Times New Roman" w:hAnsi="Times New Roman" w:cs="Times New Roman" w:hint="eastAsia"/>
+                <w:rFonts w:hint="eastAsia" w:ascii="Times New Roman" w:hAnsi="Times New Roman" w:cs="Times New Roman"/>
+              </w:rPr>
+            </w:pPr>
+            <w:r>
+              <w:rPr>
+                <w:rFonts w:hint="eastAsia" w:ascii="Times New Roman" w:hAnsi="Times New Roman" w:cs="Times New Roman"/>
               </w:rPr>
               <w:t>10%</w:t>
             </w:r>
@@ -644,12 +626,12 @@
             <w:pPr>
               <w:jc w:val="center"/>
               <w:rPr>
-                <w:rFonts w:ascii="Times New Roman" w:hAnsi="Times New Roman" w:cs="Times New Roman" w:hint="eastAsia"/>
-              </w:rPr>
-            </w:pPr>
-            <w:r>
-              <w:rPr>
-                <w:rFonts w:ascii="Times New Roman" w:hAnsi="Times New Roman" w:cs="Times New Roman" w:hint="eastAsia"/>
+                <w:rFonts w:hint="eastAsia" w:ascii="Times New Roman" w:hAnsi="Times New Roman" w:cs="Times New Roman"/>
+              </w:rPr>
+            </w:pPr>
+            <w:r>
+              <w:rPr>
+                <w:rFonts w:hint="eastAsia" w:ascii="Times New Roman" w:hAnsi="Times New Roman" w:cs="Times New Roman"/>
               </w:rPr>
               <w:t>10%</w:t>
             </w:r>
@@ -663,26 +645,18 @@
           <w:p>
             <w:pPr>
               <w:rPr>
-                <w:rFonts w:ascii="Times New Roman" w:hAnsi="Times New Roman" w:cs="Times New Roman" w:hint="eastAsia"/>
-              </w:rPr>
-            </w:pPr>
-            <w:proofErr w:type="spellStart"/>
-            <w:r>
-              <w:rPr>
-                <w:rFonts w:ascii="Times New Roman" w:hAnsi="Times New Roman" w:cs="Times New Roman"/>
-              </w:rPr>
-              <w:t>Haixiao</w:t>
-            </w:r>
-            <w:proofErr w:type="spellEnd"/>
-            <w:r>
-              <w:rPr>
-                <w:rFonts w:ascii="Times New Roman" w:hAnsi="Times New Roman" w:cs="Times New Roman"/>
-              </w:rPr>
-              <w:t>:</w:t>
-            </w:r>
-            <w:r>
-              <w:rPr>
-                <w:rFonts w:ascii="Times New Roman" w:hAnsi="Times New Roman" w:cs="Times New Roman" w:hint="eastAsia"/>
+                <w:rFonts w:hint="eastAsia" w:ascii="Times New Roman" w:hAnsi="Times New Roman" w:cs="Times New Roman"/>
+              </w:rPr>
+            </w:pPr>
+            <w:r>
+              <w:rPr>
+                <w:rFonts w:ascii="Times New Roman" w:hAnsi="Times New Roman" w:cs="Times New Roman"/>
+              </w:rPr>
+              <w:t>Haixiao:</w:t>
+            </w:r>
+            <w:r>
+              <w:rPr>
+                <w:rFonts w:hint="eastAsia" w:ascii="Times New Roman" w:hAnsi="Times New Roman" w:cs="Times New Roman"/>
               </w:rPr>
               <w:t xml:space="preserve"> feature pairs code and markdowns</w:t>
             </w:r>
@@ -699,6 +673,12 @@
               </w:rPr>
               <w:t xml:space="preserve">Xiaoli: </w:t>
             </w:r>
+            <w:r>
+              <w:rPr>
+                <w:rFonts w:hint="eastAsia" w:ascii="Times New Roman" w:hAnsi="Times New Roman" w:cs="Times New Roman"/>
+              </w:rPr>
+              <w:t>group discussion</w:t>
+            </w:r>
           </w:p>
           <w:p>
             <w:pPr>
@@ -711,13 +691,19 @@
                 <w:rFonts w:ascii="Times New Roman" w:hAnsi="Times New Roman" w:cs="Times New Roman"/>
               </w:rPr>
               <w:t xml:space="preserve">Yian: </w:t>
+            </w:r>
+            <w:r>
+              <w:rPr>
+                <w:rFonts w:hint="eastAsia" w:ascii="Times New Roman" w:hAnsi="Times New Roman" w:cs="Times New Roman"/>
+              </w:rPr>
+              <w:t>group discussion</w:t>
             </w:r>
           </w:p>
         </w:tc>
       </w:tr>
       <w:tr>
         <w:trPr>
-          <w:trHeight w:val="641"/>
+          <w:trHeight w:val="641" w:hRule="atLeast"/>
         </w:trPr>
         <w:tc>
           <w:tcPr>
@@ -726,7 +712,7 @@
           </w:tcPr>
           <w:p>
             <w:pPr>
-              <w:pStyle w:val="a9"/>
+              <w:pStyle w:val="30"/>
               <w:numPr>
                 <w:ilvl w:val="0"/>
                 <w:numId w:val="1"/>
@@ -745,11 +731,11 @@
               <w:rPr>
                 <w:rFonts w:ascii="Times New Roman" w:hAnsi="Times New Roman" w:cs="Times New Roman"/>
               </w:rPr>
-              <w:br/>
-            </w:r>
-            <w:r>
-              <w:rPr>
-                <w:rFonts w:ascii="Times New Roman" w:hAnsi="Times New Roman" w:cs="Times New Roman" w:hint="eastAsia"/>
+              <w:br w:type="textWrapping"/>
+            </w:r>
+            <w:r>
+              <w:rPr>
+                <w:rFonts w:hint="eastAsia" w:ascii="Times New Roman" w:hAnsi="Times New Roman" w:cs="Times New Roman"/>
               </w:rPr>
               <w:t>(15/100)</w:t>
             </w:r>
@@ -764,12 +750,12 @@
             <w:pPr>
               <w:jc w:val="center"/>
               <w:rPr>
-                <w:rFonts w:ascii="Times New Roman" w:hAnsi="Times New Roman" w:cs="Times New Roman" w:hint="eastAsia"/>
-              </w:rPr>
-            </w:pPr>
-            <w:r>
-              <w:rPr>
-                <w:rFonts w:ascii="Times New Roman" w:hAnsi="Times New Roman" w:cs="Times New Roman" w:hint="eastAsia"/>
+                <w:rFonts w:hint="eastAsia" w:ascii="Times New Roman" w:hAnsi="Times New Roman" w:cs="Times New Roman"/>
+              </w:rPr>
+            </w:pPr>
+            <w:r>
+              <w:rPr>
+                <w:rFonts w:hint="eastAsia" w:ascii="Times New Roman" w:hAnsi="Times New Roman" w:cs="Times New Roman"/>
               </w:rPr>
               <w:t>10%</w:t>
             </w:r>
@@ -784,12 +770,12 @@
             <w:pPr>
               <w:jc w:val="center"/>
               <w:rPr>
-                <w:rFonts w:ascii="Times New Roman" w:hAnsi="Times New Roman" w:cs="Times New Roman" w:hint="eastAsia"/>
-              </w:rPr>
-            </w:pPr>
-            <w:r>
-              <w:rPr>
-                <w:rFonts w:ascii="Times New Roman" w:hAnsi="Times New Roman" w:cs="Times New Roman" w:hint="eastAsia"/>
+                <w:rFonts w:hint="eastAsia" w:ascii="Times New Roman" w:hAnsi="Times New Roman" w:cs="Times New Roman"/>
+              </w:rPr>
+            </w:pPr>
+            <w:r>
+              <w:rPr>
+                <w:rFonts w:hint="eastAsia" w:ascii="Times New Roman" w:hAnsi="Times New Roman" w:cs="Times New Roman"/>
               </w:rPr>
               <w:t>80%</w:t>
             </w:r>
@@ -804,12 +790,12 @@
             <w:pPr>
               <w:jc w:val="center"/>
               <w:rPr>
-                <w:rFonts w:ascii="Times New Roman" w:hAnsi="Times New Roman" w:cs="Times New Roman" w:hint="eastAsia"/>
-              </w:rPr>
-            </w:pPr>
-            <w:r>
-              <w:rPr>
-                <w:rFonts w:ascii="Times New Roman" w:hAnsi="Times New Roman" w:cs="Times New Roman" w:hint="eastAsia"/>
+                <w:rFonts w:hint="eastAsia" w:ascii="Times New Roman" w:hAnsi="Times New Roman" w:cs="Times New Roman"/>
+              </w:rPr>
+            </w:pPr>
+            <w:r>
+              <w:rPr>
+                <w:rFonts w:hint="eastAsia" w:ascii="Times New Roman" w:hAnsi="Times New Roman" w:cs="Times New Roman"/>
               </w:rPr>
               <w:t>10%</w:t>
             </w:r>
@@ -826,64 +812,64 @@
                 <w:rFonts w:ascii="Times New Roman" w:hAnsi="Times New Roman" w:cs="Times New Roman"/>
               </w:rPr>
             </w:pPr>
-            <w:proofErr w:type="spellStart"/>
-            <w:r>
-              <w:rPr>
-                <w:rFonts w:ascii="Times New Roman" w:hAnsi="Times New Roman" w:cs="Times New Roman"/>
-              </w:rPr>
-              <w:t>Haixiao</w:t>
-            </w:r>
-            <w:proofErr w:type="spellEnd"/>
-            <w:r>
-              <w:rPr>
-                <w:rFonts w:ascii="Times New Roman" w:hAnsi="Times New Roman" w:cs="Times New Roman"/>
-              </w:rPr>
-              <w:t>:</w:t>
-            </w:r>
-            <w:r>
-              <w:rPr>
-                <w:rFonts w:ascii="Times New Roman" w:hAnsi="Times New Roman" w:cs="Times New Roman" w:hint="eastAsia"/>
-              </w:rPr>
-              <w:t xml:space="preserve"> </w:t>
-            </w:r>
-            <w:r>
-              <w:rPr>
-                <w:rFonts w:ascii="Times New Roman" w:hAnsi="Times New Roman" w:cs="Times New Roman" w:hint="eastAsia"/>
+            <w:r>
+              <w:rPr>
+                <w:rFonts w:ascii="Times New Roman" w:hAnsi="Times New Roman" w:cs="Times New Roman"/>
+              </w:rPr>
+              <w:t>Haixiao:</w:t>
+            </w:r>
+            <w:r>
+              <w:rPr>
+                <w:rFonts w:hint="eastAsia" w:ascii="Times New Roman" w:hAnsi="Times New Roman" w:cs="Times New Roman"/>
+              </w:rPr>
+              <w:t xml:space="preserve"> group discussion</w:t>
+            </w:r>
+          </w:p>
+          <w:p>
+            <w:pPr>
+              <w:rPr>
+                <w:rFonts w:hint="default" w:ascii="Times New Roman" w:hAnsi="Times New Roman" w:cs="Times New Roman" w:eastAsiaTheme="minorEastAsia"/>
+                <w:lang w:val="en-US" w:eastAsia="zh-CN"/>
+              </w:rPr>
+            </w:pPr>
+            <w:r>
+              <w:rPr>
+                <w:rFonts w:ascii="Times New Roman" w:hAnsi="Times New Roman" w:cs="Times New Roman"/>
+              </w:rPr>
+              <w:t xml:space="preserve">Xiaoli: </w:t>
+            </w:r>
+            <w:r>
+              <w:rPr>
+                <w:rFonts w:hint="eastAsia" w:ascii="Times New Roman" w:hAnsi="Times New Roman" w:cs="Times New Roman"/>
+                <w:lang w:val="en-US" w:eastAsia="zh-CN"/>
+              </w:rPr>
+              <w:t>new features code and markdowns</w:t>
+            </w:r>
+          </w:p>
+          <w:p>
+            <w:pPr>
+              <w:rPr>
+                <w:rFonts w:ascii="Times New Roman" w:hAnsi="Times New Roman" w:cs="Times New Roman"/>
+              </w:rPr>
+            </w:pPr>
+            <w:r>
+              <w:rPr>
+                <w:rFonts w:ascii="Times New Roman" w:hAnsi="Times New Roman" w:cs="Times New Roman"/>
+              </w:rPr>
+              <w:t>Yian:</w:t>
+            </w:r>
+            <w:r>
+              <w:rPr>
+                <w:rFonts w:hint="eastAsia" w:ascii="Times New Roman" w:hAnsi="Times New Roman" w:cs="Times New Roman"/>
               </w:rPr>
               <w:t>group discussion</w:t>
-            </w:r>
-          </w:p>
-          <w:p>
-            <w:pPr>
-              <w:rPr>
-                <w:rFonts w:ascii="Times New Roman" w:hAnsi="Times New Roman" w:cs="Times New Roman"/>
-              </w:rPr>
-            </w:pPr>
-            <w:r>
-              <w:rPr>
-                <w:rFonts w:ascii="Times New Roman" w:hAnsi="Times New Roman" w:cs="Times New Roman"/>
-              </w:rPr>
-              <w:t xml:space="preserve">Xiaoli: </w:t>
-            </w:r>
-          </w:p>
-          <w:p>
-            <w:pPr>
-              <w:rPr>
-                <w:rFonts w:ascii="Times New Roman" w:hAnsi="Times New Roman" w:cs="Times New Roman"/>
-              </w:rPr>
-            </w:pPr>
-            <w:r>
-              <w:rPr>
-                <w:rFonts w:ascii="Times New Roman" w:hAnsi="Times New Roman" w:cs="Times New Roman"/>
-              </w:rPr>
-              <w:t>Yian:</w:t>
             </w:r>
           </w:p>
         </w:tc>
       </w:tr>
       <w:tr>
         <w:trPr>
-          <w:trHeight w:val="641"/>
+          <w:trHeight w:val="641" w:hRule="atLeast"/>
         </w:trPr>
         <w:tc>
           <w:tcPr>
@@ -892,7 +878,7 @@
           </w:tcPr>
           <w:p>
             <w:pPr>
-              <w:pStyle w:val="a9"/>
+              <w:pStyle w:val="30"/>
               <w:numPr>
                 <w:ilvl w:val="0"/>
                 <w:numId w:val="1"/>
@@ -911,11 +897,11 @@
               <w:rPr>
                 <w:rFonts w:ascii="Times New Roman" w:hAnsi="Times New Roman" w:cs="Times New Roman"/>
               </w:rPr>
-              <w:br/>
-            </w:r>
-            <w:r>
-              <w:rPr>
-                <w:rFonts w:ascii="Times New Roman" w:hAnsi="Times New Roman" w:cs="Times New Roman" w:hint="eastAsia"/>
+              <w:br w:type="textWrapping"/>
+            </w:r>
+            <w:r>
+              <w:rPr>
+                <w:rFonts w:hint="eastAsia" w:ascii="Times New Roman" w:hAnsi="Times New Roman" w:cs="Times New Roman"/>
               </w:rPr>
               <w:t>(30/100)</w:t>
             </w:r>
@@ -935,7 +921,7 @@
             </w:pPr>
             <w:r>
               <w:rPr>
-                <w:rFonts w:ascii="Times New Roman" w:hAnsi="Times New Roman" w:cs="Times New Roman" w:hint="eastAsia"/>
+                <w:rFonts w:hint="eastAsia" w:ascii="Times New Roman" w:hAnsi="Times New Roman" w:cs="Times New Roman"/>
               </w:rPr>
               <w:t>35%</w:t>
             </w:r>
@@ -950,12 +936,12 @@
             <w:pPr>
               <w:jc w:val="center"/>
               <w:rPr>
-                <w:rFonts w:ascii="Times New Roman" w:hAnsi="Times New Roman" w:cs="Times New Roman" w:hint="eastAsia"/>
-              </w:rPr>
-            </w:pPr>
-            <w:r>
-              <w:rPr>
-                <w:rFonts w:ascii="Times New Roman" w:hAnsi="Times New Roman" w:cs="Times New Roman" w:hint="eastAsia"/>
+                <w:rFonts w:hint="eastAsia" w:ascii="Times New Roman" w:hAnsi="Times New Roman" w:cs="Times New Roman"/>
+              </w:rPr>
+            </w:pPr>
+            <w:r>
+              <w:rPr>
+                <w:rFonts w:hint="eastAsia" w:ascii="Times New Roman" w:hAnsi="Times New Roman" w:cs="Times New Roman"/>
               </w:rPr>
               <w:t>35%</w:t>
             </w:r>
@@ -989,62 +975,27 @@
           <w:p>
             <w:pPr>
               <w:rPr>
-                <w:rFonts w:ascii="Times New Roman" w:hAnsi="Times New Roman" w:cs="Times New Roman" w:hint="eastAsia"/>
-              </w:rPr>
-            </w:pPr>
-            <w:proofErr w:type="spellStart"/>
-            <w:r>
-              <w:rPr>
-                <w:rFonts w:ascii="Times New Roman" w:hAnsi="Times New Roman" w:cs="Times New Roman"/>
-              </w:rPr>
-              <w:t>Haixiao</w:t>
-            </w:r>
-            <w:proofErr w:type="spellEnd"/>
-            <w:r>
-              <w:rPr>
-                <w:rFonts w:ascii="Times New Roman" w:hAnsi="Times New Roman" w:cs="Times New Roman"/>
-              </w:rPr>
-              <w:t>:</w:t>
-            </w:r>
-            <w:r>
-              <w:rPr>
-                <w:rFonts w:ascii="Times New Roman" w:hAnsi="Times New Roman" w:cs="Times New Roman" w:hint="eastAsia"/>
-              </w:rPr>
-              <w:t xml:space="preserve"> train-validation date </w:t>
-            </w:r>
-            <w:proofErr w:type="gramStart"/>
-            <w:r>
-              <w:rPr>
-                <w:rFonts w:ascii="Times New Roman" w:hAnsi="Times New Roman" w:cs="Times New Roman" w:hint="eastAsia"/>
-              </w:rPr>
-              <w:t>split ,</w:t>
-            </w:r>
-            <w:proofErr w:type="gramEnd"/>
-            <w:r>
-              <w:rPr>
-                <w:rFonts w:ascii="Times New Roman" w:hAnsi="Times New Roman" w:cs="Times New Roman" w:hint="eastAsia"/>
-              </w:rPr>
-              <w:t xml:space="preserve"> </w:t>
-            </w:r>
-            <w:proofErr w:type="spellStart"/>
-            <w:r>
-              <w:rPr>
-                <w:rFonts w:ascii="Times New Roman" w:hAnsi="Times New Roman" w:cs="Times New Roman" w:hint="eastAsia"/>
-              </w:rPr>
-              <w:t>RidgeCV</w:t>
-            </w:r>
-            <w:proofErr w:type="spellEnd"/>
-            <w:r>
-              <w:rPr>
-                <w:rFonts w:ascii="Times New Roman" w:hAnsi="Times New Roman" w:cs="Times New Roman" w:hint="eastAsia"/>
-              </w:rPr>
-              <w:t xml:space="preserve"> and test data processing.</w:t>
-            </w:r>
-          </w:p>
-          <w:p>
-            <w:pPr>
-              <w:rPr>
-                <w:rFonts w:ascii="Times New Roman" w:hAnsi="Times New Roman" w:cs="Times New Roman"/>
+                <w:rFonts w:hint="eastAsia" w:ascii="Times New Roman" w:hAnsi="Times New Roman" w:cs="Times New Roman"/>
+              </w:rPr>
+            </w:pPr>
+            <w:r>
+              <w:rPr>
+                <w:rFonts w:ascii="Times New Roman" w:hAnsi="Times New Roman" w:cs="Times New Roman"/>
+              </w:rPr>
+              <w:t>Haixiao:</w:t>
+            </w:r>
+            <w:r>
+              <w:rPr>
+                <w:rFonts w:hint="eastAsia" w:ascii="Times New Roman" w:hAnsi="Times New Roman" w:cs="Times New Roman"/>
+              </w:rPr>
+              <w:t xml:space="preserve"> train-validation date split , RidgeCV and test data processing.</w:t>
+            </w:r>
+          </w:p>
+          <w:p>
+            <w:pPr>
+              <w:rPr>
+                <w:rFonts w:hint="default" w:ascii="Times New Roman" w:hAnsi="Times New Roman" w:cs="Times New Roman"/>
+                <w:lang w:val="en-US" w:eastAsia="zh-CN"/>
               </w:rPr>
             </w:pPr>
             <w:r>
@@ -1052,6 +1003,13 @@
                 <w:rFonts w:ascii="Times New Roman" w:hAnsi="Times New Roman" w:cs="Times New Roman"/>
               </w:rPr>
               <w:t xml:space="preserve">Xiaoli: </w:t>
+            </w:r>
+            <w:r>
+              <w:rPr>
+                <w:rFonts w:hint="eastAsia" w:ascii="Times New Roman" w:hAnsi="Times New Roman" w:cs="Times New Roman"/>
+                <w:lang w:val="en-US" w:eastAsia="zh-CN"/>
+              </w:rPr>
+              <w:t>Random forest, Pipeline</w:t>
             </w:r>
           </w:p>
           <w:p>
@@ -1072,7 +1030,7 @@
       <w:bookmarkEnd w:id="0"/>
       <w:tr>
         <w:trPr>
-          <w:trHeight w:val="641"/>
+          <w:trHeight w:val="641" w:hRule="atLeast"/>
         </w:trPr>
         <w:tc>
           <w:tcPr>
@@ -1106,14 +1064,14 @@
             <w:pPr>
               <w:jc w:val="center"/>
               <w:rPr>
-                <w:rFonts w:ascii="Times New Roman" w:hAnsi="Times New Roman" w:cs="Times New Roman" w:hint="eastAsia"/>
+                <w:rFonts w:hint="eastAsia" w:ascii="Times New Roman" w:hAnsi="Times New Roman" w:cs="Times New Roman"/>
                 <w:b/>
                 <w:bCs/>
               </w:rPr>
             </w:pPr>
             <w:r>
               <w:rPr>
-                <w:rFonts w:ascii="Times New Roman" w:hAnsi="Times New Roman" w:cs="Times New Roman" w:hint="eastAsia"/>
+                <w:rFonts w:hint="eastAsia" w:ascii="Times New Roman" w:hAnsi="Times New Roman" w:cs="Times New Roman"/>
                 <w:b/>
                 <w:bCs/>
               </w:rPr>
@@ -1130,14 +1088,14 @@
             <w:pPr>
               <w:jc w:val="center"/>
               <w:rPr>
-                <w:rFonts w:ascii="Times New Roman" w:hAnsi="Times New Roman" w:cs="Times New Roman" w:hint="eastAsia"/>
+                <w:rFonts w:hint="eastAsia" w:ascii="Times New Roman" w:hAnsi="Times New Roman" w:cs="Times New Roman"/>
                 <w:b/>
                 <w:bCs/>
               </w:rPr>
             </w:pPr>
             <w:r>
               <w:rPr>
-                <w:rFonts w:ascii="Times New Roman" w:hAnsi="Times New Roman" w:cs="Times New Roman" w:hint="eastAsia"/>
+                <w:rFonts w:hint="eastAsia" w:ascii="Times New Roman" w:hAnsi="Times New Roman" w:cs="Times New Roman"/>
                 <w:b/>
                 <w:bCs/>
               </w:rPr>
@@ -1154,14 +1112,14 @@
             <w:pPr>
               <w:jc w:val="center"/>
               <w:rPr>
-                <w:rFonts w:ascii="Times New Roman" w:hAnsi="Times New Roman" w:cs="Times New Roman" w:hint="eastAsia"/>
+                <w:rFonts w:hint="eastAsia" w:ascii="Times New Roman" w:hAnsi="Times New Roman" w:cs="Times New Roman"/>
                 <w:b/>
                 <w:bCs/>
               </w:rPr>
             </w:pPr>
             <w:r>
               <w:rPr>
-                <w:rFonts w:ascii="Times New Roman" w:hAnsi="Times New Roman" w:cs="Times New Roman" w:hint="eastAsia"/>
+                <w:rFonts w:hint="eastAsia" w:ascii="Times New Roman" w:hAnsi="Times New Roman" w:cs="Times New Roman"/>
                 <w:b/>
                 <w:bCs/>
               </w:rPr>
@@ -1229,7 +1187,7 @@
       </w:r>
       <w:r>
         <w:rPr>
-          <w:rFonts w:ascii="Times New Roman" w:hAnsi="Times New Roman" w:cs="Times New Roman" w:hint="eastAsia"/>
+          <w:rFonts w:hint="eastAsia" w:ascii="Times New Roman" w:hAnsi="Times New Roman" w:cs="Times New Roman"/>
           <w:b/>
           <w:bCs/>
           <w:u w:val="single"/>
@@ -1257,9 +1215,24 @@
     </w:p>
     <w:tbl>
       <w:tblPr>
-        <w:tblStyle w:val="ae"/>
+        <w:tblStyle w:val="15"/>
         <w:tblW w:w="10049" w:type="dxa"/>
-        <w:tblLook w:val="04A0" w:firstRow="1" w:lastRow="0" w:firstColumn="1" w:lastColumn="0" w:noHBand="0" w:noVBand="1"/>
+        <w:tblInd w:w="0" w:type="dxa"/>
+        <w:tblBorders>
+          <w:top w:val="single" w:color="auto" w:sz="4" w:space="0"/>
+          <w:left w:val="single" w:color="auto" w:sz="4" w:space="0"/>
+          <w:bottom w:val="single" w:color="auto" w:sz="4" w:space="0"/>
+          <w:right w:val="single" w:color="auto" w:sz="4" w:space="0"/>
+          <w:insideH w:val="single" w:color="auto" w:sz="4" w:space="0"/>
+          <w:insideV w:val="single" w:color="auto" w:sz="4" w:space="0"/>
+        </w:tblBorders>
+        <w:tblLayout w:type="autofit"/>
+        <w:tblCellMar>
+          <w:top w:w="0" w:type="dxa"/>
+          <w:left w:w="108" w:type="dxa"/>
+          <w:bottom w:w="0" w:type="dxa"/>
+          <w:right w:w="108" w:type="dxa"/>
+        </w:tblCellMar>
       </w:tblPr>
       <w:tblGrid>
         <w:gridCol w:w="2122"/>
@@ -1268,7 +1241,7 @@
       </w:tblGrid>
       <w:tr>
         <w:trPr>
-          <w:trHeight w:val="396"/>
+          <w:trHeight w:val="396" w:hRule="atLeast"/>
         </w:trPr>
         <w:tc>
           <w:tcPr>
@@ -1292,34 +1265,14 @@
                 <w:bCs/>
                 <w:lang w:val="en-US"/>
               </w:rPr>
-              <w:t xml:space="preserve">Name: </w:t>
-            </w:r>
-            <w:proofErr w:type="spellStart"/>
-            <w:r>
-              <w:rPr>
-                <w:rFonts w:ascii="Times New Roman" w:hAnsi="Times New Roman" w:cs="Times New Roman"/>
-                <w:b/>
-                <w:bCs/>
-                <w:lang w:val="en-US"/>
-              </w:rPr>
-              <w:t>Haixiao</w:t>
-            </w:r>
-            <w:proofErr w:type="spellEnd"/>
-            <w:r>
-              <w:rPr>
-                <w:rFonts w:ascii="Times New Roman" w:hAnsi="Times New Roman" w:cs="Times New Roman"/>
-                <w:b/>
-                <w:bCs/>
-                <w:lang w:val="en-US"/>
-              </w:rPr>
-              <w:t xml:space="preserve"> Yang</w:t>
+              <w:t>Name: Haixiao Yang</w:t>
             </w:r>
           </w:p>
         </w:tc>
       </w:tr>
       <w:tr>
         <w:trPr>
-          <w:trHeight w:val="396"/>
+          <w:trHeight w:val="396" w:hRule="atLeast"/>
         </w:trPr>
         <w:tc>
           <w:tcPr>
@@ -1398,23 +1351,14 @@
                 <w:bCs/>
                 <w:lang w:val="en-US"/>
               </w:rPr>
-              <w:t>Time</w:t>
-            </w:r>
-            <w:r>
-              <w:rPr>
-                <w:rFonts w:ascii="Times New Roman" w:hAnsi="Times New Roman" w:cs="Times New Roman"/>
-                <w:b/>
-                <w:bCs/>
-                <w:lang w:val="en-US"/>
-              </w:rPr>
-              <w:t xml:space="preserve"> (Hours)</w:t>
+              <w:t>Time (Hours)</w:t>
             </w:r>
           </w:p>
         </w:tc>
       </w:tr>
       <w:tr>
         <w:trPr>
-          <w:trHeight w:val="309"/>
+          <w:trHeight w:val="309" w:hRule="atLeast"/>
         </w:trPr>
         <w:tc>
           <w:tcPr>
@@ -1423,7 +1367,7 @@
           </w:tcPr>
           <w:p>
             <w:pPr>
-              <w:pStyle w:val="a9"/>
+              <w:pStyle w:val="30"/>
               <w:numPr>
                 <w:ilvl w:val="0"/>
                 <w:numId w:val="2"/>
@@ -1460,15 +1404,9 @@
             </w:r>
             <w:r>
               <w:rPr>
-                <w:rFonts w:ascii="Times New Roman" w:hAnsi="Times New Roman" w:cs="Times New Roman" w:hint="eastAsia"/>
-              </w:rPr>
-              <w:t xml:space="preserve">mplement </w:t>
-            </w:r>
-            <w:r>
-              <w:rPr>
-                <w:rFonts w:ascii="Times New Roman" w:hAnsi="Times New Roman" w:cs="Times New Roman" w:hint="eastAsia"/>
-              </w:rPr>
-              <w:t xml:space="preserve">data understanding code and </w:t>
+                <w:rFonts w:hint="eastAsia" w:ascii="Times New Roman" w:hAnsi="Times New Roman" w:cs="Times New Roman"/>
+              </w:rPr>
+              <w:t xml:space="preserve">mplement data understanding code and </w:t>
             </w:r>
             <w:r>
               <w:rPr>
@@ -1487,13 +1425,13 @@
             <w:pPr>
               <w:jc w:val="center"/>
               <w:rPr>
-                <w:rFonts w:ascii="Times New Roman" w:hAnsi="Times New Roman" w:cs="Times New Roman" w:hint="eastAsia"/>
-                <w:lang w:val="en-US"/>
-              </w:rPr>
-            </w:pPr>
-            <w:r>
-              <w:rPr>
-                <w:rFonts w:ascii="Times New Roman" w:hAnsi="Times New Roman" w:cs="Times New Roman" w:hint="eastAsia"/>
+                <w:rFonts w:hint="eastAsia" w:ascii="Times New Roman" w:hAnsi="Times New Roman" w:cs="Times New Roman"/>
+                <w:lang w:val="en-US"/>
+              </w:rPr>
+            </w:pPr>
+            <w:r>
+              <w:rPr>
+                <w:rFonts w:hint="eastAsia" w:ascii="Times New Roman" w:hAnsi="Times New Roman" w:cs="Times New Roman"/>
                 <w:lang w:val="en-US"/>
               </w:rPr>
               <w:t>3</w:t>
@@ -1503,7 +1441,7 @@
       </w:tr>
       <w:tr>
         <w:trPr>
-          <w:trHeight w:val="309"/>
+          <w:trHeight w:val="309" w:hRule="atLeast"/>
         </w:trPr>
         <w:tc>
           <w:tcPr>
@@ -1512,7 +1450,7 @@
           </w:tcPr>
           <w:p>
             <w:pPr>
-              <w:pStyle w:val="a9"/>
+              <w:pStyle w:val="30"/>
               <w:numPr>
                 <w:ilvl w:val="0"/>
                 <w:numId w:val="2"/>
@@ -1537,14 +1475,14 @@
           <w:p>
             <w:pPr>
               <w:rPr>
-                <w:rFonts w:ascii="Times New Roman" w:hAnsi="Times New Roman" w:cs="Times New Roman" w:hint="eastAsia"/>
+                <w:rFonts w:hint="eastAsia" w:ascii="Times New Roman" w:hAnsi="Times New Roman" w:cs="Times New Roman"/>
                 <w:lang w:val="en-US"/>
               </w:rPr>
             </w:pPr>
             <w:bookmarkStart w:id="2" w:name="OLE_LINK7"/>
             <w:r>
               <w:rPr>
-                <w:rFonts w:ascii="Times New Roman" w:hAnsi="Times New Roman" w:cs="Times New Roman" w:hint="eastAsia"/>
+                <w:rFonts w:hint="eastAsia" w:ascii="Times New Roman" w:hAnsi="Times New Roman" w:cs="Times New Roman"/>
                 <w:lang w:val="en-US"/>
               </w:rPr>
               <w:t>Discuss with group members about</w:t>
@@ -1552,7 +1490,7 @@
             <w:bookmarkEnd w:id="2"/>
             <w:r>
               <w:rPr>
-                <w:rFonts w:ascii="Times New Roman" w:hAnsi="Times New Roman" w:cs="Times New Roman" w:hint="eastAsia"/>
+                <w:rFonts w:hint="eastAsia" w:ascii="Times New Roman" w:hAnsi="Times New Roman" w:cs="Times New Roman"/>
                 <w:lang w:val="en-US"/>
               </w:rPr>
               <w:t xml:space="preserve"> the strategy for DQP</w:t>
@@ -1568,13 +1506,13 @@
             <w:pPr>
               <w:jc w:val="center"/>
               <w:rPr>
-                <w:rFonts w:ascii="Times New Roman" w:hAnsi="Times New Roman" w:cs="Times New Roman" w:hint="eastAsia"/>
-                <w:lang w:val="en-US"/>
-              </w:rPr>
-            </w:pPr>
-            <w:r>
-              <w:rPr>
-                <w:rFonts w:ascii="Times New Roman" w:hAnsi="Times New Roman" w:cs="Times New Roman" w:hint="eastAsia"/>
+                <w:rFonts w:hint="eastAsia" w:ascii="Times New Roman" w:hAnsi="Times New Roman" w:cs="Times New Roman"/>
+                <w:lang w:val="en-US"/>
+              </w:rPr>
+            </w:pPr>
+            <w:r>
+              <w:rPr>
+                <w:rFonts w:hint="eastAsia" w:ascii="Times New Roman" w:hAnsi="Times New Roman" w:cs="Times New Roman"/>
                 <w:lang w:val="en-US"/>
               </w:rPr>
               <w:t>0.5</w:t>
@@ -1584,7 +1522,7 @@
       </w:tr>
       <w:tr>
         <w:trPr>
-          <w:trHeight w:val="309"/>
+          <w:trHeight w:val="309" w:hRule="atLeast"/>
         </w:trPr>
         <w:tc>
           <w:tcPr>
@@ -1593,7 +1531,7 @@
           </w:tcPr>
           <w:p>
             <w:pPr>
-              <w:pStyle w:val="a9"/>
+              <w:pStyle w:val="30"/>
               <w:numPr>
                 <w:ilvl w:val="0"/>
                 <w:numId w:val="2"/>
@@ -1630,21 +1568,9 @@
             </w:r>
             <w:r>
               <w:rPr>
-                <w:rFonts w:ascii="Times New Roman" w:hAnsi="Times New Roman" w:cs="Times New Roman" w:hint="eastAsia"/>
-              </w:rPr>
-              <w:t>mplement feature pair</w:t>
-            </w:r>
-            <w:r>
-              <w:rPr>
-                <w:rFonts w:ascii="Times New Roman" w:hAnsi="Times New Roman" w:cs="Times New Roman" w:hint="eastAsia"/>
-              </w:rPr>
-              <w:t>ing</w:t>
-            </w:r>
-            <w:r>
-              <w:rPr>
-                <w:rFonts w:ascii="Times New Roman" w:hAnsi="Times New Roman" w:cs="Times New Roman" w:hint="eastAsia"/>
-              </w:rPr>
-              <w:t xml:space="preserve"> code and </w:t>
+                <w:rFonts w:hint="eastAsia" w:ascii="Times New Roman" w:hAnsi="Times New Roman" w:cs="Times New Roman"/>
+              </w:rPr>
+              <w:t xml:space="preserve">mplement feature pairing code and </w:t>
             </w:r>
             <w:bookmarkStart w:id="3" w:name="OLE_LINK5"/>
             <w:r>
@@ -1671,7 +1597,7 @@
             </w:pPr>
             <w:r>
               <w:rPr>
-                <w:rFonts w:ascii="Times New Roman" w:hAnsi="Times New Roman" w:cs="Times New Roman" w:hint="eastAsia"/>
+                <w:rFonts w:hint="eastAsia" w:ascii="Times New Roman" w:hAnsi="Times New Roman" w:cs="Times New Roman"/>
                 <w:lang w:val="en-US"/>
               </w:rPr>
               <w:t>3</w:t>
@@ -1681,7 +1607,7 @@
       </w:tr>
       <w:tr>
         <w:trPr>
-          <w:trHeight w:val="309"/>
+          <w:trHeight w:val="309" w:hRule="atLeast"/>
         </w:trPr>
         <w:tc>
           <w:tcPr>
@@ -1690,7 +1616,7 @@
           </w:tcPr>
           <w:p>
             <w:pPr>
-              <w:pStyle w:val="a9"/>
+              <w:pStyle w:val="30"/>
               <w:numPr>
                 <w:ilvl w:val="0"/>
                 <w:numId w:val="2"/>
@@ -1721,7 +1647,7 @@
             </w:pPr>
             <w:r>
               <w:rPr>
-                <w:rFonts w:ascii="Times New Roman" w:hAnsi="Times New Roman" w:cs="Times New Roman" w:hint="eastAsia"/>
+                <w:rFonts w:hint="eastAsia" w:ascii="Times New Roman" w:hAnsi="Times New Roman" w:cs="Times New Roman"/>
                 <w:lang w:val="en-US"/>
               </w:rPr>
               <w:t>Discuss with group members about DQP</w:t>
@@ -1737,13 +1663,13 @@
             <w:pPr>
               <w:jc w:val="center"/>
               <w:rPr>
-                <w:rFonts w:ascii="Times New Roman" w:hAnsi="Times New Roman" w:cs="Times New Roman" w:hint="eastAsia"/>
-                <w:lang w:val="en-US"/>
-              </w:rPr>
-            </w:pPr>
-            <w:r>
-              <w:rPr>
-                <w:rFonts w:ascii="Times New Roman" w:hAnsi="Times New Roman" w:cs="Times New Roman" w:hint="eastAsia"/>
+                <w:rFonts w:hint="eastAsia" w:ascii="Times New Roman" w:hAnsi="Times New Roman" w:cs="Times New Roman"/>
+                <w:lang w:val="en-US"/>
+              </w:rPr>
+            </w:pPr>
+            <w:r>
+              <w:rPr>
+                <w:rFonts w:hint="eastAsia" w:ascii="Times New Roman" w:hAnsi="Times New Roman" w:cs="Times New Roman"/>
                 <w:lang w:val="en-US"/>
               </w:rPr>
               <w:t>0.5</w:t>
@@ -1753,7 +1679,7 @@
       </w:tr>
       <w:tr>
         <w:trPr>
-          <w:trHeight w:val="309"/>
+          <w:trHeight w:val="309" w:hRule="atLeast"/>
         </w:trPr>
         <w:tc>
           <w:tcPr>
@@ -1763,7 +1689,7 @@
           </w:tcPr>
           <w:p>
             <w:pPr>
-              <w:pStyle w:val="a9"/>
+              <w:pStyle w:val="30"/>
               <w:numPr>
                 <w:ilvl w:val="0"/>
                 <w:numId w:val="2"/>
@@ -1788,7 +1714,7 @@
           <w:p>
             <w:pPr>
               <w:rPr>
-                <w:rFonts w:ascii="Times New Roman" w:hAnsi="Times New Roman" w:cs="Times New Roman" w:hint="eastAsia"/>
+                <w:rFonts w:hint="eastAsia" w:ascii="Times New Roman" w:hAnsi="Times New Roman" w:cs="Times New Roman"/>
                 <w:lang w:val="en-US"/>
               </w:rPr>
             </w:pPr>
@@ -1801,7 +1727,7 @@
             </w:r>
             <w:r>
               <w:rPr>
-                <w:rFonts w:ascii="Times New Roman" w:hAnsi="Times New Roman" w:cs="Times New Roman" w:hint="eastAsia"/>
+                <w:rFonts w:hint="eastAsia" w:ascii="Times New Roman" w:hAnsi="Times New Roman" w:cs="Times New Roman"/>
                 <w:lang w:val="en-US"/>
               </w:rPr>
               <w:t>mplement train-validation data split</w:t>
@@ -1823,7 +1749,7 @@
             </w:pPr>
             <w:r>
               <w:rPr>
-                <w:rFonts w:ascii="Times New Roman" w:hAnsi="Times New Roman" w:cs="Times New Roman" w:hint="eastAsia"/>
+                <w:rFonts w:hint="eastAsia" w:ascii="Times New Roman" w:hAnsi="Times New Roman" w:cs="Times New Roman"/>
                 <w:lang w:val="en-US"/>
               </w:rPr>
               <w:t>1</w:t>
@@ -1833,17 +1759,17 @@
       </w:tr>
       <w:tr>
         <w:trPr>
-          <w:trHeight w:val="309"/>
+          <w:trHeight w:val="309" w:hRule="atLeast"/>
         </w:trPr>
         <w:tc>
           <w:tcPr>
             <w:tcW w:w="2122" w:type="dxa"/>
-            <w:vMerge/>
-            <w:vAlign w:val="center"/>
-          </w:tcPr>
-          <w:p>
-            <w:pPr>
-              <w:pStyle w:val="a9"/>
+            <w:vMerge w:val="continue"/>
+            <w:vAlign w:val="center"/>
+          </w:tcPr>
+          <w:p>
+            <w:pPr>
+              <w:pStyle w:val="30"/>
               <w:numPr>
                 <w:ilvl w:val="0"/>
                 <w:numId w:val="2"/>
@@ -1862,7 +1788,7 @@
           <w:p>
             <w:pPr>
               <w:rPr>
-                <w:rFonts w:ascii="Times New Roman" w:hAnsi="Times New Roman" w:cs="Times New Roman" w:hint="eastAsia"/>
+                <w:rFonts w:hint="eastAsia" w:ascii="Times New Roman" w:hAnsi="Times New Roman" w:cs="Times New Roman"/>
                 <w:lang w:val="en-US"/>
               </w:rPr>
             </w:pPr>
@@ -1875,25 +1801,23 @@
             </w:r>
             <w:r>
               <w:rPr>
-                <w:rFonts w:ascii="Times New Roman" w:hAnsi="Times New Roman" w:cs="Times New Roman" w:hint="eastAsia"/>
+                <w:rFonts w:hint="eastAsia" w:ascii="Times New Roman" w:hAnsi="Times New Roman" w:cs="Times New Roman"/>
                 <w:lang w:val="en-US"/>
               </w:rPr>
               <w:t xml:space="preserve">mplement </w:t>
             </w:r>
             <w:bookmarkStart w:id="4" w:name="OLE_LINK6"/>
-            <w:proofErr w:type="spellStart"/>
-            <w:r>
-              <w:rPr>
-                <w:rFonts w:ascii="Times New Roman" w:hAnsi="Times New Roman" w:cs="Times New Roman" w:hint="eastAsia"/>
+            <w:r>
+              <w:rPr>
+                <w:rFonts w:hint="eastAsia" w:ascii="Times New Roman" w:hAnsi="Times New Roman" w:cs="Times New Roman"/>
                 <w:lang w:val="en-US"/>
               </w:rPr>
               <w:t>RidgeCV</w:t>
             </w:r>
             <w:bookmarkEnd w:id="4"/>
-            <w:proofErr w:type="spellEnd"/>
-            <w:r>
-              <w:rPr>
-                <w:rFonts w:ascii="Times New Roman" w:hAnsi="Times New Roman" w:cs="Times New Roman" w:hint="eastAsia"/>
+            <w:r>
+              <w:rPr>
+                <w:rFonts w:hint="eastAsia" w:ascii="Times New Roman" w:hAnsi="Times New Roman" w:cs="Times New Roman"/>
                 <w:lang w:val="en-US"/>
               </w:rPr>
               <w:t xml:space="preserve"> model</w:t>
@@ -1915,7 +1839,7 @@
             </w:pPr>
             <w:r>
               <w:rPr>
-                <w:rFonts w:ascii="Times New Roman" w:hAnsi="Times New Roman" w:cs="Times New Roman" w:hint="eastAsia"/>
+                <w:rFonts w:hint="eastAsia" w:ascii="Times New Roman" w:hAnsi="Times New Roman" w:cs="Times New Roman"/>
                 <w:lang w:val="en-US"/>
               </w:rPr>
               <w:t>2</w:t>
@@ -1925,17 +1849,17 @@
       </w:tr>
       <w:tr>
         <w:trPr>
-          <w:trHeight w:val="309"/>
+          <w:trHeight w:val="309" w:hRule="atLeast"/>
         </w:trPr>
         <w:tc>
           <w:tcPr>
             <w:tcW w:w="2122" w:type="dxa"/>
-            <w:vMerge/>
-            <w:vAlign w:val="center"/>
-          </w:tcPr>
-          <w:p>
-            <w:pPr>
-              <w:pStyle w:val="a9"/>
+            <w:vMerge w:val="continue"/>
+            <w:vAlign w:val="center"/>
+          </w:tcPr>
+          <w:p>
+            <w:pPr>
+              <w:pStyle w:val="30"/>
               <w:numPr>
                 <w:ilvl w:val="0"/>
                 <w:numId w:val="2"/>
@@ -1965,15 +1889,13 @@
               </w:rPr>
               <w:t>Analyze model performance (</w:t>
             </w:r>
-            <w:proofErr w:type="spellStart"/>
-            <w:r>
-              <w:rPr>
-                <w:rFonts w:ascii="Times New Roman" w:hAnsi="Times New Roman" w:cs="Times New Roman" w:hint="eastAsia"/>
+            <w:r>
+              <w:rPr>
+                <w:rFonts w:hint="eastAsia" w:ascii="Times New Roman" w:hAnsi="Times New Roman" w:cs="Times New Roman"/>
                 <w:lang w:val="en-US"/>
               </w:rPr>
               <w:t>RidgeCV</w:t>
             </w:r>
-            <w:proofErr w:type="spellEnd"/>
             <w:r>
               <w:rPr>
                 <w:rFonts w:ascii="Times New Roman" w:hAnsi="Times New Roman" w:cs="Times New Roman"/>
@@ -1998,7 +1920,7 @@
             </w:pPr>
             <w:r>
               <w:rPr>
-                <w:rFonts w:ascii="Times New Roman" w:hAnsi="Times New Roman" w:cs="Times New Roman" w:hint="eastAsia"/>
+                <w:rFonts w:hint="eastAsia" w:ascii="Times New Roman" w:hAnsi="Times New Roman" w:cs="Times New Roman"/>
                 <w:lang w:val="en-US"/>
               </w:rPr>
               <w:t>1</w:t>
@@ -2008,17 +1930,17 @@
       </w:tr>
       <w:tr>
         <w:trPr>
-          <w:trHeight w:val="309"/>
+          <w:trHeight w:val="309" w:hRule="atLeast"/>
         </w:trPr>
         <w:tc>
           <w:tcPr>
             <w:tcW w:w="2122" w:type="dxa"/>
-            <w:vMerge/>
-            <w:vAlign w:val="center"/>
-          </w:tcPr>
-          <w:p>
-            <w:pPr>
-              <w:pStyle w:val="a9"/>
+            <w:vMerge w:val="continue"/>
+            <w:vAlign w:val="center"/>
+          </w:tcPr>
+          <w:p>
+            <w:pPr>
+              <w:pStyle w:val="30"/>
               <w:numPr>
                 <w:ilvl w:val="0"/>
                 <w:numId w:val="2"/>
@@ -2037,13 +1959,13 @@
           <w:p>
             <w:pPr>
               <w:rPr>
-                <w:rFonts w:ascii="Times New Roman" w:hAnsi="Times New Roman" w:cs="Times New Roman" w:hint="eastAsia"/>
-                <w:lang w:val="en-US"/>
-              </w:rPr>
-            </w:pPr>
-            <w:r>
-              <w:rPr>
-                <w:rFonts w:ascii="Times New Roman" w:hAnsi="Times New Roman" w:cs="Times New Roman" w:hint="eastAsia"/>
+                <w:rFonts w:hint="eastAsia" w:ascii="Times New Roman" w:hAnsi="Times New Roman" w:cs="Times New Roman"/>
+                <w:lang w:val="en-US"/>
+              </w:rPr>
+            </w:pPr>
+            <w:r>
+              <w:rPr>
+                <w:rFonts w:hint="eastAsia" w:ascii="Times New Roman" w:hAnsi="Times New Roman" w:cs="Times New Roman"/>
                 <w:lang w:val="en-US"/>
               </w:rPr>
               <w:t xml:space="preserve">Processing test data set with the feature engineering steps </w:t>
@@ -2065,7 +1987,7 @@
             </w:pPr>
             <w:r>
               <w:rPr>
-                <w:rFonts w:ascii="Times New Roman" w:hAnsi="Times New Roman" w:cs="Times New Roman" w:hint="eastAsia"/>
+                <w:rFonts w:hint="eastAsia" w:ascii="Times New Roman" w:hAnsi="Times New Roman" w:cs="Times New Roman"/>
                 <w:lang w:val="en-US"/>
               </w:rPr>
               <w:t>2</w:t>
@@ -2075,17 +1997,17 @@
       </w:tr>
       <w:tr>
         <w:trPr>
-          <w:trHeight w:val="309"/>
+          <w:trHeight w:val="309" w:hRule="atLeast"/>
         </w:trPr>
         <w:tc>
           <w:tcPr>
             <w:tcW w:w="2122" w:type="dxa"/>
-            <w:vMerge/>
-            <w:vAlign w:val="center"/>
-          </w:tcPr>
-          <w:p>
-            <w:pPr>
-              <w:pStyle w:val="a9"/>
+            <w:vMerge w:val="continue"/>
+            <w:vAlign w:val="center"/>
+          </w:tcPr>
+          <w:p>
+            <w:pPr>
+              <w:pStyle w:val="30"/>
               <w:numPr>
                 <w:ilvl w:val="0"/>
                 <w:numId w:val="2"/>
@@ -2104,23 +2026,16 @@
           <w:p>
             <w:pPr>
               <w:rPr>
-                <w:rFonts w:ascii="Times New Roman" w:hAnsi="Times New Roman" w:cs="Times New Roman" w:hint="eastAsia"/>
-                <w:lang w:val="en-US"/>
-              </w:rPr>
-            </w:pPr>
-            <w:r>
-              <w:rPr>
-                <w:rFonts w:ascii="Times New Roman" w:hAnsi="Times New Roman" w:cs="Times New Roman" w:hint="eastAsia"/>
-                <w:lang w:val="en-US"/>
-              </w:rPr>
-              <w:t xml:space="preserve">Implement the evaluation with clamped </w:t>
-            </w:r>
-            <w:r>
-              <w:rPr>
-                <w:rFonts w:ascii="Times New Roman" w:hAnsi="Times New Roman" w:cs="Times New Roman" w:hint="eastAsia"/>
-                <w:lang w:val="en-US"/>
-              </w:rPr>
-              <w:t>test date set</w:t>
+                <w:rFonts w:hint="eastAsia" w:ascii="Times New Roman" w:hAnsi="Times New Roman" w:cs="Times New Roman"/>
+                <w:lang w:val="en-US"/>
+              </w:rPr>
+            </w:pPr>
+            <w:r>
+              <w:rPr>
+                <w:rFonts w:hint="eastAsia" w:ascii="Times New Roman" w:hAnsi="Times New Roman" w:cs="Times New Roman"/>
+                <w:lang w:val="en-US"/>
+              </w:rPr>
+              <w:t>Implement the evaluation with clamped test date set</w:t>
             </w:r>
           </w:p>
         </w:tc>
@@ -2133,13 +2048,13 @@
             <w:pPr>
               <w:jc w:val="center"/>
               <w:rPr>
-                <w:rFonts w:ascii="Times New Roman" w:hAnsi="Times New Roman" w:cs="Times New Roman" w:hint="eastAsia"/>
-                <w:lang w:val="en-US"/>
-              </w:rPr>
-            </w:pPr>
-            <w:r>
-              <w:rPr>
-                <w:rFonts w:ascii="Times New Roman" w:hAnsi="Times New Roman" w:cs="Times New Roman" w:hint="eastAsia"/>
+                <w:rFonts w:hint="eastAsia" w:ascii="Times New Roman" w:hAnsi="Times New Roman" w:cs="Times New Roman"/>
+                <w:lang w:val="en-US"/>
+              </w:rPr>
+            </w:pPr>
+            <w:r>
+              <w:rPr>
+                <w:rFonts w:hint="eastAsia" w:ascii="Times New Roman" w:hAnsi="Times New Roman" w:cs="Times New Roman"/>
                 <w:lang w:val="en-US"/>
               </w:rPr>
               <w:t>1</w:t>
@@ -2166,9 +2081,24 @@
     </w:p>
     <w:tbl>
       <w:tblPr>
-        <w:tblStyle w:val="ae"/>
+        <w:tblStyle w:val="15"/>
         <w:tblW w:w="10049" w:type="dxa"/>
-        <w:tblLook w:val="04A0" w:firstRow="1" w:lastRow="0" w:firstColumn="1" w:lastColumn="0" w:noHBand="0" w:noVBand="1"/>
+        <w:tblInd w:w="0" w:type="dxa"/>
+        <w:tblBorders>
+          <w:top w:val="single" w:color="auto" w:sz="4" w:space="0"/>
+          <w:left w:val="single" w:color="auto" w:sz="4" w:space="0"/>
+          <w:bottom w:val="single" w:color="auto" w:sz="4" w:space="0"/>
+          <w:right w:val="single" w:color="auto" w:sz="4" w:space="0"/>
+          <w:insideH w:val="single" w:color="auto" w:sz="4" w:space="0"/>
+          <w:insideV w:val="single" w:color="auto" w:sz="4" w:space="0"/>
+        </w:tblBorders>
+        <w:tblLayout w:type="autofit"/>
+        <w:tblCellMar>
+          <w:top w:w="0" w:type="dxa"/>
+          <w:left w:w="108" w:type="dxa"/>
+          <w:bottom w:w="0" w:type="dxa"/>
+          <w:right w:w="108" w:type="dxa"/>
+        </w:tblCellMar>
       </w:tblPr>
       <w:tblGrid>
         <w:gridCol w:w="2122"/>
@@ -2177,7 +2107,7 @@
       </w:tblGrid>
       <w:tr>
         <w:trPr>
-          <w:trHeight w:val="396"/>
+          <w:trHeight w:val="396" w:hRule="atLeast"/>
         </w:trPr>
         <w:tc>
           <w:tcPr>
@@ -2201,23 +2131,14 @@
                 <w:bCs/>
                 <w:lang w:val="en-US"/>
               </w:rPr>
-              <w:t xml:space="preserve">Name: </w:t>
-            </w:r>
-            <w:r>
-              <w:rPr>
-                <w:rFonts w:ascii="Times New Roman" w:hAnsi="Times New Roman" w:cs="Times New Roman"/>
-                <w:b/>
-                <w:bCs/>
-                <w:lang w:val="en-US"/>
-              </w:rPr>
-              <w:t>Xiaoli Wu</w:t>
+              <w:t>Name: Xiaoli Wu</w:t>
             </w:r>
           </w:p>
         </w:tc>
       </w:tr>
       <w:tr>
         <w:trPr>
-          <w:trHeight w:val="396"/>
+          <w:trHeight w:val="396" w:hRule="atLeast"/>
         </w:trPr>
         <w:tc>
           <w:tcPr>
@@ -2296,23 +2217,14 @@
                 <w:bCs/>
                 <w:lang w:val="en-US"/>
               </w:rPr>
-              <w:t>Time</w:t>
-            </w:r>
-            <w:r>
-              <w:rPr>
-                <w:rFonts w:ascii="Times New Roman" w:hAnsi="Times New Roman" w:cs="Times New Roman"/>
-                <w:b/>
-                <w:bCs/>
-                <w:lang w:val="en-US"/>
-              </w:rPr>
-              <w:t xml:space="preserve"> (Hours)</w:t>
+              <w:t>Time (Hours)</w:t>
             </w:r>
           </w:p>
         </w:tc>
       </w:tr>
       <w:tr>
         <w:trPr>
-          <w:trHeight w:val="309"/>
+          <w:trHeight w:val="309" w:hRule="atLeast"/>
         </w:trPr>
         <w:tc>
           <w:tcPr>
@@ -2321,7 +2233,7 @@
           </w:tcPr>
           <w:p>
             <w:pPr>
-              <w:pStyle w:val="a9"/>
+              <w:pStyle w:val="30"/>
               <w:numPr>
                 <w:ilvl w:val="0"/>
                 <w:numId w:val="3"/>
@@ -2345,12 +2257,19 @@
           </w:tcPr>
           <w:p>
             <w:pPr>
-              <w:jc w:val="center"/>
-              <w:rPr>
-                <w:rFonts w:ascii="Times New Roman" w:hAnsi="Times New Roman" w:cs="Times New Roman"/>
-                <w:lang w:val="en-US"/>
-              </w:rPr>
-            </w:pPr>
+              <w:jc w:val="left"/>
+              <w:rPr>
+                <w:rFonts w:hint="default" w:ascii="Times New Roman" w:hAnsi="Times New Roman" w:cs="Times New Roman" w:eastAsiaTheme="minorEastAsia"/>
+                <w:lang w:val="en-US" w:eastAsia="zh-CN"/>
+              </w:rPr>
+            </w:pPr>
+            <w:r>
+              <w:rPr>
+                <w:rFonts w:hint="default" w:ascii="Times New Roman" w:hAnsi="Times New Roman" w:cs="Times New Roman" w:eastAsiaTheme="minorEastAsia"/>
+                <w:lang w:val="en-US" w:eastAsia="zh-CN"/>
+              </w:rPr>
+              <w:t>Discuss with group members about potential data quality issues and proposed solutions</w:t>
+            </w:r>
           </w:p>
         </w:tc>
         <w:tc>
@@ -2362,25 +2281,33 @@
             <w:pPr>
               <w:jc w:val="center"/>
               <w:rPr>
-                <w:rFonts w:ascii="Times New Roman" w:hAnsi="Times New Roman" w:cs="Times New Roman"/>
-                <w:lang w:val="en-US"/>
-              </w:rPr>
-            </w:pPr>
+                <w:rFonts w:hint="eastAsia" w:ascii="Times New Roman" w:hAnsi="Times New Roman" w:cs="Times New Roman" w:eastAsiaTheme="minorEastAsia"/>
+                <w:lang w:val="en-US" w:eastAsia="zh-CN"/>
+              </w:rPr>
+            </w:pPr>
+            <w:r>
+              <w:rPr>
+                <w:rFonts w:hint="eastAsia" w:ascii="Times New Roman" w:hAnsi="Times New Roman" w:cs="Times New Roman"/>
+                <w:lang w:val="en-US" w:eastAsia="zh-CN"/>
+              </w:rPr>
+              <w:t>1</w:t>
+            </w:r>
           </w:p>
         </w:tc>
       </w:tr>
       <w:tr>
         <w:trPr>
-          <w:trHeight w:val="309"/>
+          <w:trHeight w:val="309" w:hRule="atLeast"/>
         </w:trPr>
         <w:tc>
           <w:tcPr>
             <w:tcW w:w="2122" w:type="dxa"/>
-            <w:vAlign w:val="center"/>
-          </w:tcPr>
-          <w:p>
-            <w:pPr>
-              <w:pStyle w:val="a9"/>
+            <w:vMerge w:val="restart"/>
+            <w:vAlign w:val="center"/>
+          </w:tcPr>
+          <w:p>
+            <w:pPr>
+              <w:pStyle w:val="30"/>
               <w:numPr>
                 <w:ilvl w:val="0"/>
                 <w:numId w:val="3"/>
@@ -2404,12 +2331,19 @@
           </w:tcPr>
           <w:p>
             <w:pPr>
-              <w:jc w:val="center"/>
-              <w:rPr>
-                <w:rFonts w:ascii="Times New Roman" w:hAnsi="Times New Roman" w:cs="Times New Roman"/>
-                <w:lang w:val="en-US"/>
-              </w:rPr>
-            </w:pPr>
+              <w:jc w:val="left"/>
+              <w:rPr>
+                <w:rFonts w:ascii="Times New Roman" w:hAnsi="Times New Roman" w:cs="Times New Roman"/>
+                <w:lang w:val="en-US"/>
+              </w:rPr>
+            </w:pPr>
+            <w:r>
+              <w:rPr>
+                <w:rFonts w:hint="default" w:ascii="Times New Roman" w:hAnsi="Times New Roman" w:cs="Times New Roman"/>
+                <w:lang w:val="en-US"/>
+              </w:rPr>
+              <w:t xml:space="preserve">Implement data cleaning code </w:t>
+            </w:r>
           </w:p>
         </w:tc>
         <w:tc>
@@ -2421,25 +2355,117 @@
             <w:pPr>
               <w:jc w:val="center"/>
               <w:rPr>
-                <w:rFonts w:ascii="Times New Roman" w:hAnsi="Times New Roman" w:cs="Times New Roman"/>
-                <w:lang w:val="en-US"/>
-              </w:rPr>
-            </w:pPr>
+                <w:rFonts w:hint="eastAsia" w:ascii="Times New Roman" w:hAnsi="Times New Roman" w:cs="Times New Roman" w:eastAsiaTheme="minorEastAsia"/>
+                <w:lang w:val="en-US" w:eastAsia="zh-CN"/>
+              </w:rPr>
+            </w:pPr>
+            <w:r>
+              <w:rPr>
+                <w:rFonts w:hint="eastAsia" w:ascii="Times New Roman" w:hAnsi="Times New Roman" w:cs="Times New Roman"/>
+                <w:lang w:val="en-US" w:eastAsia="zh-CN"/>
+              </w:rPr>
+              <w:t>3</w:t>
+            </w:r>
           </w:p>
         </w:tc>
       </w:tr>
       <w:tr>
         <w:trPr>
-          <w:trHeight w:val="309"/>
+          <w:trHeight w:val="309" w:hRule="atLeast"/>
         </w:trPr>
         <w:tc>
           <w:tcPr>
             <w:tcW w:w="2122" w:type="dxa"/>
-            <w:vAlign w:val="center"/>
-          </w:tcPr>
-          <w:p>
-            <w:pPr>
-              <w:pStyle w:val="a9"/>
+            <w:vMerge w:val="continue"/>
+            <w:vAlign w:val="center"/>
+          </w:tcPr>
+          <w:p>
+            <w:pPr>
+              <w:pStyle w:val="30"/>
+              <w:rPr>
+                <w:rFonts w:ascii="Times New Roman" w:hAnsi="Times New Roman" w:cs="Times New Roman"/>
+              </w:rPr>
+            </w:pPr>
+          </w:p>
+        </w:tc>
+        <w:tc>
+          <w:tcPr>
+            <w:tcW w:w="6237" w:type="dxa"/>
+            <w:vAlign w:val="center"/>
+          </w:tcPr>
+          <w:p>
+            <w:pPr>
+              <w:jc w:val="left"/>
+              <w:rPr>
+                <w:rFonts w:hint="eastAsia" w:ascii="Times New Roman" w:hAnsi="Times New Roman" w:cs="Times New Roman" w:eastAsiaTheme="minorEastAsia"/>
+                <w:lang w:val="en-US" w:eastAsia="zh-CN"/>
+              </w:rPr>
+            </w:pPr>
+            <w:r>
+              <w:rPr>
+                <w:rFonts w:hint="default" w:ascii="Times New Roman" w:hAnsi="Times New Roman" w:cs="Times New Roman"/>
+                <w:lang w:val="en-US"/>
+              </w:rPr>
+              <w:t xml:space="preserve">Provide explanations and justification for data </w:t>
+            </w:r>
+            <w:r>
+              <w:rPr>
+                <w:rFonts w:hint="eastAsia" w:ascii="Times New Roman" w:hAnsi="Times New Roman" w:cs="Times New Roman"/>
+                <w:lang w:val="en-US" w:eastAsia="zh-CN"/>
+              </w:rPr>
+              <w:t>cleaning</w:t>
+            </w:r>
+            <w:r>
+              <w:rPr>
+                <w:rFonts w:hint="default" w:ascii="Times New Roman" w:hAnsi="Times New Roman" w:cs="Times New Roman"/>
+                <w:lang w:val="en-US"/>
+              </w:rPr>
+              <w:t xml:space="preserve"> steps</w:t>
+            </w:r>
+            <w:r>
+              <w:rPr>
+                <w:rFonts w:hint="eastAsia" w:ascii="Times New Roman" w:hAnsi="Times New Roman" w:cs="Times New Roman"/>
+                <w:lang w:val="en-US" w:eastAsia="zh-CN"/>
+              </w:rPr>
+              <w:t>.</w:t>
+            </w:r>
+          </w:p>
+        </w:tc>
+        <w:tc>
+          <w:tcPr>
+            <w:tcW w:w="1690" w:type="dxa"/>
+            <w:vAlign w:val="center"/>
+          </w:tcPr>
+          <w:p>
+            <w:pPr>
+              <w:jc w:val="center"/>
+              <w:rPr>
+                <w:rFonts w:hint="default" w:ascii="Times New Roman" w:hAnsi="Times New Roman" w:cs="Times New Roman" w:eastAsiaTheme="minorEastAsia"/>
+                <w:lang w:val="en-US" w:eastAsia="zh-CN"/>
+              </w:rPr>
+            </w:pPr>
+            <w:r>
+              <w:rPr>
+                <w:rFonts w:hint="eastAsia" w:ascii="Times New Roman" w:hAnsi="Times New Roman" w:cs="Times New Roman"/>
+                <w:lang w:val="en-US" w:eastAsia="zh-CN"/>
+              </w:rPr>
+              <w:t>1</w:t>
+            </w:r>
+          </w:p>
+        </w:tc>
+      </w:tr>
+      <w:tr>
+        <w:trPr>
+          <w:trHeight w:val="309" w:hRule="atLeast"/>
+        </w:trPr>
+        <w:tc>
+          <w:tcPr>
+            <w:tcW w:w="2122" w:type="dxa"/>
+            <w:vAlign w:val="center"/>
+          </w:tcPr>
+          <w:p>
+            <w:pPr>
+              <w:pStyle w:val="30"/>
               <w:numPr>
                 <w:ilvl w:val="0"/>
                 <w:numId w:val="3"/>
@@ -2463,12 +2489,19 @@
           </w:tcPr>
           <w:p>
             <w:pPr>
-              <w:jc w:val="center"/>
-              <w:rPr>
-                <w:rFonts w:ascii="Times New Roman" w:hAnsi="Times New Roman" w:cs="Times New Roman"/>
-                <w:lang w:val="en-US"/>
-              </w:rPr>
-            </w:pPr>
+              <w:jc w:val="left"/>
+              <w:rPr>
+                <w:rFonts w:ascii="Times New Roman" w:hAnsi="Times New Roman" w:cs="Times New Roman"/>
+                <w:lang w:val="en-US"/>
+              </w:rPr>
+            </w:pPr>
+            <w:r>
+              <w:rPr>
+                <w:rFonts w:hint="eastAsia" w:ascii="Times New Roman" w:hAnsi="Times New Roman" w:cs="Times New Roman"/>
+                <w:lang w:val="en-US"/>
+              </w:rPr>
+              <w:t>Discuss with group members about feature pairing result</w:t>
+            </w:r>
           </w:p>
         </w:tc>
         <w:tc>
@@ -2480,25 +2513,33 @@
             <w:pPr>
               <w:jc w:val="center"/>
               <w:rPr>
-                <w:rFonts w:ascii="Times New Roman" w:hAnsi="Times New Roman" w:cs="Times New Roman"/>
-                <w:lang w:val="en-US"/>
-              </w:rPr>
-            </w:pPr>
+                <w:rFonts w:hint="default" w:ascii="Times New Roman" w:hAnsi="Times New Roman" w:cs="Times New Roman" w:eastAsiaTheme="minorEastAsia"/>
+                <w:lang w:val="en-US" w:eastAsia="zh-CN"/>
+              </w:rPr>
+            </w:pPr>
+            <w:r>
+              <w:rPr>
+                <w:rFonts w:hint="eastAsia" w:ascii="Times New Roman" w:hAnsi="Times New Roman" w:cs="Times New Roman"/>
+                <w:lang w:val="en-US" w:eastAsia="zh-CN"/>
+              </w:rPr>
+              <w:t>0.5</w:t>
+            </w:r>
           </w:p>
         </w:tc>
       </w:tr>
       <w:tr>
         <w:trPr>
-          <w:trHeight w:val="309"/>
+          <w:trHeight w:val="309" w:hRule="atLeast"/>
         </w:trPr>
         <w:tc>
           <w:tcPr>
             <w:tcW w:w="2122" w:type="dxa"/>
-            <w:vAlign w:val="center"/>
-          </w:tcPr>
-          <w:p>
-            <w:pPr>
-              <w:pStyle w:val="a9"/>
+            <w:vMerge w:val="restart"/>
+            <w:vAlign w:val="center"/>
+          </w:tcPr>
+          <w:p>
+            <w:pPr>
+              <w:pStyle w:val="30"/>
               <w:numPr>
                 <w:ilvl w:val="0"/>
                 <w:numId w:val="3"/>
@@ -2522,12 +2563,43 @@
           </w:tcPr>
           <w:p>
             <w:pPr>
-              <w:jc w:val="center"/>
-              <w:rPr>
-                <w:rFonts w:ascii="Times New Roman" w:hAnsi="Times New Roman" w:cs="Times New Roman"/>
-                <w:lang w:val="en-US"/>
-              </w:rPr>
-            </w:pPr>
+              <w:jc w:val="left"/>
+              <w:rPr>
+                <w:rFonts w:ascii="Times New Roman" w:hAnsi="Times New Roman" w:cs="Times New Roman"/>
+                <w:lang w:val="en-US"/>
+              </w:rPr>
+            </w:pPr>
+            <w:r>
+              <w:rPr>
+                <w:rFonts w:ascii="Times New Roman" w:hAnsi="Times New Roman" w:cs="Times New Roman"/>
+              </w:rPr>
+              <w:t>I</w:t>
+            </w:r>
+            <w:r>
+              <w:rPr>
+                <w:rFonts w:hint="eastAsia" w:ascii="Times New Roman" w:hAnsi="Times New Roman" w:cs="Times New Roman"/>
+              </w:rPr>
+              <w:t xml:space="preserve">mplement </w:t>
+            </w:r>
+            <w:r>
+              <w:rPr>
+                <w:rFonts w:hint="eastAsia" w:ascii="Times New Roman" w:hAnsi="Times New Roman" w:cs="Times New Roman"/>
+                <w:lang w:val="en-US" w:eastAsia="zh-CN"/>
+              </w:rPr>
+              <w:t>new features</w:t>
+            </w:r>
+            <w:r>
+              <w:rPr>
+                <w:rFonts w:hint="eastAsia" w:ascii="Times New Roman" w:hAnsi="Times New Roman" w:cs="Times New Roman"/>
+              </w:rPr>
+              <w:t xml:space="preserve"> code and </w:t>
+            </w:r>
+            <w:r>
+              <w:rPr>
+                <w:rFonts w:ascii="Times New Roman" w:hAnsi="Times New Roman" w:cs="Times New Roman"/>
+              </w:rPr>
+              <w:t>explanation</w:t>
+            </w:r>
           </w:p>
         </w:tc>
         <w:tc>
@@ -2539,25 +2611,103 @@
             <w:pPr>
               <w:jc w:val="center"/>
               <w:rPr>
-                <w:rFonts w:ascii="Times New Roman" w:hAnsi="Times New Roman" w:cs="Times New Roman"/>
-                <w:lang w:val="en-US"/>
-              </w:rPr>
-            </w:pPr>
+                <w:rFonts w:hint="eastAsia" w:ascii="Times New Roman" w:hAnsi="Times New Roman" w:cs="Times New Roman" w:eastAsiaTheme="minorEastAsia"/>
+                <w:lang w:val="en-US" w:eastAsia="zh-CN"/>
+              </w:rPr>
+            </w:pPr>
+            <w:r>
+              <w:rPr>
+                <w:rFonts w:hint="eastAsia" w:ascii="Times New Roman" w:hAnsi="Times New Roman" w:cs="Times New Roman"/>
+                <w:lang w:val="en-US" w:eastAsia="zh-CN"/>
+              </w:rPr>
+              <w:t>3</w:t>
+            </w:r>
           </w:p>
         </w:tc>
       </w:tr>
       <w:tr>
         <w:trPr>
-          <w:trHeight w:val="309"/>
+          <w:trHeight w:val="309" w:hRule="atLeast"/>
         </w:trPr>
         <w:tc>
           <w:tcPr>
             <w:tcW w:w="2122" w:type="dxa"/>
-            <w:vAlign w:val="center"/>
-          </w:tcPr>
-          <w:p>
-            <w:pPr>
-              <w:pStyle w:val="a9"/>
+            <w:vMerge w:val="continue"/>
+            <w:vAlign w:val="center"/>
+          </w:tcPr>
+          <w:p>
+            <w:pPr>
+              <w:pStyle w:val="30"/>
+              <w:rPr>
+                <w:rFonts w:ascii="Times New Roman" w:hAnsi="Times New Roman" w:cs="Times New Roman"/>
+              </w:rPr>
+            </w:pPr>
+          </w:p>
+        </w:tc>
+        <w:tc>
+          <w:tcPr>
+            <w:tcW w:w="6237" w:type="dxa"/>
+            <w:vAlign w:val="center"/>
+          </w:tcPr>
+          <w:p>
+            <w:pPr>
+              <w:jc w:val="left"/>
+              <w:rPr>
+                <w:rFonts w:ascii="Times New Roman" w:hAnsi="Times New Roman" w:cs="Times New Roman"/>
+              </w:rPr>
+            </w:pPr>
+            <w:r>
+              <w:rPr>
+                <w:rFonts w:hint="default" w:ascii="Times New Roman" w:hAnsi="Times New Roman" w:cs="Times New Roman"/>
+                <w:lang w:val="en-US"/>
+              </w:rPr>
+              <w:t xml:space="preserve">Provide explanations and justification for </w:t>
+            </w:r>
+            <w:r>
+              <w:rPr>
+                <w:rFonts w:hint="eastAsia" w:ascii="Times New Roman" w:hAnsi="Times New Roman" w:cs="Times New Roman"/>
+                <w:lang w:val="en-US" w:eastAsia="zh-CN"/>
+              </w:rPr>
+              <w:t>new features.</w:t>
+            </w:r>
+          </w:p>
+        </w:tc>
+        <w:tc>
+          <w:tcPr>
+            <w:tcW w:w="1690" w:type="dxa"/>
+            <w:vAlign w:val="center"/>
+          </w:tcPr>
+          <w:p>
+            <w:pPr>
+              <w:jc w:val="center"/>
+              <w:rPr>
+                <w:rFonts w:hint="eastAsia" w:ascii="Times New Roman" w:hAnsi="Times New Roman" w:cs="Times New Roman" w:eastAsiaTheme="minorEastAsia"/>
+                <w:lang w:val="en-US" w:eastAsia="zh-CN"/>
+              </w:rPr>
+            </w:pPr>
+            <w:r>
+              <w:rPr>
+                <w:rFonts w:hint="eastAsia" w:ascii="Times New Roman" w:hAnsi="Times New Roman" w:cs="Times New Roman"/>
+                <w:lang w:val="en-US" w:eastAsia="zh-CN"/>
+              </w:rPr>
+              <w:t>1</w:t>
+            </w:r>
+          </w:p>
+        </w:tc>
+      </w:tr>
+      <w:tr>
+        <w:trPr>
+          <w:trHeight w:val="309" w:hRule="atLeast"/>
+        </w:trPr>
+        <w:tc>
+          <w:tcPr>
+            <w:tcW w:w="2122" w:type="dxa"/>
+            <w:vMerge w:val="restart"/>
+            <w:vAlign w:val="center"/>
+          </w:tcPr>
+          <w:p>
+            <w:pPr>
+              <w:pStyle w:val="30"/>
               <w:numPr>
                 <w:ilvl w:val="0"/>
                 <w:numId w:val="3"/>
@@ -2581,12 +2731,19 @@
           </w:tcPr>
           <w:p>
             <w:pPr>
-              <w:jc w:val="center"/>
-              <w:rPr>
-                <w:rFonts w:ascii="Times New Roman" w:hAnsi="Times New Roman" w:cs="Times New Roman"/>
-                <w:lang w:val="en-US"/>
-              </w:rPr>
-            </w:pPr>
+              <w:jc w:val="left"/>
+              <w:rPr>
+                <w:rFonts w:ascii="Times New Roman" w:hAnsi="Times New Roman" w:cs="Times New Roman"/>
+                <w:lang w:val="en-US"/>
+              </w:rPr>
+            </w:pPr>
+            <w:r>
+              <w:rPr>
+                <w:rFonts w:hint="default" w:ascii="Times New Roman" w:hAnsi="Times New Roman" w:cs="Times New Roman"/>
+                <w:lang w:val="en-US"/>
+              </w:rPr>
+              <w:t>Design and implement the Random Forest model</w:t>
+            </w:r>
           </w:p>
         </w:tc>
         <w:tc>
@@ -2598,10 +2755,308 @@
             <w:pPr>
               <w:jc w:val="center"/>
               <w:rPr>
-                <w:rFonts w:ascii="Times New Roman" w:hAnsi="Times New Roman" w:cs="Times New Roman"/>
-                <w:lang w:val="en-US"/>
-              </w:rPr>
-            </w:pPr>
+                <w:rFonts w:hint="eastAsia" w:ascii="Times New Roman" w:hAnsi="Times New Roman" w:cs="Times New Roman" w:eastAsiaTheme="minorEastAsia"/>
+                <w:lang w:val="en-US" w:eastAsia="zh-CN"/>
+              </w:rPr>
+            </w:pPr>
+            <w:r>
+              <w:rPr>
+                <w:rFonts w:hint="eastAsia" w:ascii="Times New Roman" w:hAnsi="Times New Roman" w:cs="Times New Roman"/>
+                <w:lang w:val="en-US" w:eastAsia="zh-CN"/>
+              </w:rPr>
+              <w:t>3</w:t>
+            </w:r>
+          </w:p>
+        </w:tc>
+      </w:tr>
+      <w:tr>
+        <w:trPr>
+          <w:trHeight w:val="309" w:hRule="atLeast"/>
+        </w:trPr>
+        <w:tc>
+          <w:tcPr>
+            <w:tcW w:w="2122" w:type="dxa"/>
+            <w:vMerge w:val="continue"/>
+            <w:vAlign w:val="center"/>
+          </w:tcPr>
+          <w:p>
+            <w:pPr>
+              <w:pStyle w:val="30"/>
+              <w:rPr>
+                <w:rFonts w:ascii="Times New Roman" w:hAnsi="Times New Roman" w:cs="Times New Roman"/>
+              </w:rPr>
+            </w:pPr>
+          </w:p>
+        </w:tc>
+        <w:tc>
+          <w:tcPr>
+            <w:tcW w:w="6237" w:type="dxa"/>
+            <w:vAlign w:val="center"/>
+          </w:tcPr>
+          <w:p>
+            <w:pPr>
+              <w:jc w:val="left"/>
+              <w:rPr>
+                <w:rFonts w:hint="eastAsia" w:ascii="Times New Roman" w:hAnsi="Times New Roman" w:cs="Times New Roman" w:eastAsiaTheme="minorEastAsia"/>
+                <w:lang w:val="en-US" w:eastAsia="zh-CN"/>
+              </w:rPr>
+            </w:pPr>
+            <w:r>
+              <w:rPr>
+                <w:rFonts w:hint="default" w:ascii="Times New Roman" w:hAnsi="Times New Roman" w:cs="Times New Roman"/>
+                <w:lang w:val="en-US"/>
+              </w:rPr>
+              <w:t>Analyze model performance</w:t>
+            </w:r>
+            <w:r>
+              <w:rPr>
+                <w:rFonts w:hint="eastAsia" w:ascii="Times New Roman" w:hAnsi="Times New Roman" w:cs="Times New Roman"/>
+                <w:lang w:val="en-US" w:eastAsia="zh-CN"/>
+              </w:rPr>
+              <w:t xml:space="preserve"> (</w:t>
+            </w:r>
+            <w:r>
+              <w:rPr>
+                <w:rFonts w:hint="default" w:ascii="Times New Roman" w:hAnsi="Times New Roman" w:cs="Times New Roman"/>
+                <w:lang w:val="en-US"/>
+              </w:rPr>
+              <w:t>Random Forest model</w:t>
+            </w:r>
+            <w:r>
+              <w:rPr>
+                <w:rFonts w:hint="eastAsia" w:ascii="Times New Roman" w:hAnsi="Times New Roman" w:cs="Times New Roman"/>
+                <w:lang w:val="en-US" w:eastAsia="zh-CN"/>
+              </w:rPr>
+              <w:t>)</w:t>
+            </w:r>
+          </w:p>
+        </w:tc>
+        <w:tc>
+          <w:tcPr>
+            <w:tcW w:w="1690" w:type="dxa"/>
+            <w:vAlign w:val="center"/>
+          </w:tcPr>
+          <w:p>
+            <w:pPr>
+              <w:jc w:val="center"/>
+              <w:rPr>
+                <w:rFonts w:hint="default" w:ascii="Times New Roman" w:hAnsi="Times New Roman" w:cs="Times New Roman" w:eastAsiaTheme="minorEastAsia"/>
+                <w:lang w:val="en-US" w:eastAsia="zh-CN"/>
+              </w:rPr>
+            </w:pPr>
+            <w:r>
+              <w:rPr>
+                <w:rFonts w:hint="eastAsia" w:ascii="Times New Roman" w:hAnsi="Times New Roman" w:cs="Times New Roman"/>
+                <w:lang w:val="en-US" w:eastAsia="zh-CN"/>
+              </w:rPr>
+              <w:t>0.5</w:t>
+            </w:r>
+          </w:p>
+        </w:tc>
+      </w:tr>
+      <w:tr>
+        <w:trPr>
+          <w:trHeight w:val="309" w:hRule="atLeast"/>
+        </w:trPr>
+        <w:tc>
+          <w:tcPr>
+            <w:tcW w:w="2122" w:type="dxa"/>
+            <w:vMerge w:val="continue"/>
+            <w:vAlign w:val="center"/>
+          </w:tcPr>
+          <w:p>
+            <w:pPr>
+              <w:pStyle w:val="30"/>
+              <w:rPr>
+                <w:rFonts w:ascii="Times New Roman" w:hAnsi="Times New Roman" w:cs="Times New Roman"/>
+              </w:rPr>
+            </w:pPr>
+          </w:p>
+        </w:tc>
+        <w:tc>
+          <w:tcPr>
+            <w:tcW w:w="6237" w:type="dxa"/>
+            <w:vAlign w:val="center"/>
+          </w:tcPr>
+          <w:p>
+            <w:pPr>
+              <w:jc w:val="left"/>
+              <w:rPr>
+                <w:rFonts w:hint="default" w:ascii="Times New Roman" w:hAnsi="Times New Roman" w:cs="Times New Roman" w:eastAsiaTheme="minorEastAsia"/>
+                <w:lang w:val="en-US" w:eastAsia="zh-CN"/>
+              </w:rPr>
+            </w:pPr>
+            <w:r>
+              <w:rPr>
+                <w:rFonts w:hint="default" w:ascii="Times New Roman" w:hAnsi="Times New Roman" w:cs="Times New Roman"/>
+                <w:lang w:val="en-US"/>
+              </w:rPr>
+              <w:t>Design and implement a pipeline</w:t>
+            </w:r>
+          </w:p>
+        </w:tc>
+        <w:tc>
+          <w:tcPr>
+            <w:tcW w:w="1690" w:type="dxa"/>
+            <w:vAlign w:val="center"/>
+          </w:tcPr>
+          <w:p>
+            <w:pPr>
+              <w:jc w:val="center"/>
+              <w:rPr>
+                <w:rFonts w:hint="eastAsia" w:ascii="Times New Roman" w:hAnsi="Times New Roman" w:cs="Times New Roman" w:eastAsiaTheme="minorEastAsia"/>
+                <w:lang w:val="en-US" w:eastAsia="zh-CN"/>
+              </w:rPr>
+            </w:pPr>
+            <w:r>
+              <w:rPr>
+                <w:rFonts w:hint="eastAsia" w:ascii="Times New Roman" w:hAnsi="Times New Roman" w:cs="Times New Roman"/>
+                <w:lang w:val="en-US" w:eastAsia="zh-CN"/>
+              </w:rPr>
+              <w:t>2</w:t>
+            </w:r>
+          </w:p>
+        </w:tc>
+      </w:tr>
+      <w:tr>
+        <w:trPr>
+          <w:trHeight w:val="309" w:hRule="atLeast"/>
+        </w:trPr>
+        <w:tc>
+          <w:tcPr>
+            <w:tcW w:w="2122" w:type="dxa"/>
+            <w:vMerge w:val="continue"/>
+            <w:vAlign w:val="center"/>
+          </w:tcPr>
+          <w:p>
+            <w:pPr>
+              <w:pStyle w:val="30"/>
+              <w:rPr>
+                <w:rFonts w:ascii="Times New Roman" w:hAnsi="Times New Roman" w:cs="Times New Roman"/>
+              </w:rPr>
+            </w:pPr>
+          </w:p>
+        </w:tc>
+        <w:tc>
+          <w:tcPr>
+            <w:tcW w:w="6237" w:type="dxa"/>
+            <w:vAlign w:val="center"/>
+          </w:tcPr>
+          <w:p>
+            <w:pPr>
+              <w:jc w:val="left"/>
+              <w:rPr>
+                <w:rFonts w:hint="default" w:ascii="Times New Roman" w:hAnsi="Times New Roman" w:cs="Times New Roman"/>
+                <w:lang w:val="en-US"/>
+              </w:rPr>
+            </w:pPr>
+            <w:r>
+              <w:rPr>
+                <w:rFonts w:hint="default" w:ascii="Times New Roman" w:hAnsi="Times New Roman" w:cs="Times New Roman"/>
+                <w:lang w:val="en-US"/>
+              </w:rPr>
+              <w:t xml:space="preserve">Analyze </w:t>
+            </w:r>
+            <w:r>
+              <w:rPr>
+                <w:rFonts w:hint="eastAsia" w:ascii="Times New Roman" w:hAnsi="Times New Roman" w:cs="Times New Roman"/>
+                <w:lang w:val="en-US" w:eastAsia="zh-CN"/>
+              </w:rPr>
+              <w:t xml:space="preserve">pipeline </w:t>
+            </w:r>
+            <w:r>
+              <w:rPr>
+                <w:rFonts w:hint="default" w:ascii="Times New Roman" w:hAnsi="Times New Roman" w:cs="Times New Roman"/>
+                <w:lang w:val="en-US"/>
+              </w:rPr>
+              <w:t>model performance</w:t>
+            </w:r>
+          </w:p>
+        </w:tc>
+        <w:tc>
+          <w:tcPr>
+            <w:tcW w:w="1690" w:type="dxa"/>
+            <w:vAlign w:val="center"/>
+          </w:tcPr>
+          <w:p>
+            <w:pPr>
+              <w:jc w:val="center"/>
+              <w:rPr>
+                <w:rFonts w:hint="default" w:ascii="Times New Roman" w:hAnsi="Times New Roman" w:cs="Times New Roman" w:eastAsiaTheme="minorEastAsia"/>
+                <w:lang w:val="en-US" w:eastAsia="zh-CN"/>
+              </w:rPr>
+            </w:pPr>
+            <w:r>
+              <w:rPr>
+                <w:rFonts w:hint="eastAsia" w:ascii="Times New Roman" w:hAnsi="Times New Roman" w:cs="Times New Roman"/>
+                <w:lang w:val="en-US" w:eastAsia="zh-CN"/>
+              </w:rPr>
+              <w:t>0.5</w:t>
+            </w:r>
+          </w:p>
+        </w:tc>
+      </w:tr>
+      <w:tr>
+        <w:trPr>
+          <w:trHeight w:val="309" w:hRule="atLeast"/>
+        </w:trPr>
+        <w:tc>
+          <w:tcPr>
+            <w:tcW w:w="2122" w:type="dxa"/>
+            <w:vMerge w:val="continue"/>
+            <w:vAlign w:val="center"/>
+          </w:tcPr>
+          <w:p>
+            <w:pPr>
+              <w:pStyle w:val="30"/>
+              <w:rPr>
+                <w:rFonts w:ascii="Times New Roman" w:hAnsi="Times New Roman" w:cs="Times New Roman"/>
+              </w:rPr>
+            </w:pPr>
+          </w:p>
+        </w:tc>
+        <w:tc>
+          <w:tcPr>
+            <w:tcW w:w="6237" w:type="dxa"/>
+            <w:vAlign w:val="center"/>
+          </w:tcPr>
+          <w:p>
+            <w:pPr>
+              <w:jc w:val="left"/>
+              <w:rPr>
+                <w:rFonts w:hint="default" w:ascii="Times New Roman" w:hAnsi="Times New Roman" w:cs="Times New Roman"/>
+                <w:lang w:val="en-US"/>
+              </w:rPr>
+            </w:pPr>
+            <w:r>
+              <w:rPr>
+                <w:rFonts w:hint="default" w:ascii="Times New Roman" w:hAnsi="Times New Roman" w:cs="Times New Roman"/>
+                <w:lang w:val="en-US"/>
+              </w:rPr>
+              <w:t>Interpret and explain the differences between training and test performance results</w:t>
+            </w:r>
+          </w:p>
+        </w:tc>
+        <w:tc>
+          <w:tcPr>
+            <w:tcW w:w="1690" w:type="dxa"/>
+            <w:vAlign w:val="center"/>
+          </w:tcPr>
+          <w:p>
+            <w:pPr>
+              <w:jc w:val="center"/>
+              <w:rPr>
+                <w:rFonts w:hint="default" w:ascii="Times New Roman" w:hAnsi="Times New Roman" w:cs="Times New Roman" w:eastAsiaTheme="minorEastAsia"/>
+                <w:lang w:val="en-US" w:eastAsia="zh-CN"/>
+              </w:rPr>
+            </w:pPr>
+            <w:r>
+              <w:rPr>
+                <w:rFonts w:hint="eastAsia" w:ascii="Times New Roman" w:hAnsi="Times New Roman" w:cs="Times New Roman"/>
+                <w:lang w:val="en-US" w:eastAsia="zh-CN"/>
+              </w:rPr>
+              <w:t>1</w:t>
+            </w:r>
           </w:p>
         </w:tc>
       </w:tr>
@@ -2613,6 +3068,8 @@
           <w:lang w:val="en-US"/>
         </w:rPr>
       </w:pPr>
+      <w:bookmarkStart w:id="5" w:name="_GoBack"/>
+      <w:bookmarkEnd w:id="5"/>
     </w:p>
     <w:p>
       <w:pPr>
@@ -2622,19 +3079,26 @@
         </w:rPr>
       </w:pPr>
     </w:p>
-    <w:p>
-      <w:pPr>
-        <w:rPr>
-          <w:rFonts w:ascii="Times New Roman" w:hAnsi="Times New Roman" w:cs="Times New Roman"/>
-          <w:lang w:val="en-US"/>
-        </w:rPr>
-      </w:pPr>
-    </w:p>
     <w:tbl>
       <w:tblPr>
-        <w:tblStyle w:val="ae"/>
+        <w:tblStyle w:val="15"/>
         <w:tblW w:w="10049" w:type="dxa"/>
-        <w:tblLook w:val="04A0" w:firstRow="1" w:lastRow="0" w:firstColumn="1" w:lastColumn="0" w:noHBand="0" w:noVBand="1"/>
+        <w:tblInd w:w="0" w:type="dxa"/>
+        <w:tblBorders>
+          <w:top w:val="single" w:color="auto" w:sz="4" w:space="0"/>
+          <w:left w:val="single" w:color="auto" w:sz="4" w:space="0"/>
+          <w:bottom w:val="single" w:color="auto" w:sz="4" w:space="0"/>
+          <w:right w:val="single" w:color="auto" w:sz="4" w:space="0"/>
+          <w:insideH w:val="single" w:color="auto" w:sz="4" w:space="0"/>
+          <w:insideV w:val="single" w:color="auto" w:sz="4" w:space="0"/>
+        </w:tblBorders>
+        <w:tblLayout w:type="autofit"/>
+        <w:tblCellMar>
+          <w:top w:w="0" w:type="dxa"/>
+          <w:left w:w="108" w:type="dxa"/>
+          <w:bottom w:w="0" w:type="dxa"/>
+          <w:right w:w="108" w:type="dxa"/>
+        </w:tblCellMar>
       </w:tblPr>
       <w:tblGrid>
         <w:gridCol w:w="2122"/>
@@ -2643,7 +3107,7 @@
       </w:tblGrid>
       <w:tr>
         <w:trPr>
-          <w:trHeight w:val="396"/>
+          <w:trHeight w:val="396" w:hRule="atLeast"/>
         </w:trPr>
         <w:tc>
           <w:tcPr>
@@ -2667,23 +3131,14 @@
                 <w:bCs/>
                 <w:lang w:val="en-US"/>
               </w:rPr>
-              <w:t xml:space="preserve">Name: </w:t>
-            </w:r>
-            <w:r>
-              <w:rPr>
-                <w:rFonts w:ascii="Times New Roman" w:hAnsi="Times New Roman" w:cs="Times New Roman"/>
-                <w:b/>
-                <w:bCs/>
-                <w:lang w:val="en-US"/>
-              </w:rPr>
-              <w:t>Yian Zhou</w:t>
+              <w:t>Name: Yian Zhou</w:t>
             </w:r>
           </w:p>
         </w:tc>
       </w:tr>
       <w:tr>
         <w:trPr>
-          <w:trHeight w:val="396"/>
+          <w:trHeight w:val="396" w:hRule="atLeast"/>
         </w:trPr>
         <w:tc>
           <w:tcPr>
@@ -2762,23 +3217,14 @@
                 <w:bCs/>
                 <w:lang w:val="en-US"/>
               </w:rPr>
-              <w:t>Time</w:t>
-            </w:r>
-            <w:r>
-              <w:rPr>
-                <w:rFonts w:ascii="Times New Roman" w:hAnsi="Times New Roman" w:cs="Times New Roman"/>
-                <w:b/>
-                <w:bCs/>
-                <w:lang w:val="en-US"/>
-              </w:rPr>
-              <w:t xml:space="preserve"> (Hours)</w:t>
+              <w:t>Time (Hours)</w:t>
             </w:r>
           </w:p>
         </w:tc>
       </w:tr>
       <w:tr>
         <w:trPr>
-          <w:trHeight w:val="309"/>
+          <w:trHeight w:val="309" w:hRule="atLeast"/>
         </w:trPr>
         <w:tc>
           <w:tcPr>
@@ -2788,7 +3234,7 @@
           </w:tcPr>
           <w:p>
             <w:pPr>
-              <w:pStyle w:val="a9"/>
+              <w:pStyle w:val="30"/>
               <w:numPr>
                 <w:ilvl w:val="0"/>
                 <w:numId w:val="4"/>
@@ -2851,17 +3297,17 @@
       </w:tr>
       <w:tr>
         <w:trPr>
-          <w:trHeight w:val="309"/>
+          <w:trHeight w:val="309" w:hRule="atLeast"/>
         </w:trPr>
         <w:tc>
           <w:tcPr>
             <w:tcW w:w="2122" w:type="dxa"/>
-            <w:vMerge/>
-            <w:vAlign w:val="center"/>
-          </w:tcPr>
-          <w:p>
-            <w:pPr>
-              <w:pStyle w:val="a9"/>
+            <w:vMerge w:val="continue"/>
+            <w:vAlign w:val="center"/>
+          </w:tcPr>
+          <w:p>
+            <w:pPr>
+              <w:pStyle w:val="30"/>
               <w:ind w:left="340"/>
               <w:rPr>
                 <w:rFonts w:ascii="Times New Roman" w:hAnsi="Times New Roman" w:cs="Times New Roman"/>
@@ -2915,7 +3361,7 @@
       </w:tr>
       <w:tr>
         <w:trPr>
-          <w:trHeight w:val="309"/>
+          <w:trHeight w:val="309" w:hRule="atLeast"/>
         </w:trPr>
         <w:tc>
           <w:tcPr>
@@ -2925,7 +3371,7 @@
           </w:tcPr>
           <w:p>
             <w:pPr>
-              <w:pStyle w:val="a9"/>
+              <w:pStyle w:val="30"/>
               <w:numPr>
                 <w:ilvl w:val="0"/>
                 <w:numId w:val="4"/>
@@ -2988,17 +3434,17 @@
       </w:tr>
       <w:tr>
         <w:trPr>
-          <w:trHeight w:val="309"/>
+          <w:trHeight w:val="309" w:hRule="atLeast"/>
         </w:trPr>
         <w:tc>
           <w:tcPr>
             <w:tcW w:w="2122" w:type="dxa"/>
-            <w:vMerge/>
-            <w:vAlign w:val="center"/>
-          </w:tcPr>
-          <w:p>
-            <w:pPr>
-              <w:pStyle w:val="a9"/>
+            <w:vMerge w:val="continue"/>
+            <w:vAlign w:val="center"/>
+          </w:tcPr>
+          <w:p>
+            <w:pPr>
+              <w:pStyle w:val="30"/>
               <w:ind w:left="340"/>
               <w:rPr>
                 <w:rFonts w:ascii="Times New Roman" w:hAnsi="Times New Roman" w:cs="Times New Roman"/>
@@ -3052,7 +3498,7 @@
       </w:tr>
       <w:tr>
         <w:trPr>
-          <w:trHeight w:val="309"/>
+          <w:trHeight w:val="309" w:hRule="atLeast"/>
         </w:trPr>
         <w:tc>
           <w:tcPr>
@@ -3061,7 +3507,7 @@
           </w:tcPr>
           <w:p>
             <w:pPr>
-              <w:pStyle w:val="a9"/>
+              <w:pStyle w:val="30"/>
               <w:numPr>
                 <w:ilvl w:val="0"/>
                 <w:numId w:val="4"/>
@@ -3086,23 +3532,16 @@
           <w:p>
             <w:pPr>
               <w:rPr>
-                <w:rFonts w:ascii="Times New Roman" w:hAnsi="Times New Roman" w:cs="Times New Roman" w:hint="eastAsia"/>
-                <w:lang w:val="en-US"/>
-              </w:rPr>
-            </w:pPr>
-            <w:r>
-              <w:rPr>
-                <w:rFonts w:ascii="Times New Roman" w:hAnsi="Times New Roman" w:cs="Times New Roman" w:hint="eastAsia"/>
-                <w:lang w:val="en-US"/>
-              </w:rPr>
-              <w:t>Discuss with group members about</w:t>
-            </w:r>
-            <w:r>
-              <w:rPr>
-                <w:rFonts w:ascii="Times New Roman" w:hAnsi="Times New Roman" w:cs="Times New Roman" w:hint="eastAsia"/>
-                <w:lang w:val="en-US"/>
-              </w:rPr>
-              <w:t xml:space="preserve"> feature pairing result</w:t>
+                <w:rFonts w:hint="eastAsia" w:ascii="Times New Roman" w:hAnsi="Times New Roman" w:cs="Times New Roman"/>
+                <w:lang w:val="en-US"/>
+              </w:rPr>
+            </w:pPr>
+            <w:r>
+              <w:rPr>
+                <w:rFonts w:hint="eastAsia" w:ascii="Times New Roman" w:hAnsi="Times New Roman" w:cs="Times New Roman"/>
+                <w:lang w:val="en-US"/>
+              </w:rPr>
+              <w:t>Discuss with group members about feature pairing result</w:t>
             </w:r>
           </w:p>
         </w:tc>
@@ -3115,13 +3554,13 @@
             <w:pPr>
               <w:jc w:val="center"/>
               <w:rPr>
-                <w:rFonts w:ascii="Times New Roman" w:hAnsi="Times New Roman" w:cs="Times New Roman" w:hint="eastAsia"/>
-                <w:lang w:val="en-US"/>
-              </w:rPr>
-            </w:pPr>
-            <w:r>
-              <w:rPr>
-                <w:rFonts w:ascii="Times New Roman" w:hAnsi="Times New Roman" w:cs="Times New Roman" w:hint="eastAsia"/>
+                <w:rFonts w:hint="eastAsia" w:ascii="Times New Roman" w:hAnsi="Times New Roman" w:cs="Times New Roman"/>
+                <w:lang w:val="en-US"/>
+              </w:rPr>
+            </w:pPr>
+            <w:r>
+              <w:rPr>
+                <w:rFonts w:hint="eastAsia" w:ascii="Times New Roman" w:hAnsi="Times New Roman" w:cs="Times New Roman"/>
                 <w:lang w:val="en-US"/>
               </w:rPr>
               <w:t>0.5</w:t>
@@ -3131,7 +3570,7 @@
       </w:tr>
       <w:tr>
         <w:trPr>
-          <w:trHeight w:val="309"/>
+          <w:trHeight w:val="309" w:hRule="atLeast"/>
         </w:trPr>
         <w:tc>
           <w:tcPr>
@@ -3140,7 +3579,7 @@
           </w:tcPr>
           <w:p>
             <w:pPr>
-              <w:pStyle w:val="a9"/>
+              <w:pStyle w:val="30"/>
               <w:numPr>
                 <w:ilvl w:val="0"/>
                 <w:numId w:val="4"/>
@@ -3165,23 +3604,16 @@
           <w:p>
             <w:pPr>
               <w:rPr>
-                <w:rFonts w:ascii="Times New Roman" w:hAnsi="Times New Roman" w:cs="Times New Roman" w:hint="eastAsia"/>
-                <w:lang w:val="en-US"/>
-              </w:rPr>
-            </w:pPr>
-            <w:r>
-              <w:rPr>
-                <w:rFonts w:ascii="Times New Roman" w:hAnsi="Times New Roman" w:cs="Times New Roman" w:hint="eastAsia"/>
-                <w:lang w:val="en-US"/>
-              </w:rPr>
-              <w:t>Discuss with group members about</w:t>
-            </w:r>
-            <w:r>
-              <w:rPr>
-                <w:rFonts w:ascii="Times New Roman" w:hAnsi="Times New Roman" w:cs="Times New Roman" w:hint="eastAsia"/>
-                <w:lang w:val="en-US"/>
-              </w:rPr>
-              <w:t xml:space="preserve"> new features</w:t>
+                <w:rFonts w:hint="eastAsia" w:ascii="Times New Roman" w:hAnsi="Times New Roman" w:cs="Times New Roman"/>
+                <w:lang w:val="en-US"/>
+              </w:rPr>
+            </w:pPr>
+            <w:r>
+              <w:rPr>
+                <w:rFonts w:hint="eastAsia" w:ascii="Times New Roman" w:hAnsi="Times New Roman" w:cs="Times New Roman"/>
+                <w:lang w:val="en-US"/>
+              </w:rPr>
+              <w:t>Discuss with group members about new features</w:t>
             </w:r>
           </w:p>
         </w:tc>
@@ -3194,13 +3626,13 @@
             <w:pPr>
               <w:jc w:val="center"/>
               <w:rPr>
-                <w:rFonts w:ascii="Times New Roman" w:hAnsi="Times New Roman" w:cs="Times New Roman" w:hint="eastAsia"/>
-                <w:lang w:val="en-US"/>
-              </w:rPr>
-            </w:pPr>
-            <w:r>
-              <w:rPr>
-                <w:rFonts w:ascii="Times New Roman" w:hAnsi="Times New Roman" w:cs="Times New Roman" w:hint="eastAsia"/>
+                <w:rFonts w:hint="eastAsia" w:ascii="Times New Roman" w:hAnsi="Times New Roman" w:cs="Times New Roman"/>
+                <w:lang w:val="en-US"/>
+              </w:rPr>
+            </w:pPr>
+            <w:r>
+              <w:rPr>
+                <w:rFonts w:hint="eastAsia" w:ascii="Times New Roman" w:hAnsi="Times New Roman" w:cs="Times New Roman"/>
                 <w:lang w:val="en-US"/>
               </w:rPr>
               <w:t>0.5</w:t>
@@ -3210,7 +3642,7 @@
       </w:tr>
       <w:tr>
         <w:trPr>
-          <w:trHeight w:val="309"/>
+          <w:trHeight w:val="309" w:hRule="atLeast"/>
         </w:trPr>
         <w:tc>
           <w:tcPr>
@@ -3220,7 +3652,7 @@
           </w:tcPr>
           <w:p>
             <w:pPr>
-              <w:pStyle w:val="a9"/>
+              <w:pStyle w:val="30"/>
               <w:numPr>
                 <w:ilvl w:val="0"/>
                 <w:numId w:val="4"/>
@@ -3254,21 +3686,7 @@
                 <w:rFonts w:ascii="Times New Roman" w:hAnsi="Times New Roman" w:cs="Times New Roman"/>
                 <w:lang w:val="en-US"/>
               </w:rPr>
-              <w:t xml:space="preserve">Design and implement the </w:t>
-            </w:r>
-            <w:r>
-              <w:rPr>
-                <w:rFonts w:ascii="Times New Roman" w:hAnsi="Times New Roman" w:cs="Times New Roman"/>
-                <w:lang w:val="en-US"/>
-              </w:rPr>
-              <w:t>L</w:t>
-            </w:r>
-            <w:r>
-              <w:rPr>
-                <w:rFonts w:ascii="Times New Roman" w:hAnsi="Times New Roman" w:cs="Times New Roman"/>
-                <w:lang w:val="en-US"/>
-              </w:rPr>
-              <w:t>inear regression model</w:t>
+              <w:t>Design and implement the Linear regression model</w:t>
             </w:r>
           </w:p>
         </w:tc>
@@ -3297,17 +3715,17 @@
       </w:tr>
       <w:tr>
         <w:trPr>
-          <w:trHeight w:val="309"/>
+          <w:trHeight w:val="309" w:hRule="atLeast"/>
         </w:trPr>
         <w:tc>
           <w:tcPr>
             <w:tcW w:w="2122" w:type="dxa"/>
-            <w:vMerge/>
-            <w:vAlign w:val="center"/>
-          </w:tcPr>
-          <w:p>
-            <w:pPr>
-              <w:pStyle w:val="a9"/>
+            <w:vMerge w:val="continue"/>
+            <w:vAlign w:val="center"/>
+          </w:tcPr>
+          <w:p>
+            <w:pPr>
+              <w:pStyle w:val="30"/>
               <w:numPr>
                 <w:ilvl w:val="0"/>
                 <w:numId w:val="4"/>
@@ -3335,21 +3753,7 @@
                 <w:rFonts w:ascii="Times New Roman" w:hAnsi="Times New Roman" w:cs="Times New Roman"/>
                 <w:lang w:val="en-US"/>
               </w:rPr>
-              <w:t>Analyze model performance (</w:t>
-            </w:r>
-            <w:r>
-              <w:rPr>
-                <w:rFonts w:ascii="Times New Roman" w:hAnsi="Times New Roman" w:cs="Times New Roman"/>
-                <w:lang w:val="en-US"/>
-              </w:rPr>
-              <w:t>L</w:t>
-            </w:r>
-            <w:r>
-              <w:rPr>
-                <w:rFonts w:ascii="Times New Roman" w:hAnsi="Times New Roman" w:cs="Times New Roman"/>
-                <w:lang w:val="en-US"/>
-              </w:rPr>
-              <w:t>inear regression)</w:t>
+              <w:t>Analyze model performance (Linear regression)</w:t>
             </w:r>
           </w:p>
         </w:tc>
@@ -3378,17 +3782,17 @@
       </w:tr>
       <w:tr>
         <w:trPr>
-          <w:trHeight w:val="309"/>
+          <w:trHeight w:val="309" w:hRule="atLeast"/>
         </w:trPr>
         <w:tc>
           <w:tcPr>
             <w:tcW w:w="2122" w:type="dxa"/>
-            <w:vMerge/>
-            <w:vAlign w:val="center"/>
-          </w:tcPr>
-          <w:p>
-            <w:pPr>
-              <w:pStyle w:val="a9"/>
+            <w:vMerge w:val="continue"/>
+            <w:vAlign w:val="center"/>
+          </w:tcPr>
+          <w:p>
+            <w:pPr>
+              <w:pStyle w:val="30"/>
               <w:ind w:left="340"/>
               <w:rPr>
                 <w:rFonts w:ascii="Times New Roman" w:hAnsi="Times New Roman" w:cs="Times New Roman"/>
@@ -3442,17 +3846,17 @@
       </w:tr>
       <w:tr>
         <w:trPr>
-          <w:trHeight w:val="309"/>
+          <w:trHeight w:val="309" w:hRule="atLeast"/>
         </w:trPr>
         <w:tc>
           <w:tcPr>
             <w:tcW w:w="2122" w:type="dxa"/>
-            <w:vMerge/>
-            <w:vAlign w:val="center"/>
-          </w:tcPr>
-          <w:p>
-            <w:pPr>
-              <w:pStyle w:val="a9"/>
+            <w:vMerge w:val="continue"/>
+            <w:vAlign w:val="center"/>
+          </w:tcPr>
+          <w:p>
+            <w:pPr>
+              <w:pStyle w:val="30"/>
               <w:ind w:left="340"/>
               <w:rPr>
                 <w:rFonts w:ascii="Times New Roman" w:hAnsi="Times New Roman" w:cs="Times New Roman"/>
@@ -3505,14 +3909,6 @@
         </w:tc>
       </w:tr>
     </w:tbl>
-    <w:p>
-      <w:pPr>
-        <w:rPr>
-          <w:rFonts w:ascii="Times New Roman" w:hAnsi="Times New Roman" w:cs="Times New Roman"/>
-          <w:lang w:val="en-US"/>
-        </w:rPr>
-      </w:pPr>
-    </w:p>
     <w:p>
       <w:pPr>
         <w:rPr>
@@ -3578,61 +3974,38 @@
           <w:rFonts w:ascii="Times New Roman" w:hAnsi="Times New Roman" w:cs="Times New Roman"/>
           <w:lang w:val="en-US"/>
         </w:rPr>
-        <w:t>I certify this contribution statement is accurate. I understand that misrepresentation is academic misconduct.</w:t>
+        <w:t xml:space="preserve">I certify this contribution statement is accurate. I understand that misrepresentation is academic misconduct. </w:t>
       </w:r>
+    </w:p>
+    <w:p>
+      <w:pPr>
+        <w:rPr>
+          <w:rFonts w:ascii="Times New Roman" w:hAnsi="Times New Roman" w:cs="Times New Roman"/>
+          <w:lang w:val="en-US"/>
+        </w:rPr>
+      </w:pPr>
+    </w:p>
+    <w:p>
+      <w:pPr>
+        <w:rPr>
+          <w:rFonts w:ascii="Times New Roman" w:hAnsi="Times New Roman" w:cs="Times New Roman"/>
+          <w:lang w:val="en-US"/>
+        </w:rPr>
+      </w:pPr>
+    </w:p>
+    <w:p>
+      <w:pPr>
+        <w:rPr>
+          <w:rFonts w:ascii="Times New Roman" w:hAnsi="Times New Roman" w:cs="Times New Roman"/>
+          <w:lang w:val="en-US"/>
+        </w:rPr>
+      </w:pPr>
       <w:r>
         <w:rPr>
           <w:rFonts w:ascii="Times New Roman" w:hAnsi="Times New Roman" w:cs="Times New Roman"/>
           <w:lang w:val="en-US"/>
         </w:rPr>
-        <w:t xml:space="preserve"> </w:t>
-      </w:r>
-    </w:p>
-    <w:p>
-      <w:pPr>
-        <w:rPr>
-          <w:rFonts w:ascii="Times New Roman" w:hAnsi="Times New Roman" w:cs="Times New Roman"/>
-          <w:lang w:val="en-US"/>
-        </w:rPr>
-      </w:pPr>
-    </w:p>
-    <w:p>
-      <w:pPr>
-        <w:rPr>
-          <w:rFonts w:ascii="Times New Roman" w:hAnsi="Times New Roman" w:cs="Times New Roman"/>
-          <w:lang w:val="en-US"/>
-        </w:rPr>
-      </w:pPr>
-    </w:p>
-    <w:p>
-      <w:pPr>
-        <w:rPr>
-          <w:rFonts w:ascii="Times New Roman" w:hAnsi="Times New Roman" w:cs="Times New Roman"/>
-          <w:lang w:val="en-US"/>
-        </w:rPr>
-      </w:pPr>
-      <w:r>
-        <w:rPr>
-          <w:rFonts w:ascii="Times New Roman" w:hAnsi="Times New Roman" w:cs="Times New Roman"/>
-          <w:lang w:val="en-US"/>
-        </w:rPr>
-        <w:t xml:space="preserve">Signature: </w:t>
-      </w:r>
-      <w:proofErr w:type="spellStart"/>
-      <w:r>
-        <w:rPr>
-          <w:rFonts w:ascii="Times New Roman" w:hAnsi="Times New Roman" w:cs="Times New Roman"/>
-          <w:lang w:val="en-US"/>
-        </w:rPr>
-        <w:t>Haixiao</w:t>
-      </w:r>
-      <w:proofErr w:type="spellEnd"/>
-      <w:r>
-        <w:rPr>
-          <w:rFonts w:ascii="Times New Roman" w:hAnsi="Times New Roman" w:cs="Times New Roman"/>
-          <w:lang w:val="en-US"/>
-        </w:rPr>
-        <w:t xml:space="preserve"> Yang, Xiaoli Wu, Yian Zhou</w:t>
+        <w:t>Signature: Haixiao Yang, Xiaoli Wu, Yian Zhou</w:t>
       </w:r>
     </w:p>
     <w:p>
@@ -3676,20 +4049,20 @@
     <w:sectPr>
       <w:pgSz w:w="12240" w:h="15840"/>
       <w:pgMar w:top="1440" w:right="1440" w:bottom="1440" w:left="1440" w:header="708" w:footer="708" w:gutter="0"/>
-      <w:cols w:space="708"/>
-      <w:docGrid w:linePitch="360"/>
+      <w:cols w:space="708" w:num="1"/>
+      <w:docGrid w:linePitch="360" w:charSpace="0"/>
     </w:sectPr>
   </w:body>
 </w:document>
 </file>
 
 <file path=word/numbering.xml><?xml version="1.0" encoding="utf-8"?>
-<w:numbering xmlns:wpc="http://schemas.microsoft.com/office/word/2010/wordprocessingCanvas" xmlns:cx="http://schemas.microsoft.com/office/drawing/2014/chartex" xmlns:cx1="http://schemas.microsoft.com/office/drawing/2015/9/8/chartex" xmlns:cx2="http://schemas.microsoft.com/office/drawing/2015/10/21/chartex" xmlns:cx3="http://schemas.microsoft.com/office/drawing/2016/5/9/chartex" xmlns:cx4="http://schemas.microsoft.com/office/drawing/2016/5/10/chartex" xmlns:cx5="http://schemas.microsoft.com/office/drawing/2016/5/11/chartex" xmlns:cx6="http://schemas.microsoft.com/office/drawing/2016/5/12/chartex" xmlns:cx7="http://schemas.microsoft.com/office/drawing/2016/5/13/chartex" xmlns:cx8="http://schemas.microsoft.com/office/drawing/2016/5/14/chartex" xmlns:mc="http://schemas.openxmlformats.org/markup-compatibility/2006" xmlns:aink="http://schemas.microsoft.com/office/drawing/2016/ink" xmlns:am3d="http://schemas.microsoft.com/office/drawing/2017/model3d" xmlns:o="urn:schemas-microsoft-com:office:office" xmlns:oel="http://schemas.microsoft.com/office/2019/extlst" xmlns:r="http://schemas.openxmlformats.org/officeDocument/2006/relationships" xmlns:m="http://schemas.openxmlformats.org/officeDocument/2006/math" xmlns:v="urn:schemas-microsoft-com:vml" xmlns:wp14="http://schemas.microsoft.com/office/word/2010/wordprocessingDrawing" xmlns:wp="http://schemas.openxmlformats.org/drawingml/2006/wordprocessingDrawing" xmlns:w10="urn:schemas-microsoft-com:office:word" xmlns:w="http://schemas.openxmlformats.org/wordprocessingml/2006/main" xmlns:w14="http://schemas.microsoft.com/office/word/2010/wordml" xmlns:w15="http://schemas.microsoft.com/office/word/2012/wordml" xmlns:w16cex="http://schemas.microsoft.com/office/word/2018/wordml/cex" xmlns:w16cid="http://schemas.microsoft.com/office/word/2016/wordml/cid" xmlns:w16="http://schemas.microsoft.com/office/word/2018/wordml" xmlns:w16du="http://schemas.microsoft.com/office/word/2023/wordml/word16du" xmlns:w16sdtdh="http://schemas.microsoft.com/office/word/2020/wordml/sdtdatahash" xmlns:w16sdtfl="http://schemas.microsoft.com/office/word/2024/wordml/sdtformatlock" xmlns:w16se="http://schemas.microsoft.com/office/word/2015/wordml/symex" xmlns:wpg="http://schemas.microsoft.com/office/word/2010/wordprocessingGroup" xmlns:wpi="http://schemas.microsoft.com/office/word/2010/wordprocessingInk" xmlns:wne="http://schemas.microsoft.com/office/word/2006/wordml" xmlns:wps="http://schemas.microsoft.com/office/word/2010/wordprocessingShape" mc:Ignorable="w14 w15 w16se w16cid w16 w16cex w16sdtdh w16sdtfl w16du wp14">
-  <w:abstractNum w:abstractNumId="0" w15:restartNumberingAfterBreak="0">
+<w:numbering xmlns:wpc="http://schemas.microsoft.com/office/word/2010/wordprocessingCanvas" xmlns:mc="http://schemas.openxmlformats.org/markup-compatibility/2006" xmlns:o="urn:schemas-microsoft-com:office:office" xmlns:r="http://schemas.openxmlformats.org/officeDocument/2006/relationships" xmlns:m="http://schemas.openxmlformats.org/officeDocument/2006/math" xmlns:v="urn:schemas-microsoft-com:vml" xmlns:wp14="http://schemas.microsoft.com/office/word/2010/wordprocessingDrawing" xmlns:wp="http://schemas.openxmlformats.org/drawingml/2006/wordprocessingDrawing" xmlns:w10="urn:schemas-microsoft-com:office:word" xmlns:w="http://schemas.openxmlformats.org/wordprocessingml/2006/main" xmlns:w14="http://schemas.microsoft.com/office/word/2010/wordml" xmlns:wpg="http://schemas.microsoft.com/office/word/2010/wordprocessingGroup" xmlns:wpi="http://schemas.microsoft.com/office/word/2010/wordprocessingInk" xmlns:wne="http://schemas.microsoft.com/office/word/2006/wordml" xmlns:wps="http://schemas.microsoft.com/office/word/2010/wordprocessingShape" xmlns:wpsCustomData="http://www.wps.cn/officeDocument/2013/wpsCustomData" mc:Ignorable="w14 wp14">
+  <w:abstractNum w:abstractNumId="0">
     <w:nsid w:val="135319DF"/>
-    <w:multiLevelType w:val="hybridMultilevel"/>
-    <w:tmpl w:val="9ECC90D4"/>
-    <w:lvl w:ilvl="0" w:tplc="CAF6FAE8">
+    <w:multiLevelType w:val="multilevel"/>
+    <w:tmpl w:val="135319DF"/>
+    <w:lvl w:ilvl="0" w:tentative="0">
       <w:start w:val="1"/>
       <w:numFmt w:val="decimal"/>
       <w:lvlText w:val="(%1)"/>
@@ -3701,7 +4074,7 @@
         <w:rFonts w:hint="default"/>
       </w:rPr>
     </w:lvl>
-    <w:lvl w:ilvl="1" w:tplc="FFFFFFFF" w:tentative="1">
+    <w:lvl w:ilvl="1" w:tentative="0">
       <w:start w:val="1"/>
       <w:numFmt w:val="lowerLetter"/>
       <w:lvlText w:val="%2."/>
@@ -3710,7 +4083,7 @@
         <w:ind w:left="1440" w:hanging="360"/>
       </w:pPr>
     </w:lvl>
-    <w:lvl w:ilvl="2" w:tplc="FFFFFFFF" w:tentative="1">
+    <w:lvl w:ilvl="2" w:tentative="0">
       <w:start w:val="1"/>
       <w:numFmt w:val="lowerRoman"/>
       <w:lvlText w:val="%3."/>
@@ -3719,7 +4092,7 @@
         <w:ind w:left="2160" w:hanging="180"/>
       </w:pPr>
     </w:lvl>
-    <w:lvl w:ilvl="3" w:tplc="FFFFFFFF" w:tentative="1">
+    <w:lvl w:ilvl="3" w:tentative="0">
       <w:start w:val="1"/>
       <w:numFmt w:val="decimal"/>
       <w:lvlText w:val="%4."/>
@@ -3728,7 +4101,7 @@
         <w:ind w:left="2880" w:hanging="360"/>
       </w:pPr>
     </w:lvl>
-    <w:lvl w:ilvl="4" w:tplc="FFFFFFFF" w:tentative="1">
+    <w:lvl w:ilvl="4" w:tentative="0">
       <w:start w:val="1"/>
       <w:numFmt w:val="lowerLetter"/>
       <w:lvlText w:val="%5."/>
@@ -3737,7 +4110,7 @@
         <w:ind w:left="3600" w:hanging="360"/>
       </w:pPr>
     </w:lvl>
-    <w:lvl w:ilvl="5" w:tplc="FFFFFFFF" w:tentative="1">
+    <w:lvl w:ilvl="5" w:tentative="0">
       <w:start w:val="1"/>
       <w:numFmt w:val="lowerRoman"/>
       <w:lvlText w:val="%6."/>
@@ -3746,7 +4119,7 @@
         <w:ind w:left="4320" w:hanging="180"/>
       </w:pPr>
     </w:lvl>
-    <w:lvl w:ilvl="6" w:tplc="FFFFFFFF" w:tentative="1">
+    <w:lvl w:ilvl="6" w:tentative="0">
       <w:start w:val="1"/>
       <w:numFmt w:val="decimal"/>
       <w:lvlText w:val="%7."/>
@@ -3755,7 +4128,7 @@
         <w:ind w:left="5040" w:hanging="360"/>
       </w:pPr>
     </w:lvl>
-    <w:lvl w:ilvl="7" w:tplc="FFFFFFFF" w:tentative="1">
+    <w:lvl w:ilvl="7" w:tentative="0">
       <w:start w:val="1"/>
       <w:numFmt w:val="lowerLetter"/>
       <w:lvlText w:val="%8."/>
@@ -3764,7 +4137,7 @@
         <w:ind w:left="5760" w:hanging="360"/>
       </w:pPr>
     </w:lvl>
-    <w:lvl w:ilvl="8" w:tplc="FFFFFFFF" w:tentative="1">
+    <w:lvl w:ilvl="8" w:tentative="0">
       <w:start w:val="1"/>
       <w:numFmt w:val="lowerRoman"/>
       <w:lvlText w:val="%9."/>
@@ -3774,11 +4147,11 @@
       </w:pPr>
     </w:lvl>
   </w:abstractNum>
-  <w:abstractNum w:abstractNumId="1" w15:restartNumberingAfterBreak="0">
+  <w:abstractNum w:abstractNumId="1">
     <w:nsid w:val="3BDA5F9E"/>
-    <w:multiLevelType w:val="hybridMultilevel"/>
-    <w:tmpl w:val="7C1CDA1E"/>
-    <w:lvl w:ilvl="0" w:tplc="3AD0B900">
+    <w:multiLevelType w:val="multilevel"/>
+    <w:tmpl w:val="3BDA5F9E"/>
+    <w:lvl w:ilvl="0" w:tentative="0">
       <w:start w:val="1"/>
       <w:numFmt w:val="decimal"/>
       <w:lvlText w:val="(%1)"/>
@@ -3790,7 +4163,7 @@
         <w:rFonts w:hint="default"/>
       </w:rPr>
     </w:lvl>
-    <w:lvl w:ilvl="1" w:tplc="04090019" w:tentative="1">
+    <w:lvl w:ilvl="1" w:tentative="0">
       <w:start w:val="1"/>
       <w:numFmt w:val="lowerLetter"/>
       <w:lvlText w:val="%2."/>
@@ -3799,7 +4172,7 @@
         <w:ind w:left="1440" w:hanging="360"/>
       </w:pPr>
     </w:lvl>
-    <w:lvl w:ilvl="2" w:tplc="0409001B" w:tentative="1">
+    <w:lvl w:ilvl="2" w:tentative="0">
       <w:start w:val="1"/>
       <w:numFmt w:val="lowerRoman"/>
       <w:lvlText w:val="%3."/>
@@ -3808,7 +4181,7 @@
         <w:ind w:left="2160" w:hanging="180"/>
       </w:pPr>
     </w:lvl>
-    <w:lvl w:ilvl="3" w:tplc="0409000F" w:tentative="1">
+    <w:lvl w:ilvl="3" w:tentative="0">
       <w:start w:val="1"/>
       <w:numFmt w:val="decimal"/>
       <w:lvlText w:val="%4."/>
@@ -3817,7 +4190,7 @@
         <w:ind w:left="2880" w:hanging="360"/>
       </w:pPr>
     </w:lvl>
-    <w:lvl w:ilvl="4" w:tplc="04090019" w:tentative="1">
+    <w:lvl w:ilvl="4" w:tentative="0">
       <w:start w:val="1"/>
       <w:numFmt w:val="lowerLetter"/>
       <w:lvlText w:val="%5."/>
@@ -3826,7 +4199,7 @@
         <w:ind w:left="3600" w:hanging="360"/>
       </w:pPr>
     </w:lvl>
-    <w:lvl w:ilvl="5" w:tplc="0409001B" w:tentative="1">
+    <w:lvl w:ilvl="5" w:tentative="0">
       <w:start w:val="1"/>
       <w:numFmt w:val="lowerRoman"/>
       <w:lvlText w:val="%6."/>
@@ -3835,7 +4208,7 @@
         <w:ind w:left="4320" w:hanging="180"/>
       </w:pPr>
     </w:lvl>
-    <w:lvl w:ilvl="6" w:tplc="0409000F" w:tentative="1">
+    <w:lvl w:ilvl="6" w:tentative="0">
       <w:start w:val="1"/>
       <w:numFmt w:val="decimal"/>
       <w:lvlText w:val="%7."/>
@@ -3844,7 +4217,7 @@
         <w:ind w:left="5040" w:hanging="360"/>
       </w:pPr>
     </w:lvl>
-    <w:lvl w:ilvl="7" w:tplc="04090019" w:tentative="1">
+    <w:lvl w:ilvl="7" w:tentative="0">
       <w:start w:val="1"/>
       <w:numFmt w:val="lowerLetter"/>
       <w:lvlText w:val="%8."/>
@@ -3853,7 +4226,7 @@
         <w:ind w:left="5760" w:hanging="360"/>
       </w:pPr>
     </w:lvl>
-    <w:lvl w:ilvl="8" w:tplc="0409001B" w:tentative="1">
+    <w:lvl w:ilvl="8" w:tentative="0">
       <w:start w:val="1"/>
       <w:numFmt w:val="lowerRoman"/>
       <w:lvlText w:val="%9."/>
@@ -3863,11 +4236,11 @@
       </w:pPr>
     </w:lvl>
   </w:abstractNum>
-  <w:abstractNum w:abstractNumId="2" w15:restartNumberingAfterBreak="0">
+  <w:abstractNum w:abstractNumId="2">
     <w:nsid w:val="4FBD3C2E"/>
-    <w:multiLevelType w:val="hybridMultilevel"/>
-    <w:tmpl w:val="ACDC0B86"/>
-    <w:lvl w:ilvl="0" w:tplc="C10C5E78">
+    <w:multiLevelType w:val="multilevel"/>
+    <w:tmpl w:val="4FBD3C2E"/>
+    <w:lvl w:ilvl="0" w:tentative="0">
       <w:start w:val="1"/>
       <w:numFmt w:val="decimal"/>
       <w:lvlText w:val="(%1)"/>
@@ -3879,7 +4252,7 @@
         <w:rFonts w:hint="default"/>
       </w:rPr>
     </w:lvl>
-    <w:lvl w:ilvl="1" w:tplc="FFFFFFFF" w:tentative="1">
+    <w:lvl w:ilvl="1" w:tentative="0">
       <w:start w:val="1"/>
       <w:numFmt w:val="lowerLetter"/>
       <w:lvlText w:val="%2."/>
@@ -3888,7 +4261,7 @@
         <w:ind w:left="1440" w:hanging="360"/>
       </w:pPr>
     </w:lvl>
-    <w:lvl w:ilvl="2" w:tplc="FFFFFFFF" w:tentative="1">
+    <w:lvl w:ilvl="2" w:tentative="0">
       <w:start w:val="1"/>
       <w:numFmt w:val="lowerRoman"/>
       <w:lvlText w:val="%3."/>
@@ -3897,7 +4270,7 @@
         <w:ind w:left="2160" w:hanging="180"/>
       </w:pPr>
     </w:lvl>
-    <w:lvl w:ilvl="3" w:tplc="FFFFFFFF" w:tentative="1">
+    <w:lvl w:ilvl="3" w:tentative="0">
       <w:start w:val="1"/>
       <w:numFmt w:val="decimal"/>
       <w:lvlText w:val="%4."/>
@@ -3906,7 +4279,7 @@
         <w:ind w:left="2880" w:hanging="360"/>
       </w:pPr>
     </w:lvl>
-    <w:lvl w:ilvl="4" w:tplc="FFFFFFFF" w:tentative="1">
+    <w:lvl w:ilvl="4" w:tentative="0">
       <w:start w:val="1"/>
       <w:numFmt w:val="lowerLetter"/>
       <w:lvlText w:val="%5."/>
@@ -3915,7 +4288,7 @@
         <w:ind w:left="3600" w:hanging="360"/>
       </w:pPr>
     </w:lvl>
-    <w:lvl w:ilvl="5" w:tplc="FFFFFFFF" w:tentative="1">
+    <w:lvl w:ilvl="5" w:tentative="0">
       <w:start w:val="1"/>
       <w:numFmt w:val="lowerRoman"/>
       <w:lvlText w:val="%6."/>
@@ -3924,7 +4297,7 @@
         <w:ind w:left="4320" w:hanging="180"/>
       </w:pPr>
     </w:lvl>
-    <w:lvl w:ilvl="6" w:tplc="FFFFFFFF" w:tentative="1">
+    <w:lvl w:ilvl="6" w:tentative="0">
       <w:start w:val="1"/>
       <w:numFmt w:val="decimal"/>
       <w:lvlText w:val="%7."/>
@@ -3933,7 +4306,7 @@
         <w:ind w:left="5040" w:hanging="360"/>
       </w:pPr>
     </w:lvl>
-    <w:lvl w:ilvl="7" w:tplc="FFFFFFFF" w:tentative="1">
+    <w:lvl w:ilvl="7" w:tentative="0">
       <w:start w:val="1"/>
       <w:numFmt w:val="lowerLetter"/>
       <w:lvlText w:val="%8."/>
@@ -3942,7 +4315,7 @@
         <w:ind w:left="5760" w:hanging="360"/>
       </w:pPr>
     </w:lvl>
-    <w:lvl w:ilvl="8" w:tplc="FFFFFFFF" w:tentative="1">
+    <w:lvl w:ilvl="8" w:tentative="0">
       <w:start w:val="1"/>
       <w:numFmt w:val="lowerRoman"/>
       <w:lvlText w:val="%9."/>
@@ -3952,11 +4325,11 @@
       </w:pPr>
     </w:lvl>
   </w:abstractNum>
-  <w:abstractNum w:abstractNumId="3" w15:restartNumberingAfterBreak="0">
+  <w:abstractNum w:abstractNumId="3">
     <w:nsid w:val="68F00EE3"/>
-    <w:multiLevelType w:val="hybridMultilevel"/>
-    <w:tmpl w:val="33C21DA8"/>
-    <w:lvl w:ilvl="0" w:tplc="2A16ED98">
+    <w:multiLevelType w:val="multilevel"/>
+    <w:tmpl w:val="68F00EE3"/>
+    <w:lvl w:ilvl="0" w:tentative="0">
       <w:start w:val="1"/>
       <w:numFmt w:val="decimal"/>
       <w:lvlText w:val="(%1)"/>
@@ -3968,7 +4341,7 @@
         <w:rFonts w:hint="default"/>
       </w:rPr>
     </w:lvl>
-    <w:lvl w:ilvl="1" w:tplc="FFFFFFFF" w:tentative="1">
+    <w:lvl w:ilvl="1" w:tentative="0">
       <w:start w:val="1"/>
       <w:numFmt w:val="lowerLetter"/>
       <w:lvlText w:val="%2."/>
@@ -3977,7 +4350,7 @@
         <w:ind w:left="1440" w:hanging="360"/>
       </w:pPr>
     </w:lvl>
-    <w:lvl w:ilvl="2" w:tplc="FFFFFFFF" w:tentative="1">
+    <w:lvl w:ilvl="2" w:tentative="0">
       <w:start w:val="1"/>
       <w:numFmt w:val="lowerRoman"/>
       <w:lvlText w:val="%3."/>
@@ -3986,7 +4359,7 @@
         <w:ind w:left="2160" w:hanging="180"/>
       </w:pPr>
     </w:lvl>
-    <w:lvl w:ilvl="3" w:tplc="FFFFFFFF" w:tentative="1">
+    <w:lvl w:ilvl="3" w:tentative="0">
       <w:start w:val="1"/>
       <w:numFmt w:val="decimal"/>
       <w:lvlText w:val="%4."/>
@@ -3995,7 +4368,7 @@
         <w:ind w:left="2880" w:hanging="360"/>
       </w:pPr>
     </w:lvl>
-    <w:lvl w:ilvl="4" w:tplc="FFFFFFFF" w:tentative="1">
+    <w:lvl w:ilvl="4" w:tentative="0">
       <w:start w:val="1"/>
       <w:numFmt w:val="lowerLetter"/>
       <w:lvlText w:val="%5."/>
@@ -4004,7 +4377,7 @@
         <w:ind w:left="3600" w:hanging="360"/>
       </w:pPr>
     </w:lvl>
-    <w:lvl w:ilvl="5" w:tplc="FFFFFFFF" w:tentative="1">
+    <w:lvl w:ilvl="5" w:tentative="0">
       <w:start w:val="1"/>
       <w:numFmt w:val="lowerRoman"/>
       <w:lvlText w:val="%6."/>
@@ -4013,7 +4386,7 @@
         <w:ind w:left="4320" w:hanging="180"/>
       </w:pPr>
     </w:lvl>
-    <w:lvl w:ilvl="6" w:tplc="FFFFFFFF" w:tentative="1">
+    <w:lvl w:ilvl="6" w:tentative="0">
       <w:start w:val="1"/>
       <w:numFmt w:val="decimal"/>
       <w:lvlText w:val="%7."/>
@@ -4022,7 +4395,7 @@
         <w:ind w:left="5040" w:hanging="360"/>
       </w:pPr>
     </w:lvl>
-    <w:lvl w:ilvl="7" w:tplc="FFFFFFFF" w:tentative="1">
+    <w:lvl w:ilvl="7" w:tentative="0">
       <w:start w:val="1"/>
       <w:numFmt w:val="lowerLetter"/>
       <w:lvlText w:val="%8."/>
@@ -4031,7 +4404,7 @@
         <w:ind w:left="5760" w:hanging="360"/>
       </w:pPr>
     </w:lvl>
-    <w:lvl w:ilvl="8" w:tplc="FFFFFFFF" w:tentative="1">
+    <w:lvl w:ilvl="8" w:tentative="0">
       <w:start w:val="1"/>
       <w:numFmt w:val="lowerRoman"/>
       <w:lvlText w:val="%9."/>
@@ -4041,429 +4414,304 @@
       </w:pPr>
     </w:lvl>
   </w:abstractNum>
-  <w:num w:numId="1" w16cid:durableId="1700006286">
+  <w:num w:numId="1">
     <w:abstractNumId w:val="1"/>
   </w:num>
-  <w:num w:numId="2" w16cid:durableId="1215047083">
+  <w:num w:numId="2">
     <w:abstractNumId w:val="0"/>
   </w:num>
-  <w:num w:numId="3" w16cid:durableId="1737242402">
+  <w:num w:numId="3">
     <w:abstractNumId w:val="2"/>
   </w:num>
-  <w:num w:numId="4" w16cid:durableId="1148522537">
+  <w:num w:numId="4">
     <w:abstractNumId w:val="3"/>
   </w:num>
 </w:numbering>
 </file>
 
 <file path=word/styles.xml><?xml version="1.0" encoding="utf-8"?>
-<w:styles xmlns:mc="http://schemas.openxmlformats.org/markup-compatibility/2006" xmlns:r="http://schemas.openxmlformats.org/officeDocument/2006/relationships" xmlns:w="http://schemas.openxmlformats.org/wordprocessingml/2006/main" xmlns:w14="http://schemas.microsoft.com/office/word/2010/wordml" xmlns:w15="http://schemas.microsoft.com/office/word/2012/wordml" xmlns:w16cex="http://schemas.microsoft.com/office/word/2018/wordml/cex" xmlns:w16cid="http://schemas.microsoft.com/office/word/2016/wordml/cid" xmlns:w16="http://schemas.microsoft.com/office/word/2018/wordml" xmlns:w16du="http://schemas.microsoft.com/office/word/2023/wordml/word16du" xmlns:w16sdtdh="http://schemas.microsoft.com/office/word/2020/wordml/sdtdatahash" xmlns:w16sdtfl="http://schemas.microsoft.com/office/word/2024/wordml/sdtformatlock" xmlns:w16se="http://schemas.microsoft.com/office/word/2015/wordml/symex" mc:Ignorable="w14 w15 w16se w16cid w16 w16cex w16sdtdh w16sdtfl w16du">
+<w:styles xmlns:mc="http://schemas.openxmlformats.org/markup-compatibility/2006" xmlns:o="urn:schemas-microsoft-com:office:office" xmlns:r="http://schemas.openxmlformats.org/officeDocument/2006/relationships" xmlns:m="http://schemas.openxmlformats.org/officeDocument/2006/math" xmlns:v="urn:schemas-microsoft-com:vml" xmlns:w="http://schemas.openxmlformats.org/wordprocessingml/2006/main" xmlns:w14="http://schemas.microsoft.com/office/word/2010/wordml" xmlns:w10="urn:schemas-microsoft-com:office:word" xmlns:sl="http://schemas.openxmlformats.org/schemaLibrary/2006/main" xmlns:wpsCustomData="http://www.wps.cn/officeDocument/2013/wpsCustomData" mc:Ignorable="w14">
   <w:docDefaults>
     <w:rPrDefault>
       <w:rPr>
-        <w:rFonts w:asciiTheme="minorHAnsi" w:eastAsiaTheme="minorEastAsia" w:hAnsiTheme="minorHAnsi" w:cstheme="minorBidi"/>
-        <w:kern w:val="2"/>
-        <w:sz w:val="24"/>
-        <w:szCs w:val="24"/>
-        <w:lang w:eastAsia="zh-CN" w:bidi="ar-SA"/>
-        <w14:ligatures w14:val="standardContextual"/>
+        <w:rFonts w:ascii="Times New Roman" w:hAnsi="Times New Roman" w:eastAsia="SimSun" w:cs="Times New Roman"/>
       </w:rPr>
     </w:rPrDefault>
     <w:pPrDefault/>
   </w:docDefaults>
-  <w:latentStyles w:defLockedState="0" w:defUIPriority="99" w:defSemiHidden="0" w:defUnhideWhenUsed="0" w:defQFormat="0" w:count="376">
-    <w:lsdException w:name="Normal" w:uiPriority="0" w:qFormat="1"/>
-    <w:lsdException w:name="heading 1" w:uiPriority="9" w:qFormat="1"/>
-    <w:lsdException w:name="heading 2" w:semiHidden="1" w:uiPriority="9" w:unhideWhenUsed="1" w:qFormat="1"/>
-    <w:lsdException w:name="heading 3" w:semiHidden="1" w:uiPriority="9" w:unhideWhenUsed="1" w:qFormat="1"/>
-    <w:lsdException w:name="heading 4" w:semiHidden="1" w:uiPriority="9" w:unhideWhenUsed="1" w:qFormat="1"/>
-    <w:lsdException w:name="heading 5" w:semiHidden="1" w:uiPriority="9" w:unhideWhenUsed="1" w:qFormat="1"/>
-    <w:lsdException w:name="heading 6" w:semiHidden="1" w:uiPriority="9" w:unhideWhenUsed="1" w:qFormat="1"/>
-    <w:lsdException w:name="heading 7" w:semiHidden="1" w:uiPriority="9" w:unhideWhenUsed="1" w:qFormat="1"/>
-    <w:lsdException w:name="heading 8" w:semiHidden="1" w:uiPriority="9" w:unhideWhenUsed="1" w:qFormat="1"/>
-    <w:lsdException w:name="heading 9" w:semiHidden="1" w:uiPriority="9" w:unhideWhenUsed="1" w:qFormat="1"/>
-    <w:lsdException w:name="index 1" w:semiHidden="1" w:unhideWhenUsed="1"/>
-    <w:lsdException w:name="index 2" w:semiHidden="1" w:unhideWhenUsed="1"/>
-    <w:lsdException w:name="index 3" w:semiHidden="1" w:unhideWhenUsed="1"/>
-    <w:lsdException w:name="index 4" w:semiHidden="1" w:unhideWhenUsed="1"/>
-    <w:lsdException w:name="index 5" w:semiHidden="1" w:unhideWhenUsed="1"/>
-    <w:lsdException w:name="index 6" w:semiHidden="1" w:unhideWhenUsed="1"/>
-    <w:lsdException w:name="index 7" w:semiHidden="1" w:unhideWhenUsed="1"/>
-    <w:lsdException w:name="index 8" w:semiHidden="1" w:unhideWhenUsed="1"/>
-    <w:lsdException w:name="index 9" w:semiHidden="1" w:unhideWhenUsed="1"/>
-    <w:lsdException w:name="toc 1" w:semiHidden="1" w:uiPriority="39" w:unhideWhenUsed="1"/>
-    <w:lsdException w:name="toc 2" w:semiHidden="1" w:uiPriority="39" w:unhideWhenUsed="1"/>
-    <w:lsdException w:name="toc 3" w:semiHidden="1" w:uiPriority="39" w:unhideWhenUsed="1"/>
-    <w:lsdException w:name="toc 4" w:semiHidden="1" w:uiPriority="39" w:unhideWhenUsed="1"/>
-    <w:lsdException w:name="toc 5" w:semiHidden="1" w:uiPriority="39" w:unhideWhenUsed="1"/>
-    <w:lsdException w:name="toc 6" w:semiHidden="1" w:uiPriority="39" w:unhideWhenUsed="1"/>
-    <w:lsdException w:name="toc 7" w:semiHidden="1" w:uiPriority="39" w:unhideWhenUsed="1"/>
-    <w:lsdException w:name="toc 8" w:semiHidden="1" w:uiPriority="39" w:unhideWhenUsed="1"/>
-    <w:lsdException w:name="toc 9" w:semiHidden="1" w:uiPriority="39" w:unhideWhenUsed="1"/>
-    <w:lsdException w:name="Normal Indent" w:semiHidden="1" w:unhideWhenUsed="1"/>
-    <w:lsdException w:name="footnote text" w:semiHidden="1" w:unhideWhenUsed="1"/>
-    <w:lsdException w:name="annotation text" w:semiHidden="1" w:unhideWhenUsed="1"/>
-    <w:lsdException w:name="header" w:semiHidden="1" w:unhideWhenUsed="1"/>
-    <w:lsdException w:name="footer" w:semiHidden="1" w:unhideWhenUsed="1"/>
-    <w:lsdException w:name="index heading" w:semiHidden="1" w:unhideWhenUsed="1"/>
-    <w:lsdException w:name="caption" w:semiHidden="1" w:uiPriority="35" w:unhideWhenUsed="1" w:qFormat="1"/>
-    <w:lsdException w:name="table of figures" w:semiHidden="1" w:unhideWhenUsed="1"/>
-    <w:lsdException w:name="envelope address" w:semiHidden="1" w:unhideWhenUsed="1"/>
-    <w:lsdException w:name="envelope return" w:semiHidden="1" w:unhideWhenUsed="1"/>
-    <w:lsdException w:name="footnote reference" w:semiHidden="1" w:unhideWhenUsed="1"/>
-    <w:lsdException w:name="annotation reference" w:semiHidden="1" w:unhideWhenUsed="1"/>
-    <w:lsdException w:name="line number" w:semiHidden="1" w:unhideWhenUsed="1"/>
-    <w:lsdException w:name="page number" w:semiHidden="1" w:unhideWhenUsed="1"/>
-    <w:lsdException w:name="endnote reference" w:semiHidden="1" w:unhideWhenUsed="1"/>
-    <w:lsdException w:name="endnote text" w:semiHidden="1" w:unhideWhenUsed="1"/>
-    <w:lsdException w:name="table of authorities" w:semiHidden="1" w:unhideWhenUsed="1"/>
-    <w:lsdException w:name="macro" w:semiHidden="1" w:unhideWhenUsed="1"/>
-    <w:lsdException w:name="toa heading" w:semiHidden="1" w:unhideWhenUsed="1"/>
-    <w:lsdException w:name="List" w:semiHidden="1" w:unhideWhenUsed="1"/>
-    <w:lsdException w:name="List Bullet" w:semiHidden="1" w:unhideWhenUsed="1"/>
-    <w:lsdException w:name="List Number" w:semiHidden="1" w:unhideWhenUsed="1"/>
-    <w:lsdException w:name="List 2" w:semiHidden="1" w:unhideWhenUsed="1"/>
-    <w:lsdException w:name="List 3" w:semiHidden="1" w:unhideWhenUsed="1"/>
-    <w:lsdException w:name="List 4" w:semiHidden="1" w:unhideWhenUsed="1"/>
-    <w:lsdException w:name="List 5" w:semiHidden="1" w:unhideWhenUsed="1"/>
-    <w:lsdException w:name="List Bullet 2" w:semiHidden="1" w:unhideWhenUsed="1"/>
-    <w:lsdException w:name="List Bullet 3" w:semiHidden="1" w:unhideWhenUsed="1"/>
-    <w:lsdException w:name="List Bullet 4" w:semiHidden="1" w:unhideWhenUsed="1"/>
-    <w:lsdException w:name="List Bullet 5" w:semiHidden="1" w:unhideWhenUsed="1"/>
-    <w:lsdException w:name="List Number 2" w:semiHidden="1" w:unhideWhenUsed="1"/>
-    <w:lsdException w:name="List Number 3" w:semiHidden="1" w:unhideWhenUsed="1"/>
-    <w:lsdException w:name="List Number 4" w:semiHidden="1" w:unhideWhenUsed="1"/>
-    <w:lsdException w:name="List Number 5" w:semiHidden="1" w:unhideWhenUsed="1"/>
-    <w:lsdException w:name="Title" w:uiPriority="10" w:qFormat="1"/>
-    <w:lsdException w:name="Closing" w:semiHidden="1" w:unhideWhenUsed="1"/>
-    <w:lsdException w:name="Signature" w:semiHidden="1" w:unhideWhenUsed="1"/>
-    <w:lsdException w:name="Default Paragraph Font" w:semiHidden="1" w:uiPriority="1" w:unhideWhenUsed="1"/>
-    <w:lsdException w:name="Body Text" w:semiHidden="1" w:unhideWhenUsed="1"/>
-    <w:lsdException w:name="Body Text Indent" w:semiHidden="1" w:unhideWhenUsed="1"/>
-    <w:lsdException w:name="List Continue" w:semiHidden="1" w:unhideWhenUsed="1"/>
-    <w:lsdException w:name="List Continue 2" w:semiHidden="1" w:unhideWhenUsed="1"/>
-    <w:lsdException w:name="List Continue 3" w:semiHidden="1" w:unhideWhenUsed="1"/>
-    <w:lsdException w:name="List Continue 4" w:semiHidden="1" w:unhideWhenUsed="1"/>
-    <w:lsdException w:name="List Continue 5" w:semiHidden="1" w:unhideWhenUsed="1"/>
-    <w:lsdException w:name="Message Header" w:semiHidden="1" w:unhideWhenUsed="1"/>
-    <w:lsdException w:name="Subtitle" w:uiPriority="11" w:qFormat="1"/>
-    <w:lsdException w:name="Salutation" w:semiHidden="1" w:unhideWhenUsed="1"/>
-    <w:lsdException w:name="Date" w:semiHidden="1" w:unhideWhenUsed="1"/>
-    <w:lsdException w:name="Body Text First Indent" w:semiHidden="1" w:unhideWhenUsed="1"/>
-    <w:lsdException w:name="Body Text First Indent 2" w:semiHidden="1" w:unhideWhenUsed="1"/>
-    <w:lsdException w:name="Note Heading" w:semiHidden="1" w:unhideWhenUsed="1"/>
-    <w:lsdException w:name="Body Text 2" w:semiHidden="1" w:unhideWhenUsed="1"/>
-    <w:lsdException w:name="Body Text 3" w:semiHidden="1" w:unhideWhenUsed="1"/>
-    <w:lsdException w:name="Body Text Indent 2" w:semiHidden="1" w:unhideWhenUsed="1"/>
-    <w:lsdException w:name="Body Text Indent 3" w:semiHidden="1" w:unhideWhenUsed="1"/>
-    <w:lsdException w:name="Block Text" w:semiHidden="1" w:unhideWhenUsed="1"/>
-    <w:lsdException w:name="Hyperlink" w:semiHidden="1" w:unhideWhenUsed="1"/>
-    <w:lsdException w:name="FollowedHyperlink" w:semiHidden="1" w:unhideWhenUsed="1"/>
-    <w:lsdException w:name="Strong" w:uiPriority="22" w:qFormat="1"/>
-    <w:lsdException w:name="Emphasis" w:uiPriority="20" w:qFormat="1"/>
-    <w:lsdException w:name="Document Map" w:semiHidden="1" w:unhideWhenUsed="1"/>
-    <w:lsdException w:name="Plain Text" w:semiHidden="1" w:unhideWhenUsed="1"/>
-    <w:lsdException w:name="E-mail Signature" w:semiHidden="1" w:unhideWhenUsed="1"/>
-    <w:lsdException w:name="HTML Top of Form" w:semiHidden="1" w:unhideWhenUsed="1"/>
-    <w:lsdException w:name="HTML Bottom of Form" w:semiHidden="1" w:unhideWhenUsed="1"/>
-    <w:lsdException w:name="Normal (Web)" w:semiHidden="1" w:unhideWhenUsed="1"/>
-    <w:lsdException w:name="HTML Acronym" w:semiHidden="1" w:unhideWhenUsed="1"/>
-    <w:lsdException w:name="HTML Address" w:semiHidden="1" w:unhideWhenUsed="1"/>
-    <w:lsdException w:name="HTML Cite" w:semiHidden="1" w:unhideWhenUsed="1"/>
-    <w:lsdException w:name="HTML Code" w:semiHidden="1" w:unhideWhenUsed="1"/>
-    <w:lsdException w:name="HTML Definition" w:semiHidden="1" w:unhideWhenUsed="1"/>
-    <w:lsdException w:name="HTML Keyboard" w:semiHidden="1" w:unhideWhenUsed="1"/>
-    <w:lsdException w:name="HTML Preformatted" w:semiHidden="1" w:unhideWhenUsed="1"/>
-    <w:lsdException w:name="HTML Sample" w:semiHidden="1" w:unhideWhenUsed="1"/>
-    <w:lsdException w:name="HTML Typewriter" w:semiHidden="1" w:unhideWhenUsed="1"/>
-    <w:lsdException w:name="HTML Variable" w:semiHidden="1" w:unhideWhenUsed="1"/>
-    <w:lsdException w:name="Normal Table" w:semiHidden="1" w:unhideWhenUsed="1"/>
-    <w:lsdException w:name="annotation subject" w:semiHidden="1" w:unhideWhenUsed="1"/>
-    <w:lsdException w:name="No List" w:semiHidden="1" w:unhideWhenUsed="1"/>
-    <w:lsdException w:name="Outline List 1" w:semiHidden="1" w:unhideWhenUsed="1"/>
-    <w:lsdException w:name="Outline List 2" w:semiHidden="1" w:unhideWhenUsed="1"/>
-    <w:lsdException w:name="Outline List 3" w:semiHidden="1" w:unhideWhenUsed="1"/>
-    <w:lsdException w:name="Table Simple 1" w:semiHidden="1" w:unhideWhenUsed="1"/>
-    <w:lsdException w:name="Table Simple 2" w:semiHidden="1" w:unhideWhenUsed="1"/>
-    <w:lsdException w:name="Table Simple 3" w:semiHidden="1" w:unhideWhenUsed="1"/>
-    <w:lsdException w:name="Table Classic 1" w:semiHidden="1" w:unhideWhenUsed="1"/>
-    <w:lsdException w:name="Table Classic 2" w:semiHidden="1" w:unhideWhenUsed="1"/>
-    <w:lsdException w:name="Table Classic 3" w:semiHidden="1" w:unhideWhenUsed="1"/>
-    <w:lsdException w:name="Table Classic 4" w:semiHidden="1" w:unhideWhenUsed="1"/>
-    <w:lsdException w:name="Table Colorful 1" w:semiHidden="1" w:unhideWhenUsed="1"/>
-    <w:lsdException w:name="Table Colorful 2" w:semiHidden="1" w:unhideWhenUsed="1"/>
-    <w:lsdException w:name="Table Colorful 3" w:semiHidden="1" w:unhideWhenUsed="1"/>
-    <w:lsdException w:name="Table Columns 1" w:semiHidden="1" w:unhideWhenUsed="1"/>
-    <w:lsdException w:name="Table Columns 2" w:semiHidden="1" w:unhideWhenUsed="1"/>
-    <w:lsdException w:name="Table Columns 3" w:semiHidden="1" w:unhideWhenUsed="1"/>
-    <w:lsdException w:name="Table Columns 4" w:semiHidden="1" w:unhideWhenUsed="1"/>
-    <w:lsdException w:name="Table Columns 5" w:semiHidden="1" w:unhideWhenUsed="1"/>
-    <w:lsdException w:name="Table Grid 1" w:semiHidden="1" w:unhideWhenUsed="1"/>
-    <w:lsdException w:name="Table Grid 2" w:semiHidden="1" w:unhideWhenUsed="1"/>
-    <w:lsdException w:name="Table Grid 3" w:semiHidden="1" w:unhideWhenUsed="1"/>
-    <w:lsdException w:name="Table Grid 4" w:semiHidden="1" w:unhideWhenUsed="1"/>
-    <w:lsdException w:name="Table Grid 5" w:semiHidden="1" w:unhideWhenUsed="1"/>
-    <w:lsdException w:name="Table Grid 6" w:semiHidden="1" w:unhideWhenUsed="1"/>
-    <w:lsdException w:name="Table Grid 7" w:semiHidden="1" w:unhideWhenUsed="1"/>
-    <w:lsdException w:name="Table Grid 8" w:semiHidden="1" w:unhideWhenUsed="1"/>
-    <w:lsdException w:name="Table List 1" w:semiHidden="1" w:unhideWhenUsed="1"/>
-    <w:lsdException w:name="Table List 2" w:semiHidden="1" w:unhideWhenUsed="1"/>
-    <w:lsdException w:name="Table List 3" w:semiHidden="1" w:unhideWhenUsed="1"/>
-    <w:lsdException w:name="Table List 4" w:semiHidden="1" w:unhideWhenUsed="1"/>
-    <w:lsdException w:name="Table List 5" w:semiHidden="1" w:unhideWhenUsed="1"/>
-    <w:lsdException w:name="Table List 6" w:semiHidden="1" w:unhideWhenUsed="1"/>
-    <w:lsdException w:name="Table List 7" w:semiHidden="1" w:unhideWhenUsed="1"/>
-    <w:lsdException w:name="Table List 8" w:semiHidden="1" w:unhideWhenUsed="1"/>
-    <w:lsdException w:name="Table 3D effects 1" w:semiHidden="1" w:unhideWhenUsed="1"/>
-    <w:lsdException w:name="Table 3D effects 2" w:semiHidden="1" w:unhideWhenUsed="1"/>
-    <w:lsdException w:name="Table 3D effects 3" w:semiHidden="1" w:unhideWhenUsed="1"/>
-    <w:lsdException w:name="Table Contemporary" w:semiHidden="1" w:unhideWhenUsed="1"/>
-    <w:lsdException w:name="Table Elegant" w:semiHidden="1" w:unhideWhenUsed="1"/>
-    <w:lsdException w:name="Table Professional" w:semiHidden="1" w:unhideWhenUsed="1"/>
-    <w:lsdException w:name="Table Subtle 1" w:semiHidden="1" w:unhideWhenUsed="1"/>
-    <w:lsdException w:name="Table Subtle 2" w:semiHidden="1" w:unhideWhenUsed="1"/>
-    <w:lsdException w:name="Table Web 1" w:semiHidden="1" w:unhideWhenUsed="1"/>
-    <w:lsdException w:name="Table Web 2" w:semiHidden="1" w:unhideWhenUsed="1"/>
-    <w:lsdException w:name="Table Web 3" w:semiHidden="1" w:unhideWhenUsed="1"/>
-    <w:lsdException w:name="Balloon Text" w:semiHidden="1" w:unhideWhenUsed="1"/>
-    <w:lsdException w:name="Table Grid" w:uiPriority="39"/>
-    <w:lsdException w:name="Table Theme" w:semiHidden="1" w:unhideWhenUsed="1"/>
-    <w:lsdException w:name="Placeholder Text" w:semiHidden="1"/>
-    <w:lsdException w:name="No Spacing" w:uiPriority="1" w:qFormat="1"/>
-    <w:lsdException w:name="Light Shading" w:uiPriority="60"/>
-    <w:lsdException w:name="Light List" w:uiPriority="61"/>
-    <w:lsdException w:name="Light Grid" w:uiPriority="62"/>
-    <w:lsdException w:name="Medium Shading 1" w:uiPriority="63"/>
-    <w:lsdException w:name="Medium Shading 2" w:uiPriority="64"/>
-    <w:lsdException w:name="Medium List 1" w:uiPriority="65"/>
-    <w:lsdException w:name="Medium List 2" w:uiPriority="66"/>
-    <w:lsdException w:name="Medium Grid 1" w:uiPriority="67"/>
-    <w:lsdException w:name="Medium Grid 2" w:uiPriority="68"/>
-    <w:lsdException w:name="Medium Grid 3" w:uiPriority="69"/>
-    <w:lsdException w:name="Dark List" w:uiPriority="70"/>
-    <w:lsdException w:name="Colorful Shading" w:uiPriority="71"/>
-    <w:lsdException w:name="Colorful List" w:uiPriority="72"/>
-    <w:lsdException w:name="Colorful Grid" w:uiPriority="73"/>
-    <w:lsdException w:name="Light Shading Accent 1" w:uiPriority="60"/>
-    <w:lsdException w:name="Light List Accent 1" w:uiPriority="61"/>
-    <w:lsdException w:name="Light Grid Accent 1" w:uiPriority="62"/>
-    <w:lsdException w:name="Medium Shading 1 Accent 1" w:uiPriority="63"/>
-    <w:lsdException w:name="Medium Shading 2 Accent 1" w:uiPriority="64"/>
-    <w:lsdException w:name="Medium List 1 Accent 1" w:uiPriority="65"/>
-    <w:lsdException w:name="Revision" w:semiHidden="1"/>
-    <w:lsdException w:name="List Paragraph" w:uiPriority="34" w:qFormat="1"/>
-    <w:lsdException w:name="Quote" w:uiPriority="29" w:qFormat="1"/>
-    <w:lsdException w:name="Intense Quote" w:uiPriority="30" w:qFormat="1"/>
-    <w:lsdException w:name="Medium List 2 Accent 1" w:uiPriority="66"/>
-    <w:lsdException w:name="Medium Grid 1 Accent 1" w:uiPriority="67"/>
-    <w:lsdException w:name="Medium Grid 2 Accent 1" w:uiPriority="68"/>
-    <w:lsdException w:name="Medium Grid 3 Accent 1" w:uiPriority="69"/>
-    <w:lsdException w:name="Dark List Accent 1" w:uiPriority="70"/>
-    <w:lsdException w:name="Colorful Shading Accent 1" w:uiPriority="71"/>
-    <w:lsdException w:name="Colorful List Accent 1" w:uiPriority="72"/>
-    <w:lsdException w:name="Colorful Grid Accent 1" w:uiPriority="73"/>
-    <w:lsdException w:name="Light Shading Accent 2" w:uiPriority="60"/>
-    <w:lsdException w:name="Light List Accent 2" w:uiPriority="61"/>
-    <w:lsdException w:name="Light Grid Accent 2" w:uiPriority="62"/>
-    <w:lsdException w:name="Medium Shading 1 Accent 2" w:uiPriority="63"/>
-    <w:lsdException w:name="Medium Shading 2 Accent 2" w:uiPriority="64"/>
-    <w:lsdException w:name="Medium List 1 Accent 2" w:uiPriority="65"/>
-    <w:lsdException w:name="Medium List 2 Accent 2" w:uiPriority="66"/>
-    <w:lsdException w:name="Medium Grid 1 Accent 2" w:uiPriority="67"/>
-    <w:lsdException w:name="Medium Grid 2 Accent 2" w:uiPriority="68"/>
-    <w:lsdException w:name="Medium Grid 3 Accent 2" w:uiPriority="69"/>
-    <w:lsdException w:name="Dark List Accent 2" w:uiPriority="70"/>
-    <w:lsdException w:name="Colorful Shading Accent 2" w:uiPriority="71"/>
-    <w:lsdException w:name="Colorful List Accent 2" w:uiPriority="72"/>
-    <w:lsdException w:name="Colorful Grid Accent 2" w:uiPriority="73"/>
-    <w:lsdException w:name="Light Shading Accent 3" w:uiPriority="60"/>
-    <w:lsdException w:name="Light List Accent 3" w:uiPriority="61"/>
-    <w:lsdException w:name="Light Grid Accent 3" w:uiPriority="62"/>
-    <w:lsdException w:name="Medium Shading 1 Accent 3" w:uiPriority="63"/>
-    <w:lsdException w:name="Medium Shading 2 Accent 3" w:uiPriority="64"/>
-    <w:lsdException w:name="Medium List 1 Accent 3" w:uiPriority="65"/>
-    <w:lsdException w:name="Medium List 2 Accent 3" w:uiPriority="66"/>
-    <w:lsdException w:name="Medium Grid 1 Accent 3" w:uiPriority="67"/>
-    <w:lsdException w:name="Medium Grid 2 Accent 3" w:uiPriority="68"/>
-    <w:lsdException w:name="Medium Grid 3 Accent 3" w:uiPriority="69"/>
-    <w:lsdException w:name="Dark List Accent 3" w:uiPriority="70"/>
-    <w:lsdException w:name="Colorful Shading Accent 3" w:uiPriority="71"/>
-    <w:lsdException w:name="Colorful List Accent 3" w:uiPriority="72"/>
-    <w:lsdException w:name="Colorful Grid Accent 3" w:uiPriority="73"/>
-    <w:lsdException w:name="Light Shading Accent 4" w:uiPriority="60"/>
-    <w:lsdException w:name="Light List Accent 4" w:uiPriority="61"/>
-    <w:lsdException w:name="Light Grid Accent 4" w:uiPriority="62"/>
-    <w:lsdException w:name="Medium Shading 1 Accent 4" w:uiPriority="63"/>
-    <w:lsdException w:name="Medium Shading 2 Accent 4" w:uiPriority="64"/>
-    <w:lsdException w:name="Medium List 1 Accent 4" w:uiPriority="65"/>
-    <w:lsdException w:name="Medium List 2 Accent 4" w:uiPriority="66"/>
-    <w:lsdException w:name="Medium Grid 1 Accent 4" w:uiPriority="67"/>
-    <w:lsdException w:name="Medium Grid 2 Accent 4" w:uiPriority="68"/>
-    <w:lsdException w:name="Medium Grid 3 Accent 4" w:uiPriority="69"/>
-    <w:lsdException w:name="Dark List Accent 4" w:uiPriority="70"/>
-    <w:lsdException w:name="Colorful Shading Accent 4" w:uiPriority="71"/>
-    <w:lsdException w:name="Colorful List Accent 4" w:uiPriority="72"/>
-    <w:lsdException w:name="Colorful Grid Accent 4" w:uiPriority="73"/>
-    <w:lsdException w:name="Light Shading Accent 5" w:uiPriority="60"/>
-    <w:lsdException w:name="Light List Accent 5" w:uiPriority="61"/>
-    <w:lsdException w:name="Light Grid Accent 5" w:uiPriority="62"/>
-    <w:lsdException w:name="Medium Shading 1 Accent 5" w:uiPriority="63"/>
-    <w:lsdException w:name="Medium Shading 2 Accent 5" w:uiPriority="64"/>
-    <w:lsdException w:name="Medium List 1 Accent 5" w:uiPriority="65"/>
-    <w:lsdException w:name="Medium List 2 Accent 5" w:uiPriority="66"/>
-    <w:lsdException w:name="Medium Grid 1 Accent 5" w:uiPriority="67"/>
-    <w:lsdException w:name="Medium Grid 2 Accent 5" w:uiPriority="68"/>
-    <w:lsdException w:name="Medium Grid 3 Accent 5" w:uiPriority="69"/>
-    <w:lsdException w:name="Dark List Accent 5" w:uiPriority="70"/>
-    <w:lsdException w:name="Colorful Shading Accent 5" w:uiPriority="71"/>
-    <w:lsdException w:name="Colorful List Accent 5" w:uiPriority="72"/>
-    <w:lsdException w:name="Colorful Grid Accent 5" w:uiPriority="73"/>
-    <w:lsdException w:name="Light Shading Accent 6" w:uiPriority="60"/>
-    <w:lsdException w:name="Light List Accent 6" w:uiPriority="61"/>
-    <w:lsdException w:name="Light Grid Accent 6" w:uiPriority="62"/>
-    <w:lsdException w:name="Medium Shading 1 Accent 6" w:uiPriority="63"/>
-    <w:lsdException w:name="Medium Shading 2 Accent 6" w:uiPriority="64"/>
-    <w:lsdException w:name="Medium List 1 Accent 6" w:uiPriority="65"/>
-    <w:lsdException w:name="Medium List 2 Accent 6" w:uiPriority="66"/>
-    <w:lsdException w:name="Medium Grid 1 Accent 6" w:uiPriority="67"/>
-    <w:lsdException w:name="Medium Grid 2 Accent 6" w:uiPriority="68"/>
-    <w:lsdException w:name="Medium Grid 3 Accent 6" w:uiPriority="69"/>
-    <w:lsdException w:name="Dark List Accent 6" w:uiPriority="70"/>
-    <w:lsdException w:name="Colorful Shading Accent 6" w:uiPriority="71"/>
-    <w:lsdException w:name="Colorful List Accent 6" w:uiPriority="72"/>
-    <w:lsdException w:name="Colorful Grid Accent 6" w:uiPriority="73"/>
-    <w:lsdException w:name="Subtle Emphasis" w:uiPriority="19" w:qFormat="1"/>
-    <w:lsdException w:name="Intense Emphasis" w:uiPriority="21" w:qFormat="1"/>
-    <w:lsdException w:name="Subtle Reference" w:uiPriority="31" w:qFormat="1"/>
-    <w:lsdException w:name="Intense Reference" w:uiPriority="32" w:qFormat="1"/>
-    <w:lsdException w:name="Book Title" w:uiPriority="33" w:qFormat="1"/>
-    <w:lsdException w:name="Bibliography" w:semiHidden="1" w:uiPriority="37" w:unhideWhenUsed="1"/>
-    <w:lsdException w:name="TOC Heading" w:semiHidden="1" w:uiPriority="39" w:unhideWhenUsed="1" w:qFormat="1"/>
-    <w:lsdException w:name="Plain Table 1" w:uiPriority="41"/>
-    <w:lsdException w:name="Plain Table 2" w:uiPriority="42"/>
-    <w:lsdException w:name="Plain Table 3" w:uiPriority="43"/>
-    <w:lsdException w:name="Plain Table 4" w:uiPriority="44"/>
-    <w:lsdException w:name="Plain Table 5" w:uiPriority="45"/>
-    <w:lsdException w:name="Grid Table Light" w:uiPriority="40"/>
-    <w:lsdException w:name="Grid Table 1 Light" w:uiPriority="46"/>
-    <w:lsdException w:name="Grid Table 2" w:uiPriority="47"/>
-    <w:lsdException w:name="Grid Table 3" w:uiPriority="48"/>
-    <w:lsdException w:name="Grid Table 4" w:uiPriority="49"/>
-    <w:lsdException w:name="Grid Table 5 Dark" w:uiPriority="50"/>
-    <w:lsdException w:name="Grid Table 6 Colorful" w:uiPriority="51"/>
-    <w:lsdException w:name="Grid Table 7 Colorful" w:uiPriority="52"/>
-    <w:lsdException w:name="Grid Table 1 Light Accent 1" w:uiPriority="46"/>
-    <w:lsdException w:name="Grid Table 2 Accent 1" w:uiPriority="47"/>
-    <w:lsdException w:name="Grid Table 3 Accent 1" w:uiPriority="48"/>
-    <w:lsdException w:name="Grid Table 4 Accent 1" w:uiPriority="49"/>
-    <w:lsdException w:name="Grid Table 5 Dark Accent 1" w:uiPriority="50"/>
-    <w:lsdException w:name="Grid Table 6 Colorful Accent 1" w:uiPriority="51"/>
-    <w:lsdException w:name="Grid Table 7 Colorful Accent 1" w:uiPriority="52"/>
-    <w:lsdException w:name="Grid Table 1 Light Accent 2" w:uiPriority="46"/>
-    <w:lsdException w:name="Grid Table 2 Accent 2" w:uiPriority="47"/>
-    <w:lsdException w:name="Grid Table 3 Accent 2" w:uiPriority="48"/>
-    <w:lsdException w:name="Grid Table 4 Accent 2" w:uiPriority="49"/>
-    <w:lsdException w:name="Grid Table 5 Dark Accent 2" w:uiPriority="50"/>
-    <w:lsdException w:name="Grid Table 6 Colorful Accent 2" w:uiPriority="51"/>
-    <w:lsdException w:name="Grid Table 7 Colorful Accent 2" w:uiPriority="52"/>
-    <w:lsdException w:name="Grid Table 1 Light Accent 3" w:uiPriority="46"/>
-    <w:lsdException w:name="Grid Table 2 Accent 3" w:uiPriority="47"/>
-    <w:lsdException w:name="Grid Table 3 Accent 3" w:uiPriority="48"/>
-    <w:lsdException w:name="Grid Table 4 Accent 3" w:uiPriority="49"/>
-    <w:lsdException w:name="Grid Table 5 Dark Accent 3" w:uiPriority="50"/>
-    <w:lsdException w:name="Grid Table 6 Colorful Accent 3" w:uiPriority="51"/>
-    <w:lsdException w:name="Grid Table 7 Colorful Accent 3" w:uiPriority="52"/>
-    <w:lsdException w:name="Grid Table 1 Light Accent 4" w:uiPriority="46"/>
-    <w:lsdException w:name="Grid Table 2 Accent 4" w:uiPriority="47"/>
-    <w:lsdException w:name="Grid Table 3 Accent 4" w:uiPriority="48"/>
-    <w:lsdException w:name="Grid Table 4 Accent 4" w:uiPriority="49"/>
-    <w:lsdException w:name="Grid Table 5 Dark Accent 4" w:uiPriority="50"/>
-    <w:lsdException w:name="Grid Table 6 Colorful Accent 4" w:uiPriority="51"/>
-    <w:lsdException w:name="Grid Table 7 Colorful Accent 4" w:uiPriority="52"/>
-    <w:lsdException w:name="Grid Table 1 Light Accent 5" w:uiPriority="46"/>
-    <w:lsdException w:name="Grid Table 2 Accent 5" w:uiPriority="47"/>
-    <w:lsdException w:name="Grid Table 3 Accent 5" w:uiPriority="48"/>
-    <w:lsdException w:name="Grid Table 4 Accent 5" w:uiPriority="49"/>
-    <w:lsdException w:name="Grid Table 5 Dark Accent 5" w:uiPriority="50"/>
-    <w:lsdException w:name="Grid Table 6 Colorful Accent 5" w:uiPriority="51"/>
-    <w:lsdException w:name="Grid Table 7 Colorful Accent 5" w:uiPriority="52"/>
-    <w:lsdException w:name="Grid Table 1 Light Accent 6" w:uiPriority="46"/>
-    <w:lsdException w:name="Grid Table 2 Accent 6" w:uiPriority="47"/>
-    <w:lsdException w:name="Grid Table 3 Accent 6" w:uiPriority="48"/>
-    <w:lsdException w:name="Grid Table 4 Accent 6" w:uiPriority="49"/>
-    <w:lsdException w:name="Grid Table 5 Dark Accent 6" w:uiPriority="50"/>
-    <w:lsdException w:name="Grid Table 6 Colorful Accent 6" w:uiPriority="51"/>
-    <w:lsdException w:name="Grid Table 7 Colorful Accent 6" w:uiPriority="52"/>
-    <w:lsdException w:name="List Table 1 Light" w:uiPriority="46"/>
-    <w:lsdException w:name="List Table 2" w:uiPriority="47"/>
-    <w:lsdException w:name="List Table 3" w:uiPriority="48"/>
-    <w:lsdException w:name="List Table 4" w:uiPriority="49"/>
-    <w:lsdException w:name="List Table 5 Dark" w:uiPriority="50"/>
-    <w:lsdException w:name="List Table 6 Colorful" w:uiPriority="51"/>
-    <w:lsdException w:name="List Table 7 Colorful" w:uiPriority="52"/>
-    <w:lsdException w:name="List Table 1 Light Accent 1" w:uiPriority="46"/>
-    <w:lsdException w:name="List Table 2 Accent 1" w:uiPriority="47"/>
-    <w:lsdException w:name="List Table 3 Accent 1" w:uiPriority="48"/>
-    <w:lsdException w:name="List Table 4 Accent 1" w:uiPriority="49"/>
-    <w:lsdException w:name="List Table 5 Dark Accent 1" w:uiPriority="50"/>
-    <w:lsdException w:name="List Table 6 Colorful Accent 1" w:uiPriority="51"/>
-    <w:lsdException w:name="List Table 7 Colorful Accent 1" w:uiPriority="52"/>
-    <w:lsdException w:name="List Table 1 Light Accent 2" w:uiPriority="46"/>
-    <w:lsdException w:name="List Table 2 Accent 2" w:uiPriority="47"/>
-    <w:lsdException w:name="List Table 3 Accent 2" w:uiPriority="48"/>
-    <w:lsdException w:name="List Table 4 Accent 2" w:uiPriority="49"/>
-    <w:lsdException w:name="List Table 5 Dark Accent 2" w:uiPriority="50"/>
-    <w:lsdException w:name="List Table 6 Colorful Accent 2" w:uiPriority="51"/>
-    <w:lsdException w:name="List Table 7 Colorful Accent 2" w:uiPriority="52"/>
-    <w:lsdException w:name="List Table 1 Light Accent 3" w:uiPriority="46"/>
-    <w:lsdException w:name="List Table 2 Accent 3" w:uiPriority="47"/>
-    <w:lsdException w:name="List Table 3 Accent 3" w:uiPriority="48"/>
-    <w:lsdException w:name="List Table 4 Accent 3" w:uiPriority="49"/>
-    <w:lsdException w:name="List Table 5 Dark Accent 3" w:uiPriority="50"/>
-    <w:lsdException w:name="List Table 6 Colorful Accent 3" w:uiPriority="51"/>
-    <w:lsdException w:name="List Table 7 Colorful Accent 3" w:uiPriority="52"/>
-    <w:lsdException w:name="List Table 1 Light Accent 4" w:uiPriority="46"/>
-    <w:lsdException w:name="List Table 2 Accent 4" w:uiPriority="47"/>
-    <w:lsdException w:name="List Table 3 Accent 4" w:uiPriority="48"/>
-    <w:lsdException w:name="List Table 4 Accent 4" w:uiPriority="49"/>
-    <w:lsdException w:name="List Table 5 Dark Accent 4" w:uiPriority="50"/>
-    <w:lsdException w:name="List Table 6 Colorful Accent 4" w:uiPriority="51"/>
-    <w:lsdException w:name="List Table 7 Colorful Accent 4" w:uiPriority="52"/>
-    <w:lsdException w:name="List Table 1 Light Accent 5" w:uiPriority="46"/>
-    <w:lsdException w:name="List Table 2 Accent 5" w:uiPriority="47"/>
-    <w:lsdException w:name="List Table 3 Accent 5" w:uiPriority="48"/>
-    <w:lsdException w:name="List Table 4 Accent 5" w:uiPriority="49"/>
-    <w:lsdException w:name="List Table 5 Dark Accent 5" w:uiPriority="50"/>
-    <w:lsdException w:name="List Table 6 Colorful Accent 5" w:uiPriority="51"/>
-    <w:lsdException w:name="List Table 7 Colorful Accent 5" w:uiPriority="52"/>
-    <w:lsdException w:name="List Table 1 Light Accent 6" w:uiPriority="46"/>
-    <w:lsdException w:name="List Table 2 Accent 6" w:uiPriority="47"/>
-    <w:lsdException w:name="List Table 3 Accent 6" w:uiPriority="48"/>
-    <w:lsdException w:name="List Table 4 Accent 6" w:uiPriority="49"/>
-    <w:lsdException w:name="List Table 5 Dark Accent 6" w:uiPriority="50"/>
-    <w:lsdException w:name="List Table 6 Colorful Accent 6" w:uiPriority="51"/>
-    <w:lsdException w:name="List Table 7 Colorful Accent 6" w:uiPriority="52"/>
-    <w:lsdException w:name="Mention" w:semiHidden="1" w:unhideWhenUsed="1"/>
-    <w:lsdException w:name="Smart Hyperlink" w:semiHidden="1" w:unhideWhenUsed="1"/>
-    <w:lsdException w:name="Hashtag" w:semiHidden="1" w:unhideWhenUsed="1"/>
-    <w:lsdException w:name="Unresolved Mention" w:semiHidden="1" w:unhideWhenUsed="1"/>
-    <w:lsdException w:name="Smart Link" w:semiHidden="1" w:unhideWhenUsed="1"/>
+  <w:latentStyles w:count="260" w:defQFormat="0" w:defUnhideWhenUsed="1" w:defSemiHidden="1" w:defUIPriority="99" w:defLockedState="0">
+    <w:lsdException w:qFormat="1" w:unhideWhenUsed="0" w:uiPriority="0" w:semiHidden="0" w:name="Normal"/>
+    <w:lsdException w:qFormat="1" w:unhideWhenUsed="0" w:uiPriority="9" w:semiHidden="0" w:name="heading 1"/>
+    <w:lsdException w:qFormat="1" w:uiPriority="9" w:name="heading 2"/>
+    <w:lsdException w:qFormat="1" w:uiPriority="9" w:name="heading 3"/>
+    <w:lsdException w:qFormat="1" w:uiPriority="9" w:name="heading 4"/>
+    <w:lsdException w:qFormat="1" w:uiPriority="9" w:name="heading 5"/>
+    <w:lsdException w:qFormat="1" w:uiPriority="9" w:name="heading 6"/>
+    <w:lsdException w:qFormat="1" w:uiPriority="9" w:name="heading 7"/>
+    <w:lsdException w:qFormat="1" w:uiPriority="9" w:name="heading 8"/>
+    <w:lsdException w:qFormat="1" w:uiPriority="9" w:name="heading 9"/>
+    <w:lsdException w:uiPriority="99" w:name="index 1"/>
+    <w:lsdException w:uiPriority="99" w:name="index 2"/>
+    <w:lsdException w:uiPriority="99" w:name="index 3"/>
+    <w:lsdException w:uiPriority="99" w:name="index 4"/>
+    <w:lsdException w:uiPriority="99" w:name="index 5"/>
+    <w:lsdException w:uiPriority="99" w:name="index 6"/>
+    <w:lsdException w:uiPriority="99" w:name="index 7"/>
+    <w:lsdException w:uiPriority="99" w:name="index 8"/>
+    <w:lsdException w:uiPriority="99" w:name="index 9"/>
+    <w:lsdException w:uiPriority="39" w:name="toc 1"/>
+    <w:lsdException w:uiPriority="39" w:name="toc 2"/>
+    <w:lsdException w:uiPriority="39" w:name="toc 3"/>
+    <w:lsdException w:uiPriority="39" w:name="toc 4"/>
+    <w:lsdException w:uiPriority="39" w:name="toc 5"/>
+    <w:lsdException w:uiPriority="39" w:name="toc 6"/>
+    <w:lsdException w:uiPriority="39" w:name="toc 7"/>
+    <w:lsdException w:uiPriority="39" w:name="toc 8"/>
+    <w:lsdException w:uiPriority="39" w:name="toc 9"/>
+    <w:lsdException w:uiPriority="99" w:name="Normal Indent"/>
+    <w:lsdException w:uiPriority="99" w:name="footnote text"/>
+    <w:lsdException w:uiPriority="99" w:name="annotation text"/>
+    <w:lsdException w:uiPriority="99" w:name="header"/>
+    <w:lsdException w:uiPriority="99" w:name="footer"/>
+    <w:lsdException w:uiPriority="99" w:name="index heading"/>
+    <w:lsdException w:qFormat="1" w:uiPriority="35" w:name="caption"/>
+    <w:lsdException w:uiPriority="99" w:name="table of figures"/>
+    <w:lsdException w:uiPriority="99" w:name="envelope address"/>
+    <w:lsdException w:uiPriority="99" w:name="envelope return"/>
+    <w:lsdException w:uiPriority="99" w:name="footnote reference"/>
+    <w:lsdException w:uiPriority="99" w:name="annotation reference"/>
+    <w:lsdException w:uiPriority="99" w:name="line number"/>
+    <w:lsdException w:uiPriority="99" w:name="page number"/>
+    <w:lsdException w:uiPriority="99" w:name="endnote reference"/>
+    <w:lsdException w:uiPriority="99" w:name="endnote text"/>
+    <w:lsdException w:uiPriority="99" w:name="table of authorities"/>
+    <w:lsdException w:uiPriority="99" w:name="macro"/>
+    <w:lsdException w:uiPriority="99" w:name="toa heading"/>
+    <w:lsdException w:uiPriority="99" w:name="List"/>
+    <w:lsdException w:uiPriority="99" w:name="List Bullet"/>
+    <w:lsdException w:uiPriority="99" w:name="List Number"/>
+    <w:lsdException w:uiPriority="99" w:name="List 2"/>
+    <w:lsdException w:uiPriority="99" w:name="List 3"/>
+    <w:lsdException w:uiPriority="99" w:name="List 4"/>
+    <w:lsdException w:uiPriority="99" w:name="List 5"/>
+    <w:lsdException w:uiPriority="99" w:name="List Bullet 2"/>
+    <w:lsdException w:uiPriority="99" w:name="List Bullet 3"/>
+    <w:lsdException w:uiPriority="99" w:name="List Bullet 4"/>
+    <w:lsdException w:uiPriority="99" w:name="List Bullet 5"/>
+    <w:lsdException w:uiPriority="99" w:name="List Number 2"/>
+    <w:lsdException w:uiPriority="99" w:name="List Number 3"/>
+    <w:lsdException w:uiPriority="99" w:name="List Number 4"/>
+    <w:lsdException w:uiPriority="99" w:name="List Number 5"/>
+    <w:lsdException w:qFormat="1" w:unhideWhenUsed="0" w:uiPriority="10" w:semiHidden="0" w:name="Title"/>
+    <w:lsdException w:uiPriority="99" w:name="Closing"/>
+    <w:lsdException w:uiPriority="99" w:name="Signature"/>
+    <w:lsdException w:uiPriority="1" w:semiHidden="0" w:name="Default Paragraph Font"/>
+    <w:lsdException w:uiPriority="99" w:name="Body Text"/>
+    <w:lsdException w:uiPriority="99" w:name="Body Text Indent"/>
+    <w:lsdException w:uiPriority="99" w:name="List Continue"/>
+    <w:lsdException w:uiPriority="99" w:name="List Continue 2"/>
+    <w:lsdException w:uiPriority="99" w:name="List Continue 3"/>
+    <w:lsdException w:uiPriority="99" w:name="List Continue 4"/>
+    <w:lsdException w:uiPriority="99" w:name="List Continue 5"/>
+    <w:lsdException w:uiPriority="99" w:name="Message Header"/>
+    <w:lsdException w:qFormat="1" w:unhideWhenUsed="0" w:uiPriority="11" w:semiHidden="0" w:name="Subtitle"/>
+    <w:lsdException w:uiPriority="99" w:name="Salutation"/>
+    <w:lsdException w:uiPriority="99" w:name="Date"/>
+    <w:lsdException w:uiPriority="99" w:name="Body Text First Indent"/>
+    <w:lsdException w:uiPriority="99" w:name="Body Text First Indent 2"/>
+    <w:lsdException w:uiPriority="99" w:name="Note Heading"/>
+    <w:lsdException w:uiPriority="99" w:name="Body Text 2"/>
+    <w:lsdException w:uiPriority="99" w:name="Body Text 3"/>
+    <w:lsdException w:uiPriority="99" w:name="Body Text Indent 2"/>
+    <w:lsdException w:uiPriority="99" w:name="Body Text Indent 3"/>
+    <w:lsdException w:uiPriority="99" w:name="Block Text"/>
+    <w:lsdException w:uiPriority="99" w:name="Hyperlink"/>
+    <w:lsdException w:uiPriority="99" w:name="FollowedHyperlink"/>
+    <w:lsdException w:qFormat="1" w:unhideWhenUsed="0" w:uiPriority="22" w:semiHidden="0" w:name="Strong"/>
+    <w:lsdException w:qFormat="1" w:unhideWhenUsed="0" w:uiPriority="20" w:semiHidden="0" w:name="Emphasis"/>
+    <w:lsdException w:uiPriority="99" w:name="Document Map"/>
+    <w:lsdException w:uiPriority="99" w:name="Plain Text"/>
+    <w:lsdException w:uiPriority="99" w:name="E-mail Signature"/>
+    <w:lsdException w:uiPriority="99" w:name="Normal (Web)"/>
+    <w:lsdException w:uiPriority="99" w:name="HTML Acronym"/>
+    <w:lsdException w:uiPriority="99" w:name="HTML Address"/>
+    <w:lsdException w:uiPriority="99" w:name="HTML Cite"/>
+    <w:lsdException w:uiPriority="99" w:name="HTML Code"/>
+    <w:lsdException w:uiPriority="99" w:name="HTML Definition"/>
+    <w:lsdException w:uiPriority="99" w:name="HTML Keyboard"/>
+    <w:lsdException w:uiPriority="99" w:name="HTML Preformatted"/>
+    <w:lsdException w:uiPriority="99" w:name="HTML Sample"/>
+    <w:lsdException w:uiPriority="99" w:name="HTML Typewriter"/>
+    <w:lsdException w:uiPriority="99" w:name="HTML Variable"/>
+    <w:lsdException w:uiPriority="99" w:name="Normal Table"/>
+    <w:lsdException w:uiPriority="99" w:name="annotation subject"/>
+    <w:lsdException w:uiPriority="99" w:name="Table Simple 1"/>
+    <w:lsdException w:uiPriority="99" w:name="Table Simple 2"/>
+    <w:lsdException w:uiPriority="99" w:name="Table Simple 3"/>
+    <w:lsdException w:uiPriority="99" w:name="Table Classic 1"/>
+    <w:lsdException w:uiPriority="99" w:name="Table Classic 2"/>
+    <w:lsdException w:uiPriority="99" w:name="Table Classic 3"/>
+    <w:lsdException w:uiPriority="99" w:name="Table Classic 4"/>
+    <w:lsdException w:uiPriority="99" w:name="Table Colorful 1"/>
+    <w:lsdException w:uiPriority="99" w:name="Table Colorful 2"/>
+    <w:lsdException w:uiPriority="99" w:name="Table Colorful 3"/>
+    <w:lsdException w:uiPriority="99" w:name="Table Columns 1"/>
+    <w:lsdException w:uiPriority="99" w:name="Table Columns 2"/>
+    <w:lsdException w:uiPriority="99" w:name="Table Columns 3"/>
+    <w:lsdException w:uiPriority="99" w:name="Table Columns 4"/>
+    <w:lsdException w:uiPriority="99" w:name="Table Columns 5"/>
+    <w:lsdException w:uiPriority="99" w:name="Table Grid 1"/>
+    <w:lsdException w:uiPriority="99" w:name="Table Grid 2"/>
+    <w:lsdException w:uiPriority="99" w:name="Table Grid 3"/>
+    <w:lsdException w:uiPriority="99" w:name="Table Grid 4"/>
+    <w:lsdException w:uiPriority="99" w:name="Table Grid 5"/>
+    <w:lsdException w:uiPriority="99" w:name="Table Grid 6"/>
+    <w:lsdException w:uiPriority="99" w:name="Table Grid 7"/>
+    <w:lsdException w:uiPriority="99" w:name="Table Grid 8"/>
+    <w:lsdException w:uiPriority="99" w:name="Table List 1"/>
+    <w:lsdException w:uiPriority="99" w:name="Table List 2"/>
+    <w:lsdException w:uiPriority="99" w:name="Table List 3"/>
+    <w:lsdException w:uiPriority="99" w:name="Table List 4"/>
+    <w:lsdException w:uiPriority="99" w:name="Table List 5"/>
+    <w:lsdException w:uiPriority="99" w:name="Table List 6"/>
+    <w:lsdException w:uiPriority="99" w:name="Table List 7"/>
+    <w:lsdException w:uiPriority="99" w:name="Table List 8"/>
+    <w:lsdException w:uiPriority="99" w:name="Table 3D effects 1"/>
+    <w:lsdException w:uiPriority="99" w:name="Table 3D effects 2"/>
+    <w:lsdException w:uiPriority="99" w:name="Table 3D effects 3"/>
+    <w:lsdException w:uiPriority="99" w:name="Table Contemporary"/>
+    <w:lsdException w:uiPriority="99" w:name="Table Elegant"/>
+    <w:lsdException w:uiPriority="99" w:name="Table Professional"/>
+    <w:lsdException w:uiPriority="99" w:name="Table Subtle 1"/>
+    <w:lsdException w:uiPriority="99" w:name="Table Subtle 2"/>
+    <w:lsdException w:uiPriority="99" w:name="Table Web 1"/>
+    <w:lsdException w:uiPriority="99" w:name="Table Web 2"/>
+    <w:lsdException w:uiPriority="99" w:name="Table Web 3"/>
+    <w:lsdException w:uiPriority="99" w:name="Balloon Text"/>
+    <w:lsdException w:unhideWhenUsed="0" w:uiPriority="39" w:semiHidden="0" w:name="Table Grid"/>
+    <w:lsdException w:uiPriority="99" w:name="Table Theme"/>
+    <w:lsdException w:unhideWhenUsed="0" w:uiPriority="60" w:semiHidden="0" w:name="Light Shading"/>
+    <w:lsdException w:unhideWhenUsed="0" w:uiPriority="61" w:semiHidden="0" w:name="Light List"/>
+    <w:lsdException w:unhideWhenUsed="0" w:uiPriority="62" w:semiHidden="0" w:name="Light Grid"/>
+    <w:lsdException w:unhideWhenUsed="0" w:uiPriority="63" w:semiHidden="0" w:name="Medium Shading 1"/>
+    <w:lsdException w:unhideWhenUsed="0" w:uiPriority="64" w:semiHidden="0" w:name="Medium Shading 2"/>
+    <w:lsdException w:unhideWhenUsed="0" w:uiPriority="65" w:semiHidden="0" w:name="Medium List 1"/>
+    <w:lsdException w:unhideWhenUsed="0" w:uiPriority="66" w:semiHidden="0" w:name="Medium List 2"/>
+    <w:lsdException w:unhideWhenUsed="0" w:uiPriority="67" w:semiHidden="0" w:name="Medium Grid 1"/>
+    <w:lsdException w:unhideWhenUsed="0" w:uiPriority="68" w:semiHidden="0" w:name="Medium Grid 2"/>
+    <w:lsdException w:unhideWhenUsed="0" w:uiPriority="69" w:semiHidden="0" w:name="Medium Grid 3"/>
+    <w:lsdException w:unhideWhenUsed="0" w:uiPriority="70" w:semiHidden="0" w:name="Dark List"/>
+    <w:lsdException w:unhideWhenUsed="0" w:uiPriority="71" w:semiHidden="0" w:name="Colorful Shading"/>
+    <w:lsdException w:unhideWhenUsed="0" w:uiPriority="72" w:semiHidden="0" w:name="Colorful List"/>
+    <w:lsdException w:unhideWhenUsed="0" w:uiPriority="73" w:semiHidden="0" w:name="Colorful Grid"/>
+    <w:lsdException w:unhideWhenUsed="0" w:uiPriority="60" w:semiHidden="0" w:name="Light Shading Accent 1"/>
+    <w:lsdException w:unhideWhenUsed="0" w:uiPriority="61" w:semiHidden="0" w:name="Light List Accent 1"/>
+    <w:lsdException w:unhideWhenUsed="0" w:uiPriority="62" w:semiHidden="0" w:name="Light Grid Accent 1"/>
+    <w:lsdException w:unhideWhenUsed="0" w:uiPriority="63" w:semiHidden="0" w:name="Medium Shading 1 Accent 1"/>
+    <w:lsdException w:unhideWhenUsed="0" w:uiPriority="64" w:semiHidden="0" w:name="Medium Shading 2 Accent 1"/>
+    <w:lsdException w:unhideWhenUsed="0" w:uiPriority="65" w:semiHidden="0" w:name="Medium List 1 Accent 1"/>
+    <w:lsdException w:qFormat="1" w:unhideWhenUsed="0" w:uiPriority="34" w:semiHidden="0" w:name="List Paragraph"/>
+    <w:lsdException w:qFormat="1" w:unhideWhenUsed="0" w:uiPriority="29" w:semiHidden="0" w:name="Quote"/>
+    <w:lsdException w:qFormat="1" w:unhideWhenUsed="0" w:uiPriority="30" w:semiHidden="0" w:name="Intense Quote"/>
+    <w:lsdException w:unhideWhenUsed="0" w:uiPriority="66" w:semiHidden="0" w:name="Medium List 2 Accent 1"/>
+    <w:lsdException w:unhideWhenUsed="0" w:uiPriority="67" w:semiHidden="0" w:name="Medium Grid 1 Accent 1"/>
+    <w:lsdException w:unhideWhenUsed="0" w:uiPriority="68" w:semiHidden="0" w:name="Medium Grid 2 Accent 1"/>
+    <w:lsdException w:unhideWhenUsed="0" w:uiPriority="69" w:semiHidden="0" w:name="Medium Grid 3 Accent 1"/>
+    <w:lsdException w:unhideWhenUsed="0" w:uiPriority="70" w:semiHidden="0" w:name="Dark List Accent 1"/>
+    <w:lsdException w:unhideWhenUsed="0" w:uiPriority="71" w:semiHidden="0" w:name="Colorful Shading Accent 1"/>
+    <w:lsdException w:unhideWhenUsed="0" w:uiPriority="72" w:semiHidden="0" w:name="Colorful List Accent 1"/>
+    <w:lsdException w:unhideWhenUsed="0" w:uiPriority="73" w:semiHidden="0" w:name="Colorful Grid Accent 1"/>
+    <w:lsdException w:unhideWhenUsed="0" w:uiPriority="60" w:semiHidden="0" w:name="Light Shading Accent 2"/>
+    <w:lsdException w:unhideWhenUsed="0" w:uiPriority="61" w:semiHidden="0" w:name="Light List Accent 2"/>
+    <w:lsdException w:unhideWhenUsed="0" w:uiPriority="62" w:semiHidden="0" w:name="Light Grid Accent 2"/>
+    <w:lsdException w:unhideWhenUsed="0" w:uiPriority="63" w:semiHidden="0" w:name="Medium Shading 1 Accent 2"/>
+    <w:lsdException w:unhideWhenUsed="0" w:uiPriority="64" w:semiHidden="0" w:name="Medium Shading 2 Accent 2"/>
+    <w:lsdException w:unhideWhenUsed="0" w:uiPriority="65" w:semiHidden="0" w:name="Medium List 1 Accent 2"/>
+    <w:lsdException w:unhideWhenUsed="0" w:uiPriority="66" w:semiHidden="0" w:name="Medium List 2 Accent 2"/>
+    <w:lsdException w:unhideWhenUsed="0" w:uiPriority="67" w:semiHidden="0" w:name="Medium Grid 1 Accent 2"/>
+    <w:lsdException w:unhideWhenUsed="0" w:uiPriority="68" w:semiHidden="0" w:name="Medium Grid 2 Accent 2"/>
+    <w:lsdException w:unhideWhenUsed="0" w:uiPriority="69" w:semiHidden="0" w:name="Medium Grid 3 Accent 2"/>
+    <w:lsdException w:unhideWhenUsed="0" w:uiPriority="70" w:semiHidden="0" w:name="Dark List Accent 2"/>
+    <w:lsdException w:unhideWhenUsed="0" w:uiPriority="71" w:semiHidden="0" w:name="Colorful Shading Accent 2"/>
+    <w:lsdException w:unhideWhenUsed="0" w:uiPriority="72" w:semiHidden="0" w:name="Colorful List Accent 2"/>
+    <w:lsdException w:unhideWhenUsed="0" w:uiPriority="73" w:semiHidden="0" w:name="Colorful Grid Accent 2"/>
+    <w:lsdException w:unhideWhenUsed="0" w:uiPriority="60" w:semiHidden="0" w:name="Light Shading Accent 3"/>
+    <w:lsdException w:unhideWhenUsed="0" w:uiPriority="61" w:semiHidden="0" w:name="Light List Accent 3"/>
+    <w:lsdException w:unhideWhenUsed="0" w:uiPriority="62" w:semiHidden="0" w:name="Light Grid Accent 3"/>
+    <w:lsdException w:unhideWhenUsed="0" w:uiPriority="63" w:semiHidden="0" w:name="Medium Shading 1 Accent 3"/>
+    <w:lsdException w:unhideWhenUsed="0" w:uiPriority="64" w:semiHidden="0" w:name="Medium Shading 2 Accent 3"/>
+    <w:lsdException w:unhideWhenUsed="0" w:uiPriority="65" w:semiHidden="0" w:name="Medium List 1 Accent 3"/>
+    <w:lsdException w:unhideWhenUsed="0" w:uiPriority="66" w:semiHidden="0" w:name="Medium List 2 Accent 3"/>
+    <w:lsdException w:unhideWhenUsed="0" w:uiPriority="67" w:semiHidden="0" w:name="Medium Grid 1 Accent 3"/>
+    <w:lsdException w:unhideWhenUsed="0" w:uiPriority="68" w:semiHidden="0" w:name="Medium Grid 2 Accent 3"/>
+    <w:lsdException w:unhideWhenUsed="0" w:uiPriority="69" w:semiHidden="0" w:name="Medium Grid 3 Accent 3"/>
+    <w:lsdException w:unhideWhenUsed="0" w:uiPriority="70" w:semiHidden="0" w:name="Dark List Accent 3"/>
+    <w:lsdException w:unhideWhenUsed="0" w:uiPriority="71" w:semiHidden="0" w:name="Colorful Shading Accent 3"/>
+    <w:lsdException w:unhideWhenUsed="0" w:uiPriority="72" w:semiHidden="0" w:name="Colorful List Accent 3"/>
+    <w:lsdException w:unhideWhenUsed="0" w:uiPriority="73" w:semiHidden="0" w:name="Colorful Grid Accent 3"/>
+    <w:lsdException w:unhideWhenUsed="0" w:uiPriority="60" w:semiHidden="0" w:name="Light Shading Accent 4"/>
+    <w:lsdException w:unhideWhenUsed="0" w:uiPriority="61" w:semiHidden="0" w:name="Light List Accent 4"/>
+    <w:lsdException w:unhideWhenUsed="0" w:uiPriority="62" w:semiHidden="0" w:name="Light Grid Accent 4"/>
+    <w:lsdException w:unhideWhenUsed="0" w:uiPriority="63" w:semiHidden="0" w:name="Medium Shading 1 Accent 4"/>
+    <w:lsdException w:unhideWhenUsed="0" w:uiPriority="64" w:semiHidden="0" w:name="Medium Shading 2 Accent 4"/>
+    <w:lsdException w:unhideWhenUsed="0" w:uiPriority="65" w:semiHidden="0" w:name="Medium List 1 Accent 4"/>
+    <w:lsdException w:unhideWhenUsed="0" w:uiPriority="66" w:semiHidden="0" w:name="Medium List 2 Accent 4"/>
+    <w:lsdException w:unhideWhenUsed="0" w:uiPriority="67" w:semiHidden="0" w:name="Medium Grid 1 Accent 4"/>
+    <w:lsdException w:unhideWhenUsed="0" w:uiPriority="68" w:semiHidden="0" w:name="Medium Grid 2 Accent 4"/>
+    <w:lsdException w:unhideWhenUsed="0" w:uiPriority="69" w:semiHidden="0" w:name="Medium Grid 3 Accent 4"/>
+    <w:lsdException w:unhideWhenUsed="0" w:uiPriority="70" w:semiHidden="0" w:name="Dark List Accent 4"/>
+    <w:lsdException w:unhideWhenUsed="0" w:uiPriority="71" w:semiHidden="0" w:name="Colorful Shading Accent 4"/>
+    <w:lsdException w:unhideWhenUsed="0" w:uiPriority="72" w:semiHidden="0" w:name="Colorful List Accent 4"/>
+    <w:lsdException w:unhideWhenUsed="0" w:uiPriority="73" w:semiHidden="0" w:name="Colorful Grid Accent 4"/>
+    <w:lsdException w:unhideWhenUsed="0" w:uiPriority="60" w:semiHidden="0" w:name="Light Shading Accent 5"/>
+    <w:lsdException w:unhideWhenUsed="0" w:uiPriority="61" w:semiHidden="0" w:name="Light List Accent 5"/>
+    <w:lsdException w:unhideWhenUsed="0" w:uiPriority="62" w:semiHidden="0" w:name="Light Grid Accent 5"/>
+    <w:lsdException w:unhideWhenUsed="0" w:uiPriority="63" w:semiHidden="0" w:name="Medium Shading 1 Accent 5"/>
+    <w:lsdException w:unhideWhenUsed="0" w:uiPriority="64" w:semiHidden="0" w:name="Medium Shading 2 Accent 5"/>
+    <w:lsdException w:unhideWhenUsed="0" w:uiPriority="65" w:semiHidden="0" w:name="Medium List 1 Accent 5"/>
+    <w:lsdException w:unhideWhenUsed="0" w:uiPriority="66" w:semiHidden="0" w:name="Medium List 2 Accent 5"/>
+    <w:lsdException w:unhideWhenUsed="0" w:uiPriority="67" w:semiHidden="0" w:name="Medium Grid 1 Accent 5"/>
+    <w:lsdException w:unhideWhenUsed="0" w:uiPriority="68" w:semiHidden="0" w:name="Medium Grid 2 Accent 5"/>
+    <w:lsdException w:unhideWhenUsed="0" w:uiPriority="69" w:semiHidden="0" w:name="Medium Grid 3 Accent 5"/>
+    <w:lsdException w:unhideWhenUsed="0" w:uiPriority="70" w:semiHidden="0" w:name="Dark List Accent 5"/>
+    <w:lsdException w:unhideWhenUsed="0" w:uiPriority="71" w:semiHidden="0" w:name="Colorful Shading Accent 5"/>
+    <w:lsdException w:unhideWhenUsed="0" w:uiPriority="72" w:semiHidden="0" w:name="Colorful List Accent 5"/>
+    <w:lsdException w:unhideWhenUsed="0" w:uiPriority="73" w:semiHidden="0" w:name="Colorful Grid Accent 5"/>
+    <w:lsdException w:unhideWhenUsed="0" w:uiPriority="60" w:semiHidden="0" w:name="Light Shading Accent 6"/>
+    <w:lsdException w:unhideWhenUsed="0" w:uiPriority="61" w:semiHidden="0" w:name="Light List Accent 6"/>
+    <w:lsdException w:unhideWhenUsed="0" w:uiPriority="62" w:semiHidden="0" w:name="Light Grid Accent 6"/>
+    <w:lsdException w:unhideWhenUsed="0" w:uiPriority="63" w:semiHidden="0" w:name="Medium Shading 1 Accent 6"/>
+    <w:lsdException w:unhideWhenUsed="0" w:uiPriority="64" w:semiHidden="0" w:name="Medium Shading 2 Accent 6"/>
+    <w:lsdException w:unhideWhenUsed="0" w:uiPriority="65" w:semiHidden="0" w:name="Medium List 1 Accent 6"/>
+    <w:lsdException w:unhideWhenUsed="0" w:uiPriority="66" w:semiHidden="0" w:name="Medium List 2 Accent 6"/>
+    <w:lsdException w:unhideWhenUsed="0" w:uiPriority="67" w:semiHidden="0" w:name="Medium Grid 1 Accent 6"/>
+    <w:lsdException w:unhideWhenUsed="0" w:uiPriority="68" w:semiHidden="0" w:name="Medium Grid 2 Accent 6"/>
+    <w:lsdException w:unhideWhenUsed="0" w:uiPriority="69" w:semiHidden="0" w:name="Medium Grid 3 Accent 6"/>
+    <w:lsdException w:unhideWhenUsed="0" w:uiPriority="70" w:semiHidden="0" w:name="Dark List Accent 6"/>
+    <w:lsdException w:unhideWhenUsed="0" w:uiPriority="71" w:semiHidden="0" w:name="Colorful Shading Accent 6"/>
+    <w:lsdException w:unhideWhenUsed="0" w:uiPriority="72" w:semiHidden="0" w:name="Colorful List Accent 6"/>
+    <w:lsdException w:unhideWhenUsed="0" w:uiPriority="73" w:semiHidden="0" w:name="Colorful Grid Accent 6"/>
   </w:latentStyles>
-  <w:style w:type="paragraph" w:default="1" w:styleId="a">
+  <w:style w:type="paragraph" w:default="1" w:styleId="1">
     <w:name w:val="Normal"/>
     <w:qFormat/>
+    <w:uiPriority w:val="0"/>
     <w:rPr>
-      <w:lang w:val="en-GB"/>
+      <w:rFonts w:asciiTheme="minorHAnsi" w:hAnsiTheme="minorHAnsi" w:eastAsiaTheme="minorEastAsia" w:cstheme="minorBidi"/>
+      <w:kern w:val="2"/>
+      <w:sz w:val="24"/>
+      <w:szCs w:val="24"/>
+      <w:lang w:val="en-GB" w:eastAsia="zh-CN" w:bidi="ar-SA"/>
+      <w14:ligatures w14:val="standardContextual"/>
     </w:rPr>
   </w:style>
-  <w:style w:type="paragraph" w:styleId="1">
+  <w:style w:type="paragraph" w:styleId="2">
     <w:name w:val="heading 1"/>
-    <w:basedOn w:val="a"/>
-    <w:next w:val="a"/>
-    <w:link w:val="10"/>
+    <w:basedOn w:val="1"/>
+    <w:next w:val="1"/>
+    <w:link w:val="17"/>
+    <w:qFormat/>
     <w:uiPriority w:val="9"/>
-    <w:qFormat/>
-    <w:rsid w:val="009E35E6"/>
     <w:pPr>
       <w:keepNext/>
       <w:keepLines/>
@@ -4471,22 +4719,21 @@
       <w:outlineLvl w:val="0"/>
     </w:pPr>
     <w:rPr>
-      <w:rFonts w:asciiTheme="majorHAnsi" w:eastAsiaTheme="majorEastAsia" w:hAnsiTheme="majorHAnsi" w:cstheme="majorBidi"/>
-      <w:color w:val="2F5496" w:themeColor="accent1" w:themeShade="BF"/>
+      <w:rFonts w:asciiTheme="majorHAnsi" w:hAnsiTheme="majorHAnsi" w:eastAsiaTheme="majorEastAsia" w:cstheme="majorBidi"/>
+      <w:color w:val="2F5597" w:themeColor="accent1" w:themeShade="BF"/>
       <w:sz w:val="40"/>
       <w:szCs w:val="40"/>
     </w:rPr>
   </w:style>
-  <w:style w:type="paragraph" w:styleId="2">
+  <w:style w:type="paragraph" w:styleId="3">
     <w:name w:val="heading 2"/>
-    <w:basedOn w:val="a"/>
-    <w:next w:val="a"/>
-    <w:link w:val="20"/>
-    <w:uiPriority w:val="9"/>
+    <w:basedOn w:val="1"/>
+    <w:next w:val="1"/>
+    <w:link w:val="18"/>
     <w:semiHidden/>
     <w:unhideWhenUsed/>
     <w:qFormat/>
-    <w:rsid w:val="009E35E6"/>
+    <w:uiPriority w:val="9"/>
     <w:pPr>
       <w:keepNext/>
       <w:keepLines/>
@@ -4494,22 +4741,21 @@
       <w:outlineLvl w:val="1"/>
     </w:pPr>
     <w:rPr>
-      <w:rFonts w:asciiTheme="majorHAnsi" w:eastAsiaTheme="majorEastAsia" w:hAnsiTheme="majorHAnsi" w:cstheme="majorBidi"/>
-      <w:color w:val="2F5496" w:themeColor="accent1" w:themeShade="BF"/>
+      <w:rFonts w:asciiTheme="majorHAnsi" w:hAnsiTheme="majorHAnsi" w:eastAsiaTheme="majorEastAsia" w:cstheme="majorBidi"/>
+      <w:color w:val="2F5597" w:themeColor="accent1" w:themeShade="BF"/>
       <w:sz w:val="32"/>
       <w:szCs w:val="32"/>
     </w:rPr>
   </w:style>
-  <w:style w:type="paragraph" w:styleId="3">
+  <w:style w:type="paragraph" w:styleId="4">
     <w:name w:val="heading 3"/>
-    <w:basedOn w:val="a"/>
-    <w:next w:val="a"/>
-    <w:link w:val="30"/>
-    <w:uiPriority w:val="9"/>
+    <w:basedOn w:val="1"/>
+    <w:next w:val="1"/>
+    <w:link w:val="19"/>
     <w:semiHidden/>
     <w:unhideWhenUsed/>
     <w:qFormat/>
-    <w:rsid w:val="009E35E6"/>
+    <w:uiPriority w:val="9"/>
     <w:pPr>
       <w:keepNext/>
       <w:keepLines/>
@@ -4518,21 +4764,20 @@
     </w:pPr>
     <w:rPr>
       <w:rFonts w:eastAsiaTheme="majorEastAsia" w:cstheme="majorBidi"/>
-      <w:color w:val="2F5496" w:themeColor="accent1" w:themeShade="BF"/>
+      <w:color w:val="2F5597" w:themeColor="accent1" w:themeShade="BF"/>
       <w:sz w:val="28"/>
       <w:szCs w:val="28"/>
     </w:rPr>
   </w:style>
-  <w:style w:type="paragraph" w:styleId="4">
+  <w:style w:type="paragraph" w:styleId="5">
     <w:name w:val="heading 4"/>
-    <w:basedOn w:val="a"/>
-    <w:next w:val="a"/>
-    <w:link w:val="40"/>
-    <w:uiPriority w:val="9"/>
+    <w:basedOn w:val="1"/>
+    <w:next w:val="1"/>
+    <w:link w:val="20"/>
     <w:semiHidden/>
     <w:unhideWhenUsed/>
     <w:qFormat/>
-    <w:rsid w:val="009E35E6"/>
+    <w:uiPriority w:val="9"/>
     <w:pPr>
       <w:keepNext/>
       <w:keepLines/>
@@ -4543,19 +4788,18 @@
       <w:rFonts w:eastAsiaTheme="majorEastAsia" w:cstheme="majorBidi"/>
       <w:i/>
       <w:iCs/>
-      <w:color w:val="2F5496" w:themeColor="accent1" w:themeShade="BF"/>
+      <w:color w:val="2F5597" w:themeColor="accent1" w:themeShade="BF"/>
     </w:rPr>
   </w:style>
-  <w:style w:type="paragraph" w:styleId="5">
+  <w:style w:type="paragraph" w:styleId="6">
     <w:name w:val="heading 5"/>
-    <w:basedOn w:val="a"/>
-    <w:next w:val="a"/>
-    <w:link w:val="50"/>
-    <w:uiPriority w:val="9"/>
+    <w:basedOn w:val="1"/>
+    <w:next w:val="1"/>
+    <w:link w:val="21"/>
     <w:semiHidden/>
     <w:unhideWhenUsed/>
     <w:qFormat/>
-    <w:rsid w:val="009E35E6"/>
+    <w:uiPriority w:val="9"/>
     <w:pPr>
       <w:keepNext/>
       <w:keepLines/>
@@ -4564,19 +4808,18 @@
     </w:pPr>
     <w:rPr>
       <w:rFonts w:eastAsiaTheme="majorEastAsia" w:cstheme="majorBidi"/>
-      <w:color w:val="2F5496" w:themeColor="accent1" w:themeShade="BF"/>
+      <w:color w:val="2F5597" w:themeColor="accent1" w:themeShade="BF"/>
     </w:rPr>
   </w:style>
-  <w:style w:type="paragraph" w:styleId="6">
+  <w:style w:type="paragraph" w:styleId="7">
     <w:name w:val="heading 6"/>
-    <w:basedOn w:val="a"/>
-    <w:next w:val="a"/>
-    <w:link w:val="60"/>
-    <w:uiPriority w:val="9"/>
+    <w:basedOn w:val="1"/>
+    <w:next w:val="1"/>
+    <w:link w:val="22"/>
     <w:semiHidden/>
     <w:unhideWhenUsed/>
     <w:qFormat/>
-    <w:rsid w:val="009E35E6"/>
+    <w:uiPriority w:val="9"/>
     <w:pPr>
       <w:keepNext/>
       <w:keepLines/>
@@ -4588,18 +4831,25 @@
       <w:i/>
       <w:iCs/>
       <w:color w:val="595959" w:themeColor="text1" w:themeTint="A6"/>
+      <w14:textFill>
+        <w14:solidFill>
+          <w14:schemeClr w14:val="tx1">
+            <w14:lumMod w14:val="65000"/>
+            <w14:lumOff w14:val="35000"/>
+          </w14:schemeClr>
+        </w14:solidFill>
+      </w14:textFill>
     </w:rPr>
   </w:style>
-  <w:style w:type="paragraph" w:styleId="7">
+  <w:style w:type="paragraph" w:styleId="8">
     <w:name w:val="heading 7"/>
-    <w:basedOn w:val="a"/>
-    <w:next w:val="a"/>
-    <w:link w:val="70"/>
-    <w:uiPriority w:val="9"/>
+    <w:basedOn w:val="1"/>
+    <w:next w:val="1"/>
+    <w:link w:val="23"/>
     <w:semiHidden/>
     <w:unhideWhenUsed/>
     <w:qFormat/>
-    <w:rsid w:val="009E35E6"/>
+    <w:uiPriority w:val="9"/>
     <w:pPr>
       <w:keepNext/>
       <w:keepLines/>
@@ -4609,18 +4859,25 @@
     <w:rPr>
       <w:rFonts w:eastAsiaTheme="majorEastAsia" w:cstheme="majorBidi"/>
       <w:color w:val="595959" w:themeColor="text1" w:themeTint="A6"/>
+      <w14:textFill>
+        <w14:solidFill>
+          <w14:schemeClr w14:val="tx1">
+            <w14:lumMod w14:val="65000"/>
+            <w14:lumOff w14:val="35000"/>
+          </w14:schemeClr>
+        </w14:solidFill>
+      </w14:textFill>
     </w:rPr>
   </w:style>
-  <w:style w:type="paragraph" w:styleId="8">
+  <w:style w:type="paragraph" w:styleId="9">
     <w:name w:val="heading 8"/>
-    <w:basedOn w:val="a"/>
-    <w:next w:val="a"/>
-    <w:link w:val="80"/>
-    <w:uiPriority w:val="9"/>
+    <w:basedOn w:val="1"/>
+    <w:next w:val="1"/>
+    <w:link w:val="24"/>
     <w:semiHidden/>
     <w:unhideWhenUsed/>
     <w:qFormat/>
-    <w:rsid w:val="009E35E6"/>
+    <w:uiPriority w:val="9"/>
     <w:pPr>
       <w:keepNext/>
       <w:keepLines/>
@@ -4630,19 +4887,26 @@
       <w:rFonts w:eastAsiaTheme="majorEastAsia" w:cstheme="majorBidi"/>
       <w:i/>
       <w:iCs/>
-      <w:color w:val="272727" w:themeColor="text1" w:themeTint="D8"/>
+      <w:color w:val="262626" w:themeColor="text1" w:themeTint="D9"/>
+      <w14:textFill>
+        <w14:solidFill>
+          <w14:schemeClr w14:val="tx1">
+            <w14:lumMod w14:val="85000"/>
+            <w14:lumOff w14:val="15000"/>
+          </w14:schemeClr>
+        </w14:solidFill>
+      </w14:textFill>
     </w:rPr>
   </w:style>
-  <w:style w:type="paragraph" w:styleId="9">
+  <w:style w:type="paragraph" w:styleId="10">
     <w:name w:val="heading 9"/>
-    <w:basedOn w:val="a"/>
-    <w:next w:val="a"/>
-    <w:link w:val="90"/>
-    <w:uiPriority w:val="9"/>
+    <w:basedOn w:val="1"/>
+    <w:next w:val="1"/>
+    <w:link w:val="25"/>
     <w:semiHidden/>
     <w:unhideWhenUsed/>
     <w:qFormat/>
-    <w:rsid w:val="009E35E6"/>
+    <w:uiPriority w:val="9"/>
     <w:pPr>
       <w:keepNext/>
       <w:keepLines/>
@@ -4650,21 +4914,28 @@
     </w:pPr>
     <w:rPr>
       <w:rFonts w:eastAsiaTheme="majorEastAsia" w:cstheme="majorBidi"/>
-      <w:color w:val="272727" w:themeColor="text1" w:themeTint="D8"/>
+      <w:color w:val="262626" w:themeColor="text1" w:themeTint="D9"/>
+      <w14:textFill>
+        <w14:solidFill>
+          <w14:schemeClr w14:val="tx1">
+            <w14:lumMod w14:val="85000"/>
+            <w14:lumOff w14:val="15000"/>
+          </w14:schemeClr>
+        </w14:solidFill>
+      </w14:textFill>
     </w:rPr>
   </w:style>
-  <w:style w:type="character" w:default="1" w:styleId="a0">
+  <w:style w:type="character" w:default="1" w:styleId="11">
     <w:name w:val="Default Paragraph Font"/>
+    <w:unhideWhenUsed/>
     <w:uiPriority w:val="1"/>
-    <w:unhideWhenUsed/>
   </w:style>
-  <w:style w:type="table" w:default="1" w:styleId="a1">
+  <w:style w:type="table" w:default="1" w:styleId="12">
     <w:name w:val="Normal Table"/>
-    <w:uiPriority w:val="99"/>
     <w:semiHidden/>
     <w:unhideWhenUsed/>
+    <w:uiPriority w:val="99"/>
     <w:tblPr>
-      <w:tblInd w:w="0" w:type="dxa"/>
       <w:tblCellMar>
         <w:top w:w="0" w:type="dxa"/>
         <w:left w:w="108" w:type="dxa"/>
@@ -4673,187 +4944,32 @@
       </w:tblCellMar>
     </w:tblPr>
   </w:style>
-  <w:style w:type="numbering" w:default="1" w:styleId="a2">
-    <w:name w:val="No List"/>
-    <w:uiPriority w:val="99"/>
+  <w:style w:type="paragraph" w:styleId="13">
+    <w:name w:val="Normal (Web)"/>
     <w:semiHidden/>
     <w:unhideWhenUsed/>
-  </w:style>
-  <w:style w:type="character" w:customStyle="1" w:styleId="10">
-    <w:name w:val="标题 1 字符"/>
-    <w:basedOn w:val="a0"/>
-    <w:link w:val="1"/>
-    <w:uiPriority w:val="9"/>
-    <w:rsid w:val="009E35E6"/>
+    <w:uiPriority w:val="99"/>
+    <w:pPr>
+      <w:spacing w:before="0" w:beforeAutospacing="1" w:after="0" w:afterAutospacing="1"/>
+      <w:ind w:left="0" w:right="0"/>
+      <w:jc w:val="left"/>
+    </w:pPr>
     <w:rPr>
-      <w:rFonts w:asciiTheme="majorHAnsi" w:eastAsiaTheme="majorEastAsia" w:hAnsiTheme="majorHAnsi" w:cstheme="majorBidi"/>
-      <w:color w:val="2F5496" w:themeColor="accent1" w:themeShade="BF"/>
-      <w:sz w:val="40"/>
-      <w:szCs w:val="40"/>
-      <w:lang w:val="en-GB"/>
+      <w:rFonts w:ascii="Times New Roman" w:hAnsi="Times New Roman" w:eastAsia="SimSun" w:cs="Times New Roman"/>
+      <w:kern w:val="0"/>
+      <w:sz w:val="24"/>
+      <w:szCs w:val="24"/>
+      <w:lang w:val="en-US" w:eastAsia="zh-CN" w:bidi="ar"/>
     </w:rPr>
   </w:style>
-  <w:style w:type="character" w:customStyle="1" w:styleId="20">
-    <w:name w:val="标题 2 字符"/>
-    <w:basedOn w:val="a0"/>
-    <w:link w:val="2"/>
-    <w:uiPriority w:val="9"/>
-    <w:semiHidden/>
-    <w:rsid w:val="009E35E6"/>
-    <w:rPr>
-      <w:rFonts w:asciiTheme="majorHAnsi" w:eastAsiaTheme="majorEastAsia" w:hAnsiTheme="majorHAnsi" w:cstheme="majorBidi"/>
-      <w:color w:val="2F5496" w:themeColor="accent1" w:themeShade="BF"/>
-      <w:sz w:val="32"/>
-      <w:szCs w:val="32"/>
-      <w:lang w:val="en-GB"/>
-    </w:rPr>
-  </w:style>
-  <w:style w:type="character" w:customStyle="1" w:styleId="30">
-    <w:name w:val="标题 3 字符"/>
-    <w:basedOn w:val="a0"/>
-    <w:link w:val="3"/>
-    <w:uiPriority w:val="9"/>
-    <w:semiHidden/>
-    <w:rsid w:val="009E35E6"/>
-    <w:rPr>
-      <w:rFonts w:eastAsiaTheme="majorEastAsia" w:cstheme="majorBidi"/>
-      <w:color w:val="2F5496" w:themeColor="accent1" w:themeShade="BF"/>
-      <w:sz w:val="28"/>
-      <w:szCs w:val="28"/>
-      <w:lang w:val="en-GB"/>
-    </w:rPr>
-  </w:style>
-  <w:style w:type="character" w:customStyle="1" w:styleId="40">
-    <w:name w:val="标题 4 字符"/>
-    <w:basedOn w:val="a0"/>
-    <w:link w:val="4"/>
-    <w:uiPriority w:val="9"/>
-    <w:semiHidden/>
-    <w:rsid w:val="009E35E6"/>
-    <w:rPr>
-      <w:rFonts w:eastAsiaTheme="majorEastAsia" w:cstheme="majorBidi"/>
-      <w:i/>
-      <w:iCs/>
-      <w:color w:val="2F5496" w:themeColor="accent1" w:themeShade="BF"/>
-      <w:lang w:val="en-GB"/>
-    </w:rPr>
-  </w:style>
-  <w:style w:type="character" w:customStyle="1" w:styleId="50">
-    <w:name w:val="标题 5 字符"/>
-    <w:basedOn w:val="a0"/>
-    <w:link w:val="5"/>
-    <w:uiPriority w:val="9"/>
-    <w:semiHidden/>
-    <w:rsid w:val="009E35E6"/>
-    <w:rPr>
-      <w:rFonts w:eastAsiaTheme="majorEastAsia" w:cstheme="majorBidi"/>
-      <w:color w:val="2F5496" w:themeColor="accent1" w:themeShade="BF"/>
-      <w:lang w:val="en-GB"/>
-    </w:rPr>
-  </w:style>
-  <w:style w:type="character" w:customStyle="1" w:styleId="60">
-    <w:name w:val="标题 6 字符"/>
-    <w:basedOn w:val="a0"/>
-    <w:link w:val="6"/>
-    <w:uiPriority w:val="9"/>
-    <w:semiHidden/>
-    <w:rsid w:val="009E35E6"/>
-    <w:rPr>
-      <w:rFonts w:eastAsiaTheme="majorEastAsia" w:cstheme="majorBidi"/>
-      <w:i/>
-      <w:iCs/>
-      <w:color w:val="595959" w:themeColor="text1" w:themeTint="A6"/>
-      <w:lang w:val="en-GB"/>
-    </w:rPr>
-  </w:style>
-  <w:style w:type="character" w:customStyle="1" w:styleId="70">
-    <w:name w:val="标题 7 字符"/>
-    <w:basedOn w:val="a0"/>
-    <w:link w:val="7"/>
-    <w:uiPriority w:val="9"/>
-    <w:semiHidden/>
-    <w:rsid w:val="009E35E6"/>
-    <w:rPr>
-      <w:rFonts w:eastAsiaTheme="majorEastAsia" w:cstheme="majorBidi"/>
-      <w:color w:val="595959" w:themeColor="text1" w:themeTint="A6"/>
-      <w:lang w:val="en-GB"/>
-    </w:rPr>
-  </w:style>
-  <w:style w:type="character" w:customStyle="1" w:styleId="80">
-    <w:name w:val="标题 8 字符"/>
-    <w:basedOn w:val="a0"/>
-    <w:link w:val="8"/>
-    <w:uiPriority w:val="9"/>
-    <w:semiHidden/>
-    <w:rsid w:val="009E35E6"/>
-    <w:rPr>
-      <w:rFonts w:eastAsiaTheme="majorEastAsia" w:cstheme="majorBidi"/>
-      <w:i/>
-      <w:iCs/>
-      <w:color w:val="272727" w:themeColor="text1" w:themeTint="D8"/>
-      <w:lang w:val="en-GB"/>
-    </w:rPr>
-  </w:style>
-  <w:style w:type="character" w:customStyle="1" w:styleId="90">
-    <w:name w:val="标题 9 字符"/>
-    <w:basedOn w:val="a0"/>
-    <w:link w:val="9"/>
-    <w:uiPriority w:val="9"/>
-    <w:semiHidden/>
-    <w:rsid w:val="009E35E6"/>
-    <w:rPr>
-      <w:rFonts w:eastAsiaTheme="majorEastAsia" w:cstheme="majorBidi"/>
-      <w:color w:val="272727" w:themeColor="text1" w:themeTint="D8"/>
-      <w:lang w:val="en-GB"/>
-    </w:rPr>
-  </w:style>
-  <w:style w:type="paragraph" w:styleId="a3">
-    <w:name w:val="Title"/>
-    <w:basedOn w:val="a"/>
-    <w:next w:val="a"/>
-    <w:link w:val="a4"/>
-    <w:uiPriority w:val="10"/>
+  <w:style w:type="paragraph" w:styleId="14">
+    <w:name w:val="Subtitle"/>
+    <w:basedOn w:val="1"/>
+    <w:next w:val="1"/>
+    <w:link w:val="27"/>
     <w:qFormat/>
-    <w:rsid w:val="009E35E6"/>
+    <w:uiPriority w:val="11"/>
     <w:pPr>
-      <w:spacing w:after="80"/>
-      <w:contextualSpacing/>
-    </w:pPr>
-    <w:rPr>
-      <w:rFonts w:asciiTheme="majorHAnsi" w:eastAsiaTheme="majorEastAsia" w:hAnsiTheme="majorHAnsi" w:cstheme="majorBidi"/>
-      <w:spacing w:val="-10"/>
-      <w:kern w:val="28"/>
-      <w:sz w:val="56"/>
-      <w:szCs w:val="56"/>
-    </w:rPr>
-  </w:style>
-  <w:style w:type="character" w:customStyle="1" w:styleId="a4">
-    <w:name w:val="标题 字符"/>
-    <w:basedOn w:val="a0"/>
-    <w:link w:val="a3"/>
-    <w:uiPriority w:val="10"/>
-    <w:rsid w:val="009E35E6"/>
-    <w:rPr>
-      <w:rFonts w:asciiTheme="majorHAnsi" w:eastAsiaTheme="majorEastAsia" w:hAnsiTheme="majorHAnsi" w:cstheme="majorBidi"/>
-      <w:spacing w:val="-10"/>
-      <w:kern w:val="28"/>
-      <w:sz w:val="56"/>
-      <w:szCs w:val="56"/>
-      <w:lang w:val="en-GB"/>
-    </w:rPr>
-  </w:style>
-  <w:style w:type="paragraph" w:styleId="a5">
-    <w:name w:val="Subtitle"/>
-    <w:basedOn w:val="a"/>
-    <w:next w:val="a"/>
-    <w:link w:val="a6"/>
-    <w:uiPriority w:val="11"/>
-    <w:qFormat/>
-    <w:rsid w:val="009E35E6"/>
-    <w:pPr>
-      <w:numPr>
-        <w:ilvl w:val="1"/>
-      </w:numPr>
       <w:spacing w:after="160"/>
     </w:pPr>
     <w:rPr>
@@ -4862,14 +4978,220 @@
       <w:spacing w:val="15"/>
       <w:sz w:val="28"/>
       <w:szCs w:val="28"/>
+      <w14:textFill>
+        <w14:solidFill>
+          <w14:schemeClr w14:val="tx1">
+            <w14:lumMod w14:val="65000"/>
+            <w14:lumOff w14:val="35000"/>
+          </w14:schemeClr>
+        </w14:solidFill>
+      </w14:textFill>
     </w:rPr>
   </w:style>
-  <w:style w:type="character" w:customStyle="1" w:styleId="a6">
+  <w:style w:type="table" w:styleId="15">
+    <w:name w:val="Table Grid"/>
+    <w:basedOn w:val="12"/>
+    <w:uiPriority w:val="39"/>
+    <w:tblPr>
+      <w:tblBorders>
+        <w:top w:val="single" w:color="auto" w:sz="4" w:space="0"/>
+        <w:left w:val="single" w:color="auto" w:sz="4" w:space="0"/>
+        <w:bottom w:val="single" w:color="auto" w:sz="4" w:space="0"/>
+        <w:right w:val="single" w:color="auto" w:sz="4" w:space="0"/>
+        <w:insideH w:val="single" w:color="auto" w:sz="4" w:space="0"/>
+        <w:insideV w:val="single" w:color="auto" w:sz="4" w:space="0"/>
+      </w:tblBorders>
+    </w:tblPr>
+  </w:style>
+  <w:style w:type="paragraph" w:styleId="16">
+    <w:name w:val="Title"/>
+    <w:basedOn w:val="1"/>
+    <w:next w:val="1"/>
+    <w:link w:val="26"/>
+    <w:qFormat/>
+    <w:uiPriority w:val="10"/>
+    <w:pPr>
+      <w:spacing w:after="80"/>
+      <w:contextualSpacing/>
+    </w:pPr>
+    <w:rPr>
+      <w:rFonts w:asciiTheme="majorHAnsi" w:hAnsiTheme="majorHAnsi" w:eastAsiaTheme="majorEastAsia" w:cstheme="majorBidi"/>
+      <w:spacing w:val="-10"/>
+      <w:kern w:val="28"/>
+      <w:sz w:val="56"/>
+      <w:szCs w:val="56"/>
+    </w:rPr>
+  </w:style>
+  <w:style w:type="character" w:customStyle="1" w:styleId="17">
+    <w:name w:val="标题 1 字符"/>
+    <w:basedOn w:val="11"/>
+    <w:link w:val="2"/>
+    <w:uiPriority w:val="9"/>
+    <w:rPr>
+      <w:rFonts w:asciiTheme="majorHAnsi" w:hAnsiTheme="majorHAnsi" w:eastAsiaTheme="majorEastAsia" w:cstheme="majorBidi"/>
+      <w:color w:val="2F5597" w:themeColor="accent1" w:themeShade="BF"/>
+      <w:sz w:val="40"/>
+      <w:szCs w:val="40"/>
+      <w:lang w:val="en-GB"/>
+    </w:rPr>
+  </w:style>
+  <w:style w:type="character" w:customStyle="1" w:styleId="18">
+    <w:name w:val="标题 2 字符"/>
+    <w:basedOn w:val="11"/>
+    <w:link w:val="3"/>
+    <w:semiHidden/>
+    <w:uiPriority w:val="9"/>
+    <w:rPr>
+      <w:rFonts w:asciiTheme="majorHAnsi" w:hAnsiTheme="majorHAnsi" w:eastAsiaTheme="majorEastAsia" w:cstheme="majorBidi"/>
+      <w:color w:val="2F5597" w:themeColor="accent1" w:themeShade="BF"/>
+      <w:sz w:val="32"/>
+      <w:szCs w:val="32"/>
+      <w:lang w:val="en-GB"/>
+    </w:rPr>
+  </w:style>
+  <w:style w:type="character" w:customStyle="1" w:styleId="19">
+    <w:name w:val="标题 3 字符"/>
+    <w:basedOn w:val="11"/>
+    <w:link w:val="4"/>
+    <w:semiHidden/>
+    <w:uiPriority w:val="9"/>
+    <w:rPr>
+      <w:rFonts w:eastAsiaTheme="majorEastAsia" w:cstheme="majorBidi"/>
+      <w:color w:val="2F5597" w:themeColor="accent1" w:themeShade="BF"/>
+      <w:sz w:val="28"/>
+      <w:szCs w:val="28"/>
+      <w:lang w:val="en-GB"/>
+    </w:rPr>
+  </w:style>
+  <w:style w:type="character" w:customStyle="1" w:styleId="20">
+    <w:name w:val="标题 4 字符"/>
+    <w:basedOn w:val="11"/>
+    <w:link w:val="5"/>
+    <w:semiHidden/>
+    <w:uiPriority w:val="9"/>
+    <w:rPr>
+      <w:rFonts w:eastAsiaTheme="majorEastAsia" w:cstheme="majorBidi"/>
+      <w:i/>
+      <w:iCs/>
+      <w:color w:val="2F5597" w:themeColor="accent1" w:themeShade="BF"/>
+      <w:lang w:val="en-GB"/>
+    </w:rPr>
+  </w:style>
+  <w:style w:type="character" w:customStyle="1" w:styleId="21">
+    <w:name w:val="标题 5 字符"/>
+    <w:basedOn w:val="11"/>
+    <w:link w:val="6"/>
+    <w:semiHidden/>
+    <w:uiPriority w:val="9"/>
+    <w:rPr>
+      <w:rFonts w:eastAsiaTheme="majorEastAsia" w:cstheme="majorBidi"/>
+      <w:color w:val="2F5597" w:themeColor="accent1" w:themeShade="BF"/>
+      <w:lang w:val="en-GB"/>
+    </w:rPr>
+  </w:style>
+  <w:style w:type="character" w:customStyle="1" w:styleId="22">
+    <w:name w:val="标题 6 字符"/>
+    <w:basedOn w:val="11"/>
+    <w:link w:val="7"/>
+    <w:semiHidden/>
+    <w:uiPriority w:val="9"/>
+    <w:rPr>
+      <w:rFonts w:eastAsiaTheme="majorEastAsia" w:cstheme="majorBidi"/>
+      <w:i/>
+      <w:iCs/>
+      <w:color w:val="595959" w:themeColor="text1" w:themeTint="A6"/>
+      <w:lang w:val="en-GB"/>
+      <w14:textFill>
+        <w14:solidFill>
+          <w14:schemeClr w14:val="tx1">
+            <w14:lumMod w14:val="65000"/>
+            <w14:lumOff w14:val="35000"/>
+          </w14:schemeClr>
+        </w14:solidFill>
+      </w14:textFill>
+    </w:rPr>
+  </w:style>
+  <w:style w:type="character" w:customStyle="1" w:styleId="23">
+    <w:name w:val="标题 7 字符"/>
+    <w:basedOn w:val="11"/>
+    <w:link w:val="8"/>
+    <w:semiHidden/>
+    <w:uiPriority w:val="9"/>
+    <w:rPr>
+      <w:rFonts w:eastAsiaTheme="majorEastAsia" w:cstheme="majorBidi"/>
+      <w:color w:val="595959" w:themeColor="text1" w:themeTint="A6"/>
+      <w:lang w:val="en-GB"/>
+      <w14:textFill>
+        <w14:solidFill>
+          <w14:schemeClr w14:val="tx1">
+            <w14:lumMod w14:val="65000"/>
+            <w14:lumOff w14:val="35000"/>
+          </w14:schemeClr>
+        </w14:solidFill>
+      </w14:textFill>
+    </w:rPr>
+  </w:style>
+  <w:style w:type="character" w:customStyle="1" w:styleId="24">
+    <w:name w:val="标题 8 字符"/>
+    <w:basedOn w:val="11"/>
+    <w:link w:val="9"/>
+    <w:semiHidden/>
+    <w:uiPriority w:val="9"/>
+    <w:rPr>
+      <w:rFonts w:eastAsiaTheme="majorEastAsia" w:cstheme="majorBidi"/>
+      <w:i/>
+      <w:iCs/>
+      <w:color w:val="262626" w:themeColor="text1" w:themeTint="D9"/>
+      <w:lang w:val="en-GB"/>
+      <w14:textFill>
+        <w14:solidFill>
+          <w14:schemeClr w14:val="tx1">
+            <w14:lumMod w14:val="85000"/>
+            <w14:lumOff w14:val="15000"/>
+          </w14:schemeClr>
+        </w14:solidFill>
+      </w14:textFill>
+    </w:rPr>
+  </w:style>
+  <w:style w:type="character" w:customStyle="1" w:styleId="25">
+    <w:name w:val="标题 9 字符"/>
+    <w:basedOn w:val="11"/>
+    <w:link w:val="10"/>
+    <w:semiHidden/>
+    <w:uiPriority w:val="9"/>
+    <w:rPr>
+      <w:rFonts w:eastAsiaTheme="majorEastAsia" w:cstheme="majorBidi"/>
+      <w:color w:val="262626" w:themeColor="text1" w:themeTint="D9"/>
+      <w:lang w:val="en-GB"/>
+      <w14:textFill>
+        <w14:solidFill>
+          <w14:schemeClr w14:val="tx1">
+            <w14:lumMod w14:val="85000"/>
+            <w14:lumOff w14:val="15000"/>
+          </w14:schemeClr>
+        </w14:solidFill>
+      </w14:textFill>
+    </w:rPr>
+  </w:style>
+  <w:style w:type="character" w:customStyle="1" w:styleId="26">
+    <w:name w:val="标题 字符"/>
+    <w:basedOn w:val="11"/>
+    <w:link w:val="16"/>
+    <w:uiPriority w:val="10"/>
+    <w:rPr>
+      <w:rFonts w:asciiTheme="majorHAnsi" w:hAnsiTheme="majorHAnsi" w:eastAsiaTheme="majorEastAsia" w:cstheme="majorBidi"/>
+      <w:spacing w:val="-10"/>
+      <w:kern w:val="28"/>
+      <w:sz w:val="56"/>
+      <w:szCs w:val="56"/>
+      <w:lang w:val="en-GB"/>
+    </w:rPr>
+  </w:style>
+  <w:style w:type="character" w:customStyle="1" w:styleId="27">
     <w:name w:val="副标题 字符"/>
-    <w:basedOn w:val="a0"/>
-    <w:link w:val="a5"/>
+    <w:basedOn w:val="11"/>
+    <w:link w:val="14"/>
     <w:uiPriority w:val="11"/>
-    <w:rsid w:val="009E35E6"/>
     <w:rPr>
       <w:rFonts w:eastAsiaTheme="majorEastAsia" w:cstheme="majorBidi"/>
       <w:color w:val="595959" w:themeColor="text1" w:themeTint="A6"/>
@@ -4877,16 +5199,23 @@
       <w:sz w:val="28"/>
       <w:szCs w:val="28"/>
       <w:lang w:val="en-GB"/>
+      <w14:textFill>
+        <w14:solidFill>
+          <w14:schemeClr w14:val="tx1">
+            <w14:lumMod w14:val="65000"/>
+            <w14:lumOff w14:val="35000"/>
+          </w14:schemeClr>
+        </w14:solidFill>
+      </w14:textFill>
     </w:rPr>
   </w:style>
-  <w:style w:type="paragraph" w:styleId="a7">
+  <w:style w:type="paragraph" w:styleId="28">
     <w:name w:val="Quote"/>
-    <w:basedOn w:val="a"/>
-    <w:next w:val="a"/>
-    <w:link w:val="a8"/>
+    <w:basedOn w:val="1"/>
+    <w:next w:val="1"/>
+    <w:link w:val="29"/>
+    <w:qFormat/>
     <w:uiPriority w:val="29"/>
-    <w:qFormat/>
-    <w:rsid w:val="009E35E6"/>
     <w:pPr>
       <w:spacing w:before="160" w:after="160"/>
       <w:jc w:val="center"/>
@@ -4895,56 +5224,68 @@
       <w:i/>
       <w:iCs/>
       <w:color w:val="404040" w:themeColor="text1" w:themeTint="BF"/>
+      <w14:textFill>
+        <w14:solidFill>
+          <w14:schemeClr w14:val="tx1">
+            <w14:lumMod w14:val="75000"/>
+            <w14:lumOff w14:val="25000"/>
+          </w14:schemeClr>
+        </w14:solidFill>
+      </w14:textFill>
     </w:rPr>
   </w:style>
-  <w:style w:type="character" w:customStyle="1" w:styleId="a8">
+  <w:style w:type="character" w:customStyle="1" w:styleId="29">
     <w:name w:val="引用 字符"/>
-    <w:basedOn w:val="a0"/>
-    <w:link w:val="a7"/>
+    <w:basedOn w:val="11"/>
+    <w:link w:val="28"/>
     <w:uiPriority w:val="29"/>
-    <w:rsid w:val="009E35E6"/>
     <w:rPr>
       <w:i/>
       <w:iCs/>
       <w:color w:val="404040" w:themeColor="text1" w:themeTint="BF"/>
       <w:lang w:val="en-GB"/>
+      <w14:textFill>
+        <w14:solidFill>
+          <w14:schemeClr w14:val="tx1">
+            <w14:lumMod w14:val="75000"/>
+            <w14:lumOff w14:val="25000"/>
+          </w14:schemeClr>
+        </w14:solidFill>
+      </w14:textFill>
     </w:rPr>
   </w:style>
-  <w:style w:type="paragraph" w:styleId="a9">
+  <w:style w:type="paragraph" w:styleId="30">
     <w:name w:val="List Paragraph"/>
-    <w:basedOn w:val="a"/>
+    <w:basedOn w:val="1"/>
+    <w:qFormat/>
     <w:uiPriority w:val="34"/>
-    <w:qFormat/>
-    <w:rsid w:val="009E35E6"/>
     <w:pPr>
       <w:ind w:left="720"/>
       <w:contextualSpacing/>
     </w:pPr>
   </w:style>
-  <w:style w:type="character" w:styleId="aa">
+  <w:style w:type="character" w:customStyle="1" w:styleId="31">
     <w:name w:val="Intense Emphasis"/>
-    <w:basedOn w:val="a0"/>
+    <w:basedOn w:val="11"/>
+    <w:qFormat/>
     <w:uiPriority w:val="21"/>
-    <w:qFormat/>
-    <w:rsid w:val="009E35E6"/>
     <w:rPr>
       <w:i/>
       <w:iCs/>
-      <w:color w:val="2F5496" w:themeColor="accent1" w:themeShade="BF"/>
+      <w:color w:val="2F5597" w:themeColor="accent1" w:themeShade="BF"/>
     </w:rPr>
   </w:style>
-  <w:style w:type="paragraph" w:styleId="ab">
+  <w:style w:type="paragraph" w:styleId="32">
     <w:name w:val="Intense Quote"/>
-    <w:basedOn w:val="a"/>
-    <w:next w:val="a"/>
-    <w:link w:val="ac"/>
+    <w:basedOn w:val="1"/>
+    <w:next w:val="1"/>
+    <w:link w:val="33"/>
+    <w:qFormat/>
     <w:uiPriority w:val="30"/>
-    <w:qFormat/>
-    <w:rsid w:val="009E35E6"/>
     <w:pPr>
       <w:pBdr>
-        <w:top w:val="single" w:sz="4" w:space="10" w:color="2F5496" w:themeColor="accent1" w:themeShade="BF"/>
-        <w:bottom w:val="single" w:sz="4" w:space="10" w:color="2F5496" w:themeColor="accent1" w:themeShade="BF"/>
+        <w:top w:val="single" w:color="2F5496" w:themeColor="accent1" w:themeShade="BF" w:sz="4" w:space="10"/>
+        <w:bottom w:val="single" w:color="2F5496" w:themeColor="accent1" w:themeShade="BF" w:sz="4" w:space="10"/>
       </w:pBdr>
       <w:spacing w:before="360" w:after="360"/>
       <w:ind w:left="864" w:right="864"/>
@@ -4953,51 +5294,33 @@
     <w:rPr>
       <w:i/>
       <w:iCs/>
-      <w:color w:val="2F5496" w:themeColor="accent1" w:themeShade="BF"/>
+      <w:color w:val="2F5597" w:themeColor="accent1" w:themeShade="BF"/>
     </w:rPr>
   </w:style>
-  <w:style w:type="character" w:customStyle="1" w:styleId="ac">
+  <w:style w:type="character" w:customStyle="1" w:styleId="33">
     <w:name w:val="明显引用 字符"/>
-    <w:basedOn w:val="a0"/>
-    <w:link w:val="ab"/>
+    <w:basedOn w:val="11"/>
+    <w:link w:val="32"/>
     <w:uiPriority w:val="30"/>
-    <w:rsid w:val="009E35E6"/>
     <w:rPr>
       <w:i/>
       <w:iCs/>
-      <w:color w:val="2F5496" w:themeColor="accent1" w:themeShade="BF"/>
+      <w:color w:val="2F5597" w:themeColor="accent1" w:themeShade="BF"/>
       <w:lang w:val="en-GB"/>
     </w:rPr>
   </w:style>
-  <w:style w:type="character" w:styleId="ad">
+  <w:style w:type="character" w:customStyle="1" w:styleId="34">
     <w:name w:val="Intense Reference"/>
-    <w:basedOn w:val="a0"/>
+    <w:basedOn w:val="11"/>
+    <w:qFormat/>
     <w:uiPriority w:val="32"/>
-    <w:qFormat/>
-    <w:rsid w:val="009E35E6"/>
     <w:rPr>
       <w:b/>
       <w:bCs/>
       <w:smallCaps/>
-      <w:color w:val="2F5496" w:themeColor="accent1" w:themeShade="BF"/>
+      <w:color w:val="2F5597" w:themeColor="accent1" w:themeShade="BF"/>
       <w:spacing w:val="5"/>
     </w:rPr>
-  </w:style>
-  <w:style w:type="table" w:styleId="ae">
-    <w:name w:val="Table Grid"/>
-    <w:basedOn w:val="a1"/>
-    <w:uiPriority w:val="39"/>
-    <w:rsid w:val="00055995"/>
-    <w:tblPr>
-      <w:tblBorders>
-        <w:top w:val="single" w:sz="4" w:space="0" w:color="auto"/>
-        <w:left w:val="single" w:sz="4" w:space="0" w:color="auto"/>
-        <w:bottom w:val="single" w:sz="4" w:space="0" w:color="auto"/>
-        <w:right w:val="single" w:sz="4" w:space="0" w:color="auto"/>
-        <w:insideH w:val="single" w:sz="4" w:space="0" w:color="auto"/>
-        <w:insideV w:val="single" w:sz="4" w:space="0" w:color="auto"/>
-      </w:tblBorders>
-    </w:tblPr>
   </w:style>
 </w:styles>
 </file>
@@ -5045,7 +5368,7 @@
     </a:clrScheme>
     <a:fontScheme name="Office">
       <a:majorFont>
-        <a:latin typeface="Calibri Light" panose="020F0302020204030204"/>
+        <a:latin typeface="Calibri Light"/>
         <a:ea typeface=""/>
         <a:cs typeface=""/>
         <a:font script="Jpan" typeface="游ゴシック Light"/>
@@ -5078,26 +5401,9 @@
         <a:font script="Viet" typeface="Times New Roman"/>
         <a:font script="Uigh" typeface="Microsoft Uighur"/>
         <a:font script="Geor" typeface="Sylfaen"/>
-        <a:font script="Armn" typeface="Arial"/>
-        <a:font script="Bugi" typeface="Leelawadee UI"/>
-        <a:font script="Bopo" typeface="Microsoft JhengHei"/>
-        <a:font script="Java" typeface="Javanese Text"/>
-        <a:font script="Lisu" typeface="Segoe UI"/>
-        <a:font script="Mymr" typeface="Myanmar Text"/>
-        <a:font script="Nkoo" typeface="Ebrima"/>
-        <a:font script="Olck" typeface="Nirmala UI"/>
-        <a:font script="Osma" typeface="Ebrima"/>
-        <a:font script="Phag" typeface="Phagspa"/>
-        <a:font script="Syrn" typeface="Estrangelo Edessa"/>
-        <a:font script="Syrj" typeface="Estrangelo Edessa"/>
-        <a:font script="Syre" typeface="Estrangelo Edessa"/>
-        <a:font script="Sora" typeface="Nirmala UI"/>
-        <a:font script="Tale" typeface="Microsoft Tai Le"/>
-        <a:font script="Talu" typeface="Microsoft New Tai Lue"/>
-        <a:font script="Tfng" typeface="Ebrima"/>
       </a:majorFont>
       <a:minorFont>
-        <a:latin typeface="Calibri" panose="020F0502020204030204"/>
+        <a:latin typeface="Calibri"/>
         <a:ea typeface=""/>
         <a:cs typeface=""/>
         <a:font script="Jpan" typeface="游ゴシック"/>
@@ -5130,23 +5436,6 @@
         <a:font script="Viet" typeface="Arial"/>
         <a:font script="Uigh" typeface="Microsoft Uighur"/>
         <a:font script="Geor" typeface="Sylfaen"/>
-        <a:font script="Armn" typeface="Arial"/>
-        <a:font script="Bugi" typeface="Leelawadee UI"/>
-        <a:font script="Bopo" typeface="Microsoft JhengHei"/>
-        <a:font script="Java" typeface="Javanese Text"/>
-        <a:font script="Lisu" typeface="Segoe UI"/>
-        <a:font script="Mymr" typeface="Myanmar Text"/>
-        <a:font script="Nkoo" typeface="Ebrima"/>
-        <a:font script="Olck" typeface="Nirmala UI"/>
-        <a:font script="Osma" typeface="Ebrima"/>
-        <a:font script="Phag" typeface="Phagspa"/>
-        <a:font script="Syrn" typeface="Estrangelo Edessa"/>
-        <a:font script="Syrj" typeface="Estrangelo Edessa"/>
-        <a:font script="Syre" typeface="Estrangelo Edessa"/>
-        <a:font script="Sora" typeface="Nirmala UI"/>
-        <a:font script="Tale" typeface="Microsoft Tai Le"/>
-        <a:font script="Talu" typeface="Microsoft New Tai Lue"/>
-        <a:font script="Tfng" typeface="Ebrima"/>
       </a:minorFont>
     </a:fontScheme>
     <a:fmtScheme name="Office">
@@ -5288,11 +5577,5 @@
     </a:fmtScheme>
   </a:themeElements>
   <a:objectDefaults/>
-  <a:extraClrSchemeLst/>
-  <a:extLst>
-    <a:ext uri="{05A4C25C-085E-4340-85A3-A5531E510DB2}">
-      <thm15:themeFamily xmlns:thm15="http://schemas.microsoft.com/office/thememl/2012/main" name="Office Theme" id="{62F939B6-93AF-4DB8-9C6B-D6C7DFDC589F}" vid="{4A3C46E8-61CC-4603-A589-7422A47A8E4A}"/>
-    </a:ext>
-  </a:extLst>
 </a:theme>
 </file>
--- a/Contribution/Individual Contribution Statement.docx
+++ b/Contribution/Individual Contribution Statement.docx
@@ -1,6 +1,6 @@
 
 <file path=word/document.xml><?xml version="1.0" encoding="utf-8"?>
-<w:document xmlns:wpc="http://schemas.microsoft.com/office/word/2010/wordprocessingCanvas" xmlns:mc="http://schemas.openxmlformats.org/markup-compatibility/2006" xmlns:o="urn:schemas-microsoft-com:office:office" xmlns:r="http://schemas.openxmlformats.org/officeDocument/2006/relationships" xmlns:m="http://schemas.openxmlformats.org/officeDocument/2006/math" xmlns:v="urn:schemas-microsoft-com:vml" xmlns:wp14="http://schemas.microsoft.com/office/word/2010/wordprocessingDrawing" xmlns:wp="http://schemas.openxmlformats.org/drawingml/2006/wordprocessingDrawing" xmlns:w="http://schemas.openxmlformats.org/wordprocessingml/2006/main" xmlns:w14="http://schemas.microsoft.com/office/word/2010/wordml" xmlns:w10="urn:schemas-microsoft-com:office:word" xmlns:w15="http://schemas.microsoft.com/office/word/2012/wordml" xmlns:wpg="http://schemas.microsoft.com/office/word/2010/wordprocessingGroup" xmlns:wpi="http://schemas.microsoft.com/office/word/2010/wordprocessingInk" xmlns:wne="http://schemas.microsoft.com/office/word/2006/wordml" xmlns:wps="http://schemas.microsoft.com/office/word/2010/wordprocessingShape" xmlns:wpsCustomData="http://www.wps.cn/officeDocument/2013/wpsCustomData" mc:Ignorable="w14 w15 wp14">
+<w:document xmlns:wpc="http://schemas.microsoft.com/office/word/2010/wordprocessingCanvas" xmlns:cx="http://schemas.microsoft.com/office/drawing/2014/chartex" xmlns:cx1="http://schemas.microsoft.com/office/drawing/2015/9/8/chartex" xmlns:cx2="http://schemas.microsoft.com/office/drawing/2015/10/21/chartex" xmlns:cx3="http://schemas.microsoft.com/office/drawing/2016/5/9/chartex" xmlns:cx4="http://schemas.microsoft.com/office/drawing/2016/5/10/chartex" xmlns:cx5="http://schemas.microsoft.com/office/drawing/2016/5/11/chartex" xmlns:cx6="http://schemas.microsoft.com/office/drawing/2016/5/12/chartex" xmlns:cx7="http://schemas.microsoft.com/office/drawing/2016/5/13/chartex" xmlns:cx8="http://schemas.microsoft.com/office/drawing/2016/5/14/chartex" xmlns:mc="http://schemas.openxmlformats.org/markup-compatibility/2006" xmlns:aink="http://schemas.microsoft.com/office/drawing/2016/ink" xmlns:am3d="http://schemas.microsoft.com/office/drawing/2017/model3d" xmlns:o="urn:schemas-microsoft-com:office:office" xmlns:oel="http://schemas.microsoft.com/office/2019/extlst" xmlns:r="http://schemas.openxmlformats.org/officeDocument/2006/relationships" xmlns:m="http://schemas.openxmlformats.org/officeDocument/2006/math" xmlns:v="urn:schemas-microsoft-com:vml" xmlns:wp14="http://schemas.microsoft.com/office/word/2010/wordprocessingDrawing" xmlns:wp="http://schemas.openxmlformats.org/drawingml/2006/wordprocessingDrawing" xmlns:w10="urn:schemas-microsoft-com:office:word" xmlns:w="http://schemas.openxmlformats.org/wordprocessingml/2006/main" xmlns:w14="http://schemas.microsoft.com/office/word/2010/wordml" xmlns:w15="http://schemas.microsoft.com/office/word/2012/wordml" xmlns:w16cex="http://schemas.microsoft.com/office/word/2018/wordml/cex" xmlns:w16cid="http://schemas.microsoft.com/office/word/2016/wordml/cid" xmlns:w16="http://schemas.microsoft.com/office/word/2018/wordml" xmlns:w16du="http://schemas.microsoft.com/office/word/2023/wordml/word16du" xmlns:w16sdtdh="http://schemas.microsoft.com/office/word/2020/wordml/sdtdatahash" xmlns:w16sdtfl="http://schemas.microsoft.com/office/word/2024/wordml/sdtformatlock" xmlns:w16se="http://schemas.microsoft.com/office/word/2015/wordml/symex" xmlns:wpg="http://schemas.microsoft.com/office/word/2010/wordprocessingGroup" xmlns:wpi="http://schemas.microsoft.com/office/word/2010/wordprocessingInk" xmlns:wne="http://schemas.microsoft.com/office/word/2006/wordml" xmlns:wps="http://schemas.microsoft.com/office/word/2010/wordprocessingShape" mc:Ignorable="w14 w15 w16se w16cid w16 w16cex w16sdtdh w16sdtfl w16du wp14">
   <w:body>
     <w:p>
       <w:pPr>
@@ -59,35 +59,20 @@
     </w:p>
     <w:tbl>
       <w:tblPr>
-        <w:tblStyle w:val="15"/>
+        <w:tblStyle w:val="a6"/>
         <w:tblW w:w="10060" w:type="dxa"/>
-        <w:tblInd w:w="0" w:type="dxa"/>
-        <w:tblBorders>
-          <w:top w:val="single" w:color="auto" w:sz="4" w:space="0"/>
-          <w:left w:val="single" w:color="auto" w:sz="4" w:space="0"/>
-          <w:bottom w:val="single" w:color="auto" w:sz="4" w:space="0"/>
-          <w:right w:val="single" w:color="auto" w:sz="4" w:space="0"/>
-          <w:insideH w:val="single" w:color="auto" w:sz="4" w:space="0"/>
-          <w:insideV w:val="single" w:color="auto" w:sz="4" w:space="0"/>
-        </w:tblBorders>
-        <w:tblLayout w:type="autofit"/>
-        <w:tblCellMar>
-          <w:top w:w="0" w:type="dxa"/>
-          <w:left w:w="108" w:type="dxa"/>
-          <w:bottom w:w="0" w:type="dxa"/>
-          <w:right w:w="108" w:type="dxa"/>
-        </w:tblCellMar>
+        <w:tblLook w:val="04A0" w:firstRow="1" w:lastRow="0" w:firstColumn="1" w:lastColumn="0" w:noHBand="0" w:noVBand="1"/>
       </w:tblPr>
       <w:tblGrid>
-        <w:gridCol w:w="1890"/>
+        <w:gridCol w:w="1891"/>
         <w:gridCol w:w="1598"/>
         <w:gridCol w:w="1597"/>
         <w:gridCol w:w="1596"/>
-        <w:gridCol w:w="3379"/>
+        <w:gridCol w:w="3378"/>
       </w:tblGrid>
       <w:tr>
         <w:trPr>
-          <w:trHeight w:val="549" w:hRule="atLeast"/>
+          <w:trHeight w:val="549"/>
         </w:trPr>
         <w:tc>
           <w:tcPr>
@@ -129,13 +114,23 @@
                 <w:bCs/>
               </w:rPr>
             </w:pPr>
+            <w:proofErr w:type="spellStart"/>
             <w:r>
               <w:rPr>
                 <w:rFonts w:ascii="Times New Roman" w:hAnsi="Times New Roman" w:cs="Times New Roman"/>
                 <w:b/>
                 <w:bCs/>
               </w:rPr>
-              <w:t>Haixiao Yang</w:t>
+              <w:t>Haixiao</w:t>
+            </w:r>
+            <w:proofErr w:type="spellEnd"/>
+            <w:r>
+              <w:rPr>
+                <w:rFonts w:ascii="Times New Roman" w:hAnsi="Times New Roman" w:cs="Times New Roman"/>
+                <w:b/>
+                <w:bCs/>
+              </w:rPr>
+              <w:t xml:space="preserve"> Yang</w:t>
             </w:r>
           </w:p>
         </w:tc>
@@ -217,7 +212,7 @@
       </w:tr>
       <w:tr>
         <w:trPr>
-          <w:trHeight w:val="641" w:hRule="atLeast"/>
+          <w:trHeight w:val="641"/>
         </w:trPr>
         <w:tc>
           <w:tcPr>
@@ -226,7 +221,7 @@
           </w:tcPr>
           <w:p>
             <w:pPr>
-              <w:pStyle w:val="30"/>
+              <w:pStyle w:val="ab"/>
               <w:numPr>
                 <w:ilvl w:val="0"/>
                 <w:numId w:val="1"/>
@@ -236,6 +231,7 @@
               </w:rPr>
             </w:pPr>
             <w:bookmarkStart w:id="0" w:name="_Hlk225615480"/>
+            <w:proofErr w:type="gramStart"/>
             <w:r>
               <w:rPr>
                 <w:rFonts w:ascii="Times New Roman" w:hAnsi="Times New Roman" w:cs="Times New Roman"/>
@@ -244,9 +240,16 @@
             </w:r>
             <w:r>
               <w:rPr>
-                <w:rFonts w:hint="eastAsia" w:ascii="Times New Roman" w:hAnsi="Times New Roman" w:cs="Times New Roman"/>
-              </w:rPr>
-              <w:t>(25/100)</w:t>
+                <w:rFonts w:ascii="Times New Roman" w:hAnsi="Times New Roman" w:cs="Times New Roman" w:hint="eastAsia"/>
+              </w:rPr>
+              <w:t>(</w:t>
+            </w:r>
+            <w:proofErr w:type="gramEnd"/>
+            <w:r>
+              <w:rPr>
+                <w:rFonts w:ascii="Times New Roman" w:hAnsi="Times New Roman" w:cs="Times New Roman" w:hint="eastAsia"/>
+              </w:rPr>
+              <w:t>25/100)</w:t>
             </w:r>
           </w:p>
         </w:tc>
@@ -264,7 +267,7 @@
             </w:pPr>
             <w:r>
               <w:rPr>
-                <w:rFonts w:hint="eastAsia" w:ascii="Times New Roman" w:hAnsi="Times New Roman" w:cs="Times New Roman"/>
+                <w:rFonts w:ascii="Times New Roman" w:hAnsi="Times New Roman" w:cs="Times New Roman" w:hint="eastAsia"/>
               </w:rPr>
               <w:t>40%</w:t>
             </w:r>
@@ -279,12 +282,12 @@
             <w:pPr>
               <w:jc w:val="center"/>
               <w:rPr>
-                <w:rFonts w:hint="eastAsia" w:ascii="Times New Roman" w:hAnsi="Times New Roman" w:cs="Times New Roman"/>
-              </w:rPr>
-            </w:pPr>
-            <w:r>
-              <w:rPr>
-                <w:rFonts w:hint="eastAsia" w:ascii="Times New Roman" w:hAnsi="Times New Roman" w:cs="Times New Roman"/>
+                <w:rFonts w:ascii="Times New Roman" w:hAnsi="Times New Roman" w:cs="Times New Roman"/>
+              </w:rPr>
+            </w:pPr>
+            <w:r>
+              <w:rPr>
+                <w:rFonts w:ascii="Times New Roman" w:hAnsi="Times New Roman" w:cs="Times New Roman" w:hint="eastAsia"/>
               </w:rPr>
               <w:t>10%</w:t>
             </w:r>
@@ -304,7 +307,7 @@
             </w:pPr>
             <w:r>
               <w:rPr>
-                <w:rFonts w:hint="eastAsia" w:ascii="Times New Roman" w:hAnsi="Times New Roman" w:cs="Times New Roman"/>
+                <w:rFonts w:ascii="Times New Roman" w:hAnsi="Times New Roman" w:cs="Times New Roman" w:hint="eastAsia"/>
               </w:rPr>
               <w:t>5</w:t>
             </w:r>
@@ -324,9 +327,10 @@
           <w:p>
             <w:pPr>
               <w:rPr>
-                <w:rFonts w:hint="eastAsia" w:ascii="Times New Roman" w:hAnsi="Times New Roman" w:cs="Times New Roman"/>
-              </w:rPr>
-            </w:pPr>
+                <w:rFonts w:ascii="Times New Roman" w:hAnsi="Times New Roman" w:cs="Times New Roman"/>
+              </w:rPr>
+            </w:pPr>
+            <w:proofErr w:type="spellStart"/>
             <w:r>
               <w:rPr>
                 <w:rFonts w:ascii="Times New Roman" w:hAnsi="Times New Roman" w:cs="Times New Roman"/>
@@ -335,16 +339,23 @@
             </w:r>
             <w:r>
               <w:rPr>
-                <w:rFonts w:hint="eastAsia" w:ascii="Times New Roman" w:hAnsi="Times New Roman" w:cs="Times New Roman"/>
-              </w:rPr>
-              <w:t>data understanding code and markdowns</w:t>
-            </w:r>
-          </w:p>
-          <w:p>
-            <w:pPr>
-              <w:rPr>
-                <w:rFonts w:hint="default" w:ascii="Times New Roman" w:hAnsi="Times New Roman" w:cs="Times New Roman" w:eastAsiaTheme="minorEastAsia"/>
-                <w:lang w:val="en-US" w:eastAsia="zh-CN"/>
+                <w:rFonts w:ascii="Times New Roman" w:hAnsi="Times New Roman" w:cs="Times New Roman" w:hint="eastAsia"/>
+              </w:rPr>
+              <w:t>data</w:t>
+            </w:r>
+            <w:proofErr w:type="spellEnd"/>
+            <w:r>
+              <w:rPr>
+                <w:rFonts w:ascii="Times New Roman" w:hAnsi="Times New Roman" w:cs="Times New Roman" w:hint="eastAsia"/>
+              </w:rPr>
+              <w:t xml:space="preserve"> understanding code and markdowns</w:t>
+            </w:r>
+          </w:p>
+          <w:p>
+            <w:pPr>
+              <w:rPr>
+                <w:rFonts w:ascii="Times New Roman" w:hAnsi="Times New Roman" w:cs="Times New Roman"/>
+                <w:lang w:val="en-US"/>
               </w:rPr>
             </w:pPr>
             <w:r>
@@ -355,7 +366,7 @@
             </w:r>
             <w:r>
               <w:rPr>
-                <w:rFonts w:hint="eastAsia" w:ascii="Times New Roman" w:hAnsi="Times New Roman" w:cs="Times New Roman"/>
+                <w:rFonts w:ascii="Times New Roman" w:hAnsi="Times New Roman" w:cs="Times New Roman" w:hint="eastAsia"/>
               </w:rPr>
               <w:t>group discussion</w:t>
             </w:r>
@@ -377,7 +388,7 @@
       </w:tr>
       <w:tr>
         <w:trPr>
-          <w:trHeight w:val="641" w:hRule="atLeast"/>
+          <w:trHeight w:val="641"/>
         </w:trPr>
         <w:tc>
           <w:tcPr>
@@ -386,7 +397,7 @@
           </w:tcPr>
           <w:p>
             <w:pPr>
-              <w:pStyle w:val="30"/>
+              <w:pStyle w:val="ab"/>
               <w:numPr>
                 <w:ilvl w:val="0"/>
                 <w:numId w:val="1"/>
@@ -395,6 +406,7 @@
                 <w:rFonts w:ascii="Times New Roman" w:hAnsi="Times New Roman" w:cs="Times New Roman"/>
               </w:rPr>
             </w:pPr>
+            <w:proofErr w:type="gramStart"/>
             <w:r>
               <w:rPr>
                 <w:rFonts w:ascii="Times New Roman" w:hAnsi="Times New Roman" w:cs="Times New Roman"/>
@@ -403,9 +415,16 @@
             </w:r>
             <w:r>
               <w:rPr>
-                <w:rFonts w:hint="eastAsia" w:ascii="Times New Roman" w:hAnsi="Times New Roman" w:cs="Times New Roman"/>
-              </w:rPr>
-              <w:t>(15/100)</w:t>
+                <w:rFonts w:ascii="Times New Roman" w:hAnsi="Times New Roman" w:cs="Times New Roman" w:hint="eastAsia"/>
+              </w:rPr>
+              <w:t>(</w:t>
+            </w:r>
+            <w:proofErr w:type="gramEnd"/>
+            <w:r>
+              <w:rPr>
+                <w:rFonts w:ascii="Times New Roman" w:hAnsi="Times New Roman" w:cs="Times New Roman" w:hint="eastAsia"/>
+              </w:rPr>
+              <w:t>15/100)</w:t>
             </w:r>
           </w:p>
         </w:tc>
@@ -418,12 +437,12 @@
             <w:pPr>
               <w:jc w:val="center"/>
               <w:rPr>
-                <w:rFonts w:hint="eastAsia" w:ascii="Times New Roman" w:hAnsi="Times New Roman" w:cs="Times New Roman"/>
-              </w:rPr>
-            </w:pPr>
-            <w:r>
-              <w:rPr>
-                <w:rFonts w:hint="eastAsia" w:ascii="Times New Roman" w:hAnsi="Times New Roman" w:cs="Times New Roman"/>
+                <w:rFonts w:ascii="Times New Roman" w:hAnsi="Times New Roman" w:cs="Times New Roman"/>
+              </w:rPr>
+            </w:pPr>
+            <w:r>
+              <w:rPr>
+                <w:rFonts w:ascii="Times New Roman" w:hAnsi="Times New Roman" w:cs="Times New Roman" w:hint="eastAsia"/>
               </w:rPr>
               <w:t>10%</w:t>
             </w:r>
@@ -443,7 +462,7 @@
             </w:pPr>
             <w:r>
               <w:rPr>
-                <w:rFonts w:hint="eastAsia" w:ascii="Times New Roman" w:hAnsi="Times New Roman" w:cs="Times New Roman"/>
+                <w:rFonts w:ascii="Times New Roman" w:hAnsi="Times New Roman" w:cs="Times New Roman" w:hint="eastAsia"/>
               </w:rPr>
               <w:t>40%</w:t>
             </w:r>
@@ -463,7 +482,7 @@
             </w:pPr>
             <w:r>
               <w:rPr>
-                <w:rFonts w:hint="eastAsia" w:ascii="Times New Roman" w:hAnsi="Times New Roman" w:cs="Times New Roman"/>
+                <w:rFonts w:ascii="Times New Roman" w:hAnsi="Times New Roman" w:cs="Times New Roman" w:hint="eastAsia"/>
               </w:rPr>
               <w:t>5</w:t>
             </w:r>
@@ -486,16 +505,24 @@
                 <w:rFonts w:ascii="Times New Roman" w:hAnsi="Times New Roman" w:cs="Times New Roman"/>
               </w:rPr>
             </w:pPr>
-            <w:r>
-              <w:rPr>
-                <w:rFonts w:ascii="Times New Roman" w:hAnsi="Times New Roman" w:cs="Times New Roman"/>
-              </w:rPr>
-              <w:t>Haixiao:</w:t>
+            <w:proofErr w:type="spellStart"/>
+            <w:r>
+              <w:rPr>
+                <w:rFonts w:ascii="Times New Roman" w:hAnsi="Times New Roman" w:cs="Times New Roman"/>
+              </w:rPr>
+              <w:t>Haixiao</w:t>
+            </w:r>
+            <w:proofErr w:type="spellEnd"/>
+            <w:r>
+              <w:rPr>
+                <w:rFonts w:ascii="Times New Roman" w:hAnsi="Times New Roman" w:cs="Times New Roman"/>
+              </w:rPr>
+              <w:t>:</w:t>
             </w:r>
             <w:bookmarkStart w:id="1" w:name="OLE_LINK3"/>
             <w:r>
               <w:rPr>
-                <w:rFonts w:hint="eastAsia" w:ascii="Times New Roman" w:hAnsi="Times New Roman" w:cs="Times New Roman"/>
+                <w:rFonts w:ascii="Times New Roman" w:hAnsi="Times New Roman" w:cs="Times New Roman" w:hint="eastAsia"/>
               </w:rPr>
               <w:t xml:space="preserve"> group discussion</w:t>
             </w:r>
@@ -504,8 +531,8 @@
           <w:p>
             <w:pPr>
               <w:rPr>
-                <w:rFonts w:hint="default" w:ascii="Times New Roman" w:hAnsi="Times New Roman" w:cs="Times New Roman" w:eastAsiaTheme="minorEastAsia"/>
-                <w:lang w:val="en-US" w:eastAsia="zh-CN"/>
+                <w:rFonts w:ascii="Times New Roman" w:hAnsi="Times New Roman" w:cs="Times New Roman"/>
+                <w:lang w:val="en-US"/>
               </w:rPr>
             </w:pPr>
             <w:r>
@@ -516,8 +543,8 @@
             </w:r>
             <w:r>
               <w:rPr>
-                <w:rFonts w:hint="eastAsia" w:ascii="Times New Roman" w:hAnsi="Times New Roman" w:cs="Times New Roman"/>
-                <w:lang w:val="en-US" w:eastAsia="zh-CN"/>
+                <w:rFonts w:ascii="Times New Roman" w:hAnsi="Times New Roman" w:cs="Times New Roman" w:hint="eastAsia"/>
+                <w:lang w:val="en-US"/>
               </w:rPr>
               <w:t>data cleaning code and markdowns</w:t>
             </w:r>
@@ -539,7 +566,7 @@
       </w:tr>
       <w:tr>
         <w:trPr>
-          <w:trHeight w:val="641" w:hRule="atLeast"/>
+          <w:trHeight w:val="641"/>
         </w:trPr>
         <w:tc>
           <w:tcPr>
@@ -548,7 +575,7 @@
           </w:tcPr>
           <w:p>
             <w:pPr>
-              <w:pStyle w:val="30"/>
+              <w:pStyle w:val="ab"/>
               <w:numPr>
                 <w:ilvl w:val="0"/>
                 <w:numId w:val="1"/>
@@ -567,11 +594,11 @@
               <w:rPr>
                 <w:rFonts w:ascii="Times New Roman" w:hAnsi="Times New Roman" w:cs="Times New Roman"/>
               </w:rPr>
-              <w:br w:type="textWrapping"/>
-            </w:r>
-            <w:r>
-              <w:rPr>
-                <w:rFonts w:hint="eastAsia" w:ascii="Times New Roman" w:hAnsi="Times New Roman" w:cs="Times New Roman"/>
+              <w:br/>
+            </w:r>
+            <w:r>
+              <w:rPr>
+                <w:rFonts w:ascii="Times New Roman" w:hAnsi="Times New Roman" w:cs="Times New Roman" w:hint="eastAsia"/>
               </w:rPr>
               <w:t>(15/100)</w:t>
             </w:r>
@@ -586,12 +613,12 @@
             <w:pPr>
               <w:jc w:val="center"/>
               <w:rPr>
-                <w:rFonts w:hint="eastAsia" w:ascii="Times New Roman" w:hAnsi="Times New Roman" w:cs="Times New Roman"/>
-              </w:rPr>
-            </w:pPr>
-            <w:r>
-              <w:rPr>
-                <w:rFonts w:hint="eastAsia" w:ascii="Times New Roman" w:hAnsi="Times New Roman" w:cs="Times New Roman"/>
+                <w:rFonts w:ascii="Times New Roman" w:hAnsi="Times New Roman" w:cs="Times New Roman"/>
+              </w:rPr>
+            </w:pPr>
+            <w:r>
+              <w:rPr>
+                <w:rFonts w:ascii="Times New Roman" w:hAnsi="Times New Roman" w:cs="Times New Roman" w:hint="eastAsia"/>
               </w:rPr>
               <w:t>80%</w:t>
             </w:r>
@@ -606,12 +633,12 @@
             <w:pPr>
               <w:jc w:val="center"/>
               <w:rPr>
-                <w:rFonts w:hint="eastAsia" w:ascii="Times New Roman" w:hAnsi="Times New Roman" w:cs="Times New Roman"/>
-              </w:rPr>
-            </w:pPr>
-            <w:r>
-              <w:rPr>
-                <w:rFonts w:hint="eastAsia" w:ascii="Times New Roman" w:hAnsi="Times New Roman" w:cs="Times New Roman"/>
+                <w:rFonts w:ascii="Times New Roman" w:hAnsi="Times New Roman" w:cs="Times New Roman"/>
+              </w:rPr>
+            </w:pPr>
+            <w:r>
+              <w:rPr>
+                <w:rFonts w:ascii="Times New Roman" w:hAnsi="Times New Roman" w:cs="Times New Roman" w:hint="eastAsia"/>
               </w:rPr>
               <w:t>10%</w:t>
             </w:r>
@@ -626,12 +653,12 @@
             <w:pPr>
               <w:jc w:val="center"/>
               <w:rPr>
-                <w:rFonts w:hint="eastAsia" w:ascii="Times New Roman" w:hAnsi="Times New Roman" w:cs="Times New Roman"/>
-              </w:rPr>
-            </w:pPr>
-            <w:r>
-              <w:rPr>
-                <w:rFonts w:hint="eastAsia" w:ascii="Times New Roman" w:hAnsi="Times New Roman" w:cs="Times New Roman"/>
+                <w:rFonts w:ascii="Times New Roman" w:hAnsi="Times New Roman" w:cs="Times New Roman"/>
+              </w:rPr>
+            </w:pPr>
+            <w:r>
+              <w:rPr>
+                <w:rFonts w:ascii="Times New Roman" w:hAnsi="Times New Roman" w:cs="Times New Roman" w:hint="eastAsia"/>
               </w:rPr>
               <w:t>10%</w:t>
             </w:r>
@@ -645,18 +672,26 @@
           <w:p>
             <w:pPr>
               <w:rPr>
-                <w:rFonts w:hint="eastAsia" w:ascii="Times New Roman" w:hAnsi="Times New Roman" w:cs="Times New Roman"/>
-              </w:rPr>
-            </w:pPr>
-            <w:r>
-              <w:rPr>
-                <w:rFonts w:ascii="Times New Roman" w:hAnsi="Times New Roman" w:cs="Times New Roman"/>
-              </w:rPr>
-              <w:t>Haixiao:</w:t>
-            </w:r>
-            <w:r>
-              <w:rPr>
-                <w:rFonts w:hint="eastAsia" w:ascii="Times New Roman" w:hAnsi="Times New Roman" w:cs="Times New Roman"/>
+                <w:rFonts w:ascii="Times New Roman" w:hAnsi="Times New Roman" w:cs="Times New Roman"/>
+              </w:rPr>
+            </w:pPr>
+            <w:proofErr w:type="spellStart"/>
+            <w:r>
+              <w:rPr>
+                <w:rFonts w:ascii="Times New Roman" w:hAnsi="Times New Roman" w:cs="Times New Roman"/>
+              </w:rPr>
+              <w:t>Haixiao</w:t>
+            </w:r>
+            <w:proofErr w:type="spellEnd"/>
+            <w:r>
+              <w:rPr>
+                <w:rFonts w:ascii="Times New Roman" w:hAnsi="Times New Roman" w:cs="Times New Roman"/>
+              </w:rPr>
+              <w:t>:</w:t>
+            </w:r>
+            <w:r>
+              <w:rPr>
+                <w:rFonts w:ascii="Times New Roman" w:hAnsi="Times New Roman" w:cs="Times New Roman" w:hint="eastAsia"/>
               </w:rPr>
               <w:t xml:space="preserve"> feature pairs code and markdowns</w:t>
             </w:r>
@@ -675,7 +710,7 @@
             </w:r>
             <w:r>
               <w:rPr>
-                <w:rFonts w:hint="eastAsia" w:ascii="Times New Roman" w:hAnsi="Times New Roman" w:cs="Times New Roman"/>
+                <w:rFonts w:ascii="Times New Roman" w:hAnsi="Times New Roman" w:cs="Times New Roman" w:hint="eastAsia"/>
               </w:rPr>
               <w:t>group discussion</w:t>
             </w:r>
@@ -694,7 +729,7 @@
             </w:r>
             <w:r>
               <w:rPr>
-                <w:rFonts w:hint="eastAsia" w:ascii="Times New Roman" w:hAnsi="Times New Roman" w:cs="Times New Roman"/>
+                <w:rFonts w:ascii="Times New Roman" w:hAnsi="Times New Roman" w:cs="Times New Roman" w:hint="eastAsia"/>
               </w:rPr>
               <w:t>group discussion</w:t>
             </w:r>
@@ -703,7 +738,7 @@
       </w:tr>
       <w:tr>
         <w:trPr>
-          <w:trHeight w:val="641" w:hRule="atLeast"/>
+          <w:trHeight w:val="641"/>
         </w:trPr>
         <w:tc>
           <w:tcPr>
@@ -712,7 +747,7 @@
           </w:tcPr>
           <w:p>
             <w:pPr>
-              <w:pStyle w:val="30"/>
+              <w:pStyle w:val="ab"/>
               <w:numPr>
                 <w:ilvl w:val="0"/>
                 <w:numId w:val="1"/>
@@ -731,11 +766,11 @@
               <w:rPr>
                 <w:rFonts w:ascii="Times New Roman" w:hAnsi="Times New Roman" w:cs="Times New Roman"/>
               </w:rPr>
-              <w:br w:type="textWrapping"/>
-            </w:r>
-            <w:r>
-              <w:rPr>
-                <w:rFonts w:hint="eastAsia" w:ascii="Times New Roman" w:hAnsi="Times New Roman" w:cs="Times New Roman"/>
+              <w:br/>
+            </w:r>
+            <w:r>
+              <w:rPr>
+                <w:rFonts w:ascii="Times New Roman" w:hAnsi="Times New Roman" w:cs="Times New Roman" w:hint="eastAsia"/>
               </w:rPr>
               <w:t>(15/100)</w:t>
             </w:r>
@@ -750,12 +785,12 @@
             <w:pPr>
               <w:jc w:val="center"/>
               <w:rPr>
-                <w:rFonts w:hint="eastAsia" w:ascii="Times New Roman" w:hAnsi="Times New Roman" w:cs="Times New Roman"/>
-              </w:rPr>
-            </w:pPr>
-            <w:r>
-              <w:rPr>
-                <w:rFonts w:hint="eastAsia" w:ascii="Times New Roman" w:hAnsi="Times New Roman" w:cs="Times New Roman"/>
+                <w:rFonts w:ascii="Times New Roman" w:hAnsi="Times New Roman" w:cs="Times New Roman"/>
+              </w:rPr>
+            </w:pPr>
+            <w:r>
+              <w:rPr>
+                <w:rFonts w:ascii="Times New Roman" w:hAnsi="Times New Roman" w:cs="Times New Roman" w:hint="eastAsia"/>
               </w:rPr>
               <w:t>10%</w:t>
             </w:r>
@@ -770,12 +805,12 @@
             <w:pPr>
               <w:jc w:val="center"/>
               <w:rPr>
-                <w:rFonts w:hint="eastAsia" w:ascii="Times New Roman" w:hAnsi="Times New Roman" w:cs="Times New Roman"/>
-              </w:rPr>
-            </w:pPr>
-            <w:r>
-              <w:rPr>
-                <w:rFonts w:hint="eastAsia" w:ascii="Times New Roman" w:hAnsi="Times New Roman" w:cs="Times New Roman"/>
+                <w:rFonts w:ascii="Times New Roman" w:hAnsi="Times New Roman" w:cs="Times New Roman"/>
+              </w:rPr>
+            </w:pPr>
+            <w:r>
+              <w:rPr>
+                <w:rFonts w:ascii="Times New Roman" w:hAnsi="Times New Roman" w:cs="Times New Roman" w:hint="eastAsia"/>
               </w:rPr>
               <w:t>80%</w:t>
             </w:r>
@@ -790,12 +825,12 @@
             <w:pPr>
               <w:jc w:val="center"/>
               <w:rPr>
-                <w:rFonts w:hint="eastAsia" w:ascii="Times New Roman" w:hAnsi="Times New Roman" w:cs="Times New Roman"/>
-              </w:rPr>
-            </w:pPr>
-            <w:r>
-              <w:rPr>
-                <w:rFonts w:hint="eastAsia" w:ascii="Times New Roman" w:hAnsi="Times New Roman" w:cs="Times New Roman"/>
+                <w:rFonts w:ascii="Times New Roman" w:hAnsi="Times New Roman" w:cs="Times New Roman"/>
+              </w:rPr>
+            </w:pPr>
+            <w:r>
+              <w:rPr>
+                <w:rFonts w:ascii="Times New Roman" w:hAnsi="Times New Roman" w:cs="Times New Roman" w:hint="eastAsia"/>
               </w:rPr>
               <w:t>10%</w:t>
             </w:r>
@@ -812,15 +847,23 @@
                 <w:rFonts w:ascii="Times New Roman" w:hAnsi="Times New Roman" w:cs="Times New Roman"/>
               </w:rPr>
             </w:pPr>
-            <w:r>
-              <w:rPr>
-                <w:rFonts w:ascii="Times New Roman" w:hAnsi="Times New Roman" w:cs="Times New Roman"/>
-              </w:rPr>
-              <w:t>Haixiao:</w:t>
-            </w:r>
-            <w:r>
-              <w:rPr>
-                <w:rFonts w:hint="eastAsia" w:ascii="Times New Roman" w:hAnsi="Times New Roman" w:cs="Times New Roman"/>
+            <w:proofErr w:type="spellStart"/>
+            <w:r>
+              <w:rPr>
+                <w:rFonts w:ascii="Times New Roman" w:hAnsi="Times New Roman" w:cs="Times New Roman"/>
+              </w:rPr>
+              <w:t>Haixiao</w:t>
+            </w:r>
+            <w:proofErr w:type="spellEnd"/>
+            <w:r>
+              <w:rPr>
+                <w:rFonts w:ascii="Times New Roman" w:hAnsi="Times New Roman" w:cs="Times New Roman"/>
+              </w:rPr>
+              <w:t>:</w:t>
+            </w:r>
+            <w:r>
+              <w:rPr>
+                <w:rFonts w:ascii="Times New Roman" w:hAnsi="Times New Roman" w:cs="Times New Roman" w:hint="eastAsia"/>
               </w:rPr>
               <w:t xml:space="preserve"> group discussion</w:t>
             </w:r>
@@ -828,8 +871,8 @@
           <w:p>
             <w:pPr>
               <w:rPr>
-                <w:rFonts w:hint="default" w:ascii="Times New Roman" w:hAnsi="Times New Roman" w:cs="Times New Roman" w:eastAsiaTheme="minorEastAsia"/>
-                <w:lang w:val="en-US" w:eastAsia="zh-CN"/>
+                <w:rFonts w:ascii="Times New Roman" w:hAnsi="Times New Roman" w:cs="Times New Roman"/>
+                <w:lang w:val="en-US"/>
               </w:rPr>
             </w:pPr>
             <w:r>
@@ -840,8 +883,8 @@
             </w:r>
             <w:r>
               <w:rPr>
-                <w:rFonts w:hint="eastAsia" w:ascii="Times New Roman" w:hAnsi="Times New Roman" w:cs="Times New Roman"/>
-                <w:lang w:val="en-US" w:eastAsia="zh-CN"/>
+                <w:rFonts w:ascii="Times New Roman" w:hAnsi="Times New Roman" w:cs="Times New Roman" w:hint="eastAsia"/>
+                <w:lang w:val="en-US"/>
               </w:rPr>
               <w:t>new features code and markdowns</w:t>
             </w:r>
@@ -852,6 +895,8 @@
                 <w:rFonts w:ascii="Times New Roman" w:hAnsi="Times New Roman" w:cs="Times New Roman"/>
               </w:rPr>
             </w:pPr>
+            <w:proofErr w:type="spellStart"/>
+            <w:proofErr w:type="gramStart"/>
             <w:r>
               <w:rPr>
                 <w:rFonts w:ascii="Times New Roman" w:hAnsi="Times New Roman" w:cs="Times New Roman"/>
@@ -860,16 +905,24 @@
             </w:r>
             <w:r>
               <w:rPr>
-                <w:rFonts w:hint="eastAsia" w:ascii="Times New Roman" w:hAnsi="Times New Roman" w:cs="Times New Roman"/>
-              </w:rPr>
-              <w:t>group discussion</w:t>
+                <w:rFonts w:ascii="Times New Roman" w:hAnsi="Times New Roman" w:cs="Times New Roman" w:hint="eastAsia"/>
+              </w:rPr>
+              <w:t>group</w:t>
+            </w:r>
+            <w:proofErr w:type="spellEnd"/>
+            <w:proofErr w:type="gramEnd"/>
+            <w:r>
+              <w:rPr>
+                <w:rFonts w:ascii="Times New Roman" w:hAnsi="Times New Roman" w:cs="Times New Roman" w:hint="eastAsia"/>
+              </w:rPr>
+              <w:t xml:space="preserve"> discussion</w:t>
             </w:r>
           </w:p>
         </w:tc>
       </w:tr>
       <w:tr>
         <w:trPr>
-          <w:trHeight w:val="641" w:hRule="atLeast"/>
+          <w:trHeight w:val="641"/>
         </w:trPr>
         <w:tc>
           <w:tcPr>
@@ -878,7 +931,7 @@
           </w:tcPr>
           <w:p>
             <w:pPr>
-              <w:pStyle w:val="30"/>
+              <w:pStyle w:val="ab"/>
               <w:numPr>
                 <w:ilvl w:val="0"/>
                 <w:numId w:val="1"/>
@@ -897,11 +950,11 @@
               <w:rPr>
                 <w:rFonts w:ascii="Times New Roman" w:hAnsi="Times New Roman" w:cs="Times New Roman"/>
               </w:rPr>
-              <w:br w:type="textWrapping"/>
-            </w:r>
-            <w:r>
-              <w:rPr>
-                <w:rFonts w:hint="eastAsia" w:ascii="Times New Roman" w:hAnsi="Times New Roman" w:cs="Times New Roman"/>
+              <w:br/>
+            </w:r>
+            <w:r>
+              <w:rPr>
+                <w:rFonts w:ascii="Times New Roman" w:hAnsi="Times New Roman" w:cs="Times New Roman" w:hint="eastAsia"/>
               </w:rPr>
               <w:t>(30/100)</w:t>
             </w:r>
@@ -921,7 +974,7 @@
             </w:pPr>
             <w:r>
               <w:rPr>
-                <w:rFonts w:hint="eastAsia" w:ascii="Times New Roman" w:hAnsi="Times New Roman" w:cs="Times New Roman"/>
+                <w:rFonts w:ascii="Times New Roman" w:hAnsi="Times New Roman" w:cs="Times New Roman" w:hint="eastAsia"/>
               </w:rPr>
               <w:t>35%</w:t>
             </w:r>
@@ -936,12 +989,12 @@
             <w:pPr>
               <w:jc w:val="center"/>
               <w:rPr>
-                <w:rFonts w:hint="eastAsia" w:ascii="Times New Roman" w:hAnsi="Times New Roman" w:cs="Times New Roman"/>
-              </w:rPr>
-            </w:pPr>
-            <w:r>
-              <w:rPr>
-                <w:rFonts w:hint="eastAsia" w:ascii="Times New Roman" w:hAnsi="Times New Roman" w:cs="Times New Roman"/>
+                <w:rFonts w:ascii="Times New Roman" w:hAnsi="Times New Roman" w:cs="Times New Roman"/>
+              </w:rPr>
+            </w:pPr>
+            <w:r>
+              <w:rPr>
+                <w:rFonts w:ascii="Times New Roman" w:hAnsi="Times New Roman" w:cs="Times New Roman" w:hint="eastAsia"/>
               </w:rPr>
               <w:t>35%</w:t>
             </w:r>
@@ -975,27 +1028,63 @@
           <w:p>
             <w:pPr>
               <w:rPr>
-                <w:rFonts w:hint="eastAsia" w:ascii="Times New Roman" w:hAnsi="Times New Roman" w:cs="Times New Roman"/>
-              </w:rPr>
-            </w:pPr>
-            <w:r>
-              <w:rPr>
-                <w:rFonts w:ascii="Times New Roman" w:hAnsi="Times New Roman" w:cs="Times New Roman"/>
-              </w:rPr>
-              <w:t>Haixiao:</w:t>
-            </w:r>
-            <w:r>
-              <w:rPr>
-                <w:rFonts w:hint="eastAsia" w:ascii="Times New Roman" w:hAnsi="Times New Roman" w:cs="Times New Roman"/>
-              </w:rPr>
-              <w:t xml:space="preserve"> train-validation date split , RidgeCV and test data processing.</w:t>
-            </w:r>
-          </w:p>
-          <w:p>
-            <w:pPr>
-              <w:rPr>
-                <w:rFonts w:hint="default" w:ascii="Times New Roman" w:hAnsi="Times New Roman" w:cs="Times New Roman"/>
-                <w:lang w:val="en-US" w:eastAsia="zh-CN"/>
+                <w:rFonts w:ascii="Times New Roman" w:hAnsi="Times New Roman" w:cs="Times New Roman"/>
+              </w:rPr>
+            </w:pPr>
+            <w:proofErr w:type="spellStart"/>
+            <w:r>
+              <w:rPr>
+                <w:rFonts w:ascii="Times New Roman" w:hAnsi="Times New Roman" w:cs="Times New Roman"/>
+              </w:rPr>
+              <w:t>Haixiao</w:t>
+            </w:r>
+            <w:proofErr w:type="spellEnd"/>
+            <w:r>
+              <w:rPr>
+                <w:rFonts w:ascii="Times New Roman" w:hAnsi="Times New Roman" w:cs="Times New Roman"/>
+              </w:rPr>
+              <w:t>:</w:t>
+            </w:r>
+            <w:r>
+              <w:rPr>
+                <w:rFonts w:ascii="Times New Roman" w:hAnsi="Times New Roman" w:cs="Times New Roman" w:hint="eastAsia"/>
+              </w:rPr>
+              <w:t xml:space="preserve"> train-validation date </w:t>
+            </w:r>
+            <w:proofErr w:type="gramStart"/>
+            <w:r>
+              <w:rPr>
+                <w:rFonts w:ascii="Times New Roman" w:hAnsi="Times New Roman" w:cs="Times New Roman" w:hint="eastAsia"/>
+              </w:rPr>
+              <w:t>split ,</w:t>
+            </w:r>
+            <w:proofErr w:type="gramEnd"/>
+            <w:r>
+              <w:rPr>
+                <w:rFonts w:ascii="Times New Roman" w:hAnsi="Times New Roman" w:cs="Times New Roman" w:hint="eastAsia"/>
+              </w:rPr>
+              <w:t xml:space="preserve"> </w:t>
+            </w:r>
+            <w:proofErr w:type="spellStart"/>
+            <w:r>
+              <w:rPr>
+                <w:rFonts w:ascii="Times New Roman" w:hAnsi="Times New Roman" w:cs="Times New Roman" w:hint="eastAsia"/>
+              </w:rPr>
+              <w:t>RidgeCV</w:t>
+            </w:r>
+            <w:proofErr w:type="spellEnd"/>
+            <w:r>
+              <w:rPr>
+                <w:rFonts w:ascii="Times New Roman" w:hAnsi="Times New Roman" w:cs="Times New Roman" w:hint="eastAsia"/>
+              </w:rPr>
+              <w:t xml:space="preserve"> and test data processing.</w:t>
+            </w:r>
+          </w:p>
+          <w:p>
+            <w:pPr>
+              <w:rPr>
+                <w:rFonts w:ascii="Times New Roman" w:hAnsi="Times New Roman" w:cs="Times New Roman"/>
+                <w:lang w:val="en-US"/>
               </w:rPr>
             </w:pPr>
             <w:r>
@@ -1004,12 +1093,21 @@
               </w:rPr>
               <w:t xml:space="preserve">Xiaoli: </w:t>
             </w:r>
-            <w:r>
-              <w:rPr>
-                <w:rFonts w:hint="eastAsia" w:ascii="Times New Roman" w:hAnsi="Times New Roman" w:cs="Times New Roman"/>
-                <w:lang w:val="en-US" w:eastAsia="zh-CN"/>
-              </w:rPr>
-              <w:t>Random forest, Pipeline</w:t>
+            <w:proofErr w:type="gramStart"/>
+            <w:r>
+              <w:rPr>
+                <w:rFonts w:ascii="Times New Roman" w:hAnsi="Times New Roman" w:cs="Times New Roman" w:hint="eastAsia"/>
+                <w:lang w:val="en-US"/>
+              </w:rPr>
+              <w:t>Random forest</w:t>
+            </w:r>
+            <w:proofErr w:type="gramEnd"/>
+            <w:r>
+              <w:rPr>
+                <w:rFonts w:ascii="Times New Roman" w:hAnsi="Times New Roman" w:cs="Times New Roman" w:hint="eastAsia"/>
+                <w:lang w:val="en-US"/>
+              </w:rPr>
+              <w:t>, Pipeline</w:t>
             </w:r>
           </w:p>
           <w:p>
@@ -1030,7 +1128,7 @@
       <w:bookmarkEnd w:id="0"/>
       <w:tr>
         <w:trPr>
-          <w:trHeight w:val="641" w:hRule="atLeast"/>
+          <w:trHeight w:val="641"/>
         </w:trPr>
         <w:tc>
           <w:tcPr>
@@ -1064,14 +1162,14 @@
             <w:pPr>
               <w:jc w:val="center"/>
               <w:rPr>
-                <w:rFonts w:hint="eastAsia" w:ascii="Times New Roman" w:hAnsi="Times New Roman" w:cs="Times New Roman"/>
+                <w:rFonts w:ascii="Times New Roman" w:hAnsi="Times New Roman" w:cs="Times New Roman"/>
                 <w:b/>
                 <w:bCs/>
               </w:rPr>
             </w:pPr>
             <w:r>
               <w:rPr>
-                <w:rFonts w:hint="eastAsia" w:ascii="Times New Roman" w:hAnsi="Times New Roman" w:cs="Times New Roman"/>
+                <w:rFonts w:ascii="Times New Roman" w:hAnsi="Times New Roman" w:cs="Times New Roman" w:hint="eastAsia"/>
                 <w:b/>
                 <w:bCs/>
               </w:rPr>
@@ -1088,14 +1186,14 @@
             <w:pPr>
               <w:jc w:val="center"/>
               <w:rPr>
-                <w:rFonts w:hint="eastAsia" w:ascii="Times New Roman" w:hAnsi="Times New Roman" w:cs="Times New Roman"/>
+                <w:rFonts w:ascii="Times New Roman" w:hAnsi="Times New Roman" w:cs="Times New Roman"/>
                 <w:b/>
                 <w:bCs/>
               </w:rPr>
             </w:pPr>
             <w:r>
               <w:rPr>
-                <w:rFonts w:hint="eastAsia" w:ascii="Times New Roman" w:hAnsi="Times New Roman" w:cs="Times New Roman"/>
+                <w:rFonts w:ascii="Times New Roman" w:hAnsi="Times New Roman" w:cs="Times New Roman" w:hint="eastAsia"/>
                 <w:b/>
                 <w:bCs/>
               </w:rPr>
@@ -1112,14 +1210,14 @@
             <w:pPr>
               <w:jc w:val="center"/>
               <w:rPr>
-                <w:rFonts w:hint="eastAsia" w:ascii="Times New Roman" w:hAnsi="Times New Roman" w:cs="Times New Roman"/>
+                <w:rFonts w:ascii="Times New Roman" w:hAnsi="Times New Roman" w:cs="Times New Roman"/>
                 <w:b/>
                 <w:bCs/>
               </w:rPr>
             </w:pPr>
             <w:r>
               <w:rPr>
-                <w:rFonts w:hint="eastAsia" w:ascii="Times New Roman" w:hAnsi="Times New Roman" w:cs="Times New Roman"/>
+                <w:rFonts w:ascii="Times New Roman" w:hAnsi="Times New Roman" w:cs="Times New Roman" w:hint="eastAsia"/>
                 <w:b/>
                 <w:bCs/>
               </w:rPr>
@@ -1187,7 +1285,7 @@
       </w:r>
       <w:r>
         <w:rPr>
-          <w:rFonts w:hint="eastAsia" w:ascii="Times New Roman" w:hAnsi="Times New Roman" w:cs="Times New Roman"/>
+          <w:rFonts w:ascii="Times New Roman" w:hAnsi="Times New Roman" w:cs="Times New Roman" w:hint="eastAsia"/>
           <w:b/>
           <w:bCs/>
           <w:u w:val="single"/>
@@ -1215,24 +1313,9 @@
     </w:p>
     <w:tbl>
       <w:tblPr>
-        <w:tblStyle w:val="15"/>
+        <w:tblStyle w:val="a6"/>
         <w:tblW w:w="10049" w:type="dxa"/>
-        <w:tblInd w:w="0" w:type="dxa"/>
-        <w:tblBorders>
-          <w:top w:val="single" w:color="auto" w:sz="4" w:space="0"/>
-          <w:left w:val="single" w:color="auto" w:sz="4" w:space="0"/>
-          <w:bottom w:val="single" w:color="auto" w:sz="4" w:space="0"/>
-          <w:right w:val="single" w:color="auto" w:sz="4" w:space="0"/>
-          <w:insideH w:val="single" w:color="auto" w:sz="4" w:space="0"/>
-          <w:insideV w:val="single" w:color="auto" w:sz="4" w:space="0"/>
-        </w:tblBorders>
-        <w:tblLayout w:type="autofit"/>
-        <w:tblCellMar>
-          <w:top w:w="0" w:type="dxa"/>
-          <w:left w:w="108" w:type="dxa"/>
-          <w:bottom w:w="0" w:type="dxa"/>
-          <w:right w:w="108" w:type="dxa"/>
-        </w:tblCellMar>
+        <w:tblLook w:val="04A0" w:firstRow="1" w:lastRow="0" w:firstColumn="1" w:lastColumn="0" w:noHBand="0" w:noVBand="1"/>
       </w:tblPr>
       <w:tblGrid>
         <w:gridCol w:w="2122"/>
@@ -1241,7 +1324,7 @@
       </w:tblGrid>
       <w:tr>
         <w:trPr>
-          <w:trHeight w:val="396" w:hRule="atLeast"/>
+          <w:trHeight w:val="396"/>
         </w:trPr>
         <w:tc>
           <w:tcPr>
@@ -1265,14 +1348,34 @@
                 <w:bCs/>
                 <w:lang w:val="en-US"/>
               </w:rPr>
-              <w:t>Name: Haixiao Yang</w:t>
+              <w:t xml:space="preserve">Name: </w:t>
+            </w:r>
+            <w:proofErr w:type="spellStart"/>
+            <w:r>
+              <w:rPr>
+                <w:rFonts w:ascii="Times New Roman" w:hAnsi="Times New Roman" w:cs="Times New Roman"/>
+                <w:b/>
+                <w:bCs/>
+                <w:lang w:val="en-US"/>
+              </w:rPr>
+              <w:t>Haixiao</w:t>
+            </w:r>
+            <w:proofErr w:type="spellEnd"/>
+            <w:r>
+              <w:rPr>
+                <w:rFonts w:ascii="Times New Roman" w:hAnsi="Times New Roman" w:cs="Times New Roman"/>
+                <w:b/>
+                <w:bCs/>
+                <w:lang w:val="en-US"/>
+              </w:rPr>
+              <w:t xml:space="preserve"> Yang</w:t>
             </w:r>
           </w:p>
         </w:tc>
       </w:tr>
       <w:tr>
         <w:trPr>
-          <w:trHeight w:val="396" w:hRule="atLeast"/>
+          <w:trHeight w:val="396"/>
         </w:trPr>
         <w:tc>
           <w:tcPr>
@@ -1358,16 +1461,17 @@
       </w:tr>
       <w:tr>
         <w:trPr>
-          <w:trHeight w:val="309" w:hRule="atLeast"/>
+          <w:trHeight w:val="309"/>
         </w:trPr>
         <w:tc>
           <w:tcPr>
             <w:tcW w:w="2122" w:type="dxa"/>
-            <w:vAlign w:val="center"/>
-          </w:tcPr>
-          <w:p>
-            <w:pPr>
-              <w:pStyle w:val="30"/>
+            <w:vMerge w:val="restart"/>
+            <w:vAlign w:val="center"/>
+          </w:tcPr>
+          <w:p>
+            <w:pPr>
+              <w:pStyle w:val="ab"/>
               <w:numPr>
                 <w:ilvl w:val="0"/>
                 <w:numId w:val="2"/>
@@ -1404,15 +1508,9 @@
             </w:r>
             <w:r>
               <w:rPr>
-                <w:rFonts w:hint="eastAsia" w:ascii="Times New Roman" w:hAnsi="Times New Roman" w:cs="Times New Roman"/>
-              </w:rPr>
-              <w:t xml:space="preserve">mplement data understanding code and </w:t>
-            </w:r>
-            <w:r>
-              <w:rPr>
-                <w:rFonts w:ascii="Times New Roman" w:hAnsi="Times New Roman" w:cs="Times New Roman"/>
-              </w:rPr>
-              <w:t>explanation</w:t>
+                <w:rFonts w:ascii="Times New Roman" w:hAnsi="Times New Roman" w:cs="Times New Roman" w:hint="eastAsia"/>
+              </w:rPr>
+              <w:t>mplement data understanding code</w:t>
             </w:r>
           </w:p>
         </w:tc>
@@ -1425,13 +1523,13 @@
             <w:pPr>
               <w:jc w:val="center"/>
               <w:rPr>
-                <w:rFonts w:hint="eastAsia" w:ascii="Times New Roman" w:hAnsi="Times New Roman" w:cs="Times New Roman"/>
-                <w:lang w:val="en-US"/>
-              </w:rPr>
-            </w:pPr>
-            <w:r>
-              <w:rPr>
-                <w:rFonts w:hint="eastAsia" w:ascii="Times New Roman" w:hAnsi="Times New Roman" w:cs="Times New Roman"/>
+                <w:rFonts w:ascii="Times New Roman" w:hAnsi="Times New Roman" w:cs="Times New Roman"/>
+                <w:lang w:val="en-US"/>
+              </w:rPr>
+            </w:pPr>
+            <w:r>
+              <w:rPr>
+                <w:rFonts w:ascii="Times New Roman" w:hAnsi="Times New Roman" w:cs="Times New Roman" w:hint="eastAsia"/>
                 <w:lang w:val="en-US"/>
               </w:rPr>
               <w:t>3</w:t>
@@ -1441,16 +1539,17 @@
       </w:tr>
       <w:tr>
         <w:trPr>
-          <w:trHeight w:val="309" w:hRule="atLeast"/>
+          <w:trHeight w:val="309"/>
         </w:trPr>
         <w:tc>
           <w:tcPr>
             <w:tcW w:w="2122" w:type="dxa"/>
-            <w:vAlign w:val="center"/>
-          </w:tcPr>
-          <w:p>
-            <w:pPr>
-              <w:pStyle w:val="30"/>
+            <w:vMerge/>
+            <w:vAlign w:val="center"/>
+          </w:tcPr>
+          <w:p>
+            <w:pPr>
+              <w:pStyle w:val="ab"/>
               <w:numPr>
                 <w:ilvl w:val="0"/>
                 <w:numId w:val="2"/>
@@ -1459,12 +1558,6 @@
                 <w:rFonts w:ascii="Times New Roman" w:hAnsi="Times New Roman" w:cs="Times New Roman"/>
               </w:rPr>
             </w:pPr>
-            <w:r>
-              <w:rPr>
-                <w:rFonts w:ascii="Times New Roman" w:hAnsi="Times New Roman" w:cs="Times New Roman"/>
-              </w:rPr>
-              <w:t>DQP</w:t>
-            </w:r>
           </w:p>
         </w:tc>
         <w:tc>
@@ -1475,25 +1568,22 @@
           <w:p>
             <w:pPr>
               <w:rPr>
-                <w:rFonts w:hint="eastAsia" w:ascii="Times New Roman" w:hAnsi="Times New Roman" w:cs="Times New Roman"/>
-                <w:lang w:val="en-US"/>
-              </w:rPr>
-            </w:pPr>
-            <w:bookmarkStart w:id="2" w:name="OLE_LINK7"/>
-            <w:r>
-              <w:rPr>
-                <w:rFonts w:hint="eastAsia" w:ascii="Times New Roman" w:hAnsi="Times New Roman" w:cs="Times New Roman"/>
-                <w:lang w:val="en-US"/>
-              </w:rPr>
-              <w:t>Discuss with group members about</w:t>
-            </w:r>
-            <w:bookmarkEnd w:id="2"/>
-            <w:r>
-              <w:rPr>
-                <w:rFonts w:hint="eastAsia" w:ascii="Times New Roman" w:hAnsi="Times New Roman" w:cs="Times New Roman"/>
-                <w:lang w:val="en-US"/>
-              </w:rPr>
-              <w:t xml:space="preserve"> the strategy for DQP</w:t>
+                <w:rFonts w:ascii="Times New Roman" w:hAnsi="Times New Roman" w:cs="Times New Roman" w:hint="eastAsia"/>
+              </w:rPr>
+            </w:pPr>
+            <w:r>
+              <w:rPr>
+                <w:rFonts w:ascii="Times New Roman" w:hAnsi="Times New Roman" w:cs="Times New Roman"/>
+                <w:lang w:val="en-US"/>
+              </w:rPr>
+              <w:t>Provide explanations and justification for data</w:t>
+            </w:r>
+            <w:r>
+              <w:rPr>
+                <w:rFonts w:ascii="Times New Roman" w:hAnsi="Times New Roman" w:cs="Times New Roman" w:hint="eastAsia"/>
+                <w:lang w:val="en-US"/>
+              </w:rPr>
+              <w:t xml:space="preserve"> understanding</w:t>
             </w:r>
           </w:p>
         </w:tc>
@@ -1506,23 +1596,23 @@
             <w:pPr>
               <w:jc w:val="center"/>
               <w:rPr>
-                <w:rFonts w:hint="eastAsia" w:ascii="Times New Roman" w:hAnsi="Times New Roman" w:cs="Times New Roman"/>
-                <w:lang w:val="en-US"/>
-              </w:rPr>
-            </w:pPr>
-            <w:r>
-              <w:rPr>
-                <w:rFonts w:hint="eastAsia" w:ascii="Times New Roman" w:hAnsi="Times New Roman" w:cs="Times New Roman"/>
-                <w:lang w:val="en-US"/>
-              </w:rPr>
-              <w:t>0.5</w:t>
+                <w:rFonts w:ascii="Times New Roman" w:hAnsi="Times New Roman" w:cs="Times New Roman" w:hint="eastAsia"/>
+                <w:lang w:val="en-US"/>
+              </w:rPr>
+            </w:pPr>
+            <w:r>
+              <w:rPr>
+                <w:rFonts w:ascii="Times New Roman" w:hAnsi="Times New Roman" w:cs="Times New Roman" w:hint="eastAsia"/>
+                <w:lang w:val="en-US"/>
+              </w:rPr>
+              <w:t>1</w:t>
             </w:r>
           </w:p>
         </w:tc>
       </w:tr>
       <w:tr>
         <w:trPr>
-          <w:trHeight w:val="309" w:hRule="atLeast"/>
+          <w:trHeight w:val="309"/>
         </w:trPr>
         <w:tc>
           <w:tcPr>
@@ -1531,7 +1621,7 @@
           </w:tcPr>
           <w:p>
             <w:pPr>
-              <w:pStyle w:val="30"/>
+              <w:pStyle w:val="ab"/>
               <w:numPr>
                 <w:ilvl w:val="0"/>
                 <w:numId w:val="2"/>
@@ -1544,7 +1634,7 @@
               <w:rPr>
                 <w:rFonts w:ascii="Times New Roman" w:hAnsi="Times New Roman" w:cs="Times New Roman"/>
               </w:rPr>
-              <w:t>Feature pairs</w:t>
+              <w:t>DQP</w:t>
             </w:r>
           </w:p>
         </w:tc>
@@ -1560,26 +1650,22 @@
                 <w:lang w:val="en-US"/>
               </w:rPr>
             </w:pPr>
-            <w:r>
-              <w:rPr>
-                <w:rFonts w:ascii="Times New Roman" w:hAnsi="Times New Roman" w:cs="Times New Roman"/>
-              </w:rPr>
-              <w:t>I</w:t>
-            </w:r>
-            <w:r>
-              <w:rPr>
-                <w:rFonts w:hint="eastAsia" w:ascii="Times New Roman" w:hAnsi="Times New Roman" w:cs="Times New Roman"/>
-              </w:rPr>
-              <w:t xml:space="preserve">mplement feature pairing code and </w:t>
-            </w:r>
-            <w:bookmarkStart w:id="3" w:name="OLE_LINK5"/>
-            <w:r>
-              <w:rPr>
-                <w:rFonts w:ascii="Times New Roman" w:hAnsi="Times New Roman" w:cs="Times New Roman"/>
-              </w:rPr>
-              <w:t>explanation</w:t>
-            </w:r>
-            <w:bookmarkEnd w:id="3"/>
+            <w:bookmarkStart w:id="2" w:name="OLE_LINK7"/>
+            <w:r>
+              <w:rPr>
+                <w:rFonts w:ascii="Times New Roman" w:hAnsi="Times New Roman" w:cs="Times New Roman" w:hint="eastAsia"/>
+                <w:lang w:val="en-US"/>
+              </w:rPr>
+              <w:t>Discuss with group members about</w:t>
+            </w:r>
+            <w:bookmarkEnd w:id="2"/>
+            <w:r>
+              <w:rPr>
+                <w:rFonts w:ascii="Times New Roman" w:hAnsi="Times New Roman" w:cs="Times New Roman" w:hint="eastAsia"/>
+                <w:lang w:val="en-US"/>
+              </w:rPr>
+              <w:t xml:space="preserve"> the strategy for DQP</w:t>
+            </w:r>
           </w:p>
         </w:tc>
         <w:tc>
@@ -1597,26 +1683,27 @@
             </w:pPr>
             <w:r>
               <w:rPr>
-                <w:rFonts w:hint="eastAsia" w:ascii="Times New Roman" w:hAnsi="Times New Roman" w:cs="Times New Roman"/>
-                <w:lang w:val="en-US"/>
-              </w:rPr>
-              <w:t>3</w:t>
+                <w:rFonts w:ascii="Times New Roman" w:hAnsi="Times New Roman" w:cs="Times New Roman" w:hint="eastAsia"/>
+                <w:lang w:val="en-US"/>
+              </w:rPr>
+              <w:t>0.5</w:t>
             </w:r>
           </w:p>
         </w:tc>
       </w:tr>
       <w:tr>
         <w:trPr>
-          <w:trHeight w:val="309" w:hRule="atLeast"/>
+          <w:trHeight w:val="309"/>
         </w:trPr>
         <w:tc>
           <w:tcPr>
             <w:tcW w:w="2122" w:type="dxa"/>
-            <w:vAlign w:val="center"/>
-          </w:tcPr>
-          <w:p>
-            <w:pPr>
-              <w:pStyle w:val="30"/>
+            <w:vMerge w:val="restart"/>
+            <w:vAlign w:val="center"/>
+          </w:tcPr>
+          <w:p>
+            <w:pPr>
+              <w:pStyle w:val="ab"/>
               <w:numPr>
                 <w:ilvl w:val="0"/>
                 <w:numId w:val="2"/>
@@ -1629,7 +1716,7 @@
               <w:rPr>
                 <w:rFonts w:ascii="Times New Roman" w:hAnsi="Times New Roman" w:cs="Times New Roman"/>
               </w:rPr>
-              <w:t>New features</w:t>
+              <w:t>Feature pairs</w:t>
             </w:r>
           </w:p>
         </w:tc>
@@ -1647,11 +1734,24 @@
             </w:pPr>
             <w:r>
               <w:rPr>
-                <w:rFonts w:hint="eastAsia" w:ascii="Times New Roman" w:hAnsi="Times New Roman" w:cs="Times New Roman"/>
-                <w:lang w:val="en-US"/>
-              </w:rPr>
-              <w:t>Discuss with group members about DQP</w:t>
-            </w:r>
+                <w:rFonts w:ascii="Times New Roman" w:hAnsi="Times New Roman" w:cs="Times New Roman"/>
+              </w:rPr>
+              <w:t>I</w:t>
+            </w:r>
+            <w:r>
+              <w:rPr>
+                <w:rFonts w:ascii="Times New Roman" w:hAnsi="Times New Roman" w:cs="Times New Roman" w:hint="eastAsia"/>
+              </w:rPr>
+              <w:t xml:space="preserve">mplement feature pairing code and </w:t>
+            </w:r>
+            <w:bookmarkStart w:id="3" w:name="OLE_LINK5"/>
+            <w:r>
+              <w:rPr>
+                <w:rFonts w:ascii="Times New Roman" w:hAnsi="Times New Roman" w:cs="Times New Roman"/>
+              </w:rPr>
+              <w:t>explanation</w:t>
+            </w:r>
+            <w:bookmarkEnd w:id="3"/>
           </w:p>
         </w:tc>
         <w:tc>
@@ -1663,33 +1763,33 @@
             <w:pPr>
               <w:jc w:val="center"/>
               <w:rPr>
-                <w:rFonts w:hint="eastAsia" w:ascii="Times New Roman" w:hAnsi="Times New Roman" w:cs="Times New Roman"/>
-                <w:lang w:val="en-US"/>
-              </w:rPr>
-            </w:pPr>
-            <w:r>
-              <w:rPr>
-                <w:rFonts w:hint="eastAsia" w:ascii="Times New Roman" w:hAnsi="Times New Roman" w:cs="Times New Roman"/>
-                <w:lang w:val="en-US"/>
-              </w:rPr>
-              <w:t>0.5</w:t>
+                <w:rFonts w:ascii="Times New Roman" w:hAnsi="Times New Roman" w:cs="Times New Roman"/>
+                <w:lang w:val="en-US"/>
+              </w:rPr>
+            </w:pPr>
+            <w:r>
+              <w:rPr>
+                <w:rFonts w:ascii="Times New Roman" w:hAnsi="Times New Roman" w:cs="Times New Roman" w:hint="eastAsia"/>
+                <w:lang w:val="en-US"/>
+              </w:rPr>
+              <w:t>3</w:t>
             </w:r>
           </w:p>
         </w:tc>
       </w:tr>
       <w:tr>
         <w:trPr>
-          <w:trHeight w:val="309" w:hRule="atLeast"/>
+          <w:trHeight w:val="309"/>
         </w:trPr>
         <w:tc>
           <w:tcPr>
             <w:tcW w:w="2122" w:type="dxa"/>
-            <w:vMerge w:val="restart"/>
-            <w:vAlign w:val="center"/>
-          </w:tcPr>
-          <w:p>
-            <w:pPr>
-              <w:pStyle w:val="30"/>
+            <w:vMerge/>
+            <w:vAlign w:val="center"/>
+          </w:tcPr>
+          <w:p>
+            <w:pPr>
+              <w:pStyle w:val="ab"/>
               <w:numPr>
                 <w:ilvl w:val="0"/>
                 <w:numId w:val="2"/>
@@ -1698,12 +1798,6 @@
                 <w:rFonts w:ascii="Times New Roman" w:hAnsi="Times New Roman" w:cs="Times New Roman"/>
               </w:rPr>
             </w:pPr>
-            <w:r>
-              <w:rPr>
-                <w:rFonts w:ascii="Times New Roman" w:hAnsi="Times New Roman" w:cs="Times New Roman"/>
-              </w:rPr>
-              <w:t>Models</w:t>
-            </w:r>
           </w:p>
         </w:tc>
         <w:tc>
@@ -1714,23 +1808,22 @@
           <w:p>
             <w:pPr>
               <w:rPr>
-                <w:rFonts w:hint="eastAsia" w:ascii="Times New Roman" w:hAnsi="Times New Roman" w:cs="Times New Roman"/>
-                <w:lang w:val="en-US"/>
-              </w:rPr>
-            </w:pPr>
-            <w:r>
-              <w:rPr>
-                <w:rFonts w:ascii="Times New Roman" w:hAnsi="Times New Roman" w:cs="Times New Roman"/>
-                <w:lang w:val="en-US"/>
-              </w:rPr>
-              <w:t>I</w:t>
-            </w:r>
-            <w:r>
-              <w:rPr>
-                <w:rFonts w:hint="eastAsia" w:ascii="Times New Roman" w:hAnsi="Times New Roman" w:cs="Times New Roman"/>
-                <w:lang w:val="en-US"/>
-              </w:rPr>
-              <w:t>mplement train-validation data split</w:t>
+                <w:rFonts w:ascii="Times New Roman" w:hAnsi="Times New Roman" w:cs="Times New Roman" w:hint="eastAsia"/>
+              </w:rPr>
+            </w:pPr>
+            <w:r>
+              <w:rPr>
+                <w:rFonts w:ascii="Times New Roman" w:hAnsi="Times New Roman" w:cs="Times New Roman"/>
+                <w:lang w:val="en-US"/>
+              </w:rPr>
+              <w:t xml:space="preserve">Provide explanations and justification for </w:t>
+            </w:r>
+            <w:r>
+              <w:rPr>
+                <w:rFonts w:ascii="Times New Roman" w:hAnsi="Times New Roman" w:cs="Times New Roman" w:hint="eastAsia"/>
+                <w:lang w:val="en-US"/>
+              </w:rPr>
+              <w:t>feature pairing</w:t>
             </w:r>
           </w:p>
         </w:tc>
@@ -1743,13 +1836,13 @@
             <w:pPr>
               <w:jc w:val="center"/>
               <w:rPr>
-                <w:rFonts w:ascii="Times New Roman" w:hAnsi="Times New Roman" w:cs="Times New Roman"/>
-                <w:lang w:val="en-US"/>
-              </w:rPr>
-            </w:pPr>
-            <w:r>
-              <w:rPr>
-                <w:rFonts w:hint="eastAsia" w:ascii="Times New Roman" w:hAnsi="Times New Roman" w:cs="Times New Roman"/>
+                <w:rFonts w:ascii="Times New Roman" w:hAnsi="Times New Roman" w:cs="Times New Roman" w:hint="eastAsia"/>
+                <w:lang w:val="en-US"/>
+              </w:rPr>
+            </w:pPr>
+            <w:r>
+              <w:rPr>
+                <w:rFonts w:ascii="Times New Roman" w:hAnsi="Times New Roman" w:cs="Times New Roman" w:hint="eastAsia"/>
                 <w:lang w:val="en-US"/>
               </w:rPr>
               <w:t>1</w:t>
@@ -1759,17 +1852,16 @@
       </w:tr>
       <w:tr>
         <w:trPr>
-          <w:trHeight w:val="309" w:hRule="atLeast"/>
+          <w:trHeight w:val="309"/>
         </w:trPr>
         <w:tc>
           <w:tcPr>
             <w:tcW w:w="2122" w:type="dxa"/>
-            <w:vMerge w:val="continue"/>
-            <w:vAlign w:val="center"/>
-          </w:tcPr>
-          <w:p>
-            <w:pPr>
-              <w:pStyle w:val="30"/>
+            <w:vAlign w:val="center"/>
+          </w:tcPr>
+          <w:p>
+            <w:pPr>
+              <w:pStyle w:val="ab"/>
               <w:numPr>
                 <w:ilvl w:val="0"/>
                 <w:numId w:val="2"/>
@@ -1778,6 +1870,12 @@
                 <w:rFonts w:ascii="Times New Roman" w:hAnsi="Times New Roman" w:cs="Times New Roman"/>
               </w:rPr>
             </w:pPr>
+            <w:r>
+              <w:rPr>
+                <w:rFonts w:ascii="Times New Roman" w:hAnsi="Times New Roman" w:cs="Times New Roman"/>
+              </w:rPr>
+              <w:t>New features</w:t>
+            </w:r>
           </w:p>
         </w:tc>
         <w:tc>
@@ -1788,39 +1886,16 @@
           <w:p>
             <w:pPr>
               <w:rPr>
-                <w:rFonts w:hint="eastAsia" w:ascii="Times New Roman" w:hAnsi="Times New Roman" w:cs="Times New Roman"/>
-                <w:lang w:val="en-US"/>
-              </w:rPr>
-            </w:pPr>
-            <w:r>
-              <w:rPr>
-                <w:rFonts w:ascii="Times New Roman" w:hAnsi="Times New Roman" w:cs="Times New Roman"/>
-                <w:lang w:val="en-US"/>
-              </w:rPr>
-              <w:t>I</w:t>
-            </w:r>
-            <w:r>
-              <w:rPr>
-                <w:rFonts w:hint="eastAsia" w:ascii="Times New Roman" w:hAnsi="Times New Roman" w:cs="Times New Roman"/>
-                <w:lang w:val="en-US"/>
-              </w:rPr>
-              <w:t xml:space="preserve">mplement </w:t>
-            </w:r>
-            <w:bookmarkStart w:id="4" w:name="OLE_LINK6"/>
-            <w:r>
-              <w:rPr>
-                <w:rFonts w:hint="eastAsia" w:ascii="Times New Roman" w:hAnsi="Times New Roman" w:cs="Times New Roman"/>
-                <w:lang w:val="en-US"/>
-              </w:rPr>
-              <w:t>RidgeCV</w:t>
-            </w:r>
-            <w:bookmarkEnd w:id="4"/>
-            <w:r>
-              <w:rPr>
-                <w:rFonts w:hint="eastAsia" w:ascii="Times New Roman" w:hAnsi="Times New Roman" w:cs="Times New Roman"/>
-                <w:lang w:val="en-US"/>
-              </w:rPr>
-              <w:t xml:space="preserve"> model</w:t>
+                <w:rFonts w:ascii="Times New Roman" w:hAnsi="Times New Roman" w:cs="Times New Roman"/>
+                <w:lang w:val="en-US"/>
+              </w:rPr>
+            </w:pPr>
+            <w:r>
+              <w:rPr>
+                <w:rFonts w:ascii="Times New Roman" w:hAnsi="Times New Roman" w:cs="Times New Roman" w:hint="eastAsia"/>
+                <w:lang w:val="en-US"/>
+              </w:rPr>
+              <w:t>Discuss with group members about DQP</w:t>
             </w:r>
           </w:p>
         </w:tc>
@@ -1839,27 +1914,27 @@
             </w:pPr>
             <w:r>
               <w:rPr>
-                <w:rFonts w:hint="eastAsia" w:ascii="Times New Roman" w:hAnsi="Times New Roman" w:cs="Times New Roman"/>
-                <w:lang w:val="en-US"/>
-              </w:rPr>
-              <w:t>2</w:t>
+                <w:rFonts w:ascii="Times New Roman" w:hAnsi="Times New Roman" w:cs="Times New Roman" w:hint="eastAsia"/>
+                <w:lang w:val="en-US"/>
+              </w:rPr>
+              <w:t>0.5</w:t>
             </w:r>
           </w:p>
         </w:tc>
       </w:tr>
       <w:tr>
         <w:trPr>
-          <w:trHeight w:val="309" w:hRule="atLeast"/>
+          <w:trHeight w:val="309"/>
         </w:trPr>
         <w:tc>
           <w:tcPr>
             <w:tcW w:w="2122" w:type="dxa"/>
-            <w:vMerge w:val="continue"/>
-            <w:vAlign w:val="center"/>
-          </w:tcPr>
-          <w:p>
-            <w:pPr>
-              <w:pStyle w:val="30"/>
+            <w:vMerge w:val="restart"/>
+            <w:vAlign w:val="center"/>
+          </w:tcPr>
+          <w:p>
+            <w:pPr>
+              <w:pStyle w:val="ab"/>
               <w:numPr>
                 <w:ilvl w:val="0"/>
                 <w:numId w:val="2"/>
@@ -1868,6 +1943,12 @@
                 <w:rFonts w:ascii="Times New Roman" w:hAnsi="Times New Roman" w:cs="Times New Roman"/>
               </w:rPr>
             </w:pPr>
+            <w:r>
+              <w:rPr>
+                <w:rFonts w:ascii="Times New Roman" w:hAnsi="Times New Roman" w:cs="Times New Roman"/>
+              </w:rPr>
+              <w:t>Models</w:t>
+            </w:r>
           </w:p>
         </w:tc>
         <w:tc>
@@ -1887,21 +1968,14 @@
                 <w:rFonts w:ascii="Times New Roman" w:hAnsi="Times New Roman" w:cs="Times New Roman"/>
                 <w:lang w:val="en-US"/>
               </w:rPr>
-              <w:t>Analyze model performance (</w:t>
-            </w:r>
-            <w:r>
-              <w:rPr>
-                <w:rFonts w:hint="eastAsia" w:ascii="Times New Roman" w:hAnsi="Times New Roman" w:cs="Times New Roman"/>
-                <w:lang w:val="en-US"/>
-              </w:rPr>
-              <w:t>RidgeCV</w:t>
-            </w:r>
-            <w:r>
-              <w:rPr>
-                <w:rFonts w:ascii="Times New Roman" w:hAnsi="Times New Roman" w:cs="Times New Roman"/>
-                <w:lang w:val="en-US"/>
-              </w:rPr>
-              <w:t>)</w:t>
+              <w:t>I</w:t>
+            </w:r>
+            <w:r>
+              <w:rPr>
+                <w:rFonts w:ascii="Times New Roman" w:hAnsi="Times New Roman" w:cs="Times New Roman" w:hint="eastAsia"/>
+                <w:lang w:val="en-US"/>
+              </w:rPr>
+              <w:t>mplement train-validation data split</w:t>
             </w:r>
           </w:p>
         </w:tc>
@@ -1920,7 +1994,7 @@
             </w:pPr>
             <w:r>
               <w:rPr>
-                <w:rFonts w:hint="eastAsia" w:ascii="Times New Roman" w:hAnsi="Times New Roman" w:cs="Times New Roman"/>
+                <w:rFonts w:ascii="Times New Roman" w:hAnsi="Times New Roman" w:cs="Times New Roman" w:hint="eastAsia"/>
                 <w:lang w:val="en-US"/>
               </w:rPr>
               <w:t>1</w:t>
@@ -1930,17 +2004,17 @@
       </w:tr>
       <w:tr>
         <w:trPr>
-          <w:trHeight w:val="309" w:hRule="atLeast"/>
+          <w:trHeight w:val="309"/>
         </w:trPr>
         <w:tc>
           <w:tcPr>
             <w:tcW w:w="2122" w:type="dxa"/>
-            <w:vMerge w:val="continue"/>
-            <w:vAlign w:val="center"/>
-          </w:tcPr>
-          <w:p>
-            <w:pPr>
-              <w:pStyle w:val="30"/>
+            <w:vMerge/>
+            <w:vAlign w:val="center"/>
+          </w:tcPr>
+          <w:p>
+            <w:pPr>
+              <w:pStyle w:val="ab"/>
               <w:numPr>
                 <w:ilvl w:val="0"/>
                 <w:numId w:val="2"/>
@@ -1959,16 +2033,41 @@
           <w:p>
             <w:pPr>
               <w:rPr>
-                <w:rFonts w:hint="eastAsia" w:ascii="Times New Roman" w:hAnsi="Times New Roman" w:cs="Times New Roman"/>
-                <w:lang w:val="en-US"/>
-              </w:rPr>
-            </w:pPr>
-            <w:r>
-              <w:rPr>
-                <w:rFonts w:hint="eastAsia" w:ascii="Times New Roman" w:hAnsi="Times New Roman" w:cs="Times New Roman"/>
-                <w:lang w:val="en-US"/>
-              </w:rPr>
-              <w:t xml:space="preserve">Processing test data set with the feature engineering steps </w:t>
+                <w:rFonts w:ascii="Times New Roman" w:hAnsi="Times New Roman" w:cs="Times New Roman"/>
+                <w:lang w:val="en-US"/>
+              </w:rPr>
+            </w:pPr>
+            <w:r>
+              <w:rPr>
+                <w:rFonts w:ascii="Times New Roman" w:hAnsi="Times New Roman" w:cs="Times New Roman"/>
+                <w:lang w:val="en-US"/>
+              </w:rPr>
+              <w:t>I</w:t>
+            </w:r>
+            <w:r>
+              <w:rPr>
+                <w:rFonts w:ascii="Times New Roman" w:hAnsi="Times New Roman" w:cs="Times New Roman" w:hint="eastAsia"/>
+                <w:lang w:val="en-US"/>
+              </w:rPr>
+              <w:t xml:space="preserve">mplement </w:t>
+            </w:r>
+            <w:bookmarkStart w:id="4" w:name="OLE_LINK6"/>
+            <w:proofErr w:type="spellStart"/>
+            <w:r>
+              <w:rPr>
+                <w:rFonts w:ascii="Times New Roman" w:hAnsi="Times New Roman" w:cs="Times New Roman" w:hint="eastAsia"/>
+                <w:lang w:val="en-US"/>
+              </w:rPr>
+              <w:t>RidgeCV</w:t>
+            </w:r>
+            <w:bookmarkEnd w:id="4"/>
+            <w:proofErr w:type="spellEnd"/>
+            <w:r>
+              <w:rPr>
+                <w:rFonts w:ascii="Times New Roman" w:hAnsi="Times New Roman" w:cs="Times New Roman" w:hint="eastAsia"/>
+                <w:lang w:val="en-US"/>
+              </w:rPr>
+              <w:t xml:space="preserve"> model</w:t>
             </w:r>
           </w:p>
         </w:tc>
@@ -1987,7 +2086,7 @@
             </w:pPr>
             <w:r>
               <w:rPr>
-                <w:rFonts w:hint="eastAsia" w:ascii="Times New Roman" w:hAnsi="Times New Roman" w:cs="Times New Roman"/>
+                <w:rFonts w:ascii="Times New Roman" w:hAnsi="Times New Roman" w:cs="Times New Roman" w:hint="eastAsia"/>
                 <w:lang w:val="en-US"/>
               </w:rPr>
               <w:t>2</w:t>
@@ -1997,17 +2096,17 @@
       </w:tr>
       <w:tr>
         <w:trPr>
-          <w:trHeight w:val="309" w:hRule="atLeast"/>
+          <w:trHeight w:val="309"/>
         </w:trPr>
         <w:tc>
           <w:tcPr>
             <w:tcW w:w="2122" w:type="dxa"/>
-            <w:vMerge w:val="continue"/>
-            <w:vAlign w:val="center"/>
-          </w:tcPr>
-          <w:p>
-            <w:pPr>
-              <w:pStyle w:val="30"/>
+            <w:vMerge/>
+            <w:vAlign w:val="center"/>
+          </w:tcPr>
+          <w:p>
+            <w:pPr>
+              <w:pStyle w:val="ab"/>
               <w:numPr>
                 <w:ilvl w:val="0"/>
                 <w:numId w:val="2"/>
@@ -2026,13 +2125,163 @@
           <w:p>
             <w:pPr>
               <w:rPr>
-                <w:rFonts w:hint="eastAsia" w:ascii="Times New Roman" w:hAnsi="Times New Roman" w:cs="Times New Roman"/>
-                <w:lang w:val="en-US"/>
-              </w:rPr>
-            </w:pPr>
-            <w:r>
-              <w:rPr>
-                <w:rFonts w:hint="eastAsia" w:ascii="Times New Roman" w:hAnsi="Times New Roman" w:cs="Times New Roman"/>
+                <w:rFonts w:ascii="Times New Roman" w:hAnsi="Times New Roman" w:cs="Times New Roman"/>
+                <w:lang w:val="en-US"/>
+              </w:rPr>
+            </w:pPr>
+            <w:r>
+              <w:rPr>
+                <w:rFonts w:ascii="Times New Roman" w:hAnsi="Times New Roman" w:cs="Times New Roman"/>
+                <w:lang w:val="en-US"/>
+              </w:rPr>
+              <w:t>Analyze model performance (</w:t>
+            </w:r>
+            <w:proofErr w:type="spellStart"/>
+            <w:r>
+              <w:rPr>
+                <w:rFonts w:ascii="Times New Roman" w:hAnsi="Times New Roman" w:cs="Times New Roman" w:hint="eastAsia"/>
+                <w:lang w:val="en-US"/>
+              </w:rPr>
+              <w:t>RidgeCV</w:t>
+            </w:r>
+            <w:proofErr w:type="spellEnd"/>
+            <w:r>
+              <w:rPr>
+                <w:rFonts w:ascii="Times New Roman" w:hAnsi="Times New Roman" w:cs="Times New Roman"/>
+                <w:lang w:val="en-US"/>
+              </w:rPr>
+              <w:t>)</w:t>
+            </w:r>
+          </w:p>
+        </w:tc>
+        <w:tc>
+          <w:tcPr>
+            <w:tcW w:w="1690" w:type="dxa"/>
+            <w:vAlign w:val="center"/>
+          </w:tcPr>
+          <w:p>
+            <w:pPr>
+              <w:jc w:val="center"/>
+              <w:rPr>
+                <w:rFonts w:ascii="Times New Roman" w:hAnsi="Times New Roman" w:cs="Times New Roman"/>
+                <w:lang w:val="en-US"/>
+              </w:rPr>
+            </w:pPr>
+            <w:r>
+              <w:rPr>
+                <w:rFonts w:ascii="Times New Roman" w:hAnsi="Times New Roman" w:cs="Times New Roman" w:hint="eastAsia"/>
+                <w:lang w:val="en-US"/>
+              </w:rPr>
+              <w:t>1</w:t>
+            </w:r>
+          </w:p>
+        </w:tc>
+      </w:tr>
+      <w:tr>
+        <w:trPr>
+          <w:trHeight w:val="309"/>
+        </w:trPr>
+        <w:tc>
+          <w:tcPr>
+            <w:tcW w:w="2122" w:type="dxa"/>
+            <w:vMerge/>
+            <w:vAlign w:val="center"/>
+          </w:tcPr>
+          <w:p>
+            <w:pPr>
+              <w:pStyle w:val="ab"/>
+              <w:numPr>
+                <w:ilvl w:val="0"/>
+                <w:numId w:val="2"/>
+              </w:numPr>
+              <w:rPr>
+                <w:rFonts w:ascii="Times New Roman" w:hAnsi="Times New Roman" w:cs="Times New Roman"/>
+              </w:rPr>
+            </w:pPr>
+          </w:p>
+        </w:tc>
+        <w:tc>
+          <w:tcPr>
+            <w:tcW w:w="6237" w:type="dxa"/>
+            <w:vAlign w:val="center"/>
+          </w:tcPr>
+          <w:p>
+            <w:pPr>
+              <w:rPr>
+                <w:rFonts w:ascii="Times New Roman" w:hAnsi="Times New Roman" w:cs="Times New Roman"/>
+                <w:lang w:val="en-US"/>
+              </w:rPr>
+            </w:pPr>
+            <w:r>
+              <w:rPr>
+                <w:rFonts w:ascii="Times New Roman" w:hAnsi="Times New Roman" w:cs="Times New Roman" w:hint="eastAsia"/>
+                <w:lang w:val="en-US"/>
+              </w:rPr>
+              <w:t xml:space="preserve">Processing test data set with the feature engineering steps </w:t>
+            </w:r>
+          </w:p>
+        </w:tc>
+        <w:tc>
+          <w:tcPr>
+            <w:tcW w:w="1690" w:type="dxa"/>
+            <w:vAlign w:val="center"/>
+          </w:tcPr>
+          <w:p>
+            <w:pPr>
+              <w:jc w:val="center"/>
+              <w:rPr>
+                <w:rFonts w:ascii="Times New Roman" w:hAnsi="Times New Roman" w:cs="Times New Roman"/>
+                <w:lang w:val="en-US"/>
+              </w:rPr>
+            </w:pPr>
+            <w:r>
+              <w:rPr>
+                <w:rFonts w:ascii="Times New Roman" w:hAnsi="Times New Roman" w:cs="Times New Roman" w:hint="eastAsia"/>
+                <w:lang w:val="en-US"/>
+              </w:rPr>
+              <w:t>2</w:t>
+            </w:r>
+          </w:p>
+        </w:tc>
+      </w:tr>
+      <w:tr>
+        <w:trPr>
+          <w:trHeight w:val="309"/>
+        </w:trPr>
+        <w:tc>
+          <w:tcPr>
+            <w:tcW w:w="2122" w:type="dxa"/>
+            <w:vMerge/>
+            <w:vAlign w:val="center"/>
+          </w:tcPr>
+          <w:p>
+            <w:pPr>
+              <w:pStyle w:val="ab"/>
+              <w:numPr>
+                <w:ilvl w:val="0"/>
+                <w:numId w:val="2"/>
+              </w:numPr>
+              <w:rPr>
+                <w:rFonts w:ascii="Times New Roman" w:hAnsi="Times New Roman" w:cs="Times New Roman"/>
+              </w:rPr>
+            </w:pPr>
+          </w:p>
+        </w:tc>
+        <w:tc>
+          <w:tcPr>
+            <w:tcW w:w="6237" w:type="dxa"/>
+            <w:vAlign w:val="center"/>
+          </w:tcPr>
+          <w:p>
+            <w:pPr>
+              <w:rPr>
+                <w:rFonts w:ascii="Times New Roman" w:hAnsi="Times New Roman" w:cs="Times New Roman"/>
+                <w:lang w:val="en-US"/>
+              </w:rPr>
+            </w:pPr>
+            <w:r>
+              <w:rPr>
+                <w:rFonts w:ascii="Times New Roman" w:hAnsi="Times New Roman" w:cs="Times New Roman" w:hint="eastAsia"/>
                 <w:lang w:val="en-US"/>
               </w:rPr>
               <w:t>Implement the evaluation with clamped test date set</w:t>
@@ -2048,13 +2297,13 @@
             <w:pPr>
               <w:jc w:val="center"/>
               <w:rPr>
-                <w:rFonts w:hint="eastAsia" w:ascii="Times New Roman" w:hAnsi="Times New Roman" w:cs="Times New Roman"/>
-                <w:lang w:val="en-US"/>
-              </w:rPr>
-            </w:pPr>
-            <w:r>
-              <w:rPr>
-                <w:rFonts w:hint="eastAsia" w:ascii="Times New Roman" w:hAnsi="Times New Roman" w:cs="Times New Roman"/>
+                <w:rFonts w:ascii="Times New Roman" w:hAnsi="Times New Roman" w:cs="Times New Roman"/>
+                <w:lang w:val="en-US"/>
+              </w:rPr>
+            </w:pPr>
+            <w:r>
+              <w:rPr>
+                <w:rFonts w:ascii="Times New Roman" w:hAnsi="Times New Roman" w:cs="Times New Roman" w:hint="eastAsia"/>
                 <w:lang w:val="en-US"/>
               </w:rPr>
               <w:t>1</w:t>
@@ -2081,24 +2330,9 @@
     </w:p>
     <w:tbl>
       <w:tblPr>
-        <w:tblStyle w:val="15"/>
+        <w:tblStyle w:val="a6"/>
         <w:tblW w:w="10049" w:type="dxa"/>
-        <w:tblInd w:w="0" w:type="dxa"/>
-        <w:tblBorders>
-          <w:top w:val="single" w:color="auto" w:sz="4" w:space="0"/>
-          <w:left w:val="single" w:color="auto" w:sz="4" w:space="0"/>
-          <w:bottom w:val="single" w:color="auto" w:sz="4" w:space="0"/>
-          <w:right w:val="single" w:color="auto" w:sz="4" w:space="0"/>
-          <w:insideH w:val="single" w:color="auto" w:sz="4" w:space="0"/>
-          <w:insideV w:val="single" w:color="auto" w:sz="4" w:space="0"/>
-        </w:tblBorders>
-        <w:tblLayout w:type="autofit"/>
-        <w:tblCellMar>
-          <w:top w:w="0" w:type="dxa"/>
-          <w:left w:w="108" w:type="dxa"/>
-          <w:bottom w:w="0" w:type="dxa"/>
-          <w:right w:w="108" w:type="dxa"/>
-        </w:tblCellMar>
+        <w:tblLook w:val="04A0" w:firstRow="1" w:lastRow="0" w:firstColumn="1" w:lastColumn="0" w:noHBand="0" w:noVBand="1"/>
       </w:tblPr>
       <w:tblGrid>
         <w:gridCol w:w="2122"/>
@@ -2107,7 +2341,7 @@
       </w:tblGrid>
       <w:tr>
         <w:trPr>
-          <w:trHeight w:val="396" w:hRule="atLeast"/>
+          <w:trHeight w:val="396"/>
         </w:trPr>
         <w:tc>
           <w:tcPr>
@@ -2138,7 +2372,7 @@
       </w:tr>
       <w:tr>
         <w:trPr>
-          <w:trHeight w:val="396" w:hRule="atLeast"/>
+          <w:trHeight w:val="396"/>
         </w:trPr>
         <w:tc>
           <w:tcPr>
@@ -2224,7 +2458,7 @@
       </w:tr>
       <w:tr>
         <w:trPr>
-          <w:trHeight w:val="309" w:hRule="atLeast"/>
+          <w:trHeight w:val="309"/>
         </w:trPr>
         <w:tc>
           <w:tcPr>
@@ -2233,7 +2467,7 @@
           </w:tcPr>
           <w:p>
             <w:pPr>
-              <w:pStyle w:val="30"/>
+              <w:pStyle w:val="ab"/>
               <w:numPr>
                 <w:ilvl w:val="0"/>
                 <w:numId w:val="3"/>
@@ -2257,16 +2491,15 @@
           </w:tcPr>
           <w:p>
             <w:pPr>
-              <w:jc w:val="left"/>
-              <w:rPr>
-                <w:rFonts w:hint="default" w:ascii="Times New Roman" w:hAnsi="Times New Roman" w:cs="Times New Roman" w:eastAsiaTheme="minorEastAsia"/>
-                <w:lang w:val="en-US" w:eastAsia="zh-CN"/>
-              </w:rPr>
-            </w:pPr>
-            <w:r>
-              <w:rPr>
-                <w:rFonts w:hint="default" w:ascii="Times New Roman" w:hAnsi="Times New Roman" w:cs="Times New Roman" w:eastAsiaTheme="minorEastAsia"/>
-                <w:lang w:val="en-US" w:eastAsia="zh-CN"/>
+              <w:rPr>
+                <w:rFonts w:ascii="Times New Roman" w:hAnsi="Times New Roman" w:cs="Times New Roman"/>
+                <w:lang w:val="en-US"/>
+              </w:rPr>
+            </w:pPr>
+            <w:r>
+              <w:rPr>
+                <w:rFonts w:ascii="Times New Roman" w:hAnsi="Times New Roman" w:cs="Times New Roman"/>
+                <w:lang w:val="en-US"/>
               </w:rPr>
               <w:t>Discuss with group members about potential data quality issues and proposed solutions</w:t>
             </w:r>
@@ -2281,14 +2514,14 @@
             <w:pPr>
               <w:jc w:val="center"/>
               <w:rPr>
-                <w:rFonts w:hint="eastAsia" w:ascii="Times New Roman" w:hAnsi="Times New Roman" w:cs="Times New Roman" w:eastAsiaTheme="minorEastAsia"/>
-                <w:lang w:val="en-US" w:eastAsia="zh-CN"/>
-              </w:rPr>
-            </w:pPr>
-            <w:r>
-              <w:rPr>
-                <w:rFonts w:hint="eastAsia" w:ascii="Times New Roman" w:hAnsi="Times New Roman" w:cs="Times New Roman"/>
-                <w:lang w:val="en-US" w:eastAsia="zh-CN"/>
+                <w:rFonts w:ascii="Times New Roman" w:hAnsi="Times New Roman" w:cs="Times New Roman"/>
+                <w:lang w:val="en-US"/>
+              </w:rPr>
+            </w:pPr>
+            <w:r>
+              <w:rPr>
+                <w:rFonts w:ascii="Times New Roman" w:hAnsi="Times New Roman" w:cs="Times New Roman" w:hint="eastAsia"/>
+                <w:lang w:val="en-US"/>
               </w:rPr>
               <w:t>1</w:t>
             </w:r>
@@ -2297,7 +2530,7 @@
       </w:tr>
       <w:tr>
         <w:trPr>
-          <w:trHeight w:val="309" w:hRule="atLeast"/>
+          <w:trHeight w:val="309"/>
         </w:trPr>
         <w:tc>
           <w:tcPr>
@@ -2307,7 +2540,7 @@
           </w:tcPr>
           <w:p>
             <w:pPr>
-              <w:pStyle w:val="30"/>
+              <w:pStyle w:val="ab"/>
               <w:numPr>
                 <w:ilvl w:val="0"/>
                 <w:numId w:val="3"/>
@@ -2331,15 +2564,14 @@
           </w:tcPr>
           <w:p>
             <w:pPr>
-              <w:jc w:val="left"/>
-              <w:rPr>
-                <w:rFonts w:ascii="Times New Roman" w:hAnsi="Times New Roman" w:cs="Times New Roman"/>
-                <w:lang w:val="en-US"/>
-              </w:rPr>
-            </w:pPr>
-            <w:r>
-              <w:rPr>
-                <w:rFonts w:hint="default" w:ascii="Times New Roman" w:hAnsi="Times New Roman" w:cs="Times New Roman"/>
+              <w:rPr>
+                <w:rFonts w:ascii="Times New Roman" w:hAnsi="Times New Roman" w:cs="Times New Roman"/>
+                <w:lang w:val="en-US"/>
+              </w:rPr>
+            </w:pPr>
+            <w:r>
+              <w:rPr>
+                <w:rFonts w:ascii="Times New Roman" w:hAnsi="Times New Roman" w:cs="Times New Roman"/>
                 <w:lang w:val="en-US"/>
               </w:rPr>
               <w:t xml:space="preserve">Implement data cleaning code </w:t>
@@ -2355,14 +2587,14 @@
             <w:pPr>
               <w:jc w:val="center"/>
               <w:rPr>
-                <w:rFonts w:hint="eastAsia" w:ascii="Times New Roman" w:hAnsi="Times New Roman" w:cs="Times New Roman" w:eastAsiaTheme="minorEastAsia"/>
-                <w:lang w:val="en-US" w:eastAsia="zh-CN"/>
-              </w:rPr>
-            </w:pPr>
-            <w:r>
-              <w:rPr>
-                <w:rFonts w:hint="eastAsia" w:ascii="Times New Roman" w:hAnsi="Times New Roman" w:cs="Times New Roman"/>
-                <w:lang w:val="en-US" w:eastAsia="zh-CN"/>
+                <w:rFonts w:ascii="Times New Roman" w:hAnsi="Times New Roman" w:cs="Times New Roman"/>
+                <w:lang w:val="en-US"/>
+              </w:rPr>
+            </w:pPr>
+            <w:r>
+              <w:rPr>
+                <w:rFonts w:ascii="Times New Roman" w:hAnsi="Times New Roman" w:cs="Times New Roman" w:hint="eastAsia"/>
+                <w:lang w:val="en-US"/>
               </w:rPr>
               <w:t>3</w:t>
             </w:r>
@@ -2371,17 +2603,17 @@
       </w:tr>
       <w:tr>
         <w:trPr>
-          <w:trHeight w:val="309" w:hRule="atLeast"/>
+          <w:trHeight w:val="309"/>
         </w:trPr>
         <w:tc>
           <w:tcPr>
             <w:tcW w:w="2122" w:type="dxa"/>
-            <w:vMerge w:val="continue"/>
-            <w:vAlign w:val="center"/>
-          </w:tcPr>
-          <w:p>
-            <w:pPr>
-              <w:pStyle w:val="30"/>
+            <w:vMerge/>
+            <w:vAlign w:val="center"/>
+          </w:tcPr>
+          <w:p>
+            <w:pPr>
+              <w:pStyle w:val="ab"/>
               <w:rPr>
                 <w:rFonts w:ascii="Times New Roman" w:hAnsi="Times New Roman" w:cs="Times New Roman"/>
               </w:rPr>
@@ -2395,37 +2627,45 @@
           </w:tcPr>
           <w:p>
             <w:pPr>
-              <w:jc w:val="left"/>
-              <w:rPr>
-                <w:rFonts w:hint="eastAsia" w:ascii="Times New Roman" w:hAnsi="Times New Roman" w:cs="Times New Roman" w:eastAsiaTheme="minorEastAsia"/>
-                <w:lang w:val="en-US" w:eastAsia="zh-CN"/>
-              </w:rPr>
-            </w:pPr>
-            <w:r>
-              <w:rPr>
-                <w:rFonts w:hint="default" w:ascii="Times New Roman" w:hAnsi="Times New Roman" w:cs="Times New Roman"/>
-                <w:lang w:val="en-US"/>
-              </w:rPr>
-              <w:t xml:space="preserve">Provide explanations and justification for data </w:t>
-            </w:r>
-            <w:r>
-              <w:rPr>
-                <w:rFonts w:hint="eastAsia" w:ascii="Times New Roman" w:hAnsi="Times New Roman" w:cs="Times New Roman"/>
-                <w:lang w:val="en-US" w:eastAsia="zh-CN"/>
+              <w:rPr>
+                <w:rFonts w:ascii="Times New Roman" w:hAnsi="Times New Roman" w:cs="Times New Roman"/>
+                <w:lang w:val="en-US"/>
+              </w:rPr>
+            </w:pPr>
+            <w:bookmarkStart w:id="5" w:name="OLE_LINK1"/>
+            <w:r>
+              <w:rPr>
+                <w:rFonts w:ascii="Times New Roman" w:hAnsi="Times New Roman" w:cs="Times New Roman"/>
+                <w:lang w:val="en-US"/>
+              </w:rPr>
+              <w:t>Provide explanations and justification for data</w:t>
+            </w:r>
+            <w:bookmarkEnd w:id="5"/>
+            <w:r>
+              <w:rPr>
+                <w:rFonts w:ascii="Times New Roman" w:hAnsi="Times New Roman" w:cs="Times New Roman"/>
+                <w:lang w:val="en-US"/>
+              </w:rPr>
+              <w:t xml:space="preserve"> </w:t>
+            </w:r>
+            <w:r>
+              <w:rPr>
+                <w:rFonts w:ascii="Times New Roman" w:hAnsi="Times New Roman" w:cs="Times New Roman" w:hint="eastAsia"/>
+                <w:lang w:val="en-US"/>
               </w:rPr>
               <w:t>cleaning</w:t>
             </w:r>
             <w:r>
               <w:rPr>
-                <w:rFonts w:hint="default" w:ascii="Times New Roman" w:hAnsi="Times New Roman" w:cs="Times New Roman"/>
+                <w:rFonts w:ascii="Times New Roman" w:hAnsi="Times New Roman" w:cs="Times New Roman"/>
                 <w:lang w:val="en-US"/>
               </w:rPr>
               <w:t xml:space="preserve"> steps</w:t>
             </w:r>
             <w:r>
               <w:rPr>
-                <w:rFonts w:hint="eastAsia" w:ascii="Times New Roman" w:hAnsi="Times New Roman" w:cs="Times New Roman"/>
-                <w:lang w:val="en-US" w:eastAsia="zh-CN"/>
+                <w:rFonts w:ascii="Times New Roman" w:hAnsi="Times New Roman" w:cs="Times New Roman" w:hint="eastAsia"/>
+                <w:lang w:val="en-US"/>
               </w:rPr>
               <w:t>.</w:t>
             </w:r>
@@ -2440,14 +2680,14 @@
             <w:pPr>
               <w:jc w:val="center"/>
               <w:rPr>
-                <w:rFonts w:hint="default" w:ascii="Times New Roman" w:hAnsi="Times New Roman" w:cs="Times New Roman" w:eastAsiaTheme="minorEastAsia"/>
-                <w:lang w:val="en-US" w:eastAsia="zh-CN"/>
-              </w:rPr>
-            </w:pPr>
-            <w:r>
-              <w:rPr>
-                <w:rFonts w:hint="eastAsia" w:ascii="Times New Roman" w:hAnsi="Times New Roman" w:cs="Times New Roman"/>
-                <w:lang w:val="en-US" w:eastAsia="zh-CN"/>
+                <w:rFonts w:ascii="Times New Roman" w:hAnsi="Times New Roman" w:cs="Times New Roman"/>
+                <w:lang w:val="en-US"/>
+              </w:rPr>
+            </w:pPr>
+            <w:r>
+              <w:rPr>
+                <w:rFonts w:ascii="Times New Roman" w:hAnsi="Times New Roman" w:cs="Times New Roman" w:hint="eastAsia"/>
+                <w:lang w:val="en-US"/>
               </w:rPr>
               <w:t>1</w:t>
             </w:r>
@@ -2456,7 +2696,7 @@
       </w:tr>
       <w:tr>
         <w:trPr>
-          <w:trHeight w:val="309" w:hRule="atLeast"/>
+          <w:trHeight w:val="309"/>
         </w:trPr>
         <w:tc>
           <w:tcPr>
@@ -2465,7 +2705,7 @@
           </w:tcPr>
           <w:p>
             <w:pPr>
-              <w:pStyle w:val="30"/>
+              <w:pStyle w:val="ab"/>
               <w:numPr>
                 <w:ilvl w:val="0"/>
                 <w:numId w:val="3"/>
@@ -2489,15 +2729,14 @@
           </w:tcPr>
           <w:p>
             <w:pPr>
-              <w:jc w:val="left"/>
-              <w:rPr>
-                <w:rFonts w:ascii="Times New Roman" w:hAnsi="Times New Roman" w:cs="Times New Roman"/>
-                <w:lang w:val="en-US"/>
-              </w:rPr>
-            </w:pPr>
-            <w:r>
-              <w:rPr>
-                <w:rFonts w:hint="eastAsia" w:ascii="Times New Roman" w:hAnsi="Times New Roman" w:cs="Times New Roman"/>
+              <w:rPr>
+                <w:rFonts w:ascii="Times New Roman" w:hAnsi="Times New Roman" w:cs="Times New Roman"/>
+                <w:lang w:val="en-US"/>
+              </w:rPr>
+            </w:pPr>
+            <w:r>
+              <w:rPr>
+                <w:rFonts w:ascii="Times New Roman" w:hAnsi="Times New Roman" w:cs="Times New Roman" w:hint="eastAsia"/>
                 <w:lang w:val="en-US"/>
               </w:rPr>
               <w:t>Discuss with group members about feature pairing result</w:t>
@@ -2513,14 +2752,14 @@
             <w:pPr>
               <w:jc w:val="center"/>
               <w:rPr>
-                <w:rFonts w:hint="default" w:ascii="Times New Roman" w:hAnsi="Times New Roman" w:cs="Times New Roman" w:eastAsiaTheme="minorEastAsia"/>
-                <w:lang w:val="en-US" w:eastAsia="zh-CN"/>
-              </w:rPr>
-            </w:pPr>
-            <w:r>
-              <w:rPr>
-                <w:rFonts w:hint="eastAsia" w:ascii="Times New Roman" w:hAnsi="Times New Roman" w:cs="Times New Roman"/>
-                <w:lang w:val="en-US" w:eastAsia="zh-CN"/>
+                <w:rFonts w:ascii="Times New Roman" w:hAnsi="Times New Roman" w:cs="Times New Roman"/>
+                <w:lang w:val="en-US"/>
+              </w:rPr>
+            </w:pPr>
+            <w:r>
+              <w:rPr>
+                <w:rFonts w:ascii="Times New Roman" w:hAnsi="Times New Roman" w:cs="Times New Roman" w:hint="eastAsia"/>
+                <w:lang w:val="en-US"/>
               </w:rPr>
               <w:t>0.5</w:t>
             </w:r>
@@ -2529,7 +2768,7 @@
       </w:tr>
       <w:tr>
         <w:trPr>
-          <w:trHeight w:val="309" w:hRule="atLeast"/>
+          <w:trHeight w:val="309"/>
         </w:trPr>
         <w:tc>
           <w:tcPr>
@@ -2539,7 +2778,7 @@
           </w:tcPr>
           <w:p>
             <w:pPr>
-              <w:pStyle w:val="30"/>
+              <w:pStyle w:val="ab"/>
               <w:numPr>
                 <w:ilvl w:val="0"/>
                 <w:numId w:val="3"/>
@@ -2563,7 +2802,6 @@
           </w:tcPr>
           <w:p>
             <w:pPr>
-              <w:jc w:val="left"/>
               <w:rPr>
                 <w:rFonts w:ascii="Times New Roman" w:hAnsi="Times New Roman" w:cs="Times New Roman"/>
                 <w:lang w:val="en-US"/>
@@ -2577,20 +2815,20 @@
             </w:r>
             <w:r>
               <w:rPr>
-                <w:rFonts w:hint="eastAsia" w:ascii="Times New Roman" w:hAnsi="Times New Roman" w:cs="Times New Roman"/>
+                <w:rFonts w:ascii="Times New Roman" w:hAnsi="Times New Roman" w:cs="Times New Roman" w:hint="eastAsia"/>
               </w:rPr>
               <w:t xml:space="preserve">mplement </w:t>
             </w:r>
             <w:r>
               <w:rPr>
-                <w:rFonts w:hint="eastAsia" w:ascii="Times New Roman" w:hAnsi="Times New Roman" w:cs="Times New Roman"/>
-                <w:lang w:val="en-US" w:eastAsia="zh-CN"/>
+                <w:rFonts w:ascii="Times New Roman" w:hAnsi="Times New Roman" w:cs="Times New Roman" w:hint="eastAsia"/>
+                <w:lang w:val="en-US"/>
               </w:rPr>
               <w:t>new features</w:t>
             </w:r>
             <w:r>
               <w:rPr>
-                <w:rFonts w:hint="eastAsia" w:ascii="Times New Roman" w:hAnsi="Times New Roman" w:cs="Times New Roman"/>
+                <w:rFonts w:ascii="Times New Roman" w:hAnsi="Times New Roman" w:cs="Times New Roman" w:hint="eastAsia"/>
               </w:rPr>
               <w:t xml:space="preserve"> code and </w:t>
             </w:r>
@@ -2611,14 +2849,14 @@
             <w:pPr>
               <w:jc w:val="center"/>
               <w:rPr>
-                <w:rFonts w:hint="eastAsia" w:ascii="Times New Roman" w:hAnsi="Times New Roman" w:cs="Times New Roman" w:eastAsiaTheme="minorEastAsia"/>
-                <w:lang w:val="en-US" w:eastAsia="zh-CN"/>
-              </w:rPr>
-            </w:pPr>
-            <w:r>
-              <w:rPr>
-                <w:rFonts w:hint="eastAsia" w:ascii="Times New Roman" w:hAnsi="Times New Roman" w:cs="Times New Roman"/>
-                <w:lang w:val="en-US" w:eastAsia="zh-CN"/>
+                <w:rFonts w:ascii="Times New Roman" w:hAnsi="Times New Roman" w:cs="Times New Roman"/>
+                <w:lang w:val="en-US"/>
+              </w:rPr>
+            </w:pPr>
+            <w:r>
+              <w:rPr>
+                <w:rFonts w:ascii="Times New Roman" w:hAnsi="Times New Roman" w:cs="Times New Roman" w:hint="eastAsia"/>
+                <w:lang w:val="en-US"/>
               </w:rPr>
               <w:t>3</w:t>
             </w:r>
@@ -2627,17 +2865,17 @@
       </w:tr>
       <w:tr>
         <w:trPr>
-          <w:trHeight w:val="309" w:hRule="atLeast"/>
+          <w:trHeight w:val="309"/>
         </w:trPr>
         <w:tc>
           <w:tcPr>
             <w:tcW w:w="2122" w:type="dxa"/>
-            <w:vMerge w:val="continue"/>
-            <w:vAlign w:val="center"/>
-          </w:tcPr>
-          <w:p>
-            <w:pPr>
-              <w:pStyle w:val="30"/>
+            <w:vMerge/>
+            <w:vAlign w:val="center"/>
+          </w:tcPr>
+          <w:p>
+            <w:pPr>
+              <w:pStyle w:val="ab"/>
               <w:rPr>
                 <w:rFonts w:ascii="Times New Roman" w:hAnsi="Times New Roman" w:cs="Times New Roman"/>
               </w:rPr>
@@ -2651,22 +2889,21 @@
           </w:tcPr>
           <w:p>
             <w:pPr>
-              <w:jc w:val="left"/>
-              <w:rPr>
-                <w:rFonts w:ascii="Times New Roman" w:hAnsi="Times New Roman" w:cs="Times New Roman"/>
-              </w:rPr>
-            </w:pPr>
-            <w:r>
-              <w:rPr>
-                <w:rFonts w:hint="default" w:ascii="Times New Roman" w:hAnsi="Times New Roman" w:cs="Times New Roman"/>
+              <w:rPr>
+                <w:rFonts w:ascii="Times New Roman" w:hAnsi="Times New Roman" w:cs="Times New Roman"/>
+              </w:rPr>
+            </w:pPr>
+            <w:r>
+              <w:rPr>
+                <w:rFonts w:ascii="Times New Roman" w:hAnsi="Times New Roman" w:cs="Times New Roman"/>
                 <w:lang w:val="en-US"/>
               </w:rPr>
               <w:t xml:space="preserve">Provide explanations and justification for </w:t>
             </w:r>
             <w:r>
               <w:rPr>
-                <w:rFonts w:hint="eastAsia" w:ascii="Times New Roman" w:hAnsi="Times New Roman" w:cs="Times New Roman"/>
-                <w:lang w:val="en-US" w:eastAsia="zh-CN"/>
+                <w:rFonts w:ascii="Times New Roman" w:hAnsi="Times New Roman" w:cs="Times New Roman" w:hint="eastAsia"/>
+                <w:lang w:val="en-US"/>
               </w:rPr>
               <w:t>new features.</w:t>
             </w:r>
@@ -2681,14 +2918,14 @@
             <w:pPr>
               <w:jc w:val="center"/>
               <w:rPr>
-                <w:rFonts w:hint="eastAsia" w:ascii="Times New Roman" w:hAnsi="Times New Roman" w:cs="Times New Roman" w:eastAsiaTheme="minorEastAsia"/>
-                <w:lang w:val="en-US" w:eastAsia="zh-CN"/>
-              </w:rPr>
-            </w:pPr>
-            <w:r>
-              <w:rPr>
-                <w:rFonts w:hint="eastAsia" w:ascii="Times New Roman" w:hAnsi="Times New Roman" w:cs="Times New Roman"/>
-                <w:lang w:val="en-US" w:eastAsia="zh-CN"/>
+                <w:rFonts w:ascii="Times New Roman" w:hAnsi="Times New Roman" w:cs="Times New Roman"/>
+                <w:lang w:val="en-US"/>
+              </w:rPr>
+            </w:pPr>
+            <w:r>
+              <w:rPr>
+                <w:rFonts w:ascii="Times New Roman" w:hAnsi="Times New Roman" w:cs="Times New Roman" w:hint="eastAsia"/>
+                <w:lang w:val="en-US"/>
               </w:rPr>
               <w:t>1</w:t>
             </w:r>
@@ -2697,7 +2934,7 @@
       </w:tr>
       <w:tr>
         <w:trPr>
-          <w:trHeight w:val="309" w:hRule="atLeast"/>
+          <w:trHeight w:val="309"/>
         </w:trPr>
         <w:tc>
           <w:tcPr>
@@ -2707,7 +2944,7 @@
           </w:tcPr>
           <w:p>
             <w:pPr>
-              <w:pStyle w:val="30"/>
+              <w:pStyle w:val="ab"/>
               <w:numPr>
                 <w:ilvl w:val="0"/>
                 <w:numId w:val="3"/>
@@ -2731,15 +2968,14 @@
           </w:tcPr>
           <w:p>
             <w:pPr>
-              <w:jc w:val="left"/>
-              <w:rPr>
-                <w:rFonts w:ascii="Times New Roman" w:hAnsi="Times New Roman" w:cs="Times New Roman"/>
-                <w:lang w:val="en-US"/>
-              </w:rPr>
-            </w:pPr>
-            <w:r>
-              <w:rPr>
-                <w:rFonts w:hint="default" w:ascii="Times New Roman" w:hAnsi="Times New Roman" w:cs="Times New Roman"/>
+              <w:rPr>
+                <w:rFonts w:ascii="Times New Roman" w:hAnsi="Times New Roman" w:cs="Times New Roman"/>
+                <w:lang w:val="en-US"/>
+              </w:rPr>
+            </w:pPr>
+            <w:r>
+              <w:rPr>
+                <w:rFonts w:ascii="Times New Roman" w:hAnsi="Times New Roman" w:cs="Times New Roman"/>
                 <w:lang w:val="en-US"/>
               </w:rPr>
               <w:t>Design and implement the Random Forest model</w:t>
@@ -2755,14 +2991,14 @@
             <w:pPr>
               <w:jc w:val="center"/>
               <w:rPr>
-                <w:rFonts w:hint="eastAsia" w:ascii="Times New Roman" w:hAnsi="Times New Roman" w:cs="Times New Roman" w:eastAsiaTheme="minorEastAsia"/>
-                <w:lang w:val="en-US" w:eastAsia="zh-CN"/>
-              </w:rPr>
-            </w:pPr>
-            <w:r>
-              <w:rPr>
-                <w:rFonts w:hint="eastAsia" w:ascii="Times New Roman" w:hAnsi="Times New Roman" w:cs="Times New Roman"/>
-                <w:lang w:val="en-US" w:eastAsia="zh-CN"/>
+                <w:rFonts w:ascii="Times New Roman" w:hAnsi="Times New Roman" w:cs="Times New Roman"/>
+                <w:lang w:val="en-US"/>
+              </w:rPr>
+            </w:pPr>
+            <w:r>
+              <w:rPr>
+                <w:rFonts w:ascii="Times New Roman" w:hAnsi="Times New Roman" w:cs="Times New Roman" w:hint="eastAsia"/>
+                <w:lang w:val="en-US"/>
               </w:rPr>
               <w:t>3</w:t>
             </w:r>
@@ -2771,17 +3007,17 @@
       </w:tr>
       <w:tr>
         <w:trPr>
-          <w:trHeight w:val="309" w:hRule="atLeast"/>
+          <w:trHeight w:val="309"/>
         </w:trPr>
         <w:tc>
           <w:tcPr>
             <w:tcW w:w="2122" w:type="dxa"/>
-            <w:vMerge w:val="continue"/>
-            <w:vAlign w:val="center"/>
-          </w:tcPr>
-          <w:p>
-            <w:pPr>
-              <w:pStyle w:val="30"/>
+            <w:vMerge/>
+            <w:vAlign w:val="center"/>
+          </w:tcPr>
+          <w:p>
+            <w:pPr>
+              <w:pStyle w:val="ab"/>
               <w:rPr>
                 <w:rFonts w:ascii="Times New Roman" w:hAnsi="Times New Roman" w:cs="Times New Roman"/>
               </w:rPr>
@@ -2795,37 +3031,36 @@
           </w:tcPr>
           <w:p>
             <w:pPr>
-              <w:jc w:val="left"/>
-              <w:rPr>
-                <w:rFonts w:hint="eastAsia" w:ascii="Times New Roman" w:hAnsi="Times New Roman" w:cs="Times New Roman" w:eastAsiaTheme="minorEastAsia"/>
-                <w:lang w:val="en-US" w:eastAsia="zh-CN"/>
-              </w:rPr>
-            </w:pPr>
-            <w:r>
-              <w:rPr>
-                <w:rFonts w:hint="default" w:ascii="Times New Roman" w:hAnsi="Times New Roman" w:cs="Times New Roman"/>
+              <w:rPr>
+                <w:rFonts w:ascii="Times New Roman" w:hAnsi="Times New Roman" w:cs="Times New Roman"/>
+                <w:lang w:val="en-US"/>
+              </w:rPr>
+            </w:pPr>
+            <w:r>
+              <w:rPr>
+                <w:rFonts w:ascii="Times New Roman" w:hAnsi="Times New Roman" w:cs="Times New Roman"/>
                 <w:lang w:val="en-US"/>
               </w:rPr>
               <w:t>Analyze model performance</w:t>
             </w:r>
             <w:r>
               <w:rPr>
-                <w:rFonts w:hint="eastAsia" w:ascii="Times New Roman" w:hAnsi="Times New Roman" w:cs="Times New Roman"/>
-                <w:lang w:val="en-US" w:eastAsia="zh-CN"/>
+                <w:rFonts w:ascii="Times New Roman" w:hAnsi="Times New Roman" w:cs="Times New Roman" w:hint="eastAsia"/>
+                <w:lang w:val="en-US"/>
               </w:rPr>
               <w:t xml:space="preserve"> (</w:t>
             </w:r>
             <w:r>
               <w:rPr>
-                <w:rFonts w:hint="default" w:ascii="Times New Roman" w:hAnsi="Times New Roman" w:cs="Times New Roman"/>
+                <w:rFonts w:ascii="Times New Roman" w:hAnsi="Times New Roman" w:cs="Times New Roman"/>
                 <w:lang w:val="en-US"/>
               </w:rPr>
               <w:t>Random Forest model</w:t>
             </w:r>
             <w:r>
               <w:rPr>
-                <w:rFonts w:hint="eastAsia" w:ascii="Times New Roman" w:hAnsi="Times New Roman" w:cs="Times New Roman"/>
-                <w:lang w:val="en-US" w:eastAsia="zh-CN"/>
+                <w:rFonts w:ascii="Times New Roman" w:hAnsi="Times New Roman" w:cs="Times New Roman" w:hint="eastAsia"/>
+                <w:lang w:val="en-US"/>
               </w:rPr>
               <w:t>)</w:t>
             </w:r>
@@ -2840,14 +3075,14 @@
             <w:pPr>
               <w:jc w:val="center"/>
               <w:rPr>
-                <w:rFonts w:hint="default" w:ascii="Times New Roman" w:hAnsi="Times New Roman" w:cs="Times New Roman" w:eastAsiaTheme="minorEastAsia"/>
-                <w:lang w:val="en-US" w:eastAsia="zh-CN"/>
-              </w:rPr>
-            </w:pPr>
-            <w:r>
-              <w:rPr>
-                <w:rFonts w:hint="eastAsia" w:ascii="Times New Roman" w:hAnsi="Times New Roman" w:cs="Times New Roman"/>
-                <w:lang w:val="en-US" w:eastAsia="zh-CN"/>
+                <w:rFonts w:ascii="Times New Roman" w:hAnsi="Times New Roman" w:cs="Times New Roman"/>
+                <w:lang w:val="en-US"/>
+              </w:rPr>
+            </w:pPr>
+            <w:r>
+              <w:rPr>
+                <w:rFonts w:ascii="Times New Roman" w:hAnsi="Times New Roman" w:cs="Times New Roman" w:hint="eastAsia"/>
+                <w:lang w:val="en-US"/>
               </w:rPr>
               <w:t>0.5</w:t>
             </w:r>
@@ -2856,17 +3091,17 @@
       </w:tr>
       <w:tr>
         <w:trPr>
-          <w:trHeight w:val="309" w:hRule="atLeast"/>
+          <w:trHeight w:val="309"/>
         </w:trPr>
         <w:tc>
           <w:tcPr>
             <w:tcW w:w="2122" w:type="dxa"/>
-            <w:vMerge w:val="continue"/>
-            <w:vAlign w:val="center"/>
-          </w:tcPr>
-          <w:p>
-            <w:pPr>
-              <w:pStyle w:val="30"/>
+            <w:vMerge/>
+            <w:vAlign w:val="center"/>
+          </w:tcPr>
+          <w:p>
+            <w:pPr>
+              <w:pStyle w:val="ab"/>
               <w:rPr>
                 <w:rFonts w:ascii="Times New Roman" w:hAnsi="Times New Roman" w:cs="Times New Roman"/>
               </w:rPr>
@@ -2880,15 +3115,14 @@
           </w:tcPr>
           <w:p>
             <w:pPr>
-              <w:jc w:val="left"/>
-              <w:rPr>
-                <w:rFonts w:hint="default" w:ascii="Times New Roman" w:hAnsi="Times New Roman" w:cs="Times New Roman" w:eastAsiaTheme="minorEastAsia"/>
-                <w:lang w:val="en-US" w:eastAsia="zh-CN"/>
-              </w:rPr>
-            </w:pPr>
-            <w:r>
-              <w:rPr>
-                <w:rFonts w:hint="default" w:ascii="Times New Roman" w:hAnsi="Times New Roman" w:cs="Times New Roman"/>
+              <w:rPr>
+                <w:rFonts w:ascii="Times New Roman" w:hAnsi="Times New Roman" w:cs="Times New Roman" w:hint="eastAsia"/>
+                <w:lang w:val="en-US"/>
+              </w:rPr>
+            </w:pPr>
+            <w:r>
+              <w:rPr>
+                <w:rFonts w:ascii="Times New Roman" w:hAnsi="Times New Roman" w:cs="Times New Roman"/>
                 <w:lang w:val="en-US"/>
               </w:rPr>
               <w:t>Design and implement a pipeline</w:t>
@@ -2904,14 +3138,14 @@
             <w:pPr>
               <w:jc w:val="center"/>
               <w:rPr>
-                <w:rFonts w:hint="eastAsia" w:ascii="Times New Roman" w:hAnsi="Times New Roman" w:cs="Times New Roman" w:eastAsiaTheme="minorEastAsia"/>
-                <w:lang w:val="en-US" w:eastAsia="zh-CN"/>
-              </w:rPr>
-            </w:pPr>
-            <w:r>
-              <w:rPr>
-                <w:rFonts w:hint="eastAsia" w:ascii="Times New Roman" w:hAnsi="Times New Roman" w:cs="Times New Roman"/>
-                <w:lang w:val="en-US" w:eastAsia="zh-CN"/>
+                <w:rFonts w:ascii="Times New Roman" w:hAnsi="Times New Roman" w:cs="Times New Roman"/>
+                <w:lang w:val="en-US"/>
+              </w:rPr>
+            </w:pPr>
+            <w:r>
+              <w:rPr>
+                <w:rFonts w:ascii="Times New Roman" w:hAnsi="Times New Roman" w:cs="Times New Roman" w:hint="eastAsia"/>
+                <w:lang w:val="en-US"/>
               </w:rPr>
               <w:t>2</w:t>
             </w:r>
@@ -2920,17 +3154,17 @@
       </w:tr>
       <w:tr>
         <w:trPr>
-          <w:trHeight w:val="309" w:hRule="atLeast"/>
+          <w:trHeight w:val="309"/>
         </w:trPr>
         <w:tc>
           <w:tcPr>
             <w:tcW w:w="2122" w:type="dxa"/>
-            <w:vMerge w:val="continue"/>
-            <w:vAlign w:val="center"/>
-          </w:tcPr>
-          <w:p>
-            <w:pPr>
-              <w:pStyle w:val="30"/>
+            <w:vMerge/>
+            <w:vAlign w:val="center"/>
+          </w:tcPr>
+          <w:p>
+            <w:pPr>
+              <w:pStyle w:val="ab"/>
               <w:rPr>
                 <w:rFonts w:ascii="Times New Roman" w:hAnsi="Times New Roman" w:cs="Times New Roman"/>
               </w:rPr>
@@ -2944,29 +3178,28 @@
           </w:tcPr>
           <w:p>
             <w:pPr>
-              <w:jc w:val="left"/>
-              <w:rPr>
-                <w:rFonts w:hint="default" w:ascii="Times New Roman" w:hAnsi="Times New Roman" w:cs="Times New Roman"/>
-                <w:lang w:val="en-US"/>
-              </w:rPr>
-            </w:pPr>
-            <w:r>
-              <w:rPr>
-                <w:rFonts w:hint="default" w:ascii="Times New Roman" w:hAnsi="Times New Roman" w:cs="Times New Roman"/>
+              <w:rPr>
+                <w:rFonts w:ascii="Times New Roman" w:hAnsi="Times New Roman" w:cs="Times New Roman"/>
+                <w:lang w:val="en-US"/>
+              </w:rPr>
+            </w:pPr>
+            <w:r>
+              <w:rPr>
+                <w:rFonts w:ascii="Times New Roman" w:hAnsi="Times New Roman" w:cs="Times New Roman"/>
                 <w:lang w:val="en-US"/>
               </w:rPr>
               <w:t xml:space="preserve">Analyze </w:t>
             </w:r>
             <w:r>
               <w:rPr>
-                <w:rFonts w:hint="eastAsia" w:ascii="Times New Roman" w:hAnsi="Times New Roman" w:cs="Times New Roman"/>
-                <w:lang w:val="en-US" w:eastAsia="zh-CN"/>
+                <w:rFonts w:ascii="Times New Roman" w:hAnsi="Times New Roman" w:cs="Times New Roman" w:hint="eastAsia"/>
+                <w:lang w:val="en-US"/>
               </w:rPr>
               <w:t xml:space="preserve">pipeline </w:t>
             </w:r>
             <w:r>
               <w:rPr>
-                <w:rFonts w:hint="default" w:ascii="Times New Roman" w:hAnsi="Times New Roman" w:cs="Times New Roman"/>
+                <w:rFonts w:ascii="Times New Roman" w:hAnsi="Times New Roman" w:cs="Times New Roman"/>
                 <w:lang w:val="en-US"/>
               </w:rPr>
               <w:t>model performance</w:t>
@@ -2982,14 +3215,14 @@
             <w:pPr>
               <w:jc w:val="center"/>
               <w:rPr>
-                <w:rFonts w:hint="default" w:ascii="Times New Roman" w:hAnsi="Times New Roman" w:cs="Times New Roman" w:eastAsiaTheme="minorEastAsia"/>
-                <w:lang w:val="en-US" w:eastAsia="zh-CN"/>
-              </w:rPr>
-            </w:pPr>
-            <w:r>
-              <w:rPr>
-                <w:rFonts w:hint="eastAsia" w:ascii="Times New Roman" w:hAnsi="Times New Roman" w:cs="Times New Roman"/>
-                <w:lang w:val="en-US" w:eastAsia="zh-CN"/>
+                <w:rFonts w:ascii="Times New Roman" w:hAnsi="Times New Roman" w:cs="Times New Roman"/>
+                <w:lang w:val="en-US"/>
+              </w:rPr>
+            </w:pPr>
+            <w:r>
+              <w:rPr>
+                <w:rFonts w:ascii="Times New Roman" w:hAnsi="Times New Roman" w:cs="Times New Roman" w:hint="eastAsia"/>
+                <w:lang w:val="en-US"/>
               </w:rPr>
               <w:t>0.5</w:t>
             </w:r>
@@ -2998,17 +3231,17 @@
       </w:tr>
       <w:tr>
         <w:trPr>
-          <w:trHeight w:val="309" w:hRule="atLeast"/>
+          <w:trHeight w:val="309"/>
         </w:trPr>
         <w:tc>
           <w:tcPr>
             <w:tcW w:w="2122" w:type="dxa"/>
-            <w:vMerge w:val="continue"/>
-            <w:vAlign w:val="center"/>
-          </w:tcPr>
-          <w:p>
-            <w:pPr>
-              <w:pStyle w:val="30"/>
+            <w:vMerge/>
+            <w:vAlign w:val="center"/>
+          </w:tcPr>
+          <w:p>
+            <w:pPr>
+              <w:pStyle w:val="ab"/>
               <w:rPr>
                 <w:rFonts w:ascii="Times New Roman" w:hAnsi="Times New Roman" w:cs="Times New Roman"/>
               </w:rPr>
@@ -3022,15 +3255,14 @@
           </w:tcPr>
           <w:p>
             <w:pPr>
-              <w:jc w:val="left"/>
-              <w:rPr>
-                <w:rFonts w:hint="default" w:ascii="Times New Roman" w:hAnsi="Times New Roman" w:cs="Times New Roman"/>
-                <w:lang w:val="en-US"/>
-              </w:rPr>
-            </w:pPr>
-            <w:r>
-              <w:rPr>
-                <w:rFonts w:hint="default" w:ascii="Times New Roman" w:hAnsi="Times New Roman" w:cs="Times New Roman"/>
+              <w:rPr>
+                <w:rFonts w:ascii="Times New Roman" w:hAnsi="Times New Roman" w:cs="Times New Roman"/>
+                <w:lang w:val="en-US"/>
+              </w:rPr>
+            </w:pPr>
+            <w:r>
+              <w:rPr>
+                <w:rFonts w:ascii="Times New Roman" w:hAnsi="Times New Roman" w:cs="Times New Roman"/>
                 <w:lang w:val="en-US"/>
               </w:rPr>
               <w:t>Interpret and explain the differences between training and test performance results</w:t>
@@ -3046,14 +3278,14 @@
             <w:pPr>
               <w:jc w:val="center"/>
               <w:rPr>
-                <w:rFonts w:hint="default" w:ascii="Times New Roman" w:hAnsi="Times New Roman" w:cs="Times New Roman" w:eastAsiaTheme="minorEastAsia"/>
-                <w:lang w:val="en-US" w:eastAsia="zh-CN"/>
-              </w:rPr>
-            </w:pPr>
-            <w:r>
-              <w:rPr>
-                <w:rFonts w:hint="eastAsia" w:ascii="Times New Roman" w:hAnsi="Times New Roman" w:cs="Times New Roman"/>
-                <w:lang w:val="en-US" w:eastAsia="zh-CN"/>
+                <w:rFonts w:ascii="Times New Roman" w:hAnsi="Times New Roman" w:cs="Times New Roman"/>
+                <w:lang w:val="en-US"/>
+              </w:rPr>
+            </w:pPr>
+            <w:r>
+              <w:rPr>
+                <w:rFonts w:ascii="Times New Roman" w:hAnsi="Times New Roman" w:cs="Times New Roman" w:hint="eastAsia"/>
+                <w:lang w:val="en-US"/>
               </w:rPr>
               <w:t>1</w:t>
             </w:r>
@@ -3068,8 +3300,6 @@
           <w:lang w:val="en-US"/>
         </w:rPr>
       </w:pPr>
-      <w:bookmarkStart w:id="5" w:name="_GoBack"/>
-      <w:bookmarkEnd w:id="5"/>
     </w:p>
     <w:p>
       <w:pPr>
@@ -3081,24 +3311,9 @@
     </w:p>
     <w:tbl>
       <w:tblPr>
-        <w:tblStyle w:val="15"/>
+        <w:tblStyle w:val="a6"/>
         <w:tblW w:w="10049" w:type="dxa"/>
-        <w:tblInd w:w="0" w:type="dxa"/>
-        <w:tblBorders>
-          <w:top w:val="single" w:color="auto" w:sz="4" w:space="0"/>
-          <w:left w:val="single" w:color="auto" w:sz="4" w:space="0"/>
-          <w:bottom w:val="single" w:color="auto" w:sz="4" w:space="0"/>
-          <w:right w:val="single" w:color="auto" w:sz="4" w:space="0"/>
-          <w:insideH w:val="single" w:color="auto" w:sz="4" w:space="0"/>
-          <w:insideV w:val="single" w:color="auto" w:sz="4" w:space="0"/>
-        </w:tblBorders>
-        <w:tblLayout w:type="autofit"/>
-        <w:tblCellMar>
-          <w:top w:w="0" w:type="dxa"/>
-          <w:left w:w="108" w:type="dxa"/>
-          <w:bottom w:w="0" w:type="dxa"/>
-          <w:right w:w="108" w:type="dxa"/>
-        </w:tblCellMar>
+        <w:tblLook w:val="04A0" w:firstRow="1" w:lastRow="0" w:firstColumn="1" w:lastColumn="0" w:noHBand="0" w:noVBand="1"/>
       </w:tblPr>
       <w:tblGrid>
         <w:gridCol w:w="2122"/>
@@ -3107,7 +3322,7 @@
       </w:tblGrid>
       <w:tr>
         <w:trPr>
-          <w:trHeight w:val="396" w:hRule="atLeast"/>
+          <w:trHeight w:val="396"/>
         </w:trPr>
         <w:tc>
           <w:tcPr>
@@ -3138,7 +3353,7 @@
       </w:tr>
       <w:tr>
         <w:trPr>
-          <w:trHeight w:val="396" w:hRule="atLeast"/>
+          <w:trHeight w:val="396"/>
         </w:trPr>
         <w:tc>
           <w:tcPr>
@@ -3224,7 +3439,7 @@
       </w:tr>
       <w:tr>
         <w:trPr>
-          <w:trHeight w:val="309" w:hRule="atLeast"/>
+          <w:trHeight w:val="309"/>
         </w:trPr>
         <w:tc>
           <w:tcPr>
@@ -3234,7 +3449,7 @@
           </w:tcPr>
           <w:p>
             <w:pPr>
-              <w:pStyle w:val="30"/>
+              <w:pStyle w:val="ab"/>
               <w:numPr>
                 <w:ilvl w:val="0"/>
                 <w:numId w:val="4"/>
@@ -3297,17 +3512,17 @@
       </w:tr>
       <w:tr>
         <w:trPr>
-          <w:trHeight w:val="309" w:hRule="atLeast"/>
+          <w:trHeight w:val="309"/>
         </w:trPr>
         <w:tc>
           <w:tcPr>
             <w:tcW w:w="2122" w:type="dxa"/>
-            <w:vMerge w:val="continue"/>
-            <w:vAlign w:val="center"/>
-          </w:tcPr>
-          <w:p>
-            <w:pPr>
-              <w:pStyle w:val="30"/>
+            <w:vMerge/>
+            <w:vAlign w:val="center"/>
+          </w:tcPr>
+          <w:p>
+            <w:pPr>
+              <w:pStyle w:val="ab"/>
               <w:ind w:left="340"/>
               <w:rPr>
                 <w:rFonts w:ascii="Times New Roman" w:hAnsi="Times New Roman" w:cs="Times New Roman"/>
@@ -3361,7 +3576,7 @@
       </w:tr>
       <w:tr>
         <w:trPr>
-          <w:trHeight w:val="309" w:hRule="atLeast"/>
+          <w:trHeight w:val="309"/>
         </w:trPr>
         <w:tc>
           <w:tcPr>
@@ -3371,7 +3586,7 @@
           </w:tcPr>
           <w:p>
             <w:pPr>
-              <w:pStyle w:val="30"/>
+              <w:pStyle w:val="ab"/>
               <w:numPr>
                 <w:ilvl w:val="0"/>
                 <w:numId w:val="4"/>
@@ -3434,17 +3649,17 @@
       </w:tr>
       <w:tr>
         <w:trPr>
-          <w:trHeight w:val="309" w:hRule="atLeast"/>
+          <w:trHeight w:val="309"/>
         </w:trPr>
         <w:tc>
           <w:tcPr>
             <w:tcW w:w="2122" w:type="dxa"/>
-            <w:vMerge w:val="continue"/>
-            <w:vAlign w:val="center"/>
-          </w:tcPr>
-          <w:p>
-            <w:pPr>
-              <w:pStyle w:val="30"/>
+            <w:vMerge/>
+            <w:vAlign w:val="center"/>
+          </w:tcPr>
+          <w:p>
+            <w:pPr>
+              <w:pStyle w:val="ab"/>
               <w:ind w:left="340"/>
               <w:rPr>
                 <w:rFonts w:ascii="Times New Roman" w:hAnsi="Times New Roman" w:cs="Times New Roman"/>
@@ -3498,7 +3713,7 @@
       </w:tr>
       <w:tr>
         <w:trPr>
-          <w:trHeight w:val="309" w:hRule="atLeast"/>
+          <w:trHeight w:val="309"/>
         </w:trPr>
         <w:tc>
           <w:tcPr>
@@ -3507,7 +3722,7 @@
           </w:tcPr>
           <w:p>
             <w:pPr>
-              <w:pStyle w:val="30"/>
+              <w:pStyle w:val="ab"/>
               <w:numPr>
                 <w:ilvl w:val="0"/>
                 <w:numId w:val="4"/>
@@ -3532,13 +3747,13 @@
           <w:p>
             <w:pPr>
               <w:rPr>
-                <w:rFonts w:hint="eastAsia" w:ascii="Times New Roman" w:hAnsi="Times New Roman" w:cs="Times New Roman"/>
-                <w:lang w:val="en-US"/>
-              </w:rPr>
-            </w:pPr>
-            <w:r>
-              <w:rPr>
-                <w:rFonts w:hint="eastAsia" w:ascii="Times New Roman" w:hAnsi="Times New Roman" w:cs="Times New Roman"/>
+                <w:rFonts w:ascii="Times New Roman" w:hAnsi="Times New Roman" w:cs="Times New Roman"/>
+                <w:lang w:val="en-US"/>
+              </w:rPr>
+            </w:pPr>
+            <w:r>
+              <w:rPr>
+                <w:rFonts w:ascii="Times New Roman" w:hAnsi="Times New Roman" w:cs="Times New Roman" w:hint="eastAsia"/>
                 <w:lang w:val="en-US"/>
               </w:rPr>
               <w:t>Discuss with group members about feature pairing result</w:t>
@@ -3554,13 +3769,13 @@
             <w:pPr>
               <w:jc w:val="center"/>
               <w:rPr>
-                <w:rFonts w:hint="eastAsia" w:ascii="Times New Roman" w:hAnsi="Times New Roman" w:cs="Times New Roman"/>
-                <w:lang w:val="en-US"/>
-              </w:rPr>
-            </w:pPr>
-            <w:r>
-              <w:rPr>
-                <w:rFonts w:hint="eastAsia" w:ascii="Times New Roman" w:hAnsi="Times New Roman" w:cs="Times New Roman"/>
+                <w:rFonts w:ascii="Times New Roman" w:hAnsi="Times New Roman" w:cs="Times New Roman"/>
+                <w:lang w:val="en-US"/>
+              </w:rPr>
+            </w:pPr>
+            <w:r>
+              <w:rPr>
+                <w:rFonts w:ascii="Times New Roman" w:hAnsi="Times New Roman" w:cs="Times New Roman" w:hint="eastAsia"/>
                 <w:lang w:val="en-US"/>
               </w:rPr>
               <w:t>0.5</w:t>
@@ -3570,7 +3785,7 @@
       </w:tr>
       <w:tr>
         <w:trPr>
-          <w:trHeight w:val="309" w:hRule="atLeast"/>
+          <w:trHeight w:val="309"/>
         </w:trPr>
         <w:tc>
           <w:tcPr>
@@ -3579,7 +3794,7 @@
           </w:tcPr>
           <w:p>
             <w:pPr>
-              <w:pStyle w:val="30"/>
+              <w:pStyle w:val="ab"/>
               <w:numPr>
                 <w:ilvl w:val="0"/>
                 <w:numId w:val="4"/>
@@ -3604,13 +3819,13 @@
           <w:p>
             <w:pPr>
               <w:rPr>
-                <w:rFonts w:hint="eastAsia" w:ascii="Times New Roman" w:hAnsi="Times New Roman" w:cs="Times New Roman"/>
-                <w:lang w:val="en-US"/>
-              </w:rPr>
-            </w:pPr>
-            <w:r>
-              <w:rPr>
-                <w:rFonts w:hint="eastAsia" w:ascii="Times New Roman" w:hAnsi="Times New Roman" w:cs="Times New Roman"/>
+                <w:rFonts w:ascii="Times New Roman" w:hAnsi="Times New Roman" w:cs="Times New Roman"/>
+                <w:lang w:val="en-US"/>
+              </w:rPr>
+            </w:pPr>
+            <w:r>
+              <w:rPr>
+                <w:rFonts w:ascii="Times New Roman" w:hAnsi="Times New Roman" w:cs="Times New Roman" w:hint="eastAsia"/>
                 <w:lang w:val="en-US"/>
               </w:rPr>
               <w:t>Discuss with group members about new features</w:t>
@@ -3626,13 +3841,13 @@
             <w:pPr>
               <w:jc w:val="center"/>
               <w:rPr>
-                <w:rFonts w:hint="eastAsia" w:ascii="Times New Roman" w:hAnsi="Times New Roman" w:cs="Times New Roman"/>
-                <w:lang w:val="en-US"/>
-              </w:rPr>
-            </w:pPr>
-            <w:r>
-              <w:rPr>
-                <w:rFonts w:hint="eastAsia" w:ascii="Times New Roman" w:hAnsi="Times New Roman" w:cs="Times New Roman"/>
+                <w:rFonts w:ascii="Times New Roman" w:hAnsi="Times New Roman" w:cs="Times New Roman"/>
+                <w:lang w:val="en-US"/>
+              </w:rPr>
+            </w:pPr>
+            <w:r>
+              <w:rPr>
+                <w:rFonts w:ascii="Times New Roman" w:hAnsi="Times New Roman" w:cs="Times New Roman" w:hint="eastAsia"/>
                 <w:lang w:val="en-US"/>
               </w:rPr>
               <w:t>0.5</w:t>
@@ -3642,7 +3857,7 @@
       </w:tr>
       <w:tr>
         <w:trPr>
-          <w:trHeight w:val="309" w:hRule="atLeast"/>
+          <w:trHeight w:val="309"/>
         </w:trPr>
         <w:tc>
           <w:tcPr>
@@ -3652,7 +3867,7 @@
           </w:tcPr>
           <w:p>
             <w:pPr>
-              <w:pStyle w:val="30"/>
+              <w:pStyle w:val="ab"/>
               <w:numPr>
                 <w:ilvl w:val="0"/>
                 <w:numId w:val="4"/>
@@ -3715,17 +3930,17 @@
       </w:tr>
       <w:tr>
         <w:trPr>
-          <w:trHeight w:val="309" w:hRule="atLeast"/>
+          <w:trHeight w:val="309"/>
         </w:trPr>
         <w:tc>
           <w:tcPr>
             <w:tcW w:w="2122" w:type="dxa"/>
-            <w:vMerge w:val="continue"/>
-            <w:vAlign w:val="center"/>
-          </w:tcPr>
-          <w:p>
-            <w:pPr>
-              <w:pStyle w:val="30"/>
+            <w:vMerge/>
+            <w:vAlign w:val="center"/>
+          </w:tcPr>
+          <w:p>
+            <w:pPr>
+              <w:pStyle w:val="ab"/>
               <w:numPr>
                 <w:ilvl w:val="0"/>
                 <w:numId w:val="4"/>
@@ -3782,17 +3997,17 @@
       </w:tr>
       <w:tr>
         <w:trPr>
-          <w:trHeight w:val="309" w:hRule="atLeast"/>
+          <w:trHeight w:val="309"/>
         </w:trPr>
         <w:tc>
           <w:tcPr>
             <w:tcW w:w="2122" w:type="dxa"/>
-            <w:vMerge w:val="continue"/>
-            <w:vAlign w:val="center"/>
-          </w:tcPr>
-          <w:p>
-            <w:pPr>
-              <w:pStyle w:val="30"/>
+            <w:vMerge/>
+            <w:vAlign w:val="center"/>
+          </w:tcPr>
+          <w:p>
+            <w:pPr>
+              <w:pStyle w:val="ab"/>
               <w:ind w:left="340"/>
               <w:rPr>
                 <w:rFonts w:ascii="Times New Roman" w:hAnsi="Times New Roman" w:cs="Times New Roman"/>
@@ -3846,17 +4061,17 @@
       </w:tr>
       <w:tr>
         <w:trPr>
-          <w:trHeight w:val="309" w:hRule="atLeast"/>
+          <w:trHeight w:val="309"/>
         </w:trPr>
         <w:tc>
           <w:tcPr>
             <w:tcW w:w="2122" w:type="dxa"/>
-            <w:vMerge w:val="continue"/>
-            <w:vAlign w:val="center"/>
-          </w:tcPr>
-          <w:p>
-            <w:pPr>
-              <w:pStyle w:val="30"/>
+            <w:vMerge/>
+            <w:vAlign w:val="center"/>
+          </w:tcPr>
+          <w:p>
+            <w:pPr>
+              <w:pStyle w:val="ab"/>
               <w:ind w:left="340"/>
               <w:rPr>
                 <w:rFonts w:ascii="Times New Roman" w:hAnsi="Times New Roman" w:cs="Times New Roman"/>
@@ -3974,6 +4189,7 @@
           <w:rFonts w:ascii="Times New Roman" w:hAnsi="Times New Roman" w:cs="Times New Roman"/>
           <w:lang w:val="en-US"/>
         </w:rPr>
+        <w:lastRenderedPageBreak/>
         <w:t xml:space="preserve">I certify this contribution statement is accurate. I understand that misrepresentation is academic misconduct. </w:t>
       </w:r>
     </w:p>
@@ -4005,7 +4221,23 @@
           <w:rFonts w:ascii="Times New Roman" w:hAnsi="Times New Roman" w:cs="Times New Roman"/>
           <w:lang w:val="en-US"/>
         </w:rPr>
-        <w:t>Signature: Haixiao Yang, Xiaoli Wu, Yian Zhou</w:t>
+        <w:t xml:space="preserve">Signature: </w:t>
+      </w:r>
+      <w:proofErr w:type="spellStart"/>
+      <w:r>
+        <w:rPr>
+          <w:rFonts w:ascii="Times New Roman" w:hAnsi="Times New Roman" w:cs="Times New Roman"/>
+          <w:lang w:val="en-US"/>
+        </w:rPr>
+        <w:t>Haixiao</w:t>
+      </w:r>
+      <w:proofErr w:type="spellEnd"/>
+      <w:r>
+        <w:rPr>
+          <w:rFonts w:ascii="Times New Roman" w:hAnsi="Times New Roman" w:cs="Times New Roman"/>
+          <w:lang w:val="en-US"/>
+        </w:rPr>
+        <w:t xml:space="preserve"> Yang, Xiaoli Wu, Yian Zhou</w:t>
       </w:r>
     </w:p>
     <w:p>
@@ -4049,20 +4281,20 @@
     <w:sectPr>
       <w:pgSz w:w="12240" w:h="15840"/>
       <w:pgMar w:top="1440" w:right="1440" w:bottom="1440" w:left="1440" w:header="708" w:footer="708" w:gutter="0"/>
-      <w:cols w:space="708" w:num="1"/>
-      <w:docGrid w:linePitch="360" w:charSpace="0"/>
+      <w:cols w:space="708"/>
+      <w:docGrid w:linePitch="360"/>
     </w:sectPr>
   </w:body>
 </w:document>
 </file>
 
 <file path=word/numbering.xml><?xml version="1.0" encoding="utf-8"?>
-<w:numbering xmlns:wpc="http://schemas.microsoft.com/office/word/2010/wordprocessingCanvas" xmlns:mc="http://schemas.openxmlformats.org/markup-compatibility/2006" xmlns:o="urn:schemas-microsoft-com:office:office" xmlns:r="http://schemas.openxmlformats.org/officeDocument/2006/relationships" xmlns:m="http://schemas.openxmlformats.org/officeDocument/2006/math" xmlns:v="urn:schemas-microsoft-com:vml" xmlns:wp14="http://schemas.microsoft.com/office/word/2010/wordprocessingDrawing" xmlns:wp="http://schemas.openxmlformats.org/drawingml/2006/wordprocessingDrawing" xmlns:w10="urn:schemas-microsoft-com:office:word" xmlns:w="http://schemas.openxmlformats.org/wordprocessingml/2006/main" xmlns:w14="http://schemas.microsoft.com/office/word/2010/wordml" xmlns:wpg="http://schemas.microsoft.com/office/word/2010/wordprocessingGroup" xmlns:wpi="http://schemas.microsoft.com/office/word/2010/wordprocessingInk" xmlns:wne="http://schemas.microsoft.com/office/word/2006/wordml" xmlns:wps="http://schemas.microsoft.com/office/word/2010/wordprocessingShape" xmlns:wpsCustomData="http://www.wps.cn/officeDocument/2013/wpsCustomData" mc:Ignorable="w14 wp14">
-  <w:abstractNum w:abstractNumId="0">
+<w:numbering xmlns:wpc="http://schemas.microsoft.com/office/word/2010/wordprocessingCanvas" xmlns:cx="http://schemas.microsoft.com/office/drawing/2014/chartex" xmlns:cx1="http://schemas.microsoft.com/office/drawing/2015/9/8/chartex" xmlns:cx2="http://schemas.microsoft.com/office/drawing/2015/10/21/chartex" xmlns:cx3="http://schemas.microsoft.com/office/drawing/2016/5/9/chartex" xmlns:cx4="http://schemas.microsoft.com/office/drawing/2016/5/10/chartex" xmlns:cx5="http://schemas.microsoft.com/office/drawing/2016/5/11/chartex" xmlns:cx6="http://schemas.microsoft.com/office/drawing/2016/5/12/chartex" xmlns:cx7="http://schemas.microsoft.com/office/drawing/2016/5/13/chartex" xmlns:cx8="http://schemas.microsoft.com/office/drawing/2016/5/14/chartex" xmlns:mc="http://schemas.openxmlformats.org/markup-compatibility/2006" xmlns:aink="http://schemas.microsoft.com/office/drawing/2016/ink" xmlns:am3d="http://schemas.microsoft.com/office/drawing/2017/model3d" xmlns:o="urn:schemas-microsoft-com:office:office" xmlns:oel="http://schemas.microsoft.com/office/2019/extlst" xmlns:r="http://schemas.openxmlformats.org/officeDocument/2006/relationships" xmlns:m="http://schemas.openxmlformats.org/officeDocument/2006/math" xmlns:v="urn:schemas-microsoft-com:vml" xmlns:wp14="http://schemas.microsoft.com/office/word/2010/wordprocessingDrawing" xmlns:wp="http://schemas.openxmlformats.org/drawingml/2006/wordprocessingDrawing" xmlns:w10="urn:schemas-microsoft-com:office:word" xmlns:w="http://schemas.openxmlformats.org/wordprocessingml/2006/main" xmlns:w14="http://schemas.microsoft.com/office/word/2010/wordml" xmlns:w15="http://schemas.microsoft.com/office/word/2012/wordml" xmlns:w16cex="http://schemas.microsoft.com/office/word/2018/wordml/cex" xmlns:w16cid="http://schemas.microsoft.com/office/word/2016/wordml/cid" xmlns:w16="http://schemas.microsoft.com/office/word/2018/wordml" xmlns:w16du="http://schemas.microsoft.com/office/word/2023/wordml/word16du" xmlns:w16sdtdh="http://schemas.microsoft.com/office/word/2020/wordml/sdtdatahash" xmlns:w16sdtfl="http://schemas.microsoft.com/office/word/2024/wordml/sdtformatlock" xmlns:w16se="http://schemas.microsoft.com/office/word/2015/wordml/symex" xmlns:wpg="http://schemas.microsoft.com/office/word/2010/wordprocessingGroup" xmlns:wpi="http://schemas.microsoft.com/office/word/2010/wordprocessingInk" xmlns:wne="http://schemas.microsoft.com/office/word/2006/wordml" xmlns:wps="http://schemas.microsoft.com/office/word/2010/wordprocessingShape" mc:Ignorable="w14 w15 w16se w16cid w16 w16cex w16sdtdh w16sdtfl w16du wp14">
+  <w:abstractNum w:abstractNumId="0" w15:restartNumberingAfterBreak="0">
     <w:nsid w:val="135319DF"/>
     <w:multiLevelType w:val="multilevel"/>
     <w:tmpl w:val="135319DF"/>
-    <w:lvl w:ilvl="0" w:tentative="0">
+    <w:lvl w:ilvl="0">
       <w:start w:val="1"/>
       <w:numFmt w:val="decimal"/>
       <w:lvlText w:val="(%1)"/>
@@ -4074,7 +4306,7 @@
         <w:rFonts w:hint="default"/>
       </w:rPr>
     </w:lvl>
-    <w:lvl w:ilvl="1" w:tentative="0">
+    <w:lvl w:ilvl="1">
       <w:start w:val="1"/>
       <w:numFmt w:val="lowerLetter"/>
       <w:lvlText w:val="%2."/>
@@ -4083,7 +4315,7 @@
         <w:ind w:left="1440" w:hanging="360"/>
       </w:pPr>
     </w:lvl>
-    <w:lvl w:ilvl="2" w:tentative="0">
+    <w:lvl w:ilvl="2">
       <w:start w:val="1"/>
       <w:numFmt w:val="lowerRoman"/>
       <w:lvlText w:val="%3."/>
@@ -4092,7 +4324,7 @@
         <w:ind w:left="2160" w:hanging="180"/>
       </w:pPr>
     </w:lvl>
-    <w:lvl w:ilvl="3" w:tentative="0">
+    <w:lvl w:ilvl="3">
       <w:start w:val="1"/>
       <w:numFmt w:val="decimal"/>
       <w:lvlText w:val="%4."/>
@@ -4101,7 +4333,7 @@
         <w:ind w:left="2880" w:hanging="360"/>
       </w:pPr>
     </w:lvl>
-    <w:lvl w:ilvl="4" w:tentative="0">
+    <w:lvl w:ilvl="4">
       <w:start w:val="1"/>
       <w:numFmt w:val="lowerLetter"/>
       <w:lvlText w:val="%5."/>
@@ -4110,7 +4342,7 @@
         <w:ind w:left="3600" w:hanging="360"/>
       </w:pPr>
     </w:lvl>
-    <w:lvl w:ilvl="5" w:tentative="0">
+    <w:lvl w:ilvl="5">
       <w:start w:val="1"/>
       <w:numFmt w:val="lowerRoman"/>
       <w:lvlText w:val="%6."/>
@@ -4119,7 +4351,7 @@
         <w:ind w:left="4320" w:hanging="180"/>
       </w:pPr>
     </w:lvl>
-    <w:lvl w:ilvl="6" w:tentative="0">
+    <w:lvl w:ilvl="6">
       <w:start w:val="1"/>
       <w:numFmt w:val="decimal"/>
       <w:lvlText w:val="%7."/>
@@ -4128,7 +4360,7 @@
         <w:ind w:left="5040" w:hanging="360"/>
       </w:pPr>
     </w:lvl>
-    <w:lvl w:ilvl="7" w:tentative="0">
+    <w:lvl w:ilvl="7">
       <w:start w:val="1"/>
       <w:numFmt w:val="lowerLetter"/>
       <w:lvlText w:val="%8."/>
@@ -4137,7 +4369,7 @@
         <w:ind w:left="5760" w:hanging="360"/>
       </w:pPr>
     </w:lvl>
-    <w:lvl w:ilvl="8" w:tentative="0">
+    <w:lvl w:ilvl="8">
       <w:start w:val="1"/>
       <w:numFmt w:val="lowerRoman"/>
       <w:lvlText w:val="%9."/>
@@ -4147,11 +4379,11 @@
       </w:pPr>
     </w:lvl>
   </w:abstractNum>
-  <w:abstractNum w:abstractNumId="1">
+  <w:abstractNum w:abstractNumId="1" w15:restartNumberingAfterBreak="0">
     <w:nsid w:val="3BDA5F9E"/>
     <w:multiLevelType w:val="multilevel"/>
     <w:tmpl w:val="3BDA5F9E"/>
-    <w:lvl w:ilvl="0" w:tentative="0">
+    <w:lvl w:ilvl="0">
       <w:start w:val="1"/>
       <w:numFmt w:val="decimal"/>
       <w:lvlText w:val="(%1)"/>
@@ -4163,7 +4395,7 @@
         <w:rFonts w:hint="default"/>
       </w:rPr>
     </w:lvl>
-    <w:lvl w:ilvl="1" w:tentative="0">
+    <w:lvl w:ilvl="1">
       <w:start w:val="1"/>
       <w:numFmt w:val="lowerLetter"/>
       <w:lvlText w:val="%2."/>
@@ -4172,7 +4404,7 @@
         <w:ind w:left="1440" w:hanging="360"/>
       </w:pPr>
     </w:lvl>
-    <w:lvl w:ilvl="2" w:tentative="0">
+    <w:lvl w:ilvl="2">
       <w:start w:val="1"/>
       <w:numFmt w:val="lowerRoman"/>
       <w:lvlText w:val="%3."/>
@@ -4181,7 +4413,7 @@
         <w:ind w:left="2160" w:hanging="180"/>
       </w:pPr>
     </w:lvl>
-    <w:lvl w:ilvl="3" w:tentative="0">
+    <w:lvl w:ilvl="3">
       <w:start w:val="1"/>
       <w:numFmt w:val="decimal"/>
       <w:lvlText w:val="%4."/>
@@ -4190,7 +4422,7 @@
         <w:ind w:left="2880" w:hanging="360"/>
       </w:pPr>
     </w:lvl>
-    <w:lvl w:ilvl="4" w:tentative="0">
+    <w:lvl w:ilvl="4">
       <w:start w:val="1"/>
       <w:numFmt w:val="lowerLetter"/>
       <w:lvlText w:val="%5."/>
@@ -4199,7 +4431,7 @@
         <w:ind w:left="3600" w:hanging="360"/>
       </w:pPr>
     </w:lvl>
-    <w:lvl w:ilvl="5" w:tentative="0">
+    <w:lvl w:ilvl="5">
       <w:start w:val="1"/>
       <w:numFmt w:val="lowerRoman"/>
       <w:lvlText w:val="%6."/>
@@ -4208,7 +4440,7 @@
         <w:ind w:left="4320" w:hanging="180"/>
       </w:pPr>
     </w:lvl>
-    <w:lvl w:ilvl="6" w:tentative="0">
+    <w:lvl w:ilvl="6">
       <w:start w:val="1"/>
       <w:numFmt w:val="decimal"/>
       <w:lvlText w:val="%7."/>
@@ -4217,7 +4449,7 @@
         <w:ind w:left="5040" w:hanging="360"/>
       </w:pPr>
     </w:lvl>
-    <w:lvl w:ilvl="7" w:tentative="0">
+    <w:lvl w:ilvl="7">
       <w:start w:val="1"/>
       <w:numFmt w:val="lowerLetter"/>
       <w:lvlText w:val="%8."/>
@@ -4226,7 +4458,7 @@
         <w:ind w:left="5760" w:hanging="360"/>
       </w:pPr>
     </w:lvl>
-    <w:lvl w:ilvl="8" w:tentative="0">
+    <w:lvl w:ilvl="8">
       <w:start w:val="1"/>
       <w:numFmt w:val="lowerRoman"/>
       <w:lvlText w:val="%9."/>
@@ -4236,11 +4468,11 @@
       </w:pPr>
     </w:lvl>
   </w:abstractNum>
-  <w:abstractNum w:abstractNumId="2">
+  <w:abstractNum w:abstractNumId="2" w15:restartNumberingAfterBreak="0">
     <w:nsid w:val="4FBD3C2E"/>
     <w:multiLevelType w:val="multilevel"/>
     <w:tmpl w:val="4FBD3C2E"/>
-    <w:lvl w:ilvl="0" w:tentative="0">
+    <w:lvl w:ilvl="0">
       <w:start w:val="1"/>
       <w:numFmt w:val="decimal"/>
       <w:lvlText w:val="(%1)"/>
@@ -4252,7 +4484,7 @@
         <w:rFonts w:hint="default"/>
       </w:rPr>
     </w:lvl>
-    <w:lvl w:ilvl="1" w:tentative="0">
+    <w:lvl w:ilvl="1">
       <w:start w:val="1"/>
       <w:numFmt w:val="lowerLetter"/>
       <w:lvlText w:val="%2."/>
@@ -4261,7 +4493,7 @@
         <w:ind w:left="1440" w:hanging="360"/>
       </w:pPr>
     </w:lvl>
-    <w:lvl w:ilvl="2" w:tentative="0">
+    <w:lvl w:ilvl="2">
       <w:start w:val="1"/>
       <w:numFmt w:val="lowerRoman"/>
       <w:lvlText w:val="%3."/>
@@ -4270,7 +4502,7 @@
         <w:ind w:left="2160" w:hanging="180"/>
       </w:pPr>
     </w:lvl>
-    <w:lvl w:ilvl="3" w:tentative="0">
+    <w:lvl w:ilvl="3">
       <w:start w:val="1"/>
       <w:numFmt w:val="decimal"/>
       <w:lvlText w:val="%4."/>
@@ -4279,7 +4511,7 @@
         <w:ind w:left="2880" w:hanging="360"/>
       </w:pPr>
     </w:lvl>
-    <w:lvl w:ilvl="4" w:tentative="0">
+    <w:lvl w:ilvl="4">
       <w:start w:val="1"/>
       <w:numFmt w:val="lowerLetter"/>
       <w:lvlText w:val="%5."/>
@@ -4288,7 +4520,7 @@
         <w:ind w:left="3600" w:hanging="360"/>
       </w:pPr>
     </w:lvl>
-    <w:lvl w:ilvl="5" w:tentative="0">
+    <w:lvl w:ilvl="5">
       <w:start w:val="1"/>
       <w:numFmt w:val="lowerRoman"/>
       <w:lvlText w:val="%6."/>
@@ -4297,7 +4529,7 @@
         <w:ind w:left="4320" w:hanging="180"/>
       </w:pPr>
     </w:lvl>
-    <w:lvl w:ilvl="6" w:tentative="0">
+    <w:lvl w:ilvl="6">
       <w:start w:val="1"/>
       <w:numFmt w:val="decimal"/>
       <w:lvlText w:val="%7."/>
@@ -4306,7 +4538,7 @@
         <w:ind w:left="5040" w:hanging="360"/>
       </w:pPr>
     </w:lvl>
-    <w:lvl w:ilvl="7" w:tentative="0">
+    <w:lvl w:ilvl="7">
       <w:start w:val="1"/>
       <w:numFmt w:val="lowerLetter"/>
       <w:lvlText w:val="%8."/>
@@ -4315,7 +4547,7 @@
         <w:ind w:left="5760" w:hanging="360"/>
       </w:pPr>
     </w:lvl>
-    <w:lvl w:ilvl="8" w:tentative="0">
+    <w:lvl w:ilvl="8">
       <w:start w:val="1"/>
       <w:numFmt w:val="lowerRoman"/>
       <w:lvlText w:val="%9."/>
@@ -4325,11 +4557,11 @@
       </w:pPr>
     </w:lvl>
   </w:abstractNum>
-  <w:abstractNum w:abstractNumId="3">
+  <w:abstractNum w:abstractNumId="3" w15:restartNumberingAfterBreak="0">
     <w:nsid w:val="68F00EE3"/>
     <w:multiLevelType w:val="multilevel"/>
     <w:tmpl w:val="68F00EE3"/>
-    <w:lvl w:ilvl="0" w:tentative="0">
+    <w:lvl w:ilvl="0">
       <w:start w:val="1"/>
       <w:numFmt w:val="decimal"/>
       <w:lvlText w:val="(%1)"/>
@@ -4341,7 +4573,7 @@
         <w:rFonts w:hint="default"/>
       </w:rPr>
     </w:lvl>
-    <w:lvl w:ilvl="1" w:tentative="0">
+    <w:lvl w:ilvl="1">
       <w:start w:val="1"/>
       <w:numFmt w:val="lowerLetter"/>
       <w:lvlText w:val="%2."/>
@@ -4350,7 +4582,7 @@
         <w:ind w:left="1440" w:hanging="360"/>
       </w:pPr>
     </w:lvl>
-    <w:lvl w:ilvl="2" w:tentative="0">
+    <w:lvl w:ilvl="2">
       <w:start w:val="1"/>
       <w:numFmt w:val="lowerRoman"/>
       <w:lvlText w:val="%3."/>
@@ -4359,7 +4591,7 @@
         <w:ind w:left="2160" w:hanging="180"/>
       </w:pPr>
     </w:lvl>
-    <w:lvl w:ilvl="3" w:tentative="0">
+    <w:lvl w:ilvl="3">
       <w:start w:val="1"/>
       <w:numFmt w:val="decimal"/>
       <w:lvlText w:val="%4."/>
@@ -4368,7 +4600,7 @@
         <w:ind w:left="2880" w:hanging="360"/>
       </w:pPr>
     </w:lvl>
-    <w:lvl w:ilvl="4" w:tentative="0">
+    <w:lvl w:ilvl="4">
       <w:start w:val="1"/>
       <w:numFmt w:val="lowerLetter"/>
       <w:lvlText w:val="%5."/>
@@ -4377,7 +4609,7 @@
         <w:ind w:left="3600" w:hanging="360"/>
       </w:pPr>
     </w:lvl>
-    <w:lvl w:ilvl="5" w:tentative="0">
+    <w:lvl w:ilvl="5">
       <w:start w:val="1"/>
       <w:numFmt w:val="lowerRoman"/>
       <w:lvlText w:val="%6."/>
@@ -4386,7 +4618,7 @@
         <w:ind w:left="4320" w:hanging="180"/>
       </w:pPr>
     </w:lvl>
-    <w:lvl w:ilvl="6" w:tentative="0">
+    <w:lvl w:ilvl="6">
       <w:start w:val="1"/>
       <w:numFmt w:val="decimal"/>
       <w:lvlText w:val="%7."/>
@@ -4395,7 +4627,7 @@
         <w:ind w:left="5040" w:hanging="360"/>
       </w:pPr>
     </w:lvl>
-    <w:lvl w:ilvl="7" w:tentative="0">
+    <w:lvl w:ilvl="7">
       <w:start w:val="1"/>
       <w:numFmt w:val="lowerLetter"/>
       <w:lvlText w:val="%8."/>
@@ -4404,7 +4636,7 @@
         <w:ind w:left="5760" w:hanging="360"/>
       </w:pPr>
     </w:lvl>
-    <w:lvl w:ilvl="8" w:tentative="0">
+    <w:lvl w:ilvl="8">
       <w:start w:val="1"/>
       <w:numFmt w:val="lowerRoman"/>
       <w:lvlText w:val="%9."/>
@@ -4414,304 +4646,429 @@
       </w:pPr>
     </w:lvl>
   </w:abstractNum>
-  <w:num w:numId="1">
+  <w:num w:numId="1" w16cid:durableId="1585844075">
     <w:abstractNumId w:val="1"/>
   </w:num>
-  <w:num w:numId="2">
+  <w:num w:numId="2" w16cid:durableId="47536318">
     <w:abstractNumId w:val="0"/>
   </w:num>
-  <w:num w:numId="3">
+  <w:num w:numId="3" w16cid:durableId="1633825302">
     <w:abstractNumId w:val="2"/>
   </w:num>
-  <w:num w:numId="4">
+  <w:num w:numId="4" w16cid:durableId="880630364">
     <w:abstractNumId w:val="3"/>
   </w:num>
 </w:numbering>
 </file>
 
 <file path=word/styles.xml><?xml version="1.0" encoding="utf-8"?>
-<w:styles xmlns:mc="http://schemas.openxmlformats.org/markup-compatibility/2006" xmlns:o="urn:schemas-microsoft-com:office:office" xmlns:r="http://schemas.openxmlformats.org/officeDocument/2006/relationships" xmlns:m="http://schemas.openxmlformats.org/officeDocument/2006/math" xmlns:v="urn:schemas-microsoft-com:vml" xmlns:w="http://schemas.openxmlformats.org/wordprocessingml/2006/main" xmlns:w14="http://schemas.microsoft.com/office/word/2010/wordml" xmlns:w10="urn:schemas-microsoft-com:office:word" xmlns:sl="http://schemas.openxmlformats.org/schemaLibrary/2006/main" xmlns:wpsCustomData="http://www.wps.cn/officeDocument/2013/wpsCustomData" mc:Ignorable="w14">
+<w:styles xmlns:mc="http://schemas.openxmlformats.org/markup-compatibility/2006" xmlns:r="http://schemas.openxmlformats.org/officeDocument/2006/relationships" xmlns:w="http://schemas.openxmlformats.org/wordprocessingml/2006/main" xmlns:w14="http://schemas.microsoft.com/office/word/2010/wordml" xmlns:w15="http://schemas.microsoft.com/office/word/2012/wordml" xmlns:w16cex="http://schemas.microsoft.com/office/word/2018/wordml/cex" xmlns:w16cid="http://schemas.microsoft.com/office/word/2016/wordml/cid" xmlns:w16="http://schemas.microsoft.com/office/word/2018/wordml" xmlns:w16du="http://schemas.microsoft.com/office/word/2023/wordml/word16du" xmlns:w16sdtdh="http://schemas.microsoft.com/office/word/2020/wordml/sdtdatahash" xmlns:w16sdtfl="http://schemas.microsoft.com/office/word/2024/wordml/sdtformatlock" xmlns:w16se="http://schemas.microsoft.com/office/word/2015/wordml/symex" mc:Ignorable="w14 w15 w16se w16cid w16 w16cex w16sdtdh w16sdtfl w16du">
   <w:docDefaults>
     <w:rPrDefault>
       <w:rPr>
-        <w:rFonts w:ascii="Times New Roman" w:hAnsi="Times New Roman" w:eastAsia="SimSun" w:cs="Times New Roman"/>
+        <w:rFonts w:ascii="Times New Roman" w:eastAsia="宋体" w:hAnsi="Times New Roman" w:cs="Times New Roman"/>
+        <w:lang w:val="en-US" w:eastAsia="zh-CN" w:bidi="ar-SA"/>
       </w:rPr>
     </w:rPrDefault>
     <w:pPrDefault/>
   </w:docDefaults>
-  <w:latentStyles w:count="260" w:defQFormat="0" w:defUnhideWhenUsed="1" w:defSemiHidden="1" w:defUIPriority="99" w:defLockedState="0">
-    <w:lsdException w:qFormat="1" w:unhideWhenUsed="0" w:uiPriority="0" w:semiHidden="0" w:name="Normal"/>
-    <w:lsdException w:qFormat="1" w:unhideWhenUsed="0" w:uiPriority="9" w:semiHidden="0" w:name="heading 1"/>
-    <w:lsdException w:qFormat="1" w:uiPriority="9" w:name="heading 2"/>
-    <w:lsdException w:qFormat="1" w:uiPriority="9" w:name="heading 3"/>
-    <w:lsdException w:qFormat="1" w:uiPriority="9" w:name="heading 4"/>
-    <w:lsdException w:qFormat="1" w:uiPriority="9" w:name="heading 5"/>
-    <w:lsdException w:qFormat="1" w:uiPriority="9" w:name="heading 6"/>
-    <w:lsdException w:qFormat="1" w:uiPriority="9" w:name="heading 7"/>
-    <w:lsdException w:qFormat="1" w:uiPriority="9" w:name="heading 8"/>
-    <w:lsdException w:qFormat="1" w:uiPriority="9" w:name="heading 9"/>
-    <w:lsdException w:uiPriority="99" w:name="index 1"/>
-    <w:lsdException w:uiPriority="99" w:name="index 2"/>
-    <w:lsdException w:uiPriority="99" w:name="index 3"/>
-    <w:lsdException w:uiPriority="99" w:name="index 4"/>
-    <w:lsdException w:uiPriority="99" w:name="index 5"/>
-    <w:lsdException w:uiPriority="99" w:name="index 6"/>
-    <w:lsdException w:uiPriority="99" w:name="index 7"/>
-    <w:lsdException w:uiPriority="99" w:name="index 8"/>
-    <w:lsdException w:uiPriority="99" w:name="index 9"/>
-    <w:lsdException w:uiPriority="39" w:name="toc 1"/>
-    <w:lsdException w:uiPriority="39" w:name="toc 2"/>
-    <w:lsdException w:uiPriority="39" w:name="toc 3"/>
-    <w:lsdException w:uiPriority="39" w:name="toc 4"/>
-    <w:lsdException w:uiPriority="39" w:name="toc 5"/>
-    <w:lsdException w:uiPriority="39" w:name="toc 6"/>
-    <w:lsdException w:uiPriority="39" w:name="toc 7"/>
-    <w:lsdException w:uiPriority="39" w:name="toc 8"/>
-    <w:lsdException w:uiPriority="39" w:name="toc 9"/>
-    <w:lsdException w:uiPriority="99" w:name="Normal Indent"/>
-    <w:lsdException w:uiPriority="99" w:name="footnote text"/>
-    <w:lsdException w:uiPriority="99" w:name="annotation text"/>
-    <w:lsdException w:uiPriority="99" w:name="header"/>
-    <w:lsdException w:uiPriority="99" w:name="footer"/>
-    <w:lsdException w:uiPriority="99" w:name="index heading"/>
-    <w:lsdException w:qFormat="1" w:uiPriority="35" w:name="caption"/>
-    <w:lsdException w:uiPriority="99" w:name="table of figures"/>
-    <w:lsdException w:uiPriority="99" w:name="envelope address"/>
-    <w:lsdException w:uiPriority="99" w:name="envelope return"/>
-    <w:lsdException w:uiPriority="99" w:name="footnote reference"/>
-    <w:lsdException w:uiPriority="99" w:name="annotation reference"/>
-    <w:lsdException w:uiPriority="99" w:name="line number"/>
-    <w:lsdException w:uiPriority="99" w:name="page number"/>
-    <w:lsdException w:uiPriority="99" w:name="endnote reference"/>
-    <w:lsdException w:uiPriority="99" w:name="endnote text"/>
-    <w:lsdException w:uiPriority="99" w:name="table of authorities"/>
-    <w:lsdException w:uiPriority="99" w:name="macro"/>
-    <w:lsdException w:uiPriority="99" w:name="toa heading"/>
-    <w:lsdException w:uiPriority="99" w:name="List"/>
-    <w:lsdException w:uiPriority="99" w:name="List Bullet"/>
-    <w:lsdException w:uiPriority="99" w:name="List Number"/>
-    <w:lsdException w:uiPriority="99" w:name="List 2"/>
-    <w:lsdException w:uiPriority="99" w:name="List 3"/>
-    <w:lsdException w:uiPriority="99" w:name="List 4"/>
-    <w:lsdException w:uiPriority="99" w:name="List 5"/>
-    <w:lsdException w:uiPriority="99" w:name="List Bullet 2"/>
-    <w:lsdException w:uiPriority="99" w:name="List Bullet 3"/>
-    <w:lsdException w:uiPriority="99" w:name="List Bullet 4"/>
-    <w:lsdException w:uiPriority="99" w:name="List Bullet 5"/>
-    <w:lsdException w:uiPriority="99" w:name="List Number 2"/>
-    <w:lsdException w:uiPriority="99" w:name="List Number 3"/>
-    <w:lsdException w:uiPriority="99" w:name="List Number 4"/>
-    <w:lsdException w:uiPriority="99" w:name="List Number 5"/>
-    <w:lsdException w:qFormat="1" w:unhideWhenUsed="0" w:uiPriority="10" w:semiHidden="0" w:name="Title"/>
-    <w:lsdException w:uiPriority="99" w:name="Closing"/>
-    <w:lsdException w:uiPriority="99" w:name="Signature"/>
-    <w:lsdException w:uiPriority="1" w:semiHidden="0" w:name="Default Paragraph Font"/>
-    <w:lsdException w:uiPriority="99" w:name="Body Text"/>
-    <w:lsdException w:uiPriority="99" w:name="Body Text Indent"/>
-    <w:lsdException w:uiPriority="99" w:name="List Continue"/>
-    <w:lsdException w:uiPriority="99" w:name="List Continue 2"/>
-    <w:lsdException w:uiPriority="99" w:name="List Continue 3"/>
-    <w:lsdException w:uiPriority="99" w:name="List Continue 4"/>
-    <w:lsdException w:uiPriority="99" w:name="List Continue 5"/>
-    <w:lsdException w:uiPriority="99" w:name="Message Header"/>
-    <w:lsdException w:qFormat="1" w:unhideWhenUsed="0" w:uiPriority="11" w:semiHidden="0" w:name="Subtitle"/>
-    <w:lsdException w:uiPriority="99" w:name="Salutation"/>
-    <w:lsdException w:uiPriority="99" w:name="Date"/>
-    <w:lsdException w:uiPriority="99" w:name="Body Text First Indent"/>
-    <w:lsdException w:uiPriority="99" w:name="Body Text First Indent 2"/>
-    <w:lsdException w:uiPriority="99" w:name="Note Heading"/>
-    <w:lsdException w:uiPriority="99" w:name="Body Text 2"/>
-    <w:lsdException w:uiPriority="99" w:name="Body Text 3"/>
-    <w:lsdException w:uiPriority="99" w:name="Body Text Indent 2"/>
-    <w:lsdException w:uiPriority="99" w:name="Body Text Indent 3"/>
-    <w:lsdException w:uiPriority="99" w:name="Block Text"/>
-    <w:lsdException w:uiPriority="99" w:name="Hyperlink"/>
-    <w:lsdException w:uiPriority="99" w:name="FollowedHyperlink"/>
-    <w:lsdException w:qFormat="1" w:unhideWhenUsed="0" w:uiPriority="22" w:semiHidden="0" w:name="Strong"/>
-    <w:lsdException w:qFormat="1" w:unhideWhenUsed="0" w:uiPriority="20" w:semiHidden="0" w:name="Emphasis"/>
-    <w:lsdException w:uiPriority="99" w:name="Document Map"/>
-    <w:lsdException w:uiPriority="99" w:name="Plain Text"/>
-    <w:lsdException w:uiPriority="99" w:name="E-mail Signature"/>
-    <w:lsdException w:uiPriority="99" w:name="Normal (Web)"/>
-    <w:lsdException w:uiPriority="99" w:name="HTML Acronym"/>
-    <w:lsdException w:uiPriority="99" w:name="HTML Address"/>
-    <w:lsdException w:uiPriority="99" w:name="HTML Cite"/>
-    <w:lsdException w:uiPriority="99" w:name="HTML Code"/>
-    <w:lsdException w:uiPriority="99" w:name="HTML Definition"/>
-    <w:lsdException w:uiPriority="99" w:name="HTML Keyboard"/>
-    <w:lsdException w:uiPriority="99" w:name="HTML Preformatted"/>
-    <w:lsdException w:uiPriority="99" w:name="HTML Sample"/>
-    <w:lsdException w:uiPriority="99" w:name="HTML Typewriter"/>
-    <w:lsdException w:uiPriority="99" w:name="HTML Variable"/>
-    <w:lsdException w:uiPriority="99" w:name="Normal Table"/>
-    <w:lsdException w:uiPriority="99" w:name="annotation subject"/>
-    <w:lsdException w:uiPriority="99" w:name="Table Simple 1"/>
-    <w:lsdException w:uiPriority="99" w:name="Table Simple 2"/>
-    <w:lsdException w:uiPriority="99" w:name="Table Simple 3"/>
-    <w:lsdException w:uiPriority="99" w:name="Table Classic 1"/>
-    <w:lsdException w:uiPriority="99" w:name="Table Classic 2"/>
-    <w:lsdException w:uiPriority="99" w:name="Table Classic 3"/>
-    <w:lsdException w:uiPriority="99" w:name="Table Classic 4"/>
-    <w:lsdException w:uiPriority="99" w:name="Table Colorful 1"/>
-    <w:lsdException w:uiPriority="99" w:name="Table Colorful 2"/>
-    <w:lsdException w:uiPriority="99" w:name="Table Colorful 3"/>
-    <w:lsdException w:uiPriority="99" w:name="Table Columns 1"/>
-    <w:lsdException w:uiPriority="99" w:name="Table Columns 2"/>
-    <w:lsdException w:uiPriority="99" w:name="Table Columns 3"/>
-    <w:lsdException w:uiPriority="99" w:name="Table Columns 4"/>
-    <w:lsdException w:uiPriority="99" w:name="Table Columns 5"/>
-    <w:lsdException w:uiPriority="99" w:name="Table Grid 1"/>
-    <w:lsdException w:uiPriority="99" w:name="Table Grid 2"/>
-    <w:lsdException w:uiPriority="99" w:name="Table Grid 3"/>
-    <w:lsdException w:uiPriority="99" w:name="Table Grid 4"/>
-    <w:lsdException w:uiPriority="99" w:name="Table Grid 5"/>
-    <w:lsdException w:uiPriority="99" w:name="Table Grid 6"/>
-    <w:lsdException w:uiPriority="99" w:name="Table Grid 7"/>
-    <w:lsdException w:uiPriority="99" w:name="Table Grid 8"/>
-    <w:lsdException w:uiPriority="99" w:name="Table List 1"/>
-    <w:lsdException w:uiPriority="99" w:name="Table List 2"/>
-    <w:lsdException w:uiPriority="99" w:name="Table List 3"/>
-    <w:lsdException w:uiPriority="99" w:name="Table List 4"/>
-    <w:lsdException w:uiPriority="99" w:name="Table List 5"/>
-    <w:lsdException w:uiPriority="99" w:name="Table List 6"/>
-    <w:lsdException w:uiPriority="99" w:name="Table List 7"/>
-    <w:lsdException w:uiPriority="99" w:name="Table List 8"/>
-    <w:lsdException w:uiPriority="99" w:name="Table 3D effects 1"/>
-    <w:lsdException w:uiPriority="99" w:name="Table 3D effects 2"/>
-    <w:lsdException w:uiPriority="99" w:name="Table 3D effects 3"/>
-    <w:lsdException w:uiPriority="99" w:name="Table Contemporary"/>
-    <w:lsdException w:uiPriority="99" w:name="Table Elegant"/>
-    <w:lsdException w:uiPriority="99" w:name="Table Professional"/>
-    <w:lsdException w:uiPriority="99" w:name="Table Subtle 1"/>
-    <w:lsdException w:uiPriority="99" w:name="Table Subtle 2"/>
-    <w:lsdException w:uiPriority="99" w:name="Table Web 1"/>
-    <w:lsdException w:uiPriority="99" w:name="Table Web 2"/>
-    <w:lsdException w:uiPriority="99" w:name="Table Web 3"/>
-    <w:lsdException w:uiPriority="99" w:name="Balloon Text"/>
-    <w:lsdException w:unhideWhenUsed="0" w:uiPriority="39" w:semiHidden="0" w:name="Table Grid"/>
-    <w:lsdException w:uiPriority="99" w:name="Table Theme"/>
-    <w:lsdException w:unhideWhenUsed="0" w:uiPriority="60" w:semiHidden="0" w:name="Light Shading"/>
-    <w:lsdException w:unhideWhenUsed="0" w:uiPriority="61" w:semiHidden="0" w:name="Light List"/>
-    <w:lsdException w:unhideWhenUsed="0" w:uiPriority="62" w:semiHidden="0" w:name="Light Grid"/>
-    <w:lsdException w:unhideWhenUsed="0" w:uiPriority="63" w:semiHidden="0" w:name="Medium Shading 1"/>
-    <w:lsdException w:unhideWhenUsed="0" w:uiPriority="64" w:semiHidden="0" w:name="Medium Shading 2"/>
-    <w:lsdException w:unhideWhenUsed="0" w:uiPriority="65" w:semiHidden="0" w:name="Medium List 1"/>
-    <w:lsdException w:unhideWhenUsed="0" w:uiPriority="66" w:semiHidden="0" w:name="Medium List 2"/>
-    <w:lsdException w:unhideWhenUsed="0" w:uiPriority="67" w:semiHidden="0" w:name="Medium Grid 1"/>
-    <w:lsdException w:unhideWhenUsed="0" w:uiPriority="68" w:semiHidden="0" w:name="Medium Grid 2"/>
-    <w:lsdException w:unhideWhenUsed="0" w:uiPriority="69" w:semiHidden="0" w:name="Medium Grid 3"/>
-    <w:lsdException w:unhideWhenUsed="0" w:uiPriority="70" w:semiHidden="0" w:name="Dark List"/>
-    <w:lsdException w:unhideWhenUsed="0" w:uiPriority="71" w:semiHidden="0" w:name="Colorful Shading"/>
-    <w:lsdException w:unhideWhenUsed="0" w:uiPriority="72" w:semiHidden="0" w:name="Colorful List"/>
-    <w:lsdException w:unhideWhenUsed="0" w:uiPriority="73" w:semiHidden="0" w:name="Colorful Grid"/>
-    <w:lsdException w:unhideWhenUsed="0" w:uiPriority="60" w:semiHidden="0" w:name="Light Shading Accent 1"/>
-    <w:lsdException w:unhideWhenUsed="0" w:uiPriority="61" w:semiHidden="0" w:name="Light List Accent 1"/>
-    <w:lsdException w:unhideWhenUsed="0" w:uiPriority="62" w:semiHidden="0" w:name="Light Grid Accent 1"/>
-    <w:lsdException w:unhideWhenUsed="0" w:uiPriority="63" w:semiHidden="0" w:name="Medium Shading 1 Accent 1"/>
-    <w:lsdException w:unhideWhenUsed="0" w:uiPriority="64" w:semiHidden="0" w:name="Medium Shading 2 Accent 1"/>
-    <w:lsdException w:unhideWhenUsed="0" w:uiPriority="65" w:semiHidden="0" w:name="Medium List 1 Accent 1"/>
-    <w:lsdException w:qFormat="1" w:unhideWhenUsed="0" w:uiPriority="34" w:semiHidden="0" w:name="List Paragraph"/>
-    <w:lsdException w:qFormat="1" w:unhideWhenUsed="0" w:uiPriority="29" w:semiHidden="0" w:name="Quote"/>
-    <w:lsdException w:qFormat="1" w:unhideWhenUsed="0" w:uiPriority="30" w:semiHidden="0" w:name="Intense Quote"/>
-    <w:lsdException w:unhideWhenUsed="0" w:uiPriority="66" w:semiHidden="0" w:name="Medium List 2 Accent 1"/>
-    <w:lsdException w:unhideWhenUsed="0" w:uiPriority="67" w:semiHidden="0" w:name="Medium Grid 1 Accent 1"/>
-    <w:lsdException w:unhideWhenUsed="0" w:uiPriority="68" w:semiHidden="0" w:name="Medium Grid 2 Accent 1"/>
-    <w:lsdException w:unhideWhenUsed="0" w:uiPriority="69" w:semiHidden="0" w:name="Medium Grid 3 Accent 1"/>
-    <w:lsdException w:unhideWhenUsed="0" w:uiPriority="70" w:semiHidden="0" w:name="Dark List Accent 1"/>
-    <w:lsdException w:unhideWhenUsed="0" w:uiPriority="71" w:semiHidden="0" w:name="Colorful Shading Accent 1"/>
-    <w:lsdException w:unhideWhenUsed="0" w:uiPriority="72" w:semiHidden="0" w:name="Colorful List Accent 1"/>
-    <w:lsdException w:unhideWhenUsed="0" w:uiPriority="73" w:semiHidden="0" w:name="Colorful Grid Accent 1"/>
-    <w:lsdException w:unhideWhenUsed="0" w:uiPriority="60" w:semiHidden="0" w:name="Light Shading Accent 2"/>
-    <w:lsdException w:unhideWhenUsed="0" w:uiPriority="61" w:semiHidden="0" w:name="Light List Accent 2"/>
-    <w:lsdException w:unhideWhenUsed="0" w:uiPriority="62" w:semiHidden="0" w:name="Light Grid Accent 2"/>
-    <w:lsdException w:unhideWhenUsed="0" w:uiPriority="63" w:semiHidden="0" w:name="Medium Shading 1 Accent 2"/>
-    <w:lsdException w:unhideWhenUsed="0" w:uiPriority="64" w:semiHidden="0" w:name="Medium Shading 2 Accent 2"/>
-    <w:lsdException w:unhideWhenUsed="0" w:uiPriority="65" w:semiHidden="0" w:name="Medium List 1 Accent 2"/>
-    <w:lsdException w:unhideWhenUsed="0" w:uiPriority="66" w:semiHidden="0" w:name="Medium List 2 Accent 2"/>
-    <w:lsdException w:unhideWhenUsed="0" w:uiPriority="67" w:semiHidden="0" w:name="Medium Grid 1 Accent 2"/>
-    <w:lsdException w:unhideWhenUsed="0" w:uiPriority="68" w:semiHidden="0" w:name="Medium Grid 2 Accent 2"/>
-    <w:lsdException w:unhideWhenUsed="0" w:uiPriority="69" w:semiHidden="0" w:name="Medium Grid 3 Accent 2"/>
-    <w:lsdException w:unhideWhenUsed="0" w:uiPriority="70" w:semiHidden="0" w:name="Dark List Accent 2"/>
-    <w:lsdException w:unhideWhenUsed="0" w:uiPriority="71" w:semiHidden="0" w:name="Colorful Shading Accent 2"/>
-    <w:lsdException w:unhideWhenUsed="0" w:uiPriority="72" w:semiHidden="0" w:name="Colorful List Accent 2"/>
-    <w:lsdException w:unhideWhenUsed="0" w:uiPriority="73" w:semiHidden="0" w:name="Colorful Grid Accent 2"/>
-    <w:lsdException w:unhideWhenUsed="0" w:uiPriority="60" w:semiHidden="0" w:name="Light Shading Accent 3"/>
-    <w:lsdException w:unhideWhenUsed="0" w:uiPriority="61" w:semiHidden="0" w:name="Light List Accent 3"/>
-    <w:lsdException w:unhideWhenUsed="0" w:uiPriority="62" w:semiHidden="0" w:name="Light Grid Accent 3"/>
-    <w:lsdException w:unhideWhenUsed="0" w:uiPriority="63" w:semiHidden="0" w:name="Medium Shading 1 Accent 3"/>
-    <w:lsdException w:unhideWhenUsed="0" w:uiPriority="64" w:semiHidden="0" w:name="Medium Shading 2 Accent 3"/>
-    <w:lsdException w:unhideWhenUsed="0" w:uiPriority="65" w:semiHidden="0" w:name="Medium List 1 Accent 3"/>
-    <w:lsdException w:unhideWhenUsed="0" w:uiPriority="66" w:semiHidden="0" w:name="Medium List 2 Accent 3"/>
-    <w:lsdException w:unhideWhenUsed="0" w:uiPriority="67" w:semiHidden="0" w:name="Medium Grid 1 Accent 3"/>
-    <w:lsdException w:unhideWhenUsed="0" w:uiPriority="68" w:semiHidden="0" w:name="Medium Grid 2 Accent 3"/>
-    <w:lsdException w:unhideWhenUsed="0" w:uiPriority="69" w:semiHidden="0" w:name="Medium Grid 3 Accent 3"/>
-    <w:lsdException w:unhideWhenUsed="0" w:uiPriority="70" w:semiHidden="0" w:name="Dark List Accent 3"/>
-    <w:lsdException w:unhideWhenUsed="0" w:uiPriority="71" w:semiHidden="0" w:name="Colorful Shading Accent 3"/>
-    <w:lsdException w:unhideWhenUsed="0" w:uiPriority="72" w:semiHidden="0" w:name="Colorful List Accent 3"/>
-    <w:lsdException w:unhideWhenUsed="0" w:uiPriority="73" w:semiHidden="0" w:name="Colorful Grid Accent 3"/>
-    <w:lsdException w:unhideWhenUsed="0" w:uiPriority="60" w:semiHidden="0" w:name="Light Shading Accent 4"/>
-    <w:lsdException w:unhideWhenUsed="0" w:uiPriority="61" w:semiHidden="0" w:name="Light List Accent 4"/>
-    <w:lsdException w:unhideWhenUsed="0" w:uiPriority="62" w:semiHidden="0" w:name="Light Grid Accent 4"/>
-    <w:lsdException w:unhideWhenUsed="0" w:uiPriority="63" w:semiHidden="0" w:name="Medium Shading 1 Accent 4"/>
-    <w:lsdException w:unhideWhenUsed="0" w:uiPriority="64" w:semiHidden="0" w:name="Medium Shading 2 Accent 4"/>
-    <w:lsdException w:unhideWhenUsed="0" w:uiPriority="65" w:semiHidden="0" w:name="Medium List 1 Accent 4"/>
-    <w:lsdException w:unhideWhenUsed="0" w:uiPriority="66" w:semiHidden="0" w:name="Medium List 2 Accent 4"/>
-    <w:lsdException w:unhideWhenUsed="0" w:uiPriority="67" w:semiHidden="0" w:name="Medium Grid 1 Accent 4"/>
-    <w:lsdException w:unhideWhenUsed="0" w:uiPriority="68" w:semiHidden="0" w:name="Medium Grid 2 Accent 4"/>
-    <w:lsdException w:unhideWhenUsed="0" w:uiPriority="69" w:semiHidden="0" w:name="Medium Grid 3 Accent 4"/>
-    <w:lsdException w:unhideWhenUsed="0" w:uiPriority="70" w:semiHidden="0" w:name="Dark List Accent 4"/>
-    <w:lsdException w:unhideWhenUsed="0" w:uiPriority="71" w:semiHidden="0" w:name="Colorful Shading Accent 4"/>
-    <w:lsdException w:unhideWhenUsed="0" w:uiPriority="72" w:semiHidden="0" w:name="Colorful List Accent 4"/>
-    <w:lsdException w:unhideWhenUsed="0" w:uiPriority="73" w:semiHidden="0" w:name="Colorful Grid Accent 4"/>
-    <w:lsdException w:unhideWhenUsed="0" w:uiPriority="60" w:semiHidden="0" w:name="Light Shading Accent 5"/>
-    <w:lsdException w:unhideWhenUsed="0" w:uiPriority="61" w:semiHidden="0" w:name="Light List Accent 5"/>
-    <w:lsdException w:unhideWhenUsed="0" w:uiPriority="62" w:semiHidden="0" w:name="Light Grid Accent 5"/>
-    <w:lsdException w:unhideWhenUsed="0" w:uiPriority="63" w:semiHidden="0" w:name="Medium Shading 1 Accent 5"/>
-    <w:lsdException w:unhideWhenUsed="0" w:uiPriority="64" w:semiHidden="0" w:name="Medium Shading 2 Accent 5"/>
-    <w:lsdException w:unhideWhenUsed="0" w:uiPriority="65" w:semiHidden="0" w:name="Medium List 1 Accent 5"/>
-    <w:lsdException w:unhideWhenUsed="0" w:uiPriority="66" w:semiHidden="0" w:name="Medium List 2 Accent 5"/>
-    <w:lsdException w:unhideWhenUsed="0" w:uiPriority="67" w:semiHidden="0" w:name="Medium Grid 1 Accent 5"/>
-    <w:lsdException w:unhideWhenUsed="0" w:uiPriority="68" w:semiHidden="0" w:name="Medium Grid 2 Accent 5"/>
-    <w:lsdException w:unhideWhenUsed="0" w:uiPriority="69" w:semiHidden="0" w:name="Medium Grid 3 Accent 5"/>
-    <w:lsdException w:unhideWhenUsed="0" w:uiPriority="70" w:semiHidden="0" w:name="Dark List Accent 5"/>
-    <w:lsdException w:unhideWhenUsed="0" w:uiPriority="71" w:semiHidden="0" w:name="Colorful Shading Accent 5"/>
-    <w:lsdException w:unhideWhenUsed="0" w:uiPriority="72" w:semiHidden="0" w:name="Colorful List Accent 5"/>
-    <w:lsdException w:unhideWhenUsed="0" w:uiPriority="73" w:semiHidden="0" w:name="Colorful Grid Accent 5"/>
-    <w:lsdException w:unhideWhenUsed="0" w:uiPriority="60" w:semiHidden="0" w:name="Light Shading Accent 6"/>
-    <w:lsdException w:unhideWhenUsed="0" w:uiPriority="61" w:semiHidden="0" w:name="Light List Accent 6"/>
-    <w:lsdException w:unhideWhenUsed="0" w:uiPriority="62" w:semiHidden="0" w:name="Light Grid Accent 6"/>
-    <w:lsdException w:unhideWhenUsed="0" w:uiPriority="63" w:semiHidden="0" w:name="Medium Shading 1 Accent 6"/>
-    <w:lsdException w:unhideWhenUsed="0" w:uiPriority="64" w:semiHidden="0" w:name="Medium Shading 2 Accent 6"/>
-    <w:lsdException w:unhideWhenUsed="0" w:uiPriority="65" w:semiHidden="0" w:name="Medium List 1 Accent 6"/>
-    <w:lsdException w:unhideWhenUsed="0" w:uiPriority="66" w:semiHidden="0" w:name="Medium List 2 Accent 6"/>
-    <w:lsdException w:unhideWhenUsed="0" w:uiPriority="67" w:semiHidden="0" w:name="Medium Grid 1 Accent 6"/>
-    <w:lsdException w:unhideWhenUsed="0" w:uiPriority="68" w:semiHidden="0" w:name="Medium Grid 2 Accent 6"/>
-    <w:lsdException w:unhideWhenUsed="0" w:uiPriority="69" w:semiHidden="0" w:name="Medium Grid 3 Accent 6"/>
-    <w:lsdException w:unhideWhenUsed="0" w:uiPriority="70" w:semiHidden="0" w:name="Dark List Accent 6"/>
-    <w:lsdException w:unhideWhenUsed="0" w:uiPriority="71" w:semiHidden="0" w:name="Colorful Shading Accent 6"/>
-    <w:lsdException w:unhideWhenUsed="0" w:uiPriority="72" w:semiHidden="0" w:name="Colorful List Accent 6"/>
-    <w:lsdException w:unhideWhenUsed="0" w:uiPriority="73" w:semiHidden="0" w:name="Colorful Grid Accent 6"/>
+  <w:latentStyles w:defLockedState="0" w:defUIPriority="99" w:defSemiHidden="0" w:defUnhideWhenUsed="0" w:defQFormat="0" w:count="376">
+    <w:lsdException w:name="Normal" w:uiPriority="0" w:qFormat="1"/>
+    <w:lsdException w:name="heading 1" w:uiPriority="9" w:qFormat="1"/>
+    <w:lsdException w:name="heading 2" w:semiHidden="1" w:uiPriority="9" w:unhideWhenUsed="1" w:qFormat="1"/>
+    <w:lsdException w:name="heading 3" w:semiHidden="1" w:uiPriority="9" w:unhideWhenUsed="1" w:qFormat="1"/>
+    <w:lsdException w:name="heading 4" w:semiHidden="1" w:uiPriority="9" w:unhideWhenUsed="1" w:qFormat="1"/>
+    <w:lsdException w:name="heading 5" w:semiHidden="1" w:uiPriority="9" w:unhideWhenUsed="1" w:qFormat="1"/>
+    <w:lsdException w:name="heading 6" w:semiHidden="1" w:uiPriority="9" w:unhideWhenUsed="1" w:qFormat="1"/>
+    <w:lsdException w:name="heading 7" w:semiHidden="1" w:uiPriority="9" w:unhideWhenUsed="1" w:qFormat="1"/>
+    <w:lsdException w:name="heading 8" w:semiHidden="1" w:uiPriority="9" w:unhideWhenUsed="1" w:qFormat="1"/>
+    <w:lsdException w:name="heading 9" w:semiHidden="1" w:uiPriority="9" w:unhideWhenUsed="1" w:qFormat="1"/>
+    <w:lsdException w:name="index 1" w:semiHidden="1" w:unhideWhenUsed="1"/>
+    <w:lsdException w:name="index 2" w:semiHidden="1" w:unhideWhenUsed="1"/>
+    <w:lsdException w:name="index 3" w:semiHidden="1" w:unhideWhenUsed="1"/>
+    <w:lsdException w:name="index 4" w:semiHidden="1" w:unhideWhenUsed="1"/>
+    <w:lsdException w:name="index 5" w:semiHidden="1" w:unhideWhenUsed="1"/>
+    <w:lsdException w:name="index 6" w:semiHidden="1" w:unhideWhenUsed="1"/>
+    <w:lsdException w:name="index 7" w:semiHidden="1" w:unhideWhenUsed="1"/>
+    <w:lsdException w:name="index 8" w:semiHidden="1" w:unhideWhenUsed="1"/>
+    <w:lsdException w:name="index 9" w:semiHidden="1" w:unhideWhenUsed="1"/>
+    <w:lsdException w:name="toc 1" w:semiHidden="1" w:uiPriority="39" w:unhideWhenUsed="1"/>
+    <w:lsdException w:name="toc 2" w:semiHidden="1" w:uiPriority="39" w:unhideWhenUsed="1"/>
+    <w:lsdException w:name="toc 3" w:semiHidden="1" w:uiPriority="39" w:unhideWhenUsed="1"/>
+    <w:lsdException w:name="toc 4" w:semiHidden="1" w:uiPriority="39" w:unhideWhenUsed="1"/>
+    <w:lsdException w:name="toc 5" w:semiHidden="1" w:uiPriority="39" w:unhideWhenUsed="1"/>
+    <w:lsdException w:name="toc 6" w:semiHidden="1" w:uiPriority="39" w:unhideWhenUsed="1"/>
+    <w:lsdException w:name="toc 7" w:semiHidden="1" w:uiPriority="39" w:unhideWhenUsed="1"/>
+    <w:lsdException w:name="toc 8" w:semiHidden="1" w:uiPriority="39" w:unhideWhenUsed="1"/>
+    <w:lsdException w:name="toc 9" w:semiHidden="1" w:uiPriority="39" w:unhideWhenUsed="1"/>
+    <w:lsdException w:name="Normal Indent" w:semiHidden="1" w:unhideWhenUsed="1"/>
+    <w:lsdException w:name="footnote text" w:semiHidden="1" w:unhideWhenUsed="1"/>
+    <w:lsdException w:name="annotation text" w:semiHidden="1" w:unhideWhenUsed="1"/>
+    <w:lsdException w:name="header" w:semiHidden="1" w:unhideWhenUsed="1"/>
+    <w:lsdException w:name="footer" w:semiHidden="1" w:unhideWhenUsed="1"/>
+    <w:lsdException w:name="index heading" w:semiHidden="1" w:unhideWhenUsed="1"/>
+    <w:lsdException w:name="caption" w:semiHidden="1" w:uiPriority="35" w:unhideWhenUsed="1" w:qFormat="1"/>
+    <w:lsdException w:name="table of figures" w:semiHidden="1" w:unhideWhenUsed="1"/>
+    <w:lsdException w:name="envelope address" w:semiHidden="1" w:unhideWhenUsed="1"/>
+    <w:lsdException w:name="envelope return" w:semiHidden="1" w:unhideWhenUsed="1"/>
+    <w:lsdException w:name="footnote reference" w:semiHidden="1" w:unhideWhenUsed="1"/>
+    <w:lsdException w:name="annotation reference" w:semiHidden="1" w:unhideWhenUsed="1"/>
+    <w:lsdException w:name="line number" w:semiHidden="1" w:unhideWhenUsed="1"/>
+    <w:lsdException w:name="page number" w:semiHidden="1" w:unhideWhenUsed="1"/>
+    <w:lsdException w:name="endnote reference" w:semiHidden="1" w:unhideWhenUsed="1"/>
+    <w:lsdException w:name="endnote text" w:semiHidden="1" w:unhideWhenUsed="1"/>
+    <w:lsdException w:name="table of authorities" w:semiHidden="1" w:unhideWhenUsed="1"/>
+    <w:lsdException w:name="macro" w:semiHidden="1" w:unhideWhenUsed="1"/>
+    <w:lsdException w:name="toa heading" w:semiHidden="1" w:unhideWhenUsed="1"/>
+    <w:lsdException w:name="List" w:semiHidden="1" w:unhideWhenUsed="1"/>
+    <w:lsdException w:name="List Bullet" w:semiHidden="1" w:unhideWhenUsed="1"/>
+    <w:lsdException w:name="List Number" w:semiHidden="1" w:unhideWhenUsed="1"/>
+    <w:lsdException w:name="List 2" w:semiHidden="1" w:unhideWhenUsed="1"/>
+    <w:lsdException w:name="List 3" w:semiHidden="1" w:unhideWhenUsed="1"/>
+    <w:lsdException w:name="List 4" w:semiHidden="1" w:unhideWhenUsed="1"/>
+    <w:lsdException w:name="List 5" w:semiHidden="1" w:unhideWhenUsed="1"/>
+    <w:lsdException w:name="List Bullet 2" w:semiHidden="1" w:unhideWhenUsed="1"/>
+    <w:lsdException w:name="List Bullet 3" w:semiHidden="1" w:unhideWhenUsed="1"/>
+    <w:lsdException w:name="List Bullet 4" w:semiHidden="1" w:unhideWhenUsed="1"/>
+    <w:lsdException w:name="List Bullet 5" w:semiHidden="1" w:unhideWhenUsed="1"/>
+    <w:lsdException w:name="List Number 2" w:semiHidden="1" w:unhideWhenUsed="1"/>
+    <w:lsdException w:name="List Number 3" w:semiHidden="1" w:unhideWhenUsed="1"/>
+    <w:lsdException w:name="List Number 4" w:semiHidden="1" w:unhideWhenUsed="1"/>
+    <w:lsdException w:name="List Number 5" w:semiHidden="1" w:unhideWhenUsed="1"/>
+    <w:lsdException w:name="Title" w:uiPriority="10" w:qFormat="1"/>
+    <w:lsdException w:name="Closing" w:semiHidden="1" w:unhideWhenUsed="1"/>
+    <w:lsdException w:name="Signature" w:semiHidden="1" w:unhideWhenUsed="1"/>
+    <w:lsdException w:name="Default Paragraph Font" w:uiPriority="1" w:unhideWhenUsed="1"/>
+    <w:lsdException w:name="Body Text" w:semiHidden="1" w:unhideWhenUsed="1"/>
+    <w:lsdException w:name="Body Text Indent" w:semiHidden="1" w:unhideWhenUsed="1"/>
+    <w:lsdException w:name="List Continue" w:semiHidden="1" w:unhideWhenUsed="1"/>
+    <w:lsdException w:name="List Continue 2" w:semiHidden="1" w:unhideWhenUsed="1"/>
+    <w:lsdException w:name="List Continue 3" w:semiHidden="1" w:unhideWhenUsed="1"/>
+    <w:lsdException w:name="List Continue 4" w:semiHidden="1" w:unhideWhenUsed="1"/>
+    <w:lsdException w:name="List Continue 5" w:semiHidden="1" w:unhideWhenUsed="1"/>
+    <w:lsdException w:name="Message Header" w:semiHidden="1" w:unhideWhenUsed="1"/>
+    <w:lsdException w:name="Subtitle" w:uiPriority="11" w:qFormat="1"/>
+    <w:lsdException w:name="Salutation" w:semiHidden="1" w:unhideWhenUsed="1"/>
+    <w:lsdException w:name="Date" w:semiHidden="1" w:unhideWhenUsed="1"/>
+    <w:lsdException w:name="Body Text First Indent" w:semiHidden="1" w:unhideWhenUsed="1"/>
+    <w:lsdException w:name="Body Text First Indent 2" w:semiHidden="1" w:unhideWhenUsed="1"/>
+    <w:lsdException w:name="Note Heading" w:semiHidden="1" w:unhideWhenUsed="1"/>
+    <w:lsdException w:name="Body Text 2" w:semiHidden="1" w:unhideWhenUsed="1"/>
+    <w:lsdException w:name="Body Text 3" w:semiHidden="1" w:unhideWhenUsed="1"/>
+    <w:lsdException w:name="Body Text Indent 2" w:semiHidden="1" w:unhideWhenUsed="1"/>
+    <w:lsdException w:name="Body Text Indent 3" w:semiHidden="1" w:unhideWhenUsed="1"/>
+    <w:lsdException w:name="Block Text" w:semiHidden="1" w:unhideWhenUsed="1"/>
+    <w:lsdException w:name="Hyperlink" w:semiHidden="1" w:unhideWhenUsed="1"/>
+    <w:lsdException w:name="FollowedHyperlink" w:semiHidden="1" w:unhideWhenUsed="1"/>
+    <w:lsdException w:name="Strong" w:uiPriority="22" w:qFormat="1"/>
+    <w:lsdException w:name="Emphasis" w:uiPriority="20" w:qFormat="1"/>
+    <w:lsdException w:name="Document Map" w:semiHidden="1" w:unhideWhenUsed="1"/>
+    <w:lsdException w:name="Plain Text" w:semiHidden="1" w:unhideWhenUsed="1"/>
+    <w:lsdException w:name="E-mail Signature" w:semiHidden="1" w:unhideWhenUsed="1"/>
+    <w:lsdException w:name="HTML Top of Form" w:semiHidden="1" w:unhideWhenUsed="1"/>
+    <w:lsdException w:name="HTML Bottom of Form" w:semiHidden="1" w:unhideWhenUsed="1"/>
+    <w:lsdException w:name="Normal (Web)" w:semiHidden="1" w:unhideWhenUsed="1"/>
+    <w:lsdException w:name="HTML Acronym" w:semiHidden="1" w:unhideWhenUsed="1"/>
+    <w:lsdException w:name="HTML Address" w:semiHidden="1" w:unhideWhenUsed="1"/>
+    <w:lsdException w:name="HTML Cite" w:semiHidden="1" w:unhideWhenUsed="1"/>
+    <w:lsdException w:name="HTML Code" w:semiHidden="1" w:unhideWhenUsed="1"/>
+    <w:lsdException w:name="HTML Definition" w:semiHidden="1" w:unhideWhenUsed="1"/>
+    <w:lsdException w:name="HTML Keyboard" w:semiHidden="1" w:unhideWhenUsed="1"/>
+    <w:lsdException w:name="HTML Preformatted" w:semiHidden="1" w:unhideWhenUsed="1"/>
+    <w:lsdException w:name="HTML Sample" w:semiHidden="1" w:unhideWhenUsed="1"/>
+    <w:lsdException w:name="HTML Typewriter" w:semiHidden="1" w:unhideWhenUsed="1"/>
+    <w:lsdException w:name="HTML Variable" w:semiHidden="1" w:unhideWhenUsed="1"/>
+    <w:lsdException w:name="Normal Table" w:semiHidden="1" w:unhideWhenUsed="1"/>
+    <w:lsdException w:name="annotation subject" w:semiHidden="1" w:unhideWhenUsed="1"/>
+    <w:lsdException w:name="No List" w:semiHidden="1" w:unhideWhenUsed="1"/>
+    <w:lsdException w:name="Outline List 1" w:semiHidden="1" w:unhideWhenUsed="1"/>
+    <w:lsdException w:name="Outline List 2" w:semiHidden="1" w:unhideWhenUsed="1"/>
+    <w:lsdException w:name="Outline List 3" w:semiHidden="1" w:unhideWhenUsed="1"/>
+    <w:lsdException w:name="Table Simple 1" w:semiHidden="1" w:unhideWhenUsed="1"/>
+    <w:lsdException w:name="Table Simple 2" w:semiHidden="1" w:unhideWhenUsed="1"/>
+    <w:lsdException w:name="Table Simple 3" w:semiHidden="1" w:unhideWhenUsed="1"/>
+    <w:lsdException w:name="Table Classic 1" w:semiHidden="1" w:unhideWhenUsed="1"/>
+    <w:lsdException w:name="Table Classic 2" w:semiHidden="1" w:unhideWhenUsed="1"/>
+    <w:lsdException w:name="Table Classic 3" w:semiHidden="1" w:unhideWhenUsed="1"/>
+    <w:lsdException w:name="Table Classic 4" w:semiHidden="1" w:unhideWhenUsed="1"/>
+    <w:lsdException w:name="Table Colorful 1" w:semiHidden="1" w:unhideWhenUsed="1"/>
+    <w:lsdException w:name="Table Colorful 2" w:semiHidden="1" w:unhideWhenUsed="1"/>
+    <w:lsdException w:name="Table Colorful 3" w:semiHidden="1" w:unhideWhenUsed="1"/>
+    <w:lsdException w:name="Table Columns 1" w:semiHidden="1" w:unhideWhenUsed="1"/>
+    <w:lsdException w:name="Table Columns 2" w:semiHidden="1" w:unhideWhenUsed="1"/>
+    <w:lsdException w:name="Table Columns 3" w:semiHidden="1" w:unhideWhenUsed="1"/>
+    <w:lsdException w:name="Table Columns 4" w:semiHidden="1" w:unhideWhenUsed="1"/>
+    <w:lsdException w:name="Table Columns 5" w:semiHidden="1" w:unhideWhenUsed="1"/>
+    <w:lsdException w:name="Table Grid 1" w:semiHidden="1" w:unhideWhenUsed="1"/>
+    <w:lsdException w:name="Table Grid 2" w:semiHidden="1" w:unhideWhenUsed="1"/>
+    <w:lsdException w:name="Table Grid 3" w:semiHidden="1" w:unhideWhenUsed="1"/>
+    <w:lsdException w:name="Table Grid 4" w:semiHidden="1" w:unhideWhenUsed="1"/>
+    <w:lsdException w:name="Table Grid 5" w:semiHidden="1" w:unhideWhenUsed="1"/>
+    <w:lsdException w:name="Table Grid 6" w:semiHidden="1" w:unhideWhenUsed="1"/>
+    <w:lsdException w:name="Table Grid 7" w:semiHidden="1" w:unhideWhenUsed="1"/>
+    <w:lsdException w:name="Table Grid 8" w:semiHidden="1" w:unhideWhenUsed="1"/>
+    <w:lsdException w:name="Table List 1" w:semiHidden="1" w:unhideWhenUsed="1"/>
+    <w:lsdException w:name="Table List 2" w:semiHidden="1" w:unhideWhenUsed="1"/>
+    <w:lsdException w:name="Table List 3" w:semiHidden="1" w:unhideWhenUsed="1"/>
+    <w:lsdException w:name="Table List 4" w:semiHidden="1" w:unhideWhenUsed="1"/>
+    <w:lsdException w:name="Table List 5" w:semiHidden="1" w:unhideWhenUsed="1"/>
+    <w:lsdException w:name="Table List 6" w:semiHidden="1" w:unhideWhenUsed="1"/>
+    <w:lsdException w:name="Table List 7" w:semiHidden="1" w:unhideWhenUsed="1"/>
+    <w:lsdException w:name="Table List 8" w:semiHidden="1" w:unhideWhenUsed="1"/>
+    <w:lsdException w:name="Table 3D effects 1" w:semiHidden="1" w:unhideWhenUsed="1"/>
+    <w:lsdException w:name="Table 3D effects 2" w:semiHidden="1" w:unhideWhenUsed="1"/>
+    <w:lsdException w:name="Table 3D effects 3" w:semiHidden="1" w:unhideWhenUsed="1"/>
+    <w:lsdException w:name="Table Contemporary" w:semiHidden="1" w:unhideWhenUsed="1"/>
+    <w:lsdException w:name="Table Elegant" w:semiHidden="1" w:unhideWhenUsed="1"/>
+    <w:lsdException w:name="Table Professional" w:semiHidden="1" w:unhideWhenUsed="1"/>
+    <w:lsdException w:name="Table Subtle 1" w:semiHidden="1" w:unhideWhenUsed="1"/>
+    <w:lsdException w:name="Table Subtle 2" w:semiHidden="1" w:unhideWhenUsed="1"/>
+    <w:lsdException w:name="Table Web 1" w:semiHidden="1" w:unhideWhenUsed="1"/>
+    <w:lsdException w:name="Table Web 2" w:semiHidden="1" w:unhideWhenUsed="1"/>
+    <w:lsdException w:name="Table Web 3" w:semiHidden="1" w:unhideWhenUsed="1"/>
+    <w:lsdException w:name="Balloon Text" w:semiHidden="1" w:unhideWhenUsed="1"/>
+    <w:lsdException w:name="Table Grid" w:uiPriority="39"/>
+    <w:lsdException w:name="Table Theme" w:semiHidden="1" w:unhideWhenUsed="1"/>
+    <w:lsdException w:name="Placeholder Text" w:semiHidden="1" w:unhideWhenUsed="1"/>
+    <w:lsdException w:name="No Spacing" w:semiHidden="1" w:unhideWhenUsed="1"/>
+    <w:lsdException w:name="Light Shading" w:uiPriority="60"/>
+    <w:lsdException w:name="Light List" w:uiPriority="61"/>
+    <w:lsdException w:name="Light Grid" w:uiPriority="62"/>
+    <w:lsdException w:name="Medium Shading 1" w:uiPriority="63"/>
+    <w:lsdException w:name="Medium Shading 2" w:uiPriority="64"/>
+    <w:lsdException w:name="Medium List 1" w:uiPriority="65"/>
+    <w:lsdException w:name="Medium List 2" w:uiPriority="66"/>
+    <w:lsdException w:name="Medium Grid 1" w:uiPriority="67"/>
+    <w:lsdException w:name="Medium Grid 2" w:uiPriority="68"/>
+    <w:lsdException w:name="Medium Grid 3" w:uiPriority="69"/>
+    <w:lsdException w:name="Dark List" w:uiPriority="70"/>
+    <w:lsdException w:name="Colorful Shading" w:uiPriority="71"/>
+    <w:lsdException w:name="Colorful List" w:uiPriority="72"/>
+    <w:lsdException w:name="Colorful Grid" w:uiPriority="73"/>
+    <w:lsdException w:name="Light Shading Accent 1" w:uiPriority="60"/>
+    <w:lsdException w:name="Light List Accent 1" w:uiPriority="61"/>
+    <w:lsdException w:name="Light Grid Accent 1" w:uiPriority="62"/>
+    <w:lsdException w:name="Medium Shading 1 Accent 1" w:uiPriority="63"/>
+    <w:lsdException w:name="Medium Shading 2 Accent 1" w:uiPriority="64"/>
+    <w:lsdException w:name="Medium List 1 Accent 1" w:uiPriority="65"/>
+    <w:lsdException w:name="Revision" w:semiHidden="1" w:unhideWhenUsed="1"/>
+    <w:lsdException w:name="List Paragraph" w:uiPriority="34" w:qFormat="1"/>
+    <w:lsdException w:name="Quote" w:uiPriority="29" w:qFormat="1"/>
+    <w:lsdException w:name="Intense Quote" w:uiPriority="30" w:qFormat="1"/>
+    <w:lsdException w:name="Medium List 2 Accent 1" w:uiPriority="66"/>
+    <w:lsdException w:name="Medium Grid 1 Accent 1" w:uiPriority="67"/>
+    <w:lsdException w:name="Medium Grid 2 Accent 1" w:uiPriority="68"/>
+    <w:lsdException w:name="Medium Grid 3 Accent 1" w:uiPriority="69"/>
+    <w:lsdException w:name="Dark List Accent 1" w:uiPriority="70"/>
+    <w:lsdException w:name="Colorful Shading Accent 1" w:uiPriority="71"/>
+    <w:lsdException w:name="Colorful List Accent 1" w:uiPriority="72"/>
+    <w:lsdException w:name="Colorful Grid Accent 1" w:uiPriority="73"/>
+    <w:lsdException w:name="Light Shading Accent 2" w:uiPriority="60"/>
+    <w:lsdException w:name="Light List Accent 2" w:uiPriority="61"/>
+    <w:lsdException w:name="Light Grid Accent 2" w:uiPriority="62"/>
+    <w:lsdException w:name="Medium Shading 1 Accent 2" w:uiPriority="63"/>
+    <w:lsdException w:name="Medium Shading 2 Accent 2" w:uiPriority="64"/>
+    <w:lsdException w:name="Medium List 1 Accent 2" w:uiPriority="65"/>
+    <w:lsdException w:name="Medium List 2 Accent 2" w:uiPriority="66"/>
+    <w:lsdException w:name="Medium Grid 1 Accent 2" w:uiPriority="67"/>
+    <w:lsdException w:name="Medium Grid 2 Accent 2" w:uiPriority="68"/>
+    <w:lsdException w:name="Medium Grid 3 Accent 2" w:uiPriority="69"/>
+    <w:lsdException w:name="Dark List Accent 2" w:uiPriority="70"/>
+    <w:lsdException w:name="Colorful Shading Accent 2" w:uiPriority="71"/>
+    <w:lsdException w:name="Colorful List Accent 2" w:uiPriority="72"/>
+    <w:lsdException w:name="Colorful Grid Accent 2" w:uiPriority="73"/>
+    <w:lsdException w:name="Light Shading Accent 3" w:uiPriority="60"/>
+    <w:lsdException w:name="Light List Accent 3" w:uiPriority="61"/>
+    <w:lsdException w:name="Light Grid Accent 3" w:uiPriority="62"/>
+    <w:lsdException w:name="Medium Shading 1 Accent 3" w:uiPriority="63"/>
+    <w:lsdException w:name="Medium Shading 2 Accent 3" w:uiPriority="64"/>
+    <w:lsdException w:name="Medium List 1 Accent 3" w:uiPriority="65"/>
+    <w:lsdException w:name="Medium List 2 Accent 3" w:uiPriority="66"/>
+    <w:lsdException w:name="Medium Grid 1 Accent 3" w:uiPriority="67"/>
+    <w:lsdException w:name="Medium Grid 2 Accent 3" w:uiPriority="68"/>
+    <w:lsdException w:name="Medium Grid 3 Accent 3" w:uiPriority="69"/>
+    <w:lsdException w:name="Dark List Accent 3" w:uiPriority="70"/>
+    <w:lsdException w:name="Colorful Shading Accent 3" w:uiPriority="71"/>
+    <w:lsdException w:name="Colorful List Accent 3" w:uiPriority="72"/>
+    <w:lsdException w:name="Colorful Grid Accent 3" w:uiPriority="73"/>
+    <w:lsdException w:name="Light Shading Accent 4" w:uiPriority="60"/>
+    <w:lsdException w:name="Light List Accent 4" w:uiPriority="61"/>
+    <w:lsdException w:name="Light Grid Accent 4" w:uiPriority="62"/>
+    <w:lsdException w:name="Medium Shading 1 Accent 4" w:uiPriority="63"/>
+    <w:lsdException w:name="Medium Shading 2 Accent 4" w:uiPriority="64"/>
+    <w:lsdException w:name="Medium List 1 Accent 4" w:uiPriority="65"/>
+    <w:lsdException w:name="Medium List 2 Accent 4" w:uiPriority="66"/>
+    <w:lsdException w:name="Medium Grid 1 Accent 4" w:uiPriority="67"/>
+    <w:lsdException w:name="Medium Grid 2 Accent 4" w:uiPriority="68"/>
+    <w:lsdException w:name="Medium Grid 3 Accent 4" w:uiPriority="69"/>
+    <w:lsdException w:name="Dark List Accent 4" w:uiPriority="70"/>
+    <w:lsdException w:name="Colorful Shading Accent 4" w:uiPriority="71"/>
+    <w:lsdException w:name="Colorful List Accent 4" w:uiPriority="72"/>
+    <w:lsdException w:name="Colorful Grid Accent 4" w:uiPriority="73"/>
+    <w:lsdException w:name="Light Shading Accent 5" w:uiPriority="60"/>
+    <w:lsdException w:name="Light List Accent 5" w:uiPriority="61"/>
+    <w:lsdException w:name="Light Grid Accent 5" w:uiPriority="62"/>
+    <w:lsdException w:name="Medium Shading 1 Accent 5" w:uiPriority="63"/>
+    <w:lsdException w:name="Medium Shading 2 Accent 5" w:uiPriority="64"/>
+    <w:lsdException w:name="Medium List 1 Accent 5" w:uiPriority="65"/>
+    <w:lsdException w:name="Medium List 2 Accent 5" w:uiPriority="66"/>
+    <w:lsdException w:name="Medium Grid 1 Accent 5" w:uiPriority="67"/>
+    <w:lsdException w:name="Medium Grid 2 Accent 5" w:uiPriority="68"/>
+    <w:lsdException w:name="Medium Grid 3 Accent 5" w:uiPriority="69"/>
+    <w:lsdException w:name="Dark List Accent 5" w:uiPriority="70"/>
+    <w:lsdException w:name="Colorful Shading Accent 5" w:uiPriority="71"/>
+    <w:lsdException w:name="Colorful List Accent 5" w:uiPriority="72"/>
+    <w:lsdException w:name="Colorful Grid Accent 5" w:uiPriority="73"/>
+    <w:lsdException w:name="Light Shading Accent 6" w:uiPriority="60"/>
+    <w:lsdException w:name="Light List Accent 6" w:uiPriority="61"/>
+    <w:lsdException w:name="Light Grid Accent 6" w:uiPriority="62"/>
+    <w:lsdException w:name="Medium Shading 1 Accent 6" w:uiPriority="63"/>
+    <w:lsdException w:name="Medium Shading 2 Accent 6" w:uiPriority="64"/>
+    <w:lsdException w:name="Medium List 1 Accent 6" w:uiPriority="65"/>
+    <w:lsdException w:name="Medium List 2 Accent 6" w:uiPriority="66"/>
+    <w:lsdException w:name="Medium Grid 1 Accent 6" w:uiPriority="67"/>
+    <w:lsdException w:name="Medium Grid 2 Accent 6" w:uiPriority="68"/>
+    <w:lsdException w:name="Medium Grid 3 Accent 6" w:uiPriority="69"/>
+    <w:lsdException w:name="Dark List Accent 6" w:uiPriority="70"/>
+    <w:lsdException w:name="Colorful Shading Accent 6" w:uiPriority="71"/>
+    <w:lsdException w:name="Colorful List Accent 6" w:uiPriority="72"/>
+    <w:lsdException w:name="Colorful Grid Accent 6" w:uiPriority="73"/>
+    <w:lsdException w:name="Subtle Emphasis" w:uiPriority="19" w:qFormat="1"/>
+    <w:lsdException w:name="Intense Emphasis" w:uiPriority="21" w:qFormat="1"/>
+    <w:lsdException w:name="Subtle Reference" w:uiPriority="31" w:qFormat="1"/>
+    <w:lsdException w:name="Intense Reference" w:uiPriority="32" w:qFormat="1"/>
+    <w:lsdException w:name="Book Title" w:uiPriority="33" w:qFormat="1"/>
+    <w:lsdException w:name="Bibliography" w:semiHidden="1" w:uiPriority="37" w:unhideWhenUsed="1"/>
+    <w:lsdException w:name="TOC Heading" w:semiHidden="1" w:uiPriority="39" w:unhideWhenUsed="1" w:qFormat="1"/>
+    <w:lsdException w:name="Plain Table 1" w:uiPriority="41"/>
+    <w:lsdException w:name="Plain Table 2" w:uiPriority="42"/>
+    <w:lsdException w:name="Plain Table 3" w:uiPriority="43"/>
+    <w:lsdException w:name="Plain Table 4" w:uiPriority="44"/>
+    <w:lsdException w:name="Plain Table 5" w:uiPriority="45"/>
+    <w:lsdException w:name="Grid Table Light" w:uiPriority="40"/>
+    <w:lsdException w:name="Grid Table 1 Light" w:uiPriority="46"/>
+    <w:lsdException w:name="Grid Table 2" w:uiPriority="47"/>
+    <w:lsdException w:name="Grid Table 3" w:uiPriority="48"/>
+    <w:lsdException w:name="Grid Table 4" w:uiPriority="49"/>
+    <w:lsdException w:name="Grid Table 5 Dark" w:uiPriority="50"/>
+    <w:lsdException w:name="Grid Table 6 Colorful" w:uiPriority="51"/>
+    <w:lsdException w:name="Grid Table 7 Colorful" w:uiPriority="52"/>
+    <w:lsdException w:name="Grid Table 1 Light Accent 1" w:uiPriority="46"/>
+    <w:lsdException w:name="Grid Table 2 Accent 1" w:uiPriority="47"/>
+    <w:lsdException w:name="Grid Table 3 Accent 1" w:uiPriority="48"/>
+    <w:lsdException w:name="Grid Table 4 Accent 1" w:uiPriority="49"/>
+    <w:lsdException w:name="Grid Table 5 Dark Accent 1" w:uiPriority="50"/>
+    <w:lsdException w:name="Grid Table 6 Colorful Accent 1" w:uiPriority="51"/>
+    <w:lsdException w:name="Grid Table 7 Colorful Accent 1" w:uiPriority="52"/>
+    <w:lsdException w:name="Grid Table 1 Light Accent 2" w:uiPriority="46"/>
+    <w:lsdException w:name="Grid Table 2 Accent 2" w:uiPriority="47"/>
+    <w:lsdException w:name="Grid Table 3 Accent 2" w:uiPriority="48"/>
+    <w:lsdException w:name="Grid Table 4 Accent 2" w:uiPriority="49"/>
+    <w:lsdException w:name="Grid Table 5 Dark Accent 2" w:uiPriority="50"/>
+    <w:lsdException w:name="Grid Table 6 Colorful Accent 2" w:uiPriority="51"/>
+    <w:lsdException w:name="Grid Table 7 Colorful Accent 2" w:uiPriority="52"/>
+    <w:lsdException w:name="Grid Table 1 Light Accent 3" w:uiPriority="46"/>
+    <w:lsdException w:name="Grid Table 2 Accent 3" w:uiPriority="47"/>
+    <w:lsdException w:name="Grid Table 3 Accent 3" w:uiPriority="48"/>
+    <w:lsdException w:name="Grid Table 4 Accent 3" w:uiPriority="49"/>
+    <w:lsdException w:name="Grid Table 5 Dark Accent 3" w:uiPriority="50"/>
+    <w:lsdException w:name="Grid Table 6 Colorful Accent 3" w:uiPriority="51"/>
+    <w:lsdException w:name="Grid Table 7 Colorful Accent 3" w:uiPriority="52"/>
+    <w:lsdException w:name="Grid Table 1 Light Accent 4" w:uiPriority="46"/>
+    <w:lsdException w:name="Grid Table 2 Accent 4" w:uiPriority="47"/>
+    <w:lsdException w:name="Grid Table 3 Accent 4" w:uiPriority="48"/>
+    <w:lsdException w:name="Grid Table 4 Accent 4" w:uiPriority="49"/>
+    <w:lsdException w:name="Grid Table 5 Dark Accent 4" w:uiPriority="50"/>
+    <w:lsdException w:name="Grid Table 6 Colorful Accent 4" w:uiPriority="51"/>
+    <w:lsdException w:name="Grid Table 7 Colorful Accent 4" w:uiPriority="52"/>
+    <w:lsdException w:name="Grid Table 1 Light Accent 5" w:uiPriority="46"/>
+    <w:lsdException w:name="Grid Table 2 Accent 5" w:uiPriority="47"/>
+    <w:lsdException w:name="Grid Table 3 Accent 5" w:uiPriority="48"/>
+    <w:lsdException w:name="Grid Table 4 Accent 5" w:uiPriority="49"/>
+    <w:lsdException w:name="Grid Table 5 Dark Accent 5" w:uiPriority="50"/>
+    <w:lsdException w:name="Grid Table 6 Colorful Accent 5" w:uiPriority="51"/>
+    <w:lsdException w:name="Grid Table 7 Colorful Accent 5" w:uiPriority="52"/>
+    <w:lsdException w:name="Grid Table 1 Light Accent 6" w:uiPriority="46"/>
+    <w:lsdException w:name="Grid Table 2 Accent 6" w:uiPriority="47"/>
+    <w:lsdException w:name="Grid Table 3 Accent 6" w:uiPriority="48"/>
+    <w:lsdException w:name="Grid Table 4 Accent 6" w:uiPriority="49"/>
+    <w:lsdException w:name="Grid Table 5 Dark Accent 6" w:uiPriority="50"/>
+    <w:lsdException w:name="Grid Table 6 Colorful Accent 6" w:uiPriority="51"/>
+    <w:lsdException w:name="Grid Table 7 Colorful Accent 6" w:uiPriority="52"/>
+    <w:lsdException w:name="List Table 1 Light" w:uiPriority="46"/>
+    <w:lsdException w:name="List Table 2" w:uiPriority="47"/>
+    <w:lsdException w:name="List Table 3" w:uiPriority="48"/>
+    <w:lsdException w:name="List Table 4" w:uiPriority="49"/>
+    <w:lsdException w:name="List Table 5 Dark" w:uiPriority="50"/>
+    <w:lsdException w:name="List Table 6 Colorful" w:uiPriority="51"/>
+    <w:lsdException w:name="List Table 7 Colorful" w:uiPriority="52"/>
+    <w:lsdException w:name="List Table 1 Light Accent 1" w:uiPriority="46"/>
+    <w:lsdException w:name="List Table 2 Accent 1" w:uiPriority="47"/>
+    <w:lsdException w:name="List Table 3 Accent 1" w:uiPriority="48"/>
+    <w:lsdException w:name="List Table 4 Accent 1" w:uiPriority="49"/>
+    <w:lsdException w:name="List Table 5 Dark Accent 1" w:uiPriority="50"/>
+    <w:lsdException w:name="List Table 6 Colorful Accent 1" w:uiPriority="51"/>
+    <w:lsdException w:name="List Table 7 Colorful Accent 1" w:uiPriority="52"/>
+    <w:lsdException w:name="List Table 1 Light Accent 2" w:uiPriority="46"/>
+    <w:lsdException w:name="List Table 2 Accent 2" w:uiPriority="47"/>
+    <w:lsdException w:name="List Table 3 Accent 2" w:uiPriority="48"/>
+    <w:lsdException w:name="List Table 4 Accent 2" w:uiPriority="49"/>
+    <w:lsdException w:name="List Table 5 Dark Accent 2" w:uiPriority="50"/>
+    <w:lsdException w:name="List Table 6 Colorful Accent 2" w:uiPriority="51"/>
+    <w:lsdException w:name="List Table 7 Colorful Accent 2" w:uiPriority="52"/>
+    <w:lsdException w:name="List Table 1 Light Accent 3" w:uiPriority="46"/>
+    <w:lsdException w:name="List Table 2 Accent 3" w:uiPriority="47"/>
+    <w:lsdException w:name="List Table 3 Accent 3" w:uiPriority="48"/>
+    <w:lsdException w:name="List Table 4 Accent 3" w:uiPriority="49"/>
+    <w:lsdException w:name="List Table 5 Dark Accent 3" w:uiPriority="50"/>
+    <w:lsdException w:name="List Table 6 Colorful Accent 3" w:uiPriority="51"/>
+    <w:lsdException w:name="List Table 7 Colorful Accent 3" w:uiPriority="52"/>
+    <w:lsdException w:name="List Table 1 Light Accent 4" w:uiPriority="46"/>
+    <w:lsdException w:name="List Table 2 Accent 4" w:uiPriority="47"/>
+    <w:lsdException w:name="List Table 3 Accent 4" w:uiPriority="48"/>
+    <w:lsdException w:name="List Table 4 Accent 4" w:uiPriority="49"/>
+    <w:lsdException w:name="List Table 5 Dark Accent 4" w:uiPriority="50"/>
+    <w:lsdException w:name="List Table 6 Colorful Accent 4" w:uiPriority="51"/>
+    <w:lsdException w:name="List Table 7 Colorful Accent 4" w:uiPriority="52"/>
+    <w:lsdException w:name="List Table 1 Light Accent 5" w:uiPriority="46"/>
+    <w:lsdException w:name="List Table 2 Accent 5" w:uiPriority="47"/>
+    <w:lsdException w:name="List Table 3 Accent 5" w:uiPriority="48"/>
+    <w:lsdException w:name="List Table 4 Accent 5" w:uiPriority="49"/>
+    <w:lsdException w:name="List Table 5 Dark Accent 5" w:uiPriority="50"/>
+    <w:lsdException w:name="List Table 6 Colorful Accent 5" w:uiPriority="51"/>
+    <w:lsdException w:name="List Table 7 Colorful Accent 5" w:uiPriority="52"/>
+    <w:lsdException w:name="List Table 1 Light Accent 6" w:uiPriority="46"/>
+    <w:lsdException w:name="List Table 2 Accent 6" w:uiPriority="47"/>
+    <w:lsdException w:name="List Table 3 Accent 6" w:uiPriority="48"/>
+    <w:lsdException w:name="List Table 4 Accent 6" w:uiPriority="49"/>
+    <w:lsdException w:name="List Table 5 Dark Accent 6" w:uiPriority="50"/>
+    <w:lsdException w:name="List Table 6 Colorful Accent 6" w:uiPriority="51"/>
+    <w:lsdException w:name="List Table 7 Colorful Accent 6" w:uiPriority="52"/>
+    <w:lsdException w:name="Mention" w:semiHidden="1" w:unhideWhenUsed="1"/>
+    <w:lsdException w:name="Smart Hyperlink" w:semiHidden="1" w:unhideWhenUsed="1"/>
+    <w:lsdException w:name="Hashtag" w:semiHidden="1" w:unhideWhenUsed="1"/>
+    <w:lsdException w:name="Unresolved Mention" w:semiHidden="1" w:unhideWhenUsed="1"/>
+    <w:lsdException w:name="Smart Link" w:semiHidden="1" w:unhideWhenUsed="1"/>
   </w:latentStyles>
-  <w:style w:type="paragraph" w:default="1" w:styleId="1">
+  <w:style w:type="paragraph" w:default="1" w:styleId="a">
     <w:name w:val="Normal"/>
     <w:qFormat/>
-    <w:uiPriority w:val="0"/>
     <w:rPr>
-      <w:rFonts w:asciiTheme="minorHAnsi" w:hAnsiTheme="minorHAnsi" w:eastAsiaTheme="minorEastAsia" w:cstheme="minorBidi"/>
+      <w:rFonts w:asciiTheme="minorHAnsi" w:eastAsiaTheme="minorEastAsia" w:hAnsiTheme="minorHAnsi" w:cstheme="minorBidi"/>
       <w:kern w:val="2"/>
       <w:sz w:val="24"/>
       <w:szCs w:val="24"/>
-      <w:lang w:val="en-GB" w:eastAsia="zh-CN" w:bidi="ar-SA"/>
+      <w:lang w:val="en-GB"/>
       <w14:ligatures w14:val="standardContextual"/>
     </w:rPr>
   </w:style>
-  <w:style w:type="paragraph" w:styleId="2">
+  <w:style w:type="paragraph" w:styleId="1">
     <w:name w:val="heading 1"/>
-    <w:basedOn w:val="1"/>
-    <w:next w:val="1"/>
-    <w:link w:val="17"/>
+    <w:basedOn w:val="a"/>
+    <w:next w:val="a"/>
+    <w:link w:val="10"/>
+    <w:uiPriority w:val="9"/>
     <w:qFormat/>
-    <w:uiPriority w:val="9"/>
     <w:pPr>
       <w:keepNext/>
       <w:keepLines/>
@@ -4719,21 +5076,21 @@
       <w:outlineLvl w:val="0"/>
     </w:pPr>
     <w:rPr>
-      <w:rFonts w:asciiTheme="majorHAnsi" w:hAnsiTheme="majorHAnsi" w:eastAsiaTheme="majorEastAsia" w:cstheme="majorBidi"/>
-      <w:color w:val="2F5597" w:themeColor="accent1" w:themeShade="BF"/>
+      <w:rFonts w:asciiTheme="majorHAnsi" w:eastAsiaTheme="majorEastAsia" w:hAnsiTheme="majorHAnsi" w:cstheme="majorBidi"/>
+      <w:color w:val="2F5496" w:themeColor="accent1" w:themeShade="BF"/>
       <w:sz w:val="40"/>
       <w:szCs w:val="40"/>
     </w:rPr>
   </w:style>
-  <w:style w:type="paragraph" w:styleId="3">
+  <w:style w:type="paragraph" w:styleId="2">
     <w:name w:val="heading 2"/>
-    <w:basedOn w:val="1"/>
-    <w:next w:val="1"/>
-    <w:link w:val="18"/>
+    <w:basedOn w:val="a"/>
+    <w:next w:val="a"/>
+    <w:link w:val="20"/>
+    <w:uiPriority w:val="9"/>
     <w:semiHidden/>
     <w:unhideWhenUsed/>
     <w:qFormat/>
-    <w:uiPriority w:val="9"/>
     <w:pPr>
       <w:keepNext/>
       <w:keepLines/>
@@ -4741,21 +5098,21 @@
       <w:outlineLvl w:val="1"/>
     </w:pPr>
     <w:rPr>
-      <w:rFonts w:asciiTheme="majorHAnsi" w:hAnsiTheme="majorHAnsi" w:eastAsiaTheme="majorEastAsia" w:cstheme="majorBidi"/>
-      <w:color w:val="2F5597" w:themeColor="accent1" w:themeShade="BF"/>
+      <w:rFonts w:asciiTheme="majorHAnsi" w:eastAsiaTheme="majorEastAsia" w:hAnsiTheme="majorHAnsi" w:cstheme="majorBidi"/>
+      <w:color w:val="2F5496" w:themeColor="accent1" w:themeShade="BF"/>
       <w:sz w:val="32"/>
       <w:szCs w:val="32"/>
     </w:rPr>
   </w:style>
-  <w:style w:type="paragraph" w:styleId="4">
+  <w:style w:type="paragraph" w:styleId="3">
     <w:name w:val="heading 3"/>
-    <w:basedOn w:val="1"/>
-    <w:next w:val="1"/>
-    <w:link w:val="19"/>
+    <w:basedOn w:val="a"/>
+    <w:next w:val="a"/>
+    <w:link w:val="30"/>
+    <w:uiPriority w:val="9"/>
     <w:semiHidden/>
     <w:unhideWhenUsed/>
     <w:qFormat/>
-    <w:uiPriority w:val="9"/>
     <w:pPr>
       <w:keepNext/>
       <w:keepLines/>
@@ -4764,20 +5121,20 @@
     </w:pPr>
     <w:rPr>
       <w:rFonts w:eastAsiaTheme="majorEastAsia" w:cstheme="majorBidi"/>
-      <w:color w:val="2F5597" w:themeColor="accent1" w:themeShade="BF"/>
+      <w:color w:val="2F5496" w:themeColor="accent1" w:themeShade="BF"/>
       <w:sz w:val="28"/>
       <w:szCs w:val="28"/>
     </w:rPr>
   </w:style>
-  <w:style w:type="paragraph" w:styleId="5">
+  <w:style w:type="paragraph" w:styleId="4">
     <w:name w:val="heading 4"/>
-    <w:basedOn w:val="1"/>
-    <w:next w:val="1"/>
-    <w:link w:val="20"/>
+    <w:basedOn w:val="a"/>
+    <w:next w:val="a"/>
+    <w:link w:val="40"/>
+    <w:uiPriority w:val="9"/>
     <w:semiHidden/>
     <w:unhideWhenUsed/>
     <w:qFormat/>
-    <w:uiPriority w:val="9"/>
     <w:pPr>
       <w:keepNext/>
       <w:keepLines/>
@@ -4788,18 +5145,18 @@
       <w:rFonts w:eastAsiaTheme="majorEastAsia" w:cstheme="majorBidi"/>
       <w:i/>
       <w:iCs/>
-      <w:color w:val="2F5597" w:themeColor="accent1" w:themeShade="BF"/>
+      <w:color w:val="2F5496" w:themeColor="accent1" w:themeShade="BF"/>
     </w:rPr>
   </w:style>
-  <w:style w:type="paragraph" w:styleId="6">
+  <w:style w:type="paragraph" w:styleId="5">
     <w:name w:val="heading 5"/>
-    <w:basedOn w:val="1"/>
-    <w:next w:val="1"/>
-    <w:link w:val="21"/>
+    <w:basedOn w:val="a"/>
+    <w:next w:val="a"/>
+    <w:link w:val="50"/>
+    <w:uiPriority w:val="9"/>
     <w:semiHidden/>
     <w:unhideWhenUsed/>
     <w:qFormat/>
-    <w:uiPriority w:val="9"/>
     <w:pPr>
       <w:keepNext/>
       <w:keepLines/>
@@ -4808,18 +5165,18 @@
     </w:pPr>
     <w:rPr>
       <w:rFonts w:eastAsiaTheme="majorEastAsia" w:cstheme="majorBidi"/>
-      <w:color w:val="2F5597" w:themeColor="accent1" w:themeShade="BF"/>
+      <w:color w:val="2F5496" w:themeColor="accent1" w:themeShade="BF"/>
     </w:rPr>
   </w:style>
-  <w:style w:type="paragraph" w:styleId="7">
+  <w:style w:type="paragraph" w:styleId="6">
     <w:name w:val="heading 6"/>
-    <w:basedOn w:val="1"/>
-    <w:next w:val="1"/>
-    <w:link w:val="22"/>
+    <w:basedOn w:val="a"/>
+    <w:next w:val="a"/>
+    <w:link w:val="60"/>
+    <w:uiPriority w:val="9"/>
     <w:semiHidden/>
     <w:unhideWhenUsed/>
     <w:qFormat/>
-    <w:uiPriority w:val="9"/>
     <w:pPr>
       <w:keepNext/>
       <w:keepLines/>
@@ -4831,25 +5188,17 @@
       <w:i/>
       <w:iCs/>
       <w:color w:val="595959" w:themeColor="text1" w:themeTint="A6"/>
-      <w14:textFill>
-        <w14:solidFill>
-          <w14:schemeClr w14:val="tx1">
-            <w14:lumMod w14:val="65000"/>
-            <w14:lumOff w14:val="35000"/>
-          </w14:schemeClr>
-        </w14:solidFill>
-      </w14:textFill>
     </w:rPr>
   </w:style>
-  <w:style w:type="paragraph" w:styleId="8">
+  <w:style w:type="paragraph" w:styleId="7">
     <w:name w:val="heading 7"/>
-    <w:basedOn w:val="1"/>
-    <w:next w:val="1"/>
-    <w:link w:val="23"/>
+    <w:basedOn w:val="a"/>
+    <w:next w:val="a"/>
+    <w:link w:val="70"/>
+    <w:uiPriority w:val="9"/>
     <w:semiHidden/>
     <w:unhideWhenUsed/>
     <w:qFormat/>
-    <w:uiPriority w:val="9"/>
     <w:pPr>
       <w:keepNext/>
       <w:keepLines/>
@@ -4859,25 +5208,17 @@
     <w:rPr>
       <w:rFonts w:eastAsiaTheme="majorEastAsia" w:cstheme="majorBidi"/>
       <w:color w:val="595959" w:themeColor="text1" w:themeTint="A6"/>
-      <w14:textFill>
-        <w14:solidFill>
-          <w14:schemeClr w14:val="tx1">
-            <w14:lumMod w14:val="65000"/>
-            <w14:lumOff w14:val="35000"/>
-          </w14:schemeClr>
-        </w14:solidFill>
-      </w14:textFill>
     </w:rPr>
   </w:style>
-  <w:style w:type="paragraph" w:styleId="9">
+  <w:style w:type="paragraph" w:styleId="8">
     <w:name w:val="heading 8"/>
-    <w:basedOn w:val="1"/>
-    <w:next w:val="1"/>
-    <w:link w:val="24"/>
+    <w:basedOn w:val="a"/>
+    <w:next w:val="a"/>
+    <w:link w:val="80"/>
+    <w:uiPriority w:val="9"/>
     <w:semiHidden/>
     <w:unhideWhenUsed/>
     <w:qFormat/>
-    <w:uiPriority w:val="9"/>
     <w:pPr>
       <w:keepNext/>
       <w:keepLines/>
@@ -4888,25 +5229,17 @@
       <w:i/>
       <w:iCs/>
       <w:color w:val="262626" w:themeColor="text1" w:themeTint="D9"/>
-      <w14:textFill>
-        <w14:solidFill>
-          <w14:schemeClr w14:val="tx1">
-            <w14:lumMod w14:val="85000"/>
-            <w14:lumOff w14:val="15000"/>
-          </w14:schemeClr>
-        </w14:solidFill>
-      </w14:textFill>
     </w:rPr>
   </w:style>
-  <w:style w:type="paragraph" w:styleId="10">
+  <w:style w:type="paragraph" w:styleId="9">
     <w:name w:val="heading 9"/>
-    <w:basedOn w:val="1"/>
-    <w:next w:val="1"/>
-    <w:link w:val="25"/>
+    <w:basedOn w:val="a"/>
+    <w:next w:val="a"/>
+    <w:link w:val="90"/>
+    <w:uiPriority w:val="9"/>
     <w:semiHidden/>
     <w:unhideWhenUsed/>
     <w:qFormat/>
-    <w:uiPriority w:val="9"/>
     <w:pPr>
       <w:keepNext/>
       <w:keepLines/>
@@ -4915,27 +5248,21 @@
     <w:rPr>
       <w:rFonts w:eastAsiaTheme="majorEastAsia" w:cstheme="majorBidi"/>
       <w:color w:val="262626" w:themeColor="text1" w:themeTint="D9"/>
-      <w14:textFill>
-        <w14:solidFill>
-          <w14:schemeClr w14:val="tx1">
-            <w14:lumMod w14:val="85000"/>
-            <w14:lumOff w14:val="15000"/>
-          </w14:schemeClr>
-        </w14:solidFill>
-      </w14:textFill>
     </w:rPr>
   </w:style>
-  <w:style w:type="character" w:default="1" w:styleId="11">
+  <w:style w:type="character" w:default="1" w:styleId="a0">
     <w:name w:val="Default Paragraph Font"/>
-    <w:unhideWhenUsed/>
     <w:uiPriority w:val="1"/>
-  </w:style>
-  <w:style w:type="table" w:default="1" w:styleId="12">
-    <w:name w:val="Normal Table"/>
     <w:semiHidden/>
     <w:unhideWhenUsed/>
+  </w:style>
+  <w:style w:type="table" w:default="1" w:styleId="a1">
+    <w:name w:val="Normal Table"/>
     <w:uiPriority w:val="99"/>
+    <w:semiHidden/>
+    <w:unhideWhenUsed/>
     <w:tblPr>
+      <w:tblInd w:w="0" w:type="dxa"/>
       <w:tblCellMar>
         <w:top w:w="0" w:type="dxa"/>
         <w:left w:w="108" w:type="dxa"/>
@@ -4944,31 +5271,32 @@
       </w:tblCellMar>
     </w:tblPr>
   </w:style>
-  <w:style w:type="paragraph" w:styleId="13">
-    <w:name w:val="Normal (Web)"/>
+  <w:style w:type="numbering" w:default="1" w:styleId="a2">
+    <w:name w:val="No List"/>
+    <w:uiPriority w:val="99"/>
     <w:semiHidden/>
     <w:unhideWhenUsed/>
+  </w:style>
+  <w:style w:type="paragraph" w:styleId="a3">
+    <w:name w:val="Normal (Web)"/>
     <w:uiPriority w:val="99"/>
+    <w:semiHidden/>
+    <w:unhideWhenUsed/>
     <w:pPr>
-      <w:spacing w:before="0" w:beforeAutospacing="1" w:after="0" w:afterAutospacing="1"/>
-      <w:ind w:left="0" w:right="0"/>
-      <w:jc w:val="left"/>
+      <w:spacing w:beforeAutospacing="1" w:afterAutospacing="1"/>
     </w:pPr>
     <w:rPr>
-      <w:rFonts w:ascii="Times New Roman" w:hAnsi="Times New Roman" w:eastAsia="SimSun" w:cs="Times New Roman"/>
-      <w:kern w:val="0"/>
       <w:sz w:val="24"/>
       <w:szCs w:val="24"/>
-      <w:lang w:val="en-US" w:eastAsia="zh-CN" w:bidi="ar"/>
     </w:rPr>
   </w:style>
-  <w:style w:type="paragraph" w:styleId="14">
+  <w:style w:type="paragraph" w:styleId="a4">
     <w:name w:val="Subtitle"/>
-    <w:basedOn w:val="1"/>
-    <w:next w:val="1"/>
-    <w:link w:val="27"/>
+    <w:basedOn w:val="a"/>
+    <w:next w:val="a"/>
+    <w:link w:val="a5"/>
+    <w:uiPriority w:val="11"/>
     <w:qFormat/>
-    <w:uiPriority w:val="11"/>
     <w:pPr>
       <w:spacing w:after="160"/>
     </w:pPr>
@@ -4978,208 +5306,168 @@
       <w:spacing w:val="15"/>
       <w:sz w:val="28"/>
       <w:szCs w:val="28"/>
-      <w14:textFill>
-        <w14:solidFill>
-          <w14:schemeClr w14:val="tx1">
-            <w14:lumMod w14:val="65000"/>
-            <w14:lumOff w14:val="35000"/>
-          </w14:schemeClr>
-        </w14:solidFill>
-      </w14:textFill>
     </w:rPr>
   </w:style>
-  <w:style w:type="table" w:styleId="15">
+  <w:style w:type="table" w:styleId="a6">
     <w:name w:val="Table Grid"/>
-    <w:basedOn w:val="12"/>
+    <w:basedOn w:val="a1"/>
     <w:uiPriority w:val="39"/>
     <w:tblPr>
       <w:tblBorders>
-        <w:top w:val="single" w:color="auto" w:sz="4" w:space="0"/>
-        <w:left w:val="single" w:color="auto" w:sz="4" w:space="0"/>
-        <w:bottom w:val="single" w:color="auto" w:sz="4" w:space="0"/>
-        <w:right w:val="single" w:color="auto" w:sz="4" w:space="0"/>
-        <w:insideH w:val="single" w:color="auto" w:sz="4" w:space="0"/>
-        <w:insideV w:val="single" w:color="auto" w:sz="4" w:space="0"/>
+        <w:top w:val="single" w:sz="4" w:space="0" w:color="auto"/>
+        <w:left w:val="single" w:sz="4" w:space="0" w:color="auto"/>
+        <w:bottom w:val="single" w:sz="4" w:space="0" w:color="auto"/>
+        <w:right w:val="single" w:sz="4" w:space="0" w:color="auto"/>
+        <w:insideH w:val="single" w:sz="4" w:space="0" w:color="auto"/>
+        <w:insideV w:val="single" w:sz="4" w:space="0" w:color="auto"/>
       </w:tblBorders>
     </w:tblPr>
   </w:style>
-  <w:style w:type="paragraph" w:styleId="16">
+  <w:style w:type="paragraph" w:styleId="a7">
     <w:name w:val="Title"/>
-    <w:basedOn w:val="1"/>
-    <w:next w:val="1"/>
-    <w:link w:val="26"/>
+    <w:basedOn w:val="a"/>
+    <w:next w:val="a"/>
+    <w:link w:val="a8"/>
+    <w:uiPriority w:val="10"/>
     <w:qFormat/>
-    <w:uiPriority w:val="10"/>
     <w:pPr>
       <w:spacing w:after="80"/>
       <w:contextualSpacing/>
     </w:pPr>
     <w:rPr>
-      <w:rFonts w:asciiTheme="majorHAnsi" w:hAnsiTheme="majorHAnsi" w:eastAsiaTheme="majorEastAsia" w:cstheme="majorBidi"/>
+      <w:rFonts w:asciiTheme="majorHAnsi" w:eastAsiaTheme="majorEastAsia" w:hAnsiTheme="majorHAnsi" w:cstheme="majorBidi"/>
       <w:spacing w:val="-10"/>
       <w:kern w:val="28"/>
       <w:sz w:val="56"/>
       <w:szCs w:val="56"/>
     </w:rPr>
   </w:style>
-  <w:style w:type="character" w:customStyle="1" w:styleId="17">
+  <w:style w:type="character" w:customStyle="1" w:styleId="10">
     <w:name w:val="标题 1 字符"/>
-    <w:basedOn w:val="11"/>
-    <w:link w:val="2"/>
+    <w:basedOn w:val="a0"/>
+    <w:link w:val="1"/>
     <w:uiPriority w:val="9"/>
     <w:rPr>
-      <w:rFonts w:asciiTheme="majorHAnsi" w:hAnsiTheme="majorHAnsi" w:eastAsiaTheme="majorEastAsia" w:cstheme="majorBidi"/>
-      <w:color w:val="2F5597" w:themeColor="accent1" w:themeShade="BF"/>
+      <w:rFonts w:asciiTheme="majorHAnsi" w:eastAsiaTheme="majorEastAsia" w:hAnsiTheme="majorHAnsi" w:cstheme="majorBidi"/>
+      <w:color w:val="2F5496" w:themeColor="accent1" w:themeShade="BF"/>
       <w:sz w:val="40"/>
       <w:szCs w:val="40"/>
       <w:lang w:val="en-GB"/>
     </w:rPr>
   </w:style>
-  <w:style w:type="character" w:customStyle="1" w:styleId="18">
+  <w:style w:type="character" w:customStyle="1" w:styleId="20">
     <w:name w:val="标题 2 字符"/>
-    <w:basedOn w:val="11"/>
-    <w:link w:val="3"/>
+    <w:basedOn w:val="a0"/>
+    <w:link w:val="2"/>
+    <w:uiPriority w:val="9"/>
     <w:semiHidden/>
-    <w:uiPriority w:val="9"/>
     <w:rPr>
-      <w:rFonts w:asciiTheme="majorHAnsi" w:hAnsiTheme="majorHAnsi" w:eastAsiaTheme="majorEastAsia" w:cstheme="majorBidi"/>
-      <w:color w:val="2F5597" w:themeColor="accent1" w:themeShade="BF"/>
+      <w:rFonts w:asciiTheme="majorHAnsi" w:eastAsiaTheme="majorEastAsia" w:hAnsiTheme="majorHAnsi" w:cstheme="majorBidi"/>
+      <w:color w:val="2F5496" w:themeColor="accent1" w:themeShade="BF"/>
       <w:sz w:val="32"/>
       <w:szCs w:val="32"/>
       <w:lang w:val="en-GB"/>
     </w:rPr>
   </w:style>
-  <w:style w:type="character" w:customStyle="1" w:styleId="19">
+  <w:style w:type="character" w:customStyle="1" w:styleId="30">
     <w:name w:val="标题 3 字符"/>
-    <w:basedOn w:val="11"/>
-    <w:link w:val="4"/>
+    <w:basedOn w:val="a0"/>
+    <w:link w:val="3"/>
+    <w:uiPriority w:val="9"/>
     <w:semiHidden/>
-    <w:uiPriority w:val="9"/>
     <w:rPr>
       <w:rFonts w:eastAsiaTheme="majorEastAsia" w:cstheme="majorBidi"/>
-      <w:color w:val="2F5597" w:themeColor="accent1" w:themeShade="BF"/>
+      <w:color w:val="2F5496" w:themeColor="accent1" w:themeShade="BF"/>
       <w:sz w:val="28"/>
       <w:szCs w:val="28"/>
       <w:lang w:val="en-GB"/>
     </w:rPr>
   </w:style>
-  <w:style w:type="character" w:customStyle="1" w:styleId="20">
+  <w:style w:type="character" w:customStyle="1" w:styleId="40">
     <w:name w:val="标题 4 字符"/>
-    <w:basedOn w:val="11"/>
-    <w:link w:val="5"/>
+    <w:basedOn w:val="a0"/>
+    <w:link w:val="4"/>
+    <w:uiPriority w:val="9"/>
     <w:semiHidden/>
-    <w:uiPriority w:val="9"/>
     <w:rPr>
       <w:rFonts w:eastAsiaTheme="majorEastAsia" w:cstheme="majorBidi"/>
       <w:i/>
       <w:iCs/>
-      <w:color w:val="2F5597" w:themeColor="accent1" w:themeShade="BF"/>
+      <w:color w:val="2F5496" w:themeColor="accent1" w:themeShade="BF"/>
       <w:lang w:val="en-GB"/>
     </w:rPr>
   </w:style>
-  <w:style w:type="character" w:customStyle="1" w:styleId="21">
+  <w:style w:type="character" w:customStyle="1" w:styleId="50">
     <w:name w:val="标题 5 字符"/>
-    <w:basedOn w:val="11"/>
-    <w:link w:val="6"/>
+    <w:basedOn w:val="a0"/>
+    <w:link w:val="5"/>
+    <w:uiPriority w:val="9"/>
     <w:semiHidden/>
-    <w:uiPriority w:val="9"/>
     <w:rPr>
       <w:rFonts w:eastAsiaTheme="majorEastAsia" w:cstheme="majorBidi"/>
-      <w:color w:val="2F5597" w:themeColor="accent1" w:themeShade="BF"/>
+      <w:color w:val="2F5496" w:themeColor="accent1" w:themeShade="BF"/>
       <w:lang w:val="en-GB"/>
     </w:rPr>
   </w:style>
-  <w:style w:type="character" w:customStyle="1" w:styleId="22">
+  <w:style w:type="character" w:customStyle="1" w:styleId="60">
     <w:name w:val="标题 6 字符"/>
-    <w:basedOn w:val="11"/>
-    <w:link w:val="7"/>
+    <w:basedOn w:val="a0"/>
+    <w:link w:val="6"/>
+    <w:uiPriority w:val="9"/>
     <w:semiHidden/>
-    <w:uiPriority w:val="9"/>
     <w:rPr>
       <w:rFonts w:eastAsiaTheme="majorEastAsia" w:cstheme="majorBidi"/>
       <w:i/>
       <w:iCs/>
       <w:color w:val="595959" w:themeColor="text1" w:themeTint="A6"/>
       <w:lang w:val="en-GB"/>
-      <w14:textFill>
-        <w14:solidFill>
-          <w14:schemeClr w14:val="tx1">
-            <w14:lumMod w14:val="65000"/>
-            <w14:lumOff w14:val="35000"/>
-          </w14:schemeClr>
-        </w14:solidFill>
-      </w14:textFill>
     </w:rPr>
   </w:style>
-  <w:style w:type="character" w:customStyle="1" w:styleId="23">
+  <w:style w:type="character" w:customStyle="1" w:styleId="70">
     <w:name w:val="标题 7 字符"/>
-    <w:basedOn w:val="11"/>
-    <w:link w:val="8"/>
+    <w:basedOn w:val="a0"/>
+    <w:link w:val="7"/>
+    <w:uiPriority w:val="9"/>
     <w:semiHidden/>
-    <w:uiPriority w:val="9"/>
     <w:rPr>
       <w:rFonts w:eastAsiaTheme="majorEastAsia" w:cstheme="majorBidi"/>
       <w:color w:val="595959" w:themeColor="text1" w:themeTint="A6"/>
       <w:lang w:val="en-GB"/>
-      <w14:textFill>
-        <w14:solidFill>
-          <w14:schemeClr w14:val="tx1">
-            <w14:lumMod w14:val="65000"/>
-            <w14:lumOff w14:val="35000"/>
-          </w14:schemeClr>
-        </w14:solidFill>
-      </w14:textFill>
     </w:rPr>
   </w:style>
-  <w:style w:type="character" w:customStyle="1" w:styleId="24">
+  <w:style w:type="character" w:customStyle="1" w:styleId="80">
     <w:name w:val="标题 8 字符"/>
-    <w:basedOn w:val="11"/>
-    <w:link w:val="9"/>
+    <w:basedOn w:val="a0"/>
+    <w:link w:val="8"/>
+    <w:uiPriority w:val="9"/>
     <w:semiHidden/>
-    <w:uiPriority w:val="9"/>
     <w:rPr>
       <w:rFonts w:eastAsiaTheme="majorEastAsia" w:cstheme="majorBidi"/>
       <w:i/>
       <w:iCs/>
       <w:color w:val="262626" w:themeColor="text1" w:themeTint="D9"/>
       <w:lang w:val="en-GB"/>
-      <w14:textFill>
-        <w14:solidFill>
-          <w14:schemeClr w14:val="tx1">
-            <w14:lumMod w14:val="85000"/>
-            <w14:lumOff w14:val="15000"/>
-          </w14:schemeClr>
-        </w14:solidFill>
-      </w14:textFill>
     </w:rPr>
   </w:style>
-  <w:style w:type="character" w:customStyle="1" w:styleId="25">
+  <w:style w:type="character" w:customStyle="1" w:styleId="90">
     <w:name w:val="标题 9 字符"/>
-    <w:basedOn w:val="11"/>
-    <w:link w:val="10"/>
+    <w:basedOn w:val="a0"/>
+    <w:link w:val="9"/>
+    <w:uiPriority w:val="9"/>
     <w:semiHidden/>
-    <w:uiPriority w:val="9"/>
     <w:rPr>
       <w:rFonts w:eastAsiaTheme="majorEastAsia" w:cstheme="majorBidi"/>
       <w:color w:val="262626" w:themeColor="text1" w:themeTint="D9"/>
       <w:lang w:val="en-GB"/>
-      <w14:textFill>
-        <w14:solidFill>
-          <w14:schemeClr w14:val="tx1">
-            <w14:lumMod w14:val="85000"/>
-            <w14:lumOff w14:val="15000"/>
-          </w14:schemeClr>
-        </w14:solidFill>
-      </w14:textFill>
     </w:rPr>
   </w:style>
-  <w:style w:type="character" w:customStyle="1" w:styleId="26">
+  <w:style w:type="character" w:customStyle="1" w:styleId="a8">
     <w:name w:val="标题 字符"/>
-    <w:basedOn w:val="11"/>
-    <w:link w:val="16"/>
+    <w:basedOn w:val="a0"/>
+    <w:link w:val="a7"/>
     <w:uiPriority w:val="10"/>
     <w:rPr>
-      <w:rFonts w:asciiTheme="majorHAnsi" w:hAnsiTheme="majorHAnsi" w:eastAsiaTheme="majorEastAsia" w:cstheme="majorBidi"/>
+      <w:rFonts w:asciiTheme="majorHAnsi" w:eastAsiaTheme="majorEastAsia" w:hAnsiTheme="majorHAnsi" w:cstheme="majorBidi"/>
       <w:spacing w:val="-10"/>
       <w:kern w:val="28"/>
       <w:sz w:val="56"/>
@@ -5187,10 +5475,10 @@
       <w:lang w:val="en-GB"/>
     </w:rPr>
   </w:style>
-  <w:style w:type="character" w:customStyle="1" w:styleId="27">
+  <w:style w:type="character" w:customStyle="1" w:styleId="a5">
     <w:name w:val="副标题 字符"/>
-    <w:basedOn w:val="11"/>
-    <w:link w:val="14"/>
+    <w:basedOn w:val="a0"/>
+    <w:link w:val="a4"/>
     <w:uiPriority w:val="11"/>
     <w:rPr>
       <w:rFonts w:eastAsiaTheme="majorEastAsia" w:cstheme="majorBidi"/>
@@ -5199,23 +5487,15 @@
       <w:sz w:val="28"/>
       <w:szCs w:val="28"/>
       <w:lang w:val="en-GB"/>
-      <w14:textFill>
-        <w14:solidFill>
-          <w14:schemeClr w14:val="tx1">
-            <w14:lumMod w14:val="65000"/>
-            <w14:lumOff w14:val="35000"/>
-          </w14:schemeClr>
-        </w14:solidFill>
-      </w14:textFill>
     </w:rPr>
   </w:style>
-  <w:style w:type="paragraph" w:styleId="28">
+  <w:style w:type="paragraph" w:styleId="a9">
     <w:name w:val="Quote"/>
-    <w:basedOn w:val="1"/>
-    <w:next w:val="1"/>
-    <w:link w:val="29"/>
+    <w:basedOn w:val="a"/>
+    <w:next w:val="a"/>
+    <w:link w:val="aa"/>
+    <w:uiPriority w:val="29"/>
     <w:qFormat/>
-    <w:uiPriority w:val="29"/>
     <w:pPr>
       <w:spacing w:before="160" w:after="160"/>
       <w:jc w:val="center"/>
@@ -5224,68 +5504,52 @@
       <w:i/>
       <w:iCs/>
       <w:color w:val="404040" w:themeColor="text1" w:themeTint="BF"/>
-      <w14:textFill>
-        <w14:solidFill>
-          <w14:schemeClr w14:val="tx1">
-            <w14:lumMod w14:val="75000"/>
-            <w14:lumOff w14:val="25000"/>
-          </w14:schemeClr>
-        </w14:solidFill>
-      </w14:textFill>
     </w:rPr>
   </w:style>
-  <w:style w:type="character" w:customStyle="1" w:styleId="29">
+  <w:style w:type="character" w:customStyle="1" w:styleId="aa">
     <w:name w:val="引用 字符"/>
-    <w:basedOn w:val="11"/>
-    <w:link w:val="28"/>
+    <w:basedOn w:val="a0"/>
+    <w:link w:val="a9"/>
     <w:uiPriority w:val="29"/>
     <w:rPr>
       <w:i/>
       <w:iCs/>
       <w:color w:val="404040" w:themeColor="text1" w:themeTint="BF"/>
       <w:lang w:val="en-GB"/>
-      <w14:textFill>
-        <w14:solidFill>
-          <w14:schemeClr w14:val="tx1">
-            <w14:lumMod w14:val="75000"/>
-            <w14:lumOff w14:val="25000"/>
-          </w14:schemeClr>
-        </w14:solidFill>
-      </w14:textFill>
     </w:rPr>
   </w:style>
-  <w:style w:type="paragraph" w:styleId="30">
+  <w:style w:type="paragraph" w:styleId="ab">
     <w:name w:val="List Paragraph"/>
-    <w:basedOn w:val="1"/>
+    <w:basedOn w:val="a"/>
+    <w:uiPriority w:val="34"/>
     <w:qFormat/>
-    <w:uiPriority w:val="34"/>
     <w:pPr>
       <w:ind w:left="720"/>
       <w:contextualSpacing/>
     </w:pPr>
   </w:style>
-  <w:style w:type="character" w:customStyle="1" w:styleId="31">
-    <w:name w:val="Intense Emphasis"/>
-    <w:basedOn w:val="11"/>
+  <w:style w:type="character" w:customStyle="1" w:styleId="11">
+    <w:name w:val="明显强调1"/>
+    <w:basedOn w:val="a0"/>
+    <w:uiPriority w:val="21"/>
     <w:qFormat/>
-    <w:uiPriority w:val="21"/>
     <w:rPr>
       <w:i/>
       <w:iCs/>
-      <w:color w:val="2F5597" w:themeColor="accent1" w:themeShade="BF"/>
+      <w:color w:val="2F5496" w:themeColor="accent1" w:themeShade="BF"/>
     </w:rPr>
   </w:style>
-  <w:style w:type="paragraph" w:styleId="32">
+  <w:style w:type="paragraph" w:styleId="ac">
     <w:name w:val="Intense Quote"/>
-    <w:basedOn w:val="1"/>
-    <w:next w:val="1"/>
-    <w:link w:val="33"/>
+    <w:basedOn w:val="a"/>
+    <w:next w:val="a"/>
+    <w:link w:val="ad"/>
+    <w:uiPriority w:val="30"/>
     <w:qFormat/>
-    <w:uiPriority w:val="30"/>
     <w:pPr>
       <w:pBdr>
-        <w:top w:val="single" w:color="2F5496" w:themeColor="accent1" w:themeShade="BF" w:sz="4" w:space="10"/>
-        <w:bottom w:val="single" w:color="2F5496" w:themeColor="accent1" w:themeShade="BF" w:sz="4" w:space="10"/>
+        <w:top w:val="single" w:sz="4" w:space="10" w:color="2F5496" w:themeColor="accent1" w:themeShade="BF"/>
+        <w:bottom w:val="single" w:sz="4" w:space="10" w:color="2F5496" w:themeColor="accent1" w:themeShade="BF"/>
       </w:pBdr>
       <w:spacing w:before="360" w:after="360"/>
       <w:ind w:left="864" w:right="864"/>
@@ -5294,31 +5558,31 @@
     <w:rPr>
       <w:i/>
       <w:iCs/>
-      <w:color w:val="2F5597" w:themeColor="accent1" w:themeShade="BF"/>
+      <w:color w:val="2F5496" w:themeColor="accent1" w:themeShade="BF"/>
     </w:rPr>
   </w:style>
-  <w:style w:type="character" w:customStyle="1" w:styleId="33">
+  <w:style w:type="character" w:customStyle="1" w:styleId="ad">
     <w:name w:val="明显引用 字符"/>
-    <w:basedOn w:val="11"/>
-    <w:link w:val="32"/>
+    <w:basedOn w:val="a0"/>
+    <w:link w:val="ac"/>
     <w:uiPriority w:val="30"/>
     <w:rPr>
       <w:i/>
       <w:iCs/>
-      <w:color w:val="2F5597" w:themeColor="accent1" w:themeShade="BF"/>
+      <w:color w:val="2F5496" w:themeColor="accent1" w:themeShade="BF"/>
       <w:lang w:val="en-GB"/>
     </w:rPr>
   </w:style>
-  <w:style w:type="character" w:customStyle="1" w:styleId="34">
-    <w:name w:val="Intense Reference"/>
-    <w:basedOn w:val="11"/>
+  <w:style w:type="character" w:customStyle="1" w:styleId="12">
+    <w:name w:val="明显参考1"/>
+    <w:basedOn w:val="a0"/>
+    <w:uiPriority w:val="32"/>
     <w:qFormat/>
-    <w:uiPriority w:val="32"/>
     <w:rPr>
       <w:b/>
       <w:bCs/>
       <w:smallCaps/>
-      <w:color w:val="2F5597" w:themeColor="accent1" w:themeShade="BF"/>
+      <w:color w:val="2F5496" w:themeColor="accent1" w:themeShade="BF"/>
       <w:spacing w:val="5"/>
     </w:rPr>
   </w:style>
@@ -5577,5 +5841,6 @@
     </a:fmtScheme>
   </a:themeElements>
   <a:objectDefaults/>
+  <a:extraClrSchemeLst/>
 </a:theme>
 </file>
--- a/Contribution/Individual Contribution Statement.docx
+++ b/Contribution/Individual Contribution Statement.docx
@@ -28,13 +28,6 @@
       <w:pPr>
         <w:rPr>
           <w:rFonts w:ascii="Times New Roman" w:hAnsi="Times New Roman" w:cs="Times New Roman"/>
-        </w:rPr>
-      </w:pPr>
-    </w:p>
-    <w:p>
-      <w:pPr>
-        <w:rPr>
-          <w:rFonts w:ascii="Times New Roman" w:hAnsi="Times New Roman" w:cs="Times New Roman"/>
           <w:b/>
           <w:bCs/>
           <w:u w:val="single"/>
@@ -59,7 +52,7 @@
     </w:p>
     <w:tbl>
       <w:tblPr>
-        <w:tblStyle w:val="a6"/>
+        <w:tblStyle w:val="TableGrid"/>
         <w:tblW w:w="10060" w:type="dxa"/>
         <w:tblLook w:val="04A0" w:firstRow="1" w:lastRow="0" w:firstColumn="1" w:lastColumn="0" w:noHBand="0" w:noVBand="1"/>
       </w:tblPr>
@@ -221,7 +214,7 @@
           </w:tcPr>
           <w:p>
             <w:pPr>
-              <w:pStyle w:val="ab"/>
+              <w:pStyle w:val="ListParagraph"/>
               <w:numPr>
                 <w:ilvl w:val="0"/>
                 <w:numId w:val="1"/>
@@ -397,7 +390,7 @@
           </w:tcPr>
           <w:p>
             <w:pPr>
-              <w:pStyle w:val="ab"/>
+              <w:pStyle w:val="ListParagraph"/>
               <w:numPr>
                 <w:ilvl w:val="0"/>
                 <w:numId w:val="1"/>
@@ -575,7 +568,7 @@
           </w:tcPr>
           <w:p>
             <w:pPr>
-              <w:pStyle w:val="ab"/>
+              <w:pStyle w:val="ListParagraph"/>
               <w:numPr>
                 <w:ilvl w:val="0"/>
                 <w:numId w:val="1"/>
@@ -747,7 +740,7 @@
           </w:tcPr>
           <w:p>
             <w:pPr>
-              <w:pStyle w:val="ab"/>
+              <w:pStyle w:val="ListParagraph"/>
               <w:numPr>
                 <w:ilvl w:val="0"/>
                 <w:numId w:val="1"/>
@@ -895,8 +888,6 @@
                 <w:rFonts w:ascii="Times New Roman" w:hAnsi="Times New Roman" w:cs="Times New Roman"/>
               </w:rPr>
             </w:pPr>
-            <w:proofErr w:type="spellStart"/>
-            <w:proofErr w:type="gramStart"/>
             <w:r>
               <w:rPr>
                 <w:rFonts w:ascii="Times New Roman" w:hAnsi="Times New Roman" w:cs="Times New Roman"/>
@@ -905,17 +896,15 @@
             </w:r>
             <w:r>
               <w:rPr>
-                <w:rFonts w:ascii="Times New Roman" w:hAnsi="Times New Roman" w:cs="Times New Roman" w:hint="eastAsia"/>
-              </w:rPr>
-              <w:t>group</w:t>
-            </w:r>
-            <w:proofErr w:type="spellEnd"/>
-            <w:proofErr w:type="gramEnd"/>
-            <w:r>
-              <w:rPr>
-                <w:rFonts w:ascii="Times New Roman" w:hAnsi="Times New Roman" w:cs="Times New Roman" w:hint="eastAsia"/>
-              </w:rPr>
-              <w:t xml:space="preserve"> discussion</w:t>
+                <w:rFonts w:ascii="Times New Roman" w:hAnsi="Times New Roman" w:cs="Times New Roman"/>
+              </w:rPr>
+              <w:t xml:space="preserve"> </w:t>
+            </w:r>
+            <w:r>
+              <w:rPr>
+                <w:rFonts w:ascii="Times New Roman" w:hAnsi="Times New Roman" w:cs="Times New Roman" w:hint="eastAsia"/>
+              </w:rPr>
+              <w:t>group discussion</w:t>
             </w:r>
           </w:p>
         </w:tc>
@@ -931,7 +920,7 @@
           </w:tcPr>
           <w:p>
             <w:pPr>
-              <w:pStyle w:val="ab"/>
+              <w:pStyle w:val="ListParagraph"/>
               <w:numPr>
                 <w:ilvl w:val="0"/>
                 <w:numId w:val="1"/>
@@ -1049,21 +1038,7 @@
               <w:rPr>
                 <w:rFonts w:ascii="Times New Roman" w:hAnsi="Times New Roman" w:cs="Times New Roman" w:hint="eastAsia"/>
               </w:rPr>
-              <w:t xml:space="preserve"> train-validation date </w:t>
-            </w:r>
-            <w:proofErr w:type="gramStart"/>
-            <w:r>
-              <w:rPr>
-                <w:rFonts w:ascii="Times New Roman" w:hAnsi="Times New Roman" w:cs="Times New Roman" w:hint="eastAsia"/>
-              </w:rPr>
-              <w:t>split ,</w:t>
-            </w:r>
-            <w:proofErr w:type="gramEnd"/>
-            <w:r>
-              <w:rPr>
-                <w:rFonts w:ascii="Times New Roman" w:hAnsi="Times New Roman" w:cs="Times New Roman" w:hint="eastAsia"/>
-              </w:rPr>
-              <w:t xml:space="preserve"> </w:t>
+              <w:t xml:space="preserve"> train-validation date split, </w:t>
             </w:r>
             <w:proofErr w:type="spellStart"/>
             <w:r>
@@ -1077,7 +1052,7 @@
               <w:rPr>
                 <w:rFonts w:ascii="Times New Roman" w:hAnsi="Times New Roman" w:cs="Times New Roman" w:hint="eastAsia"/>
               </w:rPr>
-              <w:t xml:space="preserve"> and test data processing.</w:t>
+              <w:t xml:space="preserve"> and test data processing</w:t>
             </w:r>
           </w:p>
           <w:p>
@@ -1128,7 +1103,7 @@
       <w:bookmarkEnd w:id="0"/>
       <w:tr>
         <w:trPr>
-          <w:trHeight w:val="641"/>
+          <w:trHeight w:val="466"/>
         </w:trPr>
         <w:tc>
           <w:tcPr>
@@ -1243,20 +1218,6 @@
         </w:tc>
       </w:tr>
     </w:tbl>
-    <w:p>
-      <w:pPr>
-        <w:rPr>
-          <w:rFonts w:ascii="Times New Roman" w:hAnsi="Times New Roman" w:cs="Times New Roman"/>
-        </w:rPr>
-      </w:pPr>
-    </w:p>
-    <w:p>
-      <w:pPr>
-        <w:rPr>
-          <w:rFonts w:ascii="Times New Roman" w:hAnsi="Times New Roman" w:cs="Times New Roman"/>
-        </w:rPr>
-      </w:pPr>
-    </w:p>
     <w:p>
       <w:pPr>
         <w:rPr>
@@ -1313,7 +1274,7 @@
     </w:p>
     <w:tbl>
       <w:tblPr>
-        <w:tblStyle w:val="a6"/>
+        <w:tblStyle w:val="TableGrid"/>
         <w:tblW w:w="10049" w:type="dxa"/>
         <w:tblLook w:val="04A0" w:firstRow="1" w:lastRow="0" w:firstColumn="1" w:lastColumn="0" w:noHBand="0" w:noVBand="1"/>
       </w:tblPr>
@@ -1471,7 +1432,7 @@
           </w:tcPr>
           <w:p>
             <w:pPr>
-              <w:pStyle w:val="ab"/>
+              <w:pStyle w:val="ListParagraph"/>
               <w:numPr>
                 <w:ilvl w:val="0"/>
                 <w:numId w:val="2"/>
@@ -1549,7 +1510,7 @@
           </w:tcPr>
           <w:p>
             <w:pPr>
-              <w:pStyle w:val="ab"/>
+              <w:pStyle w:val="ListParagraph"/>
               <w:numPr>
                 <w:ilvl w:val="0"/>
                 <w:numId w:val="2"/>
@@ -1568,7 +1529,7 @@
           <w:p>
             <w:pPr>
               <w:rPr>
-                <w:rFonts w:ascii="Times New Roman" w:hAnsi="Times New Roman" w:cs="Times New Roman" w:hint="eastAsia"/>
+                <w:rFonts w:ascii="Times New Roman" w:hAnsi="Times New Roman" w:cs="Times New Roman"/>
               </w:rPr>
             </w:pPr>
             <w:r>
@@ -1596,7 +1557,7 @@
             <w:pPr>
               <w:jc w:val="center"/>
               <w:rPr>
-                <w:rFonts w:ascii="Times New Roman" w:hAnsi="Times New Roman" w:cs="Times New Roman" w:hint="eastAsia"/>
+                <w:rFonts w:ascii="Times New Roman" w:hAnsi="Times New Roman" w:cs="Times New Roman"/>
                 <w:lang w:val="en-US"/>
               </w:rPr>
             </w:pPr>
@@ -1621,7 +1582,7 @@
           </w:tcPr>
           <w:p>
             <w:pPr>
-              <w:pStyle w:val="ab"/>
+              <w:pStyle w:val="ListParagraph"/>
               <w:numPr>
                 <w:ilvl w:val="0"/>
                 <w:numId w:val="2"/>
@@ -1703,7 +1664,7 @@
           </w:tcPr>
           <w:p>
             <w:pPr>
-              <w:pStyle w:val="ab"/>
+              <w:pStyle w:val="ListParagraph"/>
               <w:numPr>
                 <w:ilvl w:val="0"/>
                 <w:numId w:val="2"/>
@@ -1789,7 +1750,7 @@
           </w:tcPr>
           <w:p>
             <w:pPr>
-              <w:pStyle w:val="ab"/>
+              <w:pStyle w:val="ListParagraph"/>
               <w:numPr>
                 <w:ilvl w:val="0"/>
                 <w:numId w:val="2"/>
@@ -1808,7 +1769,7 @@
           <w:p>
             <w:pPr>
               <w:rPr>
-                <w:rFonts w:ascii="Times New Roman" w:hAnsi="Times New Roman" w:cs="Times New Roman" w:hint="eastAsia"/>
+                <w:rFonts w:ascii="Times New Roman" w:hAnsi="Times New Roman" w:cs="Times New Roman"/>
               </w:rPr>
             </w:pPr>
             <w:r>
@@ -1836,7 +1797,7 @@
             <w:pPr>
               <w:jc w:val="center"/>
               <w:rPr>
-                <w:rFonts w:ascii="Times New Roman" w:hAnsi="Times New Roman" w:cs="Times New Roman" w:hint="eastAsia"/>
+                <w:rFonts w:ascii="Times New Roman" w:hAnsi="Times New Roman" w:cs="Times New Roman"/>
                 <w:lang w:val="en-US"/>
               </w:rPr>
             </w:pPr>
@@ -1861,7 +1822,7 @@
           </w:tcPr>
           <w:p>
             <w:pPr>
-              <w:pStyle w:val="ab"/>
+              <w:pStyle w:val="ListParagraph"/>
               <w:numPr>
                 <w:ilvl w:val="0"/>
                 <w:numId w:val="2"/>
@@ -1934,7 +1895,7 @@
           </w:tcPr>
           <w:p>
             <w:pPr>
-              <w:pStyle w:val="ab"/>
+              <w:pStyle w:val="ListParagraph"/>
               <w:numPr>
                 <w:ilvl w:val="0"/>
                 <w:numId w:val="2"/>
@@ -2014,7 +1975,7 @@
           </w:tcPr>
           <w:p>
             <w:pPr>
-              <w:pStyle w:val="ab"/>
+              <w:pStyle w:val="ListParagraph"/>
               <w:numPr>
                 <w:ilvl w:val="0"/>
                 <w:numId w:val="2"/>
@@ -2106,7 +2067,7 @@
           </w:tcPr>
           <w:p>
             <w:pPr>
-              <w:pStyle w:val="ab"/>
+              <w:pStyle w:val="ListParagraph"/>
               <w:numPr>
                 <w:ilvl w:val="0"/>
                 <w:numId w:val="2"/>
@@ -2189,7 +2150,7 @@
           </w:tcPr>
           <w:p>
             <w:pPr>
-              <w:pStyle w:val="ab"/>
+              <w:pStyle w:val="ListParagraph"/>
               <w:numPr>
                 <w:ilvl w:val="0"/>
                 <w:numId w:val="2"/>
@@ -2256,7 +2217,7 @@
           </w:tcPr>
           <w:p>
             <w:pPr>
-              <w:pStyle w:val="ab"/>
+              <w:pStyle w:val="ListParagraph"/>
               <w:numPr>
                 <w:ilvl w:val="0"/>
                 <w:numId w:val="2"/>
@@ -2330,7 +2291,7 @@
     </w:p>
     <w:tbl>
       <w:tblPr>
-        <w:tblStyle w:val="a6"/>
+        <w:tblStyle w:val="TableGrid"/>
         <w:tblW w:w="10049" w:type="dxa"/>
         <w:tblLook w:val="04A0" w:firstRow="1" w:lastRow="0" w:firstColumn="1" w:lastColumn="0" w:noHBand="0" w:noVBand="1"/>
       </w:tblPr>
@@ -2467,7 +2428,7 @@
           </w:tcPr>
           <w:p>
             <w:pPr>
-              <w:pStyle w:val="ab"/>
+              <w:pStyle w:val="ListParagraph"/>
               <w:numPr>
                 <w:ilvl w:val="0"/>
                 <w:numId w:val="3"/>
@@ -2540,7 +2501,7 @@
           </w:tcPr>
           <w:p>
             <w:pPr>
-              <w:pStyle w:val="ab"/>
+              <w:pStyle w:val="ListParagraph"/>
               <w:numPr>
                 <w:ilvl w:val="0"/>
                 <w:numId w:val="3"/>
@@ -2613,7 +2574,7 @@
           </w:tcPr>
           <w:p>
             <w:pPr>
-              <w:pStyle w:val="ab"/>
+              <w:pStyle w:val="ListParagraph"/>
               <w:rPr>
                 <w:rFonts w:ascii="Times New Roman" w:hAnsi="Times New Roman" w:cs="Times New Roman"/>
               </w:rPr>
@@ -2705,7 +2666,7 @@
           </w:tcPr>
           <w:p>
             <w:pPr>
-              <w:pStyle w:val="ab"/>
+              <w:pStyle w:val="ListParagraph"/>
               <w:numPr>
                 <w:ilvl w:val="0"/>
                 <w:numId w:val="3"/>
@@ -2778,7 +2739,7 @@
           </w:tcPr>
           <w:p>
             <w:pPr>
-              <w:pStyle w:val="ab"/>
+              <w:pStyle w:val="ListParagraph"/>
               <w:numPr>
                 <w:ilvl w:val="0"/>
                 <w:numId w:val="3"/>
@@ -2875,7 +2836,7 @@
           </w:tcPr>
           <w:p>
             <w:pPr>
-              <w:pStyle w:val="ab"/>
+              <w:pStyle w:val="ListParagraph"/>
               <w:rPr>
                 <w:rFonts w:ascii="Times New Roman" w:hAnsi="Times New Roman" w:cs="Times New Roman"/>
               </w:rPr>
@@ -2944,7 +2905,7 @@
           </w:tcPr>
           <w:p>
             <w:pPr>
-              <w:pStyle w:val="ab"/>
+              <w:pStyle w:val="ListParagraph"/>
               <w:numPr>
                 <w:ilvl w:val="0"/>
                 <w:numId w:val="3"/>
@@ -3017,7 +2978,7 @@
           </w:tcPr>
           <w:p>
             <w:pPr>
-              <w:pStyle w:val="ab"/>
+              <w:pStyle w:val="ListParagraph"/>
               <w:rPr>
                 <w:rFonts w:ascii="Times New Roman" w:hAnsi="Times New Roman" w:cs="Times New Roman"/>
               </w:rPr>
@@ -3101,7 +3062,7 @@
           </w:tcPr>
           <w:p>
             <w:pPr>
-              <w:pStyle w:val="ab"/>
+              <w:pStyle w:val="ListParagraph"/>
               <w:rPr>
                 <w:rFonts w:ascii="Times New Roman" w:hAnsi="Times New Roman" w:cs="Times New Roman"/>
               </w:rPr>
@@ -3116,7 +3077,7 @@
           <w:p>
             <w:pPr>
               <w:rPr>
-                <w:rFonts w:ascii="Times New Roman" w:hAnsi="Times New Roman" w:cs="Times New Roman" w:hint="eastAsia"/>
+                <w:rFonts w:ascii="Times New Roman" w:hAnsi="Times New Roman" w:cs="Times New Roman"/>
                 <w:lang w:val="en-US"/>
               </w:rPr>
             </w:pPr>
@@ -3164,7 +3125,7 @@
           </w:tcPr>
           <w:p>
             <w:pPr>
-              <w:pStyle w:val="ab"/>
+              <w:pStyle w:val="ListParagraph"/>
               <w:rPr>
                 <w:rFonts w:ascii="Times New Roman" w:hAnsi="Times New Roman" w:cs="Times New Roman"/>
               </w:rPr>
@@ -3241,7 +3202,7 @@
           </w:tcPr>
           <w:p>
             <w:pPr>
-              <w:pStyle w:val="ab"/>
+              <w:pStyle w:val="ListParagraph"/>
               <w:rPr>
                 <w:rFonts w:ascii="Times New Roman" w:hAnsi="Times New Roman" w:cs="Times New Roman"/>
               </w:rPr>
@@ -3311,7 +3272,7 @@
     </w:p>
     <w:tbl>
       <w:tblPr>
-        <w:tblStyle w:val="a6"/>
+        <w:tblStyle w:val="TableGrid"/>
         <w:tblW w:w="10049" w:type="dxa"/>
         <w:tblLook w:val="04A0" w:firstRow="1" w:lastRow="0" w:firstColumn="1" w:lastColumn="0" w:noHBand="0" w:noVBand="1"/>
       </w:tblPr>
@@ -3449,7 +3410,7 @@
           </w:tcPr>
           <w:p>
             <w:pPr>
-              <w:pStyle w:val="ab"/>
+              <w:pStyle w:val="ListParagraph"/>
               <w:numPr>
                 <w:ilvl w:val="0"/>
                 <w:numId w:val="4"/>
@@ -3522,7 +3483,7 @@
           </w:tcPr>
           <w:p>
             <w:pPr>
-              <w:pStyle w:val="ab"/>
+              <w:pStyle w:val="ListParagraph"/>
               <w:ind w:left="340"/>
               <w:rPr>
                 <w:rFonts w:ascii="Times New Roman" w:hAnsi="Times New Roman" w:cs="Times New Roman"/>
@@ -3586,7 +3547,7 @@
           </w:tcPr>
           <w:p>
             <w:pPr>
-              <w:pStyle w:val="ab"/>
+              <w:pStyle w:val="ListParagraph"/>
               <w:numPr>
                 <w:ilvl w:val="0"/>
                 <w:numId w:val="4"/>
@@ -3659,7 +3620,7 @@
           </w:tcPr>
           <w:p>
             <w:pPr>
-              <w:pStyle w:val="ab"/>
+              <w:pStyle w:val="ListParagraph"/>
               <w:ind w:left="340"/>
               <w:rPr>
                 <w:rFonts w:ascii="Times New Roman" w:hAnsi="Times New Roman" w:cs="Times New Roman"/>
@@ -3722,7 +3683,7 @@
           </w:tcPr>
           <w:p>
             <w:pPr>
-              <w:pStyle w:val="ab"/>
+              <w:pStyle w:val="ListParagraph"/>
               <w:numPr>
                 <w:ilvl w:val="0"/>
                 <w:numId w:val="4"/>
@@ -3794,7 +3755,7 @@
           </w:tcPr>
           <w:p>
             <w:pPr>
-              <w:pStyle w:val="ab"/>
+              <w:pStyle w:val="ListParagraph"/>
               <w:numPr>
                 <w:ilvl w:val="0"/>
                 <w:numId w:val="4"/>
@@ -3867,7 +3828,7 @@
           </w:tcPr>
           <w:p>
             <w:pPr>
-              <w:pStyle w:val="ab"/>
+              <w:pStyle w:val="ListParagraph"/>
               <w:numPr>
                 <w:ilvl w:val="0"/>
                 <w:numId w:val="4"/>
@@ -3940,7 +3901,7 @@
           </w:tcPr>
           <w:p>
             <w:pPr>
-              <w:pStyle w:val="ab"/>
+              <w:pStyle w:val="ListParagraph"/>
               <w:numPr>
                 <w:ilvl w:val="0"/>
                 <w:numId w:val="4"/>
@@ -4007,7 +3968,7 @@
           </w:tcPr>
           <w:p>
             <w:pPr>
-              <w:pStyle w:val="ab"/>
+              <w:pStyle w:val="ListParagraph"/>
               <w:ind w:left="340"/>
               <w:rPr>
                 <w:rFonts w:ascii="Times New Roman" w:hAnsi="Times New Roman" w:cs="Times New Roman"/>
@@ -4071,7 +4032,7 @@
           </w:tcPr>
           <w:p>
             <w:pPr>
-              <w:pStyle w:val="ab"/>
+              <w:pStyle w:val="ListParagraph"/>
               <w:ind w:left="340"/>
               <w:rPr>
                 <w:rFonts w:ascii="Times New Roman" w:hAnsi="Times New Roman" w:cs="Times New Roman"/>
@@ -4136,14 +4097,9 @@
       <w:pPr>
         <w:rPr>
           <w:rFonts w:ascii="Times New Roman" w:hAnsi="Times New Roman" w:cs="Times New Roman"/>
-          <w:lang w:val="en-US"/>
-        </w:rPr>
-      </w:pPr>
-    </w:p>
-    <w:p>
-      <w:pPr>
-        <w:rPr>
-          <w:rFonts w:ascii="Times New Roman" w:hAnsi="Times New Roman" w:cs="Times New Roman"/>
+          <w:b/>
+          <w:bCs/>
+          <w:u w:val="single"/>
           <w:lang w:val="en-US"/>
         </w:rPr>
       </w:pPr>
@@ -4189,7 +4145,6 @@
           <w:rFonts w:ascii="Times New Roman" w:hAnsi="Times New Roman" w:cs="Times New Roman"/>
           <w:lang w:val="en-US"/>
         </w:rPr>
-        <w:lastRenderedPageBreak/>
         <w:t xml:space="preserve">I certify this contribution statement is accurate. I understand that misrepresentation is academic misconduct. </w:t>
       </w:r>
     </w:p>
@@ -4269,14 +4224,6 @@
         </w:rPr>
         <w:t>, 2026</w:t>
       </w:r>
-    </w:p>
-    <w:p>
-      <w:pPr>
-        <w:rPr>
-          <w:rFonts w:ascii="Times New Roman" w:hAnsi="Times New Roman" w:cs="Times New Roman"/>
-          <w:lang w:val="en-US"/>
-        </w:rPr>
-      </w:pPr>
     </w:p>
     <w:sectPr>
       <w:pgSz w:w="12240" w:h="15840"/>
@@ -4666,7 +4613,7 @@
   <w:docDefaults>
     <w:rPrDefault>
       <w:rPr>
-        <w:rFonts w:ascii="Times New Roman" w:eastAsia="宋体" w:hAnsi="Times New Roman" w:cs="Times New Roman"/>
+        <w:rFonts w:ascii="Times New Roman" w:eastAsia="SimSun" w:hAnsi="Times New Roman" w:cs="Times New Roman"/>
         <w:lang w:val="en-US" w:eastAsia="zh-CN" w:bidi="ar-SA"/>
       </w:rPr>
     </w:rPrDefault>
@@ -5050,7 +4997,7 @@
     <w:lsdException w:name="Unresolved Mention" w:semiHidden="1" w:unhideWhenUsed="1"/>
     <w:lsdException w:name="Smart Link" w:semiHidden="1" w:unhideWhenUsed="1"/>
   </w:latentStyles>
-  <w:style w:type="paragraph" w:default="1" w:styleId="a">
+  <w:style w:type="paragraph" w:default="1" w:styleId="Normal">
     <w:name w:val="Normal"/>
     <w:qFormat/>
     <w:rPr>
@@ -5062,11 +5009,11 @@
       <w14:ligatures w14:val="standardContextual"/>
     </w:rPr>
   </w:style>
-  <w:style w:type="paragraph" w:styleId="1">
+  <w:style w:type="paragraph" w:styleId="Heading1">
     <w:name w:val="heading 1"/>
-    <w:basedOn w:val="a"/>
-    <w:next w:val="a"/>
-    <w:link w:val="10"/>
+    <w:basedOn w:val="Normal"/>
+    <w:next w:val="Normal"/>
+    <w:link w:val="Heading1Char"/>
     <w:uiPriority w:val="9"/>
     <w:qFormat/>
     <w:pPr>
@@ -5082,11 +5029,11 @@
       <w:szCs w:val="40"/>
     </w:rPr>
   </w:style>
-  <w:style w:type="paragraph" w:styleId="2">
+  <w:style w:type="paragraph" w:styleId="Heading2">
     <w:name w:val="heading 2"/>
-    <w:basedOn w:val="a"/>
-    <w:next w:val="a"/>
-    <w:link w:val="20"/>
+    <w:basedOn w:val="Normal"/>
+    <w:next w:val="Normal"/>
+    <w:link w:val="Heading2Char"/>
     <w:uiPriority w:val="9"/>
     <w:semiHidden/>
     <w:unhideWhenUsed/>
@@ -5104,11 +5051,11 @@
       <w:szCs w:val="32"/>
     </w:rPr>
   </w:style>
-  <w:style w:type="paragraph" w:styleId="3">
+  <w:style w:type="paragraph" w:styleId="Heading3">
     <w:name w:val="heading 3"/>
-    <w:basedOn w:val="a"/>
-    <w:next w:val="a"/>
-    <w:link w:val="30"/>
+    <w:basedOn w:val="Normal"/>
+    <w:next w:val="Normal"/>
+    <w:link w:val="Heading3Char"/>
     <w:uiPriority w:val="9"/>
     <w:semiHidden/>
     <w:unhideWhenUsed/>
@@ -5126,11 +5073,11 @@
       <w:szCs w:val="28"/>
     </w:rPr>
   </w:style>
-  <w:style w:type="paragraph" w:styleId="4">
+  <w:style w:type="paragraph" w:styleId="Heading4">
     <w:name w:val="heading 4"/>
-    <w:basedOn w:val="a"/>
-    <w:next w:val="a"/>
-    <w:link w:val="40"/>
+    <w:basedOn w:val="Normal"/>
+    <w:next w:val="Normal"/>
+    <w:link w:val="Heading4Char"/>
     <w:uiPriority w:val="9"/>
     <w:semiHidden/>
     <w:unhideWhenUsed/>
@@ -5148,11 +5095,11 @@
       <w:color w:val="2F5496" w:themeColor="accent1" w:themeShade="BF"/>
     </w:rPr>
   </w:style>
-  <w:style w:type="paragraph" w:styleId="5">
+  <w:style w:type="paragraph" w:styleId="Heading5">
     <w:name w:val="heading 5"/>
-    <w:basedOn w:val="a"/>
-    <w:next w:val="a"/>
-    <w:link w:val="50"/>
+    <w:basedOn w:val="Normal"/>
+    <w:next w:val="Normal"/>
+    <w:link w:val="Heading5Char"/>
     <w:uiPriority w:val="9"/>
     <w:semiHidden/>
     <w:unhideWhenUsed/>
@@ -5168,11 +5115,11 @@
       <w:color w:val="2F5496" w:themeColor="accent1" w:themeShade="BF"/>
     </w:rPr>
   </w:style>
-  <w:style w:type="paragraph" w:styleId="6">
+  <w:style w:type="paragraph" w:styleId="Heading6">
     <w:name w:val="heading 6"/>
-    <w:basedOn w:val="a"/>
-    <w:next w:val="a"/>
-    <w:link w:val="60"/>
+    <w:basedOn w:val="Normal"/>
+    <w:next w:val="Normal"/>
+    <w:link w:val="Heading6Char"/>
     <w:uiPriority w:val="9"/>
     <w:semiHidden/>
     <w:unhideWhenUsed/>
@@ -5190,11 +5137,11 @@
       <w:color w:val="595959" w:themeColor="text1" w:themeTint="A6"/>
     </w:rPr>
   </w:style>
-  <w:style w:type="paragraph" w:styleId="7">
+  <w:style w:type="paragraph" w:styleId="Heading7">
     <w:name w:val="heading 7"/>
-    <w:basedOn w:val="a"/>
-    <w:next w:val="a"/>
-    <w:link w:val="70"/>
+    <w:basedOn w:val="Normal"/>
+    <w:next w:val="Normal"/>
+    <w:link w:val="Heading7Char"/>
     <w:uiPriority w:val="9"/>
     <w:semiHidden/>
     <w:unhideWhenUsed/>
@@ -5210,11 +5157,11 @@
       <w:color w:val="595959" w:themeColor="text1" w:themeTint="A6"/>
     </w:rPr>
   </w:style>
-  <w:style w:type="paragraph" w:styleId="8">
+  <w:style w:type="paragraph" w:styleId="Heading8">
     <w:name w:val="heading 8"/>
-    <w:basedOn w:val="a"/>
-    <w:next w:val="a"/>
-    <w:link w:val="80"/>
+    <w:basedOn w:val="Normal"/>
+    <w:next w:val="Normal"/>
+    <w:link w:val="Heading8Char"/>
     <w:uiPriority w:val="9"/>
     <w:semiHidden/>
     <w:unhideWhenUsed/>
@@ -5231,11 +5178,11 @@
       <w:color w:val="262626" w:themeColor="text1" w:themeTint="D9"/>
     </w:rPr>
   </w:style>
-  <w:style w:type="paragraph" w:styleId="9">
+  <w:style w:type="paragraph" w:styleId="Heading9">
     <w:name w:val="heading 9"/>
-    <w:basedOn w:val="a"/>
-    <w:next w:val="a"/>
-    <w:link w:val="90"/>
+    <w:basedOn w:val="Normal"/>
+    <w:next w:val="Normal"/>
+    <w:link w:val="Heading9Char"/>
     <w:uiPriority w:val="9"/>
     <w:semiHidden/>
     <w:unhideWhenUsed/>
@@ -5250,13 +5197,13 @@
       <w:color w:val="262626" w:themeColor="text1" w:themeTint="D9"/>
     </w:rPr>
   </w:style>
-  <w:style w:type="character" w:default="1" w:styleId="a0">
+  <w:style w:type="character" w:default="1" w:styleId="DefaultParagraphFont">
     <w:name w:val="Default Paragraph Font"/>
     <w:uiPriority w:val="1"/>
     <w:semiHidden/>
     <w:unhideWhenUsed/>
   </w:style>
-  <w:style w:type="table" w:default="1" w:styleId="a1">
+  <w:style w:type="table" w:default="1" w:styleId="TableNormal">
     <w:name w:val="Normal Table"/>
     <w:uiPriority w:val="99"/>
     <w:semiHidden/>
@@ -5271,13 +5218,13 @@
       </w:tblCellMar>
     </w:tblPr>
   </w:style>
-  <w:style w:type="numbering" w:default="1" w:styleId="a2">
+  <w:style w:type="numbering" w:default="1" w:styleId="NoList">
     <w:name w:val="No List"/>
     <w:uiPriority w:val="99"/>
     <w:semiHidden/>
     <w:unhideWhenUsed/>
   </w:style>
-  <w:style w:type="paragraph" w:styleId="a3">
+  <w:style w:type="paragraph" w:styleId="NormalWeb">
     <w:name w:val="Normal (Web)"/>
     <w:uiPriority w:val="99"/>
     <w:semiHidden/>
@@ -5290,11 +5237,11 @@
       <w:szCs w:val="24"/>
     </w:rPr>
   </w:style>
-  <w:style w:type="paragraph" w:styleId="a4">
+  <w:style w:type="paragraph" w:styleId="Subtitle">
     <w:name w:val="Subtitle"/>
-    <w:basedOn w:val="a"/>
-    <w:next w:val="a"/>
-    <w:link w:val="a5"/>
+    <w:basedOn w:val="Normal"/>
+    <w:next w:val="Normal"/>
+    <w:link w:val="SubtitleChar"/>
     <w:uiPriority w:val="11"/>
     <w:qFormat/>
     <w:pPr>
@@ -5308,9 +5255,9 @@
       <w:szCs w:val="28"/>
     </w:rPr>
   </w:style>
-  <w:style w:type="table" w:styleId="a6">
+  <w:style w:type="table" w:styleId="TableGrid">
     <w:name w:val="Table Grid"/>
-    <w:basedOn w:val="a1"/>
+    <w:basedOn w:val="TableNormal"/>
     <w:uiPriority w:val="39"/>
     <w:tblPr>
       <w:tblBorders>
@@ -5323,11 +5270,11 @@
       </w:tblBorders>
     </w:tblPr>
   </w:style>
-  <w:style w:type="paragraph" w:styleId="a7">
+  <w:style w:type="paragraph" w:styleId="Title">
     <w:name w:val="Title"/>
-    <w:basedOn w:val="a"/>
-    <w:next w:val="a"/>
-    <w:link w:val="a8"/>
+    <w:basedOn w:val="Normal"/>
+    <w:next w:val="Normal"/>
+    <w:link w:val="TitleChar"/>
     <w:uiPriority w:val="10"/>
     <w:qFormat/>
     <w:pPr>
@@ -5342,10 +5289,10 @@
       <w:szCs w:val="56"/>
     </w:rPr>
   </w:style>
-  <w:style w:type="character" w:customStyle="1" w:styleId="10">
-    <w:name w:val="标题 1 字符"/>
-    <w:basedOn w:val="a0"/>
-    <w:link w:val="1"/>
+  <w:style w:type="character" w:customStyle="1" w:styleId="Heading1Char">
+    <w:name w:val="Heading 1 Char"/>
+    <w:basedOn w:val="DefaultParagraphFont"/>
+    <w:link w:val="Heading1"/>
     <w:uiPriority w:val="9"/>
     <w:rPr>
       <w:rFonts w:asciiTheme="majorHAnsi" w:eastAsiaTheme="majorEastAsia" w:hAnsiTheme="majorHAnsi" w:cstheme="majorBidi"/>
@@ -5355,10 +5302,10 @@
       <w:lang w:val="en-GB"/>
     </w:rPr>
   </w:style>
-  <w:style w:type="character" w:customStyle="1" w:styleId="20">
-    <w:name w:val="标题 2 字符"/>
-    <w:basedOn w:val="a0"/>
-    <w:link w:val="2"/>
+  <w:style w:type="character" w:customStyle="1" w:styleId="Heading2Char">
+    <w:name w:val="Heading 2 Char"/>
+    <w:basedOn w:val="DefaultParagraphFont"/>
+    <w:link w:val="Heading2"/>
     <w:uiPriority w:val="9"/>
     <w:semiHidden/>
     <w:rPr>
@@ -5369,10 +5316,10 @@
       <w:lang w:val="en-GB"/>
     </w:rPr>
   </w:style>
-  <w:style w:type="character" w:customStyle="1" w:styleId="30">
-    <w:name w:val="标题 3 字符"/>
-    <w:basedOn w:val="a0"/>
-    <w:link w:val="3"/>
+  <w:style w:type="character" w:customStyle="1" w:styleId="Heading3Char">
+    <w:name w:val="Heading 3 Char"/>
+    <w:basedOn w:val="DefaultParagraphFont"/>
+    <w:link w:val="Heading3"/>
     <w:uiPriority w:val="9"/>
     <w:semiHidden/>
     <w:rPr>
@@ -5383,10 +5330,10 @@
       <w:lang w:val="en-GB"/>
     </w:rPr>
   </w:style>
-  <w:style w:type="character" w:customStyle="1" w:styleId="40">
-    <w:name w:val="标题 4 字符"/>
-    <w:basedOn w:val="a0"/>
-    <w:link w:val="4"/>
+  <w:style w:type="character" w:customStyle="1" w:styleId="Heading4Char">
+    <w:name w:val="Heading 4 Char"/>
+    <w:basedOn w:val="DefaultParagraphFont"/>
+    <w:link w:val="Heading4"/>
     <w:uiPriority w:val="9"/>
     <w:semiHidden/>
     <w:rPr>
@@ -5397,10 +5344,10 @@
       <w:lang w:val="en-GB"/>
     </w:rPr>
   </w:style>
-  <w:style w:type="character" w:customStyle="1" w:styleId="50">
-    <w:name w:val="标题 5 字符"/>
-    <w:basedOn w:val="a0"/>
-    <w:link w:val="5"/>
+  <w:style w:type="character" w:customStyle="1" w:styleId="Heading5Char">
+    <w:name w:val="Heading 5 Char"/>
+    <w:basedOn w:val="DefaultParagraphFont"/>
+    <w:link w:val="Heading5"/>
     <w:uiPriority w:val="9"/>
     <w:semiHidden/>
     <w:rPr>
@@ -5409,10 +5356,10 @@
       <w:lang w:val="en-GB"/>
     </w:rPr>
   </w:style>
-  <w:style w:type="character" w:customStyle="1" w:styleId="60">
-    <w:name w:val="标题 6 字符"/>
-    <w:basedOn w:val="a0"/>
-    <w:link w:val="6"/>
+  <w:style w:type="character" w:customStyle="1" w:styleId="Heading6Char">
+    <w:name w:val="Heading 6 Char"/>
+    <w:basedOn w:val="DefaultParagraphFont"/>
+    <w:link w:val="Heading6"/>
     <w:uiPriority w:val="9"/>
     <w:semiHidden/>
     <w:rPr>
@@ -5423,10 +5370,10 @@
       <w:lang w:val="en-GB"/>
     </w:rPr>
   </w:style>
-  <w:style w:type="character" w:customStyle="1" w:styleId="70">
-    <w:name w:val="标题 7 字符"/>
-    <w:basedOn w:val="a0"/>
-    <w:link w:val="7"/>
+  <w:style w:type="character" w:customStyle="1" w:styleId="Heading7Char">
+    <w:name w:val="Heading 7 Char"/>
+    <w:basedOn w:val="DefaultParagraphFont"/>
+    <w:link w:val="Heading7"/>
     <w:uiPriority w:val="9"/>
     <w:semiHidden/>
     <w:rPr>
@@ -5435,10 +5382,10 @@
       <w:lang w:val="en-GB"/>
     </w:rPr>
   </w:style>
-  <w:style w:type="character" w:customStyle="1" w:styleId="80">
-    <w:name w:val="标题 8 字符"/>
-    <w:basedOn w:val="a0"/>
-    <w:link w:val="8"/>
+  <w:style w:type="character" w:customStyle="1" w:styleId="Heading8Char">
+    <w:name w:val="Heading 8 Char"/>
+    <w:basedOn w:val="DefaultParagraphFont"/>
+    <w:link w:val="Heading8"/>
     <w:uiPriority w:val="9"/>
     <w:semiHidden/>
     <w:rPr>
@@ -5449,10 +5396,10 @@
       <w:lang w:val="en-GB"/>
     </w:rPr>
   </w:style>
-  <w:style w:type="character" w:customStyle="1" w:styleId="90">
-    <w:name w:val="标题 9 字符"/>
-    <w:basedOn w:val="a0"/>
-    <w:link w:val="9"/>
+  <w:style w:type="character" w:customStyle="1" w:styleId="Heading9Char">
+    <w:name w:val="Heading 9 Char"/>
+    <w:basedOn w:val="DefaultParagraphFont"/>
+    <w:link w:val="Heading9"/>
     <w:uiPriority w:val="9"/>
     <w:semiHidden/>
     <w:rPr>
@@ -5461,10 +5408,10 @@
       <w:lang w:val="en-GB"/>
     </w:rPr>
   </w:style>
-  <w:style w:type="character" w:customStyle="1" w:styleId="a8">
-    <w:name w:val="标题 字符"/>
-    <w:basedOn w:val="a0"/>
-    <w:link w:val="a7"/>
+  <w:style w:type="character" w:customStyle="1" w:styleId="TitleChar">
+    <w:name w:val="Title Char"/>
+    <w:basedOn w:val="DefaultParagraphFont"/>
+    <w:link w:val="Title"/>
     <w:uiPriority w:val="10"/>
     <w:rPr>
       <w:rFonts w:asciiTheme="majorHAnsi" w:eastAsiaTheme="majorEastAsia" w:hAnsiTheme="majorHAnsi" w:cstheme="majorBidi"/>
@@ -5475,10 +5422,10 @@
       <w:lang w:val="en-GB"/>
     </w:rPr>
   </w:style>
-  <w:style w:type="character" w:customStyle="1" w:styleId="a5">
-    <w:name w:val="副标题 字符"/>
-    <w:basedOn w:val="a0"/>
-    <w:link w:val="a4"/>
+  <w:style w:type="character" w:customStyle="1" w:styleId="SubtitleChar">
+    <w:name w:val="Subtitle Char"/>
+    <w:basedOn w:val="DefaultParagraphFont"/>
+    <w:link w:val="Subtitle"/>
     <w:uiPriority w:val="11"/>
     <w:rPr>
       <w:rFonts w:eastAsiaTheme="majorEastAsia" w:cstheme="majorBidi"/>
@@ -5489,11 +5436,11 @@
       <w:lang w:val="en-GB"/>
     </w:rPr>
   </w:style>
-  <w:style w:type="paragraph" w:styleId="a9">
+  <w:style w:type="paragraph" w:styleId="Quote">
     <w:name w:val="Quote"/>
-    <w:basedOn w:val="a"/>
-    <w:next w:val="a"/>
-    <w:link w:val="aa"/>
+    <w:basedOn w:val="Normal"/>
+    <w:next w:val="Normal"/>
+    <w:link w:val="QuoteChar"/>
     <w:uiPriority w:val="29"/>
     <w:qFormat/>
     <w:pPr>
@@ -5506,10 +5453,10 @@
       <w:color w:val="404040" w:themeColor="text1" w:themeTint="BF"/>
     </w:rPr>
   </w:style>
-  <w:style w:type="character" w:customStyle="1" w:styleId="aa">
-    <w:name w:val="引用 字符"/>
-    <w:basedOn w:val="a0"/>
-    <w:link w:val="a9"/>
+  <w:style w:type="character" w:customStyle="1" w:styleId="QuoteChar">
+    <w:name w:val="Quote Char"/>
+    <w:basedOn w:val="DefaultParagraphFont"/>
+    <w:link w:val="Quote"/>
     <w:uiPriority w:val="29"/>
     <w:rPr>
       <w:i/>
@@ -5518,9 +5465,9 @@
       <w:lang w:val="en-GB"/>
     </w:rPr>
   </w:style>
-  <w:style w:type="paragraph" w:styleId="ab">
+  <w:style w:type="paragraph" w:styleId="ListParagraph">
     <w:name w:val="List Paragraph"/>
-    <w:basedOn w:val="a"/>
+    <w:basedOn w:val="Normal"/>
     <w:uiPriority w:val="34"/>
     <w:qFormat/>
     <w:pPr>
@@ -5528,9 +5475,9 @@
       <w:contextualSpacing/>
     </w:pPr>
   </w:style>
-  <w:style w:type="character" w:customStyle="1" w:styleId="11">
+  <w:style w:type="character" w:customStyle="1" w:styleId="1">
     <w:name w:val="明显强调1"/>
-    <w:basedOn w:val="a0"/>
+    <w:basedOn w:val="DefaultParagraphFont"/>
     <w:uiPriority w:val="21"/>
     <w:qFormat/>
     <w:rPr>
@@ -5539,11 +5486,11 @@
       <w:color w:val="2F5496" w:themeColor="accent1" w:themeShade="BF"/>
     </w:rPr>
   </w:style>
-  <w:style w:type="paragraph" w:styleId="ac">
+  <w:style w:type="paragraph" w:styleId="IntenseQuote">
     <w:name w:val="Intense Quote"/>
-    <w:basedOn w:val="a"/>
-    <w:next w:val="a"/>
-    <w:link w:val="ad"/>
+    <w:basedOn w:val="Normal"/>
+    <w:next w:val="Normal"/>
+    <w:link w:val="IntenseQuoteChar"/>
     <w:uiPriority w:val="30"/>
     <w:qFormat/>
     <w:pPr>
@@ -5561,10 +5508,10 @@
       <w:color w:val="2F5496" w:themeColor="accent1" w:themeShade="BF"/>
     </w:rPr>
   </w:style>
-  <w:style w:type="character" w:customStyle="1" w:styleId="ad">
-    <w:name w:val="明显引用 字符"/>
-    <w:basedOn w:val="a0"/>
-    <w:link w:val="ac"/>
+  <w:style w:type="character" w:customStyle="1" w:styleId="IntenseQuoteChar">
+    <w:name w:val="Intense Quote Char"/>
+    <w:basedOn w:val="DefaultParagraphFont"/>
+    <w:link w:val="IntenseQuote"/>
     <w:uiPriority w:val="30"/>
     <w:rPr>
       <w:i/>
@@ -5573,9 +5520,9 @@
       <w:lang w:val="en-GB"/>
     </w:rPr>
   </w:style>
-  <w:style w:type="character" w:customStyle="1" w:styleId="12">
+  <w:style w:type="character" w:customStyle="1" w:styleId="10">
     <w:name w:val="明显参考1"/>
-    <w:basedOn w:val="a0"/>
+    <w:basedOn w:val="DefaultParagraphFont"/>
     <w:uiPriority w:val="32"/>
     <w:qFormat/>
     <w:rPr>

--- a/Contribution/Individual Contribution Statement.docx
+++ b/Contribution/Individual Contribution Statement.docx
@@ -30,6 +30,20 @@
           <w:rFonts w:ascii="Times New Roman" w:hAnsi="Times New Roman" w:cs="Times New Roman"/>
           <w:b/>
           <w:bCs/>
+          <w:sz w:val="22"/>
+          <w:szCs w:val="22"/>
+          <w:u w:val="single"/>
+        </w:rPr>
+      </w:pPr>
+    </w:p>
+    <w:p>
+      <w:pPr>
+        <w:rPr>
+          <w:rFonts w:ascii="Times New Roman" w:hAnsi="Times New Roman" w:cs="Times New Roman"/>
+          <w:b/>
+          <w:bCs/>
+          <w:sz w:val="22"/>
+          <w:szCs w:val="22"/>
           <w:u w:val="single"/>
         </w:rPr>
       </w:pPr>
@@ -38,6 +52,8 @@
           <w:rFonts w:ascii="Times New Roman" w:hAnsi="Times New Roman" w:cs="Times New Roman"/>
           <w:b/>
           <w:bCs/>
+          <w:sz w:val="22"/>
+          <w:szCs w:val="22"/>
           <w:u w:val="single"/>
         </w:rPr>
         <w:t>Section 1. Work Division Table</w:t>
@@ -47,6 +63,8 @@
       <w:pPr>
         <w:rPr>
           <w:rFonts w:ascii="Times New Roman" w:hAnsi="Times New Roman" w:cs="Times New Roman"/>
+          <w:sz w:val="22"/>
+          <w:szCs w:val="22"/>
         </w:rPr>
       </w:pPr>
     </w:p>
@@ -57,11 +75,11 @@
         <w:tblLook w:val="04A0" w:firstRow="1" w:lastRow="0" w:firstColumn="1" w:lastColumn="0" w:noHBand="0" w:noVBand="1"/>
       </w:tblPr>
       <w:tblGrid>
-        <w:gridCol w:w="1891"/>
-        <w:gridCol w:w="1598"/>
-        <w:gridCol w:w="1597"/>
-        <w:gridCol w:w="1596"/>
-        <w:gridCol w:w="3378"/>
+        <w:gridCol w:w="1838"/>
+        <w:gridCol w:w="1606"/>
+        <w:gridCol w:w="1607"/>
+        <w:gridCol w:w="1607"/>
+        <w:gridCol w:w="3402"/>
       </w:tblGrid>
       <w:tr>
         <w:trPr>
@@ -80,6 +98,8 @@
                 <w:rFonts w:ascii="Times New Roman" w:hAnsi="Times New Roman" w:cs="Times New Roman"/>
                 <w:b/>
                 <w:bCs/>
+                <w:sz w:val="22"/>
+                <w:szCs w:val="22"/>
               </w:rPr>
             </w:pPr>
             <w:r>
@@ -87,6 +107,8 @@
                 <w:rFonts w:ascii="Times New Roman" w:hAnsi="Times New Roman" w:cs="Times New Roman"/>
                 <w:b/>
                 <w:bCs/>
+                <w:sz w:val="22"/>
+                <w:szCs w:val="22"/>
               </w:rPr>
               <w:t>Part</w:t>
             </w:r>
@@ -105,6 +127,8 @@
                 <w:rFonts w:ascii="Times New Roman" w:hAnsi="Times New Roman" w:cs="Times New Roman"/>
                 <w:b/>
                 <w:bCs/>
+                <w:sz w:val="22"/>
+                <w:szCs w:val="22"/>
               </w:rPr>
             </w:pPr>
             <w:proofErr w:type="spellStart"/>
@@ -113,6 +137,8 @@
                 <w:rFonts w:ascii="Times New Roman" w:hAnsi="Times New Roman" w:cs="Times New Roman"/>
                 <w:b/>
                 <w:bCs/>
+                <w:sz w:val="22"/>
+                <w:szCs w:val="22"/>
               </w:rPr>
               <w:t>Haixiao</w:t>
             </w:r>
@@ -122,6 +148,8 @@
                 <w:rFonts w:ascii="Times New Roman" w:hAnsi="Times New Roman" w:cs="Times New Roman"/>
                 <w:b/>
                 <w:bCs/>
+                <w:sz w:val="22"/>
+                <w:szCs w:val="22"/>
               </w:rPr>
               <w:t xml:space="preserve"> Yang</w:t>
             </w:r>
@@ -140,6 +168,8 @@
                 <w:rFonts w:ascii="Times New Roman" w:hAnsi="Times New Roman" w:cs="Times New Roman"/>
                 <w:b/>
                 <w:bCs/>
+                <w:sz w:val="22"/>
+                <w:szCs w:val="22"/>
               </w:rPr>
             </w:pPr>
             <w:r>
@@ -147,6 +177,8 @@
                 <w:rFonts w:ascii="Times New Roman" w:hAnsi="Times New Roman" w:cs="Times New Roman"/>
                 <w:b/>
                 <w:bCs/>
+                <w:sz w:val="22"/>
+                <w:szCs w:val="22"/>
               </w:rPr>
               <w:t>Xiaoli Wu</w:t>
             </w:r>
@@ -165,6 +197,8 @@
                 <w:rFonts w:ascii="Times New Roman" w:hAnsi="Times New Roman" w:cs="Times New Roman"/>
                 <w:b/>
                 <w:bCs/>
+                <w:sz w:val="22"/>
+                <w:szCs w:val="22"/>
               </w:rPr>
             </w:pPr>
             <w:r>
@@ -172,6 +206,8 @@
                 <w:rFonts w:ascii="Times New Roman" w:hAnsi="Times New Roman" w:cs="Times New Roman"/>
                 <w:b/>
                 <w:bCs/>
+                <w:sz w:val="22"/>
+                <w:szCs w:val="22"/>
               </w:rPr>
               <w:t>Yian Zhou</w:t>
             </w:r>
@@ -190,6 +226,8 @@
                 <w:rFonts w:ascii="Times New Roman" w:hAnsi="Times New Roman" w:cs="Times New Roman"/>
                 <w:b/>
                 <w:bCs/>
+                <w:sz w:val="22"/>
+                <w:szCs w:val="22"/>
               </w:rPr>
             </w:pPr>
             <w:r>
@@ -197,6 +235,8 @@
                 <w:rFonts w:ascii="Times New Roman" w:hAnsi="Times New Roman" w:cs="Times New Roman"/>
                 <w:b/>
                 <w:bCs/>
+                <w:sz w:val="22"/>
+                <w:szCs w:val="22"/>
               </w:rPr>
               <w:t>Notes</w:t>
             </w:r>
@@ -221,6 +261,8 @@
               </w:numPr>
               <w:rPr>
                 <w:rFonts w:ascii="Times New Roman" w:hAnsi="Times New Roman" w:cs="Times New Roman"/>
+                <w:sz w:val="22"/>
+                <w:szCs w:val="22"/>
               </w:rPr>
             </w:pPr>
             <w:bookmarkStart w:id="0" w:name="_Hlk225615480"/>
@@ -228,19 +270,17 @@
             <w:r>
               <w:rPr>
                 <w:rFonts w:ascii="Times New Roman" w:hAnsi="Times New Roman" w:cs="Times New Roman"/>
-              </w:rPr>
-              <w:t>DQR</w:t>
-            </w:r>
-            <w:r>
-              <w:rPr>
-                <w:rFonts w:ascii="Times New Roman" w:hAnsi="Times New Roman" w:cs="Times New Roman" w:hint="eastAsia"/>
-              </w:rPr>
-              <w:t>(</w:t>
+                <w:sz w:val="22"/>
+                <w:szCs w:val="22"/>
+              </w:rPr>
+              <w:t>DQR(</w:t>
             </w:r>
             <w:proofErr w:type="gramEnd"/>
             <w:r>
               <w:rPr>
-                <w:rFonts w:ascii="Times New Roman" w:hAnsi="Times New Roman" w:cs="Times New Roman" w:hint="eastAsia"/>
+                <w:rFonts w:ascii="Times New Roman" w:hAnsi="Times New Roman" w:cs="Times New Roman"/>
+                <w:sz w:val="22"/>
+                <w:szCs w:val="22"/>
               </w:rPr>
               <w:t>25/100)</w:t>
             </w:r>
@@ -256,11 +296,15 @@
               <w:jc w:val="center"/>
               <w:rPr>
                 <w:rFonts w:ascii="Times New Roman" w:hAnsi="Times New Roman" w:cs="Times New Roman"/>
-              </w:rPr>
-            </w:pPr>
-            <w:r>
-              <w:rPr>
-                <w:rFonts w:ascii="Times New Roman" w:hAnsi="Times New Roman" w:cs="Times New Roman" w:hint="eastAsia"/>
+                <w:sz w:val="22"/>
+                <w:szCs w:val="22"/>
+              </w:rPr>
+            </w:pPr>
+            <w:r>
+              <w:rPr>
+                <w:rFonts w:ascii="Times New Roman" w:hAnsi="Times New Roman" w:cs="Times New Roman"/>
+                <w:sz w:val="22"/>
+                <w:szCs w:val="22"/>
               </w:rPr>
               <w:t>40%</w:t>
             </w:r>
@@ -276,11 +320,15 @@
               <w:jc w:val="center"/>
               <w:rPr>
                 <w:rFonts w:ascii="Times New Roman" w:hAnsi="Times New Roman" w:cs="Times New Roman"/>
-              </w:rPr>
-            </w:pPr>
-            <w:r>
-              <w:rPr>
-                <w:rFonts w:ascii="Times New Roman" w:hAnsi="Times New Roman" w:cs="Times New Roman" w:hint="eastAsia"/>
+                <w:sz w:val="22"/>
+                <w:szCs w:val="22"/>
+              </w:rPr>
+            </w:pPr>
+            <w:r>
+              <w:rPr>
+                <w:rFonts w:ascii="Times New Roman" w:hAnsi="Times New Roman" w:cs="Times New Roman"/>
+                <w:sz w:val="22"/>
+                <w:szCs w:val="22"/>
               </w:rPr>
               <w:t>10%</w:t>
             </w:r>
@@ -296,19 +344,17 @@
               <w:jc w:val="center"/>
               <w:rPr>
                 <w:rFonts w:ascii="Times New Roman" w:hAnsi="Times New Roman" w:cs="Times New Roman"/>
-              </w:rPr>
-            </w:pPr>
-            <w:r>
-              <w:rPr>
-                <w:rFonts w:ascii="Times New Roman" w:hAnsi="Times New Roman" w:cs="Times New Roman" w:hint="eastAsia"/>
-              </w:rPr>
-              <w:t>5</w:t>
-            </w:r>
-            <w:r>
-              <w:rPr>
-                <w:rFonts w:ascii="Times New Roman" w:hAnsi="Times New Roman" w:cs="Times New Roman"/>
-              </w:rPr>
-              <w:t>0%</w:t>
+                <w:sz w:val="22"/>
+                <w:szCs w:val="22"/>
+              </w:rPr>
+            </w:pPr>
+            <w:r>
+              <w:rPr>
+                <w:rFonts w:ascii="Times New Roman" w:hAnsi="Times New Roman" w:cs="Times New Roman"/>
+                <w:sz w:val="22"/>
+                <w:szCs w:val="22"/>
+              </w:rPr>
+              <w:t>50%</w:t>
             </w:r>
           </w:p>
         </w:tc>
@@ -321,25 +367,25 @@
             <w:pPr>
               <w:rPr>
                 <w:rFonts w:ascii="Times New Roman" w:hAnsi="Times New Roman" w:cs="Times New Roman"/>
+                <w:sz w:val="22"/>
+                <w:szCs w:val="22"/>
               </w:rPr>
             </w:pPr>
             <w:proofErr w:type="spellStart"/>
             <w:r>
               <w:rPr>
                 <w:rFonts w:ascii="Times New Roman" w:hAnsi="Times New Roman" w:cs="Times New Roman"/>
-              </w:rPr>
-              <w:t>Haixiao:</w:t>
-            </w:r>
-            <w:r>
-              <w:rPr>
-                <w:rFonts w:ascii="Times New Roman" w:hAnsi="Times New Roman" w:cs="Times New Roman" w:hint="eastAsia"/>
-              </w:rPr>
-              <w:t>data</w:t>
+                <w:sz w:val="22"/>
+                <w:szCs w:val="22"/>
+              </w:rPr>
+              <w:t>Haixiao:data</w:t>
             </w:r>
             <w:proofErr w:type="spellEnd"/>
             <w:r>
               <w:rPr>
-                <w:rFonts w:ascii="Times New Roman" w:hAnsi="Times New Roman" w:cs="Times New Roman" w:hint="eastAsia"/>
+                <w:rFonts w:ascii="Times New Roman" w:hAnsi="Times New Roman" w:cs="Times New Roman"/>
+                <w:sz w:val="22"/>
+                <w:szCs w:val="22"/>
               </w:rPr>
               <w:t xml:space="preserve"> understanding code and markdowns</w:t>
             </w:r>
@@ -348,31 +394,33 @@
             <w:pPr>
               <w:rPr>
                 <w:rFonts w:ascii="Times New Roman" w:hAnsi="Times New Roman" w:cs="Times New Roman"/>
-                <w:lang w:val="en-US"/>
-              </w:rPr>
-            </w:pPr>
-            <w:r>
-              <w:rPr>
-                <w:rFonts w:ascii="Times New Roman" w:hAnsi="Times New Roman" w:cs="Times New Roman"/>
-              </w:rPr>
-              <w:t xml:space="preserve">Xiaoli: </w:t>
-            </w:r>
-            <w:r>
-              <w:rPr>
-                <w:rFonts w:ascii="Times New Roman" w:hAnsi="Times New Roman" w:cs="Times New Roman" w:hint="eastAsia"/>
-              </w:rPr>
-              <w:t>group discussion</w:t>
-            </w:r>
-          </w:p>
-          <w:p>
-            <w:pPr>
-              <w:rPr>
-                <w:rFonts w:ascii="Times New Roman" w:hAnsi="Times New Roman" w:cs="Times New Roman"/>
-              </w:rPr>
-            </w:pPr>
-            <w:r>
-              <w:rPr>
-                <w:rFonts w:ascii="Times New Roman" w:hAnsi="Times New Roman" w:cs="Times New Roman"/>
+                <w:sz w:val="22"/>
+                <w:szCs w:val="22"/>
+                <w:lang w:val="en-US"/>
+              </w:rPr>
+            </w:pPr>
+            <w:r>
+              <w:rPr>
+                <w:rFonts w:ascii="Times New Roman" w:hAnsi="Times New Roman" w:cs="Times New Roman"/>
+                <w:sz w:val="22"/>
+                <w:szCs w:val="22"/>
+              </w:rPr>
+              <w:t>Xiaoli: group discussion</w:t>
+            </w:r>
+          </w:p>
+          <w:p>
+            <w:pPr>
+              <w:rPr>
+                <w:rFonts w:ascii="Times New Roman" w:hAnsi="Times New Roman" w:cs="Times New Roman"/>
+                <w:sz w:val="22"/>
+                <w:szCs w:val="22"/>
+              </w:rPr>
+            </w:pPr>
+            <w:r>
+              <w:rPr>
+                <w:rFonts w:ascii="Times New Roman" w:hAnsi="Times New Roman" w:cs="Times New Roman"/>
+                <w:sz w:val="22"/>
+                <w:szCs w:val="22"/>
               </w:rPr>
               <w:t>Yian: PDF report</w:t>
             </w:r>
@@ -397,25 +445,25 @@
               </w:numPr>
               <w:rPr>
                 <w:rFonts w:ascii="Times New Roman" w:hAnsi="Times New Roman" w:cs="Times New Roman"/>
+                <w:sz w:val="22"/>
+                <w:szCs w:val="22"/>
               </w:rPr>
             </w:pPr>
             <w:proofErr w:type="gramStart"/>
             <w:r>
               <w:rPr>
                 <w:rFonts w:ascii="Times New Roman" w:hAnsi="Times New Roman" w:cs="Times New Roman"/>
-              </w:rPr>
-              <w:t>DQP</w:t>
-            </w:r>
-            <w:r>
-              <w:rPr>
-                <w:rFonts w:ascii="Times New Roman" w:hAnsi="Times New Roman" w:cs="Times New Roman" w:hint="eastAsia"/>
-              </w:rPr>
-              <w:t>(</w:t>
+                <w:sz w:val="22"/>
+                <w:szCs w:val="22"/>
+              </w:rPr>
+              <w:t>DQP(</w:t>
             </w:r>
             <w:proofErr w:type="gramEnd"/>
             <w:r>
               <w:rPr>
-                <w:rFonts w:ascii="Times New Roman" w:hAnsi="Times New Roman" w:cs="Times New Roman" w:hint="eastAsia"/>
+                <w:rFonts w:ascii="Times New Roman" w:hAnsi="Times New Roman" w:cs="Times New Roman"/>
+                <w:sz w:val="22"/>
+                <w:szCs w:val="22"/>
               </w:rPr>
               <w:t>15/100)</w:t>
             </w:r>
@@ -431,11 +479,15 @@
               <w:jc w:val="center"/>
               <w:rPr>
                 <w:rFonts w:ascii="Times New Roman" w:hAnsi="Times New Roman" w:cs="Times New Roman"/>
-              </w:rPr>
-            </w:pPr>
-            <w:r>
-              <w:rPr>
-                <w:rFonts w:ascii="Times New Roman" w:hAnsi="Times New Roman" w:cs="Times New Roman" w:hint="eastAsia"/>
+                <w:sz w:val="22"/>
+                <w:szCs w:val="22"/>
+              </w:rPr>
+            </w:pPr>
+            <w:r>
+              <w:rPr>
+                <w:rFonts w:ascii="Times New Roman" w:hAnsi="Times New Roman" w:cs="Times New Roman"/>
+                <w:sz w:val="22"/>
+                <w:szCs w:val="22"/>
               </w:rPr>
               <w:t>10%</w:t>
             </w:r>
@@ -451,11 +503,15 @@
               <w:jc w:val="center"/>
               <w:rPr>
                 <w:rFonts w:ascii="Times New Roman" w:hAnsi="Times New Roman" w:cs="Times New Roman"/>
-              </w:rPr>
-            </w:pPr>
-            <w:r>
-              <w:rPr>
-                <w:rFonts w:ascii="Times New Roman" w:hAnsi="Times New Roman" w:cs="Times New Roman" w:hint="eastAsia"/>
+                <w:sz w:val="22"/>
+                <w:szCs w:val="22"/>
+              </w:rPr>
+            </w:pPr>
+            <w:r>
+              <w:rPr>
+                <w:rFonts w:ascii="Times New Roman" w:hAnsi="Times New Roman" w:cs="Times New Roman"/>
+                <w:sz w:val="22"/>
+                <w:szCs w:val="22"/>
               </w:rPr>
               <w:t>40%</w:t>
             </w:r>
@@ -471,19 +527,17 @@
               <w:jc w:val="center"/>
               <w:rPr>
                 <w:rFonts w:ascii="Times New Roman" w:hAnsi="Times New Roman" w:cs="Times New Roman"/>
-              </w:rPr>
-            </w:pPr>
-            <w:r>
-              <w:rPr>
-                <w:rFonts w:ascii="Times New Roman" w:hAnsi="Times New Roman" w:cs="Times New Roman" w:hint="eastAsia"/>
-              </w:rPr>
-              <w:t>5</w:t>
-            </w:r>
-            <w:r>
-              <w:rPr>
-                <w:rFonts w:ascii="Times New Roman" w:hAnsi="Times New Roman" w:cs="Times New Roman"/>
-              </w:rPr>
-              <w:t>0%</w:t>
+                <w:sz w:val="22"/>
+                <w:szCs w:val="22"/>
+              </w:rPr>
+            </w:pPr>
+            <w:r>
+              <w:rPr>
+                <w:rFonts w:ascii="Times New Roman" w:hAnsi="Times New Roman" w:cs="Times New Roman"/>
+                <w:sz w:val="22"/>
+                <w:szCs w:val="22"/>
+              </w:rPr>
+              <w:t>50%</w:t>
             </w:r>
           </w:p>
         </w:tc>
@@ -496,12 +550,16 @@
             <w:pPr>
               <w:rPr>
                 <w:rFonts w:ascii="Times New Roman" w:hAnsi="Times New Roman" w:cs="Times New Roman"/>
+                <w:sz w:val="22"/>
+                <w:szCs w:val="22"/>
               </w:rPr>
             </w:pPr>
             <w:proofErr w:type="spellStart"/>
             <w:r>
               <w:rPr>
                 <w:rFonts w:ascii="Times New Roman" w:hAnsi="Times New Roman" w:cs="Times New Roman"/>
+                <w:sz w:val="22"/>
+                <w:szCs w:val="22"/>
               </w:rPr>
               <w:t>Haixiao</w:t>
             </w:r>
@@ -509,13 +567,17 @@
             <w:r>
               <w:rPr>
                 <w:rFonts w:ascii="Times New Roman" w:hAnsi="Times New Roman" w:cs="Times New Roman"/>
+                <w:sz w:val="22"/>
+                <w:szCs w:val="22"/>
               </w:rPr>
               <w:t>:</w:t>
             </w:r>
             <w:bookmarkStart w:id="1" w:name="OLE_LINK3"/>
             <w:r>
               <w:rPr>
-                <w:rFonts w:ascii="Times New Roman" w:hAnsi="Times New Roman" w:cs="Times New Roman" w:hint="eastAsia"/>
+                <w:rFonts w:ascii="Times New Roman" w:hAnsi="Times New Roman" w:cs="Times New Roman"/>
+                <w:sz w:val="22"/>
+                <w:szCs w:val="22"/>
               </w:rPr>
               <w:t xml:space="preserve"> group discussion</w:t>
             </w:r>
@@ -525,18 +587,24 @@
             <w:pPr>
               <w:rPr>
                 <w:rFonts w:ascii="Times New Roman" w:hAnsi="Times New Roman" w:cs="Times New Roman"/>
-                <w:lang w:val="en-US"/>
-              </w:rPr>
-            </w:pPr>
-            <w:r>
-              <w:rPr>
-                <w:rFonts w:ascii="Times New Roman" w:hAnsi="Times New Roman" w:cs="Times New Roman"/>
+                <w:sz w:val="22"/>
+                <w:szCs w:val="22"/>
+                <w:lang w:val="en-US"/>
+              </w:rPr>
+            </w:pPr>
+            <w:r>
+              <w:rPr>
+                <w:rFonts w:ascii="Times New Roman" w:hAnsi="Times New Roman" w:cs="Times New Roman"/>
+                <w:sz w:val="22"/>
+                <w:szCs w:val="22"/>
               </w:rPr>
               <w:t xml:space="preserve">Xiaoli: </w:t>
             </w:r>
             <w:r>
               <w:rPr>
-                <w:rFonts w:ascii="Times New Roman" w:hAnsi="Times New Roman" w:cs="Times New Roman" w:hint="eastAsia"/>
+                <w:rFonts w:ascii="Times New Roman" w:hAnsi="Times New Roman" w:cs="Times New Roman"/>
+                <w:sz w:val="22"/>
+                <w:szCs w:val="22"/>
                 <w:lang w:val="en-US"/>
               </w:rPr>
               <w:t>data cleaning code and markdowns</w:t>
@@ -546,11 +614,15 @@
             <w:pPr>
               <w:rPr>
                 <w:rFonts w:ascii="Times New Roman" w:hAnsi="Times New Roman" w:cs="Times New Roman"/>
-              </w:rPr>
-            </w:pPr>
-            <w:r>
-              <w:rPr>
-                <w:rFonts w:ascii="Times New Roman" w:hAnsi="Times New Roman" w:cs="Times New Roman"/>
+                <w:sz w:val="22"/>
+                <w:szCs w:val="22"/>
+              </w:rPr>
+            </w:pPr>
+            <w:r>
+              <w:rPr>
+                <w:rFonts w:ascii="Times New Roman" w:hAnsi="Times New Roman" w:cs="Times New Roman"/>
+                <w:sz w:val="22"/>
+                <w:szCs w:val="22"/>
               </w:rPr>
               <w:t>Yian: PDF report</w:t>
             </w:r>
@@ -575,24 +647,25 @@
               </w:numPr>
               <w:rPr>
                 <w:rFonts w:ascii="Times New Roman" w:hAnsi="Times New Roman" w:cs="Times New Roman"/>
-              </w:rPr>
-            </w:pPr>
-            <w:r>
-              <w:rPr>
-                <w:rFonts w:ascii="Times New Roman" w:hAnsi="Times New Roman" w:cs="Times New Roman"/>
+                <w:sz w:val="22"/>
+                <w:szCs w:val="22"/>
+              </w:rPr>
+            </w:pPr>
+            <w:r>
+              <w:rPr>
+                <w:rFonts w:ascii="Times New Roman" w:hAnsi="Times New Roman" w:cs="Times New Roman"/>
+                <w:sz w:val="22"/>
+                <w:szCs w:val="22"/>
               </w:rPr>
               <w:t>Feature pairs</w:t>
             </w:r>
             <w:r>
               <w:rPr>
                 <w:rFonts w:ascii="Times New Roman" w:hAnsi="Times New Roman" w:cs="Times New Roman"/>
+                <w:sz w:val="22"/>
+                <w:szCs w:val="22"/>
               </w:rPr>
               <w:br/>
-            </w:r>
-            <w:r>
-              <w:rPr>
-                <w:rFonts w:ascii="Times New Roman" w:hAnsi="Times New Roman" w:cs="Times New Roman" w:hint="eastAsia"/>
-              </w:rPr>
               <w:t>(15/100)</w:t>
             </w:r>
           </w:p>
@@ -607,11 +680,15 @@
               <w:jc w:val="center"/>
               <w:rPr>
                 <w:rFonts w:ascii="Times New Roman" w:hAnsi="Times New Roman" w:cs="Times New Roman"/>
-              </w:rPr>
-            </w:pPr>
-            <w:r>
-              <w:rPr>
-                <w:rFonts w:ascii="Times New Roman" w:hAnsi="Times New Roman" w:cs="Times New Roman" w:hint="eastAsia"/>
+                <w:sz w:val="22"/>
+                <w:szCs w:val="22"/>
+              </w:rPr>
+            </w:pPr>
+            <w:r>
+              <w:rPr>
+                <w:rFonts w:ascii="Times New Roman" w:hAnsi="Times New Roman" w:cs="Times New Roman"/>
+                <w:sz w:val="22"/>
+                <w:szCs w:val="22"/>
               </w:rPr>
               <w:t>80%</w:t>
             </w:r>
@@ -627,11 +704,15 @@
               <w:jc w:val="center"/>
               <w:rPr>
                 <w:rFonts w:ascii="Times New Roman" w:hAnsi="Times New Roman" w:cs="Times New Roman"/>
-              </w:rPr>
-            </w:pPr>
-            <w:r>
-              <w:rPr>
-                <w:rFonts w:ascii="Times New Roman" w:hAnsi="Times New Roman" w:cs="Times New Roman" w:hint="eastAsia"/>
+                <w:sz w:val="22"/>
+                <w:szCs w:val="22"/>
+              </w:rPr>
+            </w:pPr>
+            <w:r>
+              <w:rPr>
+                <w:rFonts w:ascii="Times New Roman" w:hAnsi="Times New Roman" w:cs="Times New Roman"/>
+                <w:sz w:val="22"/>
+                <w:szCs w:val="22"/>
               </w:rPr>
               <w:t>10%</w:t>
             </w:r>
@@ -647,11 +728,15 @@
               <w:jc w:val="center"/>
               <w:rPr>
                 <w:rFonts w:ascii="Times New Roman" w:hAnsi="Times New Roman" w:cs="Times New Roman"/>
-              </w:rPr>
-            </w:pPr>
-            <w:r>
-              <w:rPr>
-                <w:rFonts w:ascii="Times New Roman" w:hAnsi="Times New Roman" w:cs="Times New Roman" w:hint="eastAsia"/>
+                <w:sz w:val="22"/>
+                <w:szCs w:val="22"/>
+              </w:rPr>
+            </w:pPr>
+            <w:r>
+              <w:rPr>
+                <w:rFonts w:ascii="Times New Roman" w:hAnsi="Times New Roman" w:cs="Times New Roman"/>
+                <w:sz w:val="22"/>
+                <w:szCs w:val="22"/>
               </w:rPr>
               <w:t>10%</w:t>
             </w:r>
@@ -666,12 +751,16 @@
             <w:pPr>
               <w:rPr>
                 <w:rFonts w:ascii="Times New Roman" w:hAnsi="Times New Roman" w:cs="Times New Roman"/>
+                <w:sz w:val="22"/>
+                <w:szCs w:val="22"/>
               </w:rPr>
             </w:pPr>
             <w:proofErr w:type="spellStart"/>
             <w:r>
               <w:rPr>
                 <w:rFonts w:ascii="Times New Roman" w:hAnsi="Times New Roman" w:cs="Times New Roman"/>
+                <w:sz w:val="22"/>
+                <w:szCs w:val="22"/>
               </w:rPr>
               <w:t>Haixiao</w:t>
             </w:r>
@@ -679,52 +768,44 @@
             <w:r>
               <w:rPr>
                 <w:rFonts w:ascii="Times New Roman" w:hAnsi="Times New Roman" w:cs="Times New Roman"/>
-              </w:rPr>
-              <w:t>:</w:t>
-            </w:r>
-            <w:r>
-              <w:rPr>
-                <w:rFonts w:ascii="Times New Roman" w:hAnsi="Times New Roman" w:cs="Times New Roman" w:hint="eastAsia"/>
-              </w:rPr>
-              <w:t xml:space="preserve"> feature pairs code and markdowns</w:t>
-            </w:r>
-          </w:p>
-          <w:p>
-            <w:pPr>
-              <w:rPr>
-                <w:rFonts w:ascii="Times New Roman" w:hAnsi="Times New Roman" w:cs="Times New Roman"/>
-              </w:rPr>
-            </w:pPr>
-            <w:r>
-              <w:rPr>
-                <w:rFonts w:ascii="Times New Roman" w:hAnsi="Times New Roman" w:cs="Times New Roman"/>
-              </w:rPr>
-              <w:t xml:space="preserve">Xiaoli: </w:t>
-            </w:r>
-            <w:r>
-              <w:rPr>
-                <w:rFonts w:ascii="Times New Roman" w:hAnsi="Times New Roman" w:cs="Times New Roman" w:hint="eastAsia"/>
-              </w:rPr>
-              <w:t>group discussion</w:t>
-            </w:r>
-          </w:p>
-          <w:p>
-            <w:pPr>
-              <w:rPr>
-                <w:rFonts w:ascii="Times New Roman" w:hAnsi="Times New Roman" w:cs="Times New Roman"/>
-              </w:rPr>
-            </w:pPr>
-            <w:r>
-              <w:rPr>
-                <w:rFonts w:ascii="Times New Roman" w:hAnsi="Times New Roman" w:cs="Times New Roman"/>
-              </w:rPr>
-              <w:t xml:space="preserve">Yian: </w:t>
-            </w:r>
-            <w:r>
-              <w:rPr>
-                <w:rFonts w:ascii="Times New Roman" w:hAnsi="Times New Roman" w:cs="Times New Roman" w:hint="eastAsia"/>
-              </w:rPr>
-              <w:t>group discussion</w:t>
+                <w:sz w:val="22"/>
+                <w:szCs w:val="22"/>
+              </w:rPr>
+              <w:t>: feature pairs code and markdowns</w:t>
+            </w:r>
+          </w:p>
+          <w:p>
+            <w:pPr>
+              <w:rPr>
+                <w:rFonts w:ascii="Times New Roman" w:hAnsi="Times New Roman" w:cs="Times New Roman"/>
+                <w:sz w:val="22"/>
+                <w:szCs w:val="22"/>
+              </w:rPr>
+            </w:pPr>
+            <w:r>
+              <w:rPr>
+                <w:rFonts w:ascii="Times New Roman" w:hAnsi="Times New Roman" w:cs="Times New Roman"/>
+                <w:sz w:val="22"/>
+                <w:szCs w:val="22"/>
+              </w:rPr>
+              <w:t>Xiaoli: group discussion</w:t>
+            </w:r>
+          </w:p>
+          <w:p>
+            <w:pPr>
+              <w:rPr>
+                <w:rFonts w:ascii="Times New Roman" w:hAnsi="Times New Roman" w:cs="Times New Roman"/>
+                <w:sz w:val="22"/>
+                <w:szCs w:val="22"/>
+              </w:rPr>
+            </w:pPr>
+            <w:r>
+              <w:rPr>
+                <w:rFonts w:ascii="Times New Roman" w:hAnsi="Times New Roman" w:cs="Times New Roman"/>
+                <w:sz w:val="22"/>
+                <w:szCs w:val="22"/>
+              </w:rPr>
+              <w:t>Yian: group discussion</w:t>
             </w:r>
           </w:p>
         </w:tc>
@@ -747,24 +828,25 @@
               </w:numPr>
               <w:rPr>
                 <w:rFonts w:ascii="Times New Roman" w:hAnsi="Times New Roman" w:cs="Times New Roman"/>
-              </w:rPr>
-            </w:pPr>
-            <w:r>
-              <w:rPr>
-                <w:rFonts w:ascii="Times New Roman" w:hAnsi="Times New Roman" w:cs="Times New Roman"/>
+                <w:sz w:val="22"/>
+                <w:szCs w:val="22"/>
+              </w:rPr>
+            </w:pPr>
+            <w:r>
+              <w:rPr>
+                <w:rFonts w:ascii="Times New Roman" w:hAnsi="Times New Roman" w:cs="Times New Roman"/>
+                <w:sz w:val="22"/>
+                <w:szCs w:val="22"/>
               </w:rPr>
               <w:t>New features</w:t>
             </w:r>
             <w:r>
               <w:rPr>
                 <w:rFonts w:ascii="Times New Roman" w:hAnsi="Times New Roman" w:cs="Times New Roman"/>
+                <w:sz w:val="22"/>
+                <w:szCs w:val="22"/>
               </w:rPr>
               <w:br/>
-            </w:r>
-            <w:r>
-              <w:rPr>
-                <w:rFonts w:ascii="Times New Roman" w:hAnsi="Times New Roman" w:cs="Times New Roman" w:hint="eastAsia"/>
-              </w:rPr>
               <w:t>(15/100)</w:t>
             </w:r>
           </w:p>
@@ -779,11 +861,15 @@
               <w:jc w:val="center"/>
               <w:rPr>
                 <w:rFonts w:ascii="Times New Roman" w:hAnsi="Times New Roman" w:cs="Times New Roman"/>
-              </w:rPr>
-            </w:pPr>
-            <w:r>
-              <w:rPr>
-                <w:rFonts w:ascii="Times New Roman" w:hAnsi="Times New Roman" w:cs="Times New Roman" w:hint="eastAsia"/>
+                <w:sz w:val="22"/>
+                <w:szCs w:val="22"/>
+              </w:rPr>
+            </w:pPr>
+            <w:r>
+              <w:rPr>
+                <w:rFonts w:ascii="Times New Roman" w:hAnsi="Times New Roman" w:cs="Times New Roman"/>
+                <w:sz w:val="22"/>
+                <w:szCs w:val="22"/>
               </w:rPr>
               <w:t>10%</w:t>
             </w:r>
@@ -799,11 +885,15 @@
               <w:jc w:val="center"/>
               <w:rPr>
                 <w:rFonts w:ascii="Times New Roman" w:hAnsi="Times New Roman" w:cs="Times New Roman"/>
-              </w:rPr>
-            </w:pPr>
-            <w:r>
-              <w:rPr>
-                <w:rFonts w:ascii="Times New Roman" w:hAnsi="Times New Roman" w:cs="Times New Roman" w:hint="eastAsia"/>
+                <w:sz w:val="22"/>
+                <w:szCs w:val="22"/>
+              </w:rPr>
+            </w:pPr>
+            <w:r>
+              <w:rPr>
+                <w:rFonts w:ascii="Times New Roman" w:hAnsi="Times New Roman" w:cs="Times New Roman"/>
+                <w:sz w:val="22"/>
+                <w:szCs w:val="22"/>
               </w:rPr>
               <w:t>80%</w:t>
             </w:r>
@@ -819,11 +909,15 @@
               <w:jc w:val="center"/>
               <w:rPr>
                 <w:rFonts w:ascii="Times New Roman" w:hAnsi="Times New Roman" w:cs="Times New Roman"/>
-              </w:rPr>
-            </w:pPr>
-            <w:r>
-              <w:rPr>
-                <w:rFonts w:ascii="Times New Roman" w:hAnsi="Times New Roman" w:cs="Times New Roman" w:hint="eastAsia"/>
+                <w:sz w:val="22"/>
+                <w:szCs w:val="22"/>
+              </w:rPr>
+            </w:pPr>
+            <w:r>
+              <w:rPr>
+                <w:rFonts w:ascii="Times New Roman" w:hAnsi="Times New Roman" w:cs="Times New Roman"/>
+                <w:sz w:val="22"/>
+                <w:szCs w:val="22"/>
               </w:rPr>
               <w:t>10%</w:t>
             </w:r>
@@ -838,12 +932,16 @@
             <w:pPr>
               <w:rPr>
                 <w:rFonts w:ascii="Times New Roman" w:hAnsi="Times New Roman" w:cs="Times New Roman"/>
+                <w:sz w:val="22"/>
+                <w:szCs w:val="22"/>
               </w:rPr>
             </w:pPr>
             <w:proofErr w:type="spellStart"/>
             <w:r>
               <w:rPr>
                 <w:rFonts w:ascii="Times New Roman" w:hAnsi="Times New Roman" w:cs="Times New Roman"/>
+                <w:sz w:val="22"/>
+                <w:szCs w:val="22"/>
               </w:rPr>
               <w:t>Haixiao</w:t>
             </w:r>
@@ -851,32 +949,34 @@
             <w:r>
               <w:rPr>
                 <w:rFonts w:ascii="Times New Roman" w:hAnsi="Times New Roman" w:cs="Times New Roman"/>
-              </w:rPr>
-              <w:t>:</w:t>
-            </w:r>
-            <w:r>
-              <w:rPr>
-                <w:rFonts w:ascii="Times New Roman" w:hAnsi="Times New Roman" w:cs="Times New Roman" w:hint="eastAsia"/>
-              </w:rPr>
-              <w:t xml:space="preserve"> group discussion</w:t>
-            </w:r>
-          </w:p>
-          <w:p>
-            <w:pPr>
-              <w:rPr>
-                <w:rFonts w:ascii="Times New Roman" w:hAnsi="Times New Roman" w:cs="Times New Roman"/>
-                <w:lang w:val="en-US"/>
-              </w:rPr>
-            </w:pPr>
-            <w:r>
-              <w:rPr>
-                <w:rFonts w:ascii="Times New Roman" w:hAnsi="Times New Roman" w:cs="Times New Roman"/>
+                <w:sz w:val="22"/>
+                <w:szCs w:val="22"/>
+              </w:rPr>
+              <w:t>: group discussion</w:t>
+            </w:r>
+          </w:p>
+          <w:p>
+            <w:pPr>
+              <w:rPr>
+                <w:rFonts w:ascii="Times New Roman" w:hAnsi="Times New Roman" w:cs="Times New Roman"/>
+                <w:sz w:val="22"/>
+                <w:szCs w:val="22"/>
+                <w:lang w:val="en-US"/>
+              </w:rPr>
+            </w:pPr>
+            <w:r>
+              <w:rPr>
+                <w:rFonts w:ascii="Times New Roman" w:hAnsi="Times New Roman" w:cs="Times New Roman"/>
+                <w:sz w:val="22"/>
+                <w:szCs w:val="22"/>
               </w:rPr>
               <w:t xml:space="preserve">Xiaoli: </w:t>
             </w:r>
             <w:r>
               <w:rPr>
-                <w:rFonts w:ascii="Times New Roman" w:hAnsi="Times New Roman" w:cs="Times New Roman" w:hint="eastAsia"/>
+                <w:rFonts w:ascii="Times New Roman" w:hAnsi="Times New Roman" w:cs="Times New Roman"/>
+                <w:sz w:val="22"/>
+                <w:szCs w:val="22"/>
                 <w:lang w:val="en-US"/>
               </w:rPr>
               <w:t>new features code and markdowns</w:t>
@@ -886,23 +986,31 @@
             <w:pPr>
               <w:rPr>
                 <w:rFonts w:ascii="Times New Roman" w:hAnsi="Times New Roman" w:cs="Times New Roman"/>
-              </w:rPr>
-            </w:pPr>
-            <w:r>
-              <w:rPr>
-                <w:rFonts w:ascii="Times New Roman" w:hAnsi="Times New Roman" w:cs="Times New Roman"/>
+                <w:sz w:val="22"/>
+                <w:szCs w:val="22"/>
+              </w:rPr>
+            </w:pPr>
+            <w:r>
+              <w:rPr>
+                <w:rFonts w:ascii="Times New Roman" w:hAnsi="Times New Roman" w:cs="Times New Roman"/>
+                <w:sz w:val="22"/>
+                <w:szCs w:val="22"/>
               </w:rPr>
               <w:t>Yian:</w:t>
             </w:r>
             <w:r>
               <w:rPr>
                 <w:rFonts w:ascii="Times New Roman" w:hAnsi="Times New Roman" w:cs="Times New Roman"/>
+                <w:sz w:val="22"/>
+                <w:szCs w:val="22"/>
               </w:rPr>
               <w:t xml:space="preserve"> </w:t>
             </w:r>
             <w:r>
               <w:rPr>
-                <w:rFonts w:ascii="Times New Roman" w:hAnsi="Times New Roman" w:cs="Times New Roman" w:hint="eastAsia"/>
+                <w:rFonts w:ascii="Times New Roman" w:hAnsi="Times New Roman" w:cs="Times New Roman"/>
+                <w:sz w:val="22"/>
+                <w:szCs w:val="22"/>
               </w:rPr>
               <w:t>group discussion</w:t>
             </w:r>
@@ -927,24 +1035,25 @@
               </w:numPr>
               <w:rPr>
                 <w:rFonts w:ascii="Times New Roman" w:hAnsi="Times New Roman" w:cs="Times New Roman"/>
-              </w:rPr>
-            </w:pPr>
-            <w:r>
-              <w:rPr>
-                <w:rFonts w:ascii="Times New Roman" w:hAnsi="Times New Roman" w:cs="Times New Roman"/>
+                <w:sz w:val="22"/>
+                <w:szCs w:val="22"/>
+              </w:rPr>
+            </w:pPr>
+            <w:r>
+              <w:rPr>
+                <w:rFonts w:ascii="Times New Roman" w:hAnsi="Times New Roman" w:cs="Times New Roman"/>
+                <w:sz w:val="22"/>
+                <w:szCs w:val="22"/>
               </w:rPr>
               <w:t>Models</w:t>
             </w:r>
             <w:r>
               <w:rPr>
                 <w:rFonts w:ascii="Times New Roman" w:hAnsi="Times New Roman" w:cs="Times New Roman"/>
+                <w:sz w:val="22"/>
+                <w:szCs w:val="22"/>
               </w:rPr>
               <w:br/>
-            </w:r>
-            <w:r>
-              <w:rPr>
-                <w:rFonts w:ascii="Times New Roman" w:hAnsi="Times New Roman" w:cs="Times New Roman" w:hint="eastAsia"/>
-              </w:rPr>
               <w:t>(30/100)</w:t>
             </w:r>
           </w:p>
@@ -959,11 +1068,15 @@
               <w:jc w:val="center"/>
               <w:rPr>
                 <w:rFonts w:ascii="Times New Roman" w:hAnsi="Times New Roman" w:cs="Times New Roman"/>
-              </w:rPr>
-            </w:pPr>
-            <w:r>
-              <w:rPr>
-                <w:rFonts w:ascii="Times New Roman" w:hAnsi="Times New Roman" w:cs="Times New Roman" w:hint="eastAsia"/>
+                <w:sz w:val="22"/>
+                <w:szCs w:val="22"/>
+              </w:rPr>
+            </w:pPr>
+            <w:r>
+              <w:rPr>
+                <w:rFonts w:ascii="Times New Roman" w:hAnsi="Times New Roman" w:cs="Times New Roman"/>
+                <w:sz w:val="22"/>
+                <w:szCs w:val="22"/>
               </w:rPr>
               <w:t>35%</w:t>
             </w:r>
@@ -979,11 +1092,15 @@
               <w:jc w:val="center"/>
               <w:rPr>
                 <w:rFonts w:ascii="Times New Roman" w:hAnsi="Times New Roman" w:cs="Times New Roman"/>
-              </w:rPr>
-            </w:pPr>
-            <w:r>
-              <w:rPr>
-                <w:rFonts w:ascii="Times New Roman" w:hAnsi="Times New Roman" w:cs="Times New Roman" w:hint="eastAsia"/>
+                <w:sz w:val="22"/>
+                <w:szCs w:val="22"/>
+              </w:rPr>
+            </w:pPr>
+            <w:r>
+              <w:rPr>
+                <w:rFonts w:ascii="Times New Roman" w:hAnsi="Times New Roman" w:cs="Times New Roman"/>
+                <w:sz w:val="22"/>
+                <w:szCs w:val="22"/>
               </w:rPr>
               <w:t>35%</w:t>
             </w:r>
@@ -999,11 +1116,15 @@
               <w:jc w:val="center"/>
               <w:rPr>
                 <w:rFonts w:ascii="Times New Roman" w:hAnsi="Times New Roman" w:cs="Times New Roman"/>
-              </w:rPr>
-            </w:pPr>
-            <w:r>
-              <w:rPr>
-                <w:rFonts w:ascii="Times New Roman" w:hAnsi="Times New Roman" w:cs="Times New Roman"/>
+                <w:sz w:val="22"/>
+                <w:szCs w:val="22"/>
+              </w:rPr>
+            </w:pPr>
+            <w:r>
+              <w:rPr>
+                <w:rFonts w:ascii="Times New Roman" w:hAnsi="Times New Roman" w:cs="Times New Roman"/>
+                <w:sz w:val="22"/>
+                <w:szCs w:val="22"/>
               </w:rPr>
               <w:t>30%</w:t>
             </w:r>
@@ -1018,12 +1139,16 @@
             <w:pPr>
               <w:rPr>
                 <w:rFonts w:ascii="Times New Roman" w:hAnsi="Times New Roman" w:cs="Times New Roman"/>
+                <w:sz w:val="22"/>
+                <w:szCs w:val="22"/>
               </w:rPr>
             </w:pPr>
             <w:proofErr w:type="spellStart"/>
             <w:r>
               <w:rPr>
                 <w:rFonts w:ascii="Times New Roman" w:hAnsi="Times New Roman" w:cs="Times New Roman"/>
+                <w:sz w:val="22"/>
+                <w:szCs w:val="22"/>
               </w:rPr>
               <w:t>Haixiao</w:t>
             </w:r>
@@ -1031,26 +1156,26 @@
             <w:r>
               <w:rPr>
                 <w:rFonts w:ascii="Times New Roman" w:hAnsi="Times New Roman" w:cs="Times New Roman"/>
-              </w:rPr>
-              <w:t>:</w:t>
-            </w:r>
-            <w:r>
-              <w:rPr>
-                <w:rFonts w:ascii="Times New Roman" w:hAnsi="Times New Roman" w:cs="Times New Roman" w:hint="eastAsia"/>
-              </w:rPr>
-              <w:t xml:space="preserve"> train-validation date split, </w:t>
+                <w:sz w:val="22"/>
+                <w:szCs w:val="22"/>
+              </w:rPr>
+              <w:t xml:space="preserve">: train-validation date split, </w:t>
             </w:r>
             <w:proofErr w:type="spellStart"/>
             <w:r>
               <w:rPr>
-                <w:rFonts w:ascii="Times New Roman" w:hAnsi="Times New Roman" w:cs="Times New Roman" w:hint="eastAsia"/>
+                <w:rFonts w:ascii="Times New Roman" w:hAnsi="Times New Roman" w:cs="Times New Roman"/>
+                <w:sz w:val="22"/>
+                <w:szCs w:val="22"/>
               </w:rPr>
               <w:t>RidgeCV</w:t>
             </w:r>
             <w:proofErr w:type="spellEnd"/>
             <w:r>
               <w:rPr>
-                <w:rFonts w:ascii="Times New Roman" w:hAnsi="Times New Roman" w:cs="Times New Roman" w:hint="eastAsia"/>
+                <w:rFonts w:ascii="Times New Roman" w:hAnsi="Times New Roman" w:cs="Times New Roman"/>
+                <w:sz w:val="22"/>
+                <w:szCs w:val="22"/>
               </w:rPr>
               <w:t xml:space="preserve"> and test data processing</w:t>
             </w:r>
@@ -1059,19 +1184,25 @@
             <w:pPr>
               <w:rPr>
                 <w:rFonts w:ascii="Times New Roman" w:hAnsi="Times New Roman" w:cs="Times New Roman"/>
-                <w:lang w:val="en-US"/>
-              </w:rPr>
-            </w:pPr>
-            <w:r>
-              <w:rPr>
-                <w:rFonts w:ascii="Times New Roman" w:hAnsi="Times New Roman" w:cs="Times New Roman"/>
+                <w:sz w:val="22"/>
+                <w:szCs w:val="22"/>
+                <w:lang w:val="en-US"/>
+              </w:rPr>
+            </w:pPr>
+            <w:r>
+              <w:rPr>
+                <w:rFonts w:ascii="Times New Roman" w:hAnsi="Times New Roman" w:cs="Times New Roman"/>
+                <w:sz w:val="22"/>
+                <w:szCs w:val="22"/>
               </w:rPr>
               <w:t xml:space="preserve">Xiaoli: </w:t>
             </w:r>
             <w:proofErr w:type="gramStart"/>
             <w:r>
               <w:rPr>
-                <w:rFonts w:ascii="Times New Roman" w:hAnsi="Times New Roman" w:cs="Times New Roman" w:hint="eastAsia"/>
+                <w:rFonts w:ascii="Times New Roman" w:hAnsi="Times New Roman" w:cs="Times New Roman"/>
+                <w:sz w:val="22"/>
+                <w:szCs w:val="22"/>
                 <w:lang w:val="en-US"/>
               </w:rPr>
               <w:t>Random forest</w:t>
@@ -1079,7 +1210,9 @@
             <w:proofErr w:type="gramEnd"/>
             <w:r>
               <w:rPr>
-                <w:rFonts w:ascii="Times New Roman" w:hAnsi="Times New Roman" w:cs="Times New Roman" w:hint="eastAsia"/>
+                <w:rFonts w:ascii="Times New Roman" w:hAnsi="Times New Roman" w:cs="Times New Roman"/>
+                <w:sz w:val="22"/>
+                <w:szCs w:val="22"/>
                 <w:lang w:val="en-US"/>
               </w:rPr>
               <w:t>, Pipeline</w:t>
@@ -1089,11 +1222,15 @@
             <w:pPr>
               <w:rPr>
                 <w:rFonts w:ascii="Times New Roman" w:hAnsi="Times New Roman" w:cs="Times New Roman"/>
-              </w:rPr>
-            </w:pPr>
-            <w:r>
-              <w:rPr>
-                <w:rFonts w:ascii="Times New Roman" w:hAnsi="Times New Roman" w:cs="Times New Roman"/>
+                <w:sz w:val="22"/>
+                <w:szCs w:val="22"/>
+              </w:rPr>
+            </w:pPr>
+            <w:r>
+              <w:rPr>
+                <w:rFonts w:ascii="Times New Roman" w:hAnsi="Times New Roman" w:cs="Times New Roman"/>
+                <w:sz w:val="22"/>
+                <w:szCs w:val="22"/>
               </w:rPr>
               <w:t>Yian: Linear regression, Lasso</w:t>
             </w:r>
@@ -1116,6 +1253,8 @@
                 <w:rFonts w:ascii="Times New Roman" w:hAnsi="Times New Roman" w:cs="Times New Roman"/>
                 <w:b/>
                 <w:bCs/>
+                <w:sz w:val="22"/>
+                <w:szCs w:val="22"/>
               </w:rPr>
             </w:pPr>
             <w:r>
@@ -1123,6 +1262,8 @@
                 <w:rFonts w:ascii="Times New Roman" w:hAnsi="Times New Roman" w:cs="Times New Roman"/>
                 <w:b/>
                 <w:bCs/>
+                <w:sz w:val="22"/>
+                <w:szCs w:val="22"/>
               </w:rPr>
               <w:t>Overall</w:t>
             </w:r>
@@ -1140,13 +1281,17 @@
                 <w:rFonts w:ascii="Times New Roman" w:hAnsi="Times New Roman" w:cs="Times New Roman"/>
                 <w:b/>
                 <w:bCs/>
-              </w:rPr>
-            </w:pPr>
-            <w:r>
-              <w:rPr>
-                <w:rFonts w:ascii="Times New Roman" w:hAnsi="Times New Roman" w:cs="Times New Roman" w:hint="eastAsia"/>
+                <w:sz w:val="22"/>
+                <w:szCs w:val="22"/>
+              </w:rPr>
+            </w:pPr>
+            <w:r>
+              <w:rPr>
+                <w:rFonts w:ascii="Times New Roman" w:hAnsi="Times New Roman" w:cs="Times New Roman"/>
                 <w:b/>
                 <w:bCs/>
+                <w:sz w:val="22"/>
+                <w:szCs w:val="22"/>
               </w:rPr>
               <w:t>35.5%</w:t>
             </w:r>
@@ -1164,13 +1309,17 @@
                 <w:rFonts w:ascii="Times New Roman" w:hAnsi="Times New Roman" w:cs="Times New Roman"/>
                 <w:b/>
                 <w:bCs/>
-              </w:rPr>
-            </w:pPr>
-            <w:r>
-              <w:rPr>
-                <w:rFonts w:ascii="Times New Roman" w:hAnsi="Times New Roman" w:cs="Times New Roman" w:hint="eastAsia"/>
+                <w:sz w:val="22"/>
+                <w:szCs w:val="22"/>
+              </w:rPr>
+            </w:pPr>
+            <w:r>
+              <w:rPr>
+                <w:rFonts w:ascii="Times New Roman" w:hAnsi="Times New Roman" w:cs="Times New Roman"/>
                 <w:b/>
                 <w:bCs/>
+                <w:sz w:val="22"/>
+                <w:szCs w:val="22"/>
               </w:rPr>
               <w:t>32.5%</w:t>
             </w:r>
@@ -1188,13 +1337,17 @@
                 <w:rFonts w:ascii="Times New Roman" w:hAnsi="Times New Roman" w:cs="Times New Roman"/>
                 <w:b/>
                 <w:bCs/>
-              </w:rPr>
-            </w:pPr>
-            <w:r>
-              <w:rPr>
-                <w:rFonts w:ascii="Times New Roman" w:hAnsi="Times New Roman" w:cs="Times New Roman" w:hint="eastAsia"/>
+                <w:sz w:val="22"/>
+                <w:szCs w:val="22"/>
+              </w:rPr>
+            </w:pPr>
+            <w:r>
+              <w:rPr>
+                <w:rFonts w:ascii="Times New Roman" w:hAnsi="Times New Roman" w:cs="Times New Roman"/>
                 <w:b/>
                 <w:bCs/>
+                <w:sz w:val="22"/>
+                <w:szCs w:val="22"/>
               </w:rPr>
               <w:t>32%</w:t>
             </w:r>
@@ -1212,6 +1365,8 @@
                 <w:rFonts w:ascii="Times New Roman" w:hAnsi="Times New Roman" w:cs="Times New Roman"/>
                 <w:b/>
                 <w:bCs/>
+                <w:sz w:val="22"/>
+                <w:szCs w:val="22"/>
               </w:rPr>
             </w:pPr>
           </w:p>
@@ -1222,6 +1377,8 @@
       <w:pPr>
         <w:rPr>
           <w:rFonts w:ascii="Times New Roman" w:hAnsi="Times New Roman" w:cs="Times New Roman"/>
+          <w:sz w:val="22"/>
+          <w:szCs w:val="22"/>
         </w:rPr>
       </w:pPr>
     </w:p>
@@ -1231,6 +1388,20 @@
           <w:rFonts w:ascii="Times New Roman" w:hAnsi="Times New Roman" w:cs="Times New Roman"/>
           <w:b/>
           <w:bCs/>
+          <w:sz w:val="22"/>
+          <w:szCs w:val="22"/>
+          <w:u w:val="single"/>
+        </w:rPr>
+      </w:pPr>
+    </w:p>
+    <w:p>
+      <w:pPr>
+        <w:rPr>
+          <w:rFonts w:ascii="Times New Roman" w:hAnsi="Times New Roman" w:cs="Times New Roman"/>
+          <w:b/>
+          <w:bCs/>
+          <w:sz w:val="22"/>
+          <w:szCs w:val="22"/>
           <w:u w:val="single"/>
           <w:lang w:val="en-US"/>
         </w:rPr>
@@ -1240,24 +1411,19 @@
           <w:rFonts w:ascii="Times New Roman" w:hAnsi="Times New Roman" w:cs="Times New Roman"/>
           <w:b/>
           <w:bCs/>
+          <w:sz w:val="22"/>
+          <w:szCs w:val="22"/>
           <w:u w:val="single"/>
         </w:rPr>
-        <w:t>S</w:t>
-      </w:r>
-      <w:r>
-        <w:rPr>
-          <w:rFonts w:ascii="Times New Roman" w:hAnsi="Times New Roman" w:cs="Times New Roman" w:hint="eastAsia"/>
-          <w:b/>
-          <w:bCs/>
-          <w:u w:val="single"/>
-        </w:rPr>
-        <w:t xml:space="preserve">ection </w:t>
+        <w:t xml:space="preserve">Section </w:t>
       </w:r>
       <w:r>
         <w:rPr>
           <w:rFonts w:ascii="Times New Roman" w:hAnsi="Times New Roman" w:cs="Times New Roman"/>
           <w:b/>
           <w:bCs/>
+          <w:sz w:val="22"/>
+          <w:szCs w:val="22"/>
           <w:u w:val="single"/>
           <w:lang w:val="en-US"/>
         </w:rPr>
@@ -1268,6 +1434,8 @@
       <w:pPr>
         <w:rPr>
           <w:rFonts w:ascii="Times New Roman" w:hAnsi="Times New Roman" w:cs="Times New Roman"/>
+          <w:sz w:val="22"/>
+          <w:szCs w:val="22"/>
           <w:lang w:val="en-US"/>
         </w:rPr>
       </w:pPr>
@@ -1299,6 +1467,8 @@
                 <w:rFonts w:ascii="Times New Roman" w:hAnsi="Times New Roman" w:cs="Times New Roman"/>
                 <w:b/>
                 <w:bCs/>
+                <w:sz w:val="22"/>
+                <w:szCs w:val="22"/>
                 <w:lang w:val="en-US"/>
               </w:rPr>
             </w:pPr>
@@ -1307,6 +1477,8 @@
                 <w:rFonts w:ascii="Times New Roman" w:hAnsi="Times New Roman" w:cs="Times New Roman"/>
                 <w:b/>
                 <w:bCs/>
+                <w:sz w:val="22"/>
+                <w:szCs w:val="22"/>
                 <w:lang w:val="en-US"/>
               </w:rPr>
               <w:t xml:space="preserve">Name: </w:t>
@@ -1317,6 +1489,8 @@
                 <w:rFonts w:ascii="Times New Roman" w:hAnsi="Times New Roman" w:cs="Times New Roman"/>
                 <w:b/>
                 <w:bCs/>
+                <w:sz w:val="22"/>
+                <w:szCs w:val="22"/>
                 <w:lang w:val="en-US"/>
               </w:rPr>
               <w:t>Haixiao</w:t>
@@ -1327,6 +1501,8 @@
                 <w:rFonts w:ascii="Times New Roman" w:hAnsi="Times New Roman" w:cs="Times New Roman"/>
                 <w:b/>
                 <w:bCs/>
+                <w:sz w:val="22"/>
+                <w:szCs w:val="22"/>
                 <w:lang w:val="en-US"/>
               </w:rPr>
               <w:t xml:space="preserve"> Yang</w:t>
@@ -1351,6 +1527,8 @@
                 <w:rFonts w:ascii="Times New Roman" w:hAnsi="Times New Roman" w:cs="Times New Roman"/>
                 <w:b/>
                 <w:bCs/>
+                <w:sz w:val="22"/>
+                <w:szCs w:val="22"/>
                 <w:lang w:val="en-US"/>
               </w:rPr>
             </w:pPr>
@@ -1359,6 +1537,8 @@
                 <w:rFonts w:ascii="Times New Roman" w:hAnsi="Times New Roman" w:cs="Times New Roman"/>
                 <w:b/>
                 <w:bCs/>
+                <w:sz w:val="22"/>
+                <w:szCs w:val="22"/>
                 <w:lang w:val="en-US"/>
               </w:rPr>
               <w:t>Part</w:t>
@@ -1378,6 +1558,8 @@
                 <w:rFonts w:ascii="Times New Roman" w:hAnsi="Times New Roman" w:cs="Times New Roman"/>
                 <w:b/>
                 <w:bCs/>
+                <w:sz w:val="22"/>
+                <w:szCs w:val="22"/>
                 <w:lang w:val="en-US"/>
               </w:rPr>
             </w:pPr>
@@ -1386,6 +1568,8 @@
                 <w:rFonts w:ascii="Times New Roman" w:hAnsi="Times New Roman" w:cs="Times New Roman"/>
                 <w:b/>
                 <w:bCs/>
+                <w:sz w:val="22"/>
+                <w:szCs w:val="22"/>
                 <w:lang w:val="en-US"/>
               </w:rPr>
               <w:t>Task</w:t>
@@ -1405,6 +1589,8 @@
                 <w:rFonts w:ascii="Times New Roman" w:hAnsi="Times New Roman" w:cs="Times New Roman"/>
                 <w:b/>
                 <w:bCs/>
+                <w:sz w:val="22"/>
+                <w:szCs w:val="22"/>
                 <w:lang w:val="en-US"/>
               </w:rPr>
             </w:pPr>
@@ -1413,6 +1599,8 @@
                 <w:rFonts w:ascii="Times New Roman" w:hAnsi="Times New Roman" w:cs="Times New Roman"/>
                 <w:b/>
                 <w:bCs/>
+                <w:sz w:val="22"/>
+                <w:szCs w:val="22"/>
                 <w:lang w:val="en-US"/>
               </w:rPr>
               <w:t>Time (Hours)</w:t>
@@ -1439,11 +1627,15 @@
               </w:numPr>
               <w:rPr>
                 <w:rFonts w:ascii="Times New Roman" w:hAnsi="Times New Roman" w:cs="Times New Roman"/>
-              </w:rPr>
-            </w:pPr>
-            <w:r>
-              <w:rPr>
-                <w:rFonts w:ascii="Times New Roman" w:hAnsi="Times New Roman" w:cs="Times New Roman"/>
+                <w:sz w:val="22"/>
+                <w:szCs w:val="22"/>
+              </w:rPr>
+            </w:pPr>
+            <w:r>
+              <w:rPr>
+                <w:rFonts w:ascii="Times New Roman" w:hAnsi="Times New Roman" w:cs="Times New Roman"/>
+                <w:sz w:val="22"/>
+                <w:szCs w:val="22"/>
               </w:rPr>
               <w:t>DQR</w:t>
             </w:r>
@@ -1458,20 +1650,18 @@
             <w:pPr>
               <w:rPr>
                 <w:rFonts w:ascii="Times New Roman" w:hAnsi="Times New Roman" w:cs="Times New Roman"/>
-                <w:lang w:val="en-US"/>
-              </w:rPr>
-            </w:pPr>
-            <w:r>
-              <w:rPr>
-                <w:rFonts w:ascii="Times New Roman" w:hAnsi="Times New Roman" w:cs="Times New Roman"/>
-              </w:rPr>
-              <w:t>I</w:t>
-            </w:r>
-            <w:r>
-              <w:rPr>
-                <w:rFonts w:ascii="Times New Roman" w:hAnsi="Times New Roman" w:cs="Times New Roman" w:hint="eastAsia"/>
-              </w:rPr>
-              <w:t>mplement data understanding code</w:t>
+                <w:sz w:val="22"/>
+                <w:szCs w:val="22"/>
+                <w:lang w:val="en-US"/>
+              </w:rPr>
+            </w:pPr>
+            <w:r>
+              <w:rPr>
+                <w:rFonts w:ascii="Times New Roman" w:hAnsi="Times New Roman" w:cs="Times New Roman"/>
+                <w:sz w:val="22"/>
+                <w:szCs w:val="22"/>
+              </w:rPr>
+              <w:t>Implement data understanding code</w:t>
             </w:r>
           </w:p>
         </w:tc>
@@ -1485,12 +1675,16 @@
               <w:jc w:val="center"/>
               <w:rPr>
                 <w:rFonts w:ascii="Times New Roman" w:hAnsi="Times New Roman" w:cs="Times New Roman"/>
-                <w:lang w:val="en-US"/>
-              </w:rPr>
-            </w:pPr>
-            <w:r>
-              <w:rPr>
-                <w:rFonts w:ascii="Times New Roman" w:hAnsi="Times New Roman" w:cs="Times New Roman" w:hint="eastAsia"/>
+                <w:sz w:val="22"/>
+                <w:szCs w:val="22"/>
+                <w:lang w:val="en-US"/>
+              </w:rPr>
+            </w:pPr>
+            <w:r>
+              <w:rPr>
+                <w:rFonts w:ascii="Times New Roman" w:hAnsi="Times New Roman" w:cs="Times New Roman"/>
+                <w:sz w:val="22"/>
+                <w:szCs w:val="22"/>
                 <w:lang w:val="en-US"/>
               </w:rPr>
               <w:t>3</w:t>
@@ -1517,6 +1711,8 @@
               </w:numPr>
               <w:rPr>
                 <w:rFonts w:ascii="Times New Roman" w:hAnsi="Times New Roman" w:cs="Times New Roman"/>
+                <w:sz w:val="22"/>
+                <w:szCs w:val="22"/>
               </w:rPr>
             </w:pPr>
           </w:p>
@@ -1530,21 +1726,18 @@
             <w:pPr>
               <w:rPr>
                 <w:rFonts w:ascii="Times New Roman" w:hAnsi="Times New Roman" w:cs="Times New Roman"/>
-              </w:rPr>
-            </w:pPr>
-            <w:r>
-              <w:rPr>
-                <w:rFonts w:ascii="Times New Roman" w:hAnsi="Times New Roman" w:cs="Times New Roman"/>
-                <w:lang w:val="en-US"/>
-              </w:rPr>
-              <w:t>Provide explanations and justification for data</w:t>
-            </w:r>
-            <w:r>
-              <w:rPr>
-                <w:rFonts w:ascii="Times New Roman" w:hAnsi="Times New Roman" w:cs="Times New Roman" w:hint="eastAsia"/>
-                <w:lang w:val="en-US"/>
-              </w:rPr>
-              <w:t xml:space="preserve"> understanding</w:t>
+                <w:sz w:val="22"/>
+                <w:szCs w:val="22"/>
+              </w:rPr>
+            </w:pPr>
+            <w:r>
+              <w:rPr>
+                <w:rFonts w:ascii="Times New Roman" w:hAnsi="Times New Roman" w:cs="Times New Roman"/>
+                <w:sz w:val="22"/>
+                <w:szCs w:val="22"/>
+                <w:lang w:val="en-US"/>
+              </w:rPr>
+              <w:t>Provide explanations and justification for data understanding</w:t>
             </w:r>
           </w:p>
         </w:tc>
@@ -1558,12 +1751,16 @@
               <w:jc w:val="center"/>
               <w:rPr>
                 <w:rFonts w:ascii="Times New Roman" w:hAnsi="Times New Roman" w:cs="Times New Roman"/>
-                <w:lang w:val="en-US"/>
-              </w:rPr>
-            </w:pPr>
-            <w:r>
-              <w:rPr>
-                <w:rFonts w:ascii="Times New Roman" w:hAnsi="Times New Roman" w:cs="Times New Roman" w:hint="eastAsia"/>
+                <w:sz w:val="22"/>
+                <w:szCs w:val="22"/>
+                <w:lang w:val="en-US"/>
+              </w:rPr>
+            </w:pPr>
+            <w:r>
+              <w:rPr>
+                <w:rFonts w:ascii="Times New Roman" w:hAnsi="Times New Roman" w:cs="Times New Roman"/>
+                <w:sz w:val="22"/>
+                <w:szCs w:val="22"/>
                 <w:lang w:val="en-US"/>
               </w:rPr>
               <w:t>1</w:t>
@@ -1589,11 +1786,15 @@
               </w:numPr>
               <w:rPr>
                 <w:rFonts w:ascii="Times New Roman" w:hAnsi="Times New Roman" w:cs="Times New Roman"/>
-              </w:rPr>
-            </w:pPr>
-            <w:r>
-              <w:rPr>
-                <w:rFonts w:ascii="Times New Roman" w:hAnsi="Times New Roman" w:cs="Times New Roman"/>
+                <w:sz w:val="22"/>
+                <w:szCs w:val="22"/>
+              </w:rPr>
+            </w:pPr>
+            <w:r>
+              <w:rPr>
+                <w:rFonts w:ascii="Times New Roman" w:hAnsi="Times New Roman" w:cs="Times New Roman"/>
+                <w:sz w:val="22"/>
+                <w:szCs w:val="22"/>
               </w:rPr>
               <w:t>DQP</w:t>
             </w:r>
@@ -1608,13 +1809,17 @@
             <w:pPr>
               <w:rPr>
                 <w:rFonts w:ascii="Times New Roman" w:hAnsi="Times New Roman" w:cs="Times New Roman"/>
+                <w:sz w:val="22"/>
+                <w:szCs w:val="22"/>
                 <w:lang w:val="en-US"/>
               </w:rPr>
             </w:pPr>
             <w:bookmarkStart w:id="2" w:name="OLE_LINK7"/>
             <w:r>
               <w:rPr>
-                <w:rFonts w:ascii="Times New Roman" w:hAnsi="Times New Roman" w:cs="Times New Roman" w:hint="eastAsia"/>
+                <w:rFonts w:ascii="Times New Roman" w:hAnsi="Times New Roman" w:cs="Times New Roman"/>
+                <w:sz w:val="22"/>
+                <w:szCs w:val="22"/>
                 <w:lang w:val="en-US"/>
               </w:rPr>
               <w:t>Discuss with group members about</w:t>
@@ -1622,7 +1827,9 @@
             <w:bookmarkEnd w:id="2"/>
             <w:r>
               <w:rPr>
-                <w:rFonts w:ascii="Times New Roman" w:hAnsi="Times New Roman" w:cs="Times New Roman" w:hint="eastAsia"/>
+                <w:rFonts w:ascii="Times New Roman" w:hAnsi="Times New Roman" w:cs="Times New Roman"/>
+                <w:sz w:val="22"/>
+                <w:szCs w:val="22"/>
                 <w:lang w:val="en-US"/>
               </w:rPr>
               <w:t xml:space="preserve"> the strategy for DQP</w:t>
@@ -1639,12 +1846,16 @@
               <w:jc w:val="center"/>
               <w:rPr>
                 <w:rFonts w:ascii="Times New Roman" w:hAnsi="Times New Roman" w:cs="Times New Roman"/>
-                <w:lang w:val="en-US"/>
-              </w:rPr>
-            </w:pPr>
-            <w:r>
-              <w:rPr>
-                <w:rFonts w:ascii="Times New Roman" w:hAnsi="Times New Roman" w:cs="Times New Roman" w:hint="eastAsia"/>
+                <w:sz w:val="22"/>
+                <w:szCs w:val="22"/>
+                <w:lang w:val="en-US"/>
+              </w:rPr>
+            </w:pPr>
+            <w:r>
+              <w:rPr>
+                <w:rFonts w:ascii="Times New Roman" w:hAnsi="Times New Roman" w:cs="Times New Roman"/>
+                <w:sz w:val="22"/>
+                <w:szCs w:val="22"/>
                 <w:lang w:val="en-US"/>
               </w:rPr>
               <w:t>0.5</w:t>
@@ -1671,11 +1882,15 @@
               </w:numPr>
               <w:rPr>
                 <w:rFonts w:ascii="Times New Roman" w:hAnsi="Times New Roman" w:cs="Times New Roman"/>
-              </w:rPr>
-            </w:pPr>
-            <w:r>
-              <w:rPr>
-                <w:rFonts w:ascii="Times New Roman" w:hAnsi="Times New Roman" w:cs="Times New Roman"/>
+                <w:sz w:val="22"/>
+                <w:szCs w:val="22"/>
+              </w:rPr>
+            </w:pPr>
+            <w:r>
+              <w:rPr>
+                <w:rFonts w:ascii="Times New Roman" w:hAnsi="Times New Roman" w:cs="Times New Roman"/>
+                <w:sz w:val="22"/>
+                <w:szCs w:val="22"/>
               </w:rPr>
               <w:t>Feature pairs</w:t>
             </w:r>
@@ -1690,25 +1905,25 @@
             <w:pPr>
               <w:rPr>
                 <w:rFonts w:ascii="Times New Roman" w:hAnsi="Times New Roman" w:cs="Times New Roman"/>
-                <w:lang w:val="en-US"/>
-              </w:rPr>
-            </w:pPr>
-            <w:r>
-              <w:rPr>
-                <w:rFonts w:ascii="Times New Roman" w:hAnsi="Times New Roman" w:cs="Times New Roman"/>
-              </w:rPr>
-              <w:t>I</w:t>
-            </w:r>
-            <w:r>
-              <w:rPr>
-                <w:rFonts w:ascii="Times New Roman" w:hAnsi="Times New Roman" w:cs="Times New Roman" w:hint="eastAsia"/>
-              </w:rPr>
-              <w:t xml:space="preserve">mplement feature pairing code and </w:t>
+                <w:sz w:val="22"/>
+                <w:szCs w:val="22"/>
+                <w:lang w:val="en-US"/>
+              </w:rPr>
+            </w:pPr>
+            <w:r>
+              <w:rPr>
+                <w:rFonts w:ascii="Times New Roman" w:hAnsi="Times New Roman" w:cs="Times New Roman"/>
+                <w:sz w:val="22"/>
+                <w:szCs w:val="22"/>
+              </w:rPr>
+              <w:t xml:space="preserve">Implement feature pairing code and </w:t>
             </w:r>
             <w:bookmarkStart w:id="3" w:name="OLE_LINK5"/>
             <w:r>
               <w:rPr>
                 <w:rFonts w:ascii="Times New Roman" w:hAnsi="Times New Roman" w:cs="Times New Roman"/>
+                <w:sz w:val="22"/>
+                <w:szCs w:val="22"/>
               </w:rPr>
               <w:t>explanation</w:t>
             </w:r>
@@ -1725,12 +1940,16 @@
               <w:jc w:val="center"/>
               <w:rPr>
                 <w:rFonts w:ascii="Times New Roman" w:hAnsi="Times New Roman" w:cs="Times New Roman"/>
-                <w:lang w:val="en-US"/>
-              </w:rPr>
-            </w:pPr>
-            <w:r>
-              <w:rPr>
-                <w:rFonts w:ascii="Times New Roman" w:hAnsi="Times New Roman" w:cs="Times New Roman" w:hint="eastAsia"/>
+                <w:sz w:val="22"/>
+                <w:szCs w:val="22"/>
+                <w:lang w:val="en-US"/>
+              </w:rPr>
+            </w:pPr>
+            <w:r>
+              <w:rPr>
+                <w:rFonts w:ascii="Times New Roman" w:hAnsi="Times New Roman" w:cs="Times New Roman"/>
+                <w:sz w:val="22"/>
+                <w:szCs w:val="22"/>
                 <w:lang w:val="en-US"/>
               </w:rPr>
               <w:t>3</w:t>
@@ -1757,6 +1976,8 @@
               </w:numPr>
               <w:rPr>
                 <w:rFonts w:ascii="Times New Roman" w:hAnsi="Times New Roman" w:cs="Times New Roman"/>
+                <w:sz w:val="22"/>
+                <w:szCs w:val="22"/>
               </w:rPr>
             </w:pPr>
           </w:p>
@@ -1770,21 +1991,18 @@
             <w:pPr>
               <w:rPr>
                 <w:rFonts w:ascii="Times New Roman" w:hAnsi="Times New Roman" w:cs="Times New Roman"/>
-              </w:rPr>
-            </w:pPr>
-            <w:r>
-              <w:rPr>
-                <w:rFonts w:ascii="Times New Roman" w:hAnsi="Times New Roman" w:cs="Times New Roman"/>
-                <w:lang w:val="en-US"/>
-              </w:rPr>
-              <w:t xml:space="preserve">Provide explanations and justification for </w:t>
-            </w:r>
-            <w:r>
-              <w:rPr>
-                <w:rFonts w:ascii="Times New Roman" w:hAnsi="Times New Roman" w:cs="Times New Roman" w:hint="eastAsia"/>
-                <w:lang w:val="en-US"/>
-              </w:rPr>
-              <w:t>feature pairing</w:t>
+                <w:sz w:val="22"/>
+                <w:szCs w:val="22"/>
+              </w:rPr>
+            </w:pPr>
+            <w:r>
+              <w:rPr>
+                <w:rFonts w:ascii="Times New Roman" w:hAnsi="Times New Roman" w:cs="Times New Roman"/>
+                <w:sz w:val="22"/>
+                <w:szCs w:val="22"/>
+                <w:lang w:val="en-US"/>
+              </w:rPr>
+              <w:t>Provide explanations and justification for feature pairing</w:t>
             </w:r>
           </w:p>
         </w:tc>
@@ -1798,12 +2016,16 @@
               <w:jc w:val="center"/>
               <w:rPr>
                 <w:rFonts w:ascii="Times New Roman" w:hAnsi="Times New Roman" w:cs="Times New Roman"/>
-                <w:lang w:val="en-US"/>
-              </w:rPr>
-            </w:pPr>
-            <w:r>
-              <w:rPr>
-                <w:rFonts w:ascii="Times New Roman" w:hAnsi="Times New Roman" w:cs="Times New Roman" w:hint="eastAsia"/>
+                <w:sz w:val="22"/>
+                <w:szCs w:val="22"/>
+                <w:lang w:val="en-US"/>
+              </w:rPr>
+            </w:pPr>
+            <w:r>
+              <w:rPr>
+                <w:rFonts w:ascii="Times New Roman" w:hAnsi="Times New Roman" w:cs="Times New Roman"/>
+                <w:sz w:val="22"/>
+                <w:szCs w:val="22"/>
                 <w:lang w:val="en-US"/>
               </w:rPr>
               <w:t>1</w:t>
@@ -1829,11 +2051,15 @@
               </w:numPr>
               <w:rPr>
                 <w:rFonts w:ascii="Times New Roman" w:hAnsi="Times New Roman" w:cs="Times New Roman"/>
-              </w:rPr>
-            </w:pPr>
-            <w:r>
-              <w:rPr>
-                <w:rFonts w:ascii="Times New Roman" w:hAnsi="Times New Roman" w:cs="Times New Roman"/>
+                <w:sz w:val="22"/>
+                <w:szCs w:val="22"/>
+              </w:rPr>
+            </w:pPr>
+            <w:r>
+              <w:rPr>
+                <w:rFonts w:ascii="Times New Roman" w:hAnsi="Times New Roman" w:cs="Times New Roman"/>
+                <w:sz w:val="22"/>
+                <w:szCs w:val="22"/>
               </w:rPr>
               <w:t>New features</w:t>
             </w:r>
@@ -1848,12 +2074,16 @@
             <w:pPr>
               <w:rPr>
                 <w:rFonts w:ascii="Times New Roman" w:hAnsi="Times New Roman" w:cs="Times New Roman"/>
-                <w:lang w:val="en-US"/>
-              </w:rPr>
-            </w:pPr>
-            <w:r>
-              <w:rPr>
-                <w:rFonts w:ascii="Times New Roman" w:hAnsi="Times New Roman" w:cs="Times New Roman" w:hint="eastAsia"/>
+                <w:sz w:val="22"/>
+                <w:szCs w:val="22"/>
+                <w:lang w:val="en-US"/>
+              </w:rPr>
+            </w:pPr>
+            <w:r>
+              <w:rPr>
+                <w:rFonts w:ascii="Times New Roman" w:hAnsi="Times New Roman" w:cs="Times New Roman"/>
+                <w:sz w:val="22"/>
+                <w:szCs w:val="22"/>
                 <w:lang w:val="en-US"/>
               </w:rPr>
               <w:t>Discuss with group members about DQP</w:t>
@@ -1870,12 +2100,16 @@
               <w:jc w:val="center"/>
               <w:rPr>
                 <w:rFonts w:ascii="Times New Roman" w:hAnsi="Times New Roman" w:cs="Times New Roman"/>
-                <w:lang w:val="en-US"/>
-              </w:rPr>
-            </w:pPr>
-            <w:r>
-              <w:rPr>
-                <w:rFonts w:ascii="Times New Roman" w:hAnsi="Times New Roman" w:cs="Times New Roman" w:hint="eastAsia"/>
+                <w:sz w:val="22"/>
+                <w:szCs w:val="22"/>
+                <w:lang w:val="en-US"/>
+              </w:rPr>
+            </w:pPr>
+            <w:r>
+              <w:rPr>
+                <w:rFonts w:ascii="Times New Roman" w:hAnsi="Times New Roman" w:cs="Times New Roman"/>
+                <w:sz w:val="22"/>
+                <w:szCs w:val="22"/>
                 <w:lang w:val="en-US"/>
               </w:rPr>
               <w:t>0.5</w:t>
@@ -1902,11 +2136,15 @@
               </w:numPr>
               <w:rPr>
                 <w:rFonts w:ascii="Times New Roman" w:hAnsi="Times New Roman" w:cs="Times New Roman"/>
-              </w:rPr>
-            </w:pPr>
-            <w:r>
-              <w:rPr>
-                <w:rFonts w:ascii="Times New Roman" w:hAnsi="Times New Roman" w:cs="Times New Roman"/>
+                <w:sz w:val="22"/>
+                <w:szCs w:val="22"/>
+              </w:rPr>
+            </w:pPr>
+            <w:r>
+              <w:rPr>
+                <w:rFonts w:ascii="Times New Roman" w:hAnsi="Times New Roman" w:cs="Times New Roman"/>
+                <w:sz w:val="22"/>
+                <w:szCs w:val="22"/>
               </w:rPr>
               <w:t>Models</w:t>
             </w:r>
@@ -1921,22 +2159,19 @@
             <w:pPr>
               <w:rPr>
                 <w:rFonts w:ascii="Times New Roman" w:hAnsi="Times New Roman" w:cs="Times New Roman"/>
-                <w:lang w:val="en-US"/>
-              </w:rPr>
-            </w:pPr>
-            <w:r>
-              <w:rPr>
-                <w:rFonts w:ascii="Times New Roman" w:hAnsi="Times New Roman" w:cs="Times New Roman"/>
-                <w:lang w:val="en-US"/>
-              </w:rPr>
-              <w:t>I</w:t>
-            </w:r>
-            <w:r>
-              <w:rPr>
-                <w:rFonts w:ascii="Times New Roman" w:hAnsi="Times New Roman" w:cs="Times New Roman" w:hint="eastAsia"/>
-                <w:lang w:val="en-US"/>
-              </w:rPr>
-              <w:t>mplement train-validation data split</w:t>
+                <w:sz w:val="22"/>
+                <w:szCs w:val="22"/>
+                <w:lang w:val="en-US"/>
+              </w:rPr>
+            </w:pPr>
+            <w:r>
+              <w:rPr>
+                <w:rFonts w:ascii="Times New Roman" w:hAnsi="Times New Roman" w:cs="Times New Roman"/>
+                <w:sz w:val="22"/>
+                <w:szCs w:val="22"/>
+                <w:lang w:val="en-US"/>
+              </w:rPr>
+              <w:t>Implement train-validation data split</w:t>
             </w:r>
           </w:p>
         </w:tc>
@@ -1950,12 +2185,16 @@
               <w:jc w:val="center"/>
               <w:rPr>
                 <w:rFonts w:ascii="Times New Roman" w:hAnsi="Times New Roman" w:cs="Times New Roman"/>
-                <w:lang w:val="en-US"/>
-              </w:rPr>
-            </w:pPr>
-            <w:r>
-              <w:rPr>
-                <w:rFonts w:ascii="Times New Roman" w:hAnsi="Times New Roman" w:cs="Times New Roman" w:hint="eastAsia"/>
+                <w:sz w:val="22"/>
+                <w:szCs w:val="22"/>
+                <w:lang w:val="en-US"/>
+              </w:rPr>
+            </w:pPr>
+            <w:r>
+              <w:rPr>
+                <w:rFonts w:ascii="Times New Roman" w:hAnsi="Times New Roman" w:cs="Times New Roman"/>
+                <w:sz w:val="22"/>
+                <w:szCs w:val="22"/>
                 <w:lang w:val="en-US"/>
               </w:rPr>
               <w:t>1</w:t>
@@ -1982,6 +2221,8 @@
               </w:numPr>
               <w:rPr>
                 <w:rFonts w:ascii="Times New Roman" w:hAnsi="Times New Roman" w:cs="Times New Roman"/>
+                <w:sz w:val="22"/>
+                <w:szCs w:val="22"/>
               </w:rPr>
             </w:pPr>
           </w:p>
@@ -1995,28 +2236,27 @@
             <w:pPr>
               <w:rPr>
                 <w:rFonts w:ascii="Times New Roman" w:hAnsi="Times New Roman" w:cs="Times New Roman"/>
-                <w:lang w:val="en-US"/>
-              </w:rPr>
-            </w:pPr>
-            <w:r>
-              <w:rPr>
-                <w:rFonts w:ascii="Times New Roman" w:hAnsi="Times New Roman" w:cs="Times New Roman"/>
-                <w:lang w:val="en-US"/>
-              </w:rPr>
-              <w:t>I</w:t>
-            </w:r>
-            <w:r>
-              <w:rPr>
-                <w:rFonts w:ascii="Times New Roman" w:hAnsi="Times New Roman" w:cs="Times New Roman" w:hint="eastAsia"/>
-                <w:lang w:val="en-US"/>
-              </w:rPr>
-              <w:t xml:space="preserve">mplement </w:t>
+                <w:sz w:val="22"/>
+                <w:szCs w:val="22"/>
+                <w:lang w:val="en-US"/>
+              </w:rPr>
+            </w:pPr>
+            <w:r>
+              <w:rPr>
+                <w:rFonts w:ascii="Times New Roman" w:hAnsi="Times New Roman" w:cs="Times New Roman"/>
+                <w:sz w:val="22"/>
+                <w:szCs w:val="22"/>
+                <w:lang w:val="en-US"/>
+              </w:rPr>
+              <w:t xml:space="preserve">Implement </w:t>
             </w:r>
             <w:bookmarkStart w:id="4" w:name="OLE_LINK6"/>
             <w:proofErr w:type="spellStart"/>
             <w:r>
               <w:rPr>
-                <w:rFonts w:ascii="Times New Roman" w:hAnsi="Times New Roman" w:cs="Times New Roman" w:hint="eastAsia"/>
+                <w:rFonts w:ascii="Times New Roman" w:hAnsi="Times New Roman" w:cs="Times New Roman"/>
+                <w:sz w:val="22"/>
+                <w:szCs w:val="22"/>
                 <w:lang w:val="en-US"/>
               </w:rPr>
               <w:t>RidgeCV</w:t>
@@ -2025,7 +2265,9 @@
             <w:proofErr w:type="spellEnd"/>
             <w:r>
               <w:rPr>
-                <w:rFonts w:ascii="Times New Roman" w:hAnsi="Times New Roman" w:cs="Times New Roman" w:hint="eastAsia"/>
+                <w:rFonts w:ascii="Times New Roman" w:hAnsi="Times New Roman" w:cs="Times New Roman"/>
+                <w:sz w:val="22"/>
+                <w:szCs w:val="22"/>
                 <w:lang w:val="en-US"/>
               </w:rPr>
               <w:t xml:space="preserve"> model</w:t>
@@ -2042,12 +2284,16 @@
               <w:jc w:val="center"/>
               <w:rPr>
                 <w:rFonts w:ascii="Times New Roman" w:hAnsi="Times New Roman" w:cs="Times New Roman"/>
-                <w:lang w:val="en-US"/>
-              </w:rPr>
-            </w:pPr>
-            <w:r>
-              <w:rPr>
-                <w:rFonts w:ascii="Times New Roman" w:hAnsi="Times New Roman" w:cs="Times New Roman" w:hint="eastAsia"/>
+                <w:sz w:val="22"/>
+                <w:szCs w:val="22"/>
+                <w:lang w:val="en-US"/>
+              </w:rPr>
+            </w:pPr>
+            <w:r>
+              <w:rPr>
+                <w:rFonts w:ascii="Times New Roman" w:hAnsi="Times New Roman" w:cs="Times New Roman"/>
+                <w:sz w:val="22"/>
+                <w:szCs w:val="22"/>
                 <w:lang w:val="en-US"/>
               </w:rPr>
               <w:t>2</w:t>
@@ -2074,6 +2320,8 @@
               </w:numPr>
               <w:rPr>
                 <w:rFonts w:ascii="Times New Roman" w:hAnsi="Times New Roman" w:cs="Times New Roman"/>
+                <w:sz w:val="22"/>
+                <w:szCs w:val="22"/>
               </w:rPr>
             </w:pPr>
           </w:p>
@@ -2087,12 +2335,16 @@
             <w:pPr>
               <w:rPr>
                 <w:rFonts w:ascii="Times New Roman" w:hAnsi="Times New Roman" w:cs="Times New Roman"/>
-                <w:lang w:val="en-US"/>
-              </w:rPr>
-            </w:pPr>
-            <w:r>
-              <w:rPr>
-                <w:rFonts w:ascii="Times New Roman" w:hAnsi="Times New Roman" w:cs="Times New Roman"/>
+                <w:sz w:val="22"/>
+                <w:szCs w:val="22"/>
+                <w:lang w:val="en-US"/>
+              </w:rPr>
+            </w:pPr>
+            <w:r>
+              <w:rPr>
+                <w:rFonts w:ascii="Times New Roman" w:hAnsi="Times New Roman" w:cs="Times New Roman"/>
+                <w:sz w:val="22"/>
+                <w:szCs w:val="22"/>
                 <w:lang w:val="en-US"/>
               </w:rPr>
               <w:t>Analyze model performance (</w:t>
@@ -2100,7 +2352,9 @@
             <w:proofErr w:type="spellStart"/>
             <w:r>
               <w:rPr>
-                <w:rFonts w:ascii="Times New Roman" w:hAnsi="Times New Roman" w:cs="Times New Roman" w:hint="eastAsia"/>
+                <w:rFonts w:ascii="Times New Roman" w:hAnsi="Times New Roman" w:cs="Times New Roman"/>
+                <w:sz w:val="22"/>
+                <w:szCs w:val="22"/>
                 <w:lang w:val="en-US"/>
               </w:rPr>
               <w:t>RidgeCV</w:t>
@@ -2109,6 +2363,8 @@
             <w:r>
               <w:rPr>
                 <w:rFonts w:ascii="Times New Roman" w:hAnsi="Times New Roman" w:cs="Times New Roman"/>
+                <w:sz w:val="22"/>
+                <w:szCs w:val="22"/>
                 <w:lang w:val="en-US"/>
               </w:rPr>
               <w:t>)</w:t>
@@ -2125,12 +2381,16 @@
               <w:jc w:val="center"/>
               <w:rPr>
                 <w:rFonts w:ascii="Times New Roman" w:hAnsi="Times New Roman" w:cs="Times New Roman"/>
-                <w:lang w:val="en-US"/>
-              </w:rPr>
-            </w:pPr>
-            <w:r>
-              <w:rPr>
-                <w:rFonts w:ascii="Times New Roman" w:hAnsi="Times New Roman" w:cs="Times New Roman" w:hint="eastAsia"/>
+                <w:sz w:val="22"/>
+                <w:szCs w:val="22"/>
+                <w:lang w:val="en-US"/>
+              </w:rPr>
+            </w:pPr>
+            <w:r>
+              <w:rPr>
+                <w:rFonts w:ascii="Times New Roman" w:hAnsi="Times New Roman" w:cs="Times New Roman"/>
+                <w:sz w:val="22"/>
+                <w:szCs w:val="22"/>
                 <w:lang w:val="en-US"/>
               </w:rPr>
               <w:t>1</w:t>
@@ -2157,6 +2417,8 @@
               </w:numPr>
               <w:rPr>
                 <w:rFonts w:ascii="Times New Roman" w:hAnsi="Times New Roman" w:cs="Times New Roman"/>
+                <w:sz w:val="22"/>
+                <w:szCs w:val="22"/>
               </w:rPr>
             </w:pPr>
           </w:p>
@@ -2170,12 +2432,16 @@
             <w:pPr>
               <w:rPr>
                 <w:rFonts w:ascii="Times New Roman" w:hAnsi="Times New Roman" w:cs="Times New Roman"/>
-                <w:lang w:val="en-US"/>
-              </w:rPr>
-            </w:pPr>
-            <w:r>
-              <w:rPr>
-                <w:rFonts w:ascii="Times New Roman" w:hAnsi="Times New Roman" w:cs="Times New Roman" w:hint="eastAsia"/>
+                <w:sz w:val="22"/>
+                <w:szCs w:val="22"/>
+                <w:lang w:val="en-US"/>
+              </w:rPr>
+            </w:pPr>
+            <w:r>
+              <w:rPr>
+                <w:rFonts w:ascii="Times New Roman" w:hAnsi="Times New Roman" w:cs="Times New Roman"/>
+                <w:sz w:val="22"/>
+                <w:szCs w:val="22"/>
                 <w:lang w:val="en-US"/>
               </w:rPr>
               <w:t xml:space="preserve">Processing test data set with the feature engineering steps </w:t>
@@ -2192,12 +2458,16 @@
               <w:jc w:val="center"/>
               <w:rPr>
                 <w:rFonts w:ascii="Times New Roman" w:hAnsi="Times New Roman" w:cs="Times New Roman"/>
-                <w:lang w:val="en-US"/>
-              </w:rPr>
-            </w:pPr>
-            <w:r>
-              <w:rPr>
-                <w:rFonts w:ascii="Times New Roman" w:hAnsi="Times New Roman" w:cs="Times New Roman" w:hint="eastAsia"/>
+                <w:sz w:val="22"/>
+                <w:szCs w:val="22"/>
+                <w:lang w:val="en-US"/>
+              </w:rPr>
+            </w:pPr>
+            <w:r>
+              <w:rPr>
+                <w:rFonts w:ascii="Times New Roman" w:hAnsi="Times New Roman" w:cs="Times New Roman"/>
+                <w:sz w:val="22"/>
+                <w:szCs w:val="22"/>
                 <w:lang w:val="en-US"/>
               </w:rPr>
               <w:t>2</w:t>
@@ -2224,6 +2494,8 @@
               </w:numPr>
               <w:rPr>
                 <w:rFonts w:ascii="Times New Roman" w:hAnsi="Times New Roman" w:cs="Times New Roman"/>
+                <w:sz w:val="22"/>
+                <w:szCs w:val="22"/>
               </w:rPr>
             </w:pPr>
           </w:p>
@@ -2237,12 +2509,16 @@
             <w:pPr>
               <w:rPr>
                 <w:rFonts w:ascii="Times New Roman" w:hAnsi="Times New Roman" w:cs="Times New Roman"/>
-                <w:lang w:val="en-US"/>
-              </w:rPr>
-            </w:pPr>
-            <w:r>
-              <w:rPr>
-                <w:rFonts w:ascii="Times New Roman" w:hAnsi="Times New Roman" w:cs="Times New Roman" w:hint="eastAsia"/>
+                <w:sz w:val="22"/>
+                <w:szCs w:val="22"/>
+                <w:lang w:val="en-US"/>
+              </w:rPr>
+            </w:pPr>
+            <w:r>
+              <w:rPr>
+                <w:rFonts w:ascii="Times New Roman" w:hAnsi="Times New Roman" w:cs="Times New Roman"/>
+                <w:sz w:val="22"/>
+                <w:szCs w:val="22"/>
                 <w:lang w:val="en-US"/>
               </w:rPr>
               <w:t>Implement the evaluation with clamped test date set</w:t>
@@ -2259,12 +2535,16 @@
               <w:jc w:val="center"/>
               <w:rPr>
                 <w:rFonts w:ascii="Times New Roman" w:hAnsi="Times New Roman" w:cs="Times New Roman"/>
-                <w:lang w:val="en-US"/>
-              </w:rPr>
-            </w:pPr>
-            <w:r>
-              <w:rPr>
-                <w:rFonts w:ascii="Times New Roman" w:hAnsi="Times New Roman" w:cs="Times New Roman" w:hint="eastAsia"/>
+                <w:sz w:val="22"/>
+                <w:szCs w:val="22"/>
+                <w:lang w:val="en-US"/>
+              </w:rPr>
+            </w:pPr>
+            <w:r>
+              <w:rPr>
+                <w:rFonts w:ascii="Times New Roman" w:hAnsi="Times New Roman" w:cs="Times New Roman"/>
+                <w:sz w:val="22"/>
+                <w:szCs w:val="22"/>
                 <w:lang w:val="en-US"/>
               </w:rPr>
               <w:t>1</w:t>
@@ -2277,6 +2557,8 @@
       <w:pPr>
         <w:rPr>
           <w:rFonts w:ascii="Times New Roman" w:hAnsi="Times New Roman" w:cs="Times New Roman"/>
+          <w:sz w:val="22"/>
+          <w:szCs w:val="22"/>
           <w:lang w:val="en-US"/>
         </w:rPr>
       </w:pPr>
@@ -2285,6 +2567,8 @@
       <w:pPr>
         <w:rPr>
           <w:rFonts w:ascii="Times New Roman" w:hAnsi="Times New Roman" w:cs="Times New Roman"/>
+          <w:sz w:val="22"/>
+          <w:szCs w:val="22"/>
           <w:lang w:val="en-US"/>
         </w:rPr>
       </w:pPr>
@@ -2316,6 +2600,8 @@
                 <w:rFonts w:ascii="Times New Roman" w:hAnsi="Times New Roman" w:cs="Times New Roman"/>
                 <w:b/>
                 <w:bCs/>
+                <w:sz w:val="22"/>
+                <w:szCs w:val="22"/>
                 <w:lang w:val="en-US"/>
               </w:rPr>
             </w:pPr>
@@ -2324,6 +2610,8 @@
                 <w:rFonts w:ascii="Times New Roman" w:hAnsi="Times New Roman" w:cs="Times New Roman"/>
                 <w:b/>
                 <w:bCs/>
+                <w:sz w:val="22"/>
+                <w:szCs w:val="22"/>
                 <w:lang w:val="en-US"/>
               </w:rPr>
               <w:t>Name: Xiaoli Wu</w:t>
@@ -2348,6 +2636,8 @@
                 <w:rFonts w:ascii="Times New Roman" w:hAnsi="Times New Roman" w:cs="Times New Roman"/>
                 <w:b/>
                 <w:bCs/>
+                <w:sz w:val="22"/>
+                <w:szCs w:val="22"/>
                 <w:lang w:val="en-US"/>
               </w:rPr>
             </w:pPr>
@@ -2356,6 +2646,8 @@
                 <w:rFonts w:ascii="Times New Roman" w:hAnsi="Times New Roman" w:cs="Times New Roman"/>
                 <w:b/>
                 <w:bCs/>
+                <w:sz w:val="22"/>
+                <w:szCs w:val="22"/>
                 <w:lang w:val="en-US"/>
               </w:rPr>
               <w:t>Part</w:t>
@@ -2375,6 +2667,8 @@
                 <w:rFonts w:ascii="Times New Roman" w:hAnsi="Times New Roman" w:cs="Times New Roman"/>
                 <w:b/>
                 <w:bCs/>
+                <w:sz w:val="22"/>
+                <w:szCs w:val="22"/>
                 <w:lang w:val="en-US"/>
               </w:rPr>
             </w:pPr>
@@ -2383,6 +2677,8 @@
                 <w:rFonts w:ascii="Times New Roman" w:hAnsi="Times New Roman" w:cs="Times New Roman"/>
                 <w:b/>
                 <w:bCs/>
+                <w:sz w:val="22"/>
+                <w:szCs w:val="22"/>
                 <w:lang w:val="en-US"/>
               </w:rPr>
               <w:t>Task</w:t>
@@ -2402,6 +2698,8 @@
                 <w:rFonts w:ascii="Times New Roman" w:hAnsi="Times New Roman" w:cs="Times New Roman"/>
                 <w:b/>
                 <w:bCs/>
+                <w:sz w:val="22"/>
+                <w:szCs w:val="22"/>
                 <w:lang w:val="en-US"/>
               </w:rPr>
             </w:pPr>
@@ -2410,6 +2708,8 @@
                 <w:rFonts w:ascii="Times New Roman" w:hAnsi="Times New Roman" w:cs="Times New Roman"/>
                 <w:b/>
                 <w:bCs/>
+                <w:sz w:val="22"/>
+                <w:szCs w:val="22"/>
                 <w:lang w:val="en-US"/>
               </w:rPr>
               <w:t>Time (Hours)</w:t>
@@ -2435,11 +2735,15 @@
               </w:numPr>
               <w:rPr>
                 <w:rFonts w:ascii="Times New Roman" w:hAnsi="Times New Roman" w:cs="Times New Roman"/>
-              </w:rPr>
-            </w:pPr>
-            <w:r>
-              <w:rPr>
-                <w:rFonts w:ascii="Times New Roman" w:hAnsi="Times New Roman" w:cs="Times New Roman"/>
+                <w:sz w:val="22"/>
+                <w:szCs w:val="22"/>
+              </w:rPr>
+            </w:pPr>
+            <w:r>
+              <w:rPr>
+                <w:rFonts w:ascii="Times New Roman" w:hAnsi="Times New Roman" w:cs="Times New Roman"/>
+                <w:sz w:val="22"/>
+                <w:szCs w:val="22"/>
               </w:rPr>
               <w:t>DQR</w:t>
             </w:r>
@@ -2454,12 +2758,16 @@
             <w:pPr>
               <w:rPr>
                 <w:rFonts w:ascii="Times New Roman" w:hAnsi="Times New Roman" w:cs="Times New Roman"/>
-                <w:lang w:val="en-US"/>
-              </w:rPr>
-            </w:pPr>
-            <w:r>
-              <w:rPr>
-                <w:rFonts w:ascii="Times New Roman" w:hAnsi="Times New Roman" w:cs="Times New Roman"/>
+                <w:sz w:val="22"/>
+                <w:szCs w:val="22"/>
+                <w:lang w:val="en-US"/>
+              </w:rPr>
+            </w:pPr>
+            <w:r>
+              <w:rPr>
+                <w:rFonts w:ascii="Times New Roman" w:hAnsi="Times New Roman" w:cs="Times New Roman"/>
+                <w:sz w:val="22"/>
+                <w:szCs w:val="22"/>
                 <w:lang w:val="en-US"/>
               </w:rPr>
               <w:t>Discuss with group members about potential data quality issues and proposed solutions</w:t>
@@ -2476,12 +2784,16 @@
               <w:jc w:val="center"/>
               <w:rPr>
                 <w:rFonts w:ascii="Times New Roman" w:hAnsi="Times New Roman" w:cs="Times New Roman"/>
-                <w:lang w:val="en-US"/>
-              </w:rPr>
-            </w:pPr>
-            <w:r>
-              <w:rPr>
-                <w:rFonts w:ascii="Times New Roman" w:hAnsi="Times New Roman" w:cs="Times New Roman" w:hint="eastAsia"/>
+                <w:sz w:val="22"/>
+                <w:szCs w:val="22"/>
+                <w:lang w:val="en-US"/>
+              </w:rPr>
+            </w:pPr>
+            <w:r>
+              <w:rPr>
+                <w:rFonts w:ascii="Times New Roman" w:hAnsi="Times New Roman" w:cs="Times New Roman"/>
+                <w:sz w:val="22"/>
+                <w:szCs w:val="22"/>
                 <w:lang w:val="en-US"/>
               </w:rPr>
               <w:t>1</w:t>
@@ -2508,11 +2820,15 @@
               </w:numPr>
               <w:rPr>
                 <w:rFonts w:ascii="Times New Roman" w:hAnsi="Times New Roman" w:cs="Times New Roman"/>
-              </w:rPr>
-            </w:pPr>
-            <w:r>
-              <w:rPr>
-                <w:rFonts w:ascii="Times New Roman" w:hAnsi="Times New Roman" w:cs="Times New Roman"/>
+                <w:sz w:val="22"/>
+                <w:szCs w:val="22"/>
+              </w:rPr>
+            </w:pPr>
+            <w:r>
+              <w:rPr>
+                <w:rFonts w:ascii="Times New Roman" w:hAnsi="Times New Roman" w:cs="Times New Roman"/>
+                <w:sz w:val="22"/>
+                <w:szCs w:val="22"/>
               </w:rPr>
               <w:t>DQP</w:t>
             </w:r>
@@ -2527,12 +2843,16 @@
             <w:pPr>
               <w:rPr>
                 <w:rFonts w:ascii="Times New Roman" w:hAnsi="Times New Roman" w:cs="Times New Roman"/>
-                <w:lang w:val="en-US"/>
-              </w:rPr>
-            </w:pPr>
-            <w:r>
-              <w:rPr>
-                <w:rFonts w:ascii="Times New Roman" w:hAnsi="Times New Roman" w:cs="Times New Roman"/>
+                <w:sz w:val="22"/>
+                <w:szCs w:val="22"/>
+                <w:lang w:val="en-US"/>
+              </w:rPr>
+            </w:pPr>
+            <w:r>
+              <w:rPr>
+                <w:rFonts w:ascii="Times New Roman" w:hAnsi="Times New Roman" w:cs="Times New Roman"/>
+                <w:sz w:val="22"/>
+                <w:szCs w:val="22"/>
                 <w:lang w:val="en-US"/>
               </w:rPr>
               <w:t xml:space="preserve">Implement data cleaning code </w:t>
@@ -2549,12 +2869,16 @@
               <w:jc w:val="center"/>
               <w:rPr>
                 <w:rFonts w:ascii="Times New Roman" w:hAnsi="Times New Roman" w:cs="Times New Roman"/>
-                <w:lang w:val="en-US"/>
-              </w:rPr>
-            </w:pPr>
-            <w:r>
-              <w:rPr>
-                <w:rFonts w:ascii="Times New Roman" w:hAnsi="Times New Roman" w:cs="Times New Roman" w:hint="eastAsia"/>
+                <w:sz w:val="22"/>
+                <w:szCs w:val="22"/>
+                <w:lang w:val="en-US"/>
+              </w:rPr>
+            </w:pPr>
+            <w:r>
+              <w:rPr>
+                <w:rFonts w:ascii="Times New Roman" w:hAnsi="Times New Roman" w:cs="Times New Roman"/>
+                <w:sz w:val="22"/>
+                <w:szCs w:val="22"/>
                 <w:lang w:val="en-US"/>
               </w:rPr>
               <w:t>3</w:t>
@@ -2577,6 +2901,8 @@
               <w:pStyle w:val="ListParagraph"/>
               <w:rPr>
                 <w:rFonts w:ascii="Times New Roman" w:hAnsi="Times New Roman" w:cs="Times New Roman"/>
+                <w:sz w:val="22"/>
+                <w:szCs w:val="22"/>
               </w:rPr>
             </w:pPr>
           </w:p>
@@ -2590,6 +2916,8 @@
             <w:pPr>
               <w:rPr>
                 <w:rFonts w:ascii="Times New Roman" w:hAnsi="Times New Roman" w:cs="Times New Roman"/>
+                <w:sz w:val="22"/>
+                <w:szCs w:val="22"/>
                 <w:lang w:val="en-US"/>
               </w:rPr>
             </w:pPr>
@@ -2597,6 +2925,8 @@
             <w:r>
               <w:rPr>
                 <w:rFonts w:ascii="Times New Roman" w:hAnsi="Times New Roman" w:cs="Times New Roman"/>
+                <w:sz w:val="22"/>
+                <w:szCs w:val="22"/>
                 <w:lang w:val="en-US"/>
               </w:rPr>
               <w:t>Provide explanations and justification for data</w:t>
@@ -2605,30 +2935,11 @@
             <w:r>
               <w:rPr>
                 <w:rFonts w:ascii="Times New Roman" w:hAnsi="Times New Roman" w:cs="Times New Roman"/>
-                <w:lang w:val="en-US"/>
-              </w:rPr>
-              <w:t xml:space="preserve"> </w:t>
-            </w:r>
-            <w:r>
-              <w:rPr>
-                <w:rFonts w:ascii="Times New Roman" w:hAnsi="Times New Roman" w:cs="Times New Roman" w:hint="eastAsia"/>
-                <w:lang w:val="en-US"/>
-              </w:rPr>
-              <w:t>cleaning</w:t>
-            </w:r>
-            <w:r>
-              <w:rPr>
-                <w:rFonts w:ascii="Times New Roman" w:hAnsi="Times New Roman" w:cs="Times New Roman"/>
-                <w:lang w:val="en-US"/>
-              </w:rPr>
-              <w:t xml:space="preserve"> steps</w:t>
-            </w:r>
-            <w:r>
-              <w:rPr>
-                <w:rFonts w:ascii="Times New Roman" w:hAnsi="Times New Roman" w:cs="Times New Roman" w:hint="eastAsia"/>
-                <w:lang w:val="en-US"/>
-              </w:rPr>
-              <w:t>.</w:t>
+                <w:sz w:val="22"/>
+                <w:szCs w:val="22"/>
+                <w:lang w:val="en-US"/>
+              </w:rPr>
+              <w:t xml:space="preserve"> cleaning steps.</w:t>
             </w:r>
           </w:p>
         </w:tc>
@@ -2642,12 +2953,16 @@
               <w:jc w:val="center"/>
               <w:rPr>
                 <w:rFonts w:ascii="Times New Roman" w:hAnsi="Times New Roman" w:cs="Times New Roman"/>
-                <w:lang w:val="en-US"/>
-              </w:rPr>
-            </w:pPr>
-            <w:r>
-              <w:rPr>
-                <w:rFonts w:ascii="Times New Roman" w:hAnsi="Times New Roman" w:cs="Times New Roman" w:hint="eastAsia"/>
+                <w:sz w:val="22"/>
+                <w:szCs w:val="22"/>
+                <w:lang w:val="en-US"/>
+              </w:rPr>
+            </w:pPr>
+            <w:r>
+              <w:rPr>
+                <w:rFonts w:ascii="Times New Roman" w:hAnsi="Times New Roman" w:cs="Times New Roman"/>
+                <w:sz w:val="22"/>
+                <w:szCs w:val="22"/>
                 <w:lang w:val="en-US"/>
               </w:rPr>
               <w:t>1</w:t>
@@ -2673,11 +2988,15 @@
               </w:numPr>
               <w:rPr>
                 <w:rFonts w:ascii="Times New Roman" w:hAnsi="Times New Roman" w:cs="Times New Roman"/>
-              </w:rPr>
-            </w:pPr>
-            <w:r>
-              <w:rPr>
-                <w:rFonts w:ascii="Times New Roman" w:hAnsi="Times New Roman" w:cs="Times New Roman"/>
+                <w:sz w:val="22"/>
+                <w:szCs w:val="22"/>
+              </w:rPr>
+            </w:pPr>
+            <w:r>
+              <w:rPr>
+                <w:rFonts w:ascii="Times New Roman" w:hAnsi="Times New Roman" w:cs="Times New Roman"/>
+                <w:sz w:val="22"/>
+                <w:szCs w:val="22"/>
               </w:rPr>
               <w:t>Feature pairs</w:t>
             </w:r>
@@ -2692,12 +3011,16 @@
             <w:pPr>
               <w:rPr>
                 <w:rFonts w:ascii="Times New Roman" w:hAnsi="Times New Roman" w:cs="Times New Roman"/>
-                <w:lang w:val="en-US"/>
-              </w:rPr>
-            </w:pPr>
-            <w:r>
-              <w:rPr>
-                <w:rFonts w:ascii="Times New Roman" w:hAnsi="Times New Roman" w:cs="Times New Roman" w:hint="eastAsia"/>
+                <w:sz w:val="22"/>
+                <w:szCs w:val="22"/>
+                <w:lang w:val="en-US"/>
+              </w:rPr>
+            </w:pPr>
+            <w:r>
+              <w:rPr>
+                <w:rFonts w:ascii="Times New Roman" w:hAnsi="Times New Roman" w:cs="Times New Roman"/>
+                <w:sz w:val="22"/>
+                <w:szCs w:val="22"/>
                 <w:lang w:val="en-US"/>
               </w:rPr>
               <w:t>Discuss with group members about feature pairing result</w:t>
@@ -2714,12 +3037,16 @@
               <w:jc w:val="center"/>
               <w:rPr>
                 <w:rFonts w:ascii="Times New Roman" w:hAnsi="Times New Roman" w:cs="Times New Roman"/>
-                <w:lang w:val="en-US"/>
-              </w:rPr>
-            </w:pPr>
-            <w:r>
-              <w:rPr>
-                <w:rFonts w:ascii="Times New Roman" w:hAnsi="Times New Roman" w:cs="Times New Roman" w:hint="eastAsia"/>
+                <w:sz w:val="22"/>
+                <w:szCs w:val="22"/>
+                <w:lang w:val="en-US"/>
+              </w:rPr>
+            </w:pPr>
+            <w:r>
+              <w:rPr>
+                <w:rFonts w:ascii="Times New Roman" w:hAnsi="Times New Roman" w:cs="Times New Roman"/>
+                <w:sz w:val="22"/>
+                <w:szCs w:val="22"/>
                 <w:lang w:val="en-US"/>
               </w:rPr>
               <w:t>0.5</w:t>
@@ -2746,11 +3073,15 @@
               </w:numPr>
               <w:rPr>
                 <w:rFonts w:ascii="Times New Roman" w:hAnsi="Times New Roman" w:cs="Times New Roman"/>
-              </w:rPr>
-            </w:pPr>
-            <w:r>
-              <w:rPr>
-                <w:rFonts w:ascii="Times New Roman" w:hAnsi="Times New Roman" w:cs="Times New Roman"/>
+                <w:sz w:val="22"/>
+                <w:szCs w:val="22"/>
+              </w:rPr>
+            </w:pPr>
+            <w:r>
+              <w:rPr>
+                <w:rFonts w:ascii="Times New Roman" w:hAnsi="Times New Roman" w:cs="Times New Roman"/>
+                <w:sz w:val="22"/>
+                <w:szCs w:val="22"/>
               </w:rPr>
               <w:t>New features</w:t>
             </w:r>
@@ -2765,39 +3096,35 @@
             <w:pPr>
               <w:rPr>
                 <w:rFonts w:ascii="Times New Roman" w:hAnsi="Times New Roman" w:cs="Times New Roman"/>
-                <w:lang w:val="en-US"/>
-              </w:rPr>
-            </w:pPr>
-            <w:r>
-              <w:rPr>
-                <w:rFonts w:ascii="Times New Roman" w:hAnsi="Times New Roman" w:cs="Times New Roman"/>
-              </w:rPr>
-              <w:t>I</w:t>
-            </w:r>
-            <w:r>
-              <w:rPr>
-                <w:rFonts w:ascii="Times New Roman" w:hAnsi="Times New Roman" w:cs="Times New Roman" w:hint="eastAsia"/>
-              </w:rPr>
-              <w:t xml:space="preserve">mplement </w:t>
-            </w:r>
-            <w:r>
-              <w:rPr>
-                <w:rFonts w:ascii="Times New Roman" w:hAnsi="Times New Roman" w:cs="Times New Roman" w:hint="eastAsia"/>
+                <w:sz w:val="22"/>
+                <w:szCs w:val="22"/>
+                <w:lang w:val="en-US"/>
+              </w:rPr>
+            </w:pPr>
+            <w:r>
+              <w:rPr>
+                <w:rFonts w:ascii="Times New Roman" w:hAnsi="Times New Roman" w:cs="Times New Roman"/>
+                <w:sz w:val="22"/>
+                <w:szCs w:val="22"/>
+              </w:rPr>
+              <w:t xml:space="preserve">Implement </w:t>
+            </w:r>
+            <w:r>
+              <w:rPr>
+                <w:rFonts w:ascii="Times New Roman" w:hAnsi="Times New Roman" w:cs="Times New Roman"/>
+                <w:sz w:val="22"/>
+                <w:szCs w:val="22"/>
                 <w:lang w:val="en-US"/>
               </w:rPr>
               <w:t>new features</w:t>
             </w:r>
             <w:r>
               <w:rPr>
-                <w:rFonts w:ascii="Times New Roman" w:hAnsi="Times New Roman" w:cs="Times New Roman" w:hint="eastAsia"/>
-              </w:rPr>
-              <w:t xml:space="preserve"> code and </w:t>
-            </w:r>
-            <w:r>
-              <w:rPr>
-                <w:rFonts w:ascii="Times New Roman" w:hAnsi="Times New Roman" w:cs="Times New Roman"/>
-              </w:rPr>
-              <w:t>explanation</w:t>
+                <w:rFonts w:ascii="Times New Roman" w:hAnsi="Times New Roman" w:cs="Times New Roman"/>
+                <w:sz w:val="22"/>
+                <w:szCs w:val="22"/>
+              </w:rPr>
+              <w:t xml:space="preserve"> code and explanation</w:t>
             </w:r>
           </w:p>
         </w:tc>
@@ -2811,12 +3138,16 @@
               <w:jc w:val="center"/>
               <w:rPr>
                 <w:rFonts w:ascii="Times New Roman" w:hAnsi="Times New Roman" w:cs="Times New Roman"/>
-                <w:lang w:val="en-US"/>
-              </w:rPr>
-            </w:pPr>
-            <w:r>
-              <w:rPr>
-                <w:rFonts w:ascii="Times New Roman" w:hAnsi="Times New Roman" w:cs="Times New Roman" w:hint="eastAsia"/>
+                <w:sz w:val="22"/>
+                <w:szCs w:val="22"/>
+                <w:lang w:val="en-US"/>
+              </w:rPr>
+            </w:pPr>
+            <w:r>
+              <w:rPr>
+                <w:rFonts w:ascii="Times New Roman" w:hAnsi="Times New Roman" w:cs="Times New Roman"/>
+                <w:sz w:val="22"/>
+                <w:szCs w:val="22"/>
                 <w:lang w:val="en-US"/>
               </w:rPr>
               <w:t>3</w:t>
@@ -2839,6 +3170,8 @@
               <w:pStyle w:val="ListParagraph"/>
               <w:rPr>
                 <w:rFonts w:ascii="Times New Roman" w:hAnsi="Times New Roman" w:cs="Times New Roman"/>
+                <w:sz w:val="22"/>
+                <w:szCs w:val="22"/>
               </w:rPr>
             </w:pPr>
           </w:p>
@@ -2852,21 +3185,18 @@
             <w:pPr>
               <w:rPr>
                 <w:rFonts w:ascii="Times New Roman" w:hAnsi="Times New Roman" w:cs="Times New Roman"/>
-              </w:rPr>
-            </w:pPr>
-            <w:r>
-              <w:rPr>
-                <w:rFonts w:ascii="Times New Roman" w:hAnsi="Times New Roman" w:cs="Times New Roman"/>
-                <w:lang w:val="en-US"/>
-              </w:rPr>
-              <w:t xml:space="preserve">Provide explanations and justification for </w:t>
-            </w:r>
-            <w:r>
-              <w:rPr>
-                <w:rFonts w:ascii="Times New Roman" w:hAnsi="Times New Roman" w:cs="Times New Roman" w:hint="eastAsia"/>
-                <w:lang w:val="en-US"/>
-              </w:rPr>
-              <w:t>new features.</w:t>
+                <w:sz w:val="22"/>
+                <w:szCs w:val="22"/>
+              </w:rPr>
+            </w:pPr>
+            <w:r>
+              <w:rPr>
+                <w:rFonts w:ascii="Times New Roman" w:hAnsi="Times New Roman" w:cs="Times New Roman"/>
+                <w:sz w:val="22"/>
+                <w:szCs w:val="22"/>
+                <w:lang w:val="en-US"/>
+              </w:rPr>
+              <w:t>Provide explanations and justification for new features.</w:t>
             </w:r>
           </w:p>
         </w:tc>
@@ -2880,12 +3210,16 @@
               <w:jc w:val="center"/>
               <w:rPr>
                 <w:rFonts w:ascii="Times New Roman" w:hAnsi="Times New Roman" w:cs="Times New Roman"/>
-                <w:lang w:val="en-US"/>
-              </w:rPr>
-            </w:pPr>
-            <w:r>
-              <w:rPr>
-                <w:rFonts w:ascii="Times New Roman" w:hAnsi="Times New Roman" w:cs="Times New Roman" w:hint="eastAsia"/>
+                <w:sz w:val="22"/>
+                <w:szCs w:val="22"/>
+                <w:lang w:val="en-US"/>
+              </w:rPr>
+            </w:pPr>
+            <w:r>
+              <w:rPr>
+                <w:rFonts w:ascii="Times New Roman" w:hAnsi="Times New Roman" w:cs="Times New Roman"/>
+                <w:sz w:val="22"/>
+                <w:szCs w:val="22"/>
                 <w:lang w:val="en-US"/>
               </w:rPr>
               <w:t>1</w:t>
@@ -2912,11 +3246,15 @@
               </w:numPr>
               <w:rPr>
                 <w:rFonts w:ascii="Times New Roman" w:hAnsi="Times New Roman" w:cs="Times New Roman"/>
-              </w:rPr>
-            </w:pPr>
-            <w:r>
-              <w:rPr>
-                <w:rFonts w:ascii="Times New Roman" w:hAnsi="Times New Roman" w:cs="Times New Roman"/>
+                <w:sz w:val="22"/>
+                <w:szCs w:val="22"/>
+              </w:rPr>
+            </w:pPr>
+            <w:r>
+              <w:rPr>
+                <w:rFonts w:ascii="Times New Roman" w:hAnsi="Times New Roman" w:cs="Times New Roman"/>
+                <w:sz w:val="22"/>
+                <w:szCs w:val="22"/>
               </w:rPr>
               <w:t>Models</w:t>
             </w:r>
@@ -2931,12 +3269,16 @@
             <w:pPr>
               <w:rPr>
                 <w:rFonts w:ascii="Times New Roman" w:hAnsi="Times New Roman" w:cs="Times New Roman"/>
-                <w:lang w:val="en-US"/>
-              </w:rPr>
-            </w:pPr>
-            <w:r>
-              <w:rPr>
-                <w:rFonts w:ascii="Times New Roman" w:hAnsi="Times New Roman" w:cs="Times New Roman"/>
+                <w:sz w:val="22"/>
+                <w:szCs w:val="22"/>
+                <w:lang w:val="en-US"/>
+              </w:rPr>
+            </w:pPr>
+            <w:r>
+              <w:rPr>
+                <w:rFonts w:ascii="Times New Roman" w:hAnsi="Times New Roman" w:cs="Times New Roman"/>
+                <w:sz w:val="22"/>
+                <w:szCs w:val="22"/>
                 <w:lang w:val="en-US"/>
               </w:rPr>
               <w:t>Design and implement the Random Forest model</w:t>
@@ -2953,12 +3295,16 @@
               <w:jc w:val="center"/>
               <w:rPr>
                 <w:rFonts w:ascii="Times New Roman" w:hAnsi="Times New Roman" w:cs="Times New Roman"/>
-                <w:lang w:val="en-US"/>
-              </w:rPr>
-            </w:pPr>
-            <w:r>
-              <w:rPr>
-                <w:rFonts w:ascii="Times New Roman" w:hAnsi="Times New Roman" w:cs="Times New Roman" w:hint="eastAsia"/>
+                <w:sz w:val="22"/>
+                <w:szCs w:val="22"/>
+                <w:lang w:val="en-US"/>
+              </w:rPr>
+            </w:pPr>
+            <w:r>
+              <w:rPr>
+                <w:rFonts w:ascii="Times New Roman" w:hAnsi="Times New Roman" w:cs="Times New Roman"/>
+                <w:sz w:val="22"/>
+                <w:szCs w:val="22"/>
                 <w:lang w:val="en-US"/>
               </w:rPr>
               <w:t>3</w:t>
@@ -2981,6 +3327,8 @@
               <w:pStyle w:val="ListParagraph"/>
               <w:rPr>
                 <w:rFonts w:ascii="Times New Roman" w:hAnsi="Times New Roman" w:cs="Times New Roman"/>
+                <w:sz w:val="22"/>
+                <w:szCs w:val="22"/>
               </w:rPr>
             </w:pPr>
           </w:p>
@@ -2994,36 +3342,19 @@
             <w:pPr>
               <w:rPr>
                 <w:rFonts w:ascii="Times New Roman" w:hAnsi="Times New Roman" w:cs="Times New Roman"/>
-                <w:lang w:val="en-US"/>
-              </w:rPr>
-            </w:pPr>
-            <w:r>
-              <w:rPr>
-                <w:rFonts w:ascii="Times New Roman" w:hAnsi="Times New Roman" w:cs="Times New Roman"/>
-                <w:lang w:val="en-US"/>
-              </w:rPr>
-              <w:t>Analyze model performance</w:t>
-            </w:r>
-            <w:r>
-              <w:rPr>
-                <w:rFonts w:ascii="Times New Roman" w:hAnsi="Times New Roman" w:cs="Times New Roman" w:hint="eastAsia"/>
-                <w:lang w:val="en-US"/>
-              </w:rPr>
-              <w:t xml:space="preserve"> (</w:t>
-            </w:r>
-            <w:r>
-              <w:rPr>
-                <w:rFonts w:ascii="Times New Roman" w:hAnsi="Times New Roman" w:cs="Times New Roman"/>
-                <w:lang w:val="en-US"/>
-              </w:rPr>
-              <w:t>Random Forest model</w:t>
-            </w:r>
-            <w:r>
-              <w:rPr>
-                <w:rFonts w:ascii="Times New Roman" w:hAnsi="Times New Roman" w:cs="Times New Roman" w:hint="eastAsia"/>
-                <w:lang w:val="en-US"/>
-              </w:rPr>
-              <w:t>)</w:t>
+                <w:sz w:val="22"/>
+                <w:szCs w:val="22"/>
+                <w:lang w:val="en-US"/>
+              </w:rPr>
+            </w:pPr>
+            <w:r>
+              <w:rPr>
+                <w:rFonts w:ascii="Times New Roman" w:hAnsi="Times New Roman" w:cs="Times New Roman"/>
+                <w:sz w:val="22"/>
+                <w:szCs w:val="22"/>
+                <w:lang w:val="en-US"/>
+              </w:rPr>
+              <w:t>Analyze model performance (Random Forest model)</w:t>
             </w:r>
           </w:p>
         </w:tc>
@@ -3037,12 +3368,16 @@
               <w:jc w:val="center"/>
               <w:rPr>
                 <w:rFonts w:ascii="Times New Roman" w:hAnsi="Times New Roman" w:cs="Times New Roman"/>
-                <w:lang w:val="en-US"/>
-              </w:rPr>
-            </w:pPr>
-            <w:r>
-              <w:rPr>
-                <w:rFonts w:ascii="Times New Roman" w:hAnsi="Times New Roman" w:cs="Times New Roman" w:hint="eastAsia"/>
+                <w:sz w:val="22"/>
+                <w:szCs w:val="22"/>
+                <w:lang w:val="en-US"/>
+              </w:rPr>
+            </w:pPr>
+            <w:r>
+              <w:rPr>
+                <w:rFonts w:ascii="Times New Roman" w:hAnsi="Times New Roman" w:cs="Times New Roman"/>
+                <w:sz w:val="22"/>
+                <w:szCs w:val="22"/>
                 <w:lang w:val="en-US"/>
               </w:rPr>
               <w:t>0.5</w:t>
@@ -3065,6 +3400,8 @@
               <w:pStyle w:val="ListParagraph"/>
               <w:rPr>
                 <w:rFonts w:ascii="Times New Roman" w:hAnsi="Times New Roman" w:cs="Times New Roman"/>
+                <w:sz w:val="22"/>
+                <w:szCs w:val="22"/>
               </w:rPr>
             </w:pPr>
           </w:p>
@@ -3078,12 +3415,16 @@
             <w:pPr>
               <w:rPr>
                 <w:rFonts w:ascii="Times New Roman" w:hAnsi="Times New Roman" w:cs="Times New Roman"/>
-                <w:lang w:val="en-US"/>
-              </w:rPr>
-            </w:pPr>
-            <w:r>
-              <w:rPr>
-                <w:rFonts w:ascii="Times New Roman" w:hAnsi="Times New Roman" w:cs="Times New Roman"/>
+                <w:sz w:val="22"/>
+                <w:szCs w:val="22"/>
+                <w:lang w:val="en-US"/>
+              </w:rPr>
+            </w:pPr>
+            <w:r>
+              <w:rPr>
+                <w:rFonts w:ascii="Times New Roman" w:hAnsi="Times New Roman" w:cs="Times New Roman"/>
+                <w:sz w:val="22"/>
+                <w:szCs w:val="22"/>
                 <w:lang w:val="en-US"/>
               </w:rPr>
               <w:t>Design and implement a pipeline</w:t>
@@ -3100,12 +3441,16 @@
               <w:jc w:val="center"/>
               <w:rPr>
                 <w:rFonts w:ascii="Times New Roman" w:hAnsi="Times New Roman" w:cs="Times New Roman"/>
-                <w:lang w:val="en-US"/>
-              </w:rPr>
-            </w:pPr>
-            <w:r>
-              <w:rPr>
-                <w:rFonts w:ascii="Times New Roman" w:hAnsi="Times New Roman" w:cs="Times New Roman" w:hint="eastAsia"/>
+                <w:sz w:val="22"/>
+                <w:szCs w:val="22"/>
+                <w:lang w:val="en-US"/>
+              </w:rPr>
+            </w:pPr>
+            <w:r>
+              <w:rPr>
+                <w:rFonts w:ascii="Times New Roman" w:hAnsi="Times New Roman" w:cs="Times New Roman"/>
+                <w:sz w:val="22"/>
+                <w:szCs w:val="22"/>
                 <w:lang w:val="en-US"/>
               </w:rPr>
               <w:t>2</w:t>
@@ -3128,6 +3473,8 @@
               <w:pStyle w:val="ListParagraph"/>
               <w:rPr>
                 <w:rFonts w:ascii="Times New Roman" w:hAnsi="Times New Roman" w:cs="Times New Roman"/>
+                <w:sz w:val="22"/>
+                <w:szCs w:val="22"/>
               </w:rPr>
             </w:pPr>
           </w:p>
@@ -3141,29 +3488,19 @@
             <w:pPr>
               <w:rPr>
                 <w:rFonts w:ascii="Times New Roman" w:hAnsi="Times New Roman" w:cs="Times New Roman"/>
-                <w:lang w:val="en-US"/>
-              </w:rPr>
-            </w:pPr>
-            <w:r>
-              <w:rPr>
-                <w:rFonts w:ascii="Times New Roman" w:hAnsi="Times New Roman" w:cs="Times New Roman"/>
-                <w:lang w:val="en-US"/>
-              </w:rPr>
-              <w:t xml:space="preserve">Analyze </w:t>
-            </w:r>
-            <w:r>
-              <w:rPr>
-                <w:rFonts w:ascii="Times New Roman" w:hAnsi="Times New Roman" w:cs="Times New Roman" w:hint="eastAsia"/>
-                <w:lang w:val="en-US"/>
-              </w:rPr>
-              <w:t xml:space="preserve">pipeline </w:t>
-            </w:r>
-            <w:r>
-              <w:rPr>
-                <w:rFonts w:ascii="Times New Roman" w:hAnsi="Times New Roman" w:cs="Times New Roman"/>
-                <w:lang w:val="en-US"/>
-              </w:rPr>
-              <w:t>model performance</w:t>
+                <w:sz w:val="22"/>
+                <w:szCs w:val="22"/>
+                <w:lang w:val="en-US"/>
+              </w:rPr>
+            </w:pPr>
+            <w:r>
+              <w:rPr>
+                <w:rFonts w:ascii="Times New Roman" w:hAnsi="Times New Roman" w:cs="Times New Roman"/>
+                <w:sz w:val="22"/>
+                <w:szCs w:val="22"/>
+                <w:lang w:val="en-US"/>
+              </w:rPr>
+              <w:t>Analyze pipeline model performance</w:t>
             </w:r>
           </w:p>
         </w:tc>
@@ -3177,12 +3514,16 @@
               <w:jc w:val="center"/>
               <w:rPr>
                 <w:rFonts w:ascii="Times New Roman" w:hAnsi="Times New Roman" w:cs="Times New Roman"/>
-                <w:lang w:val="en-US"/>
-              </w:rPr>
-            </w:pPr>
-            <w:r>
-              <w:rPr>
-                <w:rFonts w:ascii="Times New Roman" w:hAnsi="Times New Roman" w:cs="Times New Roman" w:hint="eastAsia"/>
+                <w:sz w:val="22"/>
+                <w:szCs w:val="22"/>
+                <w:lang w:val="en-US"/>
+              </w:rPr>
+            </w:pPr>
+            <w:r>
+              <w:rPr>
+                <w:rFonts w:ascii="Times New Roman" w:hAnsi="Times New Roman" w:cs="Times New Roman"/>
+                <w:sz w:val="22"/>
+                <w:szCs w:val="22"/>
                 <w:lang w:val="en-US"/>
               </w:rPr>
               <w:t>0.5</w:t>
@@ -3205,6 +3546,8 @@
               <w:pStyle w:val="ListParagraph"/>
               <w:rPr>
                 <w:rFonts w:ascii="Times New Roman" w:hAnsi="Times New Roman" w:cs="Times New Roman"/>
+                <w:sz w:val="22"/>
+                <w:szCs w:val="22"/>
               </w:rPr>
             </w:pPr>
           </w:p>
@@ -3218,12 +3561,16 @@
             <w:pPr>
               <w:rPr>
                 <w:rFonts w:ascii="Times New Roman" w:hAnsi="Times New Roman" w:cs="Times New Roman"/>
-                <w:lang w:val="en-US"/>
-              </w:rPr>
-            </w:pPr>
-            <w:r>
-              <w:rPr>
-                <w:rFonts w:ascii="Times New Roman" w:hAnsi="Times New Roman" w:cs="Times New Roman"/>
+                <w:sz w:val="22"/>
+                <w:szCs w:val="22"/>
+                <w:lang w:val="en-US"/>
+              </w:rPr>
+            </w:pPr>
+            <w:r>
+              <w:rPr>
+                <w:rFonts w:ascii="Times New Roman" w:hAnsi="Times New Roman" w:cs="Times New Roman"/>
+                <w:sz w:val="22"/>
+                <w:szCs w:val="22"/>
                 <w:lang w:val="en-US"/>
               </w:rPr>
               <w:t>Interpret and explain the differences between training and test performance results</w:t>
@@ -3240,12 +3587,16 @@
               <w:jc w:val="center"/>
               <w:rPr>
                 <w:rFonts w:ascii="Times New Roman" w:hAnsi="Times New Roman" w:cs="Times New Roman"/>
-                <w:lang w:val="en-US"/>
-              </w:rPr>
-            </w:pPr>
-            <w:r>
-              <w:rPr>
-                <w:rFonts w:ascii="Times New Roman" w:hAnsi="Times New Roman" w:cs="Times New Roman" w:hint="eastAsia"/>
+                <w:sz w:val="22"/>
+                <w:szCs w:val="22"/>
+                <w:lang w:val="en-US"/>
+              </w:rPr>
+            </w:pPr>
+            <w:r>
+              <w:rPr>
+                <w:rFonts w:ascii="Times New Roman" w:hAnsi="Times New Roman" w:cs="Times New Roman"/>
+                <w:sz w:val="22"/>
+                <w:szCs w:val="22"/>
                 <w:lang w:val="en-US"/>
               </w:rPr>
               <w:t>1</w:t>
@@ -3258,6 +3609,8 @@
       <w:pPr>
         <w:rPr>
           <w:rFonts w:ascii="Times New Roman" w:hAnsi="Times New Roman" w:cs="Times New Roman"/>
+          <w:sz w:val="22"/>
+          <w:szCs w:val="22"/>
           <w:lang w:val="en-US"/>
         </w:rPr>
       </w:pPr>
@@ -3266,6 +3619,8 @@
       <w:pPr>
         <w:rPr>
           <w:rFonts w:ascii="Times New Roman" w:hAnsi="Times New Roman" w:cs="Times New Roman"/>
+          <w:sz w:val="22"/>
+          <w:szCs w:val="22"/>
           <w:lang w:val="en-US"/>
         </w:rPr>
       </w:pPr>
@@ -3297,6 +3652,8 @@
                 <w:rFonts w:ascii="Times New Roman" w:hAnsi="Times New Roman" w:cs="Times New Roman"/>
                 <w:b/>
                 <w:bCs/>
+                <w:sz w:val="22"/>
+                <w:szCs w:val="22"/>
                 <w:lang w:val="en-US"/>
               </w:rPr>
             </w:pPr>
@@ -3305,6 +3662,8 @@
                 <w:rFonts w:ascii="Times New Roman" w:hAnsi="Times New Roman" w:cs="Times New Roman"/>
                 <w:b/>
                 <w:bCs/>
+                <w:sz w:val="22"/>
+                <w:szCs w:val="22"/>
                 <w:lang w:val="en-US"/>
               </w:rPr>
               <w:t>Name: Yian Zhou</w:t>
@@ -3329,6 +3688,8 @@
                 <w:rFonts w:ascii="Times New Roman" w:hAnsi="Times New Roman" w:cs="Times New Roman"/>
                 <w:b/>
                 <w:bCs/>
+                <w:sz w:val="22"/>
+                <w:szCs w:val="22"/>
                 <w:lang w:val="en-US"/>
               </w:rPr>
             </w:pPr>
@@ -3337,6 +3698,8 @@
                 <w:rFonts w:ascii="Times New Roman" w:hAnsi="Times New Roman" w:cs="Times New Roman"/>
                 <w:b/>
                 <w:bCs/>
+                <w:sz w:val="22"/>
+                <w:szCs w:val="22"/>
                 <w:lang w:val="en-US"/>
               </w:rPr>
               <w:t>Part</w:t>
@@ -3356,6 +3719,8 @@
                 <w:rFonts w:ascii="Times New Roman" w:hAnsi="Times New Roman" w:cs="Times New Roman"/>
                 <w:b/>
                 <w:bCs/>
+                <w:sz w:val="22"/>
+                <w:szCs w:val="22"/>
                 <w:lang w:val="en-US"/>
               </w:rPr>
             </w:pPr>
@@ -3364,6 +3729,8 @@
                 <w:rFonts w:ascii="Times New Roman" w:hAnsi="Times New Roman" w:cs="Times New Roman"/>
                 <w:b/>
                 <w:bCs/>
+                <w:sz w:val="22"/>
+                <w:szCs w:val="22"/>
                 <w:lang w:val="en-US"/>
               </w:rPr>
               <w:t>Task</w:t>
@@ -3383,6 +3750,8 @@
                 <w:rFonts w:ascii="Times New Roman" w:hAnsi="Times New Roman" w:cs="Times New Roman"/>
                 <w:b/>
                 <w:bCs/>
+                <w:sz w:val="22"/>
+                <w:szCs w:val="22"/>
                 <w:lang w:val="en-US"/>
               </w:rPr>
             </w:pPr>
@@ -3391,6 +3760,8 @@
                 <w:rFonts w:ascii="Times New Roman" w:hAnsi="Times New Roman" w:cs="Times New Roman"/>
                 <w:b/>
                 <w:bCs/>
+                <w:sz w:val="22"/>
+                <w:szCs w:val="22"/>
                 <w:lang w:val="en-US"/>
               </w:rPr>
               <w:t>Time (Hours)</w:t>
@@ -3417,11 +3788,15 @@
               </w:numPr>
               <w:rPr>
                 <w:rFonts w:ascii="Times New Roman" w:hAnsi="Times New Roman" w:cs="Times New Roman"/>
-              </w:rPr>
-            </w:pPr>
-            <w:r>
-              <w:rPr>
-                <w:rFonts w:ascii="Times New Roman" w:hAnsi="Times New Roman" w:cs="Times New Roman"/>
+                <w:sz w:val="22"/>
+                <w:szCs w:val="22"/>
+              </w:rPr>
+            </w:pPr>
+            <w:r>
+              <w:rPr>
+                <w:rFonts w:ascii="Times New Roman" w:hAnsi="Times New Roman" w:cs="Times New Roman"/>
+                <w:sz w:val="22"/>
+                <w:szCs w:val="22"/>
               </w:rPr>
               <w:t>DQR</w:t>
             </w:r>
@@ -3436,12 +3811,16 @@
             <w:pPr>
               <w:rPr>
                 <w:rFonts w:ascii="Times New Roman" w:hAnsi="Times New Roman" w:cs="Times New Roman"/>
-                <w:lang w:val="en-US"/>
-              </w:rPr>
-            </w:pPr>
-            <w:r>
-              <w:rPr>
-                <w:rFonts w:ascii="Times New Roman" w:hAnsi="Times New Roman" w:cs="Times New Roman"/>
+                <w:sz w:val="22"/>
+                <w:szCs w:val="22"/>
+                <w:lang w:val="en-US"/>
+              </w:rPr>
+            </w:pPr>
+            <w:r>
+              <w:rPr>
+                <w:rFonts w:ascii="Times New Roman" w:hAnsi="Times New Roman" w:cs="Times New Roman"/>
+                <w:sz w:val="22"/>
+                <w:szCs w:val="22"/>
                 <w:lang w:val="en-US"/>
               </w:rPr>
               <w:t>Report writing</w:t>
@@ -3458,12 +3837,16 @@
               <w:jc w:val="center"/>
               <w:rPr>
                 <w:rFonts w:ascii="Times New Roman" w:hAnsi="Times New Roman" w:cs="Times New Roman"/>
-                <w:lang w:val="en-US"/>
-              </w:rPr>
-            </w:pPr>
-            <w:r>
-              <w:rPr>
-                <w:rFonts w:ascii="Times New Roman" w:hAnsi="Times New Roman" w:cs="Times New Roman"/>
+                <w:sz w:val="22"/>
+                <w:szCs w:val="22"/>
+                <w:lang w:val="en-US"/>
+              </w:rPr>
+            </w:pPr>
+            <w:r>
+              <w:rPr>
+                <w:rFonts w:ascii="Times New Roman" w:hAnsi="Times New Roman" w:cs="Times New Roman"/>
+                <w:sz w:val="22"/>
+                <w:szCs w:val="22"/>
                 <w:lang w:val="en-US"/>
               </w:rPr>
               <w:t>3</w:t>
@@ -3487,6 +3870,8 @@
               <w:ind w:left="340"/>
               <w:rPr>
                 <w:rFonts w:ascii="Times New Roman" w:hAnsi="Times New Roman" w:cs="Times New Roman"/>
+                <w:sz w:val="22"/>
+                <w:szCs w:val="22"/>
               </w:rPr>
             </w:pPr>
           </w:p>
@@ -3500,12 +3885,16 @@
             <w:pPr>
               <w:rPr>
                 <w:rFonts w:ascii="Times New Roman" w:hAnsi="Times New Roman" w:cs="Times New Roman"/>
-                <w:lang w:val="en-US"/>
-              </w:rPr>
-            </w:pPr>
-            <w:r>
-              <w:rPr>
-                <w:rFonts w:ascii="Times New Roman" w:hAnsi="Times New Roman" w:cs="Times New Roman"/>
+                <w:sz w:val="22"/>
+                <w:szCs w:val="22"/>
+                <w:lang w:val="en-US"/>
+              </w:rPr>
+            </w:pPr>
+            <w:r>
+              <w:rPr>
+                <w:rFonts w:ascii="Times New Roman" w:hAnsi="Times New Roman" w:cs="Times New Roman"/>
+                <w:sz w:val="22"/>
+                <w:szCs w:val="22"/>
                 <w:lang w:val="en-US"/>
               </w:rPr>
               <w:t>Update report with comments</w:t>
@@ -3522,12 +3911,16 @@
               <w:jc w:val="center"/>
               <w:rPr>
                 <w:rFonts w:ascii="Times New Roman" w:hAnsi="Times New Roman" w:cs="Times New Roman"/>
-                <w:lang w:val="en-US"/>
-              </w:rPr>
-            </w:pPr>
-            <w:r>
-              <w:rPr>
-                <w:rFonts w:ascii="Times New Roman" w:hAnsi="Times New Roman" w:cs="Times New Roman"/>
+                <w:sz w:val="22"/>
+                <w:szCs w:val="22"/>
+                <w:lang w:val="en-US"/>
+              </w:rPr>
+            </w:pPr>
+            <w:r>
+              <w:rPr>
+                <w:rFonts w:ascii="Times New Roman" w:hAnsi="Times New Roman" w:cs="Times New Roman"/>
+                <w:sz w:val="22"/>
+                <w:szCs w:val="22"/>
                 <w:lang w:val="en-US"/>
               </w:rPr>
               <w:t>0.5</w:t>
@@ -3554,11 +3947,15 @@
               </w:numPr>
               <w:rPr>
                 <w:rFonts w:ascii="Times New Roman" w:hAnsi="Times New Roman" w:cs="Times New Roman"/>
-              </w:rPr>
-            </w:pPr>
-            <w:r>
-              <w:rPr>
-                <w:rFonts w:ascii="Times New Roman" w:hAnsi="Times New Roman" w:cs="Times New Roman"/>
+                <w:sz w:val="22"/>
+                <w:szCs w:val="22"/>
+              </w:rPr>
+            </w:pPr>
+            <w:r>
+              <w:rPr>
+                <w:rFonts w:ascii="Times New Roman" w:hAnsi="Times New Roman" w:cs="Times New Roman"/>
+                <w:sz w:val="22"/>
+                <w:szCs w:val="22"/>
               </w:rPr>
               <w:t>DQP</w:t>
             </w:r>
@@ -3573,12 +3970,16 @@
             <w:pPr>
               <w:rPr>
                 <w:rFonts w:ascii="Times New Roman" w:hAnsi="Times New Roman" w:cs="Times New Roman"/>
-                <w:lang w:val="en-US"/>
-              </w:rPr>
-            </w:pPr>
-            <w:r>
-              <w:rPr>
-                <w:rFonts w:ascii="Times New Roman" w:hAnsi="Times New Roman" w:cs="Times New Roman"/>
+                <w:sz w:val="22"/>
+                <w:szCs w:val="22"/>
+                <w:lang w:val="en-US"/>
+              </w:rPr>
+            </w:pPr>
+            <w:r>
+              <w:rPr>
+                <w:rFonts w:ascii="Times New Roman" w:hAnsi="Times New Roman" w:cs="Times New Roman"/>
+                <w:sz w:val="22"/>
+                <w:szCs w:val="22"/>
                 <w:lang w:val="en-US"/>
               </w:rPr>
               <w:t>Report writing</w:t>
@@ -3595,12 +3996,16 @@
               <w:jc w:val="center"/>
               <w:rPr>
                 <w:rFonts w:ascii="Times New Roman" w:hAnsi="Times New Roman" w:cs="Times New Roman"/>
-                <w:lang w:val="en-US"/>
-              </w:rPr>
-            </w:pPr>
-            <w:r>
-              <w:rPr>
-                <w:rFonts w:ascii="Times New Roman" w:hAnsi="Times New Roman" w:cs="Times New Roman"/>
+                <w:sz w:val="22"/>
+                <w:szCs w:val="22"/>
+                <w:lang w:val="en-US"/>
+              </w:rPr>
+            </w:pPr>
+            <w:r>
+              <w:rPr>
+                <w:rFonts w:ascii="Times New Roman" w:hAnsi="Times New Roman" w:cs="Times New Roman"/>
+                <w:sz w:val="22"/>
+                <w:szCs w:val="22"/>
                 <w:lang w:val="en-US"/>
               </w:rPr>
               <w:t>4</w:t>
@@ -3624,6 +4029,8 @@
               <w:ind w:left="340"/>
               <w:rPr>
                 <w:rFonts w:ascii="Times New Roman" w:hAnsi="Times New Roman" w:cs="Times New Roman"/>
+                <w:sz w:val="22"/>
+                <w:szCs w:val="22"/>
               </w:rPr>
             </w:pPr>
           </w:p>
@@ -3637,12 +4044,16 @@
             <w:pPr>
               <w:rPr>
                 <w:rFonts w:ascii="Times New Roman" w:hAnsi="Times New Roman" w:cs="Times New Roman"/>
-                <w:lang w:val="en-US"/>
-              </w:rPr>
-            </w:pPr>
-            <w:r>
-              <w:rPr>
-                <w:rFonts w:ascii="Times New Roman" w:hAnsi="Times New Roman" w:cs="Times New Roman"/>
+                <w:sz w:val="22"/>
+                <w:szCs w:val="22"/>
+                <w:lang w:val="en-US"/>
+              </w:rPr>
+            </w:pPr>
+            <w:r>
+              <w:rPr>
+                <w:rFonts w:ascii="Times New Roman" w:hAnsi="Times New Roman" w:cs="Times New Roman"/>
+                <w:sz w:val="22"/>
+                <w:szCs w:val="22"/>
                 <w:lang w:val="en-US"/>
               </w:rPr>
               <w:t>Update report with comments</w:t>
@@ -3659,12 +4070,16 @@
               <w:jc w:val="center"/>
               <w:rPr>
                 <w:rFonts w:ascii="Times New Roman" w:hAnsi="Times New Roman" w:cs="Times New Roman"/>
-                <w:lang w:val="en-US"/>
-              </w:rPr>
-            </w:pPr>
-            <w:r>
-              <w:rPr>
-                <w:rFonts w:ascii="Times New Roman" w:hAnsi="Times New Roman" w:cs="Times New Roman"/>
+                <w:sz w:val="22"/>
+                <w:szCs w:val="22"/>
+                <w:lang w:val="en-US"/>
+              </w:rPr>
+            </w:pPr>
+            <w:r>
+              <w:rPr>
+                <w:rFonts w:ascii="Times New Roman" w:hAnsi="Times New Roman" w:cs="Times New Roman"/>
+                <w:sz w:val="22"/>
+                <w:szCs w:val="22"/>
                 <w:lang w:val="en-US"/>
               </w:rPr>
               <w:t>0.5</w:t>
@@ -3690,11 +4105,15 @@
               </w:numPr>
               <w:rPr>
                 <w:rFonts w:ascii="Times New Roman" w:hAnsi="Times New Roman" w:cs="Times New Roman"/>
-              </w:rPr>
-            </w:pPr>
-            <w:r>
-              <w:rPr>
-                <w:rFonts w:ascii="Times New Roman" w:hAnsi="Times New Roman" w:cs="Times New Roman"/>
+                <w:sz w:val="22"/>
+                <w:szCs w:val="22"/>
+              </w:rPr>
+            </w:pPr>
+            <w:r>
+              <w:rPr>
+                <w:rFonts w:ascii="Times New Roman" w:hAnsi="Times New Roman" w:cs="Times New Roman"/>
+                <w:sz w:val="22"/>
+                <w:szCs w:val="22"/>
               </w:rPr>
               <w:t>Feature pairs</w:t>
             </w:r>
@@ -3709,12 +4128,16 @@
             <w:pPr>
               <w:rPr>
                 <w:rFonts w:ascii="Times New Roman" w:hAnsi="Times New Roman" w:cs="Times New Roman"/>
-                <w:lang w:val="en-US"/>
-              </w:rPr>
-            </w:pPr>
-            <w:r>
-              <w:rPr>
-                <w:rFonts w:ascii="Times New Roman" w:hAnsi="Times New Roman" w:cs="Times New Roman" w:hint="eastAsia"/>
+                <w:sz w:val="22"/>
+                <w:szCs w:val="22"/>
+                <w:lang w:val="en-US"/>
+              </w:rPr>
+            </w:pPr>
+            <w:r>
+              <w:rPr>
+                <w:rFonts w:ascii="Times New Roman" w:hAnsi="Times New Roman" w:cs="Times New Roman"/>
+                <w:sz w:val="22"/>
+                <w:szCs w:val="22"/>
                 <w:lang w:val="en-US"/>
               </w:rPr>
               <w:t>Discuss with group members about feature pairing result</w:t>
@@ -3731,12 +4154,16 @@
               <w:jc w:val="center"/>
               <w:rPr>
                 <w:rFonts w:ascii="Times New Roman" w:hAnsi="Times New Roman" w:cs="Times New Roman"/>
-                <w:lang w:val="en-US"/>
-              </w:rPr>
-            </w:pPr>
-            <w:r>
-              <w:rPr>
-                <w:rFonts w:ascii="Times New Roman" w:hAnsi="Times New Roman" w:cs="Times New Roman" w:hint="eastAsia"/>
+                <w:sz w:val="22"/>
+                <w:szCs w:val="22"/>
+                <w:lang w:val="en-US"/>
+              </w:rPr>
+            </w:pPr>
+            <w:r>
+              <w:rPr>
+                <w:rFonts w:ascii="Times New Roman" w:hAnsi="Times New Roman" w:cs="Times New Roman"/>
+                <w:sz w:val="22"/>
+                <w:szCs w:val="22"/>
                 <w:lang w:val="en-US"/>
               </w:rPr>
               <w:t>0.5</w:t>
@@ -3762,11 +4189,15 @@
               </w:numPr>
               <w:rPr>
                 <w:rFonts w:ascii="Times New Roman" w:hAnsi="Times New Roman" w:cs="Times New Roman"/>
-              </w:rPr>
-            </w:pPr>
-            <w:r>
-              <w:rPr>
-                <w:rFonts w:ascii="Times New Roman" w:hAnsi="Times New Roman" w:cs="Times New Roman"/>
+                <w:sz w:val="22"/>
+                <w:szCs w:val="22"/>
+              </w:rPr>
+            </w:pPr>
+            <w:r>
+              <w:rPr>
+                <w:rFonts w:ascii="Times New Roman" w:hAnsi="Times New Roman" w:cs="Times New Roman"/>
+                <w:sz w:val="22"/>
+                <w:szCs w:val="22"/>
               </w:rPr>
               <w:t>New features</w:t>
             </w:r>
@@ -3781,12 +4212,16 @@
             <w:pPr>
               <w:rPr>
                 <w:rFonts w:ascii="Times New Roman" w:hAnsi="Times New Roman" w:cs="Times New Roman"/>
-                <w:lang w:val="en-US"/>
-              </w:rPr>
-            </w:pPr>
-            <w:r>
-              <w:rPr>
-                <w:rFonts w:ascii="Times New Roman" w:hAnsi="Times New Roman" w:cs="Times New Roman" w:hint="eastAsia"/>
+                <w:sz w:val="22"/>
+                <w:szCs w:val="22"/>
+                <w:lang w:val="en-US"/>
+              </w:rPr>
+            </w:pPr>
+            <w:r>
+              <w:rPr>
+                <w:rFonts w:ascii="Times New Roman" w:hAnsi="Times New Roman" w:cs="Times New Roman"/>
+                <w:sz w:val="22"/>
+                <w:szCs w:val="22"/>
                 <w:lang w:val="en-US"/>
               </w:rPr>
               <w:t>Discuss with group members about new features</w:t>
@@ -3803,12 +4238,16 @@
               <w:jc w:val="center"/>
               <w:rPr>
                 <w:rFonts w:ascii="Times New Roman" w:hAnsi="Times New Roman" w:cs="Times New Roman"/>
-                <w:lang w:val="en-US"/>
-              </w:rPr>
-            </w:pPr>
-            <w:r>
-              <w:rPr>
-                <w:rFonts w:ascii="Times New Roman" w:hAnsi="Times New Roman" w:cs="Times New Roman" w:hint="eastAsia"/>
+                <w:sz w:val="22"/>
+                <w:szCs w:val="22"/>
+                <w:lang w:val="en-US"/>
+              </w:rPr>
+            </w:pPr>
+            <w:r>
+              <w:rPr>
+                <w:rFonts w:ascii="Times New Roman" w:hAnsi="Times New Roman" w:cs="Times New Roman"/>
+                <w:sz w:val="22"/>
+                <w:szCs w:val="22"/>
                 <w:lang w:val="en-US"/>
               </w:rPr>
               <w:t>0.5</w:t>
@@ -3835,11 +4274,15 @@
               </w:numPr>
               <w:rPr>
                 <w:rFonts w:ascii="Times New Roman" w:hAnsi="Times New Roman" w:cs="Times New Roman"/>
-              </w:rPr>
-            </w:pPr>
-            <w:r>
-              <w:rPr>
-                <w:rFonts w:ascii="Times New Roman" w:hAnsi="Times New Roman" w:cs="Times New Roman"/>
+                <w:sz w:val="22"/>
+                <w:szCs w:val="22"/>
+              </w:rPr>
+            </w:pPr>
+            <w:r>
+              <w:rPr>
+                <w:rFonts w:ascii="Times New Roman" w:hAnsi="Times New Roman" w:cs="Times New Roman"/>
+                <w:sz w:val="22"/>
+                <w:szCs w:val="22"/>
               </w:rPr>
               <w:t>Models</w:t>
             </w:r>
@@ -3854,12 +4297,16 @@
             <w:pPr>
               <w:rPr>
                 <w:rFonts w:ascii="Times New Roman" w:hAnsi="Times New Roman" w:cs="Times New Roman"/>
-                <w:lang w:val="en-US"/>
-              </w:rPr>
-            </w:pPr>
-            <w:r>
-              <w:rPr>
-                <w:rFonts w:ascii="Times New Roman" w:hAnsi="Times New Roman" w:cs="Times New Roman"/>
+                <w:sz w:val="22"/>
+                <w:szCs w:val="22"/>
+                <w:lang w:val="en-US"/>
+              </w:rPr>
+            </w:pPr>
+            <w:r>
+              <w:rPr>
+                <w:rFonts w:ascii="Times New Roman" w:hAnsi="Times New Roman" w:cs="Times New Roman"/>
+                <w:sz w:val="22"/>
+                <w:szCs w:val="22"/>
                 <w:lang w:val="en-US"/>
               </w:rPr>
               <w:t>Design and implement the Linear regression model</w:t>
@@ -3876,12 +4323,16 @@
               <w:jc w:val="center"/>
               <w:rPr>
                 <w:rFonts w:ascii="Times New Roman" w:hAnsi="Times New Roman" w:cs="Times New Roman"/>
-                <w:lang w:val="en-US"/>
-              </w:rPr>
-            </w:pPr>
-            <w:r>
-              <w:rPr>
-                <w:rFonts w:ascii="Times New Roman" w:hAnsi="Times New Roman" w:cs="Times New Roman"/>
+                <w:sz w:val="22"/>
+                <w:szCs w:val="22"/>
+                <w:lang w:val="en-US"/>
+              </w:rPr>
+            </w:pPr>
+            <w:r>
+              <w:rPr>
+                <w:rFonts w:ascii="Times New Roman" w:hAnsi="Times New Roman" w:cs="Times New Roman"/>
+                <w:sz w:val="22"/>
+                <w:szCs w:val="22"/>
                 <w:lang w:val="en-US"/>
               </w:rPr>
               <w:t>2</w:t>
@@ -3908,6 +4359,8 @@
               </w:numPr>
               <w:rPr>
                 <w:rFonts w:ascii="Times New Roman" w:hAnsi="Times New Roman" w:cs="Times New Roman"/>
+                <w:sz w:val="22"/>
+                <w:szCs w:val="22"/>
               </w:rPr>
             </w:pPr>
           </w:p>
@@ -3921,12 +4374,16 @@
             <w:pPr>
               <w:rPr>
                 <w:rFonts w:ascii="Times New Roman" w:hAnsi="Times New Roman" w:cs="Times New Roman"/>
-                <w:lang w:val="en-US"/>
-              </w:rPr>
-            </w:pPr>
-            <w:r>
-              <w:rPr>
-                <w:rFonts w:ascii="Times New Roman" w:hAnsi="Times New Roman" w:cs="Times New Roman"/>
+                <w:sz w:val="22"/>
+                <w:szCs w:val="22"/>
+                <w:lang w:val="en-US"/>
+              </w:rPr>
+            </w:pPr>
+            <w:r>
+              <w:rPr>
+                <w:rFonts w:ascii="Times New Roman" w:hAnsi="Times New Roman" w:cs="Times New Roman"/>
+                <w:sz w:val="22"/>
+                <w:szCs w:val="22"/>
                 <w:lang w:val="en-US"/>
               </w:rPr>
               <w:t>Analyze model performance (Linear regression)</w:t>
@@ -3943,12 +4400,16 @@
               <w:jc w:val="center"/>
               <w:rPr>
                 <w:rFonts w:ascii="Times New Roman" w:hAnsi="Times New Roman" w:cs="Times New Roman"/>
-                <w:lang w:val="en-US"/>
-              </w:rPr>
-            </w:pPr>
-            <w:r>
-              <w:rPr>
-                <w:rFonts w:ascii="Times New Roman" w:hAnsi="Times New Roman" w:cs="Times New Roman"/>
+                <w:sz w:val="22"/>
+                <w:szCs w:val="22"/>
+                <w:lang w:val="en-US"/>
+              </w:rPr>
+            </w:pPr>
+            <w:r>
+              <w:rPr>
+                <w:rFonts w:ascii="Times New Roman" w:hAnsi="Times New Roman" w:cs="Times New Roman"/>
+                <w:sz w:val="22"/>
+                <w:szCs w:val="22"/>
                 <w:lang w:val="en-US"/>
               </w:rPr>
               <w:t>1</w:t>
@@ -3972,6 +4433,8 @@
               <w:ind w:left="340"/>
               <w:rPr>
                 <w:rFonts w:ascii="Times New Roman" w:hAnsi="Times New Roman" w:cs="Times New Roman"/>
+                <w:sz w:val="22"/>
+                <w:szCs w:val="22"/>
               </w:rPr>
             </w:pPr>
           </w:p>
@@ -3985,12 +4448,16 @@
             <w:pPr>
               <w:rPr>
                 <w:rFonts w:ascii="Times New Roman" w:hAnsi="Times New Roman" w:cs="Times New Roman"/>
-                <w:lang w:val="en-US"/>
-              </w:rPr>
-            </w:pPr>
-            <w:r>
-              <w:rPr>
-                <w:rFonts w:ascii="Times New Roman" w:hAnsi="Times New Roman" w:cs="Times New Roman"/>
+                <w:sz w:val="22"/>
+                <w:szCs w:val="22"/>
+                <w:lang w:val="en-US"/>
+              </w:rPr>
+            </w:pPr>
+            <w:r>
+              <w:rPr>
+                <w:rFonts w:ascii="Times New Roman" w:hAnsi="Times New Roman" w:cs="Times New Roman"/>
+                <w:sz w:val="22"/>
+                <w:szCs w:val="22"/>
                 <w:lang w:val="en-US"/>
               </w:rPr>
               <w:t>Design and implement the Lasso model</w:t>
@@ -4007,12 +4474,16 @@
               <w:jc w:val="center"/>
               <w:rPr>
                 <w:rFonts w:ascii="Times New Roman" w:hAnsi="Times New Roman" w:cs="Times New Roman"/>
-                <w:lang w:val="en-US"/>
-              </w:rPr>
-            </w:pPr>
-            <w:r>
-              <w:rPr>
-                <w:rFonts w:ascii="Times New Roman" w:hAnsi="Times New Roman" w:cs="Times New Roman"/>
+                <w:sz w:val="22"/>
+                <w:szCs w:val="22"/>
+                <w:lang w:val="en-US"/>
+              </w:rPr>
+            </w:pPr>
+            <w:r>
+              <w:rPr>
+                <w:rFonts w:ascii="Times New Roman" w:hAnsi="Times New Roman" w:cs="Times New Roman"/>
+                <w:sz w:val="22"/>
+                <w:szCs w:val="22"/>
                 <w:lang w:val="en-US"/>
               </w:rPr>
               <w:t>2</w:t>
@@ -4036,6 +4507,8 @@
               <w:ind w:left="340"/>
               <w:rPr>
                 <w:rFonts w:ascii="Times New Roman" w:hAnsi="Times New Roman" w:cs="Times New Roman"/>
+                <w:sz w:val="22"/>
+                <w:szCs w:val="22"/>
               </w:rPr>
             </w:pPr>
           </w:p>
@@ -4049,12 +4522,16 @@
             <w:pPr>
               <w:rPr>
                 <w:rFonts w:ascii="Times New Roman" w:hAnsi="Times New Roman" w:cs="Times New Roman"/>
-                <w:lang w:val="en-US"/>
-              </w:rPr>
-            </w:pPr>
-            <w:r>
-              <w:rPr>
-                <w:rFonts w:ascii="Times New Roman" w:hAnsi="Times New Roman" w:cs="Times New Roman"/>
+                <w:sz w:val="22"/>
+                <w:szCs w:val="22"/>
+                <w:lang w:val="en-US"/>
+              </w:rPr>
+            </w:pPr>
+            <w:r>
+              <w:rPr>
+                <w:rFonts w:ascii="Times New Roman" w:hAnsi="Times New Roman" w:cs="Times New Roman"/>
+                <w:sz w:val="22"/>
+                <w:szCs w:val="22"/>
                 <w:lang w:val="en-US"/>
               </w:rPr>
               <w:t>Analyze model performance (Lasso)</w:t>
@@ -4071,12 +4548,16 @@
               <w:jc w:val="center"/>
               <w:rPr>
                 <w:rFonts w:ascii="Times New Roman" w:hAnsi="Times New Roman" w:cs="Times New Roman"/>
-                <w:lang w:val="en-US"/>
-              </w:rPr>
-            </w:pPr>
-            <w:r>
-              <w:rPr>
-                <w:rFonts w:ascii="Times New Roman" w:hAnsi="Times New Roman" w:cs="Times New Roman"/>
+                <w:sz w:val="22"/>
+                <w:szCs w:val="22"/>
+                <w:lang w:val="en-US"/>
+              </w:rPr>
+            </w:pPr>
+            <w:r>
+              <w:rPr>
+                <w:rFonts w:ascii="Times New Roman" w:hAnsi="Times New Roman" w:cs="Times New Roman"/>
+                <w:sz w:val="22"/>
+                <w:szCs w:val="22"/>
                 <w:lang w:val="en-US"/>
               </w:rPr>
               <w:t>1</w:t>
@@ -4089,6 +4570,8 @@
       <w:pPr>
         <w:rPr>
           <w:rFonts w:ascii="Times New Roman" w:hAnsi="Times New Roman" w:cs="Times New Roman"/>
+          <w:sz w:val="22"/>
+          <w:szCs w:val="22"/>
           <w:lang w:val="en-US"/>
         </w:rPr>
       </w:pPr>
@@ -4099,6 +4582,8 @@
           <w:rFonts w:ascii="Times New Roman" w:hAnsi="Times New Roman" w:cs="Times New Roman"/>
           <w:b/>
           <w:bCs/>
+          <w:sz w:val="22"/>
+          <w:szCs w:val="22"/>
           <w:u w:val="single"/>
           <w:lang w:val="en-US"/>
         </w:rPr>
@@ -4110,6 +4595,8 @@
           <w:rFonts w:ascii="Times New Roman" w:hAnsi="Times New Roman" w:cs="Times New Roman"/>
           <w:b/>
           <w:bCs/>
+          <w:sz w:val="22"/>
+          <w:szCs w:val="22"/>
           <w:u w:val="single"/>
           <w:lang w:val="en-US"/>
         </w:rPr>
@@ -4119,6 +4606,8 @@
           <w:rFonts w:ascii="Times New Roman" w:hAnsi="Times New Roman" w:cs="Times New Roman"/>
           <w:b/>
           <w:bCs/>
+          <w:sz w:val="22"/>
+          <w:szCs w:val="22"/>
           <w:u w:val="single"/>
           <w:lang w:val="en-US"/>
         </w:rPr>
@@ -4129,6 +4618,8 @@
       <w:pPr>
         <w:rPr>
           <w:rFonts w:ascii="Times New Roman" w:hAnsi="Times New Roman" w:cs="Times New Roman"/>
+          <w:sz w:val="22"/>
+          <w:szCs w:val="22"/>
           <w:lang w:val="en-US"/>
         </w:rPr>
       </w:pPr>
@@ -4137,12 +4628,16 @@
       <w:pPr>
         <w:rPr>
           <w:rFonts w:ascii="Times New Roman" w:hAnsi="Times New Roman" w:cs="Times New Roman"/>
+          <w:sz w:val="22"/>
+          <w:szCs w:val="22"/>
           <w:lang w:val="en-US"/>
         </w:rPr>
       </w:pPr>
       <w:r>
         <w:rPr>
           <w:rFonts w:ascii="Times New Roman" w:hAnsi="Times New Roman" w:cs="Times New Roman"/>
+          <w:sz w:val="22"/>
+          <w:szCs w:val="22"/>
           <w:lang w:val="en-US"/>
         </w:rPr>
         <w:t xml:space="preserve">I certify this contribution statement is accurate. I understand that misrepresentation is academic misconduct. </w:t>
@@ -4152,6 +4647,8 @@
       <w:pPr>
         <w:rPr>
           <w:rFonts w:ascii="Times New Roman" w:hAnsi="Times New Roman" w:cs="Times New Roman"/>
+          <w:sz w:val="22"/>
+          <w:szCs w:val="22"/>
           <w:lang w:val="en-US"/>
         </w:rPr>
       </w:pPr>
@@ -4160,6 +4657,8 @@
       <w:pPr>
         <w:rPr>
           <w:rFonts w:ascii="Times New Roman" w:hAnsi="Times New Roman" w:cs="Times New Roman"/>
+          <w:sz w:val="22"/>
+          <w:szCs w:val="22"/>
           <w:lang w:val="en-US"/>
         </w:rPr>
       </w:pPr>
@@ -4168,12 +4667,16 @@
       <w:pPr>
         <w:rPr>
           <w:rFonts w:ascii="Times New Roman" w:hAnsi="Times New Roman" w:cs="Times New Roman"/>
+          <w:sz w:val="22"/>
+          <w:szCs w:val="22"/>
           <w:lang w:val="en-US"/>
         </w:rPr>
       </w:pPr>
       <w:r>
         <w:rPr>
           <w:rFonts w:ascii="Times New Roman" w:hAnsi="Times New Roman" w:cs="Times New Roman"/>
+          <w:sz w:val="22"/>
+          <w:szCs w:val="22"/>
           <w:lang w:val="en-US"/>
         </w:rPr>
         <w:t xml:space="preserve">Signature: </w:t>
@@ -4182,6 +4685,8 @@
       <w:r>
         <w:rPr>
           <w:rFonts w:ascii="Times New Roman" w:hAnsi="Times New Roman" w:cs="Times New Roman"/>
+          <w:sz w:val="22"/>
+          <w:szCs w:val="22"/>
           <w:lang w:val="en-US"/>
         </w:rPr>
         <w:t>Haixiao</w:t>
@@ -4190,6 +4695,8 @@
       <w:r>
         <w:rPr>
           <w:rFonts w:ascii="Times New Roman" w:hAnsi="Times New Roman" w:cs="Times New Roman"/>
+          <w:sz w:val="22"/>
+          <w:szCs w:val="22"/>
           <w:lang w:val="en-US"/>
         </w:rPr>
         <w:t xml:space="preserve"> Yang, Xiaoli Wu, Yian Zhou</w:t>
@@ -4199,12 +4706,16 @@
       <w:pPr>
         <w:rPr>
           <w:rFonts w:ascii="Times New Roman" w:hAnsi="Times New Roman" w:cs="Times New Roman"/>
+          <w:sz w:val="22"/>
+          <w:szCs w:val="22"/>
           <w:lang w:val="en-US"/>
         </w:rPr>
       </w:pPr>
       <w:r>
         <w:rPr>
           <w:rFonts w:ascii="Times New Roman" w:hAnsi="Times New Roman" w:cs="Times New Roman"/>
+          <w:sz w:val="22"/>
+          <w:szCs w:val="22"/>
           <w:lang w:val="en-US"/>
         </w:rPr>
         <w:t>Date: March 29</w:t>
@@ -4212,6 +4723,8 @@
       <w:r>
         <w:rPr>
           <w:rFonts w:ascii="Times New Roman" w:hAnsi="Times New Roman" w:cs="Times New Roman"/>
+          <w:sz w:val="22"/>
+          <w:szCs w:val="22"/>
           <w:vertAlign w:val="superscript"/>
           <w:lang w:val="en-US"/>
         </w:rPr>
@@ -4220,6 +4733,8 @@
       <w:r>
         <w:rPr>
           <w:rFonts w:ascii="Times New Roman" w:hAnsi="Times New Roman" w:cs="Times New Roman"/>
+          <w:sz w:val="22"/>
+          <w:szCs w:val="22"/>
           <w:lang w:val="en-US"/>
         </w:rPr>
         <w:t>, 2026</w:t>
